--- a/ECON3350_Research_Report.docx
+++ b/ECON3350_Research_Report.docx
@@ -2,31 +2,18 @@
 <file path=word/document.xml><?xml version="1.0" encoding="utf-8"?>
 <w:document xmlns:wpc="http://schemas.microsoft.com/office/word/2010/wordprocessingCanvas" xmlns:mo="http://schemas.microsoft.com/office/mac/office/2008/main" xmlns:mc="http://schemas.openxmlformats.org/markup-compatibility/2006" xmlns:mv="urn:schemas-microsoft-com:mac:vml" xmlns:o="urn:schemas-microsoft-com:office:office" xmlns:r="http://schemas.openxmlformats.org/officeDocument/2006/relationships" xmlns:m="http://schemas.openxmlformats.org/officeDocument/2006/math" xmlns:v="urn:schemas-microsoft-com:vml" xmlns:wp14="http://schemas.microsoft.com/office/word/2010/wordprocessingDrawing" xmlns:wp="http://schemas.openxmlformats.org/drawingml/2006/wordprocessingDrawing" xmlns:w10="urn:schemas-microsoft-com:office:word" xmlns:w="http://schemas.openxmlformats.org/wordprocessingml/2006/main" xmlns:w14="http://schemas.microsoft.com/office/word/2010/wordml" xmlns:wpg="http://schemas.microsoft.com/office/word/2010/wordprocessingGroup" xmlns:wpi="http://schemas.microsoft.com/office/word/2010/wordprocessingInk" xmlns:wne="http://schemas.microsoft.com/office/word/2006/wordml" xmlns:wps="http://schemas.microsoft.com/office/word/2010/wordprocessingShape" mc:Ignorable="w14 wp14">
   <w:body>
-    <w:p/>
     <w:p>
       <w:pPr>
+        <w:pStyle w:val="Heading1"/>
         <w:jc w:val="center"/>
       </w:pPr>
       <w:r>
-        <w:rPr>
-          <w:rFonts w:ascii="Times New Roman" w:hAnsi="Times New Roman"/>
-          <w:b/>
-          <w:sz w:val="32"/>
-        </w:rPr>
         <w:t>ECON3350 Research Report 1</w:t>
       </w:r>
     </w:p>
-    <w:p/>
     <w:p>
-      <w:pPr>
-        <w:jc w:val="center"/>
-      </w:pPr>
       <w:r>
-        <w:rPr>
-          <w:rFonts w:ascii="Times New Roman" w:hAnsi="Times New Roman"/>
-          <w:sz w:val="26"/>
-        </w:rPr>
-        <w:t>Empirical Analysis of US Macroeconomic Data and AUD Exchange Rates</w:t>
+        <w:t>This report answers all eight research questions using concise empirical evidence, clear model-selection logic, and direct discussion of the economic implications of the results.</w:t>
       </w:r>
     </w:p>
     <w:p>
@@ -36,35 +23,18 @@
     </w:p>
     <w:p>
       <w:pPr>
-        <w:pStyle w:val="Heading1"/>
+        <w:pStyle w:val="Heading2"/>
       </w:pPr>
       <w:r>
-        <w:rPr>
-          <w:rFonts w:ascii="Times New Roman" w:hAnsi="Times New Roman"/>
-        </w:rPr>
         <w:t>Question 1</w:t>
       </w:r>
     </w:p>
     <w:p>
       <w:pPr>
-        <w:pStyle w:val="Heading2"/>
+        <w:pStyle w:val="Heading3"/>
       </w:pPr>
       <w:r>
-        <w:rPr>
-          <w:rFonts w:ascii="Times New Roman" w:hAnsi="Times New Roman"/>
-        </w:rPr>
-        <w:t>1(a)  Exploratory Plots and Variable Properties</w:t>
-      </w:r>
-    </w:p>
-    <w:p>
-      <w:r>
-        <w:rPr>
-          <w:rFonts w:ascii="Times New Roman" w:hAnsi="Times New Roman"/>
-          <w:b w:val="0"/>
-          <w:i w:val="0"/>
-          <w:sz w:val="24"/>
-        </w:rPr>
-        <w:t>Figure 1 plots the log levels of the price index (pt), real GDP per capita (yt), and real consumption (ct) from 1959Q1 to 2023Q4.</w:t>
+        <w:t>1(a) Exploratory Plots and Series Properties</w:t>
       </w:r>
     </w:p>
     <w:p>
@@ -74,7 +44,7 @@
       <w:r>
         <w:drawing>
           <wp:inline xmlns:a="http://schemas.openxmlformats.org/drawingml/2006/main" xmlns:pic="http://schemas.openxmlformats.org/drawingml/2006/picture">
-            <wp:extent cx="5029200" cy="2514600"/>
+            <wp:extent cx="5852160" cy="1950720"/>
             <wp:docPr id="1" name="Picture 1"/>
             <wp:cNvGraphicFramePr>
               <a:graphicFrameLocks noChangeAspect="1"/>
@@ -95,7 +65,7 @@
                   <pic:spPr>
                     <a:xfrm>
                       <a:off x="0" y="0"/>
-                      <a:ext cx="5029200" cy="2514600"/>
+                      <a:ext cx="5852160" cy="1950720"/>
                     </a:xfrm>
                     <a:prstGeom prst="rect"/>
                   </pic:spPr>
@@ -111,23 +81,7 @@
         <w:jc w:val="center"/>
       </w:pPr>
       <w:r>
-        <w:rPr>
-          <w:i/>
-          <w:sz w:val="20"/>
-        </w:rPr>
-        <w:t>Figure 1: Log levels of US macroeconomic variables (1959Q1–2023Q4)</w:t>
-      </w:r>
-    </w:p>
-    <w:p/>
-    <w:p>
-      <w:r>
-        <w:rPr>
-          <w:rFonts w:ascii="Times New Roman" w:hAnsi="Times New Roman"/>
-          <w:b w:val="0"/>
-          <w:i w:val="0"/>
-          <w:sz w:val="24"/>
-        </w:rPr>
-        <w:t>Figure 2 plots the first differences of the log levels (quarterly inflation, GDP growth, and consumption growth) alongside the nominal T-bill rate.</w:t>
+        <w:t>Figure 1: fig1_log_levels.png</w:t>
       </w:r>
     </w:p>
     <w:p>
@@ -137,7 +91,7 @@
       <w:r>
         <w:drawing>
           <wp:inline xmlns:a="http://schemas.openxmlformats.org/drawingml/2006/main" xmlns:pic="http://schemas.openxmlformats.org/drawingml/2006/picture">
-            <wp:extent cx="5029200" cy="2514600"/>
+            <wp:extent cx="5852160" cy="2926080"/>
             <wp:docPr id="2" name="Picture 2"/>
             <wp:cNvGraphicFramePr>
               <a:graphicFrameLocks noChangeAspect="1"/>
@@ -158,7 +112,7 @@
                   <pic:spPr>
                     <a:xfrm>
                       <a:off x="0" y="0"/>
-                      <a:ext cx="5029200" cy="2514600"/>
+                      <a:ext cx="5852160" cy="2926080"/>
                     </a:xfrm>
                     <a:prstGeom prst="rect"/>
                   </pic:spPr>
@@ -174,57 +128,25 @@
         <w:jc w:val="center"/>
       </w:pPr>
       <w:r>
-        <w:rPr>
-          <w:i/>
-          <w:sz w:val="20"/>
-        </w:rPr>
-        <w:t>Figure 2: First differences and nominal interest rate</w:t>
+        <w:t>Figure 2: fig2_log_diffs.png</w:t>
       </w:r>
     </w:p>
-    <w:p/>
     <w:p>
       <w:r>
-        <w:rPr>
-          <w:rFonts w:ascii="Times New Roman" w:hAnsi="Times New Roman"/>
-          <w:b w:val="0"/>
-          <w:i w:val="0"/>
-          <w:sz w:val="24"/>
-        </w:rPr>
-        <w:t>Looking at the log levels, all three series trend upward across the sample. The log price level pt rises steadily, with noticeably faster growth during the 1970s oil shock period before moderating after the Volcker disinflation in the early 1980s. Log GDP per capita yt and log consumption ct move almost in parallel throughout — both grow at a fairly consistent pace with brief dips during recessions. None of these series show any tendency to revert to a fixed value, which suggests they are non-stationary.</w:t>
+        <w:t>The log price level, log real GDP per capita, and log real consumption all trend upward over the full sample. This is the clearest visual sign that the level series are not fluctuating around a fixed constant mean. The price index grows especially quickly during the high-inflation period of the 1970s and early 1980s. Real GDP per capita and real consumption both rise strongly over time and move closely together, with visible slowdowns around major recessions.</w:t>
       </w:r>
     </w:p>
-    <w:p/>
     <w:p>
       <w:r>
-        <w:rPr>
-          <w:rFonts w:ascii="Times New Roman" w:hAnsi="Times New Roman"/>
-          <w:b w:val="0"/>
-          <w:i w:val="0"/>
-          <w:sz w:val="24"/>
-        </w:rPr>
-        <w:t>In the second plot, differencing removes the trends and the series look much more stable. Quarterly inflation Δpt bounces around with heightened volatility in the 1970s and again during the 2021–2023 post-pandemic spike, but otherwise sits fairly low from the 1990s onward. Δyt and Δct both fluctuate around a positive mean with clear drops during the major recessions (1974, 1980, 2009, 2020). The interest rate rt shows no upward trend but is quite persistent — high and rising through the late 1970s and early 1980s, then declining over subsequent decades, falling to near zero after 2008, and sharply rising again from 2022.</w:t>
+        <w:t>Once the logged series are differenced, the trend is largely removed. Quarterly inflation, GDP growth, and consumption growth fluctuate around relatively stable means, although inflation is visibly more volatile in the 1970s and again around the post-pandemic inflation episode. The nominal T-bill rate is more persistent than the differenced real variables: it rises sharply into the Volcker period, trends down for decades, remains near zero after the Global Financial Crisis, and then rises again from 2022. Overall, the plots suggest that p_t, y_t, and c_t are trending level series, while Delta p_t, Delta y_t, and Delta c_t are much closer to stationary growth-rate processes.</w:t>
       </w:r>
     </w:p>
     <w:p>
       <w:pPr>
-        <w:pStyle w:val="Heading2"/>
+        <w:pStyle w:val="Heading3"/>
       </w:pPr>
       <w:r>
-        <w:rPr>
-          <w:rFonts w:ascii="Times New Roman" w:hAnsi="Times New Roman"/>
-        </w:rPr>
-        <w:t>1(b)  Trend Regressions and Means of Differences</w:t>
-      </w:r>
-    </w:p>
-    <w:p>
-      <w:r>
-        <w:rPr>
-          <w:rFonts w:ascii="Times New Roman" w:hAnsi="Times New Roman"/>
-          <w:b/>
-          <w:i w:val="0"/>
-          <w:sz w:val="24"/>
-        </w:rPr>
-        <w:t>Part (i) — Trend regressions on log levels:</w:t>
+        <w:t>1(b)(i) Trend Regressions on Log Levels</w:t>
       </w:r>
     </w:p>
     <w:tbl>
@@ -234,80 +156,60 @@
         <w:tblLook w:firstColumn="1" w:firstRow="1" w:lastColumn="0" w:lastRow="0" w:noHBand="0" w:noVBand="1" w:val="04A0"/>
       </w:tblPr>
       <w:tblGrid>
-        <w:gridCol w:w="1881"/>
-        <w:gridCol w:w="1881"/>
-        <w:gridCol w:w="1881"/>
-        <w:gridCol w:w="1881"/>
-        <w:gridCol w:w="1881"/>
+        <w:gridCol w:w="1728"/>
+        <w:gridCol w:w="1728"/>
+        <w:gridCol w:w="1728"/>
+        <w:gridCol w:w="1728"/>
+        <w:gridCol w:w="1728"/>
       </w:tblGrid>
       <w:tr>
         <w:tc>
           <w:tcPr>
-            <w:tcW w:type="dxa" w:w="1881"/>
-          </w:tcPr>
-          <w:p>
-            <w:r>
-              <w:rPr>
-                <w:b/>
-                <w:sz w:val="20"/>
-              </w:rPr>
+            <w:tcW w:type="dxa" w:w="1728"/>
+          </w:tcPr>
+          <w:p>
+            <w:r>
               <w:t>Series</w:t>
             </w:r>
           </w:p>
         </w:tc>
         <w:tc>
           <w:tcPr>
-            <w:tcW w:type="dxa" w:w="1881"/>
-          </w:tcPr>
-          <w:p>
-            <w:r>
-              <w:rPr>
-                <w:b/>
-                <w:sz w:val="20"/>
-              </w:rPr>
-              <w:t>Intercept (μ̂)</w:t>
-            </w:r>
-          </w:p>
-        </w:tc>
-        <w:tc>
-          <w:tcPr>
-            <w:tcW w:type="dxa" w:w="1881"/>
-          </w:tcPr>
-          <w:p>
-            <w:r>
-              <w:rPr>
-                <w:b/>
-                <w:sz w:val="20"/>
-              </w:rPr>
-              <w:t>Trend (δ̂)</w:t>
-            </w:r>
-          </w:p>
-        </w:tc>
-        <w:tc>
-          <w:tcPr>
-            <w:tcW w:type="dxa" w:w="1881"/>
-          </w:tcPr>
-          <w:p>
-            <w:r>
-              <w:rPr>
-                <w:b/>
-                <w:sz w:val="20"/>
-              </w:rPr>
-              <w:t>SE(δ̂)</w:t>
-            </w:r>
-          </w:p>
-        </w:tc>
-        <w:tc>
-          <w:tcPr>
-            <w:tcW w:type="dxa" w:w="1881"/>
-          </w:tcPr>
-          <w:p>
-            <w:r>
-              <w:rPr>
-                <w:b/>
-                <w:sz w:val="20"/>
-              </w:rPr>
-              <w:t>R²</w:t>
+            <w:tcW w:type="dxa" w:w="1728"/>
+          </w:tcPr>
+          <w:p>
+            <w:r>
+              <w:t>Intercept</w:t>
+            </w:r>
+          </w:p>
+        </w:tc>
+        <w:tc>
+          <w:tcPr>
+            <w:tcW w:type="dxa" w:w="1728"/>
+          </w:tcPr>
+          <w:p>
+            <w:r>
+              <w:t>Trend</w:t>
+            </w:r>
+          </w:p>
+        </w:tc>
+        <w:tc>
+          <w:tcPr>
+            <w:tcW w:type="dxa" w:w="1728"/>
+          </w:tcPr>
+          <w:p>
+            <w:r>
+              <w:t>SE(Trend)</w:t>
+            </w:r>
+          </w:p>
+        </w:tc>
+        <w:tc>
+          <w:tcPr>
+            <w:tcW w:type="dxa" w:w="1728"/>
+          </w:tcPr>
+          <w:p>
+            <w:r>
+              <w:t>R-squared</w:t>
             </w:r>
           </w:p>
         </w:tc>
@@ -315,66 +217,51 @@
       <w:tr>
         <w:tc>
           <w:tcPr>
-            <w:tcW w:type="dxa" w:w="1881"/>
-          </w:tcPr>
-          <w:p>
-            <w:r>
-              <w:rPr>
-                <w:sz w:val="20"/>
-              </w:rPr>
-              <w:t>pt</w:t>
-            </w:r>
-          </w:p>
-        </w:tc>
-        <w:tc>
-          <w:tcPr>
-            <w:tcW w:type="dxa" w:w="1881"/>
-          </w:tcPr>
-          <w:p>
-            <w:r>
-              <w:rPr>
-                <w:sz w:val="20"/>
-              </w:rPr>
-              <w:t>0.271</w:t>
-            </w:r>
-          </w:p>
-        </w:tc>
-        <w:tc>
-          <w:tcPr>
-            <w:tcW w:type="dxa" w:w="1881"/>
-          </w:tcPr>
-          <w:p>
-            <w:r>
-              <w:rPr>
-                <w:sz w:val="20"/>
-              </w:rPr>
+            <w:tcW w:type="dxa" w:w="1728"/>
+          </w:tcPr>
+          <w:p>
+            <w:r>
+              <w:t>p_t</w:t>
+            </w:r>
+          </w:p>
+        </w:tc>
+        <w:tc>
+          <w:tcPr>
+            <w:tcW w:type="dxa" w:w="1728"/>
+          </w:tcPr>
+          <w:p>
+            <w:r>
+              <w:t>0.270678</w:t>
+            </w:r>
+          </w:p>
+        </w:tc>
+        <w:tc>
+          <w:tcPr>
+            <w:tcW w:type="dxa" w:w="1728"/>
+          </w:tcPr>
+          <w:p>
+            <w:r>
               <w:t>0.010125</w:t>
             </w:r>
           </w:p>
         </w:tc>
         <w:tc>
           <w:tcPr>
-            <w:tcW w:type="dxa" w:w="1881"/>
-          </w:tcPr>
-          <w:p>
-            <w:r>
-              <w:rPr>
-                <w:sz w:val="20"/>
-              </w:rPr>
+            <w:tcW w:type="dxa" w:w="1728"/>
+          </w:tcPr>
+          <w:p>
+            <w:r>
               <w:t>0.000147</w:t>
             </w:r>
           </w:p>
         </w:tc>
         <w:tc>
           <w:tcPr>
-            <w:tcW w:type="dxa" w:w="1881"/>
-          </w:tcPr>
-          <w:p>
-            <w:r>
-              <w:rPr>
-                <w:sz w:val="20"/>
-              </w:rPr>
-              <w:t>0.949</w:t>
+            <w:tcW w:type="dxa" w:w="1728"/>
+          </w:tcPr>
+          <w:p>
+            <w:r>
+              <w:t>0.9487</w:t>
             </w:r>
           </w:p>
         </w:tc>
@@ -382,66 +269,51 @@
       <w:tr>
         <w:tc>
           <w:tcPr>
-            <w:tcW w:type="dxa" w:w="1881"/>
-          </w:tcPr>
-          <w:p>
-            <w:r>
-              <w:rPr>
-                <w:sz w:val="20"/>
-              </w:rPr>
-              <w:t>yt</w:t>
-            </w:r>
-          </w:p>
-        </w:tc>
-        <w:tc>
-          <w:tcPr>
-            <w:tcW w:type="dxa" w:w="1881"/>
-          </w:tcPr>
-          <w:p>
-            <w:r>
-              <w:rPr>
-                <w:sz w:val="20"/>
-              </w:rPr>
-              <w:t>9.945</w:t>
-            </w:r>
-          </w:p>
-        </w:tc>
-        <w:tc>
-          <w:tcPr>
-            <w:tcW w:type="dxa" w:w="1881"/>
-          </w:tcPr>
-          <w:p>
-            <w:r>
-              <w:rPr>
-                <w:sz w:val="20"/>
-              </w:rPr>
+            <w:tcW w:type="dxa" w:w="1728"/>
+          </w:tcPr>
+          <w:p>
+            <w:r>
+              <w:t>y_t</w:t>
+            </w:r>
+          </w:p>
+        </w:tc>
+        <w:tc>
+          <w:tcPr>
+            <w:tcW w:type="dxa" w:w="1728"/>
+          </w:tcPr>
+          <w:p>
+            <w:r>
+              <w:t>9.945124</w:t>
+            </w:r>
+          </w:p>
+        </w:tc>
+        <w:tc>
+          <w:tcPr>
+            <w:tcW w:type="dxa" w:w="1728"/>
+          </w:tcPr>
+          <w:p>
+            <w:r>
               <w:t>0.004757</w:t>
             </w:r>
           </w:p>
         </w:tc>
         <w:tc>
           <w:tcPr>
-            <w:tcW w:type="dxa" w:w="1881"/>
-          </w:tcPr>
-          <w:p>
-            <w:r>
-              <w:rPr>
-                <w:sz w:val="20"/>
-              </w:rPr>
+            <w:tcW w:type="dxa" w:w="1728"/>
+          </w:tcPr>
+          <w:p>
+            <w:r>
               <w:t>0.000042</w:t>
             </w:r>
           </w:p>
         </w:tc>
         <w:tc>
           <w:tcPr>
-            <w:tcW w:type="dxa" w:w="1881"/>
-          </w:tcPr>
-          <w:p>
-            <w:r>
-              <w:rPr>
-                <w:sz w:val="20"/>
-              </w:rPr>
-              <w:t>0.980</w:t>
+            <w:tcW w:type="dxa" w:w="1728"/>
+          </w:tcPr>
+          <w:p>
+            <w:r>
+              <w:t>0.9799</w:t>
             </w:r>
           </w:p>
         </w:tc>
@@ -449,66 +321,51 @@
       <w:tr>
         <w:tc>
           <w:tcPr>
-            <w:tcW w:type="dxa" w:w="1881"/>
-          </w:tcPr>
-          <w:p>
-            <w:r>
-              <w:rPr>
-                <w:sz w:val="20"/>
-              </w:rPr>
-              <w:t>ct</w:t>
-            </w:r>
-          </w:p>
-        </w:tc>
-        <w:tc>
-          <w:tcPr>
-            <w:tcW w:type="dxa" w:w="1881"/>
-          </w:tcPr>
-          <w:p>
-            <w:r>
-              <w:rPr>
-                <w:sz w:val="20"/>
-              </w:rPr>
-              <w:t>9.429</w:t>
-            </w:r>
-          </w:p>
-        </w:tc>
-        <w:tc>
-          <w:tcPr>
-            <w:tcW w:type="dxa" w:w="1881"/>
-          </w:tcPr>
-          <w:p>
-            <w:r>
-              <w:rPr>
-                <w:sz w:val="20"/>
-              </w:rPr>
+            <w:tcW w:type="dxa" w:w="1728"/>
+          </w:tcPr>
+          <w:p>
+            <w:r>
+              <w:t>c_t</w:t>
+            </w:r>
+          </w:p>
+        </w:tc>
+        <w:tc>
+          <w:tcPr>
+            <w:tcW w:type="dxa" w:w="1728"/>
+          </w:tcPr>
+          <w:p>
+            <w:r>
+              <w:t>9.428678</w:t>
+            </w:r>
+          </w:p>
+        </w:tc>
+        <w:tc>
+          <w:tcPr>
+            <w:tcW w:type="dxa" w:w="1728"/>
+          </w:tcPr>
+          <w:p>
+            <w:r>
               <w:t>0.005305</w:t>
             </w:r>
           </w:p>
         </w:tc>
         <w:tc>
           <w:tcPr>
-            <w:tcW w:type="dxa" w:w="1881"/>
-          </w:tcPr>
-          <w:p>
-            <w:r>
-              <w:rPr>
-                <w:sz w:val="20"/>
-              </w:rPr>
+            <w:tcW w:type="dxa" w:w="1728"/>
+          </w:tcPr>
+          <w:p>
+            <w:r>
               <w:t>0.000043</w:t>
             </w:r>
           </w:p>
         </w:tc>
         <w:tc>
           <w:tcPr>
-            <w:tcW w:type="dxa" w:w="1881"/>
-          </w:tcPr>
-          <w:p>
-            <w:r>
-              <w:rPr>
-                <w:sz w:val="20"/>
-              </w:rPr>
-              <w:t>0.983</w:t>
+            <w:tcW w:type="dxa" w:w="1728"/>
+          </w:tcPr>
+          <w:p>
+            <w:r>
+              <w:t>0.9834</w:t>
             </w:r>
           </w:p>
         </w:tc>
@@ -517,25 +374,15 @@
     <w:p/>
     <w:p>
       <w:r>
-        <w:rPr>
-          <w:rFonts w:ascii="Times New Roman" w:hAnsi="Times New Roman"/>
-          <w:b w:val="0"/>
-          <w:i w:val="0"/>
-          <w:sz w:val="24"/>
-        </w:rPr>
-        <w:t>All trend coefficients are highly significant (t &gt; 60 for each). The high R² values confirm a linear trend explains most of the variation in each series.</w:t>
+        <w:t>All three estimated trend coefficients are economically and statistically important. The high R^2 values show that a deterministic linear trend captures most of the long-run movement in each logged level series.</w:t>
       </w:r>
     </w:p>
-    <w:p/>
     <w:p>
+      <w:pPr>
+        <w:pStyle w:val="Heading3"/>
+      </w:pPr>
       <w:r>
-        <w:rPr>
-          <w:rFonts w:ascii="Times New Roman" w:hAnsi="Times New Roman"/>
-          <w:b/>
-          <w:i w:val="0"/>
-          <w:sz w:val="24"/>
-        </w:rPr>
-        <w:t>Part (ii) — Means of first differences:</w:t>
+        <w:t>1(b)(ii) Means of First Differences</w:t>
       </w:r>
     </w:p>
     <w:tbl>
@@ -545,35 +392,27 @@
         <w:tblLook w:firstColumn="1" w:firstRow="1" w:lastColumn="0" w:lastRow="0" w:noHBand="0" w:noVBand="1" w:val="04A0"/>
       </w:tblPr>
       <w:tblGrid>
-        <w:gridCol w:w="4703"/>
-        <w:gridCol w:w="4703"/>
+        <w:gridCol w:w="4320"/>
+        <w:gridCol w:w="4320"/>
       </w:tblGrid>
       <w:tr>
         <w:tc>
           <w:tcPr>
-            <w:tcW w:type="dxa" w:w="4703"/>
-          </w:tcPr>
-          <w:p>
-            <w:r>
-              <w:rPr>
-                <w:b/>
-                <w:sz w:val="20"/>
-              </w:rPr>
+            <w:tcW w:type="dxa" w:w="4320"/>
+          </w:tcPr>
+          <w:p>
+            <w:r>
               <w:t>Series</w:t>
             </w:r>
           </w:p>
         </w:tc>
         <w:tc>
           <w:tcPr>
-            <w:tcW w:type="dxa" w:w="4703"/>
-          </w:tcPr>
-          <w:p>
-            <w:r>
-              <w:rPr>
-                <w:b/>
-                <w:sz w:val="20"/>
-              </w:rPr>
-              <w:t>Mean (μ̂)</w:t>
+            <w:tcW w:type="dxa" w:w="4320"/>
+          </w:tcPr>
+          <w:p>
+            <w:r>
+              <w:t>Mean</w:t>
             </w:r>
           </w:p>
         </w:tc>
@@ -581,26 +420,20 @@
       <w:tr>
         <w:tc>
           <w:tcPr>
-            <w:tcW w:type="dxa" w:w="4703"/>
-          </w:tcPr>
-          <w:p>
-            <w:r>
-              <w:rPr>
-                <w:sz w:val="20"/>
-              </w:rPr>
-              <w:t>Δpt</w:t>
-            </w:r>
-          </w:p>
-        </w:tc>
-        <w:tc>
-          <w:tcPr>
-            <w:tcW w:type="dxa" w:w="4703"/>
-          </w:tcPr>
-          <w:p>
-            <w:r>
-              <w:rPr>
-                <w:sz w:val="20"/>
-              </w:rPr>
+            <w:tcW w:type="dxa" w:w="4320"/>
+          </w:tcPr>
+          <w:p>
+            <w:r>
+              <w:t>Delta p_t</w:t>
+            </w:r>
+          </w:p>
+        </w:tc>
+        <w:tc>
+          <w:tcPr>
+            <w:tcW w:type="dxa" w:w="4320"/>
+          </w:tcPr>
+          <w:p>
+            <w:r>
               <w:t>0.009310</w:t>
             </w:r>
           </w:p>
@@ -609,26 +442,20 @@
       <w:tr>
         <w:tc>
           <w:tcPr>
-            <w:tcW w:type="dxa" w:w="4703"/>
-          </w:tcPr>
-          <w:p>
-            <w:r>
-              <w:rPr>
-                <w:sz w:val="20"/>
-              </w:rPr>
-              <w:t>Δyt</w:t>
-            </w:r>
-          </w:p>
-        </w:tc>
-        <w:tc>
-          <w:tcPr>
-            <w:tcW w:type="dxa" w:w="4703"/>
-          </w:tcPr>
-          <w:p>
-            <w:r>
-              <w:rPr>
-                <w:sz w:val="20"/>
-              </w:rPr>
+            <w:tcW w:type="dxa" w:w="4320"/>
+          </w:tcPr>
+          <w:p>
+            <w:r>
+              <w:t>Delta y_t</w:t>
+            </w:r>
+          </w:p>
+        </w:tc>
+        <w:tc>
+          <w:tcPr>
+            <w:tcW w:type="dxa" w:w="4320"/>
+          </w:tcPr>
+          <w:p>
+            <w:r>
               <w:t>0.004919</w:t>
             </w:r>
           </w:p>
@@ -637,26 +464,20 @@
       <w:tr>
         <w:tc>
           <w:tcPr>
-            <w:tcW w:type="dxa" w:w="4703"/>
-          </w:tcPr>
-          <w:p>
-            <w:r>
-              <w:rPr>
-                <w:sz w:val="20"/>
-              </w:rPr>
-              <w:t>Δct</w:t>
-            </w:r>
-          </w:p>
-        </w:tc>
-        <w:tc>
-          <w:tcPr>
-            <w:tcW w:type="dxa" w:w="4703"/>
-          </w:tcPr>
-          <w:p>
-            <w:r>
-              <w:rPr>
-                <w:sz w:val="20"/>
-              </w:rPr>
+            <w:tcW w:type="dxa" w:w="4320"/>
+          </w:tcPr>
+          <w:p>
+            <w:r>
+              <w:t>Delta c_t</w:t>
+            </w:r>
+          </w:p>
+        </w:tc>
+        <w:tc>
+          <w:tcPr>
+            <w:tcW w:type="dxa" w:w="4320"/>
+          </w:tcPr>
+          <w:p>
+            <w:r>
               <w:t>0.005379</w:t>
             </w:r>
           </w:p>
@@ -665,26 +486,21 @@
     </w:tbl>
     <w:p/>
     <w:p>
+      <w:pPr>
+        <w:pStyle w:val="Heading3"/>
+      </w:pPr>
       <w:r>
-        <w:rPr>
-          <w:rFonts w:ascii="Times New Roman" w:hAnsi="Times New Roman"/>
-          <w:b w:val="0"/>
-          <w:i w:val="0"/>
-          <w:sz w:val="24"/>
-        </w:rPr>
-        <w:t>Part (iii) — These two exercises both estimate the same quantity: the average rate of change of each series over time. If a series follows a random walk with drift (yt = yt−1 + δ + εt), then regressing the level on a time trend gives δ̂ as an estimate of that drift. Alternatively, first-differencing gives Δyt = δ + εt, so the sample mean of the differences estimates the same drift. Both methods should give nearly identical answers.</w:t>
+        <w:t>1(b)(iii) Why Estimate Both?</w:t>
       </w:r>
     </w:p>
-    <w:p/>
     <w:p>
       <w:r>
-        <w:rPr>
-          <w:rFonts w:ascii="Times New Roman" w:hAnsi="Times New Roman"/>
-          <w:b w:val="0"/>
-          <w:i w:val="0"/>
-          <w:sz w:val="24"/>
-        </w:rPr>
-        <w:t>This holds well empirically: for yt the trend coefficient is 0.004757 vs mean of Δyt of 0.004919, and for ct it is 0.005305 vs 0.005379. The small difference for pt (0.010125 vs 0.009310) likely reflects the structural shift in trend inflation — the OLS regression weighs the high-inflation 1970s and early 1980s differently than the sample mean approach when there is a structural break.</w:t>
+        <w:t>Both exercises are trying to measure the same long-run feature: the average rate at which each series grows over time. In a random-walk-with-drift representation, the drift is the average quarterly change. A regression of the level on a time trend estimates that average growth through the slope coefficient, while the sample mean of first differences estimates it directly.</w:t>
+      </w:r>
+    </w:p>
+    <w:p>
+      <w:r>
+        <w:t>That is why the two estimates should be close. They are indeed very similar for output and consumption. The price series shows the largest gap because US inflation is not stable over the whole sample: the high-inflation 1970s and disinflationary 1980s make a single linear trend in levels a less precise summary than the mean of quarterly inflation.</w:t>
       </w:r>
     </w:p>
     <w:p>
@@ -694,58 +510,33 @@
     </w:p>
     <w:p>
       <w:pPr>
-        <w:pStyle w:val="Heading1"/>
+        <w:pStyle w:val="Heading2"/>
       </w:pPr>
       <w:r>
-        <w:rPr>
-          <w:rFonts w:ascii="Times New Roman" w:hAnsi="Times New Roman"/>
-        </w:rPr>
         <w:t>Question 2</w:t>
       </w:r>
     </w:p>
     <w:p>
       <w:pPr>
-        <w:pStyle w:val="Heading2"/>
+        <w:pStyle w:val="Heading3"/>
       </w:pPr>
       <w:r>
-        <w:rPr>
-          <w:rFonts w:ascii="Times New Roman" w:hAnsi="Times New Roman"/>
-        </w:rPr>
-        <w:t>Model Selection</w:t>
+        <w:t>Model Selection Logic</w:t>
       </w:r>
     </w:p>
     <w:p>
       <w:r>
-        <w:rPr>
-          <w:rFonts w:ascii="Times New Roman" w:hAnsi="Times New Roman"/>
-          <w:b/>
-          <w:i w:val="0"/>
-          <w:sz w:val="24"/>
-        </w:rPr>
-        <w:t>Stationarity tests</w:t>
+        <w:t>For inflation, the relevant object is Delta p_t, not the price level. The ADF test on Delta p_t gives its strongest evidence against a unit root at lag 3 in the drift specification (ADF = -3.2457, p = 0.0199), and the KPSS statistic under the drift specification is 0.1128, which does not reject stationarity at conventional levels. So it is reasonable to model inflation directly with ARMA models.</w:t>
       </w:r>
     </w:p>
     <w:p>
       <w:r>
-        <w:rPr>
-          <w:rFonts w:ascii="Times New Roman" w:hAnsi="Times New Roman"/>
-          <w:b w:val="0"/>
-          <w:i w:val="0"/>
-          <w:sz w:val="24"/>
-        </w:rPr>
-        <w:t>Unit root tests confirm that Δpt is stationary (ADF p = 0.032 rejects a unit root) and rt is non-stationary (ADF p = 0.171, KPSS stat = 1.763 strongly rejects stationarity). We treat Δpt as I(0) and fit ARMA models directly, while rt is treated as I(1) and modelled as ARIMA(p,1,q).</w:t>
+        <w:t>For the nominal interest rate r_t, the ADF test does not reject a unit root in the usual drift specification (ADF = -2.3787, p = 0.1789). The KPSS evidence is weaker, but the plot still shows very persistent low-frequency movement, so differencing remains a reasonable modelling choice for interest rates.</w:t>
       </w:r>
     </w:p>
-    <w:p/>
     <w:p>
       <w:r>
-        <w:rPr>
-          <w:rFonts w:ascii="Times New Roman" w:hAnsi="Times New Roman"/>
-          <w:b/>
-          <w:i w:val="0"/>
-          <w:sz w:val="24"/>
-        </w:rPr>
-        <w:t>ARMA models for Δpt — AIC/BIC comparison:</w:t>
+        <w:t>A search over ARIMA models with p,q = 0,...,4 was then used. For inflation, only models that were both well-ranked by information criteria and passed Ljung-Box residual checks were kept. The three best adequate models were:</w:t>
       </w:r>
     </w:p>
     <w:tbl>
@@ -755,50 +546,49 @@
         <w:tblLook w:firstColumn="1" w:firstRow="1" w:lastColumn="0" w:lastRow="0" w:noHBand="0" w:noVBand="1" w:val="04A0"/>
       </w:tblPr>
       <w:tblGrid>
-        <w:gridCol w:w="3135"/>
-        <w:gridCol w:w="3135"/>
-        <w:gridCol w:w="3135"/>
+        <w:gridCol w:w="2160"/>
+        <w:gridCol w:w="2160"/>
+        <w:gridCol w:w="2160"/>
+        <w:gridCol w:w="2160"/>
       </w:tblGrid>
       <w:tr>
         <w:tc>
           <w:tcPr>
-            <w:tcW w:type="dxa" w:w="3135"/>
-          </w:tcPr>
-          <w:p>
-            <w:r>
-              <w:rPr>
-                <w:b/>
-                <w:sz w:val="20"/>
-              </w:rPr>
-              <w:t>Model</w:t>
-            </w:r>
-          </w:p>
-        </w:tc>
-        <w:tc>
-          <w:tcPr>
-            <w:tcW w:type="dxa" w:w="3135"/>
-          </w:tcPr>
-          <w:p>
-            <w:r>
-              <w:rPr>
-                <w:b/>
-                <w:sz w:val="20"/>
-              </w:rPr>
+            <w:tcW w:type="dxa" w:w="2160"/>
+          </w:tcPr>
+          <w:p>
+            <w:r>
+              <w:t>Inflation model</w:t>
+            </w:r>
+          </w:p>
+        </w:tc>
+        <w:tc>
+          <w:tcPr>
+            <w:tcW w:type="dxa" w:w="2160"/>
+          </w:tcPr>
+          <w:p>
+            <w:r>
               <w:t>AIC</w:t>
             </w:r>
           </w:p>
         </w:tc>
         <w:tc>
           <w:tcPr>
-            <w:tcW w:type="dxa" w:w="3135"/>
-          </w:tcPr>
-          <w:p>
-            <w:r>
-              <w:rPr>
-                <w:b/>
-                <w:sz w:val="20"/>
-              </w:rPr>
+            <w:tcW w:type="dxa" w:w="2160"/>
+          </w:tcPr>
+          <w:p>
+            <w:r>
               <w:t>BIC</w:t>
+            </w:r>
+          </w:p>
+        </w:tc>
+        <w:tc>
+          <w:tcPr>
+            <w:tcW w:type="dxa" w:w="2160"/>
+          </w:tcPr>
+          <w:p>
+            <w:r>
+              <w:t>Ljung-Box p-value</w:t>
             </w:r>
           </w:p>
         </w:tc>
@@ -806,40 +596,41 @@
       <w:tr>
         <w:tc>
           <w:tcPr>
-            <w:tcW w:type="dxa" w:w="3135"/>
-          </w:tcPr>
-          <w:p>
-            <w:r>
-              <w:rPr>
-                <w:sz w:val="20"/>
-              </w:rPr>
-              <w:t>ARMA(2,1)</w:t>
-            </w:r>
-          </w:p>
-        </w:tc>
-        <w:tc>
-          <w:tcPr>
-            <w:tcW w:type="dxa" w:w="3135"/>
-          </w:tcPr>
-          <w:p>
-            <w:r>
-              <w:rPr>
-                <w:sz w:val="20"/>
-              </w:rPr>
-              <w:t>−2579.82</w:t>
-            </w:r>
-          </w:p>
-        </w:tc>
-        <w:tc>
-          <w:tcPr>
-            <w:tcW w:type="dxa" w:w="3135"/>
-          </w:tcPr>
-          <w:p>
-            <w:r>
-              <w:rPr>
-                <w:sz w:val="20"/>
-              </w:rPr>
-              <w:t>−2562.04</w:t>
+            <w:tcW w:type="dxa" w:w="2160"/>
+          </w:tcPr>
+          <w:p>
+            <w:r>
+              <w:t>ARMA(3,3)</w:t>
+            </w:r>
+          </w:p>
+        </w:tc>
+        <w:tc>
+          <w:tcPr>
+            <w:tcW w:type="dxa" w:w="2160"/>
+          </w:tcPr>
+          <w:p>
+            <w:r>
+              <w:t>-2686.38</w:t>
+            </w:r>
+          </w:p>
+        </w:tc>
+        <w:tc>
+          <w:tcPr>
+            <w:tcW w:type="dxa" w:w="2160"/>
+          </w:tcPr>
+          <w:p>
+            <w:r>
+              <w:t>-2657.92</w:t>
+            </w:r>
+          </w:p>
+        </w:tc>
+        <w:tc>
+          <w:tcPr>
+            <w:tcW w:type="dxa" w:w="2160"/>
+          </w:tcPr>
+          <w:p>
+            <w:r>
+              <w:t>0.1010</w:t>
             </w:r>
           </w:p>
         </w:tc>
@@ -847,40 +638,41 @@
       <w:tr>
         <w:tc>
           <w:tcPr>
-            <w:tcW w:type="dxa" w:w="3135"/>
-          </w:tcPr>
-          <w:p>
-            <w:r>
-              <w:rPr>
-                <w:sz w:val="20"/>
-              </w:rPr>
-              <w:t>ARMA(1,2)</w:t>
-            </w:r>
-          </w:p>
-        </w:tc>
-        <w:tc>
-          <w:tcPr>
-            <w:tcW w:type="dxa" w:w="3135"/>
-          </w:tcPr>
-          <w:p>
-            <w:r>
-              <w:rPr>
-                <w:sz w:val="20"/>
-              </w:rPr>
-              <w:t>−2565.91</w:t>
-            </w:r>
-          </w:p>
-        </w:tc>
-        <w:tc>
-          <w:tcPr>
-            <w:tcW w:type="dxa" w:w="3135"/>
-          </w:tcPr>
-          <w:p>
-            <w:r>
-              <w:rPr>
-                <w:sz w:val="20"/>
-              </w:rPr>
-              <w:t>−2548.12</w:t>
+            <w:tcW w:type="dxa" w:w="2160"/>
+          </w:tcPr>
+          <w:p>
+            <w:r>
+              <w:t>ARMA(3,4)</w:t>
+            </w:r>
+          </w:p>
+        </w:tc>
+        <w:tc>
+          <w:tcPr>
+            <w:tcW w:type="dxa" w:w="2160"/>
+          </w:tcPr>
+          <w:p>
+            <w:r>
+              <w:t>-2685.15</w:t>
+            </w:r>
+          </w:p>
+        </w:tc>
+        <w:tc>
+          <w:tcPr>
+            <w:tcW w:type="dxa" w:w="2160"/>
+          </w:tcPr>
+          <w:p>
+            <w:r>
+              <w:t>-2653.13</w:t>
+            </w:r>
+          </w:p>
+        </w:tc>
+        <w:tc>
+          <w:tcPr>
+            <w:tcW w:type="dxa" w:w="2160"/>
+          </w:tcPr>
+          <w:p>
+            <w:r>
+              <w:t>0.0895</w:t>
             </w:r>
           </w:p>
         </w:tc>
@@ -888,122 +680,41 @@
       <w:tr>
         <w:tc>
           <w:tcPr>
-            <w:tcW w:type="dxa" w:w="3135"/>
-          </w:tcPr>
-          <w:p>
-            <w:r>
-              <w:rPr>
-                <w:sz w:val="20"/>
-              </w:rPr>
-              <w:t>ARMA(3,0)</w:t>
-            </w:r>
-          </w:p>
-        </w:tc>
-        <w:tc>
-          <w:tcPr>
-            <w:tcW w:type="dxa" w:w="3135"/>
-          </w:tcPr>
-          <w:p>
-            <w:r>
-              <w:rPr>
-                <w:sz w:val="20"/>
-              </w:rPr>
-              <w:t>−2543.72</w:t>
-            </w:r>
-          </w:p>
-        </w:tc>
-        <w:tc>
-          <w:tcPr>
-            <w:tcW w:type="dxa" w:w="3135"/>
-          </w:tcPr>
-          <w:p>
-            <w:r>
-              <w:rPr>
-                <w:sz w:val="20"/>
-              </w:rPr>
-              <w:t>−2525.94</w:t>
-            </w:r>
-          </w:p>
-        </w:tc>
-      </w:tr>
-      <w:tr>
-        <w:tc>
-          <w:tcPr>
-            <w:tcW w:type="dxa" w:w="3135"/>
-          </w:tcPr>
-          <w:p>
-            <w:r>
-              <w:rPr>
-                <w:sz w:val="20"/>
-              </w:rPr>
-              <w:t>ARMA(2,0)</w:t>
-            </w:r>
-          </w:p>
-        </w:tc>
-        <w:tc>
-          <w:tcPr>
-            <w:tcW w:type="dxa" w:w="3135"/>
-          </w:tcPr>
-          <w:p>
-            <w:r>
-              <w:rPr>
-                <w:sz w:val="20"/>
-              </w:rPr>
-              <w:t>−2543.28</w:t>
-            </w:r>
-          </w:p>
-        </w:tc>
-        <w:tc>
-          <w:tcPr>
-            <w:tcW w:type="dxa" w:w="3135"/>
-          </w:tcPr>
-          <w:p>
-            <w:r>
-              <w:rPr>
-                <w:sz w:val="20"/>
-              </w:rPr>
-              <w:t>−2529.05</w:t>
-            </w:r>
-          </w:p>
-        </w:tc>
-      </w:tr>
-      <w:tr>
-        <w:tc>
-          <w:tcPr>
-            <w:tcW w:type="dxa" w:w="3135"/>
-          </w:tcPr>
-          <w:p>
-            <w:r>
-              <w:rPr>
-                <w:sz w:val="20"/>
-              </w:rPr>
-              <w:t>ARMA(1,1)</w:t>
-            </w:r>
-          </w:p>
-        </w:tc>
-        <w:tc>
-          <w:tcPr>
-            <w:tcW w:type="dxa" w:w="3135"/>
-          </w:tcPr>
-          <w:p>
-            <w:r>
-              <w:rPr>
-                <w:sz w:val="20"/>
-              </w:rPr>
-              <w:t>−2539.69</w:t>
-            </w:r>
-          </w:p>
-        </w:tc>
-        <w:tc>
-          <w:tcPr>
-            <w:tcW w:type="dxa" w:w="3135"/>
-          </w:tcPr>
-          <w:p>
-            <w:r>
-              <w:rPr>
-                <w:sz w:val="20"/>
-              </w:rPr>
-              <w:t>−2525.46</w:t>
+            <w:tcW w:type="dxa" w:w="2160"/>
+          </w:tcPr>
+          <w:p>
+            <w:r>
+              <w:t>ARMA(4,3)</w:t>
+            </w:r>
+          </w:p>
+        </w:tc>
+        <w:tc>
+          <w:tcPr>
+            <w:tcW w:type="dxa" w:w="2160"/>
+          </w:tcPr>
+          <w:p>
+            <w:r>
+              <w:t>-2684.73</w:t>
+            </w:r>
+          </w:p>
+        </w:tc>
+        <w:tc>
+          <w:tcPr>
+            <w:tcW w:type="dxa" w:w="2160"/>
+          </w:tcPr>
+          <w:p>
+            <w:r>
+              <w:t>-2652.72</w:t>
+            </w:r>
+          </w:p>
+        </w:tc>
+        <w:tc>
+          <w:tcPr>
+            <w:tcW w:type="dxa" w:w="2160"/>
+          </w:tcPr>
+          <w:p>
+            <w:r>
+              <w:t>0.0663</w:t>
             </w:r>
           </w:p>
         </w:tc>
@@ -1012,37 +723,7 @@
     <w:p/>
     <w:p>
       <w:r>
-        <w:rPr>
-          <w:rFonts w:ascii="Times New Roman" w:hAnsi="Times New Roman"/>
-          <w:b w:val="0"/>
-          <w:i w:val="0"/>
-          <w:sz w:val="24"/>
-        </w:rPr>
-        <w:t>The ACF and PACF show significant autocorrelation at lags 1 and 2, supporting an AR component, and the relatively slow ACF decay suggests some MA structure. The three models that appear in the intersection of both the AIC and BIC top-10 sets are ARMA(2,1), ARMA(1,2), and ARMA(3,0). Residual diagnostics (Ljung-Box) confirm adequacy for all three.</w:t>
-      </w:r>
-    </w:p>
-    <w:p/>
-    <w:p>
-      <w:r>
-        <w:rPr>
-          <w:rFonts w:ascii="Times New Roman" w:hAnsi="Times New Roman"/>
-          <w:b w:val="0"/>
-          <w:i w:val="0"/>
-          <w:sz w:val="24"/>
-        </w:rPr>
-        <w:t>Estimated ARMA(2,1): ar₁ = 0.478 (SE = 0.056), ar₂ = 0.447 (SE = 0.056), ma₁ = 1.000 (SE = 0.016), mean = 0.0089, σ² = 2.625×10⁻⁶.</w:t>
-      </w:r>
-    </w:p>
-    <w:p/>
-    <w:p>
-      <w:r>
-        <w:rPr>
-          <w:rFonts w:ascii="Times New Roman" w:hAnsi="Times New Roman"/>
-          <w:b/>
-          <w:i w:val="0"/>
-          <w:sz w:val="24"/>
-        </w:rPr>
-        <w:t>ARIMA models for rt — top 3 by AIC:</w:t>
+        <w:t>For interest rates, the three best short-order models by AIC were:</w:t>
       </w:r>
     </w:p>
     <w:tbl>
@@ -1052,50 +733,49 @@
         <w:tblLook w:firstColumn="1" w:firstRow="1" w:lastColumn="0" w:lastRow="0" w:noHBand="0" w:noVBand="1" w:val="04A0"/>
       </w:tblPr>
       <w:tblGrid>
-        <w:gridCol w:w="3135"/>
-        <w:gridCol w:w="3135"/>
-        <w:gridCol w:w="3135"/>
+        <w:gridCol w:w="2160"/>
+        <w:gridCol w:w="2160"/>
+        <w:gridCol w:w="2160"/>
+        <w:gridCol w:w="2160"/>
       </w:tblGrid>
       <w:tr>
         <w:tc>
           <w:tcPr>
-            <w:tcW w:type="dxa" w:w="3135"/>
-          </w:tcPr>
-          <w:p>
-            <w:r>
-              <w:rPr>
-                <w:b/>
-                <w:sz w:val="20"/>
-              </w:rPr>
-              <w:t>Model</w:t>
-            </w:r>
-          </w:p>
-        </w:tc>
-        <w:tc>
-          <w:tcPr>
-            <w:tcW w:type="dxa" w:w="3135"/>
-          </w:tcPr>
-          <w:p>
-            <w:r>
-              <w:rPr>
-                <w:b/>
-                <w:sz w:val="20"/>
-              </w:rPr>
+            <w:tcW w:type="dxa" w:w="2160"/>
+          </w:tcPr>
+          <w:p>
+            <w:r>
+              <w:t>Interest-rate model</w:t>
+            </w:r>
+          </w:p>
+        </w:tc>
+        <w:tc>
+          <w:tcPr>
+            <w:tcW w:type="dxa" w:w="2160"/>
+          </w:tcPr>
+          <w:p>
+            <w:r>
               <w:t>AIC</w:t>
             </w:r>
           </w:p>
         </w:tc>
         <w:tc>
           <w:tcPr>
-            <w:tcW w:type="dxa" w:w="3135"/>
-          </w:tcPr>
-          <w:p>
-            <w:r>
-              <w:rPr>
-                <w:b/>
-                <w:sz w:val="20"/>
-              </w:rPr>
+            <w:tcW w:type="dxa" w:w="2160"/>
+          </w:tcPr>
+          <w:p>
+            <w:r>
               <w:t>BIC</w:t>
+            </w:r>
+          </w:p>
+        </w:tc>
+        <w:tc>
+          <w:tcPr>
+            <w:tcW w:type="dxa" w:w="2160"/>
+          </w:tcPr>
+          <w:p>
+            <w:r>
+              <w:t>Ljung-Box p-value</w:t>
             </w:r>
           </w:p>
         </w:tc>
@@ -1103,40 +783,41 @@
       <w:tr>
         <w:tc>
           <w:tcPr>
-            <w:tcW w:type="dxa" w:w="3135"/>
-          </w:tcPr>
-          <w:p>
-            <w:r>
-              <w:rPr>
-                <w:sz w:val="20"/>
-              </w:rPr>
-              <w:t>ARIMA(2,1,1)</w:t>
-            </w:r>
-          </w:p>
-        </w:tc>
-        <w:tc>
-          <w:tcPr>
-            <w:tcW w:type="dxa" w:w="3135"/>
-          </w:tcPr>
-          <w:p>
-            <w:r>
-              <w:rPr>
-                <w:sz w:val="20"/>
-              </w:rPr>
-              <w:t>504.38</w:t>
-            </w:r>
-          </w:p>
-        </w:tc>
-        <w:tc>
-          <w:tcPr>
-            <w:tcW w:type="dxa" w:w="3135"/>
-          </w:tcPr>
-          <w:p>
-            <w:r>
-              <w:rPr>
-                <w:sz w:val="20"/>
-              </w:rPr>
-              <w:t>518.61</w:t>
+            <w:tcW w:type="dxa" w:w="2160"/>
+          </w:tcPr>
+          <w:p>
+            <w:r>
+              <w:t>ARIMA(1,1,4)</w:t>
+            </w:r>
+          </w:p>
+        </w:tc>
+        <w:tc>
+          <w:tcPr>
+            <w:tcW w:type="dxa" w:w="2160"/>
+          </w:tcPr>
+          <w:p>
+            <w:r>
+              <w:t>485.74</w:t>
+            </w:r>
+          </w:p>
+        </w:tc>
+        <w:tc>
+          <w:tcPr>
+            <w:tcW w:type="dxa" w:w="2160"/>
+          </w:tcPr>
+          <w:p>
+            <w:r>
+              <w:t>510.64</w:t>
+            </w:r>
+          </w:p>
+        </w:tc>
+        <w:tc>
+          <w:tcPr>
+            <w:tcW w:type="dxa" w:w="2160"/>
+          </w:tcPr>
+          <w:p>
+            <w:r>
+              <w:t>0.0011</w:t>
             </w:r>
           </w:p>
         </w:tc>
@@ -1144,40 +825,41 @@
       <w:tr>
         <w:tc>
           <w:tcPr>
-            <w:tcW w:type="dxa" w:w="3135"/>
-          </w:tcPr>
-          <w:p>
-            <w:r>
-              <w:rPr>
-                <w:sz w:val="20"/>
-              </w:rPr>
-              <w:t>ARIMA(1,1,1)</w:t>
-            </w:r>
-          </w:p>
-        </w:tc>
-        <w:tc>
-          <w:tcPr>
-            <w:tcW w:type="dxa" w:w="3135"/>
-          </w:tcPr>
-          <w:p>
-            <w:r>
-              <w:rPr>
-                <w:sz w:val="20"/>
-              </w:rPr>
-              <w:t>506.19</w:t>
-            </w:r>
-          </w:p>
-        </w:tc>
-        <w:tc>
-          <w:tcPr>
-            <w:tcW w:type="dxa" w:w="3135"/>
-          </w:tcPr>
-          <w:p>
-            <w:r>
-              <w:rPr>
-                <w:sz w:val="20"/>
-              </w:rPr>
-              <w:t>516.86</w:t>
+            <w:tcW w:type="dxa" w:w="2160"/>
+          </w:tcPr>
+          <w:p>
+            <w:r>
+              <w:t>ARIMA(2,1,4)</w:t>
+            </w:r>
+          </w:p>
+        </w:tc>
+        <w:tc>
+          <w:tcPr>
+            <w:tcW w:type="dxa" w:w="2160"/>
+          </w:tcPr>
+          <w:p>
+            <w:r>
+              <w:t>485.83</w:t>
+            </w:r>
+          </w:p>
+        </w:tc>
+        <w:tc>
+          <w:tcPr>
+            <w:tcW w:type="dxa" w:w="2160"/>
+          </w:tcPr>
+          <w:p>
+            <w:r>
+              <w:t>514.28</w:t>
+            </w:r>
+          </w:p>
+        </w:tc>
+        <w:tc>
+          <w:tcPr>
+            <w:tcW w:type="dxa" w:w="2160"/>
+          </w:tcPr>
+          <w:p>
+            <w:r>
+              <w:t>0.0036</w:t>
             </w:r>
           </w:p>
         </w:tc>
@@ -1185,40 +867,41 @@
       <w:tr>
         <w:tc>
           <w:tcPr>
-            <w:tcW w:type="dxa" w:w="3135"/>
-          </w:tcPr>
-          <w:p>
-            <w:r>
-              <w:rPr>
-                <w:sz w:val="20"/>
-              </w:rPr>
-              <w:t>ARIMA(3,1,0)</w:t>
-            </w:r>
-          </w:p>
-        </w:tc>
-        <w:tc>
-          <w:tcPr>
-            <w:tcW w:type="dxa" w:w="3135"/>
-          </w:tcPr>
-          <w:p>
-            <w:r>
-              <w:rPr>
-                <w:sz w:val="20"/>
-              </w:rPr>
-              <w:t>507.93</w:t>
-            </w:r>
-          </w:p>
-        </w:tc>
-        <w:tc>
-          <w:tcPr>
-            <w:tcW w:type="dxa" w:w="3135"/>
-          </w:tcPr>
-          <w:p>
-            <w:r>
-              <w:rPr>
-                <w:sz w:val="20"/>
-              </w:rPr>
-              <w:t>522.16</w:t>
+            <w:tcW w:type="dxa" w:w="2160"/>
+          </w:tcPr>
+          <w:p>
+            <w:r>
+              <w:t>ARIMA(3,1,4)</w:t>
+            </w:r>
+          </w:p>
+        </w:tc>
+        <w:tc>
+          <w:tcPr>
+            <w:tcW w:type="dxa" w:w="2160"/>
+          </w:tcPr>
+          <w:p>
+            <w:r>
+              <w:t>487.13</w:t>
+            </w:r>
+          </w:p>
+        </w:tc>
+        <w:tc>
+          <w:tcPr>
+            <w:tcW w:type="dxa" w:w="2160"/>
+          </w:tcPr>
+          <w:p>
+            <w:r>
+              <w:t>519.14</w:t>
+            </w:r>
+          </w:p>
+        </w:tc>
+        <w:tc>
+          <w:tcPr>
+            <w:tcW w:type="dxa" w:w="2160"/>
+          </w:tcPr>
+          <w:p>
+            <w:r>
+              <w:t>0.0037</w:t>
             </w:r>
           </w:p>
         </w:tc>
@@ -1226,14 +909,16 @@
     </w:tbl>
     <w:p/>
     <w:p>
+      <w:r>
+        <w:t>These are the best-fitting low-order differenced models, but none fully removes residual autocorrelation at 12 lags. That should be acknowledged explicitly because the question asks for model choice, not just information-criterion ranking. The inflation forecasts below are based only on the inflation models.</w:t>
+      </w:r>
+    </w:p>
+    <w:p>
       <w:pPr>
-        <w:pStyle w:val="Heading2"/>
+        <w:pStyle w:val="Heading3"/>
       </w:pPr>
       <w:r>
-        <w:rPr>
-          <w:rFonts w:ascii="Times New Roman" w:hAnsi="Times New Roman"/>
-        </w:rPr>
-        <w:t>2(a)  Forecast Plot</w:t>
+        <w:t>2(a) Inflation Forecasts for 2024-2025</w:t>
       </w:r>
     </w:p>
     <w:p>
@@ -1243,7 +928,7 @@
       <w:r>
         <w:drawing>
           <wp:inline xmlns:a="http://schemas.openxmlformats.org/drawingml/2006/main" xmlns:pic="http://schemas.openxmlformats.org/drawingml/2006/picture">
-            <wp:extent cx="5029200" cy="2514600"/>
+            <wp:extent cx="5852160" cy="2377440"/>
             <wp:docPr id="3" name="Picture 3"/>
             <wp:cNvGraphicFramePr>
               <a:graphicFrameLocks noChangeAspect="1"/>
@@ -1264,7 +949,7 @@
                   <pic:spPr>
                     <a:xfrm>
                       <a:off x="0" y="0"/>
-                      <a:ext cx="5029200" cy="2514600"/>
+                      <a:ext cx="5852160" cy="2377440"/>
                     </a:xfrm>
                     <a:prstGeom prst="rect"/>
                   </pic:spPr>
@@ -1280,14 +965,9 @@
         <w:jc w:val="center"/>
       </w:pPr>
       <w:r>
-        <w:rPr>
-          <w:i/>
-          <w:sz w:val="20"/>
-        </w:rPr>
-        <w:t>Figure 3: Inflation forecasts 2024Q1–2025Q4. Shaded bands show 80% and 95% CI for ARMA(2,1).</w:t>
+        <w:t>Figure 3: fig2a_forecast.png</w:t>
       </w:r>
     </w:p>
-    <w:p/>
     <w:tbl>
       <w:tblPr>
         <w:tblStyle w:val="TableGrid"/>
@@ -1295,94 +975,70 @@
         <w:tblLook w:firstColumn="1" w:firstRow="1" w:lastColumn="0" w:lastRow="0" w:noHBand="0" w:noVBand="1" w:val="04A0"/>
       </w:tblPr>
       <w:tblGrid>
-        <w:gridCol w:w="1568"/>
-        <w:gridCol w:w="1568"/>
-        <w:gridCol w:w="1568"/>
-        <w:gridCol w:w="1568"/>
-        <w:gridCol w:w="1568"/>
-        <w:gridCol w:w="1568"/>
+        <w:gridCol w:w="1440"/>
+        <w:gridCol w:w="1440"/>
+        <w:gridCol w:w="1440"/>
+        <w:gridCol w:w="1440"/>
+        <w:gridCol w:w="1440"/>
+        <w:gridCol w:w="1440"/>
       </w:tblGrid>
       <w:tr>
         <w:tc>
           <w:tcPr>
-            <w:tcW w:type="dxa" w:w="1568"/>
-          </w:tcPr>
-          <w:p>
-            <w:r>
-              <w:rPr>
-                <w:b/>
-                <w:sz w:val="20"/>
-              </w:rPr>
+            <w:tcW w:type="dxa" w:w="1440"/>
+          </w:tcPr>
+          <w:p>
+            <w:r>
               <w:t>Quarter</w:t>
             </w:r>
           </w:p>
         </w:tc>
         <w:tc>
           <w:tcPr>
-            <w:tcW w:type="dxa" w:w="1568"/>
-          </w:tcPr>
-          <w:p>
-            <w:r>
-              <w:rPr>
-                <w:b/>
-                <w:sz w:val="20"/>
-              </w:rPr>
-              <w:t>ARMA(2,1)</w:t>
-            </w:r>
-          </w:p>
-        </w:tc>
-        <w:tc>
-          <w:tcPr>
-            <w:tcW w:type="dxa" w:w="1568"/>
-          </w:tcPr>
-          <w:p>
-            <w:r>
-              <w:rPr>
-                <w:b/>
-                <w:sz w:val="20"/>
-              </w:rPr>
-              <w:t>ARMA(1,2)</w:t>
-            </w:r>
-          </w:p>
-        </w:tc>
-        <w:tc>
-          <w:tcPr>
-            <w:tcW w:type="dxa" w:w="1568"/>
-          </w:tcPr>
-          <w:p>
-            <w:r>
-              <w:rPr>
-                <w:b/>
-                <w:sz w:val="20"/>
-              </w:rPr>
-              <w:t>ARMA(3,0)</w:t>
-            </w:r>
-          </w:p>
-        </w:tc>
-        <w:tc>
-          <w:tcPr>
-            <w:tcW w:type="dxa" w:w="1568"/>
-          </w:tcPr>
-          <w:p>
-            <w:r>
-              <w:rPr>
-                <w:b/>
-                <w:sz w:val="20"/>
-              </w:rPr>
+            <w:tcW w:type="dxa" w:w="1440"/>
+          </w:tcPr>
+          <w:p>
+            <w:r>
+              <w:t>ARMA(3,3)</w:t>
+            </w:r>
+          </w:p>
+        </w:tc>
+        <w:tc>
+          <w:tcPr>
+            <w:tcW w:type="dxa" w:w="1440"/>
+          </w:tcPr>
+          <w:p>
+            <w:r>
+              <w:t>ARMA(3,4)</w:t>
+            </w:r>
+          </w:p>
+        </w:tc>
+        <w:tc>
+          <w:tcPr>
+            <w:tcW w:type="dxa" w:w="1440"/>
+          </w:tcPr>
+          <w:p>
+            <w:r>
+              <w:t>ARMA(4,3)</w:t>
+            </w:r>
+          </w:p>
+        </w:tc>
+        <w:tc>
+          <w:tcPr>
+            <w:tcW w:type="dxa" w:w="1440"/>
+          </w:tcPr>
+          <w:p>
+            <w:r>
               <w:t>95% CI Lower</w:t>
             </w:r>
           </w:p>
         </w:tc>
         <w:tc>
           <w:tcPr>
-            <w:tcW w:type="dxa" w:w="1568"/>
-          </w:tcPr>
-          <w:p>
-            <w:r>
-              <w:rPr>
-                <w:b/>
-                <w:sz w:val="20"/>
-              </w:rPr>
+            <w:tcW w:type="dxa" w:w="1440"/>
+          </w:tcPr>
+          <w:p>
+            <w:r>
               <w:t>95% CI Upper</w:t>
             </w:r>
           </w:p>
@@ -1391,79 +1047,61 @@
       <w:tr>
         <w:tc>
           <w:tcPr>
-            <w:tcW w:type="dxa" w:w="1568"/>
-          </w:tcPr>
-          <w:p>
-            <w:r>
-              <w:rPr>
-                <w:sz w:val="20"/>
-              </w:rPr>
+            <w:tcW w:type="dxa" w:w="1440"/>
+          </w:tcPr>
+          <w:p>
+            <w:r>
               <w:t>2024Q1</w:t>
             </w:r>
           </w:p>
         </w:tc>
         <w:tc>
           <w:tcPr>
-            <w:tcW w:type="dxa" w:w="1568"/>
-          </w:tcPr>
-          <w:p>
-            <w:r>
-              <w:rPr>
-                <w:sz w:val="20"/>
-              </w:rPr>
-              <w:t>0.00907</w:t>
-            </w:r>
-          </w:p>
-        </w:tc>
-        <w:tc>
-          <w:tcPr>
-            <w:tcW w:type="dxa" w:w="1568"/>
-          </w:tcPr>
-          <w:p>
-            <w:r>
-              <w:rPr>
-                <w:sz w:val="20"/>
-              </w:rPr>
-              <w:t>0.00801</w:t>
-            </w:r>
-          </w:p>
-        </w:tc>
-        <w:tc>
-          <w:tcPr>
-            <w:tcW w:type="dxa" w:w="1568"/>
-          </w:tcPr>
-          <w:p>
-            <w:r>
-              <w:rPr>
-                <w:sz w:val="20"/>
-              </w:rPr>
-              <w:t>0.00849</w:t>
-            </w:r>
-          </w:p>
-        </w:tc>
-        <w:tc>
-          <w:tcPr>
-            <w:tcW w:type="dxa" w:w="1568"/>
-          </w:tcPr>
-          <w:p>
-            <w:r>
-              <w:rPr>
-                <w:sz w:val="20"/>
-              </w:rPr>
-              <w:t>0.00588</w:t>
-            </w:r>
-          </w:p>
-        </w:tc>
-        <w:tc>
-          <w:tcPr>
-            <w:tcW w:type="dxa" w:w="1568"/>
-          </w:tcPr>
-          <w:p>
-            <w:r>
-              <w:rPr>
-                <w:sz w:val="20"/>
-              </w:rPr>
-              <w:t>0.01225</w:t>
+            <w:tcW w:type="dxa" w:w="1440"/>
+          </w:tcPr>
+          <w:p>
+            <w:r>
+              <w:t>0.008699</w:t>
+            </w:r>
+          </w:p>
+        </w:tc>
+        <w:tc>
+          <w:tcPr>
+            <w:tcW w:type="dxa" w:w="1440"/>
+          </w:tcPr>
+          <w:p>
+            <w:r>
+              <w:t>0.008574</w:t>
+            </w:r>
+          </w:p>
+        </w:tc>
+        <w:tc>
+          <w:tcPr>
+            <w:tcW w:type="dxa" w:w="1440"/>
+          </w:tcPr>
+          <w:p>
+            <w:r>
+              <w:t>0.008674</w:t>
+            </w:r>
+          </w:p>
+        </w:tc>
+        <w:tc>
+          <w:tcPr>
+            <w:tcW w:type="dxa" w:w="1440"/>
+          </w:tcPr>
+          <w:p>
+            <w:r>
+              <w:t>0.006158</w:t>
+            </w:r>
+          </w:p>
+        </w:tc>
+        <w:tc>
+          <w:tcPr>
+            <w:tcW w:type="dxa" w:w="1440"/>
+          </w:tcPr>
+          <w:p>
+            <w:r>
+              <w:t>0.011240</w:t>
             </w:r>
           </w:p>
         </w:tc>
@@ -1471,79 +1109,61 @@
       <w:tr>
         <w:tc>
           <w:tcPr>
-            <w:tcW w:type="dxa" w:w="1568"/>
-          </w:tcPr>
-          <w:p>
-            <w:r>
-              <w:rPr>
-                <w:sz w:val="20"/>
-              </w:rPr>
+            <w:tcW w:type="dxa" w:w="1440"/>
+          </w:tcPr>
+          <w:p>
+            <w:r>
               <w:t>2024Q2</w:t>
             </w:r>
           </w:p>
         </w:tc>
         <w:tc>
           <w:tcPr>
-            <w:tcW w:type="dxa" w:w="1568"/>
-          </w:tcPr>
-          <w:p>
-            <w:r>
-              <w:rPr>
-                <w:sz w:val="20"/>
-              </w:rPr>
-              <w:t>0.00896</w:t>
-            </w:r>
-          </w:p>
-        </w:tc>
-        <w:tc>
-          <w:tcPr>
-            <w:tcW w:type="dxa" w:w="1568"/>
-          </w:tcPr>
-          <w:p>
-            <w:r>
-              <w:rPr>
-                <w:sz w:val="20"/>
-              </w:rPr>
-              <w:t>0.00805</w:t>
-            </w:r>
-          </w:p>
-        </w:tc>
-        <w:tc>
-          <w:tcPr>
-            <w:tcW w:type="dxa" w:w="1568"/>
-          </w:tcPr>
-          <w:p>
-            <w:r>
-              <w:rPr>
-                <w:sz w:val="20"/>
-              </w:rPr>
-              <w:t>0.00841</w:t>
-            </w:r>
-          </w:p>
-        </w:tc>
-        <w:tc>
-          <w:tcPr>
-            <w:tcW w:type="dxa" w:w="1568"/>
-          </w:tcPr>
-          <w:p>
-            <w:r>
-              <w:rPr>
-                <w:sz w:val="20"/>
-              </w:rPr>
-              <w:t>0.00329</w:t>
-            </w:r>
-          </w:p>
-        </w:tc>
-        <w:tc>
-          <w:tcPr>
-            <w:tcW w:type="dxa" w:w="1568"/>
-          </w:tcPr>
-          <w:p>
-            <w:r>
-              <w:rPr>
-                <w:sz w:val="20"/>
-              </w:rPr>
-              <w:t>0.01463</w:t>
+            <w:tcW w:type="dxa" w:w="1440"/>
+          </w:tcPr>
+          <w:p>
+            <w:r>
+              <w:t>0.008529</w:t>
+            </w:r>
+          </w:p>
+        </w:tc>
+        <w:tc>
+          <w:tcPr>
+            <w:tcW w:type="dxa" w:w="1440"/>
+          </w:tcPr>
+          <w:p>
+            <w:r>
+              <w:t>0.008351</w:t>
+            </w:r>
+          </w:p>
+        </w:tc>
+        <w:tc>
+          <w:tcPr>
+            <w:tcW w:type="dxa" w:w="1440"/>
+          </w:tcPr>
+          <w:p>
+            <w:r>
+              <w:t>0.008462</w:t>
+            </w:r>
+          </w:p>
+        </w:tc>
+        <w:tc>
+          <w:tcPr>
+            <w:tcW w:type="dxa" w:w="1440"/>
+          </w:tcPr>
+          <w:p>
+            <w:r>
+              <w:t>0.003916</w:t>
+            </w:r>
+          </w:p>
+        </w:tc>
+        <w:tc>
+          <w:tcPr>
+            <w:tcW w:type="dxa" w:w="1440"/>
+          </w:tcPr>
+          <w:p>
+            <w:r>
+              <w:t>0.013141</w:t>
             </w:r>
           </w:p>
         </w:tc>
@@ -1551,79 +1171,61 @@
       <w:tr>
         <w:tc>
           <w:tcPr>
-            <w:tcW w:type="dxa" w:w="1568"/>
-          </w:tcPr>
-          <w:p>
-            <w:r>
-              <w:rPr>
-                <w:sz w:val="20"/>
-              </w:rPr>
+            <w:tcW w:type="dxa" w:w="1440"/>
+          </w:tcPr>
+          <w:p>
+            <w:r>
               <w:t>2024Q3</w:t>
             </w:r>
           </w:p>
         </w:tc>
         <w:tc>
           <w:tcPr>
-            <w:tcW w:type="dxa" w:w="1568"/>
-          </w:tcPr>
-          <w:p>
-            <w:r>
-              <w:rPr>
-                <w:sz w:val="20"/>
-              </w:rPr>
-              <w:t>0.00900</w:t>
-            </w:r>
-          </w:p>
-        </w:tc>
-        <w:tc>
-          <w:tcPr>
-            <w:tcW w:type="dxa" w:w="1568"/>
-          </w:tcPr>
-          <w:p>
-            <w:r>
-              <w:rPr>
-                <w:sz w:val="20"/>
-              </w:rPr>
-              <w:t>0.00814</w:t>
-            </w:r>
-          </w:p>
-        </w:tc>
-        <w:tc>
-          <w:tcPr>
-            <w:tcW w:type="dxa" w:w="1568"/>
-          </w:tcPr>
-          <w:p>
-            <w:r>
-              <w:rPr>
-                <w:sz w:val="20"/>
-              </w:rPr>
-              <w:t>0.00838</w:t>
-            </w:r>
-          </w:p>
-        </w:tc>
-        <w:tc>
-          <w:tcPr>
-            <w:tcW w:type="dxa" w:w="1568"/>
-          </w:tcPr>
-          <w:p>
-            <w:r>
-              <w:rPr>
-                <w:sz w:val="20"/>
-              </w:rPr>
-              <w:t>0.00225</w:t>
-            </w:r>
-          </w:p>
-        </w:tc>
-        <w:tc>
-          <w:tcPr>
-            <w:tcW w:type="dxa" w:w="1568"/>
-          </w:tcPr>
-          <w:p>
-            <w:r>
-              <w:rPr>
-                <w:sz w:val="20"/>
-              </w:rPr>
-              <w:t>0.01575</w:t>
+            <w:tcW w:type="dxa" w:w="1440"/>
+          </w:tcPr>
+          <w:p>
+            <w:r>
+              <w:t>0.008932</w:t>
+            </w:r>
+          </w:p>
+        </w:tc>
+        <w:tc>
+          <w:tcPr>
+            <w:tcW w:type="dxa" w:w="1440"/>
+          </w:tcPr>
+          <w:p>
+            <w:r>
+              <w:t>0.008804</w:t>
+            </w:r>
+          </w:p>
+        </w:tc>
+        <w:tc>
+          <w:tcPr>
+            <w:tcW w:type="dxa" w:w="1440"/>
+          </w:tcPr>
+          <w:p>
+            <w:r>
+              <w:t>0.008878</w:t>
+            </w:r>
+          </w:p>
+        </w:tc>
+        <w:tc>
+          <w:tcPr>
+            <w:tcW w:type="dxa" w:w="1440"/>
+          </w:tcPr>
+          <w:p>
+            <w:r>
+              <w:t>0.002346</w:t>
+            </w:r>
+          </w:p>
+        </w:tc>
+        <w:tc>
+          <w:tcPr>
+            <w:tcW w:type="dxa" w:w="1440"/>
+          </w:tcPr>
+          <w:p>
+            <w:r>
+              <w:t>0.015518</w:t>
             </w:r>
           </w:p>
         </w:tc>
@@ -1631,79 +1233,61 @@
       <w:tr>
         <w:tc>
           <w:tcPr>
-            <w:tcW w:type="dxa" w:w="1568"/>
-          </w:tcPr>
-          <w:p>
-            <w:r>
-              <w:rPr>
-                <w:sz w:val="20"/>
-              </w:rPr>
+            <w:tcW w:type="dxa" w:w="1440"/>
+          </w:tcPr>
+          <w:p>
+            <w:r>
               <w:t>2024Q4</w:t>
             </w:r>
           </w:p>
         </w:tc>
         <w:tc>
           <w:tcPr>
-            <w:tcW w:type="dxa" w:w="1568"/>
-          </w:tcPr>
-          <w:p>
-            <w:r>
-              <w:rPr>
-                <w:sz w:val="20"/>
-              </w:rPr>
-              <w:t>0.00897</w:t>
-            </w:r>
-          </w:p>
-        </w:tc>
-        <w:tc>
-          <w:tcPr>
-            <w:tcW w:type="dxa" w:w="1568"/>
-          </w:tcPr>
-          <w:p>
-            <w:r>
-              <w:rPr>
-                <w:sz w:val="20"/>
-              </w:rPr>
-              <w:t>0.00823</w:t>
-            </w:r>
-          </w:p>
-        </w:tc>
-        <w:tc>
-          <w:tcPr>
-            <w:tcW w:type="dxa" w:w="1568"/>
-          </w:tcPr>
-          <w:p>
-            <w:r>
-              <w:rPr>
-                <w:sz w:val="20"/>
-              </w:rPr>
-              <w:t>0.00839</w:t>
-            </w:r>
-          </w:p>
-        </w:tc>
-        <w:tc>
-          <w:tcPr>
-            <w:tcW w:type="dxa" w:w="1568"/>
-          </w:tcPr>
-          <w:p>
-            <w:r>
-              <w:rPr>
-                <w:sz w:val="20"/>
-              </w:rPr>
-              <w:t>0.00120</w:t>
-            </w:r>
-          </w:p>
-        </w:tc>
-        <w:tc>
-          <w:tcPr>
-            <w:tcW w:type="dxa" w:w="1568"/>
-          </w:tcPr>
-          <w:p>
-            <w:r>
-              <w:rPr>
-                <w:sz w:val="20"/>
-              </w:rPr>
-              <w:t>0.01674</w:t>
+            <w:tcW w:type="dxa" w:w="1440"/>
+          </w:tcPr>
+          <w:p>
+            <w:r>
+              <w:t>0.008852</w:t>
+            </w:r>
+          </w:p>
+        </w:tc>
+        <w:tc>
+          <w:tcPr>
+            <w:tcW w:type="dxa" w:w="1440"/>
+          </w:tcPr>
+          <w:p>
+            <w:r>
+              <w:t>0.008684</w:t>
+            </w:r>
+          </w:p>
+        </w:tc>
+        <w:tc>
+          <w:tcPr>
+            <w:tcW w:type="dxa" w:w="1440"/>
+          </w:tcPr>
+          <w:p>
+            <w:r>
+              <w:t>0.008812</w:t>
+            </w:r>
+          </w:p>
+        </w:tc>
+        <w:tc>
+          <w:tcPr>
+            <w:tcW w:type="dxa" w:w="1440"/>
+          </w:tcPr>
+          <w:p>
+            <w:r>
+              <w:t>0.000034</w:t>
+            </w:r>
+          </w:p>
+        </w:tc>
+        <w:tc>
+          <w:tcPr>
+            <w:tcW w:type="dxa" w:w="1440"/>
+          </w:tcPr>
+          <w:p>
+            <w:r>
+              <w:t>0.017671</w:t>
             </w:r>
           </w:p>
         </w:tc>
@@ -1711,79 +1295,61 @@
       <w:tr>
         <w:tc>
           <w:tcPr>
-            <w:tcW w:type="dxa" w:w="1568"/>
-          </w:tcPr>
-          <w:p>
-            <w:r>
-              <w:rPr>
-                <w:sz w:val="20"/>
-              </w:rPr>
+            <w:tcW w:type="dxa" w:w="1440"/>
+          </w:tcPr>
+          <w:p>
+            <w:r>
               <w:t>2025Q1</w:t>
             </w:r>
           </w:p>
         </w:tc>
         <w:tc>
           <w:tcPr>
-            <w:tcW w:type="dxa" w:w="1568"/>
-          </w:tcPr>
-          <w:p>
-            <w:r>
-              <w:rPr>
-                <w:sz w:val="20"/>
-              </w:rPr>
-              <w:t>0.00898</w:t>
-            </w:r>
-          </w:p>
-        </w:tc>
-        <w:tc>
-          <w:tcPr>
-            <w:tcW w:type="dxa" w:w="1568"/>
-          </w:tcPr>
-          <w:p>
-            <w:r>
-              <w:rPr>
-                <w:sz w:val="20"/>
-              </w:rPr>
-              <w:t>0.00830</w:t>
-            </w:r>
-          </w:p>
-        </w:tc>
-        <w:tc>
-          <w:tcPr>
-            <w:tcW w:type="dxa" w:w="1568"/>
-          </w:tcPr>
-          <w:p>
-            <w:r>
-              <w:rPr>
-                <w:sz w:val="20"/>
-              </w:rPr>
-              <w:t>0.00843</w:t>
-            </w:r>
-          </w:p>
-        </w:tc>
-        <w:tc>
-          <w:tcPr>
-            <w:tcW w:type="dxa" w:w="1568"/>
-          </w:tcPr>
-          <w:p>
-            <w:r>
-              <w:rPr>
-                <w:sz w:val="20"/>
-              </w:rPr>
-              <w:t>0.00046</w:t>
-            </w:r>
-          </w:p>
-        </w:tc>
-        <w:tc>
-          <w:tcPr>
-            <w:tcW w:type="dxa" w:w="1568"/>
-          </w:tcPr>
-          <w:p>
-            <w:r>
-              <w:rPr>
-                <w:sz w:val="20"/>
-              </w:rPr>
-              <w:t>0.01749</w:t>
+            <w:tcW w:type="dxa" w:w="1440"/>
+          </w:tcPr>
+          <w:p>
+            <w:r>
+              <w:t>0.008798</w:t>
+            </w:r>
+          </w:p>
+        </w:tc>
+        <w:tc>
+          <w:tcPr>
+            <w:tcW w:type="dxa" w:w="1440"/>
+          </w:tcPr>
+          <w:p>
+            <w:r>
+              <w:t>0.008691</w:t>
+            </w:r>
+          </w:p>
+        </w:tc>
+        <w:tc>
+          <w:tcPr>
+            <w:tcW w:type="dxa" w:w="1440"/>
+          </w:tcPr>
+          <w:p>
+            <w:r>
+              <w:t>0.008758</w:t>
+            </w:r>
+          </w:p>
+        </w:tc>
+        <w:tc>
+          <w:tcPr>
+            <w:tcW w:type="dxa" w:w="1440"/>
+          </w:tcPr>
+          <w:p>
+            <w:r>
+              <w:t>-0.001036</w:t>
+            </w:r>
+          </w:p>
+        </w:tc>
+        <w:tc>
+          <w:tcPr>
+            <w:tcW w:type="dxa" w:w="1440"/>
+          </w:tcPr>
+          <w:p>
+            <w:r>
+              <w:t>0.018631</w:t>
             </w:r>
           </w:p>
         </w:tc>
@@ -1791,79 +1357,61 @@
       <w:tr>
         <w:tc>
           <w:tcPr>
-            <w:tcW w:type="dxa" w:w="1568"/>
-          </w:tcPr>
-          <w:p>
-            <w:r>
-              <w:rPr>
-                <w:sz w:val="20"/>
-              </w:rPr>
+            <w:tcW w:type="dxa" w:w="1440"/>
+          </w:tcPr>
+          <w:p>
+            <w:r>
               <w:t>2025Q2</w:t>
             </w:r>
           </w:p>
         </w:tc>
         <w:tc>
           <w:tcPr>
-            <w:tcW w:type="dxa" w:w="1568"/>
-          </w:tcPr>
-          <w:p>
-            <w:r>
-              <w:rPr>
-                <w:sz w:val="20"/>
-              </w:rPr>
-              <w:t>0.00897</w:t>
-            </w:r>
-          </w:p>
-        </w:tc>
-        <w:tc>
-          <w:tcPr>
-            <w:tcW w:type="dxa" w:w="1568"/>
-          </w:tcPr>
-          <w:p>
-            <w:r>
-              <w:rPr>
-                <w:sz w:val="20"/>
-              </w:rPr>
-              <w:t>0.00837</w:t>
-            </w:r>
-          </w:p>
-        </w:tc>
-        <w:tc>
-          <w:tcPr>
-            <w:tcW w:type="dxa" w:w="1568"/>
-          </w:tcPr>
-          <w:p>
-            <w:r>
-              <w:rPr>
-                <w:sz w:val="20"/>
-              </w:rPr>
-              <w:t>0.00847</w:t>
-            </w:r>
-          </w:p>
-        </w:tc>
-        <w:tc>
-          <w:tcPr>
-            <w:tcW w:type="dxa" w:w="1568"/>
-          </w:tcPr>
-          <w:p>
-            <w:r>
-              <w:rPr>
-                <w:sz w:val="20"/>
-              </w:rPr>
-              <w:t>−0.00019</w:t>
-            </w:r>
-          </w:p>
-        </w:tc>
-        <w:tc>
-          <w:tcPr>
-            <w:tcW w:type="dxa" w:w="1568"/>
-          </w:tcPr>
-          <w:p>
-            <w:r>
-              <w:rPr>
-                <w:sz w:val="20"/>
-              </w:rPr>
-              <w:t>0.01813</w:t>
+            <w:tcW w:type="dxa" w:w="1440"/>
+          </w:tcPr>
+          <w:p>
+            <w:r>
+              <w:t>0.008867</w:t>
+            </w:r>
+          </w:p>
+        </w:tc>
+        <w:tc>
+          <w:tcPr>
+            <w:tcW w:type="dxa" w:w="1440"/>
+          </w:tcPr>
+          <w:p>
+            <w:r>
+              <w:t>0.008804</w:t>
+            </w:r>
+          </w:p>
+        </w:tc>
+        <w:tc>
+          <w:tcPr>
+            <w:tcW w:type="dxa" w:w="1440"/>
+          </w:tcPr>
+          <w:p>
+            <w:r>
+              <w:t>0.008848</w:t>
+            </w:r>
+          </w:p>
+        </w:tc>
+        <w:tc>
+          <w:tcPr>
+            <w:tcW w:type="dxa" w:w="1440"/>
+          </w:tcPr>
+          <w:p>
+            <w:r>
+              <w:t>-0.001702</w:t>
+            </w:r>
+          </w:p>
+        </w:tc>
+        <w:tc>
+          <w:tcPr>
+            <w:tcW w:type="dxa" w:w="1440"/>
+          </w:tcPr>
+          <w:p>
+            <w:r>
+              <w:t>0.019436</w:t>
             </w:r>
           </w:p>
         </w:tc>
@@ -1871,79 +1419,61 @@
       <w:tr>
         <w:tc>
           <w:tcPr>
-            <w:tcW w:type="dxa" w:w="1568"/>
-          </w:tcPr>
-          <w:p>
-            <w:r>
-              <w:rPr>
-                <w:sz w:val="20"/>
-              </w:rPr>
+            <w:tcW w:type="dxa" w:w="1440"/>
+          </w:tcPr>
+          <w:p>
+            <w:r>
               <w:t>2025Q3</w:t>
             </w:r>
           </w:p>
         </w:tc>
         <w:tc>
           <w:tcPr>
-            <w:tcW w:type="dxa" w:w="1568"/>
-          </w:tcPr>
-          <w:p>
-            <w:r>
-              <w:rPr>
-                <w:sz w:val="20"/>
-              </w:rPr>
-              <w:t>0.00896</w:t>
-            </w:r>
-          </w:p>
-        </w:tc>
-        <w:tc>
-          <w:tcPr>
-            <w:tcW w:type="dxa" w:w="1568"/>
-          </w:tcPr>
-          <w:p>
-            <w:r>
-              <w:rPr>
-                <w:sz w:val="20"/>
-              </w:rPr>
-              <w:t>0.00843</w:t>
-            </w:r>
-          </w:p>
-        </w:tc>
-        <w:tc>
-          <w:tcPr>
-            <w:tcW w:type="dxa" w:w="1568"/>
-          </w:tcPr>
-          <w:p>
-            <w:r>
-              <w:rPr>
-                <w:sz w:val="20"/>
-              </w:rPr>
-              <w:t>0.00852</w:t>
-            </w:r>
-          </w:p>
-        </w:tc>
-        <w:tc>
-          <w:tcPr>
-            <w:tcW w:type="dxa" w:w="1568"/>
-          </w:tcPr>
-          <w:p>
-            <w:r>
-              <w:rPr>
-                <w:sz w:val="20"/>
-              </w:rPr>
-              <w:t>−0.00073</w:t>
-            </w:r>
-          </w:p>
-        </w:tc>
-        <w:tc>
-          <w:tcPr>
-            <w:tcW w:type="dxa" w:w="1568"/>
-          </w:tcPr>
-          <w:p>
-            <w:r>
-              <w:rPr>
-                <w:sz w:val="20"/>
-              </w:rPr>
-              <w:t>0.01866</w:t>
+            <w:tcW w:type="dxa" w:w="1440"/>
+          </w:tcPr>
+          <w:p>
+            <w:r>
+              <w:t>0.008878</w:t>
+            </w:r>
+          </w:p>
+        </w:tc>
+        <w:tc>
+          <w:tcPr>
+            <w:tcW w:type="dxa" w:w="1440"/>
+          </w:tcPr>
+          <w:p>
+            <w:r>
+              <w:t>0.008785</w:t>
+            </w:r>
+          </w:p>
+        </w:tc>
+        <w:tc>
+          <w:tcPr>
+            <w:tcW w:type="dxa" w:w="1440"/>
+          </w:tcPr>
+          <w:p>
+            <w:r>
+              <w:t>0.008857</w:t>
+            </w:r>
+          </w:p>
+        </w:tc>
+        <w:tc>
+          <w:tcPr>
+            <w:tcW w:type="dxa" w:w="1440"/>
+          </w:tcPr>
+          <w:p>
+            <w:r>
+              <w:t>-0.002360</w:t>
+            </w:r>
+          </w:p>
+        </w:tc>
+        <w:tc>
+          <w:tcPr>
+            <w:tcW w:type="dxa" w:w="1440"/>
+          </w:tcPr>
+          <w:p>
+            <w:r>
+              <w:t>0.020117</w:t>
             </w:r>
           </w:p>
         </w:tc>
@@ -1951,79 +1481,61 @@
       <w:tr>
         <w:tc>
           <w:tcPr>
-            <w:tcW w:type="dxa" w:w="1568"/>
-          </w:tcPr>
-          <w:p>
-            <w:r>
-              <w:rPr>
-                <w:sz w:val="20"/>
-              </w:rPr>
+            <w:tcW w:type="dxa" w:w="1440"/>
+          </w:tcPr>
+          <w:p>
+            <w:r>
               <w:t>2025Q4</w:t>
             </w:r>
           </w:p>
         </w:tc>
         <w:tc>
           <w:tcPr>
-            <w:tcW w:type="dxa" w:w="1568"/>
-          </w:tcPr>
-          <w:p>
-            <w:r>
-              <w:rPr>
-                <w:sz w:val="20"/>
-              </w:rPr>
-              <w:t>0.00896</w:t>
-            </w:r>
-          </w:p>
-        </w:tc>
-        <w:tc>
-          <w:tcPr>
-            <w:tcW w:type="dxa" w:w="1568"/>
-          </w:tcPr>
-          <w:p>
-            <w:r>
-              <w:rPr>
-                <w:sz w:val="20"/>
-              </w:rPr>
-              <w:t>0.00849</w:t>
-            </w:r>
-          </w:p>
-        </w:tc>
-        <w:tc>
-          <w:tcPr>
-            <w:tcW w:type="dxa" w:w="1568"/>
-          </w:tcPr>
-          <w:p>
-            <w:r>
-              <w:rPr>
-                <w:sz w:val="20"/>
-              </w:rPr>
-              <w:t>0.00856</w:t>
-            </w:r>
-          </w:p>
-        </w:tc>
-        <w:tc>
-          <w:tcPr>
-            <w:tcW w:type="dxa" w:w="1568"/>
-          </w:tcPr>
-          <w:p>
-            <w:r>
-              <w:rPr>
-                <w:sz w:val="20"/>
-              </w:rPr>
-              <w:t>−0.00120</w:t>
-            </w:r>
-          </w:p>
-        </w:tc>
-        <w:tc>
-          <w:tcPr>
-            <w:tcW w:type="dxa" w:w="1568"/>
-          </w:tcPr>
-          <w:p>
-            <w:r>
-              <w:rPr>
-                <w:sz w:val="20"/>
-              </w:rPr>
-              <w:t>0.01911</w:t>
+            <w:tcW w:type="dxa" w:w="1440"/>
+          </w:tcPr>
+          <w:p>
+            <w:r>
+              <w:t>0.008875</w:t>
+            </w:r>
+          </w:p>
+        </w:tc>
+        <w:tc>
+          <w:tcPr>
+            <w:tcW w:type="dxa" w:w="1440"/>
+          </w:tcPr>
+          <w:p>
+            <w:r>
+              <w:t>0.008817</w:t>
+            </w:r>
+          </w:p>
+        </w:tc>
+        <w:tc>
+          <w:tcPr>
+            <w:tcW w:type="dxa" w:w="1440"/>
+          </w:tcPr>
+          <w:p>
+            <w:r>
+              <w:t>0.008856</w:t>
+            </w:r>
+          </w:p>
+        </w:tc>
+        <w:tc>
+          <w:tcPr>
+            <w:tcW w:type="dxa" w:w="1440"/>
+          </w:tcPr>
+          <w:p>
+            <w:r>
+              <w:t>-0.002857</w:t>
+            </w:r>
+          </w:p>
+        </w:tc>
+        <w:tc>
+          <w:tcPr>
+            <w:tcW w:type="dxa" w:w="1440"/>
+          </w:tcPr>
+          <w:p>
+            <w:r>
+              <w:t>0.020607</w:t>
             </w:r>
           </w:p>
         </w:tc>
@@ -2032,47 +1544,45 @@
     <w:p/>
     <w:p>
       <w:r>
-        <w:rPr>
-          <w:rFonts w:ascii="Times New Roman" w:hAnsi="Times New Roman"/>
-          <w:b w:val="0"/>
-          <w:i w:val="0"/>
-          <w:sz w:val="24"/>
-        </w:rPr>
-        <w:t>All three models converge fairly quickly toward the sample mean of around 0.009. This is expected from stationary ARMA processes — forecasts revert to the unconditional mean as the horizon increases.</w:t>
+        <w:t>All three inflation models forecast a return toward a long-run quarterly inflation rate just under 0.009. That is exactly what we should expect from stationary ARMA dynamics: as the forecast horizon grows, the effect of current shocks dies out and the forecast converges toward the unconditional mean.</w:t>
       </w:r>
     </w:p>
     <w:p>
       <w:pPr>
-        <w:pStyle w:val="Heading2"/>
+        <w:pStyle w:val="Heading3"/>
       </w:pPr>
       <w:r>
-        <w:rPr>
-          <w:rFonts w:ascii="Times New Roman" w:hAnsi="Times New Roman"/>
-        </w:rPr>
-        <w:t>2(b)  Policy Implications and Uncertainty</w:t>
+        <w:t>2(b) Policy Use and Forecast Uncertainty</w:t>
       </w:r>
     </w:p>
     <w:p>
       <w:r>
-        <w:rPr>
-          <w:rFonts w:ascii="Times New Roman" w:hAnsi="Times New Roman"/>
-          <w:b w:val="0"/>
-          <w:i w:val="0"/>
-          <w:sz w:val="24"/>
-        </w:rPr>
-        <w:t>Inflation forecasts like these are directly useful for monetary policy. The Federal Reserve uses inflation projections when deciding on interest rate changes — if inflation is forecast to stay above the 2% target, the Fed may maintain or raise rates, whereas a declining inflation path could support cuts. Fiscal authorities also use inflation projections to index spending programs and estimate real borrowing costs.</w:t>
+        <w:t>These forecasts are useful because monetary policy is forward-looking. If inflation is forecast to remain above target, a central bank has evidence for maintaining or tightening policy. If inflation is expected to ease, policymakers may judge that nominal rates are already restrictive enough. Fiscal policy also uses inflation projections to budget indexed spending and assess the real burden of nominal liabilities.</w:t>
       </w:r>
     </w:p>
-    <w:p/>
     <w:p>
       <w:r>
-        <w:rPr>
-          <w:rFonts w:ascii="Times New Roman" w:hAnsi="Times New Roman"/>
-          <w:b w:val="0"/>
-          <w:i w:val="0"/>
-          <w:sz w:val="24"/>
-        </w:rPr>
-        <w:t>There are several sources of uncertainty worth distinguishing. First, each future period introduces an unpredictable shock εt — the 95% confidence interval starts at a width of 0.00636 at h=1 and widens to 0.02031 at h=8, directly showing how much this accumulates. Second, estimated model coefficients are uncertain themselves. Third, there is model uncertainty — the three models give noticeably different forecasts (e.g., at h=1 the range is 0.00801 to 0.00907). Finally, structural breaks are always possible: a major supply shock, a change in monetary policy regime, or a fiscal crisis could shift the inflation process entirely, something no backward-looking ARIMA model can anticipate.</w:t>
+        <w:t>There are several layers of uncertainty, and the question asks us to discuss them conceptually and quantitatively.</w:t>
+      </w:r>
+    </w:p>
+    <w:p>
+      <w:r>
+        <w:t>First, there is innovation uncertainty: future shocks are inherently unpredictable. This is visible in the widening confidence intervals. For the ARMA(3,3) model, the 95% interval width increases from about 0.0051 in 2024Q1 to about 0.0235 by 2025Q4.</w:t>
+      </w:r>
+    </w:p>
+    <w:p>
+      <w:r>
+        <w:t>Second, there is parameter uncertainty: the AR and MA coefficients are estimated rather than known. The forecast intervals shown by standard ARIMA routines mainly reflect innovation uncertainty, so the true uncertainty is somewhat larger than the reported bands.</w:t>
+      </w:r>
+    </w:p>
+    <w:p>
+      <w:r>
+        <w:t>Third, there is model uncertainty: even among the three best adequate models, the one-step-ahead forecasts differ. In 2024Q1, the range is from 0.008574 to 0.008699. That spread is not huge, but it shows that model choice still matters.</w:t>
+      </w:r>
+    </w:p>
+    <w:p>
+      <w:r>
+        <w:t>Fourth, there is structural uncertainty: ARIMA models assume the future will resemble the past. They cannot anticipate regime changes such as a major energy shock, a change in monetary-policy reaction function, or a sudden supply disruption. For policy, this is often the most important source of real-world forecast risk.</w:t>
       </w:r>
     </w:p>
     <w:p>
@@ -2082,603 +1592,15 @@
     </w:p>
     <w:p>
       <w:pPr>
-        <w:pStyle w:val="Heading1"/>
+        <w:pStyle w:val="Heading2"/>
       </w:pPr>
       <w:r>
-        <w:rPr>
-          <w:rFonts w:ascii="Times New Roman" w:hAnsi="Times New Roman"/>
-        </w:rPr>
         <w:t>Question 3</w:t>
       </w:r>
     </w:p>
     <w:p>
-      <w:pPr>
-        <w:pStyle w:val="Heading2"/>
-      </w:pPr>
       <w:r>
-        <w:rPr>
-          <w:rFonts w:ascii="Times New Roman" w:hAnsi="Times New Roman"/>
-        </w:rPr>
-        <w:t>Forecast Evaluation Against Actual Data</w:t>
-      </w:r>
-    </w:p>
-    <w:p>
-      <w:r>
-        <w:rPr>
-          <w:rFonts w:ascii="Times New Roman" w:hAnsi="Times New Roman"/>
-          <w:b w:val="0"/>
-          <w:i w:val="0"/>
-          <w:sz w:val="24"/>
-        </w:rPr>
-        <w:t>Using the actual Pt values from the question table and P_{2023Q4} = 14.547 from the dataset, the actual Δpt values for 2024Q1–2025Q3 are computed as log-differences:</w:t>
-      </w:r>
-    </w:p>
-    <w:p/>
-    <w:tbl>
-      <w:tblPr>
-        <w:tblStyle w:val="TableGrid"/>
-        <w:tblW w:type="auto" w:w="0"/>
-        <w:tblLook w:firstColumn="1" w:firstRow="1" w:lastColumn="0" w:lastRow="0" w:noHBand="0" w:noVBand="1" w:val="04A0"/>
-      </w:tblPr>
-      <w:tblGrid>
-        <w:gridCol w:w="1881"/>
-        <w:gridCol w:w="1881"/>
-        <w:gridCol w:w="1881"/>
-        <w:gridCol w:w="1881"/>
-        <w:gridCol w:w="1881"/>
-      </w:tblGrid>
-      <w:tr>
-        <w:tc>
-          <w:tcPr>
-            <w:tcW w:type="dxa" w:w="1881"/>
-          </w:tcPr>
-          <w:p>
-            <w:r>
-              <w:rPr>
-                <w:b/>
-                <w:sz w:val="20"/>
-              </w:rPr>
-              <w:t>Quarter</w:t>
-            </w:r>
-          </w:p>
-        </w:tc>
-        <w:tc>
-          <w:tcPr>
-            <w:tcW w:type="dxa" w:w="1881"/>
-          </w:tcPr>
-          <w:p>
-            <w:r>
-              <w:rPr>
-                <w:b/>
-                <w:sz w:val="20"/>
-              </w:rPr>
-              <w:t>Actual Δpt</w:t>
-            </w:r>
-          </w:p>
-        </w:tc>
-        <w:tc>
-          <w:tcPr>
-            <w:tcW w:type="dxa" w:w="1881"/>
-          </w:tcPr>
-          <w:p>
-            <w:r>
-              <w:rPr>
-                <w:b/>
-                <w:sz w:val="20"/>
-              </w:rPr>
-              <w:t>ARMA(2,1)</w:t>
-            </w:r>
-          </w:p>
-        </w:tc>
-        <w:tc>
-          <w:tcPr>
-            <w:tcW w:type="dxa" w:w="1881"/>
-          </w:tcPr>
-          <w:p>
-            <w:r>
-              <w:rPr>
-                <w:b/>
-                <w:sz w:val="20"/>
-              </w:rPr>
-              <w:t>ARMA(1,2)</w:t>
-            </w:r>
-          </w:p>
-        </w:tc>
-        <w:tc>
-          <w:tcPr>
-            <w:tcW w:type="dxa" w:w="1881"/>
-          </w:tcPr>
-          <w:p>
-            <w:r>
-              <w:rPr>
-                <w:b/>
-                <w:sz w:val="20"/>
-              </w:rPr>
-              <w:t>ARMA(3,0)</w:t>
-            </w:r>
-          </w:p>
-        </w:tc>
-      </w:tr>
-      <w:tr>
-        <w:tc>
-          <w:tcPr>
-            <w:tcW w:type="dxa" w:w="1881"/>
-          </w:tcPr>
-          <w:p>
-            <w:r>
-              <w:rPr>
-                <w:sz w:val="20"/>
-              </w:rPr>
-              <w:t>2024Q1</w:t>
-            </w:r>
-          </w:p>
-        </w:tc>
-        <w:tc>
-          <w:tcPr>
-            <w:tcW w:type="dxa" w:w="1881"/>
-          </w:tcPr>
-          <w:p>
-            <w:r>
-              <w:rPr>
-                <w:sz w:val="20"/>
-              </w:rPr>
-              <w:t>0.00798</w:t>
-            </w:r>
-          </w:p>
-        </w:tc>
-        <w:tc>
-          <w:tcPr>
-            <w:tcW w:type="dxa" w:w="1881"/>
-          </w:tcPr>
-          <w:p>
-            <w:r>
-              <w:rPr>
-                <w:sz w:val="20"/>
-              </w:rPr>
-              <w:t>0.00907</w:t>
-            </w:r>
-          </w:p>
-        </w:tc>
-        <w:tc>
-          <w:tcPr>
-            <w:tcW w:type="dxa" w:w="1881"/>
-          </w:tcPr>
-          <w:p>
-            <w:r>
-              <w:rPr>
-                <w:sz w:val="20"/>
-              </w:rPr>
-              <w:t>0.00801</w:t>
-            </w:r>
-          </w:p>
-        </w:tc>
-        <w:tc>
-          <w:tcPr>
-            <w:tcW w:type="dxa" w:w="1881"/>
-          </w:tcPr>
-          <w:p>
-            <w:r>
-              <w:rPr>
-                <w:sz w:val="20"/>
-              </w:rPr>
-              <w:t>0.00849</w:t>
-            </w:r>
-          </w:p>
-        </w:tc>
-      </w:tr>
-      <w:tr>
-        <w:tc>
-          <w:tcPr>
-            <w:tcW w:type="dxa" w:w="1881"/>
-          </w:tcPr>
-          <w:p>
-            <w:r>
-              <w:rPr>
-                <w:sz w:val="20"/>
-              </w:rPr>
-              <w:t>2024Q2</w:t>
-            </w:r>
-          </w:p>
-        </w:tc>
-        <w:tc>
-          <w:tcPr>
-            <w:tcW w:type="dxa" w:w="1881"/>
-          </w:tcPr>
-          <w:p>
-            <w:r>
-              <w:rPr>
-                <w:sz w:val="20"/>
-              </w:rPr>
-              <w:t>0.00829</w:t>
-            </w:r>
-          </w:p>
-        </w:tc>
-        <w:tc>
-          <w:tcPr>
-            <w:tcW w:type="dxa" w:w="1881"/>
-          </w:tcPr>
-          <w:p>
-            <w:r>
-              <w:rPr>
-                <w:sz w:val="20"/>
-              </w:rPr>
-              <w:t>0.00896</w:t>
-            </w:r>
-          </w:p>
-        </w:tc>
-        <w:tc>
-          <w:tcPr>
-            <w:tcW w:type="dxa" w:w="1881"/>
-          </w:tcPr>
-          <w:p>
-            <w:r>
-              <w:rPr>
-                <w:sz w:val="20"/>
-              </w:rPr>
-              <w:t>0.00805</w:t>
-            </w:r>
-          </w:p>
-        </w:tc>
-        <w:tc>
-          <w:tcPr>
-            <w:tcW w:type="dxa" w:w="1881"/>
-          </w:tcPr>
-          <w:p>
-            <w:r>
-              <w:rPr>
-                <w:sz w:val="20"/>
-              </w:rPr>
-              <w:t>0.00841</w:t>
-            </w:r>
-          </w:p>
-        </w:tc>
-      </w:tr>
-      <w:tr>
-        <w:tc>
-          <w:tcPr>
-            <w:tcW w:type="dxa" w:w="1881"/>
-          </w:tcPr>
-          <w:p>
-            <w:r>
-              <w:rPr>
-                <w:sz w:val="20"/>
-              </w:rPr>
-              <w:t>2024Q3</w:t>
-            </w:r>
-          </w:p>
-        </w:tc>
-        <w:tc>
-          <w:tcPr>
-            <w:tcW w:type="dxa" w:w="1881"/>
-          </w:tcPr>
-          <w:p>
-            <w:r>
-              <w:rPr>
-                <w:sz w:val="20"/>
-              </w:rPr>
-              <w:t>0.00761</w:t>
-            </w:r>
-          </w:p>
-        </w:tc>
-        <w:tc>
-          <w:tcPr>
-            <w:tcW w:type="dxa" w:w="1881"/>
-          </w:tcPr>
-          <w:p>
-            <w:r>
-              <w:rPr>
-                <w:sz w:val="20"/>
-              </w:rPr>
-              <w:t>0.00900</w:t>
-            </w:r>
-          </w:p>
-        </w:tc>
-        <w:tc>
-          <w:tcPr>
-            <w:tcW w:type="dxa" w:w="1881"/>
-          </w:tcPr>
-          <w:p>
-            <w:r>
-              <w:rPr>
-                <w:sz w:val="20"/>
-              </w:rPr>
-              <w:t>0.00814</w:t>
-            </w:r>
-          </w:p>
-        </w:tc>
-        <w:tc>
-          <w:tcPr>
-            <w:tcW w:type="dxa" w:w="1881"/>
-          </w:tcPr>
-          <w:p>
-            <w:r>
-              <w:rPr>
-                <w:sz w:val="20"/>
-              </w:rPr>
-              <w:t>0.00838</w:t>
-            </w:r>
-          </w:p>
-        </w:tc>
-      </w:tr>
-      <w:tr>
-        <w:tc>
-          <w:tcPr>
-            <w:tcW w:type="dxa" w:w="1881"/>
-          </w:tcPr>
-          <w:p>
-            <w:r>
-              <w:rPr>
-                <w:sz w:val="20"/>
-              </w:rPr>
-              <w:t>2024Q4</w:t>
-            </w:r>
-          </w:p>
-        </w:tc>
-        <w:tc>
-          <w:tcPr>
-            <w:tcW w:type="dxa" w:w="1881"/>
-          </w:tcPr>
-          <w:p>
-            <w:r>
-              <w:rPr>
-                <w:sz w:val="20"/>
-              </w:rPr>
-              <w:t>0.00636</w:t>
-            </w:r>
-          </w:p>
-        </w:tc>
-        <w:tc>
-          <w:tcPr>
-            <w:tcW w:type="dxa" w:w="1881"/>
-          </w:tcPr>
-          <w:p>
-            <w:r>
-              <w:rPr>
-                <w:sz w:val="20"/>
-              </w:rPr>
-              <w:t>0.00897</w:t>
-            </w:r>
-          </w:p>
-        </w:tc>
-        <w:tc>
-          <w:tcPr>
-            <w:tcW w:type="dxa" w:w="1881"/>
-          </w:tcPr>
-          <w:p>
-            <w:r>
-              <w:rPr>
-                <w:sz w:val="20"/>
-              </w:rPr>
-              <w:t>0.00823</w:t>
-            </w:r>
-          </w:p>
-        </w:tc>
-        <w:tc>
-          <w:tcPr>
-            <w:tcW w:type="dxa" w:w="1881"/>
-          </w:tcPr>
-          <w:p>
-            <w:r>
-              <w:rPr>
-                <w:sz w:val="20"/>
-              </w:rPr>
-              <w:t>0.00839</w:t>
-            </w:r>
-          </w:p>
-        </w:tc>
-      </w:tr>
-      <w:tr>
-        <w:tc>
-          <w:tcPr>
-            <w:tcW w:type="dxa" w:w="1881"/>
-          </w:tcPr>
-          <w:p>
-            <w:r>
-              <w:rPr>
-                <w:sz w:val="20"/>
-              </w:rPr>
-              <w:t>2025Q1</w:t>
-            </w:r>
-          </w:p>
-        </w:tc>
-        <w:tc>
-          <w:tcPr>
-            <w:tcW w:type="dxa" w:w="1881"/>
-          </w:tcPr>
-          <w:p>
-            <w:r>
-              <w:rPr>
-                <w:sz w:val="20"/>
-              </w:rPr>
-              <w:t>0.00711</w:t>
-            </w:r>
-          </w:p>
-        </w:tc>
-        <w:tc>
-          <w:tcPr>
-            <w:tcW w:type="dxa" w:w="1881"/>
-          </w:tcPr>
-          <w:p>
-            <w:r>
-              <w:rPr>
-                <w:sz w:val="20"/>
-              </w:rPr>
-              <w:t>0.00898</w:t>
-            </w:r>
-          </w:p>
-        </w:tc>
-        <w:tc>
-          <w:tcPr>
-            <w:tcW w:type="dxa" w:w="1881"/>
-          </w:tcPr>
-          <w:p>
-            <w:r>
-              <w:rPr>
-                <w:sz w:val="20"/>
-              </w:rPr>
-              <w:t>0.00830</w:t>
-            </w:r>
-          </w:p>
-        </w:tc>
-        <w:tc>
-          <w:tcPr>
-            <w:tcW w:type="dxa" w:w="1881"/>
-          </w:tcPr>
-          <w:p>
-            <w:r>
-              <w:rPr>
-                <w:sz w:val="20"/>
-              </w:rPr>
-              <w:t>0.00843</w:t>
-            </w:r>
-          </w:p>
-        </w:tc>
-      </w:tr>
-      <w:tr>
-        <w:tc>
-          <w:tcPr>
-            <w:tcW w:type="dxa" w:w="1881"/>
-          </w:tcPr>
-          <w:p>
-            <w:r>
-              <w:rPr>
-                <w:sz w:val="20"/>
-              </w:rPr>
-              <w:t>2025Q2</w:t>
-            </w:r>
-          </w:p>
-        </w:tc>
-        <w:tc>
-          <w:tcPr>
-            <w:tcW w:type="dxa" w:w="1881"/>
-          </w:tcPr>
-          <w:p>
-            <w:r>
-              <w:rPr>
-                <w:sz w:val="20"/>
-              </w:rPr>
-              <w:t>0.00634</w:t>
-            </w:r>
-          </w:p>
-        </w:tc>
-        <w:tc>
-          <w:tcPr>
-            <w:tcW w:type="dxa" w:w="1881"/>
-          </w:tcPr>
-          <w:p>
-            <w:r>
-              <w:rPr>
-                <w:sz w:val="20"/>
-              </w:rPr>
-              <w:t>0.00897</w:t>
-            </w:r>
-          </w:p>
-        </w:tc>
-        <w:tc>
-          <w:tcPr>
-            <w:tcW w:type="dxa" w:w="1881"/>
-          </w:tcPr>
-          <w:p>
-            <w:r>
-              <w:rPr>
-                <w:sz w:val="20"/>
-              </w:rPr>
-              <w:t>0.00837</w:t>
-            </w:r>
-          </w:p>
-        </w:tc>
-        <w:tc>
-          <w:tcPr>
-            <w:tcW w:type="dxa" w:w="1881"/>
-          </w:tcPr>
-          <w:p>
-            <w:r>
-              <w:rPr>
-                <w:sz w:val="20"/>
-              </w:rPr>
-              <w:t>0.00847</w:t>
-            </w:r>
-          </w:p>
-        </w:tc>
-      </w:tr>
-      <w:tr>
-        <w:tc>
-          <w:tcPr>
-            <w:tcW w:type="dxa" w:w="1881"/>
-          </w:tcPr>
-          <w:p>
-            <w:r>
-              <w:rPr>
-                <w:sz w:val="20"/>
-              </w:rPr>
-              <w:t>2025Q3</w:t>
-            </w:r>
-          </w:p>
-        </w:tc>
-        <w:tc>
-          <w:tcPr>
-            <w:tcW w:type="dxa" w:w="1881"/>
-          </w:tcPr>
-          <w:p>
-            <w:r>
-              <w:rPr>
-                <w:sz w:val="20"/>
-              </w:rPr>
-              <w:t>0.00643</w:t>
-            </w:r>
-          </w:p>
-        </w:tc>
-        <w:tc>
-          <w:tcPr>
-            <w:tcW w:type="dxa" w:w="1881"/>
-          </w:tcPr>
-          <w:p>
-            <w:r>
-              <w:rPr>
-                <w:sz w:val="20"/>
-              </w:rPr>
-              <w:t>0.00896</w:t>
-            </w:r>
-          </w:p>
-        </w:tc>
-        <w:tc>
-          <w:tcPr>
-            <w:tcW w:type="dxa" w:w="1881"/>
-          </w:tcPr>
-          <w:p>
-            <w:r>
-              <w:rPr>
-                <w:sz w:val="20"/>
-              </w:rPr>
-              <w:t>0.00843</w:t>
-            </w:r>
-          </w:p>
-        </w:tc>
-        <w:tc>
-          <w:tcPr>
-            <w:tcW w:type="dxa" w:w="1881"/>
-          </w:tcPr>
-          <w:p>
-            <w:r>
-              <w:rPr>
-                <w:sz w:val="20"/>
-              </w:rPr>
-              <w:t>0.00852</w:t>
-            </w:r>
-          </w:p>
-        </w:tc>
-      </w:tr>
-    </w:tbl>
-    <w:p/>
-    <w:p>
-      <w:r>
-        <w:rPr>
-          <w:rFonts w:ascii="Times New Roman" w:hAnsi="Times New Roman"/>
-          <w:b/>
-          <w:i w:val="0"/>
-          <w:sz w:val="24"/>
-        </w:rPr>
-        <w:t>Forecast performance metrics:</w:t>
+        <w:t>Using the supplied P_t values for 2024Q1 to 2025Q3 and the sample value P_2023Q4 = 14.5465, the realised inflation rates are:</w:t>
       </w:r>
     </w:p>
     <w:tbl>
@@ -2688,65 +1610,60 @@
         <w:tblLook w:firstColumn="1" w:firstRow="1" w:lastColumn="0" w:lastRow="0" w:noHBand="0" w:noVBand="1" w:val="04A0"/>
       </w:tblPr>
       <w:tblGrid>
-        <w:gridCol w:w="2351"/>
-        <w:gridCol w:w="2351"/>
-        <w:gridCol w:w="2351"/>
-        <w:gridCol w:w="2351"/>
+        <w:gridCol w:w="1728"/>
+        <w:gridCol w:w="1728"/>
+        <w:gridCol w:w="1728"/>
+        <w:gridCol w:w="1728"/>
+        <w:gridCol w:w="1728"/>
       </w:tblGrid>
       <w:tr>
         <w:tc>
           <w:tcPr>
-            <w:tcW w:type="dxa" w:w="2351"/>
-          </w:tcPr>
-          <w:p>
-            <w:r>
-              <w:rPr>
-                <w:b/>
-                <w:sz w:val="20"/>
-              </w:rPr>
-              <w:t>Model</w:t>
-            </w:r>
-          </w:p>
-        </w:tc>
-        <w:tc>
-          <w:tcPr>
-            <w:tcW w:type="dxa" w:w="2351"/>
-          </w:tcPr>
-          <w:p>
-            <w:r>
-              <w:rPr>
-                <w:b/>
-                <w:sz w:val="20"/>
-              </w:rPr>
-              <w:t>MSFE</w:t>
-            </w:r>
-          </w:p>
-        </w:tc>
-        <w:tc>
-          <w:tcPr>
-            <w:tcW w:type="dxa" w:w="2351"/>
-          </w:tcPr>
-          <w:p>
-            <w:r>
-              <w:rPr>
-                <w:b/>
-                <w:sz w:val="20"/>
-              </w:rPr>
-              <w:t>RMSFE</w:t>
-            </w:r>
-          </w:p>
-        </w:tc>
-        <w:tc>
-          <w:tcPr>
-            <w:tcW w:type="dxa" w:w="2351"/>
-          </w:tcPr>
-          <w:p>
-            <w:r>
-              <w:rPr>
-                <w:b/>
-                <w:sz w:val="20"/>
-              </w:rPr>
-              <w:t>MAE</w:t>
+            <w:tcW w:type="dxa" w:w="1728"/>
+          </w:tcPr>
+          <w:p>
+            <w:r>
+              <w:t>Quarter</w:t>
+            </w:r>
+          </w:p>
+        </w:tc>
+        <w:tc>
+          <w:tcPr>
+            <w:tcW w:type="dxa" w:w="1728"/>
+          </w:tcPr>
+          <w:p>
+            <w:r>
+              <w:t>Actual Delta p_t</w:t>
+            </w:r>
+          </w:p>
+        </w:tc>
+        <w:tc>
+          <w:tcPr>
+            <w:tcW w:type="dxa" w:w="1728"/>
+          </w:tcPr>
+          <w:p>
+            <w:r>
+              <w:t>ARMA(3,3)</w:t>
+            </w:r>
+          </w:p>
+        </w:tc>
+        <w:tc>
+          <w:tcPr>
+            <w:tcW w:type="dxa" w:w="1728"/>
+          </w:tcPr>
+          <w:p>
+            <w:r>
+              <w:t>ARMA(3,4)</w:t>
+            </w:r>
+          </w:p>
+        </w:tc>
+        <w:tc>
+          <w:tcPr>
+            <w:tcW w:type="dxa" w:w="1728"/>
+          </w:tcPr>
+          <w:p>
+            <w:r>
+              <w:t>ARMA(4,3)</w:t>
             </w:r>
           </w:p>
         </w:tc>
@@ -2754,53 +1671,51 @@
       <w:tr>
         <w:tc>
           <w:tcPr>
-            <w:tcW w:type="dxa" w:w="2351"/>
-          </w:tcPr>
-          <w:p>
-            <w:r>
-              <w:rPr>
-                <w:sz w:val="20"/>
-              </w:rPr>
-              <w:t>ARMA(2,1)</w:t>
-            </w:r>
-          </w:p>
-        </w:tc>
-        <w:tc>
-          <w:tcPr>
-            <w:tcW w:type="dxa" w:w="2351"/>
-          </w:tcPr>
-          <w:p>
-            <w:r>
-              <w:rPr>
-                <w:sz w:val="20"/>
-              </w:rPr>
-              <w:t>3.89×10⁻⁶</w:t>
-            </w:r>
-          </w:p>
-        </w:tc>
-        <w:tc>
-          <w:tcPr>
-            <w:tcW w:type="dxa" w:w="2351"/>
-          </w:tcPr>
-          <w:p>
-            <w:r>
-              <w:rPr>
-                <w:sz w:val="20"/>
-              </w:rPr>
-              <w:t>0.001973</w:t>
-            </w:r>
-          </w:p>
-        </w:tc>
-        <w:tc>
-          <w:tcPr>
-            <w:tcW w:type="dxa" w:w="2351"/>
-          </w:tcPr>
-          <w:p>
-            <w:r>
-              <w:rPr>
-                <w:sz w:val="20"/>
-              </w:rPr>
-              <w:t>0.001829</w:t>
+            <w:tcW w:type="dxa" w:w="1728"/>
+          </w:tcPr>
+          <w:p>
+            <w:r>
+              <w:t>2024Q1</w:t>
+            </w:r>
+          </w:p>
+        </w:tc>
+        <w:tc>
+          <w:tcPr>
+            <w:tcW w:type="dxa" w:w="1728"/>
+          </w:tcPr>
+          <w:p>
+            <w:r>
+              <w:t>0.007977</w:t>
+            </w:r>
+          </w:p>
+        </w:tc>
+        <w:tc>
+          <w:tcPr>
+            <w:tcW w:type="dxa" w:w="1728"/>
+          </w:tcPr>
+          <w:p>
+            <w:r>
+              <w:t>0.008699</w:t>
+            </w:r>
+          </w:p>
+        </w:tc>
+        <w:tc>
+          <w:tcPr>
+            <w:tcW w:type="dxa" w:w="1728"/>
+          </w:tcPr>
+          <w:p>
+            <w:r>
+              <w:t>0.008574</w:t>
+            </w:r>
+          </w:p>
+        </w:tc>
+        <w:tc>
+          <w:tcPr>
+            <w:tcW w:type="dxa" w:w="1728"/>
+          </w:tcPr>
+          <w:p>
+            <w:r>
+              <w:t>0.008674</w:t>
             </w:r>
           </w:p>
         </w:tc>
@@ -2808,53 +1723,51 @@
       <w:tr>
         <w:tc>
           <w:tcPr>
-            <w:tcW w:type="dxa" w:w="2351"/>
-          </w:tcPr>
-          <w:p>
-            <w:r>
-              <w:rPr>
-                <w:sz w:val="20"/>
-              </w:rPr>
-              <w:t>ARMA(1,2)</w:t>
-            </w:r>
-          </w:p>
-        </w:tc>
-        <w:tc>
-          <w:tcPr>
-            <w:tcW w:type="dxa" w:w="2351"/>
-          </w:tcPr>
-          <w:p>
-            <w:r>
-              <w:rPr>
-                <w:sz w:val="20"/>
-              </w:rPr>
-              <w:t>1.92×10⁻⁶</w:t>
-            </w:r>
-          </w:p>
-        </w:tc>
-        <w:tc>
-          <w:tcPr>
-            <w:tcW w:type="dxa" w:w="2351"/>
-          </w:tcPr>
-          <w:p>
-            <w:r>
-              <w:rPr>
-                <w:sz w:val="20"/>
-              </w:rPr>
-              <w:t>0.001384</w:t>
-            </w:r>
-          </w:p>
-        </w:tc>
-        <w:tc>
-          <w:tcPr>
-            <w:tcW w:type="dxa" w:w="2351"/>
-          </w:tcPr>
-          <w:p>
-            <w:r>
-              <w:rPr>
-                <w:sz w:val="20"/>
-              </w:rPr>
-              <w:t>0.001129</w:t>
+            <w:tcW w:type="dxa" w:w="1728"/>
+          </w:tcPr>
+          <w:p>
+            <w:r>
+              <w:t>2024Q2</w:t>
+            </w:r>
+          </w:p>
+        </w:tc>
+        <w:tc>
+          <w:tcPr>
+            <w:tcW w:type="dxa" w:w="1728"/>
+          </w:tcPr>
+          <w:p>
+            <w:r>
+              <w:t>0.008286</w:t>
+            </w:r>
+          </w:p>
+        </w:tc>
+        <w:tc>
+          <w:tcPr>
+            <w:tcW w:type="dxa" w:w="1728"/>
+          </w:tcPr>
+          <w:p>
+            <w:r>
+              <w:t>0.008529</w:t>
+            </w:r>
+          </w:p>
+        </w:tc>
+        <w:tc>
+          <w:tcPr>
+            <w:tcW w:type="dxa" w:w="1728"/>
+          </w:tcPr>
+          <w:p>
+            <w:r>
+              <w:t>0.008351</w:t>
+            </w:r>
+          </w:p>
+        </w:tc>
+        <w:tc>
+          <w:tcPr>
+            <w:tcW w:type="dxa" w:w="1728"/>
+          </w:tcPr>
+          <w:p>
+            <w:r>
+              <w:t>0.008462</w:t>
             </w:r>
           </w:p>
         </w:tc>
@@ -2862,53 +1775,259 @@
       <w:tr>
         <w:tc>
           <w:tcPr>
-            <w:tcW w:type="dxa" w:w="2351"/>
-          </w:tcPr>
-          <w:p>
-            <w:r>
-              <w:rPr>
-                <w:sz w:val="20"/>
-              </w:rPr>
-              <w:t>ARMA(3,0)</w:t>
-            </w:r>
-          </w:p>
-        </w:tc>
-        <w:tc>
-          <w:tcPr>
-            <w:tcW w:type="dxa" w:w="2351"/>
-          </w:tcPr>
-          <w:p>
-            <w:r>
-              <w:rPr>
-                <w:sz w:val="20"/>
-              </w:rPr>
-              <w:t>2.24×10⁻⁶</w:t>
-            </w:r>
-          </w:p>
-        </w:tc>
-        <w:tc>
-          <w:tcPr>
-            <w:tcW w:type="dxa" w:w="2351"/>
-          </w:tcPr>
-          <w:p>
-            <w:r>
-              <w:rPr>
-                <w:sz w:val="20"/>
-              </w:rPr>
-              <w:t>0.001496</w:t>
-            </w:r>
-          </w:p>
-        </w:tc>
-        <w:tc>
-          <w:tcPr>
-            <w:tcW w:type="dxa" w:w="2351"/>
-          </w:tcPr>
-          <w:p>
-            <w:r>
-              <w:rPr>
-                <w:sz w:val="20"/>
-              </w:rPr>
-              <w:t>0.001284</w:t>
+            <w:tcW w:type="dxa" w:w="1728"/>
+          </w:tcPr>
+          <w:p>
+            <w:r>
+              <w:t>2024Q3</w:t>
+            </w:r>
+          </w:p>
+        </w:tc>
+        <w:tc>
+          <w:tcPr>
+            <w:tcW w:type="dxa" w:w="1728"/>
+          </w:tcPr>
+          <w:p>
+            <w:r>
+              <w:t>0.007614</w:t>
+            </w:r>
+          </w:p>
+        </w:tc>
+        <w:tc>
+          <w:tcPr>
+            <w:tcW w:type="dxa" w:w="1728"/>
+          </w:tcPr>
+          <w:p>
+            <w:r>
+              <w:t>0.008932</w:t>
+            </w:r>
+          </w:p>
+        </w:tc>
+        <w:tc>
+          <w:tcPr>
+            <w:tcW w:type="dxa" w:w="1728"/>
+          </w:tcPr>
+          <w:p>
+            <w:r>
+              <w:t>0.008804</w:t>
+            </w:r>
+          </w:p>
+        </w:tc>
+        <w:tc>
+          <w:tcPr>
+            <w:tcW w:type="dxa" w:w="1728"/>
+          </w:tcPr>
+          <w:p>
+            <w:r>
+              <w:t>0.008878</w:t>
+            </w:r>
+          </w:p>
+        </w:tc>
+      </w:tr>
+      <w:tr>
+        <w:tc>
+          <w:tcPr>
+            <w:tcW w:type="dxa" w:w="1728"/>
+          </w:tcPr>
+          <w:p>
+            <w:r>
+              <w:t>2024Q4</w:t>
+            </w:r>
+          </w:p>
+        </w:tc>
+        <w:tc>
+          <w:tcPr>
+            <w:tcW w:type="dxa" w:w="1728"/>
+          </w:tcPr>
+          <w:p>
+            <w:r>
+              <w:t>0.006356</w:t>
+            </w:r>
+          </w:p>
+        </w:tc>
+        <w:tc>
+          <w:tcPr>
+            <w:tcW w:type="dxa" w:w="1728"/>
+          </w:tcPr>
+          <w:p>
+            <w:r>
+              <w:t>0.008852</w:t>
+            </w:r>
+          </w:p>
+        </w:tc>
+        <w:tc>
+          <w:tcPr>
+            <w:tcW w:type="dxa" w:w="1728"/>
+          </w:tcPr>
+          <w:p>
+            <w:r>
+              <w:t>0.008684</w:t>
+            </w:r>
+          </w:p>
+        </w:tc>
+        <w:tc>
+          <w:tcPr>
+            <w:tcW w:type="dxa" w:w="1728"/>
+          </w:tcPr>
+          <w:p>
+            <w:r>
+              <w:t>0.008812</w:t>
+            </w:r>
+          </w:p>
+        </w:tc>
+      </w:tr>
+      <w:tr>
+        <w:tc>
+          <w:tcPr>
+            <w:tcW w:type="dxa" w:w="1728"/>
+          </w:tcPr>
+          <w:p>
+            <w:r>
+              <w:t>2025Q1</w:t>
+            </w:r>
+          </w:p>
+        </w:tc>
+        <w:tc>
+          <w:tcPr>
+            <w:tcW w:type="dxa" w:w="1728"/>
+          </w:tcPr>
+          <w:p>
+            <w:r>
+              <w:t>0.007111</w:t>
+            </w:r>
+          </w:p>
+        </w:tc>
+        <w:tc>
+          <w:tcPr>
+            <w:tcW w:type="dxa" w:w="1728"/>
+          </w:tcPr>
+          <w:p>
+            <w:r>
+              <w:t>0.008798</w:t>
+            </w:r>
+          </w:p>
+        </w:tc>
+        <w:tc>
+          <w:tcPr>
+            <w:tcW w:type="dxa" w:w="1728"/>
+          </w:tcPr>
+          <w:p>
+            <w:r>
+              <w:t>0.008691</w:t>
+            </w:r>
+          </w:p>
+        </w:tc>
+        <w:tc>
+          <w:tcPr>
+            <w:tcW w:type="dxa" w:w="1728"/>
+          </w:tcPr>
+          <w:p>
+            <w:r>
+              <w:t>0.008758</w:t>
+            </w:r>
+          </w:p>
+        </w:tc>
+      </w:tr>
+      <w:tr>
+        <w:tc>
+          <w:tcPr>
+            <w:tcW w:type="dxa" w:w="1728"/>
+          </w:tcPr>
+          <w:p>
+            <w:r>
+              <w:t>2025Q2</w:t>
+            </w:r>
+          </w:p>
+        </w:tc>
+        <w:tc>
+          <w:tcPr>
+            <w:tcW w:type="dxa" w:w="1728"/>
+          </w:tcPr>
+          <w:p>
+            <w:r>
+              <w:t>0.006337</w:t>
+            </w:r>
+          </w:p>
+        </w:tc>
+        <w:tc>
+          <w:tcPr>
+            <w:tcW w:type="dxa" w:w="1728"/>
+          </w:tcPr>
+          <w:p>
+            <w:r>
+              <w:t>0.008867</w:t>
+            </w:r>
+          </w:p>
+        </w:tc>
+        <w:tc>
+          <w:tcPr>
+            <w:tcW w:type="dxa" w:w="1728"/>
+          </w:tcPr>
+          <w:p>
+            <w:r>
+              <w:t>0.008804</w:t>
+            </w:r>
+          </w:p>
+        </w:tc>
+        <w:tc>
+          <w:tcPr>
+            <w:tcW w:type="dxa" w:w="1728"/>
+          </w:tcPr>
+          <w:p>
+            <w:r>
+              <w:t>0.008848</w:t>
+            </w:r>
+          </w:p>
+        </w:tc>
+      </w:tr>
+      <w:tr>
+        <w:tc>
+          <w:tcPr>
+            <w:tcW w:type="dxa" w:w="1728"/>
+          </w:tcPr>
+          <w:p>
+            <w:r>
+              <w:t>2025Q3</w:t>
+            </w:r>
+          </w:p>
+        </w:tc>
+        <w:tc>
+          <w:tcPr>
+            <w:tcW w:type="dxa" w:w="1728"/>
+          </w:tcPr>
+          <w:p>
+            <w:r>
+              <w:t>0.006428</w:t>
+            </w:r>
+          </w:p>
+        </w:tc>
+        <w:tc>
+          <w:tcPr>
+            <w:tcW w:type="dxa" w:w="1728"/>
+          </w:tcPr>
+          <w:p>
+            <w:r>
+              <w:t>0.008878</w:t>
+            </w:r>
+          </w:p>
+        </w:tc>
+        <w:tc>
+          <w:tcPr>
+            <w:tcW w:type="dxa" w:w="1728"/>
+          </w:tcPr>
+          <w:p>
+            <w:r>
+              <w:t>0.008785</w:t>
+            </w:r>
+          </w:p>
+        </w:tc>
+        <w:tc>
+          <w:tcPr>
+            <w:tcW w:type="dxa" w:w="1728"/>
+          </w:tcPr>
+          <w:p>
+            <w:r>
+              <w:t>0.008857</w:t>
             </w:r>
           </w:p>
         </w:tc>
@@ -2917,25 +2036,194 @@
     <w:p/>
     <w:p>
       <w:r>
-        <w:rPr>
-          <w:rFonts w:ascii="Times New Roman" w:hAnsi="Times New Roman"/>
-          <w:b w:val="0"/>
-          <w:i w:val="0"/>
-          <w:sz w:val="24"/>
-        </w:rPr>
-        <w:t>ARMA(1,2) performs best on both MSFE and MAE, roughly halving the forecast error of ARMA(2,1). All seven actual observations fall within the 95% confidence interval of Model 1, so the uncertainty coverage is appropriate even though the point forecasts are biased upward.</w:t>
+        <w:t>Forecast performance:</w:t>
       </w:r>
     </w:p>
+    <w:tbl>
+      <w:tblPr>
+        <w:tblStyle w:val="TableGrid"/>
+        <w:tblW w:type="auto" w:w="0"/>
+        <w:tblLook w:firstColumn="1" w:firstRow="1" w:lastColumn="0" w:lastRow="0" w:noHBand="0" w:noVBand="1" w:val="04A0"/>
+      </w:tblPr>
+      <w:tblGrid>
+        <w:gridCol w:w="2160"/>
+        <w:gridCol w:w="2160"/>
+        <w:gridCol w:w="2160"/>
+        <w:gridCol w:w="2160"/>
+      </w:tblGrid>
+      <w:tr>
+        <w:tc>
+          <w:tcPr>
+            <w:tcW w:type="dxa" w:w="2160"/>
+          </w:tcPr>
+          <w:p>
+            <w:r>
+              <w:t>Model</w:t>
+            </w:r>
+          </w:p>
+        </w:tc>
+        <w:tc>
+          <w:tcPr>
+            <w:tcW w:type="dxa" w:w="2160"/>
+          </w:tcPr>
+          <w:p>
+            <w:r>
+              <w:t>MSFE</w:t>
+            </w:r>
+          </w:p>
+        </w:tc>
+        <w:tc>
+          <w:tcPr>
+            <w:tcW w:type="dxa" w:w="2160"/>
+          </w:tcPr>
+          <w:p>
+            <w:r>
+              <w:t>RMSFE</w:t>
+            </w:r>
+          </w:p>
+        </w:tc>
+        <w:tc>
+          <w:tcPr>
+            <w:tcW w:type="dxa" w:w="2160"/>
+          </w:tcPr>
+          <w:p>
+            <w:r>
+              <w:t>MAE</w:t>
+            </w:r>
+          </w:p>
+        </w:tc>
+      </w:tr>
+      <w:tr>
+        <w:tc>
+          <w:tcPr>
+            <w:tcW w:type="dxa" w:w="2160"/>
+          </w:tcPr>
+          <w:p>
+            <w:r>
+              <w:t>ARMA(3,3)</w:t>
+            </w:r>
+          </w:p>
+        </w:tc>
+        <w:tc>
+          <w:tcPr>
+            <w:tcW w:type="dxa" w:w="2160"/>
+          </w:tcPr>
+          <w:p>
+            <w:r>
+              <w:t>3.3988e-06</w:t>
+            </w:r>
+          </w:p>
+        </w:tc>
+        <w:tc>
+          <w:tcPr>
+            <w:tcW w:type="dxa" w:w="2160"/>
+          </w:tcPr>
+          <w:p>
+            <w:r>
+              <w:t>0.001844</w:t>
+            </w:r>
+          </w:p>
+        </w:tc>
+        <w:tc>
+          <w:tcPr>
+            <w:tcW w:type="dxa" w:w="2160"/>
+          </w:tcPr>
+          <w:p>
+            <w:r>
+              <w:t>0.001635</w:t>
+            </w:r>
+          </w:p>
+        </w:tc>
+      </w:tr>
+      <w:tr>
+        <w:tc>
+          <w:tcPr>
+            <w:tcW w:type="dxa" w:w="2160"/>
+          </w:tcPr>
+          <w:p>
+            <w:r>
+              <w:t>ARMA(3,4)</w:t>
+            </w:r>
+          </w:p>
+        </w:tc>
+        <w:tc>
+          <w:tcPr>
+            <w:tcW w:type="dxa" w:w="2160"/>
+          </w:tcPr>
+          <w:p>
+            <w:r>
+              <w:t>3.0465e-06</w:t>
+            </w:r>
+          </w:p>
+        </w:tc>
+        <w:tc>
+          <w:tcPr>
+            <w:tcW w:type="dxa" w:w="2160"/>
+          </w:tcPr>
+          <w:p>
+            <w:r>
+              <w:t>0.001745</w:t>
+            </w:r>
+          </w:p>
+        </w:tc>
+        <w:tc>
+          <w:tcPr>
+            <w:tcW w:type="dxa" w:w="2160"/>
+          </w:tcPr>
+          <w:p>
+            <w:r>
+              <w:t>0.001512</w:t>
+            </w:r>
+          </w:p>
+        </w:tc>
+      </w:tr>
+      <w:tr>
+        <w:tc>
+          <w:tcPr>
+            <w:tcW w:type="dxa" w:w="2160"/>
+          </w:tcPr>
+          <w:p>
+            <w:r>
+              <w:t>ARMA(4,3)</w:t>
+            </w:r>
+          </w:p>
+        </w:tc>
+        <w:tc>
+          <w:tcPr>
+            <w:tcW w:type="dxa" w:w="2160"/>
+          </w:tcPr>
+          <w:p>
+            <w:r>
+              <w:t>3.2940e-06</w:t>
+            </w:r>
+          </w:p>
+        </w:tc>
+        <w:tc>
+          <w:tcPr>
+            <w:tcW w:type="dxa" w:w="2160"/>
+          </w:tcPr>
+          <w:p>
+            <w:r>
+              <w:t>0.001815</w:t>
+            </w:r>
+          </w:p>
+        </w:tc>
+        <w:tc>
+          <w:tcPr>
+            <w:tcW w:type="dxa" w:w="2160"/>
+          </w:tcPr>
+          <w:p>
+            <w:r>
+              <w:t>0.001597</w:t>
+            </w:r>
+          </w:p>
+        </w:tc>
+      </w:tr>
+    </w:tbl>
     <w:p/>
     <w:p>
       <w:r>
-        <w:rPr>
-          <w:rFonts w:ascii="Times New Roman" w:hAnsi="Times New Roman"/>
-          <w:b w:val="0"/>
-          <w:i w:val="0"/>
-          <w:sz w:val="24"/>
-        </w:rPr>
-        <w:t>All three models systematically overpredict inflation throughout the evaluation window — they forecast around 0.009 while actual inflation was trending down toward 0.006. This reflects a standard limitation of ARIMA models: they project the historical average forward, but actual US inflation decelerated sharply through 2024 as Federal Reserve rate hikes worked through the economy and supply chains normalised. The high-inflation period of 2021–2022 in the estimation sample pulls the forecasted mean upward. ARMA(1,2) handles this slightly better because its larger MA structure responds more flexibly to reverting dynamics, but none of the models can fully account for the structural nature of the disinflation.</w:t>
+        <w:t>ARMA(3,4) performs best on all three metrics, although the differences are modest. The main pattern is systematic over-prediction. All three models expected inflation to settle near the historical mean around 0.0088, but realised inflation fell steadily toward the 0.006-0.008 range. This most likely reflects the fact that the post-2021 inflation burst unwound faster than a purely backward-looking ARMA model could capture in real time. The broader lesson is that a model can fit the historical data well and still miss the timing of a changing inflation regime.</w:t>
       </w:r>
     </w:p>
     <w:p>
@@ -2945,24 +2233,18 @@
     </w:p>
     <w:p>
       <w:pPr>
-        <w:pStyle w:val="Heading1"/>
+        <w:pStyle w:val="Heading2"/>
       </w:pPr>
       <w:r>
-        <w:rPr>
-          <w:rFonts w:ascii="Times New Roman" w:hAnsi="Times New Roman"/>
-        </w:rPr>
         <w:t>Question 4</w:t>
       </w:r>
     </w:p>
     <w:p>
       <w:pPr>
-        <w:pStyle w:val="Heading2"/>
+        <w:pStyle w:val="Heading3"/>
       </w:pPr>
       <w:r>
-        <w:rPr>
-          <w:rFonts w:ascii="Times New Roman" w:hAnsi="Times New Roman"/>
-        </w:rPr>
-        <w:t>4(a)  Real Interest Rate</w:t>
+        <w:t>4(a) Real Interest Rate</w:t>
       </w:r>
     </w:p>
     <w:p>
@@ -2972,7 +2254,7 @@
       <w:r>
         <w:drawing>
           <wp:inline xmlns:a="http://schemas.openxmlformats.org/drawingml/2006/main" xmlns:pic="http://schemas.openxmlformats.org/drawingml/2006/picture">
-            <wp:extent cx="5029200" cy="2011680"/>
+            <wp:extent cx="5852160" cy="1950720"/>
             <wp:docPr id="4" name="Picture 4"/>
             <wp:cNvGraphicFramePr>
               <a:graphicFrameLocks noChangeAspect="1"/>
@@ -2993,7 +2275,7 @@
                   <pic:spPr>
                     <a:xfrm>
                       <a:off x="0" y="0"/>
-                      <a:ext cx="5029200" cy="2011680"/>
+                      <a:ext cx="5852160" cy="1950720"/>
                     </a:xfrm>
                     <a:prstGeom prst="rect"/>
                   </pic:spPr>
@@ -3009,308 +2291,20 @@
         <w:jc w:val="center"/>
       </w:pPr>
       <w:r>
-        <w:rPr>
-          <w:i/>
-          <w:sz w:val="20"/>
-        </w:rPr>
-        <w:t>Figure 4: Real interest rate (r_t − Δp_t), 1959Q2–2023Q4</w:t>
+        <w:t>Figure 4: fig4a_real_rate.png</w:t>
       </w:r>
     </w:p>
-    <w:p/>
     <w:p>
       <w:r>
-        <w:rPr>
-          <w:rFonts w:ascii="Times New Roman" w:hAnsi="Times New Roman"/>
-          <w:b w:val="0"/>
-          <w:i w:val="0"/>
-          <w:sz w:val="24"/>
-        </w:rPr>
-        <w:t>The real interest rate rr_t = rt − Δpt ranges from 0.007 to 15.03 with a sample mean of 4.34. The plot shows the same broad patterns as the nominal rate: high and rising through the early 1980s at the peak of the Volcker tightening, declining through the 1990s and 2000s, falling near zero after 2008, and rising sharply from 2022. The real rate shows less of an outright downward trend than the nominal rate, consistent with the Fisher effect — nominal rates and inflation broadly moved together, leaving the real rate oscillating without a clear long-run trend.</w:t>
+        <w:t>The real-rate proxy is rr_t = r_t - Delta p_t. Its sample minimum is 0.0068, its maximum is 15.0306, and its mean is 4.3407. Because the nominal rate is measured in percentage points while inflation is a quarterly log difference, the proxy still moves closely with the nominal interest rate. The dominant visual feature is persistence rather than stability around a narrow band: the real rate is high in the late 1970s and early 1980s, falls for a long period, sits near zero after 2008, and rises again at the end of the sample. So there is little evidence that the real rate is markedly more stable than the nominal rate over this sample.</w:t>
       </w:r>
     </w:p>
-    <w:p/>
-    <w:p>
-      <w:r>
-        <w:rPr>
-          <w:rFonts w:ascii="Times New Roman" w:hAnsi="Times New Roman"/>
-          <w:b w:val="0"/>
-          <w:i w:val="0"/>
-          <w:sz w:val="24"/>
-        </w:rPr>
-        <w:t>ARIMA for rrt: ADF and KPSS indicate rrt is non-stationary, so d=1. The best model by AIC is ARIMA(2,1,2)(0,0,1)[4] — AIC = 484.66.</w:t>
-      </w:r>
-    </w:p>
-    <w:p/>
-    <w:tbl>
-      <w:tblPr>
-        <w:tblStyle w:val="TableGrid"/>
-        <w:tblW w:type="auto" w:w="0"/>
-        <w:tblLook w:firstColumn="1" w:firstRow="1" w:lastColumn="0" w:lastRow="0" w:noHBand="0" w:noVBand="1" w:val="04A0"/>
-      </w:tblPr>
-      <w:tblGrid>
-        <w:gridCol w:w="3135"/>
-        <w:gridCol w:w="3135"/>
-        <w:gridCol w:w="3135"/>
-      </w:tblGrid>
-      <w:tr>
-        <w:tc>
-          <w:tcPr>
-            <w:tcW w:type="dxa" w:w="3135"/>
-          </w:tcPr>
-          <w:p>
-            <w:r>
-              <w:rPr>
-                <w:b/>
-                <w:sz w:val="20"/>
-              </w:rPr>
-              <w:t>Parameter</w:t>
-            </w:r>
-          </w:p>
-        </w:tc>
-        <w:tc>
-          <w:tcPr>
-            <w:tcW w:type="dxa" w:w="3135"/>
-          </w:tcPr>
-          <w:p>
-            <w:r>
-              <w:rPr>
-                <w:b/>
-                <w:sz w:val="20"/>
-              </w:rPr>
-              <w:t>Estimate</w:t>
-            </w:r>
-          </w:p>
-        </w:tc>
-        <w:tc>
-          <w:tcPr>
-            <w:tcW w:type="dxa" w:w="3135"/>
-          </w:tcPr>
-          <w:p>
-            <w:r>
-              <w:rPr>
-                <w:b/>
-                <w:sz w:val="20"/>
-              </w:rPr>
-              <w:t>SE</w:t>
-            </w:r>
-          </w:p>
-        </w:tc>
-      </w:tr>
-      <w:tr>
-        <w:tc>
-          <w:tcPr>
-            <w:tcW w:type="dxa" w:w="3135"/>
-          </w:tcPr>
-          <w:p>
-            <w:r>
-              <w:rPr>
-                <w:sz w:val="20"/>
-              </w:rPr>
-              <w:t>ar₁</w:t>
-            </w:r>
-          </w:p>
-        </w:tc>
-        <w:tc>
-          <w:tcPr>
-            <w:tcW w:type="dxa" w:w="3135"/>
-          </w:tcPr>
-          <w:p>
-            <w:r>
-              <w:rPr>
-                <w:sz w:val="20"/>
-              </w:rPr>
-              <w:t>−1.273</w:t>
-            </w:r>
-          </w:p>
-        </w:tc>
-        <w:tc>
-          <w:tcPr>
-            <w:tcW w:type="dxa" w:w="3135"/>
-          </w:tcPr>
-          <w:p>
-            <w:r>
-              <w:rPr>
-                <w:sz w:val="20"/>
-              </w:rPr>
-              <w:t>0.074</w:t>
-            </w:r>
-          </w:p>
-        </w:tc>
-      </w:tr>
-      <w:tr>
-        <w:tc>
-          <w:tcPr>
-            <w:tcW w:type="dxa" w:w="3135"/>
-          </w:tcPr>
-          <w:p>
-            <w:r>
-              <w:rPr>
-                <w:sz w:val="20"/>
-              </w:rPr>
-              <w:t>ar₂</w:t>
-            </w:r>
-          </w:p>
-        </w:tc>
-        <w:tc>
-          <w:tcPr>
-            <w:tcW w:type="dxa" w:w="3135"/>
-          </w:tcPr>
-          <w:p>
-            <w:r>
-              <w:rPr>
-                <w:sz w:val="20"/>
-              </w:rPr>
-              <w:t>−0.508</w:t>
-            </w:r>
-          </w:p>
-        </w:tc>
-        <w:tc>
-          <w:tcPr>
-            <w:tcW w:type="dxa" w:w="3135"/>
-          </w:tcPr>
-          <w:p>
-            <w:r>
-              <w:rPr>
-                <w:sz w:val="20"/>
-              </w:rPr>
-              <w:t>0.077</w:t>
-            </w:r>
-          </w:p>
-        </w:tc>
-      </w:tr>
-      <w:tr>
-        <w:tc>
-          <w:tcPr>
-            <w:tcW w:type="dxa" w:w="3135"/>
-          </w:tcPr>
-          <w:p>
-            <w:r>
-              <w:rPr>
-                <w:sz w:val="20"/>
-              </w:rPr>
-              <w:t>ma₁</w:t>
-            </w:r>
-          </w:p>
-        </w:tc>
-        <w:tc>
-          <w:tcPr>
-            <w:tcW w:type="dxa" w:w="3135"/>
-          </w:tcPr>
-          <w:p>
-            <w:r>
-              <w:rPr>
-                <w:sz w:val="20"/>
-              </w:rPr>
-              <w:t>1.770</w:t>
-            </w:r>
-          </w:p>
-        </w:tc>
-        <w:tc>
-          <w:tcPr>
-            <w:tcW w:type="dxa" w:w="3135"/>
-          </w:tcPr>
-          <w:p>
-            <w:r>
-              <w:rPr>
-                <w:sz w:val="20"/>
-              </w:rPr>
-              <w:t>0.054</w:t>
-            </w:r>
-          </w:p>
-        </w:tc>
-      </w:tr>
-      <w:tr>
-        <w:tc>
-          <w:tcPr>
-            <w:tcW w:type="dxa" w:w="3135"/>
-          </w:tcPr>
-          <w:p>
-            <w:r>
-              <w:rPr>
-                <w:sz w:val="20"/>
-              </w:rPr>
-              <w:t>ma₂</w:t>
-            </w:r>
-          </w:p>
-        </w:tc>
-        <w:tc>
-          <w:tcPr>
-            <w:tcW w:type="dxa" w:w="3135"/>
-          </w:tcPr>
-          <w:p>
-            <w:r>
-              <w:rPr>
-                <w:sz w:val="20"/>
-              </w:rPr>
-              <w:t>0.874</w:t>
-            </w:r>
-          </w:p>
-        </w:tc>
-        <w:tc>
-          <w:tcPr>
-            <w:tcW w:type="dxa" w:w="3135"/>
-          </w:tcPr>
-          <w:p>
-            <w:r>
-              <w:rPr>
-                <w:sz w:val="20"/>
-              </w:rPr>
-              <w:t>0.046</w:t>
-            </w:r>
-          </w:p>
-        </w:tc>
-      </w:tr>
-      <w:tr>
-        <w:tc>
-          <w:tcPr>
-            <w:tcW w:type="dxa" w:w="3135"/>
-          </w:tcPr>
-          <w:p>
-            <w:r>
-              <w:rPr>
-                <w:sz w:val="20"/>
-              </w:rPr>
-              <w:t>sma₁</w:t>
-            </w:r>
-          </w:p>
-        </w:tc>
-        <w:tc>
-          <w:tcPr>
-            <w:tcW w:type="dxa" w:w="3135"/>
-          </w:tcPr>
-          <w:p>
-            <w:r>
-              <w:rPr>
-                <w:sz w:val="20"/>
-              </w:rPr>
-              <w:t>0.127</w:t>
-            </w:r>
-          </w:p>
-        </w:tc>
-        <w:tc>
-          <w:tcPr>
-            <w:tcW w:type="dxa" w:w="3135"/>
-          </w:tcPr>
-          <w:p>
-            <w:r>
-              <w:rPr>
-                <w:sz w:val="20"/>
-              </w:rPr>
-              <w:t>0.086</w:t>
-            </w:r>
-          </w:p>
-        </w:tc>
-      </w:tr>
-    </w:tbl>
     <w:p>
       <w:pPr>
-        <w:pStyle w:val="Heading2"/>
+        <w:pStyle w:val="Heading3"/>
       </w:pPr>
       <w:r>
-        <w:rPr>
-          <w:rFonts w:ascii="Times New Roman" w:hAnsi="Times New Roman"/>
-        </w:rPr>
-        <w:t>4(b)  Consumption Ratio</w:t>
+        <w:t>4(b) Consumption Ratio</w:t>
       </w:r>
     </w:p>
     <w:p>
@@ -3320,7 +2314,7 @@
       <w:r>
         <w:drawing>
           <wp:inline xmlns:a="http://schemas.openxmlformats.org/drawingml/2006/main" xmlns:pic="http://schemas.openxmlformats.org/drawingml/2006/picture">
-            <wp:extent cx="5029200" cy="2011680"/>
+            <wp:extent cx="5852160" cy="1950720"/>
             <wp:docPr id="5" name="Picture 5"/>
             <wp:cNvGraphicFramePr>
               <a:graphicFrameLocks noChangeAspect="1"/>
@@ -3341,7 +2335,7 @@
                   <pic:spPr>
                     <a:xfrm>
                       <a:off x="0" y="0"/>
-                      <a:ext cx="5029200" cy="2011680"/>
+                      <a:ext cx="5852160" cy="1950720"/>
                     </a:xfrm>
                     <a:prstGeom prst="rect"/>
                   </pic:spPr>
@@ -3357,35 +2351,25 @@
         <w:jc w:val="center"/>
       </w:pPr>
       <w:r>
-        <w:rPr>
-          <w:i/>
-          <w:sz w:val="20"/>
-        </w:rPr>
-        <w:t>Figure 5: Consumption ratio (C_t / Y_t), 1959Q1–2023Q4</w:t>
+        <w:t>Figure 5: fig4b_consumption_ratio.png</w:t>
       </w:r>
     </w:p>
-    <w:p/>
     <w:p>
       <w:r>
-        <w:rPr>
-          <w:rFonts w:ascii="Times New Roman" w:hAnsi="Times New Roman"/>
-          <w:b w:val="0"/>
-          <w:i w:val="0"/>
-          <w:sz w:val="24"/>
-        </w:rPr>
-        <w:t>The consumption ratio cy_t = Ct/Yt rises from around 0.59 in 1959 to approximately 0.69 by 2023, with a sample mean of 0.642. The dominant feature is a persistent upward trend — consumption has grown as a larger share of GDP over the six-decade sample. This pattern is consistent with the decline in the US personal saving rate over the same period, driven by easier access to credit, wealth effects from rising equity and housing prices, and demographic shifts as baby boomers moved into peak consumption phases.</w:t>
+        <w:t>The consumption ratio cy_t = C_t / Y_t rises from about 0.590 to 0.693, with a sample mean of 0.6419. The dominant feature is a persistent upward drift. An economic interpretation is that consumption has become a larger share of output over time, consistent with a lower saving rate, easier access to credit, and stronger consumption-smoothing opportunities as financial markets deepened.</w:t>
       </w:r>
     </w:p>
-    <w:p/>
+    <w:p>
+      <w:pPr>
+        <w:pStyle w:val="Heading3"/>
+      </w:pPr>
+      <w:r>
+        <w:t>4(c) Best Adequate ARIMA Model for rr_t</w:t>
+      </w:r>
+    </w:p>
     <w:p>
       <w:r>
-        <w:rPr>
-          <w:rFonts w:ascii="Times New Roman" w:hAnsi="Times New Roman"/>
-          <w:b w:val="0"/>
-          <w:i w:val="0"/>
-          <w:sz w:val="24"/>
-        </w:rPr>
-        <w:t>ARIMA for cyt: Best model by AIC is ARIMA(2,1,2) — AIC = −2129.79.</w:t>
+        <w:t>The unit-root evidence for rr_t is mixed, so the final specification was selected by fit and diagnostics rather than by pre-testing alone. A wider search over p,q = 0,...,6 showed that low-order models left clear residual autocorrelation. Among the models considered, ARIMA(3,1,6) was the lowest-AIC specification that also passed the adequacy check at 20 lags. Although it is a relatively rich model, that is consistent with the strong persistence visible in the plot.</w:t>
       </w:r>
     </w:p>
     <w:tbl>
@@ -3395,50 +2379,49 @@
         <w:tblLook w:firstColumn="1" w:firstRow="1" w:lastColumn="0" w:lastRow="0" w:noHBand="0" w:noVBand="1" w:val="04A0"/>
       </w:tblPr>
       <w:tblGrid>
-        <w:gridCol w:w="3135"/>
-        <w:gridCol w:w="3135"/>
-        <w:gridCol w:w="3135"/>
+        <w:gridCol w:w="2160"/>
+        <w:gridCol w:w="2160"/>
+        <w:gridCol w:w="2160"/>
+        <w:gridCol w:w="2160"/>
       </w:tblGrid>
       <w:tr>
         <w:tc>
           <w:tcPr>
-            <w:tcW w:type="dxa" w:w="3135"/>
-          </w:tcPr>
-          <w:p>
-            <w:r>
-              <w:rPr>
-                <w:b/>
-                <w:sz w:val="20"/>
-              </w:rPr>
-              <w:t>Parameter</w:t>
-            </w:r>
-          </w:p>
-        </w:tc>
-        <w:tc>
-          <w:tcPr>
-            <w:tcW w:type="dxa" w:w="3135"/>
-          </w:tcPr>
-          <w:p>
-            <w:r>
-              <w:rPr>
-                <w:b/>
-                <w:sz w:val="20"/>
-              </w:rPr>
-              <w:t>Estimate</w:t>
-            </w:r>
-          </w:p>
-        </w:tc>
-        <w:tc>
-          <w:tcPr>
-            <w:tcW w:type="dxa" w:w="3135"/>
-          </w:tcPr>
-          <w:p>
-            <w:r>
-              <w:rPr>
-                <w:b/>
-                <w:sz w:val="20"/>
-              </w:rPr>
-              <w:t>SE</w:t>
+            <w:tcW w:type="dxa" w:w="2160"/>
+          </w:tcPr>
+          <w:p>
+            <w:r>
+              <w:t>Model for rr_t</w:t>
+            </w:r>
+          </w:p>
+        </w:tc>
+        <w:tc>
+          <w:tcPr>
+            <w:tcW w:type="dxa" w:w="2160"/>
+          </w:tcPr>
+          <w:p>
+            <w:r>
+              <w:t>AIC</w:t>
+            </w:r>
+          </w:p>
+        </w:tc>
+        <w:tc>
+          <w:tcPr>
+            <w:tcW w:type="dxa" w:w="2160"/>
+          </w:tcPr>
+          <w:p>
+            <w:r>
+              <w:t>BIC</w:t>
+            </w:r>
+          </w:p>
+        </w:tc>
+        <w:tc>
+          <w:tcPr>
+            <w:tcW w:type="dxa" w:w="2160"/>
+          </w:tcPr>
+          <w:p>
+            <w:r>
+              <w:t>Ljung-Box p-value</w:t>
             </w:r>
           </w:p>
         </w:tc>
@@ -3446,200 +2429,204 @@
       <w:tr>
         <w:tc>
           <w:tcPr>
-            <w:tcW w:type="dxa" w:w="3135"/>
-          </w:tcPr>
-          <w:p>
-            <w:r>
-              <w:rPr>
-                <w:sz w:val="20"/>
-              </w:rPr>
-              <w:t>ar₁</w:t>
-            </w:r>
-          </w:p>
-        </w:tc>
-        <w:tc>
-          <w:tcPr>
-            <w:tcW w:type="dxa" w:w="3135"/>
-          </w:tcPr>
-          <w:p>
-            <w:r>
-              <w:rPr>
-                <w:sz w:val="20"/>
-              </w:rPr>
-              <w:t>−0.341</w:t>
-            </w:r>
-          </w:p>
-        </w:tc>
-        <w:tc>
-          <w:tcPr>
-            <w:tcW w:type="dxa" w:w="3135"/>
-          </w:tcPr>
-          <w:p>
-            <w:r>
-              <w:rPr>
-                <w:sz w:val="20"/>
-              </w:rPr>
-              <w:t>0.136</w:t>
-            </w:r>
-          </w:p>
-        </w:tc>
-      </w:tr>
-      <w:tr>
-        <w:tc>
-          <w:tcPr>
-            <w:tcW w:type="dxa" w:w="3135"/>
-          </w:tcPr>
-          <w:p>
-            <w:r>
-              <w:rPr>
-                <w:sz w:val="20"/>
-              </w:rPr>
-              <w:t>ar₂</w:t>
-            </w:r>
-          </w:p>
-        </w:tc>
-        <w:tc>
-          <w:tcPr>
-            <w:tcW w:type="dxa" w:w="3135"/>
-          </w:tcPr>
-          <w:p>
-            <w:r>
-              <w:rPr>
-                <w:sz w:val="20"/>
-              </w:rPr>
-              <w:t>−0.848</w:t>
-            </w:r>
-          </w:p>
-        </w:tc>
-        <w:tc>
-          <w:tcPr>
-            <w:tcW w:type="dxa" w:w="3135"/>
-          </w:tcPr>
-          <w:p>
-            <w:r>
-              <w:rPr>
-                <w:sz w:val="20"/>
-              </w:rPr>
-              <w:t>0.089</w:t>
-            </w:r>
-          </w:p>
-        </w:tc>
-      </w:tr>
-      <w:tr>
-        <w:tc>
-          <w:tcPr>
-            <w:tcW w:type="dxa" w:w="3135"/>
-          </w:tcPr>
-          <w:p>
-            <w:r>
-              <w:rPr>
-                <w:sz w:val="20"/>
-              </w:rPr>
-              <w:t>ma₁</w:t>
-            </w:r>
-          </w:p>
-        </w:tc>
-        <w:tc>
-          <w:tcPr>
-            <w:tcW w:type="dxa" w:w="3135"/>
-          </w:tcPr>
-          <w:p>
-            <w:r>
-              <w:rPr>
-                <w:sz w:val="20"/>
-              </w:rPr>
-              <w:t>0.208</w:t>
-            </w:r>
-          </w:p>
-        </w:tc>
-        <w:tc>
-          <w:tcPr>
-            <w:tcW w:type="dxa" w:w="3135"/>
-          </w:tcPr>
-          <w:p>
-            <w:r>
-              <w:rPr>
-                <w:sz w:val="20"/>
-              </w:rPr>
-              <w:t>0.149</w:t>
-            </w:r>
-          </w:p>
-        </w:tc>
-      </w:tr>
-      <w:tr>
-        <w:tc>
-          <w:tcPr>
-            <w:tcW w:type="dxa" w:w="3135"/>
-          </w:tcPr>
-          <w:p>
-            <w:r>
-              <w:rPr>
-                <w:sz w:val="20"/>
-              </w:rPr>
-              <w:t>ma₂</w:t>
-            </w:r>
-          </w:p>
-        </w:tc>
-        <w:tc>
-          <w:tcPr>
-            <w:tcW w:type="dxa" w:w="3135"/>
-          </w:tcPr>
-          <w:p>
-            <w:r>
-              <w:rPr>
-                <w:sz w:val="20"/>
-              </w:rPr>
-              <w:t>0.841</w:t>
-            </w:r>
-          </w:p>
-        </w:tc>
-        <w:tc>
-          <w:tcPr>
-            <w:tcW w:type="dxa" w:w="3135"/>
-          </w:tcPr>
-          <w:p>
-            <w:r>
-              <w:rPr>
-                <w:sz w:val="20"/>
-              </w:rPr>
-              <w:t>0.069</w:t>
+            <w:tcW w:type="dxa" w:w="2160"/>
+          </w:tcPr>
+          <w:p>
+            <w:r>
+              <w:t>ARIMA(3,1,6)</w:t>
+            </w:r>
+          </w:p>
+        </w:tc>
+        <w:tc>
+          <w:tcPr>
+            <w:tcW w:type="dxa" w:w="2160"/>
+          </w:tcPr>
+          <w:p>
+            <w:r>
+              <w:t>476.28</w:t>
+            </w:r>
+          </w:p>
+        </w:tc>
+        <w:tc>
+          <w:tcPr>
+            <w:tcW w:type="dxa" w:w="2160"/>
+          </w:tcPr>
+          <w:p>
+            <w:r>
+              <w:t>515.36</w:t>
+            </w:r>
+          </w:p>
+        </w:tc>
+        <w:tc>
+          <w:tcPr>
+            <w:tcW w:type="dxa" w:w="2160"/>
+          </w:tcPr>
+          <w:p>
+            <w:r>
+              <w:t>0.2979</w:t>
             </w:r>
           </w:p>
         </w:tc>
       </w:tr>
     </w:tbl>
+    <w:p/>
     <w:p>
-      <w:pPr>
-        <w:pStyle w:val="Heading2"/>
-      </w:pPr>
       <w:r>
-        <w:rPr>
-          <w:rFonts w:ascii="Times New Roman" w:hAnsi="Times New Roman"/>
-        </w:rPr>
-        <w:t>4(e)  Policy Uses</w:t>
+        <w:t>Key estimated coefficients:</w:t>
       </w:r>
     </w:p>
     <w:p>
       <w:r>
-        <w:rPr>
-          <w:rFonts w:ascii="Times New Roman" w:hAnsi="Times New Roman"/>
-          <w:b w:val="0"/>
-          <w:i w:val="0"/>
-          <w:sz w:val="24"/>
-        </w:rPr>
-        <w:t>The rrt model helps central banks assess whether the current monetary policy stance is genuinely restrictive or accommodative in real terms. Rather than looking only at the nominal rate, policymakers can use the model to forecast real rates and judge whether they are above or below the neutral real rate — a key input to the Taylor rule.</w:t>
+        <w:t>ar1 = -0.4680, ar2 = -0.7813, ar3 = -0.5721, ma1 = 0.9551, ma2 = 0.8330, ma3 = 1.0711, ma4 = 0.3806, ma5 = 0.1495, ma6 = 0.3722, drift = 0.0122.</w:t>
       </w:r>
     </w:p>
+    <w:p>
+      <w:r>
+        <w:t>The model captures the plot in two ways. The differencing term handles the low-frequency movement in the real rate, while the longer ARMA structure captures the fact that shocks to the real rate are persistent and can affect subsequent quarters for some time.</w:t>
+      </w:r>
+    </w:p>
+    <w:p>
+      <w:pPr>
+        <w:pStyle w:val="Heading3"/>
+      </w:pPr>
+      <w:r>
+        <w:t>4(d) Best Adequate ARIMA Model for cy_t</w:t>
+      </w:r>
+    </w:p>
+    <w:p>
+      <w:r>
+        <w:t>Searching over d in {0,1} and p,q = 0,...,4 shows that the best adequate model is ARIMA(3,1,3):</w:t>
+      </w:r>
+    </w:p>
+    <w:tbl>
+      <w:tblPr>
+        <w:tblStyle w:val="TableGrid"/>
+        <w:tblW w:type="auto" w:w="0"/>
+        <w:tblLook w:firstColumn="1" w:firstRow="1" w:lastColumn="0" w:lastRow="0" w:noHBand="0" w:noVBand="1" w:val="04A0"/>
+      </w:tblPr>
+      <w:tblGrid>
+        <w:gridCol w:w="2160"/>
+        <w:gridCol w:w="2160"/>
+        <w:gridCol w:w="2160"/>
+        <w:gridCol w:w="2160"/>
+      </w:tblGrid>
+      <w:tr>
+        <w:tc>
+          <w:tcPr>
+            <w:tcW w:type="dxa" w:w="2160"/>
+          </w:tcPr>
+          <w:p>
+            <w:r>
+              <w:t>Model for cy_t</w:t>
+            </w:r>
+          </w:p>
+        </w:tc>
+        <w:tc>
+          <w:tcPr>
+            <w:tcW w:type="dxa" w:w="2160"/>
+          </w:tcPr>
+          <w:p>
+            <w:r>
+              <w:t>AIC</w:t>
+            </w:r>
+          </w:p>
+        </w:tc>
+        <w:tc>
+          <w:tcPr>
+            <w:tcW w:type="dxa" w:w="2160"/>
+          </w:tcPr>
+          <w:p>
+            <w:r>
+              <w:t>BIC</w:t>
+            </w:r>
+          </w:p>
+        </w:tc>
+        <w:tc>
+          <w:tcPr>
+            <w:tcW w:type="dxa" w:w="2160"/>
+          </w:tcPr>
+          <w:p>
+            <w:r>
+              <w:t>Ljung-Box p-value</w:t>
+            </w:r>
+          </w:p>
+        </w:tc>
+      </w:tr>
+      <w:tr>
+        <w:tc>
+          <w:tcPr>
+            <w:tcW w:type="dxa" w:w="2160"/>
+          </w:tcPr>
+          <w:p>
+            <w:r>
+              <w:t>ARIMA(3,1,3)</w:t>
+            </w:r>
+          </w:p>
+        </w:tc>
+        <w:tc>
+          <w:tcPr>
+            <w:tcW w:type="dxa" w:w="2160"/>
+          </w:tcPr>
+          <w:p>
+            <w:r>
+              <w:t>-2135.65</w:t>
+            </w:r>
+          </w:p>
+        </w:tc>
+        <w:tc>
+          <w:tcPr>
+            <w:tcW w:type="dxa" w:w="2160"/>
+          </w:tcPr>
+          <w:p>
+            <w:r>
+              <w:t>-2107.20</w:t>
+            </w:r>
+          </w:p>
+        </w:tc>
+        <w:tc>
+          <w:tcPr>
+            <w:tcW w:type="dxa" w:w="2160"/>
+          </w:tcPr>
+          <w:p>
+            <w:r>
+              <w:t>0.7626</w:t>
+            </w:r>
+          </w:p>
+        </w:tc>
+      </w:tr>
+    </w:tbl>
     <w:p/>
     <w:p>
       <w:r>
-        <w:rPr>
-          <w:rFonts w:ascii="Times New Roman" w:hAnsi="Times New Roman"/>
-          <w:b w:val="0"/>
-          <w:i w:val="0"/>
-          <w:sz w:val="24"/>
-        </w:rPr>
-        <w:t>The cyt model is useful for fiscal policymakers and aggregate demand analysis. A rising consumption ratio signals households are spending a growing fraction of income, which affects the size of fiscal multipliers — tax cuts or transfers have larger demand effects when households have a high propensity to consume. Central banks also track cyt as an indicator of household financial vulnerability.</w:t>
+        <w:t>Key estimated coefficients:</w:t>
+      </w:r>
+    </w:p>
+    <w:p>
+      <w:r>
+        <w:t>ar1 = 0.6092, ar2 = -0.5732, ar3 = 0.7553, ma1 = -0.8316, ma2 = 0.6862, ma3 = -0.8547, drift = 0.0003.</w:t>
+      </w:r>
+    </w:p>
+    <w:p>
+      <w:r>
+        <w:t>The differencing term reflects the strong upward trend in the ratio, while the ARMA terms capture short-run deviations from that trend. In that sense, the model matches the economics of the plot: a slowly rising long-run share with quarter-to-quarter corrections around it.</w:t>
+      </w:r>
+    </w:p>
+    <w:p>
+      <w:pPr>
+        <w:pStyle w:val="Heading3"/>
+      </w:pPr>
+      <w:r>
+        <w:t>4(e) Policy Use</w:t>
+      </w:r>
+    </w:p>
+    <w:p>
+      <w:r>
+        <w:t>The rr_t model is useful because policy works through real, not just nominal, interest rates. A central bank can use forecasts of the real rate to judge whether policy is genuinely restrictive or accommodative, rather than relying only on the nominal policy rate.</w:t>
+      </w:r>
+    </w:p>
+    <w:p>
+      <w:r>
+        <w:t>The cy_t model is useful because the consumption share is closely tied to aggregate demand. A persistently high or rising consumption ratio can signal strong household demand, a low saving rate, and greater sensitivity of the economy to income or wealth shocks. That makes it relevant for both monetary and fiscal policy.</w:t>
       </w:r>
     </w:p>
     <w:p>
@@ -3649,24 +2636,18 @@
     </w:p>
     <w:p>
       <w:pPr>
-        <w:pStyle w:val="Heading1"/>
+        <w:pStyle w:val="Heading2"/>
       </w:pPr>
       <w:r>
-        <w:rPr>
-          <w:rFonts w:ascii="Times New Roman" w:hAnsi="Times New Roman"/>
-        </w:rPr>
         <w:t>Question 5</w:t>
       </w:r>
     </w:p>
     <w:p>
       <w:pPr>
-        <w:pStyle w:val="Heading2"/>
+        <w:pStyle w:val="Heading3"/>
       </w:pPr>
       <w:r>
-        <w:rPr>
-          <w:rFonts w:ascii="Times New Roman" w:hAnsi="Times New Roman"/>
-        </w:rPr>
-        <w:t>5(a)  Sample Variances</w:t>
+        <w:t>5(a) Sample Variances</w:t>
       </w:r>
     </w:p>
     <w:tbl>
@@ -3676,50 +2657,38 @@
         <w:tblLook w:firstColumn="1" w:firstRow="1" w:lastColumn="0" w:lastRow="0" w:noHBand="0" w:noVBand="1" w:val="04A0"/>
       </w:tblPr>
       <w:tblGrid>
-        <w:gridCol w:w="3135"/>
-        <w:gridCol w:w="3135"/>
-        <w:gridCol w:w="3135"/>
+        <w:gridCol w:w="2880"/>
+        <w:gridCol w:w="2880"/>
+        <w:gridCol w:w="2880"/>
       </w:tblGrid>
       <w:tr>
         <w:tc>
           <w:tcPr>
-            <w:tcW w:type="dxa" w:w="3135"/>
-          </w:tcPr>
-          <w:p>
-            <w:r>
-              <w:rPr>
-                <w:b/>
-                <w:sz w:val="20"/>
-              </w:rPr>
+            <w:tcW w:type="dxa" w:w="2880"/>
+          </w:tcPr>
+          <w:p>
+            <w:r>
               <w:t>Currency</w:t>
             </w:r>
           </w:p>
         </w:tc>
         <w:tc>
           <w:tcPr>
-            <w:tcW w:type="dxa" w:w="3135"/>
-          </w:tcPr>
-          <w:p>
-            <w:r>
-              <w:rPr>
-                <w:b/>
-                <w:sz w:val="20"/>
-              </w:rPr>
-              <w:t>σ²_sample</w:t>
-            </w:r>
-          </w:p>
-        </w:tc>
-        <w:tc>
-          <w:tcPr>
-            <w:tcW w:type="dxa" w:w="3135"/>
-          </w:tcPr>
-          <w:p>
-            <w:r>
-              <w:rPr>
-                <w:b/>
-                <w:sz w:val="20"/>
-              </w:rPr>
-              <w:t>SD (%)</w:t>
+            <w:tcW w:type="dxa" w:w="2880"/>
+          </w:tcPr>
+          <w:p>
+            <w:r>
+              <w:t>Sample Variance</w:t>
+            </w:r>
+          </w:p>
+        </w:tc>
+        <w:tc>
+          <w:tcPr>
+            <w:tcW w:type="dxa" w:w="2880"/>
+          </w:tcPr>
+          <w:p>
+            <w:r>
+              <w:t>Sample SD</w:t>
             </w:r>
           </w:p>
         </w:tc>
@@ -3727,40 +2696,31 @@
       <w:tr>
         <w:tc>
           <w:tcPr>
-            <w:tcW w:type="dxa" w:w="3135"/>
-          </w:tcPr>
-          <w:p>
-            <w:r>
-              <w:rPr>
-                <w:sz w:val="20"/>
-              </w:rPr>
+            <w:tcW w:type="dxa" w:w="2880"/>
+          </w:tcPr>
+          <w:p>
+            <w:r>
               <w:t>CNY</w:t>
             </w:r>
           </w:p>
         </w:tc>
         <w:tc>
           <w:tcPr>
-            <w:tcW w:type="dxa" w:w="3135"/>
-          </w:tcPr>
-          <w:p>
-            <w:r>
-              <w:rPr>
-                <w:sz w:val="20"/>
-              </w:rPr>
-              <w:t>0.3369</w:t>
-            </w:r>
-          </w:p>
-        </w:tc>
-        <w:tc>
-          <w:tcPr>
-            <w:tcW w:type="dxa" w:w="3135"/>
-          </w:tcPr>
-          <w:p>
-            <w:r>
-              <w:rPr>
-                <w:sz w:val="20"/>
-              </w:rPr>
-              <w:t>0.580</w:t>
+            <w:tcW w:type="dxa" w:w="2880"/>
+          </w:tcPr>
+          <w:p>
+            <w:r>
+              <w:t>0.336855</w:t>
+            </w:r>
+          </w:p>
+        </w:tc>
+        <w:tc>
+          <w:tcPr>
+            <w:tcW w:type="dxa" w:w="2880"/>
+          </w:tcPr>
+          <w:p>
+            <w:r>
+              <w:t>0.5804</w:t>
             </w:r>
           </w:p>
         </w:tc>
@@ -3768,40 +2728,31 @@
       <w:tr>
         <w:tc>
           <w:tcPr>
-            <w:tcW w:type="dxa" w:w="3135"/>
-          </w:tcPr>
-          <w:p>
-            <w:r>
-              <w:rPr>
-                <w:sz w:val="20"/>
-              </w:rPr>
+            <w:tcW w:type="dxa" w:w="2880"/>
+          </w:tcPr>
+          <w:p>
+            <w:r>
               <w:t>USD</w:t>
             </w:r>
           </w:p>
         </w:tc>
         <w:tc>
           <w:tcPr>
-            <w:tcW w:type="dxa" w:w="3135"/>
-          </w:tcPr>
-          <w:p>
-            <w:r>
-              <w:rPr>
-                <w:sz w:val="20"/>
-              </w:rPr>
-              <w:t>0.4381</w:t>
-            </w:r>
-          </w:p>
-        </w:tc>
-        <w:tc>
-          <w:tcPr>
-            <w:tcW w:type="dxa" w:w="3135"/>
-          </w:tcPr>
-          <w:p>
-            <w:r>
-              <w:rPr>
-                <w:sz w:val="20"/>
-              </w:rPr>
-              <w:t>0.662</w:t>
+            <w:tcW w:type="dxa" w:w="2880"/>
+          </w:tcPr>
+          <w:p>
+            <w:r>
+              <w:t>0.438086</w:t>
+            </w:r>
+          </w:p>
+        </w:tc>
+        <w:tc>
+          <w:tcPr>
+            <w:tcW w:type="dxa" w:w="2880"/>
+          </w:tcPr>
+          <w:p>
+            <w:r>
+              <w:t>0.6619</w:t>
             </w:r>
           </w:p>
         </w:tc>
@@ -3809,40 +2760,31 @@
       <w:tr>
         <w:tc>
           <w:tcPr>
-            <w:tcW w:type="dxa" w:w="3135"/>
-          </w:tcPr>
-          <w:p>
-            <w:r>
-              <w:rPr>
-                <w:sz w:val="20"/>
-              </w:rPr>
+            <w:tcW w:type="dxa" w:w="2880"/>
+          </w:tcPr>
+          <w:p>
+            <w:r>
               <w:t>TWI</w:t>
             </w:r>
           </w:p>
         </w:tc>
         <w:tc>
           <w:tcPr>
-            <w:tcW w:type="dxa" w:w="3135"/>
-          </w:tcPr>
-          <w:p>
-            <w:r>
-              <w:rPr>
-                <w:sz w:val="20"/>
-              </w:rPr>
-              <w:t>0.2675</w:t>
-            </w:r>
-          </w:p>
-        </w:tc>
-        <w:tc>
-          <w:tcPr>
-            <w:tcW w:type="dxa" w:w="3135"/>
-          </w:tcPr>
-          <w:p>
-            <w:r>
-              <w:rPr>
-                <w:sz w:val="20"/>
-              </w:rPr>
-              <w:t>0.517</w:t>
+            <w:tcW w:type="dxa" w:w="2880"/>
+          </w:tcPr>
+          <w:p>
+            <w:r>
+              <w:t>0.267471</w:t>
+            </w:r>
+          </w:p>
+        </w:tc>
+        <w:tc>
+          <w:tcPr>
+            <w:tcW w:type="dxa" w:w="2880"/>
+          </w:tcPr>
+          <w:p>
+            <w:r>
+              <w:t>0.5172</w:t>
             </w:r>
           </w:p>
         </w:tc>
@@ -3850,40 +2792,31 @@
       <w:tr>
         <w:tc>
           <w:tcPr>
-            <w:tcW w:type="dxa" w:w="3135"/>
-          </w:tcPr>
-          <w:p>
-            <w:r>
-              <w:rPr>
-                <w:sz w:val="20"/>
-              </w:rPr>
+            <w:tcW w:type="dxa" w:w="2880"/>
+          </w:tcPr>
+          <w:p>
+            <w:r>
               <w:t>SDR</w:t>
             </w:r>
           </w:p>
         </w:tc>
         <w:tc>
           <w:tcPr>
-            <w:tcW w:type="dxa" w:w="3135"/>
-          </w:tcPr>
-          <w:p>
-            <w:r>
-              <w:rPr>
-                <w:sz w:val="20"/>
-              </w:rPr>
-              <w:t>0.4492</w:t>
-            </w:r>
-          </w:p>
-        </w:tc>
-        <w:tc>
-          <w:tcPr>
-            <w:tcW w:type="dxa" w:w="3135"/>
-          </w:tcPr>
-          <w:p>
-            <w:r>
-              <w:rPr>
-                <w:sz w:val="20"/>
-              </w:rPr>
-              <w:t>0.670</w:t>
+            <w:tcW w:type="dxa" w:w="2880"/>
+          </w:tcPr>
+          <w:p>
+            <w:r>
+              <w:t>0.449172</w:t>
+            </w:r>
+          </w:p>
+        </w:tc>
+        <w:tc>
+          <w:tcPr>
+            <w:tcW w:type="dxa" w:w="2880"/>
+          </w:tcPr>
+          <w:p>
+            <w:r>
+              <w:t>0.6702</w:t>
             </w:r>
           </w:p>
         </w:tc>
@@ -3892,24 +2825,15 @@
     <w:p/>
     <w:p>
       <w:r>
-        <w:rPr>
-          <w:rFonts w:ascii="Times New Roman" w:hAnsi="Times New Roman"/>
-          <w:b w:val="0"/>
-          <w:i w:val="0"/>
-          <w:sz w:val="24"/>
-        </w:rPr>
-        <w:t>TWI has the lowest variance, which makes sense given it is a trade-weighted average across multiple bilateral rates — diversification across trading partners smooths out bilateral movements. SDR has the highest, despite also being a basket, because it includes GBP and JPY which can move significantly against the AUD. CNY is less volatile than USD, reflecting the People's Bank of China's managed float where daily movements are constrained by intervention.</w:t>
+        <w:t>TWI is the least volatile return series, which is consistent with diversification across trading partners. USD and SDR are the most volatile. CNY is less volatile than USD, which is consistent with a more managed exchange-rate regime.</w:t>
       </w:r>
     </w:p>
     <w:p>
       <w:pPr>
-        <w:pStyle w:val="Heading2"/>
+        <w:pStyle w:val="Heading3"/>
       </w:pPr>
       <w:r>
-        <w:rPr>
-          <w:rFonts w:ascii="Times New Roman" w:hAnsi="Times New Roman"/>
-        </w:rPr>
-        <w:t>5(b)  Absolute Returns</w:t>
+        <w:t>5(b) Absolute Returns</w:t>
       </w:r>
     </w:p>
     <w:p>
@@ -3919,7 +2843,7 @@
       <w:r>
         <w:drawing>
           <wp:inline xmlns:a="http://schemas.openxmlformats.org/drawingml/2006/main" xmlns:pic="http://schemas.openxmlformats.org/drawingml/2006/picture">
-            <wp:extent cx="5029200" cy="3520440"/>
+            <wp:extent cx="5852160" cy="2926080"/>
             <wp:docPr id="6" name="Picture 6"/>
             <wp:cNvGraphicFramePr>
               <a:graphicFrameLocks noChangeAspect="1"/>
@@ -3940,7 +2864,7 @@
                   <pic:spPr>
                     <a:xfrm>
                       <a:off x="0" y="0"/>
-                      <a:ext cx="5029200" cy="3520440"/>
+                      <a:ext cx="5852160" cy="2926080"/>
                     </a:xfrm>
                     <a:prstGeom prst="rect"/>
                   </pic:spPr>
@@ -3956,23 +2880,12 @@
         <w:jc w:val="center"/>
       </w:pPr>
       <w:r>
-        <w:rPr>
-          <w:i/>
-          <w:sz w:val="20"/>
-        </w:rPr>
-        <w:t>Figure 6: Absolute daily returns |e_t| (%) for all four currencies, 2018–2026</w:t>
+        <w:t>Figure 6: fig5b_abs_returns.png</w:t>
       </w:r>
     </w:p>
-    <w:p/>
     <w:p>
       <w:r>
-        <w:rPr>
-          <w:rFonts w:ascii="Times New Roman" w:hAnsi="Times New Roman"/>
-          <w:b w:val="0"/>
-          <w:i w:val="0"/>
-          <w:sz w:val="24"/>
-        </w:rPr>
-        <w:t>All four series show clear volatility clustering — large absolute returns bunch together in time, and quiet periods also cluster. The most obvious spike across all currencies is March 2020 (COVID-19 pandemic onset), where daily moves exceeded 3–5%. There is also a noticeable pickup in volatility through 2022–2023 during the aggressive Fed rate hike cycle. These patterns directly motivate GARCH modelling: the constant-variance assumption of ARMA is clearly violated.</w:t>
+        <w:t>The absolute-return plots show clear volatility clustering: large moves arrive in bursts, and calm periods also persist. The largest common spike is around the onset of COVID-19 in March 2020. This pattern immediately suggests that a constant-variance model is inappropriate and that conditional volatility models such as GARCH are needed.</w:t>
       </w:r>
     </w:p>
     <w:p>
@@ -3982,104 +2895,23 @@
     </w:p>
     <w:p>
       <w:pPr>
-        <w:pStyle w:val="Heading1"/>
+        <w:pStyle w:val="Heading2"/>
       </w:pPr>
       <w:r>
-        <w:rPr>
-          <w:rFonts w:ascii="Times New Roman" w:hAnsi="Times New Roman"/>
-        </w:rPr>
         <w:t>Question 6</w:t>
       </w:r>
     </w:p>
     <w:p>
       <w:pPr>
-        <w:pStyle w:val="Heading2"/>
+        <w:pStyle w:val="Heading3"/>
       </w:pPr>
       <w:r>
-        <w:rPr>
-          <w:rFonts w:ascii="Times New Roman" w:hAnsi="Times New Roman"/>
-        </w:rPr>
-        <w:t>Model Selection Process</w:t>
+        <w:t>Step 1: Evidence of GARCH Effects</w:t>
       </w:r>
     </w:p>
     <w:p>
       <w:r>
-        <w:rPr>
-          <w:rFonts w:ascii="Times New Roman" w:hAnsi="Times New Roman"/>
-          <w:b/>
-          <w:i w:val="0"/>
-          <w:sz w:val="24"/>
-        </w:rPr>
-        <w:t>Step 1 — Testing for ARCH effects</w:t>
-      </w:r>
-    </w:p>
-    <w:p>
-      <w:r>
-        <w:rPr>
-          <w:rFonts w:ascii="Times New Roman" w:hAnsi="Times New Roman"/>
-          <w:b w:val="0"/>
-          <w:i w:val="0"/>
-          <w:sz w:val="24"/>
-        </w:rPr>
-        <w:t>Before fitting GARCH models, the presence of conditional heteroskedasticity is confirmed using the Breusch-Pagan LM test. The LM statistic is computed at lags 1–10 using an auxiliary regression of squared ARMA residuals on their own lags. For all four currencies the p-value is approximately zero at every lag length, decisively rejecting the null of constant variance. The Ljung-Box test on squared returns confirms this finding.</w:t>
-      </w:r>
-    </w:p>
-    <w:p/>
-    <w:p>
-      <w:r>
-        <w:rPr>
-          <w:rFonts w:ascii="Times New Roman" w:hAnsi="Times New Roman"/>
-          <w:b/>
-          <w:i w:val="0"/>
-          <w:sz w:val="24"/>
-        </w:rPr>
-        <w:t>Step 2 — Mean equation specification</w:t>
-      </w:r>
-    </w:p>
-    <w:p>
-      <w:r>
-        <w:rPr>
-          <w:rFonts w:ascii="Times New Roman" w:hAnsi="Times New Roman"/>
-          <w:b w:val="0"/>
-          <w:i w:val="0"/>
-          <w:sz w:val="24"/>
-        </w:rPr>
-        <w:t>Ljung-Box tests on raw returns show serial correlation in CNY, TWI, and SDR (p &lt; 0.05), but not USD (p = 0.056). This guides the ARMA order in the mean equation: USD and CNY use ARMA(0,0), TWI uses ARMA(1,0), and SDR uses ARMA(0,1).</w:t>
-      </w:r>
-    </w:p>
-    <w:p/>
-    <w:p>
-      <w:r>
-        <w:rPr>
-          <w:rFonts w:ascii="Times New Roman" w:hAnsi="Times New Roman"/>
-          <w:b/>
-          <w:i w:val="0"/>
-          <w:sz w:val="24"/>
-        </w:rPr>
-        <w:t>Step 3 — Grid search over ARMA-GARCH specifications</w:t>
-      </w:r>
-    </w:p>
-    <w:p>
-      <w:r>
-        <w:rPr>
-          <w:rFonts w:ascii="Times New Roman" w:hAnsi="Times New Roman"/>
-          <w:b w:val="0"/>
-          <w:i w:val="0"/>
-          <w:sz w:val="24"/>
-        </w:rPr>
-        <w:t>A grid search is conducted over 81 combinations of mean model orders (pm, qm ∈ {0,1,2}) and GJR-GARCH orders (ph, qh ∈ {0,1,2}) using Student-t errors. The intersection of the AIC and BIC top-10 sets is used to form the adequate set for each currency. GJR-GARCH(1,1) with Student-t errors consistently ranks first — the Student-t distribution produces lower AIC by approximately 0.04–0.05 across all series relative to Normal errors, confirming heavy tails. The asymmetric GJR specification outperforms symmetric GARCH, with the leverage parameter γ &gt; 0 for all series.</w:t>
-      </w:r>
-    </w:p>
-    <w:p/>
-    <w:p>
-      <w:r>
-        <w:rPr>
-          <w:rFonts w:ascii="Times New Roman" w:hAnsi="Times New Roman"/>
-          <w:b/>
-          <w:i w:val="0"/>
-          <w:sz w:val="24"/>
-        </w:rPr>
-        <w:t>Final selected models:</w:t>
+        <w:t>An Engle ARCH LM test with 10 lags strongly rejects homoskedasticity for every return series:</w:t>
       </w:r>
     </w:p>
     <w:tbl>
@@ -4089,95 +2921,49 @@
         <w:tblLook w:firstColumn="1" w:firstRow="1" w:lastColumn="0" w:lastRow="0" w:noHBand="0" w:noVBand="1" w:val="04A0"/>
       </w:tblPr>
       <w:tblGrid>
-        <w:gridCol w:w="1568"/>
-        <w:gridCol w:w="1568"/>
-        <w:gridCol w:w="1568"/>
-        <w:gridCol w:w="1568"/>
-        <w:gridCol w:w="1568"/>
-        <w:gridCol w:w="1568"/>
+        <w:gridCol w:w="2160"/>
+        <w:gridCol w:w="2160"/>
+        <w:gridCol w:w="2160"/>
+        <w:gridCol w:w="2160"/>
       </w:tblGrid>
       <w:tr>
         <w:tc>
           <w:tcPr>
-            <w:tcW w:type="dxa" w:w="1568"/>
-          </w:tcPr>
-          <w:p>
-            <w:r>
-              <w:rPr>
-                <w:b/>
-                <w:sz w:val="20"/>
-              </w:rPr>
+            <w:tcW w:type="dxa" w:w="2160"/>
+          </w:tcPr>
+          <w:p>
+            <w:r>
               <w:t>Currency</w:t>
             </w:r>
           </w:p>
         </w:tc>
         <w:tc>
           <w:tcPr>
-            <w:tcW w:type="dxa" w:w="1568"/>
-          </w:tcPr>
-          <w:p>
-            <w:r>
-              <w:rPr>
-                <w:b/>
-                <w:sz w:val="20"/>
-              </w:rPr>
-              <w:t>Mean Model</w:t>
-            </w:r>
-          </w:p>
-        </w:tc>
-        <w:tc>
-          <w:tcPr>
-            <w:tcW w:type="dxa" w:w="1568"/>
-          </w:tcPr>
-          <w:p>
-            <w:r>
-              <w:rPr>
-                <w:b/>
-                <w:sz w:val="20"/>
-              </w:rPr>
-              <w:t>GARCH Type</w:t>
-            </w:r>
-          </w:p>
-        </w:tc>
-        <w:tc>
-          <w:tcPr>
-            <w:tcW w:type="dxa" w:w="1568"/>
-          </w:tcPr>
-          <w:p>
-            <w:r>
-              <w:rPr>
-                <w:b/>
-                <w:sz w:val="20"/>
-              </w:rPr>
-              <w:t>Errors</w:t>
-            </w:r>
-          </w:p>
-        </w:tc>
-        <w:tc>
-          <w:tcPr>
-            <w:tcW w:type="dxa" w:w="1568"/>
-          </w:tcPr>
-          <w:p>
-            <w:r>
-              <w:rPr>
-                <w:b/>
-                <w:sz w:val="20"/>
-              </w:rPr>
-              <w:t>AIC</w:t>
-            </w:r>
-          </w:p>
-        </w:tc>
-        <w:tc>
-          <w:tcPr>
-            <w:tcW w:type="dxa" w:w="1568"/>
-          </w:tcPr>
-          <w:p>
-            <w:r>
-              <w:rPr>
-                <w:b/>
-                <w:sz w:val="20"/>
-              </w:rPr>
-              <w:t>BIC</w:t>
+            <w:tcW w:type="dxa" w:w="2160"/>
+          </w:tcPr>
+          <w:p>
+            <w:r>
+              <w:t>ARCH LM Statistic</w:t>
+            </w:r>
+          </w:p>
+        </w:tc>
+        <w:tc>
+          <w:tcPr>
+            <w:tcW w:type="dxa" w:w="2160"/>
+          </w:tcPr>
+          <w:p>
+            <w:r>
+              <w:t>p-value</w:t>
+            </w:r>
+          </w:p>
+        </w:tc>
+        <w:tc>
+          <w:tcPr>
+            <w:tcW w:type="dxa" w:w="2160"/>
+          </w:tcPr>
+          <w:p>
+            <w:r>
+              <w:t>Ljung-Box on Squared Returns p-value</w:t>
             </w:r>
           </w:p>
         </w:tc>
@@ -4185,79 +2971,41 @@
       <w:tr>
         <w:tc>
           <w:tcPr>
-            <w:tcW w:type="dxa" w:w="1568"/>
-          </w:tcPr>
-          <w:p>
-            <w:r>
-              <w:rPr>
-                <w:sz w:val="20"/>
-              </w:rPr>
+            <w:tcW w:type="dxa" w:w="2160"/>
+          </w:tcPr>
+          <w:p>
+            <w:r>
               <w:t>CNY</w:t>
             </w:r>
           </w:p>
         </w:tc>
         <w:tc>
           <w:tcPr>
-            <w:tcW w:type="dxa" w:w="1568"/>
-          </w:tcPr>
-          <w:p>
-            <w:r>
-              <w:rPr>
-                <w:sz w:val="20"/>
-              </w:rPr>
-              <w:t>ARMA(0,0)</w:t>
-            </w:r>
-          </w:p>
-        </w:tc>
-        <w:tc>
-          <w:tcPr>
-            <w:tcW w:type="dxa" w:w="1568"/>
-          </w:tcPr>
-          <w:p>
-            <w:r>
-              <w:rPr>
-                <w:sz w:val="20"/>
-              </w:rPr>
-              <w:t>GJR-GARCH(1,1)</w:t>
-            </w:r>
-          </w:p>
-        </w:tc>
-        <w:tc>
-          <w:tcPr>
-            <w:tcW w:type="dxa" w:w="1568"/>
-          </w:tcPr>
-          <w:p>
-            <w:r>
-              <w:rPr>
-                <w:sz w:val="20"/>
-              </w:rPr>
-              <w:t>Student-t</w:t>
-            </w:r>
-          </w:p>
-        </w:tc>
-        <w:tc>
-          <w:tcPr>
-            <w:tcW w:type="dxa" w:w="1568"/>
-          </w:tcPr>
-          <w:p>
-            <w:r>
-              <w:rPr>
-                <w:sz w:val="20"/>
-              </w:rPr>
-              <w:t>1.5243</w:t>
-            </w:r>
-          </w:p>
-        </w:tc>
-        <w:tc>
-          <w:tcPr>
-            <w:tcW w:type="dxa" w:w="1568"/>
-          </w:tcPr>
-          <w:p>
-            <w:r>
-              <w:rPr>
-                <w:sz w:val="20"/>
-              </w:rPr>
-              <w:t>1.5410</w:t>
+            <w:tcW w:type="dxa" w:w="2160"/>
+          </w:tcPr>
+          <w:p>
+            <w:r>
+              <w:t>401.62</w:t>
+            </w:r>
+          </w:p>
+        </w:tc>
+        <w:tc>
+          <w:tcPr>
+            <w:tcW w:type="dxa" w:w="2160"/>
+          </w:tcPr>
+          <w:p>
+            <w:r>
+              <w:t>0.0000</w:t>
+            </w:r>
+          </w:p>
+        </w:tc>
+        <w:tc>
+          <w:tcPr>
+            <w:tcW w:type="dxa" w:w="2160"/>
+          </w:tcPr>
+          <w:p>
+            <w:r>
+              <w:t>0.0000</w:t>
             </w:r>
           </w:p>
         </w:tc>
@@ -4265,79 +3013,41 @@
       <w:tr>
         <w:tc>
           <w:tcPr>
-            <w:tcW w:type="dxa" w:w="1568"/>
-          </w:tcPr>
-          <w:p>
-            <w:r>
-              <w:rPr>
-                <w:sz w:val="20"/>
-              </w:rPr>
+            <w:tcW w:type="dxa" w:w="2160"/>
+          </w:tcPr>
+          <w:p>
+            <w:r>
               <w:t>USD</w:t>
             </w:r>
           </w:p>
         </w:tc>
         <w:tc>
           <w:tcPr>
-            <w:tcW w:type="dxa" w:w="1568"/>
-          </w:tcPr>
-          <w:p>
-            <w:r>
-              <w:rPr>
-                <w:sz w:val="20"/>
-              </w:rPr>
-              <w:t>ARMA(0,0)</w:t>
-            </w:r>
-          </w:p>
-        </w:tc>
-        <w:tc>
-          <w:tcPr>
-            <w:tcW w:type="dxa" w:w="1568"/>
-          </w:tcPr>
-          <w:p>
-            <w:r>
-              <w:rPr>
-                <w:sz w:val="20"/>
-              </w:rPr>
-              <w:t>GJR-GARCH(1,1)</w:t>
-            </w:r>
-          </w:p>
-        </w:tc>
-        <w:tc>
-          <w:tcPr>
-            <w:tcW w:type="dxa" w:w="1568"/>
-          </w:tcPr>
-          <w:p>
-            <w:r>
-              <w:rPr>
-                <w:sz w:val="20"/>
-              </w:rPr>
-              <w:t>Student-t</w:t>
-            </w:r>
-          </w:p>
-        </w:tc>
-        <w:tc>
-          <w:tcPr>
-            <w:tcW w:type="dxa" w:w="1568"/>
-          </w:tcPr>
-          <w:p>
-            <w:r>
-              <w:rPr>
-                <w:sz w:val="20"/>
-              </w:rPr>
-              <w:t>1.7963</w:t>
-            </w:r>
-          </w:p>
-        </w:tc>
-        <w:tc>
-          <w:tcPr>
-            <w:tcW w:type="dxa" w:w="1568"/>
-          </w:tcPr>
-          <w:p>
-            <w:r>
-              <w:rPr>
-                <w:sz w:val="20"/>
-              </w:rPr>
-              <w:t>1.8130</w:t>
+            <w:tcW w:type="dxa" w:w="2160"/>
+          </w:tcPr>
+          <w:p>
+            <w:r>
+              <w:t>275.60</w:t>
+            </w:r>
+          </w:p>
+        </w:tc>
+        <w:tc>
+          <w:tcPr>
+            <w:tcW w:type="dxa" w:w="2160"/>
+          </w:tcPr>
+          <w:p>
+            <w:r>
+              <w:t>0.0000</w:t>
+            </w:r>
+          </w:p>
+        </w:tc>
+        <w:tc>
+          <w:tcPr>
+            <w:tcW w:type="dxa" w:w="2160"/>
+          </w:tcPr>
+          <w:p>
+            <w:r>
+              <w:t>0.0000</w:t>
             </w:r>
           </w:p>
         </w:tc>
@@ -4345,79 +3055,41 @@
       <w:tr>
         <w:tc>
           <w:tcPr>
-            <w:tcW w:type="dxa" w:w="1568"/>
-          </w:tcPr>
-          <w:p>
-            <w:r>
-              <w:rPr>
-                <w:sz w:val="20"/>
-              </w:rPr>
+            <w:tcW w:type="dxa" w:w="2160"/>
+          </w:tcPr>
+          <w:p>
+            <w:r>
               <w:t>TWI</w:t>
             </w:r>
           </w:p>
         </w:tc>
         <w:tc>
           <w:tcPr>
-            <w:tcW w:type="dxa" w:w="1568"/>
-          </w:tcPr>
-          <w:p>
-            <w:r>
-              <w:rPr>
-                <w:sz w:val="20"/>
-              </w:rPr>
-              <w:t>ARMA(1,0)</w:t>
-            </w:r>
-          </w:p>
-        </w:tc>
-        <w:tc>
-          <w:tcPr>
-            <w:tcW w:type="dxa" w:w="1568"/>
-          </w:tcPr>
-          <w:p>
-            <w:r>
-              <w:rPr>
-                <w:sz w:val="20"/>
-              </w:rPr>
-              <w:t>GJR-GARCH(1,1)</w:t>
-            </w:r>
-          </w:p>
-        </w:tc>
-        <w:tc>
-          <w:tcPr>
-            <w:tcW w:type="dxa" w:w="1568"/>
-          </w:tcPr>
-          <w:p>
-            <w:r>
-              <w:rPr>
-                <w:sz w:val="20"/>
-              </w:rPr>
-              <w:t>Student-t</w:t>
-            </w:r>
-          </w:p>
-        </w:tc>
-        <w:tc>
-          <w:tcPr>
-            <w:tcW w:type="dxa" w:w="1568"/>
-          </w:tcPr>
-          <w:p>
-            <w:r>
-              <w:rPr>
-                <w:sz w:val="20"/>
-              </w:rPr>
-              <w:t>1.2830</w:t>
-            </w:r>
-          </w:p>
-        </w:tc>
-        <w:tc>
-          <w:tcPr>
-            <w:tcW w:type="dxa" w:w="1568"/>
-          </w:tcPr>
-          <w:p>
-            <w:r>
-              <w:rPr>
-                <w:sz w:val="20"/>
-              </w:rPr>
-              <w:t>1.3024</w:t>
+            <w:tcW w:type="dxa" w:w="2160"/>
+          </w:tcPr>
+          <w:p>
+            <w:r>
+              <w:t>484.45</w:t>
+            </w:r>
+          </w:p>
+        </w:tc>
+        <w:tc>
+          <w:tcPr>
+            <w:tcW w:type="dxa" w:w="2160"/>
+          </w:tcPr>
+          <w:p>
+            <w:r>
+              <w:t>0.0000</w:t>
+            </w:r>
+          </w:p>
+        </w:tc>
+        <w:tc>
+          <w:tcPr>
+            <w:tcW w:type="dxa" w:w="2160"/>
+          </w:tcPr>
+          <w:p>
+            <w:r>
+              <w:t>0.0000</w:t>
             </w:r>
           </w:p>
         </w:tc>
@@ -4425,79 +3097,41 @@
       <w:tr>
         <w:tc>
           <w:tcPr>
-            <w:tcW w:type="dxa" w:w="1568"/>
-          </w:tcPr>
-          <w:p>
-            <w:r>
-              <w:rPr>
-                <w:sz w:val="20"/>
-              </w:rPr>
+            <w:tcW w:type="dxa" w:w="2160"/>
+          </w:tcPr>
+          <w:p>
+            <w:r>
               <w:t>SDR</w:t>
             </w:r>
           </w:p>
         </w:tc>
         <w:tc>
           <w:tcPr>
-            <w:tcW w:type="dxa" w:w="1568"/>
-          </w:tcPr>
-          <w:p>
-            <w:r>
-              <w:rPr>
-                <w:sz w:val="20"/>
-              </w:rPr>
-              <w:t>ARMA(0,1)</w:t>
-            </w:r>
-          </w:p>
-        </w:tc>
-        <w:tc>
-          <w:tcPr>
-            <w:tcW w:type="dxa" w:w="1568"/>
-          </w:tcPr>
-          <w:p>
-            <w:r>
-              <w:rPr>
-                <w:sz w:val="20"/>
-              </w:rPr>
-              <w:t>GJR-GARCH(1,1)</w:t>
-            </w:r>
-          </w:p>
-        </w:tc>
-        <w:tc>
-          <w:tcPr>
-            <w:tcW w:type="dxa" w:w="1568"/>
-          </w:tcPr>
-          <w:p>
-            <w:r>
-              <w:rPr>
-                <w:sz w:val="20"/>
-              </w:rPr>
-              <w:t>Student-t</w:t>
-            </w:r>
-          </w:p>
-        </w:tc>
-        <w:tc>
-          <w:tcPr>
-            <w:tcW w:type="dxa" w:w="1568"/>
-          </w:tcPr>
-          <w:p>
-            <w:r>
-              <w:rPr>
-                <w:sz w:val="20"/>
-              </w:rPr>
-              <w:t>1.7938</w:t>
-            </w:r>
-          </w:p>
-        </w:tc>
-        <w:tc>
-          <w:tcPr>
-            <w:tcW w:type="dxa" w:w="1568"/>
-          </w:tcPr>
-          <w:p>
-            <w:r>
-              <w:rPr>
-                <w:sz w:val="20"/>
-              </w:rPr>
-              <w:t>1.8132</w:t>
+            <w:tcW w:type="dxa" w:w="2160"/>
+          </w:tcPr>
+          <w:p>
+            <w:r>
+              <w:t>426.45</w:t>
+            </w:r>
+          </w:p>
+        </w:tc>
+        <w:tc>
+          <w:tcPr>
+            <w:tcW w:type="dxa" w:w="2160"/>
+          </w:tcPr>
+          <w:p>
+            <w:r>
+              <w:t>0.0000</w:t>
+            </w:r>
+          </w:p>
+        </w:tc>
+        <w:tc>
+          <w:tcPr>
+            <w:tcW w:type="dxa" w:w="2160"/>
+          </w:tcPr>
+          <w:p>
+            <w:r>
+              <w:t>0.0000</w:t>
             </w:r>
           </w:p>
         </w:tc>
@@ -4506,80 +3140,53 @@
     <w:p/>
     <w:p>
       <w:r>
-        <w:rPr>
-          <w:rFonts w:ascii="Times New Roman" w:hAnsi="Times New Roman"/>
-          <w:b/>
-          <w:i w:val="0"/>
-          <w:sz w:val="24"/>
-        </w:rPr>
-        <w:t>Estimated coefficients:</w:t>
+        <w:t>So the variance is clearly time-varying, which is the key hint in the question.</w:t>
+      </w:r>
+    </w:p>
+    <w:p>
+      <w:pPr>
+        <w:pStyle w:val="Heading3"/>
+      </w:pPr>
+      <w:r>
+        <w:t>Step 2: Mean Equation Selection</w:t>
       </w:r>
     </w:p>
     <w:p>
       <w:r>
-        <w:rPr>
-          <w:rFonts w:ascii="Times New Roman" w:hAnsi="Times New Roman"/>
-          <w:b w:val="0"/>
-          <w:i w:val="0"/>
-          <w:sz w:val="24"/>
-        </w:rPr>
-        <w:t>CNY: μ = −0.014, ω = 0.0067, α = 0.014, β = 0.932, γ = 0.062, ν = 8.0</w:t>
+        <w:t>I first screened low-order ARMA mean models using AIC/BIC and Ljung-Box tests on the raw returns:</w:t>
       </w:r>
     </w:p>
     <w:p>
       <w:r>
-        <w:rPr>
-          <w:rFonts w:ascii="Times New Roman" w:hAnsi="Times New Roman"/>
-          <w:b w:val="0"/>
-          <w:i w:val="0"/>
-          <w:sz w:val="24"/>
-        </w:rPr>
-        <w:t>USD: μ = −0.014, ω = 0.0042, α = 0.001, β = 0.961, γ = 0.052, ν = 8.5</w:t>
+        <w:t>- CNY: no low-order mean model removes all serial correlation, so I use ARMA(0,0) and let the variance model do the main work.</w:t>
       </w:r>
     </w:p>
     <w:p>
       <w:r>
-        <w:rPr>
-          <w:rFonts w:ascii="Times New Roman" w:hAnsi="Times New Roman"/>
-          <w:b w:val="0"/>
-          <w:i w:val="0"/>
-          <w:sz w:val="24"/>
-        </w:rPr>
-        <w:t>TWI: μ = −0.007, φ₁ = −0.040, ω = 0.0070, α = 0.022, β = 0.919, γ = 0.055, ν = 8.0</w:t>
+        <w:t>- USD: ARMA(0,0) is already acceptable (LB p = 0.0562).</w:t>
       </w:r>
     </w:p>
     <w:p>
       <w:r>
-        <w:rPr>
-          <w:rFonts w:ascii="Times New Roman" w:hAnsi="Times New Roman"/>
-          <w:b w:val="0"/>
-          <w:i w:val="0"/>
-          <w:sz w:val="24"/>
-        </w:rPr>
-        <w:t>SDR: μ = −0.008, θ₁ = −0.181, ω = 0.0055, α = 0.018, β = 0.949, γ = 0.036, ν = 7.8</w:t>
+        <w:t>- TWI: ARMA(1,0) is the simplest adequate mean model (LB p = 0.0592).</w:t>
       </w:r>
     </w:p>
-    <w:p/>
     <w:p>
       <w:r>
-        <w:rPr>
-          <w:rFonts w:ascii="Times New Roman" w:hAnsi="Times New Roman"/>
-          <w:b w:val="0"/>
-          <w:i w:val="0"/>
-          <w:sz w:val="24"/>
-        </w:rPr>
-        <w:t>The large β estimates (0.88–0.96) indicate high persistence in conditional volatility. The positive γ confirms the leverage effect: negative shocks produce a larger increase in volatility than positive shocks of the same magnitude. The Student-t degrees of freedom (ν ≈ 7.5–8.5) confirm heavy tails not captured by the Normal distribution.</w:t>
+        <w:t>- SDR: ARMA(0,1) has the best information criteria among the adequate low-order mean models (LB p = 0.3243).</w:t>
       </w:r>
     </w:p>
     <w:p>
       <w:pPr>
-        <w:pStyle w:val="Heading2"/>
+        <w:pStyle w:val="Heading3"/>
       </w:pPr>
       <w:r>
-        <w:rPr>
-          <w:rFonts w:ascii="Times New Roman" w:hAnsi="Times New Roman"/>
-        </w:rPr>
-        <w:t>Residual Diagnostics</w:t>
+        <w:t>Step 3: Variance Model and Error Distribution</w:t>
+      </w:r>
+    </w:p>
+    <w:p>
+      <w:r>
+        <w:t>For each chosen mean equation, I compared symmetric GARCH(1,1) and asymmetric GJR-GARCH(1,1), each under Normal and Student-t errors. The key result is very consistent across currencies: the Student-t distribution improves fit materially, and GJR-GARCH gives the best or near-best information criteria.</w:t>
       </w:r>
     </w:p>
     <w:tbl>
@@ -4589,65 +3196,71 @@
         <w:tblLook w:firstColumn="1" w:firstRow="1" w:lastColumn="0" w:lastRow="0" w:noHBand="0" w:noVBand="1" w:val="04A0"/>
       </w:tblPr>
       <w:tblGrid>
-        <w:gridCol w:w="2351"/>
-        <w:gridCol w:w="2351"/>
-        <w:gridCol w:w="2351"/>
-        <w:gridCol w:w="2351"/>
+        <w:gridCol w:w="1440"/>
+        <w:gridCol w:w="1440"/>
+        <w:gridCol w:w="1440"/>
+        <w:gridCol w:w="1440"/>
+        <w:gridCol w:w="1440"/>
+        <w:gridCol w:w="1440"/>
       </w:tblGrid>
       <w:tr>
         <w:tc>
           <w:tcPr>
-            <w:tcW w:type="dxa" w:w="2351"/>
-          </w:tcPr>
-          <w:p>
-            <w:r>
-              <w:rPr>
-                <w:b/>
-                <w:sz w:val="20"/>
-              </w:rPr>
+            <w:tcW w:type="dxa" w:w="1440"/>
+          </w:tcPr>
+          <w:p>
+            <w:r>
               <w:t>Currency</w:t>
             </w:r>
           </w:p>
         </w:tc>
         <w:tc>
           <w:tcPr>
-            <w:tcW w:type="dxa" w:w="2351"/>
-          </w:tcPr>
-          <w:p>
-            <w:r>
-              <w:rPr>
-                <w:b/>
-                <w:sz w:val="20"/>
-              </w:rPr>
-              <w:t>LB on z (p)</w:t>
-            </w:r>
-          </w:p>
-        </w:tc>
-        <w:tc>
-          <w:tcPr>
-            <w:tcW w:type="dxa" w:w="2351"/>
-          </w:tcPr>
-          <w:p>
-            <w:r>
-              <w:rPr>
-                <w:b/>
-                <w:sz w:val="20"/>
-              </w:rPr>
-              <w:t>LB on z² (p)</w:t>
-            </w:r>
-          </w:p>
-        </w:tc>
-        <w:tc>
-          <w:tcPr>
-            <w:tcW w:type="dxa" w:w="2351"/>
-          </w:tcPr>
-          <w:p>
-            <w:r>
-              <w:rPr>
-                <w:b/>
-                <w:sz w:val="20"/>
-              </w:rPr>
-              <w:t>Mean equation OK?</w:t>
+            <w:tcW w:type="dxa" w:w="1440"/>
+          </w:tcPr>
+          <w:p>
+            <w:r>
+              <w:t>Mean Model</w:t>
+            </w:r>
+          </w:p>
+        </w:tc>
+        <w:tc>
+          <w:tcPr>
+            <w:tcW w:type="dxa" w:w="1440"/>
+          </w:tcPr>
+          <w:p>
+            <w:r>
+              <w:t>Final Variance Model</w:t>
+            </w:r>
+          </w:p>
+        </w:tc>
+        <w:tc>
+          <w:tcPr>
+            <w:tcW w:type="dxa" w:w="1440"/>
+          </w:tcPr>
+          <w:p>
+            <w:r>
+              <w:t>Errors</w:t>
+            </w:r>
+          </w:p>
+        </w:tc>
+        <w:tc>
+          <w:tcPr>
+            <w:tcW w:type="dxa" w:w="1440"/>
+          </w:tcPr>
+          <w:p>
+            <w:r>
+              <w:t>AIC</w:t>
+            </w:r>
+          </w:p>
+        </w:tc>
+        <w:tc>
+          <w:tcPr>
+            <w:tcW w:type="dxa" w:w="1440"/>
+          </w:tcPr>
+          <w:p>
+            <w:r>
+              <w:t>BIC</w:t>
             </w:r>
           </w:p>
         </w:tc>
@@ -4655,53 +3268,61 @@
       <w:tr>
         <w:tc>
           <w:tcPr>
-            <w:tcW w:type="dxa" w:w="2351"/>
-          </w:tcPr>
-          <w:p>
-            <w:r>
-              <w:rPr>
-                <w:sz w:val="20"/>
-              </w:rPr>
+            <w:tcW w:type="dxa" w:w="1440"/>
+          </w:tcPr>
+          <w:p>
+            <w:r>
               <w:t>CNY</w:t>
             </w:r>
           </w:p>
         </w:tc>
         <w:tc>
           <w:tcPr>
-            <w:tcW w:type="dxa" w:w="2351"/>
-          </w:tcPr>
-          <w:p>
-            <w:r>
-              <w:rPr>
-                <w:sz w:val="20"/>
-              </w:rPr>
-              <w:t>0.44</w:t>
-            </w:r>
-          </w:p>
-        </w:tc>
-        <w:tc>
-          <w:tcPr>
-            <w:tcW w:type="dxa" w:w="2351"/>
-          </w:tcPr>
-          <w:p>
-            <w:r>
-              <w:rPr>
-                <w:sz w:val="20"/>
-              </w:rPr>
-              <w:t>0.0002</w:t>
-            </w:r>
-          </w:p>
-        </w:tc>
-        <w:tc>
-          <w:tcPr>
-            <w:tcW w:type="dxa" w:w="2351"/>
-          </w:tcPr>
-          <w:p>
-            <w:r>
-              <w:rPr>
-                <w:sz w:val="20"/>
-              </w:rPr>
-              <w:t>Yes</w:t>
+            <w:tcW w:type="dxa" w:w="1440"/>
+          </w:tcPr>
+          <w:p>
+            <w:r>
+              <w:t>ARMA(0,0)</w:t>
+            </w:r>
+          </w:p>
+        </w:tc>
+        <w:tc>
+          <w:tcPr>
+            <w:tcW w:type="dxa" w:w="1440"/>
+          </w:tcPr>
+          <w:p>
+            <w:r>
+              <w:t>GJR-GARCH(1,1)</w:t>
+            </w:r>
+          </w:p>
+        </w:tc>
+        <w:tc>
+          <w:tcPr>
+            <w:tcW w:type="dxa" w:w="1440"/>
+          </w:tcPr>
+          <w:p>
+            <w:r>
+              <w:t>Student-t</w:t>
+            </w:r>
+          </w:p>
+        </w:tc>
+        <w:tc>
+          <w:tcPr>
+            <w:tcW w:type="dxa" w:w="1440"/>
+          </w:tcPr>
+          <w:p>
+            <w:r>
+              <w:t>1.5243</w:t>
+            </w:r>
+          </w:p>
+        </w:tc>
+        <w:tc>
+          <w:tcPr>
+            <w:tcW w:type="dxa" w:w="1440"/>
+          </w:tcPr>
+          <w:p>
+            <w:r>
+              <w:t>1.5410</w:t>
             </w:r>
           </w:p>
         </w:tc>
@@ -4709,53 +3330,61 @@
       <w:tr>
         <w:tc>
           <w:tcPr>
-            <w:tcW w:type="dxa" w:w="2351"/>
-          </w:tcPr>
-          <w:p>
-            <w:r>
-              <w:rPr>
-                <w:sz w:val="20"/>
-              </w:rPr>
+            <w:tcW w:type="dxa" w:w="1440"/>
+          </w:tcPr>
+          <w:p>
+            <w:r>
               <w:t>USD</w:t>
             </w:r>
           </w:p>
         </w:tc>
         <w:tc>
           <w:tcPr>
-            <w:tcW w:type="dxa" w:w="2351"/>
-          </w:tcPr>
-          <w:p>
-            <w:r>
-              <w:rPr>
-                <w:sz w:val="20"/>
-              </w:rPr>
-              <w:t>0.69</w:t>
-            </w:r>
-          </w:p>
-        </w:tc>
-        <w:tc>
-          <w:tcPr>
-            <w:tcW w:type="dxa" w:w="2351"/>
-          </w:tcPr>
-          <w:p>
-            <w:r>
-              <w:rPr>
-                <w:sz w:val="20"/>
-              </w:rPr>
-              <w:t>0.0000</w:t>
-            </w:r>
-          </w:p>
-        </w:tc>
-        <w:tc>
-          <w:tcPr>
-            <w:tcW w:type="dxa" w:w="2351"/>
-          </w:tcPr>
-          <w:p>
-            <w:r>
-              <w:rPr>
-                <w:sz w:val="20"/>
-              </w:rPr>
-              <w:t>Yes</w:t>
+            <w:tcW w:type="dxa" w:w="1440"/>
+          </w:tcPr>
+          <w:p>
+            <w:r>
+              <w:t>ARMA(0,0)</w:t>
+            </w:r>
+          </w:p>
+        </w:tc>
+        <w:tc>
+          <w:tcPr>
+            <w:tcW w:type="dxa" w:w="1440"/>
+          </w:tcPr>
+          <w:p>
+            <w:r>
+              <w:t>GJR-GARCH(1,1)</w:t>
+            </w:r>
+          </w:p>
+        </w:tc>
+        <w:tc>
+          <w:tcPr>
+            <w:tcW w:type="dxa" w:w="1440"/>
+          </w:tcPr>
+          <w:p>
+            <w:r>
+              <w:t>Student-t</w:t>
+            </w:r>
+          </w:p>
+        </w:tc>
+        <w:tc>
+          <w:tcPr>
+            <w:tcW w:type="dxa" w:w="1440"/>
+          </w:tcPr>
+          <w:p>
+            <w:r>
+              <w:t>1.7963</w:t>
+            </w:r>
+          </w:p>
+        </w:tc>
+        <w:tc>
+          <w:tcPr>
+            <w:tcW w:type="dxa" w:w="1440"/>
+          </w:tcPr>
+          <w:p>
+            <w:r>
+              <w:t>1.8130</w:t>
             </w:r>
           </w:p>
         </w:tc>
@@ -4763,53 +3392,61 @@
       <w:tr>
         <w:tc>
           <w:tcPr>
-            <w:tcW w:type="dxa" w:w="2351"/>
-          </w:tcPr>
-          <w:p>
-            <w:r>
-              <w:rPr>
-                <w:sz w:val="20"/>
-              </w:rPr>
+            <w:tcW w:type="dxa" w:w="1440"/>
+          </w:tcPr>
+          <w:p>
+            <w:r>
               <w:t>TWI</w:t>
             </w:r>
           </w:p>
         </w:tc>
         <w:tc>
           <w:tcPr>
-            <w:tcW w:type="dxa" w:w="2351"/>
-          </w:tcPr>
-          <w:p>
-            <w:r>
-              <w:rPr>
-                <w:sz w:val="20"/>
-              </w:rPr>
-              <w:t>0.69</w:t>
-            </w:r>
-          </w:p>
-        </w:tc>
-        <w:tc>
-          <w:tcPr>
-            <w:tcW w:type="dxa" w:w="2351"/>
-          </w:tcPr>
-          <w:p>
-            <w:r>
-              <w:rPr>
-                <w:sz w:val="20"/>
-              </w:rPr>
-              <w:t>0.0000</w:t>
-            </w:r>
-          </w:p>
-        </w:tc>
-        <w:tc>
-          <w:tcPr>
-            <w:tcW w:type="dxa" w:w="2351"/>
-          </w:tcPr>
-          <w:p>
-            <w:r>
-              <w:rPr>
-                <w:sz w:val="20"/>
-              </w:rPr>
-              <w:t>Yes</w:t>
+            <w:tcW w:type="dxa" w:w="1440"/>
+          </w:tcPr>
+          <w:p>
+            <w:r>
+              <w:t>ARMA(1,0)</w:t>
+            </w:r>
+          </w:p>
+        </w:tc>
+        <w:tc>
+          <w:tcPr>
+            <w:tcW w:type="dxa" w:w="1440"/>
+          </w:tcPr>
+          <w:p>
+            <w:r>
+              <w:t>GJR-GARCH(1,1)</w:t>
+            </w:r>
+          </w:p>
+        </w:tc>
+        <w:tc>
+          <w:tcPr>
+            <w:tcW w:type="dxa" w:w="1440"/>
+          </w:tcPr>
+          <w:p>
+            <w:r>
+              <w:t>Student-t</w:t>
+            </w:r>
+          </w:p>
+        </w:tc>
+        <w:tc>
+          <w:tcPr>
+            <w:tcW w:type="dxa" w:w="1440"/>
+          </w:tcPr>
+          <w:p>
+            <w:r>
+              <w:t>1.2830</w:t>
+            </w:r>
+          </w:p>
+        </w:tc>
+        <w:tc>
+          <w:tcPr>
+            <w:tcW w:type="dxa" w:w="1440"/>
+          </w:tcPr>
+          <w:p>
+            <w:r>
+              <w:t>1.3024</w:t>
             </w:r>
           </w:p>
         </w:tc>
@@ -4817,53 +3454,61 @@
       <w:tr>
         <w:tc>
           <w:tcPr>
-            <w:tcW w:type="dxa" w:w="2351"/>
-          </w:tcPr>
-          <w:p>
-            <w:r>
-              <w:rPr>
-                <w:sz w:val="20"/>
-              </w:rPr>
+            <w:tcW w:type="dxa" w:w="1440"/>
+          </w:tcPr>
+          <w:p>
+            <w:r>
               <w:t>SDR</w:t>
             </w:r>
           </w:p>
         </w:tc>
         <w:tc>
           <w:tcPr>
-            <w:tcW w:type="dxa" w:w="2351"/>
-          </w:tcPr>
-          <w:p>
-            <w:r>
-              <w:rPr>
-                <w:sz w:val="20"/>
-              </w:rPr>
-              <w:t>0.94</w:t>
-            </w:r>
-          </w:p>
-        </w:tc>
-        <w:tc>
-          <w:tcPr>
-            <w:tcW w:type="dxa" w:w="2351"/>
-          </w:tcPr>
-          <w:p>
-            <w:r>
-              <w:rPr>
-                <w:sz w:val="20"/>
-              </w:rPr>
-              <w:t>0.0000</w:t>
-            </w:r>
-          </w:p>
-        </w:tc>
-        <w:tc>
-          <w:tcPr>
-            <w:tcW w:type="dxa" w:w="2351"/>
-          </w:tcPr>
-          <w:p>
-            <w:r>
-              <w:rPr>
-                <w:sz w:val="20"/>
-              </w:rPr>
-              <w:t>Yes</w:t>
+            <w:tcW w:type="dxa" w:w="1440"/>
+          </w:tcPr>
+          <w:p>
+            <w:r>
+              <w:t>ARMA(0,1)</w:t>
+            </w:r>
+          </w:p>
+        </w:tc>
+        <w:tc>
+          <w:tcPr>
+            <w:tcW w:type="dxa" w:w="1440"/>
+          </w:tcPr>
+          <w:p>
+            <w:r>
+              <w:t>GJR-GARCH(1,1)</w:t>
+            </w:r>
+          </w:p>
+        </w:tc>
+        <w:tc>
+          <w:tcPr>
+            <w:tcW w:type="dxa" w:w="1440"/>
+          </w:tcPr>
+          <w:p>
+            <w:r>
+              <w:t>Student-t</w:t>
+            </w:r>
+          </w:p>
+        </w:tc>
+        <w:tc>
+          <w:tcPr>
+            <w:tcW w:type="dxa" w:w="1440"/>
+          </w:tcPr>
+          <w:p>
+            <w:r>
+              <w:t>1.7938</w:t>
+            </w:r>
+          </w:p>
+        </w:tc>
+        <w:tc>
+          <w:tcPr>
+            <w:tcW w:type="dxa" w:w="1440"/>
+          </w:tcPr>
+          <w:p>
+            <w:r>
+              <w:t>1.8132</w:t>
             </w:r>
           </w:p>
         </w:tc>
@@ -4872,25 +3517,665 @@
     <w:p/>
     <w:p>
       <w:r>
-        <w:rPr>
-          <w:rFonts w:ascii="Times New Roman" w:hAnsi="Times New Roman"/>
-          <w:b w:val="0"/>
-          <w:i w:val="0"/>
-          <w:sz w:val="24"/>
-        </w:rPr>
-        <w:t>The mean equations are well-specified — Ljung-Box on standardised residuals is insignificant for all series. The squared standardised residuals still show some serial correlation, suggesting GJR-GARCH(1,1) does not perfectly capture all volatility dynamics. This is common for high-frequency FX data given the COVID-19 outlier in March 2020, and GJR-GARCH(1,1) remains the standard benchmark.</w:t>
+        <w:t>Estimated coefficients:</w:t>
       </w:r>
     </w:p>
+    <w:tbl>
+      <w:tblPr>
+        <w:tblStyle w:val="TableGrid"/>
+        <w:tblW w:type="auto" w:w="0"/>
+        <w:tblLook w:firstColumn="1" w:firstRow="1" w:lastColumn="0" w:lastRow="0" w:noHBand="0" w:noVBand="1" w:val="04A0"/>
+      </w:tblPr>
+      <w:tblGrid>
+        <w:gridCol w:w="960"/>
+        <w:gridCol w:w="960"/>
+        <w:gridCol w:w="960"/>
+        <w:gridCol w:w="960"/>
+        <w:gridCol w:w="960"/>
+        <w:gridCol w:w="960"/>
+        <w:gridCol w:w="960"/>
+        <w:gridCol w:w="960"/>
+        <w:gridCol w:w="960"/>
+      </w:tblGrid>
+      <w:tr>
+        <w:tc>
+          <w:tcPr>
+            <w:tcW w:type="dxa" w:w="960"/>
+          </w:tcPr>
+          <w:p>
+            <w:r>
+              <w:t>Currency</w:t>
+            </w:r>
+          </w:p>
+        </w:tc>
+        <w:tc>
+          <w:tcPr>
+            <w:tcW w:type="dxa" w:w="960"/>
+          </w:tcPr>
+          <w:p>
+            <w:r>
+              <w:t>mu</w:t>
+            </w:r>
+          </w:p>
+        </w:tc>
+        <w:tc>
+          <w:tcPr>
+            <w:tcW w:type="dxa" w:w="960"/>
+          </w:tcPr>
+          <w:p>
+            <w:r>
+              <w:t>ar1</w:t>
+            </w:r>
+          </w:p>
+        </w:tc>
+        <w:tc>
+          <w:tcPr>
+            <w:tcW w:type="dxa" w:w="960"/>
+          </w:tcPr>
+          <w:p>
+            <w:r>
+              <w:t>ma1</w:t>
+            </w:r>
+          </w:p>
+        </w:tc>
+        <w:tc>
+          <w:tcPr>
+            <w:tcW w:type="dxa" w:w="960"/>
+          </w:tcPr>
+          <w:p>
+            <w:r>
+              <w:t>omega</w:t>
+            </w:r>
+          </w:p>
+        </w:tc>
+        <w:tc>
+          <w:tcPr>
+            <w:tcW w:type="dxa" w:w="960"/>
+          </w:tcPr>
+          <w:p>
+            <w:r>
+              <w:t>alpha1</w:t>
+            </w:r>
+          </w:p>
+        </w:tc>
+        <w:tc>
+          <w:tcPr>
+            <w:tcW w:type="dxa" w:w="960"/>
+          </w:tcPr>
+          <w:p>
+            <w:r>
+              <w:t>beta1</w:t>
+            </w:r>
+          </w:p>
+        </w:tc>
+        <w:tc>
+          <w:tcPr>
+            <w:tcW w:type="dxa" w:w="960"/>
+          </w:tcPr>
+          <w:p>
+            <w:r>
+              <w:t>gamma1</w:t>
+            </w:r>
+          </w:p>
+        </w:tc>
+        <w:tc>
+          <w:tcPr>
+            <w:tcW w:type="dxa" w:w="960"/>
+          </w:tcPr>
+          <w:p>
+            <w:r>
+              <w:t>shape</w:t>
+            </w:r>
+          </w:p>
+        </w:tc>
+      </w:tr>
+      <w:tr>
+        <w:tc>
+          <w:tcPr>
+            <w:tcW w:type="dxa" w:w="960"/>
+          </w:tcPr>
+          <w:p>
+            <w:r>
+              <w:t>CNY</w:t>
+            </w:r>
+          </w:p>
+        </w:tc>
+        <w:tc>
+          <w:tcPr>
+            <w:tcW w:type="dxa" w:w="960"/>
+          </w:tcPr>
+          <w:p>
+            <w:r>
+              <w:t>-0.0143</w:t>
+            </w:r>
+          </w:p>
+        </w:tc>
+        <w:tc>
+          <w:tcPr>
+            <w:tcW w:type="dxa" w:w="960"/>
+          </w:tcPr>
+          <w:p>
+            <w:r/>
+          </w:p>
+        </w:tc>
+        <w:tc>
+          <w:tcPr>
+            <w:tcW w:type="dxa" w:w="960"/>
+          </w:tcPr>
+          <w:p>
+            <w:r/>
+          </w:p>
+        </w:tc>
+        <w:tc>
+          <w:tcPr>
+            <w:tcW w:type="dxa" w:w="960"/>
+          </w:tcPr>
+          <w:p>
+            <w:r>
+              <w:t>0.0067</w:t>
+            </w:r>
+          </w:p>
+        </w:tc>
+        <w:tc>
+          <w:tcPr>
+            <w:tcW w:type="dxa" w:w="960"/>
+          </w:tcPr>
+          <w:p>
+            <w:r>
+              <w:t>0.0143</w:t>
+            </w:r>
+          </w:p>
+        </w:tc>
+        <w:tc>
+          <w:tcPr>
+            <w:tcW w:type="dxa" w:w="960"/>
+          </w:tcPr>
+          <w:p>
+            <w:r>
+              <w:t>0.9316</w:t>
+            </w:r>
+          </w:p>
+        </w:tc>
+        <w:tc>
+          <w:tcPr>
+            <w:tcW w:type="dxa" w:w="960"/>
+          </w:tcPr>
+          <w:p>
+            <w:r>
+              <w:t>0.0623</w:t>
+            </w:r>
+          </w:p>
+        </w:tc>
+        <w:tc>
+          <w:tcPr>
+            <w:tcW w:type="dxa" w:w="960"/>
+          </w:tcPr>
+          <w:p>
+            <w:r>
+              <w:t>8.0011</w:t>
+            </w:r>
+          </w:p>
+        </w:tc>
+      </w:tr>
+      <w:tr>
+        <w:tc>
+          <w:tcPr>
+            <w:tcW w:type="dxa" w:w="960"/>
+          </w:tcPr>
+          <w:p>
+            <w:r>
+              <w:t>USD</w:t>
+            </w:r>
+          </w:p>
+        </w:tc>
+        <w:tc>
+          <w:tcPr>
+            <w:tcW w:type="dxa" w:w="960"/>
+          </w:tcPr>
+          <w:p>
+            <w:r>
+              <w:t>-0.0140</w:t>
+            </w:r>
+          </w:p>
+        </w:tc>
+        <w:tc>
+          <w:tcPr>
+            <w:tcW w:type="dxa" w:w="960"/>
+          </w:tcPr>
+          <w:p>
+            <w:r/>
+          </w:p>
+        </w:tc>
+        <w:tc>
+          <w:tcPr>
+            <w:tcW w:type="dxa" w:w="960"/>
+          </w:tcPr>
+          <w:p>
+            <w:r/>
+          </w:p>
+        </w:tc>
+        <w:tc>
+          <w:tcPr>
+            <w:tcW w:type="dxa" w:w="960"/>
+          </w:tcPr>
+          <w:p>
+            <w:r>
+              <w:t>0.0042</w:t>
+            </w:r>
+          </w:p>
+        </w:tc>
+        <w:tc>
+          <w:tcPr>
+            <w:tcW w:type="dxa" w:w="960"/>
+          </w:tcPr>
+          <w:p>
+            <w:r>
+              <w:t>0.0013</w:t>
+            </w:r>
+          </w:p>
+        </w:tc>
+        <w:tc>
+          <w:tcPr>
+            <w:tcW w:type="dxa" w:w="960"/>
+          </w:tcPr>
+          <w:p>
+            <w:r>
+              <w:t>0.9607</w:t>
+            </w:r>
+          </w:p>
+        </w:tc>
+        <w:tc>
+          <w:tcPr>
+            <w:tcW w:type="dxa" w:w="960"/>
+          </w:tcPr>
+          <w:p>
+            <w:r>
+              <w:t>0.0519</w:t>
+            </w:r>
+          </w:p>
+        </w:tc>
+        <w:tc>
+          <w:tcPr>
+            <w:tcW w:type="dxa" w:w="960"/>
+          </w:tcPr>
+          <w:p>
+            <w:r>
+              <w:t>8.4778</w:t>
+            </w:r>
+          </w:p>
+        </w:tc>
+      </w:tr>
+      <w:tr>
+        <w:tc>
+          <w:tcPr>
+            <w:tcW w:type="dxa" w:w="960"/>
+          </w:tcPr>
+          <w:p>
+            <w:r>
+              <w:t>TWI</w:t>
+            </w:r>
+          </w:p>
+        </w:tc>
+        <w:tc>
+          <w:tcPr>
+            <w:tcW w:type="dxa" w:w="960"/>
+          </w:tcPr>
+          <w:p>
+            <w:r>
+              <w:t>-0.0068</w:t>
+            </w:r>
+          </w:p>
+        </w:tc>
+        <w:tc>
+          <w:tcPr>
+            <w:tcW w:type="dxa" w:w="960"/>
+          </w:tcPr>
+          <w:p>
+            <w:r>
+              <w:t>-0.0400</w:t>
+            </w:r>
+          </w:p>
+        </w:tc>
+        <w:tc>
+          <w:tcPr>
+            <w:tcW w:type="dxa" w:w="960"/>
+          </w:tcPr>
+          <w:p>
+            <w:r/>
+          </w:p>
+        </w:tc>
+        <w:tc>
+          <w:tcPr>
+            <w:tcW w:type="dxa" w:w="960"/>
+          </w:tcPr>
+          <w:p>
+            <w:r>
+              <w:t>0.0070</w:t>
+            </w:r>
+          </w:p>
+        </w:tc>
+        <w:tc>
+          <w:tcPr>
+            <w:tcW w:type="dxa" w:w="960"/>
+          </w:tcPr>
+          <w:p>
+            <w:r>
+              <w:t>0.0225</w:t>
+            </w:r>
+          </w:p>
+        </w:tc>
+        <w:tc>
+          <w:tcPr>
+            <w:tcW w:type="dxa" w:w="960"/>
+          </w:tcPr>
+          <w:p>
+            <w:r>
+              <w:t>0.9186</w:t>
+            </w:r>
+          </w:p>
+        </w:tc>
+        <w:tc>
+          <w:tcPr>
+            <w:tcW w:type="dxa" w:w="960"/>
+          </w:tcPr>
+          <w:p>
+            <w:r>
+              <w:t>0.0547</w:t>
+            </w:r>
+          </w:p>
+        </w:tc>
+        <w:tc>
+          <w:tcPr>
+            <w:tcW w:type="dxa" w:w="960"/>
+          </w:tcPr>
+          <w:p>
+            <w:r>
+              <w:t>8.0324</w:t>
+            </w:r>
+          </w:p>
+        </w:tc>
+      </w:tr>
+      <w:tr>
+        <w:tc>
+          <w:tcPr>
+            <w:tcW w:type="dxa" w:w="960"/>
+          </w:tcPr>
+          <w:p>
+            <w:r>
+              <w:t>SDR</w:t>
+            </w:r>
+          </w:p>
+        </w:tc>
+        <w:tc>
+          <w:tcPr>
+            <w:tcW w:type="dxa" w:w="960"/>
+          </w:tcPr>
+          <w:p>
+            <w:r>
+              <w:t>-0.0084</w:t>
+            </w:r>
+          </w:p>
+        </w:tc>
+        <w:tc>
+          <w:tcPr>
+            <w:tcW w:type="dxa" w:w="960"/>
+          </w:tcPr>
+          <w:p>
+            <w:r/>
+          </w:p>
+        </w:tc>
+        <w:tc>
+          <w:tcPr>
+            <w:tcW w:type="dxa" w:w="960"/>
+          </w:tcPr>
+          <w:p>
+            <w:r>
+              <w:t>-0.1812</w:t>
+            </w:r>
+          </w:p>
+        </w:tc>
+        <w:tc>
+          <w:tcPr>
+            <w:tcW w:type="dxa" w:w="960"/>
+          </w:tcPr>
+          <w:p>
+            <w:r>
+              <w:t>0.0055</w:t>
+            </w:r>
+          </w:p>
+        </w:tc>
+        <w:tc>
+          <w:tcPr>
+            <w:tcW w:type="dxa" w:w="960"/>
+          </w:tcPr>
+          <w:p>
+            <w:r>
+              <w:t>0.0182</w:t>
+            </w:r>
+          </w:p>
+        </w:tc>
+        <w:tc>
+          <w:tcPr>
+            <w:tcW w:type="dxa" w:w="960"/>
+          </w:tcPr>
+          <w:p>
+            <w:r>
+              <w:t>0.9486</w:t>
+            </w:r>
+          </w:p>
+        </w:tc>
+        <w:tc>
+          <w:tcPr>
+            <w:tcW w:type="dxa" w:w="960"/>
+          </w:tcPr>
+          <w:p>
+            <w:r>
+              <w:t>0.0359</w:t>
+            </w:r>
+          </w:p>
+        </w:tc>
+        <w:tc>
+          <w:tcPr>
+            <w:tcW w:type="dxa" w:w="960"/>
+          </w:tcPr>
+          <w:p>
+            <w:r>
+              <w:t>7.7614</w:t>
+            </w:r>
+          </w:p>
+        </w:tc>
+      </w:tr>
+    </w:tbl>
     <w:p/>
     <w:p>
+      <w:r>
+        <w:t>The interpretation is standard and economically sensible. The beta1 estimates are close to one, so volatility is highly persistent. The positive gamma1 estimates imply asymmetry: bad news raises volatility more than good news of the same size. The Student-t shape parameters around 8 confirm heavier tails than a Normal model can capture.</w:t>
+      </w:r>
+    </w:p>
+    <w:p>
       <w:pPr>
-        <w:pStyle w:val="Heading2"/>
+        <w:pStyle w:val="Heading3"/>
       </w:pPr>
       <w:r>
-        <w:rPr>
-          <w:rFonts w:ascii="Times New Roman" w:hAnsi="Times New Roman"/>
-        </w:rPr>
-        <w:t>Estimated Conditional Volatility</w:t>
+        <w:t>Diagnostics and Volatility Plots</w:t>
+      </w:r>
+    </w:p>
+    <w:tbl>
+      <w:tblPr>
+        <w:tblStyle w:val="TableGrid"/>
+        <w:tblW w:type="auto" w:w="0"/>
+        <w:tblLook w:firstColumn="1" w:firstRow="1" w:lastColumn="0" w:lastRow="0" w:noHBand="0" w:noVBand="1" w:val="04A0"/>
+      </w:tblPr>
+      <w:tblGrid>
+        <w:gridCol w:w="2880"/>
+        <w:gridCol w:w="2880"/>
+        <w:gridCol w:w="2880"/>
+      </w:tblGrid>
+      <w:tr>
+        <w:tc>
+          <w:tcPr>
+            <w:tcW w:type="dxa" w:w="2880"/>
+          </w:tcPr>
+          <w:p>
+            <w:r>
+              <w:t>Currency</w:t>
+            </w:r>
+          </w:p>
+        </w:tc>
+        <w:tc>
+          <w:tcPr>
+            <w:tcW w:type="dxa" w:w="2880"/>
+          </w:tcPr>
+          <w:p>
+            <w:r>
+              <w:t>Ljung-Box on Standardized Residuals p-value</w:t>
+            </w:r>
+          </w:p>
+        </w:tc>
+        <w:tc>
+          <w:tcPr>
+            <w:tcW w:type="dxa" w:w="2880"/>
+          </w:tcPr>
+          <w:p>
+            <w:r>
+              <w:t>Ljung-Box on Squared Standardized Residuals p-value</w:t>
+            </w:r>
+          </w:p>
+        </w:tc>
+      </w:tr>
+      <w:tr>
+        <w:tc>
+          <w:tcPr>
+            <w:tcW w:type="dxa" w:w="2880"/>
+          </w:tcPr>
+          <w:p>
+            <w:r>
+              <w:t>CNY</w:t>
+            </w:r>
+          </w:p>
+        </w:tc>
+        <w:tc>
+          <w:tcPr>
+            <w:tcW w:type="dxa" w:w="2880"/>
+          </w:tcPr>
+          <w:p>
+            <w:r>
+              <w:t>0.4394</w:t>
+            </w:r>
+          </w:p>
+        </w:tc>
+        <w:tc>
+          <w:tcPr>
+            <w:tcW w:type="dxa" w:w="2880"/>
+          </w:tcPr>
+          <w:p>
+            <w:r>
+              <w:t>0.0000</w:t>
+            </w:r>
+          </w:p>
+        </w:tc>
+      </w:tr>
+      <w:tr>
+        <w:tc>
+          <w:tcPr>
+            <w:tcW w:type="dxa" w:w="2880"/>
+          </w:tcPr>
+          <w:p>
+            <w:r>
+              <w:t>USD</w:t>
+            </w:r>
+          </w:p>
+        </w:tc>
+        <w:tc>
+          <w:tcPr>
+            <w:tcW w:type="dxa" w:w="2880"/>
+          </w:tcPr>
+          <w:p>
+            <w:r>
+              <w:t>0.6937</w:t>
+            </w:r>
+          </w:p>
+        </w:tc>
+        <w:tc>
+          <w:tcPr>
+            <w:tcW w:type="dxa" w:w="2880"/>
+          </w:tcPr>
+          <w:p>
+            <w:r>
+              <w:t>0.0000</w:t>
+            </w:r>
+          </w:p>
+        </w:tc>
+      </w:tr>
+      <w:tr>
+        <w:tc>
+          <w:tcPr>
+            <w:tcW w:type="dxa" w:w="2880"/>
+          </w:tcPr>
+          <w:p>
+            <w:r>
+              <w:t>TWI</w:t>
+            </w:r>
+          </w:p>
+        </w:tc>
+        <w:tc>
+          <w:tcPr>
+            <w:tcW w:type="dxa" w:w="2880"/>
+          </w:tcPr>
+          <w:p>
+            <w:r>
+              <w:t>0.5976</w:t>
+            </w:r>
+          </w:p>
+        </w:tc>
+        <w:tc>
+          <w:tcPr>
+            <w:tcW w:type="dxa" w:w="2880"/>
+          </w:tcPr>
+          <w:p>
+            <w:r>
+              <w:t>0.0000</w:t>
+            </w:r>
+          </w:p>
+        </w:tc>
+      </w:tr>
+      <w:tr>
+        <w:tc>
+          <w:tcPr>
+            <w:tcW w:type="dxa" w:w="2880"/>
+          </w:tcPr>
+          <w:p>
+            <w:r>
+              <w:t>SDR</w:t>
+            </w:r>
+          </w:p>
+        </w:tc>
+        <w:tc>
+          <w:tcPr>
+            <w:tcW w:type="dxa" w:w="2880"/>
+          </w:tcPr>
+          <w:p>
+            <w:r>
+              <w:t>0.8967</w:t>
+            </w:r>
+          </w:p>
+        </w:tc>
+        <w:tc>
+          <w:tcPr>
+            <w:tcW w:type="dxa" w:w="2880"/>
+          </w:tcPr>
+          <w:p>
+            <w:r>
+              <w:t>0.0000</w:t>
+            </w:r>
+          </w:p>
+        </w:tc>
+      </w:tr>
+    </w:tbl>
+    <w:p/>
+    <w:p>
+      <w:r>
+        <w:t>The mean equations are adequate because there is no important remaining autocorrelation in standardized residuals. The squared standardized residuals still reject at conventional levels, so the fitted GJR-GARCH models are not perfect. This should be stated openly. Even so, they are clearly better than constant-variance models and capture the main stylised facts that matter for this question: volatility clustering, persistence, asymmetry, and heavy tails.</w:t>
       </w:r>
     </w:p>
     <w:p>
@@ -4900,7 +4185,7 @@
       <w:r>
         <w:drawing>
           <wp:inline xmlns:a="http://schemas.openxmlformats.org/drawingml/2006/main" xmlns:pic="http://schemas.openxmlformats.org/drawingml/2006/picture">
-            <wp:extent cx="5029200" cy="2011680"/>
+            <wp:extent cx="5852160" cy="1950720"/>
             <wp:docPr id="7" name="Picture 7"/>
             <wp:cNvGraphicFramePr>
               <a:graphicFrameLocks noChangeAspect="1"/>
@@ -4921,7 +4206,7 @@
                   <pic:spPr>
                     <a:xfrm>
                       <a:off x="0" y="0"/>
-                      <a:ext cx="5029200" cy="2011680"/>
+                      <a:ext cx="5852160" cy="1950720"/>
                     </a:xfrm>
                     <a:prstGeom prst="rect"/>
                   </pic:spPr>
@@ -4937,21 +4222,9 @@
         <w:jc w:val="center"/>
       </w:pPr>
       <w:r>
-        <w:rPr>
-          <w:i/>
-          <w:sz w:val="20"/>
-        </w:rPr>
-        <w:t>Figure 7: Conditional volatility σ_t — CNY</w:t>
-      </w:r>
-    </w:p>
-    <w:p>
-      <w:pPr>
-        <w:jc w:val="center"/>
-      </w:pPr>
-      <w:r>
         <w:drawing>
           <wp:inline xmlns:a="http://schemas.openxmlformats.org/drawingml/2006/main" xmlns:pic="http://schemas.openxmlformats.org/drawingml/2006/picture">
-            <wp:extent cx="5029200" cy="2011680"/>
+            <wp:extent cx="5852160" cy="1950720"/>
             <wp:docPr id="8" name="Picture 8"/>
             <wp:cNvGraphicFramePr>
               <a:graphicFrameLocks noChangeAspect="1"/>
@@ -4972,7 +4245,7 @@
                   <pic:spPr>
                     <a:xfrm>
                       <a:off x="0" y="0"/>
-                      <a:ext cx="5029200" cy="2011680"/>
+                      <a:ext cx="5852160" cy="1950720"/>
                     </a:xfrm>
                     <a:prstGeom prst="rect"/>
                   </pic:spPr>
@@ -4988,21 +4261,9 @@
         <w:jc w:val="center"/>
       </w:pPr>
       <w:r>
-        <w:rPr>
-          <w:i/>
-          <w:sz w:val="20"/>
-        </w:rPr>
-        <w:t>Figure 8: Conditional volatility σ_t — USD</w:t>
-      </w:r>
-    </w:p>
-    <w:p>
-      <w:pPr>
-        <w:jc w:val="center"/>
-      </w:pPr>
-      <w:r>
         <w:drawing>
           <wp:inline xmlns:a="http://schemas.openxmlformats.org/drawingml/2006/main" xmlns:pic="http://schemas.openxmlformats.org/drawingml/2006/picture">
-            <wp:extent cx="5029200" cy="2011680"/>
+            <wp:extent cx="5852160" cy="1950720"/>
             <wp:docPr id="9" name="Picture 9"/>
             <wp:cNvGraphicFramePr>
               <a:graphicFrameLocks noChangeAspect="1"/>
@@ -5023,7 +4284,7 @@
                   <pic:spPr>
                     <a:xfrm>
                       <a:off x="0" y="0"/>
-                      <a:ext cx="5029200" cy="2011680"/>
+                      <a:ext cx="5852160" cy="1950720"/>
                     </a:xfrm>
                     <a:prstGeom prst="rect"/>
                   </pic:spPr>
@@ -5039,21 +4300,9 @@
         <w:jc w:val="center"/>
       </w:pPr>
       <w:r>
-        <w:rPr>
-          <w:i/>
-          <w:sz w:val="20"/>
-        </w:rPr>
-        <w:t>Figure 9: Conditional volatility σ_t — TWI</w:t>
-      </w:r>
-    </w:p>
-    <w:p>
-      <w:pPr>
-        <w:jc w:val="center"/>
-      </w:pPr>
-      <w:r>
         <w:drawing>
           <wp:inline xmlns:a="http://schemas.openxmlformats.org/drawingml/2006/main" xmlns:pic="http://schemas.openxmlformats.org/drawingml/2006/picture">
-            <wp:extent cx="5029200" cy="2011680"/>
+            <wp:extent cx="5852160" cy="1950720"/>
             <wp:docPr id="10" name="Picture 10"/>
             <wp:cNvGraphicFramePr>
               <a:graphicFrameLocks noChangeAspect="1"/>
@@ -5074,7 +4323,7 @@
                   <pic:spPr>
                     <a:xfrm>
                       <a:off x="0" y="0"/>
-                      <a:ext cx="5029200" cy="2011680"/>
+                      <a:ext cx="5852160" cy="1950720"/>
                     </a:xfrm>
                     <a:prstGeom prst="rect"/>
                   </pic:spPr>
@@ -5090,23 +4339,12 @@
         <w:jc w:val="center"/>
       </w:pPr>
       <w:r>
-        <w:rPr>
-          <w:i/>
-          <w:sz w:val="20"/>
-        </w:rPr>
-        <w:t>Figure 10: Conditional volatility σ_t — SDR</w:t>
+        <w:t>Figures 7-10: fig6_vol_CNY.png, fig6_vol_USD.png, fig6_vol_TWI.png, fig6_vol_SDR.png</w:t>
       </w:r>
     </w:p>
-    <w:p/>
     <w:p>
       <w:r>
-        <w:rPr>
-          <w:rFonts w:ascii="Times New Roman" w:hAnsi="Times New Roman"/>
-          <w:b w:val="0"/>
-          <w:i w:val="0"/>
-          <w:sz w:val="24"/>
-        </w:rPr>
-        <w:t>The conditional volatility plots show the COVID-19 spike in March 2020 as the dominant event across all currencies, with elevated but lower volatility around 2022–2023. The TWI shows the most contained spike, consistent with its lower sample variance.</w:t>
+        <w:t>All four volatility series spike dramatically during the COVID-19 shock. TWI is visibly the most stable, which matches its lower unconditional variance.</w:t>
       </w:r>
     </w:p>
     <w:p>
@@ -5116,61 +4354,35 @@
     </w:p>
     <w:p>
       <w:pPr>
-        <w:pStyle w:val="Heading1"/>
+        <w:pStyle w:val="Heading2"/>
       </w:pPr>
       <w:r>
-        <w:rPr>
-          <w:rFonts w:ascii="Times New Roman" w:hAnsi="Times New Roman"/>
-        </w:rPr>
         <w:t>Question 7</w:t>
       </w:r>
     </w:p>
     <w:p>
-      <w:pPr>
-        <w:pStyle w:val="Heading2"/>
-      </w:pPr>
       <w:r>
-        <w:rPr>
-          <w:rFonts w:ascii="Times New Roman" w:hAnsi="Times New Roman"/>
-        </w:rPr>
-        <w:t>Unconditional Variance: Model vs Sample</w:t>
+        <w:t>For a GJR-GARCH(1,1) model, the unconditional variance exists when:</w:t>
       </w:r>
     </w:p>
     <w:p>
       <w:r>
-        <w:rPr>
-          <w:rFonts w:ascii="Times New Roman" w:hAnsi="Times New Roman"/>
-          <w:b w:val="0"/>
-          <w:i w:val="0"/>
-          <w:sz w:val="24"/>
-        </w:rPr>
-        <w:t>For a GJR-GARCH(1,1) model the unconditional variance (assuming covariance stationarity) is:</w:t>
+        <w:t>alpha1 + beta1 + gamma1 / 2 &lt; 1</w:t>
       </w:r>
     </w:p>
-    <w:p/>
     <w:p>
-      <w:pPr>
-        <w:jc w:val="center"/>
-      </w:pPr>
       <w:r>
-        <w:rPr>
-          <w:rFonts w:ascii="Times New Roman" w:hAnsi="Times New Roman"/>
-          <w:b/>
-          <w:sz w:val="24"/>
-        </w:rPr>
-        <w:t>σ² = ω / (1 − α − β − γ/2)</w:t>
+        <w:t>and is then given by:</w:t>
       </w:r>
     </w:p>
-    <w:p/>
     <w:p>
       <w:r>
-        <w:rPr>
-          <w:rFonts w:ascii="Times New Roman" w:hAnsi="Times New Roman"/>
-          <w:b w:val="0"/>
-          <w:i w:val="0"/>
-          <w:sz w:val="24"/>
-        </w:rPr>
-        <w:t>This requires α + β + γ/2 &lt; 1 (covariance stationarity), which holds for all four series:</w:t>
+        <w:t>sigma_j^2 = omega / (1 - alpha1 - beta1 - gamma1 / 2)</w:t>
+      </w:r>
+    </w:p>
+    <w:p>
+      <w:r>
+        <w:t>Applying this formula gives:</w:t>
       </w:r>
     </w:p>
     <w:tbl>
@@ -5180,79 +4392,59 @@
         <w:tblLook w:firstColumn="1" w:firstRow="1" w:lastColumn="0" w:lastRow="0" w:noHBand="0" w:noVBand="1" w:val="04A0"/>
       </w:tblPr>
       <w:tblGrid>
-        <w:gridCol w:w="1881"/>
-        <w:gridCol w:w="1881"/>
-        <w:gridCol w:w="1881"/>
-        <w:gridCol w:w="1881"/>
-        <w:gridCol w:w="1881"/>
+        <w:gridCol w:w="1728"/>
+        <w:gridCol w:w="1728"/>
+        <w:gridCol w:w="1728"/>
+        <w:gridCol w:w="1728"/>
+        <w:gridCol w:w="1728"/>
       </w:tblGrid>
       <w:tr>
         <w:tc>
           <w:tcPr>
-            <w:tcW w:type="dxa" w:w="1881"/>
-          </w:tcPr>
-          <w:p>
-            <w:r>
-              <w:rPr>
-                <w:b/>
-                <w:sz w:val="20"/>
-              </w:rPr>
+            <w:tcW w:type="dxa" w:w="1728"/>
+          </w:tcPr>
+          <w:p>
+            <w:r>
               <w:t>Currency</w:t>
             </w:r>
           </w:p>
         </w:tc>
         <w:tc>
           <w:tcPr>
-            <w:tcW w:type="dxa" w:w="1881"/>
-          </w:tcPr>
-          <w:p>
-            <w:r>
-              <w:rPr>
-                <w:b/>
-                <w:sz w:val="20"/>
-              </w:rPr>
-              <w:t>α+β+γ/2</w:t>
-            </w:r>
-          </w:p>
-        </w:tc>
-        <w:tc>
-          <w:tcPr>
-            <w:tcW w:type="dxa" w:w="1881"/>
-          </w:tcPr>
-          <w:p>
-            <w:r>
-              <w:rPr>
-                <w:b/>
-                <w:sz w:val="20"/>
-              </w:rPr>
-              <w:t>σ²_model</w:t>
-            </w:r>
-          </w:p>
-        </w:tc>
-        <w:tc>
-          <w:tcPr>
-            <w:tcW w:type="dxa" w:w="1881"/>
-          </w:tcPr>
-          <w:p>
-            <w:r>
-              <w:rPr>
-                <w:b/>
-                <w:sz w:val="20"/>
-              </w:rPr>
-              <w:t>σ²_sample</w:t>
-            </w:r>
-          </w:p>
-        </w:tc>
-        <w:tc>
-          <w:tcPr>
-            <w:tcW w:type="dxa" w:w="1881"/>
-          </w:tcPr>
-          <w:p>
-            <w:r>
-              <w:rPr>
-                <w:b/>
-                <w:sz w:val="20"/>
-              </w:rPr>
+            <w:tcW w:type="dxa" w:w="1728"/>
+          </w:tcPr>
+          <w:p>
+            <w:r>
+              <w:t>alpha + beta + gamma/2</w:t>
+            </w:r>
+          </w:p>
+        </w:tc>
+        <w:tc>
+          <w:tcPr>
+            <w:tcW w:type="dxa" w:w="1728"/>
+          </w:tcPr>
+          <w:p>
+            <w:r>
+              <w:t>Model Variance</w:t>
+            </w:r>
+          </w:p>
+        </w:tc>
+        <w:tc>
+          <w:tcPr>
+            <w:tcW w:type="dxa" w:w="1728"/>
+          </w:tcPr>
+          <w:p>
+            <w:r>
+              <w:t>Sample Variance</w:t>
+            </w:r>
+          </w:p>
+        </w:tc>
+        <w:tc>
+          <w:tcPr>
+            <w:tcW w:type="dxa" w:w="1728"/>
+          </w:tcPr>
+          <w:p>
+            <w:r>
               <w:t>Ratio</w:t>
             </w:r>
           </w:p>
@@ -5261,66 +4453,51 @@
       <w:tr>
         <w:tc>
           <w:tcPr>
-            <w:tcW w:type="dxa" w:w="1881"/>
-          </w:tcPr>
-          <w:p>
-            <w:r>
-              <w:rPr>
-                <w:sz w:val="20"/>
-              </w:rPr>
+            <w:tcW w:type="dxa" w:w="1728"/>
+          </w:tcPr>
+          <w:p>
+            <w:r>
               <w:t>CNY</w:t>
             </w:r>
           </w:p>
         </w:tc>
         <w:tc>
           <w:tcPr>
-            <w:tcW w:type="dxa" w:w="1881"/>
-          </w:tcPr>
-          <w:p>
-            <w:r>
-              <w:rPr>
-                <w:sz w:val="20"/>
-              </w:rPr>
+            <w:tcW w:type="dxa" w:w="1728"/>
+          </w:tcPr>
+          <w:p>
+            <w:r>
               <w:t>0.9771</w:t>
             </w:r>
           </w:p>
         </w:tc>
         <w:tc>
           <w:tcPr>
-            <w:tcW w:type="dxa" w:w="1881"/>
-          </w:tcPr>
-          <w:p>
-            <w:r>
-              <w:rPr>
-                <w:sz w:val="20"/>
-              </w:rPr>
+            <w:tcW w:type="dxa" w:w="1728"/>
+          </w:tcPr>
+          <w:p>
+            <w:r>
               <w:t>0.2925</w:t>
             </w:r>
           </w:p>
         </w:tc>
         <w:tc>
           <w:tcPr>
-            <w:tcW w:type="dxa" w:w="1881"/>
-          </w:tcPr>
-          <w:p>
-            <w:r>
-              <w:rPr>
-                <w:sz w:val="20"/>
-              </w:rPr>
+            <w:tcW w:type="dxa" w:w="1728"/>
+          </w:tcPr>
+          <w:p>
+            <w:r>
               <w:t>0.3369</w:t>
             </w:r>
           </w:p>
         </w:tc>
         <w:tc>
           <w:tcPr>
-            <w:tcW w:type="dxa" w:w="1881"/>
-          </w:tcPr>
-          <w:p>
-            <w:r>
-              <w:rPr>
-                <w:sz w:val="20"/>
-              </w:rPr>
-              <w:t>0.868</w:t>
+            <w:tcW w:type="dxa" w:w="1728"/>
+          </w:tcPr>
+          <w:p>
+            <w:r>
+              <w:t>0.8682</w:t>
             </w:r>
           </w:p>
         </w:tc>
@@ -5328,66 +4505,51 @@
       <w:tr>
         <w:tc>
           <w:tcPr>
-            <w:tcW w:type="dxa" w:w="1881"/>
-          </w:tcPr>
-          <w:p>
-            <w:r>
-              <w:rPr>
-                <w:sz w:val="20"/>
-              </w:rPr>
+            <w:tcW w:type="dxa" w:w="1728"/>
+          </w:tcPr>
+          <w:p>
+            <w:r>
               <w:t>USD</w:t>
             </w:r>
           </w:p>
         </w:tc>
         <w:tc>
           <w:tcPr>
-            <w:tcW w:type="dxa" w:w="1881"/>
-          </w:tcPr>
-          <w:p>
-            <w:r>
-              <w:rPr>
-                <w:sz w:val="20"/>
-              </w:rPr>
+            <w:tcW w:type="dxa" w:w="1728"/>
+          </w:tcPr>
+          <w:p>
+            <w:r>
               <w:t>0.9879</w:t>
             </w:r>
           </w:p>
         </w:tc>
         <w:tc>
           <w:tcPr>
-            <w:tcW w:type="dxa" w:w="1881"/>
-          </w:tcPr>
-          <w:p>
-            <w:r>
-              <w:rPr>
-                <w:sz w:val="20"/>
-              </w:rPr>
-              <w:t>0.3455</w:t>
-            </w:r>
-          </w:p>
-        </w:tc>
-        <w:tc>
-          <w:tcPr>
-            <w:tcW w:type="dxa" w:w="1881"/>
-          </w:tcPr>
-          <w:p>
-            <w:r>
-              <w:rPr>
-                <w:sz w:val="20"/>
-              </w:rPr>
+            <w:tcW w:type="dxa" w:w="1728"/>
+          </w:tcPr>
+          <w:p>
+            <w:r>
+              <w:t>0.3456</w:t>
+            </w:r>
+          </w:p>
+        </w:tc>
+        <w:tc>
+          <w:tcPr>
+            <w:tcW w:type="dxa" w:w="1728"/>
+          </w:tcPr>
+          <w:p>
+            <w:r>
               <w:t>0.4381</w:t>
             </w:r>
           </w:p>
         </w:tc>
         <w:tc>
           <w:tcPr>
-            <w:tcW w:type="dxa" w:w="1881"/>
-          </w:tcPr>
-          <w:p>
-            <w:r>
-              <w:rPr>
-                <w:sz w:val="20"/>
-              </w:rPr>
-              <w:t>0.789</w:t>
+            <w:tcW w:type="dxa" w:w="1728"/>
+          </w:tcPr>
+          <w:p>
+            <w:r>
+              <w:t>0.7888</w:t>
             </w:r>
           </w:p>
         </w:tc>
@@ -5395,66 +4557,51 @@
       <w:tr>
         <w:tc>
           <w:tcPr>
-            <w:tcW w:type="dxa" w:w="1881"/>
-          </w:tcPr>
-          <w:p>
-            <w:r>
-              <w:rPr>
-                <w:sz w:val="20"/>
-              </w:rPr>
+            <w:tcW w:type="dxa" w:w="1728"/>
+          </w:tcPr>
+          <w:p>
+            <w:r>
               <w:t>TWI</w:t>
             </w:r>
           </w:p>
         </w:tc>
         <w:tc>
           <w:tcPr>
-            <w:tcW w:type="dxa" w:w="1881"/>
-          </w:tcPr>
-          <w:p>
-            <w:r>
-              <w:rPr>
-                <w:sz w:val="20"/>
-              </w:rPr>
+            <w:tcW w:type="dxa" w:w="1728"/>
+          </w:tcPr>
+          <w:p>
+            <w:r>
               <w:t>0.9685</w:t>
             </w:r>
           </w:p>
         </w:tc>
         <w:tc>
           <w:tcPr>
-            <w:tcW w:type="dxa" w:w="1881"/>
-          </w:tcPr>
-          <w:p>
-            <w:r>
-              <w:rPr>
-                <w:sz w:val="20"/>
-              </w:rPr>
+            <w:tcW w:type="dxa" w:w="1728"/>
+          </w:tcPr>
+          <w:p>
+            <w:r>
               <w:t>0.2234</w:t>
             </w:r>
           </w:p>
         </w:tc>
         <w:tc>
           <w:tcPr>
-            <w:tcW w:type="dxa" w:w="1881"/>
-          </w:tcPr>
-          <w:p>
-            <w:r>
-              <w:rPr>
-                <w:sz w:val="20"/>
-              </w:rPr>
+            <w:tcW w:type="dxa" w:w="1728"/>
+          </w:tcPr>
+          <w:p>
+            <w:r>
               <w:t>0.2675</w:t>
             </w:r>
           </w:p>
         </w:tc>
         <w:tc>
           <w:tcPr>
-            <w:tcW w:type="dxa" w:w="1881"/>
-          </w:tcPr>
-          <w:p>
-            <w:r>
-              <w:rPr>
-                <w:sz w:val="20"/>
-              </w:rPr>
-              <w:t>0.835</w:t>
+            <w:tcW w:type="dxa" w:w="1728"/>
+          </w:tcPr>
+          <w:p>
+            <w:r>
+              <w:t>0.8352</w:t>
             </w:r>
           </w:p>
         </w:tc>
@@ -5462,66 +4609,51 @@
       <w:tr>
         <w:tc>
           <w:tcPr>
-            <w:tcW w:type="dxa" w:w="1881"/>
-          </w:tcPr>
-          <w:p>
-            <w:r>
-              <w:rPr>
-                <w:sz w:val="20"/>
-              </w:rPr>
+            <w:tcW w:type="dxa" w:w="1728"/>
+          </w:tcPr>
+          <w:p>
+            <w:r>
               <w:t>SDR</w:t>
             </w:r>
           </w:p>
         </w:tc>
         <w:tc>
           <w:tcPr>
-            <w:tcW w:type="dxa" w:w="1881"/>
-          </w:tcPr>
-          <w:p>
-            <w:r>
-              <w:rPr>
-                <w:sz w:val="20"/>
-              </w:rPr>
+            <w:tcW w:type="dxa" w:w="1728"/>
+          </w:tcPr>
+          <w:p>
+            <w:r>
               <w:t>0.9848</w:t>
             </w:r>
           </w:p>
         </w:tc>
         <w:tc>
           <w:tcPr>
-            <w:tcW w:type="dxa" w:w="1881"/>
-          </w:tcPr>
-          <w:p>
-            <w:r>
-              <w:rPr>
-                <w:sz w:val="20"/>
-              </w:rPr>
+            <w:tcW w:type="dxa" w:w="1728"/>
+          </w:tcPr>
+          <w:p>
+            <w:r>
               <w:t>0.3638</w:t>
             </w:r>
           </w:p>
         </w:tc>
         <w:tc>
           <w:tcPr>
-            <w:tcW w:type="dxa" w:w="1881"/>
-          </w:tcPr>
-          <w:p>
-            <w:r>
-              <w:rPr>
-                <w:sz w:val="20"/>
-              </w:rPr>
+            <w:tcW w:type="dxa" w:w="1728"/>
+          </w:tcPr>
+          <w:p>
+            <w:r>
               <w:t>0.4492</w:t>
             </w:r>
           </w:p>
         </w:tc>
         <w:tc>
           <w:tcPr>
-            <w:tcW w:type="dxa" w:w="1881"/>
-          </w:tcPr>
-          <w:p>
-            <w:r>
-              <w:rPr>
-                <w:sz w:val="20"/>
-              </w:rPr>
-              <w:t>0.810</w:t>
+            <w:tcW w:type="dxa" w:w="1728"/>
+          </w:tcPr>
+          <w:p>
+            <w:r>
+              <w:t>0.8099</w:t>
             </w:r>
           </w:p>
         </w:tc>
@@ -5530,25 +4662,7 @@
     <w:p/>
     <w:p>
       <w:r>
-        <w:rPr>
-          <w:rFonts w:ascii="Times New Roman" w:hAnsi="Times New Roman"/>
-          <w:b w:val="0"/>
-          <w:i w:val="0"/>
-          <w:sz w:val="24"/>
-        </w:rPr>
-        <w:t>Since α + β + γ/2 &lt; 1 for all currencies, the unconditional variance is well-defined — none of the series exhibit IGARCH behaviour.</w:t>
-      </w:r>
-    </w:p>
-    <w:p/>
-    <w:p>
-      <w:r>
-        <w:rPr>
-          <w:rFonts w:ascii="Times New Roman" w:hAnsi="Times New Roman"/>
-          <w:b w:val="0"/>
-          <w:i w:val="0"/>
-          <w:sz w:val="24"/>
-        </w:rPr>
-        <w:t>The model estimates are consistently 13–21% below the sample variances. This is primarily because the sample period (January 2018–January 2026) includes the COVID-19 shock in March 2020, an extreme volatility event that disproportionately inflates the sample variance relative to the long-run unconditional level. The GARCH model, by modelling time-varying volatility explicitly, can distinguish the temporary COVID spike from the underlying long-run variance. The relative ordering across currencies is preserved (TWI lowest, SDR/USD highest), consistent with Question 5.</w:t>
+        <w:t>All four models imply finite unconditional variances because the persistence measure is below one in every case. The model-based variances are uniformly lower than the sample variances. That is exactly what we should expect when the sample contains a major transitory volatility episode such as COVID-19: the sample variance is inflated by that event, while the GARCH model tries to recover a long-run variance level after separating out temporary volatility bursts.</w:t>
       </w:r>
     </w:p>
     <w:p>
@@ -5558,52 +4672,17 @@
     </w:p>
     <w:p>
       <w:pPr>
-        <w:pStyle w:val="Heading1"/>
+        <w:pStyle w:val="Heading2"/>
       </w:pPr>
       <w:r>
-        <w:rPr>
-          <w:rFonts w:ascii="Times New Roman" w:hAnsi="Times New Roman"/>
-        </w:rPr>
         <w:t>Question 8</w:t>
       </w:r>
     </w:p>
     <w:p>
-      <w:pPr>
-        <w:pStyle w:val="Heading2"/>
-      </w:pPr>
       <w:r>
-        <w:rPr>
-          <w:rFonts w:ascii="Times New Roman" w:hAnsi="Times New Roman"/>
-        </w:rPr>
-        <w:t>Probability of Return Below 0.01%</w:t>
+        <w:t>The question asks for the probability that the daily return is less than 0.01% on 13/01/2026 and 14/01/2026. Because the final models use the standardized Student-t distribution from rugarch, these probabilities were computed using the model-implied Student-t CDF directly rather than a plain textbook t distribution formula.</w:t>
       </w:r>
     </w:p>
-    <w:p>
-      <w:r>
-        <w:rPr>
-          <w:rFonts w:ascii="Times New Roman" w:hAnsi="Times New Roman"/>
-          <w:b w:val="0"/>
-          <w:i w:val="0"/>
-          <w:sz w:val="24"/>
-        </w:rPr>
-        <w:t>Using the fitted GJR-GARCH models, two-step ahead forecasts of conditional mean and standard deviation are computed from the last observation (12 January 2026). Under the Student-t distribution with estimated degrees of freedom ν, the probability is:</w:t>
-      </w:r>
-    </w:p>
-    <w:p/>
-    <w:p>
-      <w:pPr>
-        <w:jc w:val="center"/>
-      </w:pPr>
-      <w:r>
-        <w:rPr>
-          <w:rFonts w:ascii="Times New Roman" w:hAnsi="Times New Roman"/>
-          <w:b/>
-          <w:sz w:val="24"/>
-        </w:rPr>
-        <w:t>P(e_{j,t} &lt; 0.01) = P(t_ν &lt; (0.01 − μ_{T+h}) / σ_{T+h})</w:t>
-      </w:r>
-    </w:p>
-    <w:p/>
     <w:tbl>
       <w:tblPr>
         <w:tblStyle w:val="TableGrid"/>
@@ -5611,110 +4690,82 @@
         <w:tblLook w:firstColumn="1" w:firstRow="1" w:lastColumn="0" w:lastRow="0" w:noHBand="0" w:noVBand="1" w:val="04A0"/>
       </w:tblPr>
       <w:tblGrid>
-        <w:gridCol w:w="1344"/>
-        <w:gridCol w:w="1344"/>
-        <w:gridCol w:w="1344"/>
-        <w:gridCol w:w="1344"/>
-        <w:gridCol w:w="1344"/>
-        <w:gridCol w:w="1344"/>
-        <w:gridCol w:w="1344"/>
+        <w:gridCol w:w="1234"/>
+        <w:gridCol w:w="1234"/>
+        <w:gridCol w:w="1234"/>
+        <w:gridCol w:w="1234"/>
+        <w:gridCol w:w="1234"/>
+        <w:gridCol w:w="1234"/>
+        <w:gridCol w:w="1234"/>
       </w:tblGrid>
       <w:tr>
         <w:tc>
           <w:tcPr>
-            <w:tcW w:type="dxa" w:w="1344"/>
-          </w:tcPr>
-          <w:p>
-            <w:r>
-              <w:rPr>
-                <w:b/>
-                <w:sz w:val="20"/>
-              </w:rPr>
+            <w:tcW w:type="dxa" w:w="1234"/>
+          </w:tcPr>
+          <w:p>
+            <w:r>
               <w:t>Currency</w:t>
             </w:r>
           </w:p>
         </w:tc>
         <w:tc>
           <w:tcPr>
-            <w:tcW w:type="dxa" w:w="1344"/>
-          </w:tcPr>
-          <w:p>
-            <w:r>
-              <w:rPr>
-                <w:b/>
-                <w:sz w:val="20"/>
-              </w:rPr>
-              <w:t>μ_{T+1}</w:t>
-            </w:r>
-          </w:p>
-        </w:tc>
-        <w:tc>
-          <w:tcPr>
-            <w:tcW w:type="dxa" w:w="1344"/>
-          </w:tcPr>
-          <w:p>
-            <w:r>
-              <w:rPr>
-                <w:b/>
-                <w:sz w:val="20"/>
-              </w:rPr>
-              <w:t>σ_{T+1}</w:t>
-            </w:r>
-          </w:p>
-        </w:tc>
-        <w:tc>
-          <w:tcPr>
-            <w:tcW w:type="dxa" w:w="1344"/>
-          </w:tcPr>
-          <w:p>
-            <w:r>
-              <w:rPr>
-                <w:b/>
-                <w:sz w:val="20"/>
-              </w:rPr>
-              <w:t>P(13/01)</w:t>
-            </w:r>
-          </w:p>
-        </w:tc>
-        <w:tc>
-          <w:tcPr>
-            <w:tcW w:type="dxa" w:w="1344"/>
-          </w:tcPr>
-          <w:p>
-            <w:r>
-              <w:rPr>
-                <w:b/>
-                <w:sz w:val="20"/>
-              </w:rPr>
-              <w:t>μ_{T+2}</w:t>
-            </w:r>
-          </w:p>
-        </w:tc>
-        <w:tc>
-          <w:tcPr>
-            <w:tcW w:type="dxa" w:w="1344"/>
-          </w:tcPr>
-          <w:p>
-            <w:r>
-              <w:rPr>
-                <w:b/>
-                <w:sz w:val="20"/>
-              </w:rPr>
-              <w:t>σ_{T+2}</w:t>
-            </w:r>
-          </w:p>
-        </w:tc>
-        <w:tc>
-          <w:tcPr>
-            <w:tcW w:type="dxa" w:w="1344"/>
-          </w:tcPr>
-          <w:p>
-            <w:r>
-              <w:rPr>
-                <w:b/>
-                <w:sz w:val="20"/>
-              </w:rPr>
-              <w:t>P(14/01)</w:t>
+            <w:tcW w:type="dxa" w:w="1234"/>
+          </w:tcPr>
+          <w:p>
+            <w:r>
+              <w:t>mu_{T+1}</w:t>
+            </w:r>
+          </w:p>
+        </w:tc>
+        <w:tc>
+          <w:tcPr>
+            <w:tcW w:type="dxa" w:w="1234"/>
+          </w:tcPr>
+          <w:p>
+            <w:r>
+              <w:t>sigma_{T+1}</w:t>
+            </w:r>
+          </w:p>
+        </w:tc>
+        <w:tc>
+          <w:tcPr>
+            <w:tcW w:type="dxa" w:w="1234"/>
+          </w:tcPr>
+          <w:p>
+            <w:r>
+              <w:t>P(13/01/2026)</w:t>
+            </w:r>
+          </w:p>
+        </w:tc>
+        <w:tc>
+          <w:tcPr>
+            <w:tcW w:type="dxa" w:w="1234"/>
+          </w:tcPr>
+          <w:p>
+            <w:r>
+              <w:t>mu_{T+2}</w:t>
+            </w:r>
+          </w:p>
+        </w:tc>
+        <w:tc>
+          <w:tcPr>
+            <w:tcW w:type="dxa" w:w="1234"/>
+          </w:tcPr>
+          <w:p>
+            <w:r>
+              <w:t>sigma_{T+2}</w:t>
+            </w:r>
+          </w:p>
+        </w:tc>
+        <w:tc>
+          <w:tcPr>
+            <w:tcW w:type="dxa" w:w="1234"/>
+          </w:tcPr>
+          <w:p>
+            <w:r>
+              <w:t>P(14/01/2026)</w:t>
             </w:r>
           </w:p>
         </w:tc>
@@ -5722,92 +4773,71 @@
       <w:tr>
         <w:tc>
           <w:tcPr>
-            <w:tcW w:type="dxa" w:w="1344"/>
-          </w:tcPr>
-          <w:p>
-            <w:r>
-              <w:rPr>
-                <w:sz w:val="20"/>
-              </w:rPr>
+            <w:tcW w:type="dxa" w:w="1234"/>
+          </w:tcPr>
+          <w:p>
+            <w:r>
               <w:t>CNY</w:t>
             </w:r>
           </w:p>
         </w:tc>
         <w:tc>
           <w:tcPr>
-            <w:tcW w:type="dxa" w:w="1344"/>
-          </w:tcPr>
-          <w:p>
-            <w:r>
-              <w:rPr>
-                <w:sz w:val="20"/>
-              </w:rPr>
-              <w:t>−0.0143</w:t>
-            </w:r>
-          </w:p>
-        </w:tc>
-        <w:tc>
-          <w:tcPr>
-            <w:tcW w:type="dxa" w:w="1344"/>
-          </w:tcPr>
-          <w:p>
-            <w:r>
-              <w:rPr>
-                <w:sz w:val="20"/>
-              </w:rPr>
+            <w:tcW w:type="dxa" w:w="1234"/>
+          </w:tcPr>
+          <w:p>
+            <w:r>
+              <w:t>-0.0143</w:t>
+            </w:r>
+          </w:p>
+        </w:tc>
+        <w:tc>
+          <w:tcPr>
+            <w:tcW w:type="dxa" w:w="1234"/>
+          </w:tcPr>
+          <w:p>
+            <w:r>
               <w:t>0.4524</w:t>
             </w:r>
           </w:p>
         </w:tc>
         <w:tc>
           <w:tcPr>
-            <w:tcW w:type="dxa" w:w="1344"/>
-          </w:tcPr>
-          <w:p>
-            <w:r>
-              <w:rPr>
-                <w:sz w:val="20"/>
-              </w:rPr>
-              <w:t>0.5207</w:t>
-            </w:r>
-          </w:p>
-        </w:tc>
-        <w:tc>
-          <w:tcPr>
-            <w:tcW w:type="dxa" w:w="1344"/>
-          </w:tcPr>
-          <w:p>
-            <w:r>
-              <w:rPr>
-                <w:sz w:val="20"/>
-              </w:rPr>
-              <w:t>−0.0143</w:t>
-            </w:r>
-          </w:p>
-        </w:tc>
-        <w:tc>
-          <w:tcPr>
-            <w:tcW w:type="dxa" w:w="1344"/>
-          </w:tcPr>
-          <w:p>
-            <w:r>
-              <w:rPr>
-                <w:sz w:val="20"/>
-              </w:rPr>
+            <w:tcW w:type="dxa" w:w="1234"/>
+          </w:tcPr>
+          <w:p>
+            <w:r>
+              <w:t>0.5239</w:t>
+            </w:r>
+          </w:p>
+        </w:tc>
+        <w:tc>
+          <w:tcPr>
+            <w:tcW w:type="dxa" w:w="1234"/>
+          </w:tcPr>
+          <w:p>
+            <w:r>
+              <w:t>-0.0143</w:t>
+            </w:r>
+          </w:p>
+        </w:tc>
+        <w:tc>
+          <w:tcPr>
+            <w:tcW w:type="dxa" w:w="1234"/>
+          </w:tcPr>
+          <w:p>
+            <w:r>
               <w:t>0.4547</w:t>
             </w:r>
           </w:p>
         </w:tc>
         <w:tc>
           <w:tcPr>
-            <w:tcW w:type="dxa" w:w="1344"/>
-          </w:tcPr>
-          <w:p>
-            <w:r>
-              <w:rPr>
-                <w:sz w:val="20"/>
-              </w:rPr>
-              <w:t>0.5206</w:t>
+            <w:tcW w:type="dxa" w:w="1234"/>
+          </w:tcPr>
+          <w:p>
+            <w:r>
+              <w:t>0.5238</w:t>
             </w:r>
           </w:p>
         </w:tc>
@@ -5815,92 +4845,71 @@
       <w:tr>
         <w:tc>
           <w:tcPr>
-            <w:tcW w:type="dxa" w:w="1344"/>
-          </w:tcPr>
-          <w:p>
-            <w:r>
-              <w:rPr>
-                <w:sz w:val="20"/>
-              </w:rPr>
+            <w:tcW w:type="dxa" w:w="1234"/>
+          </w:tcPr>
+          <w:p>
+            <w:r>
               <w:t>USD</w:t>
             </w:r>
           </w:p>
         </w:tc>
         <w:tc>
           <w:tcPr>
-            <w:tcW w:type="dxa" w:w="1344"/>
-          </w:tcPr>
-          <w:p>
-            <w:r>
-              <w:rPr>
-                <w:sz w:val="20"/>
-              </w:rPr>
-              <w:t>−0.0140</w:t>
-            </w:r>
-          </w:p>
-        </w:tc>
-        <w:tc>
-          <w:tcPr>
-            <w:tcW w:type="dxa" w:w="1344"/>
-          </w:tcPr>
-          <w:p>
-            <w:r>
-              <w:rPr>
-                <w:sz w:val="20"/>
-              </w:rPr>
+            <w:tcW w:type="dxa" w:w="1234"/>
+          </w:tcPr>
+          <w:p>
+            <w:r>
+              <w:t>-0.0140</w:t>
+            </w:r>
+          </w:p>
+        </w:tc>
+        <w:tc>
+          <w:tcPr>
+            <w:tcW w:type="dxa" w:w="1234"/>
+          </w:tcPr>
+          <w:p>
+            <w:r>
               <w:t>0.4432</w:t>
             </w:r>
           </w:p>
         </w:tc>
         <w:tc>
           <w:tcPr>
-            <w:tcW w:type="dxa" w:w="1344"/>
-          </w:tcPr>
-          <w:p>
-            <w:r>
-              <w:rPr>
-                <w:sz w:val="20"/>
-              </w:rPr>
-              <w:t>0.5209</w:t>
-            </w:r>
-          </w:p>
-        </w:tc>
-        <w:tc>
-          <w:tcPr>
-            <w:tcW w:type="dxa" w:w="1344"/>
-          </w:tcPr>
-          <w:p>
-            <w:r>
-              <w:rPr>
-                <w:sz w:val="20"/>
-              </w:rPr>
-              <w:t>−0.0140</w:t>
-            </w:r>
-          </w:p>
-        </w:tc>
-        <w:tc>
-          <w:tcPr>
-            <w:tcW w:type="dxa" w:w="1344"/>
-          </w:tcPr>
-          <w:p>
-            <w:r>
-              <w:rPr>
-                <w:sz w:val="20"/>
-              </w:rPr>
-              <w:t>0.4452</w:t>
-            </w:r>
-          </w:p>
-        </w:tc>
-        <w:tc>
-          <w:tcPr>
-            <w:tcW w:type="dxa" w:w="1344"/>
-          </w:tcPr>
-          <w:p>
-            <w:r>
-              <w:rPr>
-                <w:sz w:val="20"/>
-              </w:rPr>
-              <w:t>0.5209</w:t>
+            <w:tcW w:type="dxa" w:w="1234"/>
+          </w:tcPr>
+          <w:p>
+            <w:r>
+              <w:t>0.5240</w:t>
+            </w:r>
+          </w:p>
+        </w:tc>
+        <w:tc>
+          <w:tcPr>
+            <w:tcW w:type="dxa" w:w="1234"/>
+          </w:tcPr>
+          <w:p>
+            <w:r>
+              <w:t>-0.0140</w:t>
+            </w:r>
+          </w:p>
+        </w:tc>
+        <w:tc>
+          <w:tcPr>
+            <w:tcW w:type="dxa" w:w="1234"/>
+          </w:tcPr>
+          <w:p>
+            <w:r>
+              <w:t>0.4453</w:t>
+            </w:r>
+          </w:p>
+        </w:tc>
+        <w:tc>
+          <w:tcPr>
+            <w:tcW w:type="dxa" w:w="1234"/>
+          </w:tcPr>
+          <w:p>
+            <w:r>
+              <w:t>0.5239</w:t>
             </w:r>
           </w:p>
         </w:tc>
@@ -5908,92 +4917,71 @@
       <w:tr>
         <w:tc>
           <w:tcPr>
-            <w:tcW w:type="dxa" w:w="1344"/>
-          </w:tcPr>
-          <w:p>
-            <w:r>
-              <w:rPr>
-                <w:sz w:val="20"/>
-              </w:rPr>
+            <w:tcW w:type="dxa" w:w="1234"/>
+          </w:tcPr>
+          <w:p>
+            <w:r>
               <w:t>TWI</w:t>
             </w:r>
           </w:p>
         </w:tc>
         <w:tc>
           <w:tcPr>
-            <w:tcW w:type="dxa" w:w="1344"/>
-          </w:tcPr>
-          <w:p>
-            <w:r>
-              <w:rPr>
-                <w:sz w:val="20"/>
-              </w:rPr>
-              <w:t>−0.0070</w:t>
-            </w:r>
-          </w:p>
-        </w:tc>
-        <w:tc>
-          <w:tcPr>
-            <w:tcW w:type="dxa" w:w="1344"/>
-          </w:tcPr>
-          <w:p>
-            <w:r>
-              <w:rPr>
-                <w:sz w:val="20"/>
-              </w:rPr>
+            <w:tcW w:type="dxa" w:w="1234"/>
+          </w:tcPr>
+          <w:p>
+            <w:r>
+              <w:t>-0.0070</w:t>
+            </w:r>
+          </w:p>
+        </w:tc>
+        <w:tc>
+          <w:tcPr>
+            <w:tcW w:type="dxa" w:w="1234"/>
+          </w:tcPr>
+          <w:p>
+            <w:r>
               <w:t>0.3775</w:t>
             </w:r>
           </w:p>
         </w:tc>
         <w:tc>
           <w:tcPr>
-            <w:tcW w:type="dxa" w:w="1344"/>
-          </w:tcPr>
-          <w:p>
-            <w:r>
-              <w:rPr>
-                <w:sz w:val="20"/>
-              </w:rPr>
-              <w:t>0.5174</w:t>
-            </w:r>
-          </w:p>
-        </w:tc>
-        <w:tc>
-          <w:tcPr>
-            <w:tcW w:type="dxa" w:w="1344"/>
-          </w:tcPr>
-          <w:p>
-            <w:r>
-              <w:rPr>
-                <w:sz w:val="20"/>
-              </w:rPr>
-              <w:t>−0.0068</w:t>
-            </w:r>
-          </w:p>
-        </w:tc>
-        <w:tc>
-          <w:tcPr>
-            <w:tcW w:type="dxa" w:w="1344"/>
-          </w:tcPr>
-          <w:p>
-            <w:r>
-              <w:rPr>
-                <w:sz w:val="20"/>
-              </w:rPr>
+            <w:tcW w:type="dxa" w:w="1234"/>
+          </w:tcPr>
+          <w:p>
+            <w:r>
+              <w:t>0.5201</w:t>
+            </w:r>
+          </w:p>
+        </w:tc>
+        <w:tc>
+          <w:tcPr>
+            <w:tcW w:type="dxa" w:w="1234"/>
+          </w:tcPr>
+          <w:p>
+            <w:r>
+              <w:t>-0.0067</w:t>
+            </w:r>
+          </w:p>
+        </w:tc>
+        <w:tc>
+          <w:tcPr>
+            <w:tcW w:type="dxa" w:w="1234"/>
+          </w:tcPr>
+          <w:p>
+            <w:r>
               <w:t>0.3809</w:t>
             </w:r>
           </w:p>
         </w:tc>
         <w:tc>
           <w:tcPr>
-            <w:tcW w:type="dxa" w:w="1344"/>
-          </w:tcPr>
-          <w:p>
-            <w:r>
-              <w:rPr>
-                <w:sz w:val="20"/>
-              </w:rPr>
-              <w:t>0.5170</w:t>
+            <w:tcW w:type="dxa" w:w="1234"/>
+          </w:tcPr>
+          <w:p>
+            <w:r>
+              <w:t>0.5196</w:t>
             </w:r>
           </w:p>
         </w:tc>
@@ -6001,92 +4989,71 @@
       <w:tr>
         <w:tc>
           <w:tcPr>
-            <w:tcW w:type="dxa" w:w="1344"/>
-          </w:tcPr>
-          <w:p>
-            <w:r>
-              <w:rPr>
-                <w:sz w:val="20"/>
-              </w:rPr>
+            <w:tcW w:type="dxa" w:w="1234"/>
+          </w:tcPr>
+          <w:p>
+            <w:r>
               <w:t>SDR</w:t>
             </w:r>
           </w:p>
         </w:tc>
         <w:tc>
           <w:tcPr>
-            <w:tcW w:type="dxa" w:w="1344"/>
-          </w:tcPr>
-          <w:p>
-            <w:r>
-              <w:rPr>
-                <w:sz w:val="20"/>
-              </w:rPr>
-              <w:t>−0.0230</w:t>
-            </w:r>
-          </w:p>
-        </w:tc>
-        <w:tc>
-          <w:tcPr>
-            <w:tcW w:type="dxa" w:w="1344"/>
-          </w:tcPr>
-          <w:p>
-            <w:r>
-              <w:rPr>
-                <w:sz w:val="20"/>
-              </w:rPr>
+            <w:tcW w:type="dxa" w:w="1234"/>
+          </w:tcPr>
+          <w:p>
+            <w:r>
+              <w:t>-0.0230</w:t>
+            </w:r>
+          </w:p>
+        </w:tc>
+        <w:tc>
+          <w:tcPr>
+            <w:tcW w:type="dxa" w:w="1234"/>
+          </w:tcPr>
+          <w:p>
+            <w:r>
               <w:t>0.4449</w:t>
             </w:r>
           </w:p>
         </w:tc>
         <w:tc>
           <w:tcPr>
-            <w:tcW w:type="dxa" w:w="1344"/>
-          </w:tcPr>
-          <w:p>
-            <w:r>
-              <w:rPr>
-                <w:sz w:val="20"/>
-              </w:rPr>
-              <w:t>0.5286</w:t>
-            </w:r>
-          </w:p>
-        </w:tc>
-        <w:tc>
-          <w:tcPr>
-            <w:tcW w:type="dxa" w:w="1344"/>
-          </w:tcPr>
-          <w:p>
-            <w:r>
-              <w:rPr>
-                <w:sz w:val="20"/>
-              </w:rPr>
-              <w:t>−0.0084</w:t>
-            </w:r>
-          </w:p>
-        </w:tc>
-        <w:tc>
-          <w:tcPr>
-            <w:tcW w:type="dxa" w:w="1344"/>
-          </w:tcPr>
-          <w:p>
-            <w:r>
-              <w:rPr>
-                <w:sz w:val="20"/>
-              </w:rPr>
+            <w:tcW w:type="dxa" w:w="1234"/>
+          </w:tcPr>
+          <w:p>
+            <w:r>
+              <w:t>0.5332</w:t>
+            </w:r>
+          </w:p>
+        </w:tc>
+        <w:tc>
+          <w:tcPr>
+            <w:tcW w:type="dxa" w:w="1234"/>
+          </w:tcPr>
+          <w:p>
+            <w:r>
+              <w:t>-0.0084</w:t>
+            </w:r>
+          </w:p>
+        </w:tc>
+        <w:tc>
+          <w:tcPr>
+            <w:tcW w:type="dxa" w:w="1234"/>
+          </w:tcPr>
+          <w:p>
+            <w:r>
               <w:t>0.4477</w:t>
             </w:r>
           </w:p>
         </w:tc>
         <w:tc>
           <w:tcPr>
-            <w:tcW w:type="dxa" w:w="1344"/>
-          </w:tcPr>
-          <w:p>
-            <w:r>
-              <w:rPr>
-                <w:sz w:val="20"/>
-              </w:rPr>
-              <w:t>0.5159</w:t>
+            <w:tcW w:type="dxa" w:w="1234"/>
+          </w:tcPr>
+          <w:p>
+            <w:r>
+              <w:t>0.5184</w:t>
             </w:r>
           </w:p>
         </w:tc>
@@ -6095,66 +5062,67 @@
     <w:p/>
     <w:p>
       <w:r>
-        <w:rPr>
-          <w:rFonts w:ascii="Times New Roman" w:hAnsi="Times New Roman"/>
-          <w:b w:val="0"/>
-          <w:i w:val="0"/>
-          <w:sz w:val="24"/>
-        </w:rPr>
-        <w:t>All probabilities are slightly above 0.50 because mean returns are slightly negative — the AUD has depreciated modestly, so there is a marginally higher chance that any given day's return falls below 0.01%.</w:t>
+        <w:t>A lower probability is better for a downside-risk-averse foreign-currency investor, because it means a smaller chance of earning less than the threshold return.</w:t>
       </w:r>
     </w:p>
-    <w:p/>
     <w:p>
       <w:r>
-        <w:rPr>
-          <w:rFonts w:ascii="Times New Roman" w:hAnsi="Times New Roman"/>
-          <w:b w:val="0"/>
-          <w:i w:val="0"/>
-          <w:sz w:val="24"/>
-        </w:rPr>
-        <w:t>For a foreign currency investor, a higher P(e &lt; 0.01%) means a higher chance of earning essentially zero or negative returns on that day — more risk. The preferred currency is the one with the lowest probability.</w:t>
+        <w:t>On 13 January 2026, the ranking is:</w:t>
       </w:r>
     </w:p>
-    <w:p/>
     <w:p>
       <w:r>
-        <w:rPr>
-          <w:rFonts w:ascii="Times New Roman" w:hAnsi="Times New Roman"/>
-          <w:b w:val="0"/>
-          <w:i w:val="0"/>
-          <w:sz w:val="24"/>
-        </w:rPr>
-        <w:t>On 13 January, the safest investment is TWI (P = 0.5174), followed by CNY (0.5207), USD (0.5209), and SDR (0.5286). TWI benefits from its low conditional volatility (σ = 0.378%) — because the spread of possible return outcomes is smaller, the probability mass below the 0.01% threshold is lower. SDR is riskiest on this date because its conditional mean for T+1 is unusually negative (−0.023%) due to the MA(1) momentum effect, pushing more probability mass below the threshold.</w:t>
+        <w:t>1. TWI (0.5201)</w:t>
       </w:r>
     </w:p>
-    <w:p/>
     <w:p>
       <w:r>
-        <w:rPr>
-          <w:rFonts w:ascii="Times New Roman" w:hAnsi="Times New Roman"/>
-          <w:b w:val="0"/>
-          <w:i w:val="0"/>
-          <w:sz w:val="24"/>
-        </w:rPr>
-        <w:t>On 14 January, the ranking shifts: SDR (0.5159) becomes the safest as its mean reverts back to −0.008%, while TWI remains consistently low at 0.517. USD stays at 0.5209 since its conditional mean barely changes across horizons.</w:t>
+        <w:t>2. CNY (0.5239)</w:t>
       </w:r>
     </w:p>
-    <w:p/>
     <w:p>
       <w:r>
-        <w:rPr>
-          <w:rFonts w:ascii="Times New Roman" w:hAnsi="Times New Roman"/>
-          <w:b w:val="0"/>
-          <w:i w:val="0"/>
-          <w:sz w:val="24"/>
-        </w:rPr>
-        <w:t>In practice, a risk manager would favour TWI across both days given its consistently low downside probability. This reflects a broader principle: for short-term FX positions, using the GARCH-implied conditional variance to update risk estimates daily is more informative than using the unconditional sample variance, because it captures whether current market conditions are calm or volatile and prices risk accordingly.</w:t>
+        <w:t>3. USD (0.5240)</w:t>
+      </w:r>
+    </w:p>
+    <w:p>
+      <w:r>
+        <w:t>4. SDR (0.5332)</w:t>
+      </w:r>
+    </w:p>
+    <w:p>
+      <w:r>
+        <w:t>On 14 January 2026, the ranking is:</w:t>
+      </w:r>
+    </w:p>
+    <w:p>
+      <w:r>
+        <w:t>1. SDR (0.5184)</w:t>
+      </w:r>
+    </w:p>
+    <w:p>
+      <w:r>
+        <w:t>2. TWI (0.5196)</w:t>
+      </w:r>
+    </w:p>
+    <w:p>
+      <w:r>
+        <w:t>3. CNY (0.5238)</w:t>
+      </w:r>
+    </w:p>
+    <w:p>
+      <w:r>
+        <w:t>4. USD (0.5239)</w:t>
+      </w:r>
+    </w:p>
+    <w:p>
+      <w:r>
+        <w:t>If the decision is based on both days together, TWI is the most attractive choice because it is consistently near the bottom of the risk ranking and never performs badly. In risk-management terms, this is why conditional-variance models are useful: they provide a forward-looking probability measure based on the current volatility state, not just on long-run averages.</w:t>
       </w:r>
     </w:p>
     <w:sectPr>
       <w:pgSz w:w="12240" w:h="15840"/>
-      <w:pgMar w:top="1417" w:right="1417" w:bottom="1417" w:left="1417" w:header="720" w:footer="720" w:gutter="0"/>
+      <w:pgMar w:top="1440" w:right="1800" w:bottom="1440" w:left="1800" w:header="720" w:footer="720" w:gutter="0"/>
       <w:cols w:space="720"/>
       <w:docGrid w:linePitch="360"/>
     </w:sectPr>

--- a/ECON3350_Research_Report.docx
+++ b/ECON3350_Research_Report.docx
@@ -9,11 +9,6 @@
       </w:pPr>
       <w:r>
         <w:t>ECON3350 Research Report 1</w:t>
-      </w:r>
-    </w:p>
-    <w:p>
-      <w:r>
-        <w:t>This report answers all eight research questions using concise empirical evidence, clear model-selection logic, and direct discussion of the economic implications of the results.</w:t>
       </w:r>
     </w:p>
     <w:p>
@@ -133,12 +128,22 @@
     </w:p>
     <w:p>
       <w:r>
-        <w:t>The log price level, log real GDP per capita, and log real consumption all trend upward over the full sample. This is the clearest visual sign that the level series are not fluctuating around a fixed constant mean. The price index grows especially quickly during the high-inflation period of the 1970s and early 1980s. Real GDP per capita and real consumption both rise strongly over time and move closely together, with visible slowdowns around major recessions.</w:t>
+        <w:t>The quarterly time-series cover macroeconomic indicators for the USA over 1959Q1–2023Q4 (260 observations). The dataset contains the log price level (p_t), log real GDP per capita (y_t), log real consumption (c_t), and the nominal 3-month T-bill rate (r_t).</w:t>
       </w:r>
     </w:p>
     <w:p>
       <w:r>
-        <w:t>Once the logged series are differenced, the trend is largely removed. Quarterly inflation, GDP growth, and consumption growth fluctuate around relatively stable means, although inflation is visibly more volatile in the 1970s and again around the post-pandemic inflation episode. The nominal T-bill rate is more persistent than the differenced real variables: it rises sharply into the Volcker period, trends down for decades, remains near zero after the Global Financial Crisis, and then rises again from 2022. Overall, the plots suggest that p_t, y_t, and c_t are trending level series, while Delta p_t, Delta y_t, and Delta c_t are much closer to stationary growth-rate processes.</w:t>
+        <w:t>Looking at the log-level plots, all three series — p_t, y_t, and c_t — show a pronounced upward trend throughout the sample. The means of these series are clearly not constant over time, which is the defining feature of a non-stationary process. The price index grows particularly fast through the 1970s and early 1980s during the high-inflation episode, while real GDP and real consumption rise more steadily and track each other closely, with visible dips around major recessions.</w:t>
+      </w:r>
+    </w:p>
+    <w:p>
+      <w:r>
+        <w:t>Once the logged series are first-differenced, the trend is removed and all three growth-rate series — Δp_t, Δy_t, Δc_t — fluctuate around a roughly constant mean. This pattern is consistent with a difference-stationary process, or I(1) behaviour, where shocks accumulate in levels but not in differences. The implication is that the trend in p_t, y_t, and c_t is most likely stochastic rather than purely deterministic.</w:t>
+      </w:r>
+    </w:p>
+    <w:p>
+      <w:r>
+        <w:t>The nominal interest rate r_t behaves differently from the differenced series. It rises sharply from the 1960s into the Volcker tightening period around 1980, then drifts gradually lower over several decades, falls near zero following the Global Financial Crisis, and climbs again from 2022 as monetary policy tightened. This prolonged cycling between very different rate regimes — with shocks appearing to accumulate rather than dissipate — is consistent with a stochastic process and suggests strong low-frequency autocorrelation.</w:t>
       </w:r>
     </w:p>
     <w:p>
@@ -189,7 +194,7 @@
           </w:tcPr>
           <w:p>
             <w:r>
-              <w:t>Trend</w:t>
+              <w:t>Trend (δ̂)</w:t>
             </w:r>
           </w:p>
         </w:tc>
@@ -209,7 +214,7 @@
           </w:tcPr>
           <w:p>
             <w:r>
-              <w:t>R-squared</w:t>
+              <w:t>R²</w:t>
             </w:r>
           </w:p>
         </w:tc>
@@ -374,7 +379,7 @@
     <w:p/>
     <w:p>
       <w:r>
-        <w:t>All three estimated trend coefficients are economically and statistically important. The high R^2 values show that a deterministic linear trend captures most of the long-run movement in each logged level series.</w:t>
+        <w:t>All three trend slope estimates are statistically significant and economically meaningful. The high R² values confirm that a linear time trend accounts for most of the long-run variation in each log-level series.</w:t>
       </w:r>
     </w:p>
     <w:p>
@@ -412,7 +417,7 @@
           </w:tcPr>
           <w:p>
             <w:r>
-              <w:t>Mean</w:t>
+              <w:t>Mean (μ̂)</w:t>
             </w:r>
           </w:p>
         </w:tc>
@@ -424,7 +429,7 @@
           </w:tcPr>
           <w:p>
             <w:r>
-              <w:t>Delta p_t</w:t>
+              <w:t>Δp_t</w:t>
             </w:r>
           </w:p>
         </w:tc>
@@ -446,7 +451,7 @@
           </w:tcPr>
           <w:p>
             <w:r>
-              <w:t>Delta y_t</w:t>
+              <w:t>Δy_t</w:t>
             </w:r>
           </w:p>
         </w:tc>
@@ -468,7 +473,7 @@
           </w:tcPr>
           <w:p>
             <w:r>
-              <w:t>Delta c_t</w:t>
+              <w:t>Δc_t</w:t>
             </w:r>
           </w:p>
         </w:tc>
@@ -495,12 +500,22 @@
     </w:p>
     <w:p>
       <w:r>
-        <w:t>Both exercises are trying to measure the same long-run feature: the average rate at which each series grows over time. In a random-walk-with-drift representation, the drift is the average quarterly change. A regression of the level on a time trend estimates that average growth through the slope coefficient, while the sample mean of first differences estimates it directly.</w:t>
+        <w:t>The purpose of both exercises is to characterise the underlying growth behaviour of each series and to determine whether that growth is better described by a deterministic trend or by the average of accumulated changes over time.</w:t>
       </w:r>
     </w:p>
     <w:p>
       <w:r>
-        <w:t>That is why the two estimates should be close. They are indeed very similar for output and consumption. The price series shows the largest gap because US inflation is not stable over the whole sample: the high-inflation 1970s and disinflationary 1980s make a single linear trend in levels a less precise summary than the mean of quarterly inflation.</w:t>
+        <w:t>In a random-walk-with-drift model, the drift parameter is exactly the average period-to-period change. Regressing the log level on a time trend estimates that same average growth through the slope coefficient δ̂, while the sample mean of first differences μ̂ estimates it directly. Both are therefore trying to capture the same quantity — the typical quarterly growth rate.</w:t>
+      </w:r>
+    </w:p>
+    <w:p>
+      <w:r>
+        <w:t>The two estimates are indeed very similar: for y_t, δ̂ = 0.004757 versus μ̂ = 0.004919; for c_t, δ̂ = 0.005305 versus μ̂ = 0.005379. The similarity suggests both approaches are capturing a consistent long-run growth pattern. The price series shows the largest gap (δ̂ = 0.010125 versus μ̂ = 0.009310) because inflation was not stable across the full sample — the high-inflation 1970s and the subsequent disinflation distort a single linear trend more than they distort the average of quarterly changes.</w:t>
+      </w:r>
+    </w:p>
+    <w:p>
+      <w:r>
+        <w:t>It is worth noting that close agreement between δ̂ and μ̂ is expected regardless of whether the series is trend-stationary or difference-stationary: in both cases, the average growth rate in levels and the mean of differences are estimating the same underlying quantity. This comparison is therefore informative about the typical growth rate, but it cannot distinguish between I(0) with a deterministic trend and I(1) with a stochastic trend. Formal unit root testing is required for that distinction. What the close agreement does confirm is that both approaches are internally consistent, and the series are not behaving in some erratic way that would cause the two estimators to diverge.</w:t>
       </w:r>
     </w:p>
     <w:p>
@@ -521,22 +536,22 @@
         <w:pStyle w:val="Heading3"/>
       </w:pPr>
       <w:r>
-        <w:t>Model Selection Logic</w:t>
+        <w:t>2(a) Model Selection</w:t>
       </w:r>
     </w:p>
     <w:p>
       <w:r>
-        <w:t>For inflation, the relevant object is Delta p_t, not the price level. The ADF test on Delta p_t gives its strongest evidence against a unit root at lag 3 in the drift specification (ADF = -3.2457, p = 0.0199), and the KPSS statistic under the drift specification is 0.1128, which does not reject stationarity at conventional levels. So it is reasonable to model inflation directly with ARMA models.</w:t>
+        <w:t>For inflation, the relevant object is Δp_t, not the price level. The ADF test on Δp_t gives its strongest evidence against a unit root at lag 3 in the drift specification (ADF = −3.2457, p = 0.0199), and the KPSS statistic under the drift specification is 0.1128, which does not reject stationarity at conventional levels. Treating inflation as a stationary ARMA process is therefore well-supported.</w:t>
       </w:r>
     </w:p>
     <w:p>
       <w:r>
-        <w:t>For the nominal interest rate r_t, the ADF test does not reject a unit root in the usual drift specification (ADF = -2.3787, p = 0.1789). The KPSS evidence is weaker, but the plot still shows very persistent low-frequency movement, so differencing remains a reasonable modelling choice for interest rates.</w:t>
+        <w:t>For the nominal interest rate r_t, the ADF test does not reject a unit root in the usual drift specification (ADF = −2.3787, p = 0.1789). Combined with the visual evidence in Figure 2 — prolonged swings with no tendency to revert to a fixed mean — differencing appears warranted.</w:t>
       </w:r>
     </w:p>
     <w:p>
       <w:r>
-        <w:t>A search over ARIMA models with p,q = 0,...,4 was then used. For inflation, only models that were both well-ranked by information criteria and passed Ljung-Box residual checks were kept. The three best adequate models were:</w:t>
+        <w:t>A search over ARIMA models with p, q = 0,...,10 was run for both series, covering d ∈ {0, 1} for interest rates. For inflation, only models that ranked well on both AIC and BIC *and* passed the Ljung-Box residual check at 12 lags were retained. The three best adequate models for inflation were:</w:t>
       </w:r>
     </w:p>
     <w:tbl>
@@ -600,7 +615,7 @@
           </w:tcPr>
           <w:p>
             <w:r>
-              <w:t>ARMA(3,3)</w:t>
+              <w:t>ARIMA(2,0,10)</w:t>
             </w:r>
           </w:p>
         </w:tc>
@@ -610,7 +625,7 @@
           </w:tcPr>
           <w:p>
             <w:r>
-              <w:t>-2686.38</w:t>
+              <w:t>−2692.14</w:t>
             </w:r>
           </w:p>
         </w:tc>
@@ -620,7 +635,7 @@
           </w:tcPr>
           <w:p>
             <w:r>
-              <w:t>-2657.92</w:t>
+              <w:t>−2644.38</w:t>
             </w:r>
           </w:p>
         </w:tc>
@@ -630,7 +645,7 @@
           </w:tcPr>
           <w:p>
             <w:r>
-              <w:t>0.1010</w:t>
+              <w:t>0.1243</w:t>
             </w:r>
           </w:p>
         </w:tc>
@@ -642,7 +657,7 @@
           </w:tcPr>
           <w:p>
             <w:r>
-              <w:t>ARMA(3,4)</w:t>
+              <w:t>ARIMA(4,0,9)</w:t>
             </w:r>
           </w:p>
         </w:tc>
@@ -652,7 +667,7 @@
           </w:tcPr>
           <w:p>
             <w:r>
-              <w:t>-2685.15</w:t>
+              <w:t>−2690.87</w:t>
             </w:r>
           </w:p>
         </w:tc>
@@ -662,7 +677,7 @@
           </w:tcPr>
           <w:p>
             <w:r>
-              <w:t>-2653.13</w:t>
+              <w:t>−2643.11</w:t>
             </w:r>
           </w:p>
         </w:tc>
@@ -672,7 +687,7 @@
           </w:tcPr>
           <w:p>
             <w:r>
-              <w:t>0.0895</w:t>
+              <w:t>0.1087</w:t>
             </w:r>
           </w:p>
         </w:tc>
@@ -684,7 +699,7 @@
           </w:tcPr>
           <w:p>
             <w:r>
-              <w:t>ARMA(4,3)</w:t>
+              <w:t>ARIMA(2,0,9)</w:t>
             </w:r>
           </w:p>
         </w:tc>
@@ -694,7 +709,7 @@
           </w:tcPr>
           <w:p>
             <w:r>
-              <w:t>-2684.73</w:t>
+              <w:t>−2689.53</w:t>
             </w:r>
           </w:p>
         </w:tc>
@@ -704,7 +719,7 @@
           </w:tcPr>
           <w:p>
             <w:r>
-              <w:t>-2652.72</w:t>
+              <w:t>−2645.32</w:t>
             </w:r>
           </w:p>
         </w:tc>
@@ -714,7 +729,7 @@
           </w:tcPr>
           <w:p>
             <w:r>
-              <w:t>0.0663</w:t>
+              <w:t>0.0981</w:t>
             </w:r>
           </w:p>
         </w:tc>
@@ -723,7 +738,12 @@
     <w:p/>
     <w:p>
       <w:r>
-        <w:t>For interest rates, the three best short-order models by AIC were:</w:t>
+        <w:t>All three need higher-order MA terms than simpler specifications, which is consistent with inflation having a richer short-run autocorrelation structure than an ARMA(1,1) or ARMA(2,2) would capture. The three models agree closely in their AIC rankings, and all pass the adequacy screen.</w:t>
+      </w:r>
+    </w:p>
+    <w:p>
+      <w:r>
+        <w:t>For interest rates, the top candidates from the search — ranked by AIC from the union of the AIC-preferred and BIC-preferred sets — were:</w:t>
       </w:r>
     </w:p>
     <w:tbl>
@@ -745,7 +765,7 @@
           </w:tcPr>
           <w:p>
             <w:r>
-              <w:t>Interest-rate model</w:t>
+              <w:t>Interest rate model</w:t>
             </w:r>
           </w:p>
         </w:tc>
@@ -787,7 +807,7 @@
           </w:tcPr>
           <w:p>
             <w:r>
-              <w:t>ARIMA(1,1,4)</w:t>
+              <w:t>ARIMA(2,1,2)</w:t>
             </w:r>
           </w:p>
         </w:tc>
@@ -797,7 +817,7 @@
           </w:tcPr>
           <w:p>
             <w:r>
-              <w:t>485.74</w:t>
+              <w:t>486.46</w:t>
             </w:r>
           </w:p>
         </w:tc>
@@ -807,7 +827,7 @@
           </w:tcPr>
           <w:p>
             <w:r>
-              <w:t>510.64</w:t>
+              <w:t>504.24</w:t>
             </w:r>
           </w:p>
         </w:tc>
@@ -817,7 +837,7 @@
           </w:tcPr>
           <w:p>
             <w:r>
-              <w:t>0.0011</w:t>
+              <w:t>0.0031</w:t>
             </w:r>
           </w:p>
         </w:tc>
@@ -829,7 +849,7 @@
           </w:tcPr>
           <w:p>
             <w:r>
-              <w:t>ARIMA(2,1,4)</w:t>
+              <w:t>ARIMA(3,1,2)</w:t>
             </w:r>
           </w:p>
         </w:tc>
@@ -839,7 +859,7 @@
           </w:tcPr>
           <w:p>
             <w:r>
-              <w:t>485.83</w:t>
+              <w:t>487.97</w:t>
             </w:r>
           </w:p>
         </w:tc>
@@ -849,7 +869,7 @@
           </w:tcPr>
           <w:p>
             <w:r>
-              <w:t>514.28</w:t>
+              <w:t>509.31</w:t>
             </w:r>
           </w:p>
         </w:tc>
@@ -859,7 +879,7 @@
           </w:tcPr>
           <w:p>
             <w:r>
-              <w:t>0.0036</w:t>
+              <w:t>0.0044</w:t>
             </w:r>
           </w:p>
         </w:tc>
@@ -871,7 +891,7 @@
           </w:tcPr>
           <w:p>
             <w:r>
-              <w:t>ARIMA(3,1,4)</w:t>
+              <w:t>ARIMA(2,1,2) with drift</w:t>
             </w:r>
           </w:p>
         </w:tc>
@@ -881,7 +901,7 @@
           </w:tcPr>
           <w:p>
             <w:r>
-              <w:t>487.13</w:t>
+              <w:t>488.42</w:t>
             </w:r>
           </w:p>
         </w:tc>
@@ -891,7 +911,7 @@
           </w:tcPr>
           <w:p>
             <w:r>
-              <w:t>519.14</w:t>
+              <w:t>509.76</w:t>
             </w:r>
           </w:p>
         </w:tc>
@@ -901,7 +921,7 @@
           </w:tcPr>
           <w:p>
             <w:r>
-              <w:t>0.0037</w:t>
+              <w:t>0.0028</w:t>
             </w:r>
           </w:p>
         </w:tc>
@@ -910,7 +930,7 @@
     <w:p/>
     <w:p>
       <w:r>
-        <w:t>These are the best-fitting low-order differenced models, but none fully removes residual autocorrelation at 12 lags. That should be acknowledged explicitly because the question asks for model choice, not just information-criterion ranking. The inflation forecasts below are based only on the inflation models.</w:t>
+        <w:t>All three interest rate models require a first difference (d = 1), consistent with the unit-root evidence and the non-stationary visual impression from the time-series plot. However, none of these models fully clears the Ljung-Box adequacy screen at 12 lags, which is a known difficulty for interest rate series — the very high persistence in r_t tends to leave detectable autocorrelation in residuals even when the model order is relatively generous. Forecasting Δp_t below is therefore based entirely on the three adequate inflation models.</w:t>
       </w:r>
     </w:p>
     <w:p>
@@ -918,7 +938,7 @@
         <w:pStyle w:val="Heading3"/>
       </w:pPr>
       <w:r>
-        <w:t>2(a) Inflation Forecasts for 2024-2025</w:t>
+        <w:t>2(b) Inflation Forecasts for 2024–2025</w:t>
       </w:r>
     </w:p>
     <w:p>
@@ -975,17 +995,19 @@
         <w:tblLook w:firstColumn="1" w:firstRow="1" w:lastColumn="0" w:lastRow="0" w:noHBand="0" w:noVBand="1" w:val="04A0"/>
       </w:tblPr>
       <w:tblGrid>
-        <w:gridCol w:w="1440"/>
-        <w:gridCol w:w="1440"/>
-        <w:gridCol w:w="1440"/>
-        <w:gridCol w:w="1440"/>
-        <w:gridCol w:w="1440"/>
-        <w:gridCol w:w="1440"/>
+        <w:gridCol w:w="1080"/>
+        <w:gridCol w:w="1080"/>
+        <w:gridCol w:w="1080"/>
+        <w:gridCol w:w="1080"/>
+        <w:gridCol w:w="1080"/>
+        <w:gridCol w:w="1080"/>
+        <w:gridCol w:w="1080"/>
+        <w:gridCol w:w="1080"/>
       </w:tblGrid>
       <w:tr>
         <w:tc>
           <w:tcPr>
-            <w:tcW w:type="dxa" w:w="1440"/>
+            <w:tcW w:type="dxa" w:w="1080"/>
           </w:tcPr>
           <w:p>
             <w:r>
@@ -995,37 +1017,57 @@
         </w:tc>
         <w:tc>
           <w:tcPr>
-            <w:tcW w:type="dxa" w:w="1440"/>
-          </w:tcPr>
-          <w:p>
-            <w:r>
-              <w:t>ARMA(3,3)</w:t>
-            </w:r>
-          </w:p>
-        </w:tc>
-        <w:tc>
-          <w:tcPr>
-            <w:tcW w:type="dxa" w:w="1440"/>
-          </w:tcPr>
-          <w:p>
-            <w:r>
-              <w:t>ARMA(3,4)</w:t>
-            </w:r>
-          </w:p>
-        </w:tc>
-        <w:tc>
-          <w:tcPr>
-            <w:tcW w:type="dxa" w:w="1440"/>
-          </w:tcPr>
-          <w:p>
-            <w:r>
-              <w:t>ARMA(4,3)</w:t>
-            </w:r>
-          </w:p>
-        </w:tc>
-        <w:tc>
-          <w:tcPr>
-            <w:tcW w:type="dxa" w:w="1440"/>
+            <w:tcW w:type="dxa" w:w="1080"/>
+          </w:tcPr>
+          <w:p>
+            <w:r>
+              <w:t>ARIMA(2,0,10)</w:t>
+            </w:r>
+          </w:p>
+        </w:tc>
+        <w:tc>
+          <w:tcPr>
+            <w:tcW w:type="dxa" w:w="1080"/>
+          </w:tcPr>
+          <w:p>
+            <w:r>
+              <w:t>ARIMA(4,0,9)</w:t>
+            </w:r>
+          </w:p>
+        </w:tc>
+        <w:tc>
+          <w:tcPr>
+            <w:tcW w:type="dxa" w:w="1080"/>
+          </w:tcPr>
+          <w:p>
+            <w:r>
+              <w:t>ARIMA(2,0,9)</w:t>
+            </w:r>
+          </w:p>
+        </w:tc>
+        <w:tc>
+          <w:tcPr>
+            <w:tcW w:type="dxa" w:w="1080"/>
+          </w:tcPr>
+          <w:p>
+            <w:r>
+              <w:t>68% CI Lower</w:t>
+            </w:r>
+          </w:p>
+        </w:tc>
+        <w:tc>
+          <w:tcPr>
+            <w:tcW w:type="dxa" w:w="1080"/>
+          </w:tcPr>
+          <w:p>
+            <w:r>
+              <w:t>68% CI Upper</w:t>
+            </w:r>
+          </w:p>
+        </w:tc>
+        <w:tc>
+          <w:tcPr>
+            <w:tcW w:type="dxa" w:w="1080"/>
           </w:tcPr>
           <w:p>
             <w:r>
@@ -1035,7 +1077,7 @@
         </w:tc>
         <w:tc>
           <w:tcPr>
-            <w:tcW w:type="dxa" w:w="1440"/>
+            <w:tcW w:type="dxa" w:w="1080"/>
           </w:tcPr>
           <w:p>
             <w:r>
@@ -1047,7 +1089,7 @@
       <w:tr>
         <w:tc>
           <w:tcPr>
-            <w:tcW w:type="dxa" w:w="1440"/>
+            <w:tcW w:type="dxa" w:w="1080"/>
           </w:tcPr>
           <w:p>
             <w:r>
@@ -1057,51 +1099,71 @@
         </w:tc>
         <w:tc>
           <w:tcPr>
-            <w:tcW w:type="dxa" w:w="1440"/>
-          </w:tcPr>
-          <w:p>
-            <w:r>
-              <w:t>0.008699</w:t>
-            </w:r>
-          </w:p>
-        </w:tc>
-        <w:tc>
-          <w:tcPr>
-            <w:tcW w:type="dxa" w:w="1440"/>
-          </w:tcPr>
-          <w:p>
-            <w:r>
-              <w:t>0.008574</w:t>
-            </w:r>
-          </w:p>
-        </w:tc>
-        <w:tc>
-          <w:tcPr>
-            <w:tcW w:type="dxa" w:w="1440"/>
-          </w:tcPr>
-          <w:p>
-            <w:r>
-              <w:t>0.008674</w:t>
-            </w:r>
-          </w:p>
-        </w:tc>
-        <w:tc>
-          <w:tcPr>
-            <w:tcW w:type="dxa" w:w="1440"/>
-          </w:tcPr>
-          <w:p>
-            <w:r>
-              <w:t>0.006158</w:t>
-            </w:r>
-          </w:p>
-        </w:tc>
-        <w:tc>
-          <w:tcPr>
-            <w:tcW w:type="dxa" w:w="1440"/>
-          </w:tcPr>
-          <w:p>
-            <w:r>
-              <w:t>0.011240</w:t>
+            <w:tcW w:type="dxa" w:w="1080"/>
+          </w:tcPr>
+          <w:p>
+            <w:r>
+              <w:t>0.008712</w:t>
+            </w:r>
+          </w:p>
+        </w:tc>
+        <w:tc>
+          <w:tcPr>
+            <w:tcW w:type="dxa" w:w="1080"/>
+          </w:tcPr>
+          <w:p>
+            <w:r>
+              <w:t>0.008681</w:t>
+            </w:r>
+          </w:p>
+        </w:tc>
+        <w:tc>
+          <w:tcPr>
+            <w:tcW w:type="dxa" w:w="1080"/>
+          </w:tcPr>
+          <w:p>
+            <w:r>
+              <w:t>0.008697</w:t>
+            </w:r>
+          </w:p>
+        </w:tc>
+        <w:tc>
+          <w:tcPr>
+            <w:tcW w:type="dxa" w:w="1080"/>
+          </w:tcPr>
+          <w:p>
+            <w:r>
+              <w:t>0.007427</w:t>
+            </w:r>
+          </w:p>
+        </w:tc>
+        <w:tc>
+          <w:tcPr>
+            <w:tcW w:type="dxa" w:w="1080"/>
+          </w:tcPr>
+          <w:p>
+            <w:r>
+              <w:t>0.009997</w:t>
+            </w:r>
+          </w:p>
+        </w:tc>
+        <w:tc>
+          <w:tcPr>
+            <w:tcW w:type="dxa" w:w="1080"/>
+          </w:tcPr>
+          <w:p>
+            <w:r>
+              <w:t>0.006194</w:t>
+            </w:r>
+          </w:p>
+        </w:tc>
+        <w:tc>
+          <w:tcPr>
+            <w:tcW w:type="dxa" w:w="1080"/>
+          </w:tcPr>
+          <w:p>
+            <w:r>
+              <w:t>0.011230</w:t>
             </w:r>
           </w:p>
         </w:tc>
@@ -1109,7 +1171,7 @@
       <w:tr>
         <w:tc>
           <w:tcPr>
-            <w:tcW w:type="dxa" w:w="1440"/>
+            <w:tcW w:type="dxa" w:w="1080"/>
           </w:tcPr>
           <w:p>
             <w:r>
@@ -1119,51 +1181,71 @@
         </w:tc>
         <w:tc>
           <w:tcPr>
-            <w:tcW w:type="dxa" w:w="1440"/>
-          </w:tcPr>
-          <w:p>
-            <w:r>
-              <w:t>0.008529</w:t>
-            </w:r>
-          </w:p>
-        </w:tc>
-        <w:tc>
-          <w:tcPr>
-            <w:tcW w:type="dxa" w:w="1440"/>
-          </w:tcPr>
-          <w:p>
-            <w:r>
-              <w:t>0.008351</w:t>
-            </w:r>
-          </w:p>
-        </w:tc>
-        <w:tc>
-          <w:tcPr>
-            <w:tcW w:type="dxa" w:w="1440"/>
-          </w:tcPr>
-          <w:p>
-            <w:r>
-              <w:t>0.008462</w:t>
-            </w:r>
-          </w:p>
-        </w:tc>
-        <w:tc>
-          <w:tcPr>
-            <w:tcW w:type="dxa" w:w="1440"/>
-          </w:tcPr>
-          <w:p>
-            <w:r>
-              <w:t>0.003916</w:t>
-            </w:r>
-          </w:p>
-        </w:tc>
-        <w:tc>
-          <w:tcPr>
-            <w:tcW w:type="dxa" w:w="1440"/>
-          </w:tcPr>
-          <w:p>
-            <w:r>
-              <w:t>0.013141</w:t>
+            <w:tcW w:type="dxa" w:w="1080"/>
+          </w:tcPr>
+          <w:p>
+            <w:r>
+              <w:t>0.008543</w:t>
+            </w:r>
+          </w:p>
+        </w:tc>
+        <w:tc>
+          <w:tcPr>
+            <w:tcW w:type="dxa" w:w="1080"/>
+          </w:tcPr>
+          <w:p>
+            <w:r>
+              <w:t>0.008498</w:t>
+            </w:r>
+          </w:p>
+        </w:tc>
+        <w:tc>
+          <w:tcPr>
+            <w:tcW w:type="dxa" w:w="1080"/>
+          </w:tcPr>
+          <w:p>
+            <w:r>
+              <w:t>0.008521</w:t>
+            </w:r>
+          </w:p>
+        </w:tc>
+        <w:tc>
+          <w:tcPr>
+            <w:tcW w:type="dxa" w:w="1080"/>
+          </w:tcPr>
+          <w:p>
+            <w:r>
+              <w:t>0.006178</w:t>
+            </w:r>
+          </w:p>
+        </w:tc>
+        <w:tc>
+          <w:tcPr>
+            <w:tcW w:type="dxa" w:w="1080"/>
+          </w:tcPr>
+          <w:p>
+            <w:r>
+              <w:t>0.010908</w:t>
+            </w:r>
+          </w:p>
+        </w:tc>
+        <w:tc>
+          <w:tcPr>
+            <w:tcW w:type="dxa" w:w="1080"/>
+          </w:tcPr>
+          <w:p>
+            <w:r>
+              <w:t>0.003908</w:t>
+            </w:r>
+          </w:p>
+        </w:tc>
+        <w:tc>
+          <w:tcPr>
+            <w:tcW w:type="dxa" w:w="1080"/>
+          </w:tcPr>
+          <w:p>
+            <w:r>
+              <w:t>0.013178</w:t>
             </w:r>
           </w:p>
         </w:tc>
@@ -1171,7 +1253,7 @@
       <w:tr>
         <w:tc>
           <w:tcPr>
-            <w:tcW w:type="dxa" w:w="1440"/>
+            <w:tcW w:type="dxa" w:w="1080"/>
           </w:tcPr>
           <w:p>
             <w:r>
@@ -1181,51 +1263,71 @@
         </w:tc>
         <w:tc>
           <w:tcPr>
-            <w:tcW w:type="dxa" w:w="1440"/>
-          </w:tcPr>
-          <w:p>
-            <w:r>
-              <w:t>0.008932</w:t>
-            </w:r>
-          </w:p>
-        </w:tc>
-        <w:tc>
-          <w:tcPr>
-            <w:tcW w:type="dxa" w:w="1440"/>
-          </w:tcPr>
-          <w:p>
-            <w:r>
-              <w:t>0.008804</w:t>
-            </w:r>
-          </w:p>
-        </w:tc>
-        <w:tc>
-          <w:tcPr>
-            <w:tcW w:type="dxa" w:w="1440"/>
-          </w:tcPr>
-          <w:p>
-            <w:r>
-              <w:t>0.008878</w:t>
-            </w:r>
-          </w:p>
-        </w:tc>
-        <w:tc>
-          <w:tcPr>
-            <w:tcW w:type="dxa" w:w="1440"/>
-          </w:tcPr>
-          <w:p>
-            <w:r>
-              <w:t>0.002346</w:t>
-            </w:r>
-          </w:p>
-        </w:tc>
-        <w:tc>
-          <w:tcPr>
-            <w:tcW w:type="dxa" w:w="1440"/>
-          </w:tcPr>
-          <w:p>
-            <w:r>
-              <w:t>0.015518</w:t>
+            <w:tcW w:type="dxa" w:w="1080"/>
+          </w:tcPr>
+          <w:p>
+            <w:r>
+              <w:t>0.008948</w:t>
+            </w:r>
+          </w:p>
+        </w:tc>
+        <w:tc>
+          <w:tcPr>
+            <w:tcW w:type="dxa" w:w="1080"/>
+          </w:tcPr>
+          <w:p>
+            <w:r>
+              <w:t>0.008906</w:t>
+            </w:r>
+          </w:p>
+        </w:tc>
+        <w:tc>
+          <w:tcPr>
+            <w:tcW w:type="dxa" w:w="1080"/>
+          </w:tcPr>
+          <w:p>
+            <w:r>
+              <w:t>0.008934</w:t>
+            </w:r>
+          </w:p>
+        </w:tc>
+        <w:tc>
+          <w:tcPr>
+            <w:tcW w:type="dxa" w:w="1080"/>
+          </w:tcPr>
+          <w:p>
+            <w:r>
+              <w:t>0.005602</w:t>
+            </w:r>
+          </w:p>
+        </w:tc>
+        <w:tc>
+          <w:tcPr>
+            <w:tcW w:type="dxa" w:w="1080"/>
+          </w:tcPr>
+          <w:p>
+            <w:r>
+              <w:t>0.012294</w:t>
+            </w:r>
+          </w:p>
+        </w:tc>
+        <w:tc>
+          <w:tcPr>
+            <w:tcW w:type="dxa" w:w="1080"/>
+          </w:tcPr>
+          <w:p>
+            <w:r>
+              <w:t>0.002389</w:t>
+            </w:r>
+          </w:p>
+        </w:tc>
+        <w:tc>
+          <w:tcPr>
+            <w:tcW w:type="dxa" w:w="1080"/>
+          </w:tcPr>
+          <w:p>
+            <w:r>
+              <w:t>0.015507</w:t>
             </w:r>
           </w:p>
         </w:tc>
@@ -1233,7 +1335,7 @@
       <w:tr>
         <w:tc>
           <w:tcPr>
-            <w:tcW w:type="dxa" w:w="1440"/>
+            <w:tcW w:type="dxa" w:w="1080"/>
           </w:tcPr>
           <w:p>
             <w:r>
@@ -1243,51 +1345,71 @@
         </w:tc>
         <w:tc>
           <w:tcPr>
-            <w:tcW w:type="dxa" w:w="1440"/>
-          </w:tcPr>
-          <w:p>
-            <w:r>
-              <w:t>0.008852</w:t>
-            </w:r>
-          </w:p>
-        </w:tc>
-        <w:tc>
-          <w:tcPr>
-            <w:tcW w:type="dxa" w:w="1440"/>
-          </w:tcPr>
-          <w:p>
-            <w:r>
-              <w:t>0.008684</w:t>
-            </w:r>
-          </w:p>
-        </w:tc>
-        <w:tc>
-          <w:tcPr>
-            <w:tcW w:type="dxa" w:w="1440"/>
-          </w:tcPr>
-          <w:p>
-            <w:r>
-              <w:t>0.008812</w:t>
-            </w:r>
-          </w:p>
-        </w:tc>
-        <w:tc>
-          <w:tcPr>
-            <w:tcW w:type="dxa" w:w="1440"/>
-          </w:tcPr>
-          <w:p>
-            <w:r>
-              <w:t>0.000034</w:t>
-            </w:r>
-          </w:p>
-        </w:tc>
-        <w:tc>
-          <w:tcPr>
-            <w:tcW w:type="dxa" w:w="1440"/>
-          </w:tcPr>
-          <w:p>
-            <w:r>
-              <w:t>0.017671</w:t>
+            <w:tcW w:type="dxa" w:w="1080"/>
+          </w:tcPr>
+          <w:p>
+            <w:r>
+              <w:t>0.008871</w:t>
+            </w:r>
+          </w:p>
+        </w:tc>
+        <w:tc>
+          <w:tcPr>
+            <w:tcW w:type="dxa" w:w="1080"/>
+          </w:tcPr>
+          <w:p>
+            <w:r>
+              <w:t>0.008835</w:t>
+            </w:r>
+          </w:p>
+        </w:tc>
+        <w:tc>
+          <w:tcPr>
+            <w:tcW w:type="dxa" w:w="1080"/>
+          </w:tcPr>
+          <w:p>
+            <w:r>
+              <w:t>0.008862</w:t>
+            </w:r>
+          </w:p>
+        </w:tc>
+        <w:tc>
+          <w:tcPr>
+            <w:tcW w:type="dxa" w:w="1080"/>
+          </w:tcPr>
+          <w:p>
+            <w:r>
+              <w:t>0.004356</w:t>
+            </w:r>
+          </w:p>
+        </w:tc>
+        <w:tc>
+          <w:tcPr>
+            <w:tcW w:type="dxa" w:w="1080"/>
+          </w:tcPr>
+          <w:p>
+            <w:r>
+              <w:t>0.013386</w:t>
+            </w:r>
+          </w:p>
+        </w:tc>
+        <w:tc>
+          <w:tcPr>
+            <w:tcW w:type="dxa" w:w="1080"/>
+          </w:tcPr>
+          <w:p>
+            <w:r>
+              <w:t>0.000021</w:t>
+            </w:r>
+          </w:p>
+        </w:tc>
+        <w:tc>
+          <w:tcPr>
+            <w:tcW w:type="dxa" w:w="1080"/>
+          </w:tcPr>
+          <w:p>
+            <w:r>
+              <w:t>0.017721</w:t>
             </w:r>
           </w:p>
         </w:tc>
@@ -1295,7 +1417,7 @@
       <w:tr>
         <w:tc>
           <w:tcPr>
-            <w:tcW w:type="dxa" w:w="1440"/>
+            <w:tcW w:type="dxa" w:w="1080"/>
           </w:tcPr>
           <w:p>
             <w:r>
@@ -1305,51 +1427,71 @@
         </w:tc>
         <w:tc>
           <w:tcPr>
-            <w:tcW w:type="dxa" w:w="1440"/>
-          </w:tcPr>
-          <w:p>
-            <w:r>
-              <w:t>0.008798</w:t>
-            </w:r>
-          </w:p>
-        </w:tc>
-        <w:tc>
-          <w:tcPr>
-            <w:tcW w:type="dxa" w:w="1440"/>
-          </w:tcPr>
-          <w:p>
-            <w:r>
-              <w:t>0.008691</w:t>
-            </w:r>
-          </w:p>
-        </w:tc>
-        <w:tc>
-          <w:tcPr>
-            <w:tcW w:type="dxa" w:w="1440"/>
-          </w:tcPr>
-          <w:p>
-            <w:r>
-              <w:t>0.008758</w:t>
-            </w:r>
-          </w:p>
-        </w:tc>
-        <w:tc>
-          <w:tcPr>
-            <w:tcW w:type="dxa" w:w="1440"/>
-          </w:tcPr>
-          <w:p>
-            <w:r>
-              <w:t>-0.001036</w:t>
-            </w:r>
-          </w:p>
-        </w:tc>
-        <w:tc>
-          <w:tcPr>
-            <w:tcW w:type="dxa" w:w="1440"/>
-          </w:tcPr>
-          <w:p>
-            <w:r>
-              <w:t>0.018631</w:t>
+            <w:tcW w:type="dxa" w:w="1080"/>
+          </w:tcPr>
+          <w:p>
+            <w:r>
+              <w:t>0.008816</w:t>
+            </w:r>
+          </w:p>
+        </w:tc>
+        <w:tc>
+          <w:tcPr>
+            <w:tcW w:type="dxa" w:w="1080"/>
+          </w:tcPr>
+          <w:p>
+            <w:r>
+              <w:t>0.008791</w:t>
+            </w:r>
+          </w:p>
+        </w:tc>
+        <w:tc>
+          <w:tcPr>
+            <w:tcW w:type="dxa" w:w="1080"/>
+          </w:tcPr>
+          <w:p>
+            <w:r>
+              <w:t>0.008807</w:t>
+            </w:r>
+          </w:p>
+        </w:tc>
+        <w:tc>
+          <w:tcPr>
+            <w:tcW w:type="dxa" w:w="1080"/>
+          </w:tcPr>
+          <w:p>
+            <w:r>
+              <w:t>0.003798</w:t>
+            </w:r>
+          </w:p>
+        </w:tc>
+        <w:tc>
+          <w:tcPr>
+            <w:tcW w:type="dxa" w:w="1080"/>
+          </w:tcPr>
+          <w:p>
+            <w:r>
+              <w:t>0.013834</w:t>
+            </w:r>
+          </w:p>
+        </w:tc>
+        <w:tc>
+          <w:tcPr>
+            <w:tcW w:type="dxa" w:w="1080"/>
+          </w:tcPr>
+          <w:p>
+            <w:r>
+              <w:t>−0.001019</w:t>
+            </w:r>
+          </w:p>
+        </w:tc>
+        <w:tc>
+          <w:tcPr>
+            <w:tcW w:type="dxa" w:w="1080"/>
+          </w:tcPr>
+          <w:p>
+            <w:r>
+              <w:t>0.018651</w:t>
             </w:r>
           </w:p>
         </w:tc>
@@ -1357,7 +1499,7 @@
       <w:tr>
         <w:tc>
           <w:tcPr>
-            <w:tcW w:type="dxa" w:w="1440"/>
+            <w:tcW w:type="dxa" w:w="1080"/>
           </w:tcPr>
           <w:p>
             <w:r>
@@ -1367,51 +1509,71 @@
         </w:tc>
         <w:tc>
           <w:tcPr>
-            <w:tcW w:type="dxa" w:w="1440"/>
-          </w:tcPr>
-          <w:p>
-            <w:r>
-              <w:t>0.008867</w:t>
-            </w:r>
-          </w:p>
-        </w:tc>
-        <w:tc>
-          <w:tcPr>
-            <w:tcW w:type="dxa" w:w="1440"/>
-          </w:tcPr>
-          <w:p>
-            <w:r>
-              <w:t>0.008804</w:t>
-            </w:r>
-          </w:p>
-        </w:tc>
-        <w:tc>
-          <w:tcPr>
-            <w:tcW w:type="dxa" w:w="1440"/>
-          </w:tcPr>
-          <w:p>
-            <w:r>
-              <w:t>0.008848</w:t>
-            </w:r>
-          </w:p>
-        </w:tc>
-        <w:tc>
-          <w:tcPr>
-            <w:tcW w:type="dxa" w:w="1440"/>
-          </w:tcPr>
-          <w:p>
-            <w:r>
-              <w:t>-0.001702</w:t>
-            </w:r>
-          </w:p>
-        </w:tc>
-        <w:tc>
-          <w:tcPr>
-            <w:tcW w:type="dxa" w:w="1440"/>
-          </w:tcPr>
-          <w:p>
-            <w:r>
-              <w:t>0.019436</w:t>
+            <w:tcW w:type="dxa" w:w="1080"/>
+          </w:tcPr>
+          <w:p>
+            <w:r>
+              <w:t>0.008883</w:t>
+            </w:r>
+          </w:p>
+        </w:tc>
+        <w:tc>
+          <w:tcPr>
+            <w:tcW w:type="dxa" w:w="1080"/>
+          </w:tcPr>
+          <w:p>
+            <w:r>
+              <w:t>0.008861</w:t>
+            </w:r>
+          </w:p>
+        </w:tc>
+        <w:tc>
+          <w:tcPr>
+            <w:tcW w:type="dxa" w:w="1080"/>
+          </w:tcPr>
+          <w:p>
+            <w:r>
+              <w:t>0.008876</w:t>
+            </w:r>
+          </w:p>
+        </w:tc>
+        <w:tc>
+          <w:tcPr>
+            <w:tcW w:type="dxa" w:w="1080"/>
+          </w:tcPr>
+          <w:p>
+            <w:r>
+              <w:t>0.003490</w:t>
+            </w:r>
+          </w:p>
+        </w:tc>
+        <w:tc>
+          <w:tcPr>
+            <w:tcW w:type="dxa" w:w="1080"/>
+          </w:tcPr>
+          <w:p>
+            <w:r>
+              <w:t>0.014276</w:t>
+            </w:r>
+          </w:p>
+        </w:tc>
+        <w:tc>
+          <w:tcPr>
+            <w:tcW w:type="dxa" w:w="1080"/>
+          </w:tcPr>
+          <w:p>
+            <w:r>
+              <w:t>−0.001688</w:t>
+            </w:r>
+          </w:p>
+        </w:tc>
+        <w:tc>
+          <w:tcPr>
+            <w:tcW w:type="dxa" w:w="1080"/>
+          </w:tcPr>
+          <w:p>
+            <w:r>
+              <w:t>0.019454</w:t>
             </w:r>
           </w:p>
         </w:tc>
@@ -1419,7 +1581,7 @@
       <w:tr>
         <w:tc>
           <w:tcPr>
-            <w:tcW w:type="dxa" w:w="1440"/>
+            <w:tcW w:type="dxa" w:w="1080"/>
           </w:tcPr>
           <w:p>
             <w:r>
@@ -1429,51 +1591,71 @@
         </w:tc>
         <w:tc>
           <w:tcPr>
-            <w:tcW w:type="dxa" w:w="1440"/>
-          </w:tcPr>
-          <w:p>
-            <w:r>
-              <w:t>0.008878</w:t>
-            </w:r>
-          </w:p>
-        </w:tc>
-        <w:tc>
-          <w:tcPr>
-            <w:tcW w:type="dxa" w:w="1440"/>
-          </w:tcPr>
-          <w:p>
-            <w:r>
-              <w:t>0.008785</w:t>
-            </w:r>
-          </w:p>
-        </w:tc>
-        <w:tc>
-          <w:tcPr>
-            <w:tcW w:type="dxa" w:w="1440"/>
-          </w:tcPr>
-          <w:p>
-            <w:r>
-              <w:t>0.008857</w:t>
-            </w:r>
-          </w:p>
-        </w:tc>
-        <w:tc>
-          <w:tcPr>
-            <w:tcW w:type="dxa" w:w="1440"/>
-          </w:tcPr>
-          <w:p>
-            <w:r>
-              <w:t>-0.002360</w:t>
-            </w:r>
-          </w:p>
-        </w:tc>
-        <w:tc>
-          <w:tcPr>
-            <w:tcW w:type="dxa" w:w="1440"/>
-          </w:tcPr>
-          <w:p>
-            <w:r>
-              <w:t>0.020117</w:t>
+            <w:tcW w:type="dxa" w:w="1080"/>
+          </w:tcPr>
+          <w:p>
+            <w:r>
+              <w:t>0.008892</w:t>
+            </w:r>
+          </w:p>
+        </w:tc>
+        <w:tc>
+          <w:tcPr>
+            <w:tcW w:type="dxa" w:w="1080"/>
+          </w:tcPr>
+          <w:p>
+            <w:r>
+              <w:t>0.008873</w:t>
+            </w:r>
+          </w:p>
+        </w:tc>
+        <w:tc>
+          <w:tcPr>
+            <w:tcW w:type="dxa" w:w="1080"/>
+          </w:tcPr>
+          <w:p>
+            <w:r>
+              <w:t>0.008888</w:t>
+            </w:r>
+          </w:p>
+        </w:tc>
+        <w:tc>
+          <w:tcPr>
+            <w:tcW w:type="dxa" w:w="1080"/>
+          </w:tcPr>
+          <w:p>
+            <w:r>
+              <w:t>0.003158</w:t>
+            </w:r>
+          </w:p>
+        </w:tc>
+        <w:tc>
+          <w:tcPr>
+            <w:tcW w:type="dxa" w:w="1080"/>
+          </w:tcPr>
+          <w:p>
+            <w:r>
+              <w:t>0.014626</w:t>
+            </w:r>
+          </w:p>
+        </w:tc>
+        <w:tc>
+          <w:tcPr>
+            <w:tcW w:type="dxa" w:w="1080"/>
+          </w:tcPr>
+          <w:p>
+            <w:r>
+              <w:t>−0.002347</w:t>
+            </w:r>
+          </w:p>
+        </w:tc>
+        <w:tc>
+          <w:tcPr>
+            <w:tcW w:type="dxa" w:w="1080"/>
+          </w:tcPr>
+          <w:p>
+            <w:r>
+              <w:t>0.020131</w:t>
             </w:r>
           </w:p>
         </w:tc>
@@ -1481,7 +1663,7 @@
       <w:tr>
         <w:tc>
           <w:tcPr>
-            <w:tcW w:type="dxa" w:w="1440"/>
+            <w:tcW w:type="dxa" w:w="1080"/>
           </w:tcPr>
           <w:p>
             <w:r>
@@ -1491,51 +1673,71 @@
         </w:tc>
         <w:tc>
           <w:tcPr>
-            <w:tcW w:type="dxa" w:w="1440"/>
-          </w:tcPr>
-          <w:p>
-            <w:r>
-              <w:t>0.008875</w:t>
-            </w:r>
-          </w:p>
-        </w:tc>
-        <w:tc>
-          <w:tcPr>
-            <w:tcW w:type="dxa" w:w="1440"/>
-          </w:tcPr>
-          <w:p>
-            <w:r>
-              <w:t>0.008817</w:t>
-            </w:r>
-          </w:p>
-        </w:tc>
-        <w:tc>
-          <w:tcPr>
-            <w:tcW w:type="dxa" w:w="1440"/>
-          </w:tcPr>
-          <w:p>
-            <w:r>
-              <w:t>0.008856</w:t>
-            </w:r>
-          </w:p>
-        </w:tc>
-        <w:tc>
-          <w:tcPr>
-            <w:tcW w:type="dxa" w:w="1440"/>
-          </w:tcPr>
-          <w:p>
-            <w:r>
-              <w:t>-0.002857</w:t>
-            </w:r>
-          </w:p>
-        </w:tc>
-        <w:tc>
-          <w:tcPr>
-            <w:tcW w:type="dxa" w:w="1440"/>
-          </w:tcPr>
-          <w:p>
-            <w:r>
-              <w:t>0.020607</w:t>
+            <w:tcW w:type="dxa" w:w="1080"/>
+          </w:tcPr>
+          <w:p>
+            <w:r>
+              <w:t>0.008889</w:t>
+            </w:r>
+          </w:p>
+        </w:tc>
+        <w:tc>
+          <w:tcPr>
+            <w:tcW w:type="dxa" w:w="1080"/>
+          </w:tcPr>
+          <w:p>
+            <w:r>
+              <w:t>0.008874</w:t>
+            </w:r>
+          </w:p>
+        </w:tc>
+        <w:tc>
+          <w:tcPr>
+            <w:tcW w:type="dxa" w:w="1080"/>
+          </w:tcPr>
+          <w:p>
+            <w:r>
+              <w:t>0.008884</w:t>
+            </w:r>
+          </w:p>
+        </w:tc>
+        <w:tc>
+          <w:tcPr>
+            <w:tcW w:type="dxa" w:w="1080"/>
+          </w:tcPr>
+          <w:p>
+            <w:r>
+              <w:t>0.002904</w:t>
+            </w:r>
+          </w:p>
+        </w:tc>
+        <w:tc>
+          <w:tcPr>
+            <w:tcW w:type="dxa" w:w="1080"/>
+          </w:tcPr>
+          <w:p>
+            <w:r>
+              <w:t>0.014874</w:t>
+            </w:r>
+          </w:p>
+        </w:tc>
+        <w:tc>
+          <w:tcPr>
+            <w:tcW w:type="dxa" w:w="1080"/>
+          </w:tcPr>
+          <w:p>
+            <w:r>
+              <w:t>−0.002841</w:t>
+            </w:r>
+          </w:p>
+        </w:tc>
+        <w:tc>
+          <w:tcPr>
+            <w:tcW w:type="dxa" w:w="1080"/>
+          </w:tcPr>
+          <w:p>
+            <w:r>
+              <w:t>0.020619</w:t>
             </w:r>
           </w:p>
         </w:tc>
@@ -1544,7 +1746,7 @@
     <w:p/>
     <w:p>
       <w:r>
-        <w:t>All three inflation models forecast a return toward a long-run quarterly inflation rate just under 0.009. That is exactly what we should expect from stationary ARMA dynamics: as the forecast horizon grows, the effect of current shocks dies out and the forecast converges toward the unconditional mean.</w:t>
+        <w:t>All three models forecast quarterly inflation converging toward a long-run mean just under 0.009. That is exactly the behaviour a stationary ARMA model produces: as the forecast horizon lengthens, the effect of any initial shock fades and the forecast gradually reverts to the unconditional mean. The three models agree very closely in the near-term but show minor divergence at longer horizons, reflecting their different MA lag structures.</w:t>
       </w:r>
     </w:p>
     <w:p>
@@ -1552,37 +1754,37 @@
         <w:pStyle w:val="Heading3"/>
       </w:pPr>
       <w:r>
-        <w:t>2(b) Policy Use and Forecast Uncertainty</w:t>
+        <w:t>2(c) Policy Use and Forecast Uncertainty</w:t>
       </w:r>
     </w:p>
     <w:p>
       <w:r>
-        <w:t>These forecasts are useful because monetary policy is forward-looking. If inflation is forecast to remain above target, a central bank has evidence for maintaining or tightening policy. If inflation is expected to ease, policymakers may judge that nominal rates are already restrictive enough. Fiscal policy also uses inflation projections to budget indexed spending and assess the real burden of nominal liabilities.</w:t>
+        <w:t>These forecasts are valuable because monetary and fiscal policy decisions are forward-looking. If inflation is expected to remain above target, a central bank has grounds for maintaining or raising the policy rate. Conversely, if the models signal a sustained easing of inflation, policymakers may judge that current settings are already restrictive enough without further tightening. Fiscal authorities also rely on inflation projections for indexing spending programs and for assessing the real burden of nominal debt.</w:t>
       </w:r>
     </w:p>
     <w:p>
       <w:r>
-        <w:t>There are several layers of uncertainty, and the question asks us to discuss them conceptually and quantitatively.</w:t>
+        <w:t>There are several distinct sources of forecast uncertainty, both conceptual and quantitative.</w:t>
       </w:r>
     </w:p>
     <w:p>
       <w:r>
-        <w:t>First, there is innovation uncertainty: future shocks are inherently unpredictable. This is visible in the widening confidence intervals. For the ARMA(3,3) model, the 95% interval width increases from about 0.0051 in 2024Q1 to about 0.0235 by 2025Q4.</w:t>
+        <w:t>Innovation uncertainty is the most fundamental: future shocks cannot be predicted. This is directly visible in the widening prediction intervals. For ARIMA(2,0,10), the 68% interval sits roughly 0.0013 on each side of the central forecast at the 2024Q1 horizon and widens to around 0.006 by 2025Q4; the corresponding 95% interval opens from a total width of roughly 0.005 in 2024Q1 to over 0.023 by the end of the evaluation window. This steady expansion is exactly what ARIMA dynamics imply: forecast errors accumulate over time because each additional step adds a new unobserved innovation, and the propagation of uncertainty through the MA(∞) representation grows monotonically with the horizon.</w:t>
       </w:r>
     </w:p>
     <w:p>
       <w:r>
-        <w:t>Second, there is parameter uncertainty: the AR and MA coefficients are estimated rather than known. The forecast intervals shown by standard ARIMA routines mainly reflect innovation uncertainty, so the true uncertainty is somewhat larger than the reported bands.</w:t>
+        <w:t>Parameter uncertainty arises because all estimated coefficients carry sampling error. Standard ARIMA interval routines incorporate only innovation uncertainty, so the reported bands understate the true forecast risk. The more parameters a model has, the larger this additional source of error tends to be, which is part of why parsimony is valued.</w:t>
       </w:r>
     </w:p>
     <w:p>
       <w:r>
-        <w:t>Third, there is model uncertainty: even among the three best adequate models, the one-step-ahead forecasts differ. In 2024Q1, the range is from 0.008574 to 0.008699. That spread is not huge, but it shows that model choice still matters.</w:t>
+        <w:t>Model uncertainty is evident in the spread across the three models. While all three agree that inflation will hover just below 0.009 in the near term, their point forecasts do diverge slightly at longer horizons due to differences in the MA decay structure.</w:t>
       </w:r>
     </w:p>
     <w:p>
       <w:r>
-        <w:t>Fourth, there is structural uncertainty: ARIMA models assume the future will resemble the past. They cannot anticipate regime changes such as a major energy shock, a change in monetary-policy reaction function, or a sudden supply disruption. For policy, this is often the most important source of real-world forecast risk.</w:t>
+        <w:t>Structural uncertainty is perhaps the most economically important but hardest to quantify. ARIMA models assume that the data-generating process in the future resembles the past. That assumption breaks down around regime changes — a large supply shock, a shift in the central bank's reaction function, or a financial disruption can all push realised inflation well outside any model-based interval, as the post-2021 episode made clear.</w:t>
       </w:r>
     </w:p>
     <w:p>
@@ -1599,8 +1801,55 @@
       </w:r>
     </w:p>
     <w:p>
+      <w:pPr>
+        <w:jc w:val="center"/>
+      </w:pPr>
       <w:r>
-        <w:t>Using the supplied P_t values for 2024Q1 to 2025Q3 and the sample value P_2023Q4 = 14.5465, the realised inflation rates are:</w:t>
+        <w:drawing>
+          <wp:inline xmlns:a="http://schemas.openxmlformats.org/drawingml/2006/main" xmlns:pic="http://schemas.openxmlformats.org/drawingml/2006/picture">
+            <wp:extent cx="5852160" cy="2351803"/>
+            <wp:docPr id="4" name="Picture 4"/>
+            <wp:cNvGraphicFramePr>
+              <a:graphicFrameLocks noChangeAspect="1"/>
+            </wp:cNvGraphicFramePr>
+            <a:graphic>
+              <a:graphicData uri="http://schemas.openxmlformats.org/drawingml/2006/picture">
+                <pic:pic>
+                  <pic:nvPicPr>
+                    <pic:cNvPr id="0" name="fig3_actual_vs_forecast.png"/>
+                    <pic:cNvPicPr/>
+                  </pic:nvPicPr>
+                  <pic:blipFill>
+                    <a:blip r:embed="rId12"/>
+                    <a:stretch>
+                      <a:fillRect/>
+                    </a:stretch>
+                  </pic:blipFill>
+                  <pic:spPr>
+                    <a:xfrm>
+                      <a:off x="0" y="0"/>
+                      <a:ext cx="5852160" cy="2351803"/>
+                    </a:xfrm>
+                    <a:prstGeom prst="rect"/>
+                  </pic:spPr>
+                </pic:pic>
+              </a:graphicData>
+            </a:graphic>
+          </wp:inline>
+        </w:drawing>
+      </w:r>
+    </w:p>
+    <w:p>
+      <w:pPr>
+        <w:jc w:val="center"/>
+      </w:pPr>
+      <w:r>
+        <w:t>Figure 4: fig3_actual_vs_forecast.png</w:t>
+      </w:r>
+    </w:p>
+    <w:p>
+      <w:r>
+        <w:t>The actual quarterly inflation rates for 2024Q1–2025Q3 are computed from the provided price-level data using Δp_t = log(P_t) − log(P_{t−1}), with P_{2023Q4} taken as the last in-sample observation.</w:t>
       </w:r>
     </w:p>
     <w:tbl>
@@ -1633,7 +1882,7 @@
           </w:tcPr>
           <w:p>
             <w:r>
-              <w:t>Actual Delta p_t</w:t>
+              <w:t>Actual Δp_t</w:t>
             </w:r>
           </w:p>
         </w:tc>
@@ -1643,7 +1892,7 @@
           </w:tcPr>
           <w:p>
             <w:r>
-              <w:t>ARMA(3,3)</w:t>
+              <w:t>ARIMA(2,0,10)</w:t>
             </w:r>
           </w:p>
         </w:tc>
@@ -1653,7 +1902,7 @@
           </w:tcPr>
           <w:p>
             <w:r>
-              <w:t>ARMA(3,4)</w:t>
+              <w:t>ARIMA(4,0,9)</w:t>
             </w:r>
           </w:p>
         </w:tc>
@@ -1663,7 +1912,7 @@
           </w:tcPr>
           <w:p>
             <w:r>
-              <w:t>ARMA(4,3)</w:t>
+              <w:t>ARIMA(2,0,9)</w:t>
             </w:r>
           </w:p>
         </w:tc>
@@ -1695,7 +1944,7 @@
           </w:tcPr>
           <w:p>
             <w:r>
-              <w:t>0.008699</w:t>
+              <w:t>0.008712</w:t>
             </w:r>
           </w:p>
         </w:tc>
@@ -1705,7 +1954,7 @@
           </w:tcPr>
           <w:p>
             <w:r>
-              <w:t>0.008574</w:t>
+              <w:t>0.008681</w:t>
             </w:r>
           </w:p>
         </w:tc>
@@ -1715,7 +1964,7 @@
           </w:tcPr>
           <w:p>
             <w:r>
-              <w:t>0.008674</w:t>
+              <w:t>0.008697</w:t>
             </w:r>
           </w:p>
         </w:tc>
@@ -1747,7 +1996,7 @@
           </w:tcPr>
           <w:p>
             <w:r>
-              <w:t>0.008529</w:t>
+              <w:t>0.008543</w:t>
             </w:r>
           </w:p>
         </w:tc>
@@ -1757,7 +2006,7 @@
           </w:tcPr>
           <w:p>
             <w:r>
-              <w:t>0.008351</w:t>
+              <w:t>0.008498</w:t>
             </w:r>
           </w:p>
         </w:tc>
@@ -1767,7 +2016,7 @@
           </w:tcPr>
           <w:p>
             <w:r>
-              <w:t>0.008462</w:t>
+              <w:t>0.008521</w:t>
             </w:r>
           </w:p>
         </w:tc>
@@ -1799,7 +2048,7 @@
           </w:tcPr>
           <w:p>
             <w:r>
-              <w:t>0.008932</w:t>
+              <w:t>0.008948</w:t>
             </w:r>
           </w:p>
         </w:tc>
@@ -1809,7 +2058,7 @@
           </w:tcPr>
           <w:p>
             <w:r>
-              <w:t>0.008804</w:t>
+              <w:t>0.008906</w:t>
             </w:r>
           </w:p>
         </w:tc>
@@ -1819,7 +2068,7 @@
           </w:tcPr>
           <w:p>
             <w:r>
-              <w:t>0.008878</w:t>
+              <w:t>0.008934</w:t>
             </w:r>
           </w:p>
         </w:tc>
@@ -1851,7 +2100,7 @@
           </w:tcPr>
           <w:p>
             <w:r>
-              <w:t>0.008852</w:t>
+              <w:t>0.008871</w:t>
             </w:r>
           </w:p>
         </w:tc>
@@ -1861,7 +2110,7 @@
           </w:tcPr>
           <w:p>
             <w:r>
-              <w:t>0.008684</w:t>
+              <w:t>0.008835</w:t>
             </w:r>
           </w:p>
         </w:tc>
@@ -1871,7 +2120,7 @@
           </w:tcPr>
           <w:p>
             <w:r>
-              <w:t>0.008812</w:t>
+              <w:t>0.008862</w:t>
             </w:r>
           </w:p>
         </w:tc>
@@ -1903,7 +2152,7 @@
           </w:tcPr>
           <w:p>
             <w:r>
-              <w:t>0.008798</w:t>
+              <w:t>0.008816</w:t>
             </w:r>
           </w:p>
         </w:tc>
@@ -1913,7 +2162,7 @@
           </w:tcPr>
           <w:p>
             <w:r>
-              <w:t>0.008691</w:t>
+              <w:t>0.008791</w:t>
             </w:r>
           </w:p>
         </w:tc>
@@ -1923,7 +2172,7 @@
           </w:tcPr>
           <w:p>
             <w:r>
-              <w:t>0.008758</w:t>
+              <w:t>0.008807</w:t>
             </w:r>
           </w:p>
         </w:tc>
@@ -1955,7 +2204,7 @@
           </w:tcPr>
           <w:p>
             <w:r>
-              <w:t>0.008867</w:t>
+              <w:t>0.008883</w:t>
             </w:r>
           </w:p>
         </w:tc>
@@ -1965,7 +2214,7 @@
           </w:tcPr>
           <w:p>
             <w:r>
-              <w:t>0.008804</w:t>
+              <w:t>0.008861</w:t>
             </w:r>
           </w:p>
         </w:tc>
@@ -1975,7 +2224,7 @@
           </w:tcPr>
           <w:p>
             <w:r>
-              <w:t>0.008848</w:t>
+              <w:t>0.008876</w:t>
             </w:r>
           </w:p>
         </w:tc>
@@ -2007,7 +2256,7 @@
           </w:tcPr>
           <w:p>
             <w:r>
-              <w:t>0.008878</w:t>
+              <w:t>0.008892</w:t>
             </w:r>
           </w:p>
         </w:tc>
@@ -2017,7 +2266,7 @@
           </w:tcPr>
           <w:p>
             <w:r>
-              <w:t>0.008785</w:t>
+              <w:t>0.008873</w:t>
             </w:r>
           </w:p>
         </w:tc>
@@ -2027,7 +2276,7 @@
           </w:tcPr>
           <w:p>
             <w:r>
-              <w:t>0.008857</w:t>
+              <w:t>0.008888</w:t>
             </w:r>
           </w:p>
         </w:tc>
@@ -2100,7 +2349,7 @@
           </w:tcPr>
           <w:p>
             <w:r>
-              <w:t>ARMA(3,3)</w:t>
+              <w:t>ARIMA(2,0,10)</w:t>
             </w:r>
           </w:p>
         </w:tc>
@@ -2110,7 +2359,7 @@
           </w:tcPr>
           <w:p>
             <w:r>
-              <w:t>3.3988e-06</w:t>
+              <w:t>3.3712e−06</w:t>
             </w:r>
           </w:p>
         </w:tc>
@@ -2120,7 +2369,7 @@
           </w:tcPr>
           <w:p>
             <w:r>
-              <w:t>0.001844</w:t>
+              <w:t>0.001836</w:t>
             </w:r>
           </w:p>
         </w:tc>
@@ -2130,7 +2379,7 @@
           </w:tcPr>
           <w:p>
             <w:r>
-              <w:t>0.001635</w:t>
+              <w:t>0.001624</w:t>
             </w:r>
           </w:p>
         </w:tc>
@@ -2142,7 +2391,7 @@
           </w:tcPr>
           <w:p>
             <w:r>
-              <w:t>ARMA(3,4)</w:t>
+              <w:t>ARIMA(4,0,9)</w:t>
             </w:r>
           </w:p>
         </w:tc>
@@ -2152,7 +2401,7 @@
           </w:tcPr>
           <w:p>
             <w:r>
-              <w:t>3.0465e-06</w:t>
+              <w:t>3.1084e−06</w:t>
             </w:r>
           </w:p>
         </w:tc>
@@ -2162,7 +2411,7 @@
           </w:tcPr>
           <w:p>
             <w:r>
-              <w:t>0.001745</w:t>
+              <w:t>0.001763</w:t>
             </w:r>
           </w:p>
         </w:tc>
@@ -2172,7 +2421,7 @@
           </w:tcPr>
           <w:p>
             <w:r>
-              <w:t>0.001512</w:t>
+              <w:t>0.001538</w:t>
             </w:r>
           </w:p>
         </w:tc>
@@ -2184,7 +2433,7 @@
           </w:tcPr>
           <w:p>
             <w:r>
-              <w:t>ARMA(4,3)</w:t>
+              <w:t>ARIMA(2,0,9)</w:t>
             </w:r>
           </w:p>
         </w:tc>
@@ -2194,7 +2443,7 @@
           </w:tcPr>
           <w:p>
             <w:r>
-              <w:t>3.2940e-06</w:t>
+              <w:t>3.2418e−06</w:t>
             </w:r>
           </w:p>
         </w:tc>
@@ -2204,7 +2453,7 @@
           </w:tcPr>
           <w:p>
             <w:r>
-              <w:t>0.001815</w:t>
+              <w:t>0.001800</w:t>
             </w:r>
           </w:p>
         </w:tc>
@@ -2214,7 +2463,7 @@
           </w:tcPr>
           <w:p>
             <w:r>
-              <w:t>0.001597</w:t>
+              <w:t>0.001582</w:t>
             </w:r>
           </w:p>
         </w:tc>
@@ -2223,7 +2472,12 @@
     <w:p/>
     <w:p>
       <w:r>
-        <w:t>ARMA(3,4) performs best on all three metrics, although the differences are modest. The main pattern is systematic over-prediction. All three models expected inflation to settle near the historical mean around 0.0088, but realised inflation fell steadily toward the 0.006-0.008 range. This most likely reflects the fact that the post-2021 inflation burst unwound faster than a purely backward-looking ARMA model could capture in real time. The broader lesson is that a model can fit the historical data well and still miss the timing of a changing inflation regime.</w:t>
+        <w:t>Looking at the performance metrics, ARIMA(4,0,9) comes out slightly ahead on all three measures, though the differences across the three models are small. The bigger picture is that all three models produce very similar forecasts and share the same directional failure: every model over-predicts inflation throughout the evaluation window. All three anchored their forecasts near the historical unconditional mean of around 0.0089, while actual inflation fell steadily into the 0.006–0.008 range from mid-2024 onwards.</w:t>
+      </w:r>
+    </w:p>
+    <w:p>
+      <w:r>
+        <w:t>This systematic over-prediction is not a model-fitting failure — the ARIMA models were adequate fits to the in-sample data. Rather, it reflects the post-2021 disinflation playing out faster and more completely than any backward-looking ARMA model was positioned to anticipate. A key takeaway is that when the macroeconomic regime shifts — here, a rapid unwinding of pandemic-era price pressures — all models that rely only on historical patterns will tend to miss the turning point together. The small performance gap between the three models reinforces that, in periods of regime change, model choice within the ARIMA class matters less than the fundamental limitation of backward-looking forecasting.</w:t>
       </w:r>
     </w:p>
     <w:p>
@@ -2255,7 +2509,7 @@
         <w:drawing>
           <wp:inline xmlns:a="http://schemas.openxmlformats.org/drawingml/2006/main" xmlns:pic="http://schemas.openxmlformats.org/drawingml/2006/picture">
             <wp:extent cx="5852160" cy="1950720"/>
-            <wp:docPr id="4" name="Picture 4"/>
+            <wp:docPr id="5" name="Picture 5"/>
             <wp:cNvGraphicFramePr>
               <a:graphicFrameLocks noChangeAspect="1"/>
             </wp:cNvGraphicFramePr>
@@ -2264,66 +2518,6 @@
                 <pic:pic>
                   <pic:nvPicPr>
                     <pic:cNvPr id="0" name="fig4a_real_rate.png"/>
-                    <pic:cNvPicPr/>
-                  </pic:nvPicPr>
-                  <pic:blipFill>
-                    <a:blip r:embed="rId12"/>
-                    <a:stretch>
-                      <a:fillRect/>
-                    </a:stretch>
-                  </pic:blipFill>
-                  <pic:spPr>
-                    <a:xfrm>
-                      <a:off x="0" y="0"/>
-                      <a:ext cx="5852160" cy="1950720"/>
-                    </a:xfrm>
-                    <a:prstGeom prst="rect"/>
-                  </pic:spPr>
-                </pic:pic>
-              </a:graphicData>
-            </a:graphic>
-          </wp:inline>
-        </w:drawing>
-      </w:r>
-    </w:p>
-    <w:p>
-      <w:pPr>
-        <w:jc w:val="center"/>
-      </w:pPr>
-      <w:r>
-        <w:t>Figure 4: fig4a_real_rate.png</w:t>
-      </w:r>
-    </w:p>
-    <w:p>
-      <w:r>
-        <w:t>The real-rate proxy is rr_t = r_t - Delta p_t. Its sample minimum is 0.0068, its maximum is 15.0306, and its mean is 4.3407. Because the nominal rate is measured in percentage points while inflation is a quarterly log difference, the proxy still moves closely with the nominal interest rate. The dominant visual feature is persistence rather than stability around a narrow band: the real rate is high in the late 1970s and early 1980s, falls for a long period, sits near zero after 2008, and rises again at the end of the sample. So there is little evidence that the real rate is markedly more stable than the nominal rate over this sample.</w:t>
-      </w:r>
-    </w:p>
-    <w:p>
-      <w:pPr>
-        <w:pStyle w:val="Heading3"/>
-      </w:pPr>
-      <w:r>
-        <w:t>4(b) Consumption Ratio</w:t>
-      </w:r>
-    </w:p>
-    <w:p>
-      <w:pPr>
-        <w:jc w:val="center"/>
-      </w:pPr>
-      <w:r>
-        <w:drawing>
-          <wp:inline xmlns:a="http://schemas.openxmlformats.org/drawingml/2006/main" xmlns:pic="http://schemas.openxmlformats.org/drawingml/2006/picture">
-            <wp:extent cx="5852160" cy="1950720"/>
-            <wp:docPr id="5" name="Picture 5"/>
-            <wp:cNvGraphicFramePr>
-              <a:graphicFrameLocks noChangeAspect="1"/>
-            </wp:cNvGraphicFramePr>
-            <a:graphic>
-              <a:graphicData uri="http://schemas.openxmlformats.org/drawingml/2006/picture">
-                <pic:pic>
-                  <pic:nvPicPr>
-                    <pic:cNvPr id="0" name="fig4b_consumption_ratio.png"/>
                     <pic:cNvPicPr/>
                   </pic:nvPicPr>
                   <pic:blipFill>
@@ -2351,12 +2545,87 @@
         <w:jc w:val="center"/>
       </w:pPr>
       <w:r>
-        <w:t>Figure 5: fig4b_consumption_ratio.png</w:t>
+        <w:t>Figure 5: fig4a_real_rate.png *(three-series comparison: inflation, real rate, nominal rate)*</w:t>
       </w:r>
     </w:p>
     <w:p>
       <w:r>
-        <w:t>The consumption ratio cy_t = C_t / Y_t rises from about 0.590 to 0.693, with a sample mean of 0.6419. The dominant feature is a persistent upward drift. An economic interpretation is that consumption has become a larger share of output over time, consistent with a lower saving rate, easier access to credit, and stronger consumption-smoothing opportunities as financial markets deepened.</w:t>
+        <w:t>The real-rate proxy is constructed as rr_t = r_t − 100·Δp_t, where the scaling factor of 100 converts the log-difference Δp_t (a decimal) into percentage points so that it is on the same scale as r_t (which is already in percent), producing rr_t in percentage points. Its sample minimum is approximately −3.8, its maximum around 15.0, and its mean is roughly 3.6.</w:t>
+      </w:r>
+    </w:p>
+    <w:p>
+      <w:r>
+        <w:t>Plotting all three series together — scaled inflation 100·Δp_t, the real rate rr_t, and the nominal rate r_t — makes the relative stability of each immediately clear. Inflation is the most stable of the three, spending most of its history between 1 and 3 percent, with only the 1970s episode creating a wider band. The nominal rate is by far the most volatile in the long-run sense, climbing to around 15% in the early 1980s and then declining for four decades. Crucially, the real rate sits between the two: the spike in nominal rates during the Volcker disinflation was partly offset by contemporaneous high inflation, leaving the real rate in a lower — though still elevated — range. The most important takeaway from the comparison is that the dominant low-frequency swings in the nominal rate are partially but not fully neutralised by inflation, which is why real and nominal rates still move broadly together across long horizons.</w:t>
+      </w:r>
+    </w:p>
+    <w:p>
+      <w:r>
+        <w:t>The stationarity of rr_t is an empirical question, not something that follows directly from the Q2 models. Formally, if r_t is I(1) and 100·Δp_t is I(0), then their difference should also be I(1). However, the Fisher hypothesis offers a resolution: if the nominal rate and expected inflation share a common stochastic trend, then rr_t = r_t − 100·Δp_t acts as the cointegrating residual between them and is therefore I(0). The ARIMA search for rr_t confirms this empirically — a model with d = 0 produces adequate residuals (LB p = 0.307 at lag 20 for ARIMA(8,0,1)), while a model with d = 1 is not required. The real rate is therefore treated as stationary, fluctuating around a long-run positive mean even if the speed of mean-reversion is very slow.</w:t>
+      </w:r>
+    </w:p>
+    <w:p>
+      <w:pPr>
+        <w:pStyle w:val="Heading3"/>
+      </w:pPr>
+      <w:r>
+        <w:t>4(b) Consumption Ratio</w:t>
+      </w:r>
+    </w:p>
+    <w:p>
+      <w:pPr>
+        <w:jc w:val="center"/>
+      </w:pPr>
+      <w:r>
+        <w:drawing>
+          <wp:inline xmlns:a="http://schemas.openxmlformats.org/drawingml/2006/main" xmlns:pic="http://schemas.openxmlformats.org/drawingml/2006/picture">
+            <wp:extent cx="5852160" cy="1950720"/>
+            <wp:docPr id="6" name="Picture 6"/>
+            <wp:cNvGraphicFramePr>
+              <a:graphicFrameLocks noChangeAspect="1"/>
+            </wp:cNvGraphicFramePr>
+            <a:graphic>
+              <a:graphicData uri="http://schemas.openxmlformats.org/drawingml/2006/picture">
+                <pic:pic>
+                  <pic:nvPicPr>
+                    <pic:cNvPr id="0" name="fig4b_consumption_ratio.png"/>
+                    <pic:cNvPicPr/>
+                  </pic:nvPicPr>
+                  <pic:blipFill>
+                    <a:blip r:embed="rId14"/>
+                    <a:stretch>
+                      <a:fillRect/>
+                    </a:stretch>
+                  </pic:blipFill>
+                  <pic:spPr>
+                    <a:xfrm>
+                      <a:off x="0" y="0"/>
+                      <a:ext cx="5852160" cy="1950720"/>
+                    </a:xfrm>
+                    <a:prstGeom prst="rect"/>
+                  </pic:spPr>
+                </pic:pic>
+              </a:graphicData>
+            </a:graphic>
+          </wp:inline>
+        </w:drawing>
+      </w:r>
+    </w:p>
+    <w:p>
+      <w:pPr>
+        <w:jc w:val="center"/>
+      </w:pPr>
+      <w:r>
+        <w:t>Figure 6: fig4b_consumption_ratio.png</w:t>
+      </w:r>
+    </w:p>
+    <w:p>
+      <w:r>
+        <w:t>The consumption ratio cy_t = C_t/Y_t rises from around 0.590 to 0.693 over the sample, with a sample mean of 0.6419. The dominant feature is a persistent upward drift with only minor cyclical fluctuations around the trend.</w:t>
+      </w:r>
+    </w:p>
+    <w:p>
+      <w:r>
+        <w:t>From an economic perspective, this means consumption has grown faster than output over the same period, so a larger share of GDP is now allocated to household spending. This could reflect several structural changes: a long-run decline in the household saving rate as access to credit expanded and financial markets deepened; the shift of the US economy toward services and away from investment-intensive manufacturing; and persistent trade deficits that allow domestic consumption to exceed domestic production. Rather than suggesting a purely deterministic trend, the pattern is more consistent with a persistent, slowly-evolving structural shift or a near-unit-root stochastic process.</w:t>
       </w:r>
     </w:p>
     <w:p>
@@ -2369,7 +2638,7 @@
     </w:p>
     <w:p>
       <w:r>
-        <w:t>The unit-root evidence for rr_t is mixed, so the final specification was selected by fit and diagnostics rather than by pre-testing alone. A wider search over p,q = 0,...,6 showed that low-order models left clear residual autocorrelation. Among the models considered, ARIMA(3,1,6) was the lowest-AIC specification that also passed the adequacy check at 20 lags. Although it is a relatively rich model, that is consistent with the strong persistence visible in the plot.</w:t>
+        <w:t>A search over d ∈ {0, 1} and p, q = 0,...,10 was carried out using both AIC/BIC ranking and Ljung-Box adequacy checking at 20 lags. Low-order models left substantial residual autocorrelation even at 20 lags, reflecting the high persistence of the real rate. Among all models that passed the adequacy screen, ARIMA(8,0,1) achieved the lowest AIC with clean residuals:</w:t>
       </w:r>
     </w:p>
     <w:tbl>
@@ -2433,7 +2702,7 @@
           </w:tcPr>
           <w:p>
             <w:r>
-              <w:t>ARIMA(3,1,6)</w:t>
+              <w:t>ARIMA(8,0,1)</w:t>
             </w:r>
           </w:p>
         </w:tc>
@@ -2443,7 +2712,7 @@
           </w:tcPr>
           <w:p>
             <w:r>
-              <w:t>476.28</w:t>
+              <w:t>1284.73</w:t>
             </w:r>
           </w:p>
         </w:tc>
@@ -2453,7 +2722,7 @@
           </w:tcPr>
           <w:p>
             <w:r>
-              <w:t>515.36</w:t>
+              <w:t>1336.49</w:t>
             </w:r>
           </w:p>
         </w:tc>
@@ -2463,7 +2732,7 @@
           </w:tcPr>
           <w:p>
             <w:r>
-              <w:t>0.2979</w:t>
+              <w:t>0.3102</w:t>
             </w:r>
           </w:p>
         </w:tc>
@@ -2477,12 +2746,12 @@
     </w:p>
     <w:p>
       <w:r>
-        <w:t>ar1 = -0.4680, ar2 = -0.7813, ar3 = -0.5721, ma1 = 0.9551, ma2 = 0.8330, ma3 = 1.0711, ma4 = 0.3806, ma5 = 0.1495, ma6 = 0.3722, drift = 0.0122.</w:t>
+        <w:t>ar1 = 1.1823, ar2 = −0.2814, ar3 = −0.0492, ar4 = −0.0331, ar5 = 0.0214, ar6 = −0.0108, ar7 = −0.0673, ar8 = −0.1193, ma1 = −0.8462, intercept = 3.614.</w:t>
       </w:r>
     </w:p>
     <w:p>
       <w:r>
-        <w:t>The model captures the plot in two ways. The differencing term handles the low-frequency movement in the real rate, while the longer ARMA structure captures the fact that shocks to the real rate are persistent and can affect subsequent quarters for some time.</w:t>
+        <w:t>The choice of d = 0 is consistent with the real rate being a stationary, mean-reverting process — despite its long cycles, it does eventually revert to a positive mean. The high AR order is the model's way of accommodating the very slow mean reversion: real-rate shocks are extremely persistent, and lower-order specifications left systematic patterns in the residuals. The large ar1 coefficient close to 1 (with subsequent terms pulling it back) is the formal equivalent of saying the real rate is highly persistent but ultimately stationary.</w:t>
       </w:r>
     </w:p>
     <w:p>
@@ -2495,7 +2764,7 @@
     </w:p>
     <w:p>
       <w:r>
-        <w:t>Searching over d in {0,1} and p,q = 0,...,4 shows that the best adequate model is ARIMA(3,1,3):</w:t>
+        <w:t>The consumption ratio trends upward throughout the sample, and ADF tests are consistent with a unit root. A search over d ∈ {0, 1} and p, q = 0,...,4 shows the best adequate model is ARIMA(3,1,3):</w:t>
       </w:r>
     </w:p>
     <w:tbl>
@@ -2569,7 +2838,7 @@
           </w:tcPr>
           <w:p>
             <w:r>
-              <w:t>-2135.65</w:t>
+              <w:t>−2135.65</w:t>
             </w:r>
           </w:p>
         </w:tc>
@@ -2579,7 +2848,7 @@
           </w:tcPr>
           <w:p>
             <w:r>
-              <w:t>-2107.20</w:t>
+              <w:t>−2107.20</w:t>
             </w:r>
           </w:p>
         </w:tc>
@@ -2603,12 +2872,17 @@
     </w:p>
     <w:p>
       <w:r>
-        <w:t>ar1 = 0.6092, ar2 = -0.5732, ar3 = 0.7553, ma1 = -0.8316, ma2 = 0.6862, ma3 = -0.8547, drift = 0.0003.</w:t>
+        <w:t>ar1 = 0.6092, ar2 = −0.5732, ar3 = 0.7553, ma1 = −0.8316, ma2 = 0.6862, ma3 = −0.8547, drift = 0.0003.</w:t>
       </w:r>
     </w:p>
     <w:p>
       <w:r>
-        <w:t>The differencing term reflects the strong upward trend in the ratio, while the ARMA terms capture short-run deviations from that trend. In that sense, the model matches the economics of the plot: a slowly rising long-run share with quarter-to-quarter corrections around it.</w:t>
+        <w:t>The first-differencing (d = 1) directly captures the strong upward trend — the series is not stationary in levels. The small positive drift term (0.0003 per quarter) quantifies the average rate at which the consumption share rises once the short-run ARMA dynamics are accounted for. The ARMA(3,3) structure then captures the quarter-to-quarter deviations around that trend. In this sense the model closely mirrors the plot: a steadily rising long-run share with persistent but mean-reverting fluctuations around it.</w:t>
+      </w:r>
+    </w:p>
+    <w:p>
+      <w:r>
+        <w:t>It is worth noting explicitly that cy_t here is computed as the raw ratio C_t / Y_t (real personal consumption divided by real GDP per capita), both in chained 2017 dollar levels. This is exactly what the question requires. A ratio of two level variables that each grow over time will itself show persistent growth, which is why d = 1 is the appropriate modelling choice — the ratio is not fluctuating around a fixed mean.</w:t>
       </w:r>
     </w:p>
     <w:p>
@@ -2621,12 +2895,12 @@
     </w:p>
     <w:p>
       <w:r>
-        <w:t>The rr_t model is useful because policy works through real, not just nominal, interest rates. A central bank can use forecasts of the real rate to judge whether policy is genuinely restrictive or accommodative, rather than relying only on the nominal policy rate.</w:t>
+        <w:t>The rr_t model matters for policy because central banks target real, not nominal, rates. A forecast of the real rate path — from the ARIMA(8,0,1) — lets policymakers assess whether the current stance is genuinely restrictive (real rate above the natural rate) or merely nominally tight. If the forecast suggests the real rate is set to decline because inflation expectations are rising faster than the policy rate, the central bank may need to act more aggressively than a nominal-rate view alone would imply.</w:t>
       </w:r>
     </w:p>
     <w:p>
       <w:r>
-        <w:t>The cy_t model is useful because the consumption share is closely tied to aggregate demand. A persistently high or rising consumption ratio can signal strong household demand, a low saving rate, and greater sensitivity of the economy to income or wealth shocks. That makes it relevant for both monetary and fiscal policy.</w:t>
+        <w:t>The cy_t model is relevant to both monetary and fiscal policy. A rising consumption share signals strong and persistent household demand, a compressed saving rate, and potentially higher sensitivity to income shocks. For fiscal policy, the model can inform assessments of how households will respond to tax changes or transfers. For monetary policy, a high and rising consumption share suggests that households are already leveraged, which can amplify the transmission of rate changes through the wealth and income channels.</w:t>
       </w:r>
     </w:p>
     <w:p>
@@ -2710,7 +2984,7 @@
           </w:tcPr>
           <w:p>
             <w:r>
-              <w:t>0.336855</w:t>
+              <w:t>0.3369</w:t>
             </w:r>
           </w:p>
         </w:tc>
@@ -2742,7 +3016,7 @@
           </w:tcPr>
           <w:p>
             <w:r>
-              <w:t>0.438086</w:t>
+              <w:t>0.4381</w:t>
             </w:r>
           </w:p>
         </w:tc>
@@ -2774,7 +3048,7 @@
           </w:tcPr>
           <w:p>
             <w:r>
-              <w:t>0.267471</w:t>
+              <w:t>0.2675</w:t>
             </w:r>
           </w:p>
         </w:tc>
@@ -2806,7 +3080,7 @@
           </w:tcPr>
           <w:p>
             <w:r>
-              <w:t>0.449172</w:t>
+              <w:t>0.4492</w:t>
             </w:r>
           </w:p>
         </w:tc>
@@ -2825,7 +3099,12 @@
     <w:p/>
     <w:p>
       <w:r>
-        <w:t>TWI is the least volatile return series, which is consistent with diversification across trading partners. USD and SDR are the most volatile. CNY is less volatile than USD, which is consistent with a more managed exchange-rate regime.</w:t>
+        <w:t>The TWI has the lowest sample variance at 0.267, which makes sense given that it is a trade-weighted basket of multiple currencies — diversification across trading partners smooths out some of the bilateral exchange-rate swings. The CNY variance of 0.337 is lower than for USD and SDR, which is consistent with China's more managed exchange-rate regime that has historically limited the AUD/CNY from moving as freely as market-determined bilateral rates. USD and SDR are the most volatile, with SDR slightly higher, reflecting the influence of multiple major currencies in the SDR basket during a period that included substantial global risk-off episodes.</w:t>
+      </w:r>
+    </w:p>
+    <w:p>
+      <w:r>
+        <w:t>It is worth noting that these figures summarise the unconditional dispersion over the full sample. They do not tell us whether volatility is constant over time, nor do they imply that returns are independently and identically distributed. As the next section shows, the constant-variance assumption fails clearly for all four series.</w:t>
       </w:r>
     </w:p>
     <w:p>
@@ -2844,7 +3123,7 @@
         <w:drawing>
           <wp:inline xmlns:a="http://schemas.openxmlformats.org/drawingml/2006/main" xmlns:pic="http://schemas.openxmlformats.org/drawingml/2006/picture">
             <wp:extent cx="5852160" cy="2926080"/>
-            <wp:docPr id="6" name="Picture 6"/>
+            <wp:docPr id="7" name="Picture 7"/>
             <wp:cNvGraphicFramePr>
               <a:graphicFrameLocks noChangeAspect="1"/>
             </wp:cNvGraphicFramePr>
@@ -2856,7 +3135,7 @@
                     <pic:cNvPicPr/>
                   </pic:nvPicPr>
                   <pic:blipFill>
-                    <a:blip r:embed="rId14"/>
+                    <a:blip r:embed="rId15"/>
                     <a:stretch>
                       <a:fillRect/>
                     </a:stretch>
@@ -2880,12 +3159,17 @@
         <w:jc w:val="center"/>
       </w:pPr>
       <w:r>
-        <w:t>Figure 6: fig5b_abs_returns.png</w:t>
+        <w:t>Figure 7: fig5b_abs_returns.png</w:t>
       </w:r>
     </w:p>
     <w:p>
       <w:r>
-        <w:t>The absolute-return plots show clear volatility clustering: large moves arrive in bursts, and calm periods also persist. The largest common spike is around the onset of COVID-19 in March 2020. This pattern immediately suggests that a constant-variance model is inappropriate and that conditional volatility models such as GARCH are needed.</w:t>
+        <w:t>Plotting |e_{j,t}| for each currency reveals clear volatility clustering: periods of large absolute returns are followed by more large returns, and calm stretches tend to persist. The most prominent shared spike occurs around the onset of COVID-19 in March 2020, where all four series show an abrupt and simultaneous jump in absolute returns. This common spike across all four AUD-based rates reflects global risk aversion and liquidity stress rather than anything specific to any single currency pair.</w:t>
+      </w:r>
+    </w:p>
+    <w:p>
+      <w:r>
+        <w:t>The clustering pattern is fundamentally inconsistent with an iid constant-variance process. If returns were iid, the absolute-return plots would look like white noise with no temporal structure. Instead, the data strongly suggest time-varying conditional volatility — heteroskedasticity — which makes GARCH-type models the natural next step.</w:t>
       </w:r>
     </w:p>
     <w:p>
@@ -2906,12 +3190,12 @@
         <w:pStyle w:val="Heading3"/>
       </w:pPr>
       <w:r>
-        <w:t>Step 1: Evidence of GARCH Effects</w:t>
+        <w:t>Step 1: Testing for GARCH Effects</w:t>
       </w:r>
     </w:p>
     <w:p>
       <w:r>
-        <w:t>An Engle ARCH LM test with 10 lags strongly rejects homoskedasticity for every return series:</w:t>
+        <w:t>Before fitting a variance model, it is necessary to confirm that the conditional variance of each return series is actually time-varying. The Engle ARCH LM test with 10 lags rejects homoskedasticity overwhelmingly for every series:</w:t>
       </w:r>
     </w:p>
     <w:tbl>
@@ -3140,7 +3424,7 @@
     <w:p/>
     <w:p>
       <w:r>
-        <w:t>So the variance is clearly time-varying, which is the key hint in the question.</w:t>
+        <w:t>Both the ARCH LM test and the Ljung-Box test on squared returns produce p-values of essentially zero, giving strong evidence that the conditional variance is not constant. A constant-variance model is clearly inadequate for all four series.</w:t>
       </w:r>
     </w:p>
     <w:p>
@@ -3153,27 +3437,27 @@
     </w:p>
     <w:p>
       <w:r>
-        <w:t>I first screened low-order ARMA mean models using AIC/BIC and Ljung-Box tests on the raw returns:</w:t>
+        <w:t>The first step in GARCH modelling is to find an adequate ARMA mean equation. A comparison of ARMA(p,q) models with p, q ∈ {0,1} using AIC, BIC, and Ljung-Box tests on raw returns gave the following decisions:</w:t>
       </w:r>
     </w:p>
     <w:p>
       <w:r>
-        <w:t>- CNY: no low-order mean model removes all serial correlation, so I use ARMA(0,0) and let the variance model do the main work.</w:t>
+        <w:t>- CNY: No low-order mean model removes serial correlation in the returns themselves, so ARMA(0,0) is used and the variance model is relied upon to account for any remaining dependence in the squared process.</w:t>
       </w:r>
     </w:p>
     <w:p>
       <w:r>
-        <w:t>- USD: ARMA(0,0) is already acceptable (LB p = 0.0562).</w:t>
+        <w:t>- USD: ARMA(0,0) already produces acceptable Ljung-Box p-values on the returns (LB p = 0.0562).</w:t>
       </w:r>
     </w:p>
     <w:p>
       <w:r>
-        <w:t>- TWI: ARMA(1,0) is the simplest adequate mean model (LB p = 0.0592).</w:t>
+        <w:t>- TWI: ARMA(1,0) is the simplest adequate mean model (LB p = 0.0592), picking up a mild AR(1) component.</w:t>
       </w:r>
     </w:p>
     <w:p>
       <w:r>
-        <w:t>- SDR: ARMA(0,1) has the best information criteria among the adequate low-order mean models (LB p = 0.3243).</w:t>
+        <w:t>- SDR: ARMA(0,1) has the best information criteria among the adequate low-order candidates (LB p = 0.3243).</w:t>
       </w:r>
     </w:p>
     <w:p>
@@ -3186,7 +3470,7 @@
     </w:p>
     <w:p>
       <w:r>
-        <w:t>For each chosen mean equation, I compared symmetric GARCH(1,1) and asymmetric GJR-GARCH(1,1), each under Normal and Student-t errors. The key result is very consistent across currencies: the Student-t distribution improves fit materially, and GJR-GARCH gives the best or near-best information criteria.</w:t>
+        <w:t>For each chosen mean equation, symmetric GARCH(1,1) and asymmetric GJR-GARCH(1,1) were compared under both Normal and Student-t errors — four candidate specifications per currency. The pattern of results is strikingly consistent across all four series: the Student-t distribution improves the fit substantially, and GJR-GARCH wins outright or ties on the information criteria.</w:t>
       </w:r>
     </w:p>
     <w:tbl>
@@ -3646,7 +3930,7 @@
           </w:tcPr>
           <w:p>
             <w:r>
-              <w:t>-0.0143</w:t>
+              <w:t>−0.0143</w:t>
             </w:r>
           </w:p>
         </w:tc>
@@ -3655,7 +3939,9 @@
             <w:tcW w:type="dxa" w:w="960"/>
           </w:tcPr>
           <w:p>
-            <w:r/>
+            <w:r>
+              <w:t>—</w:t>
+            </w:r>
           </w:p>
         </w:tc>
         <w:tc>
@@ -3663,7 +3949,9 @@
             <w:tcW w:type="dxa" w:w="960"/>
           </w:tcPr>
           <w:p>
-            <w:r/>
+            <w:r>
+              <w:t>—</w:t>
+            </w:r>
           </w:p>
         </w:tc>
         <w:tc>
@@ -3734,7 +4022,7 @@
           </w:tcPr>
           <w:p>
             <w:r>
-              <w:t>-0.0140</w:t>
+              <w:t>−0.0140</w:t>
             </w:r>
           </w:p>
         </w:tc>
@@ -3743,7 +4031,9 @@
             <w:tcW w:type="dxa" w:w="960"/>
           </w:tcPr>
           <w:p>
-            <w:r/>
+            <w:r>
+              <w:t>—</w:t>
+            </w:r>
           </w:p>
         </w:tc>
         <w:tc>
@@ -3751,7 +4041,9 @@
             <w:tcW w:type="dxa" w:w="960"/>
           </w:tcPr>
           <w:p>
-            <w:r/>
+            <w:r>
+              <w:t>—</w:t>
+            </w:r>
           </w:p>
         </w:tc>
         <w:tc>
@@ -3822,7 +4114,7 @@
           </w:tcPr>
           <w:p>
             <w:r>
-              <w:t>-0.0068</w:t>
+              <w:t>−0.0068</w:t>
             </w:r>
           </w:p>
         </w:tc>
@@ -3832,7 +4124,7 @@
           </w:tcPr>
           <w:p>
             <w:r>
-              <w:t>-0.0400</w:t>
+              <w:t>−0.0400</w:t>
             </w:r>
           </w:p>
         </w:tc>
@@ -3841,7 +4133,9 @@
             <w:tcW w:type="dxa" w:w="960"/>
           </w:tcPr>
           <w:p>
-            <w:r/>
+            <w:r>
+              <w:t>—</w:t>
+            </w:r>
           </w:p>
         </w:tc>
         <w:tc>
@@ -3912,7 +4206,7 @@
           </w:tcPr>
           <w:p>
             <w:r>
-              <w:t>-0.0084</w:t>
+              <w:t>−0.0084</w:t>
             </w:r>
           </w:p>
         </w:tc>
@@ -3921,7 +4215,9 @@
             <w:tcW w:type="dxa" w:w="960"/>
           </w:tcPr>
           <w:p>
-            <w:r/>
+            <w:r>
+              <w:t>—</w:t>
+            </w:r>
           </w:p>
         </w:tc>
         <w:tc>
@@ -3930,7 +4226,7 @@
           </w:tcPr>
           <w:p>
             <w:r>
-              <w:t>-0.1812</w:t>
+              <w:t>−0.1812</w:t>
             </w:r>
           </w:p>
         </w:tc>
@@ -3989,7 +4285,7 @@
     <w:p/>
     <w:p>
       <w:r>
-        <w:t>The interpretation is standard and economically sensible. The beta1 estimates are close to one, so volatility is highly persistent. The positive gamma1 estimates imply asymmetry: bad news raises volatility more than good news of the same size. The Student-t shape parameters around 8 confirm heavier tails than a Normal model can capture.</w:t>
+        <w:t>The beta1 estimates are all close to 1, confirming that volatility shocks are highly persistent — a spike in conditional variance takes a long time to decay. The positive gamma1 estimates capture an asymmetric volatility response: negative return shocks raise conditional volatility by more than positive shocks of the same magnitude. In equity markets this asymmetry is often called the "leverage effect" because falling prices raise financial leverage; in FX markets the mechanism is different — it likely reflects flight-to-safety dynamics and liquidity asymmetries — but the statistical implication is the same. The Student-t shape parameters around 7–8 confirm that the return distributions have heavier tails than a Normal model can accommodate.</w:t>
       </w:r>
     </w:p>
     <w:p>
@@ -4028,7 +4324,7 @@
           </w:tcPr>
           <w:p>
             <w:r>
-              <w:t>Ljung-Box on Standardized Residuals p-value</w:t>
+              <w:t>LB on Std. Residuals p-value</w:t>
             </w:r>
           </w:p>
         </w:tc>
@@ -4038,7 +4334,7 @@
           </w:tcPr>
           <w:p>
             <w:r>
-              <w:t>Ljung-Box on Squared Standardized Residuals p-value</w:t>
+              <w:t>LB on Sq. Std. Residuals p-value</w:t>
             </w:r>
           </w:p>
         </w:tc>
@@ -4175,46 +4471,7 @@
     <w:p/>
     <w:p>
       <w:r>
-        <w:t>The mean equations are adequate because there is no important remaining autocorrelation in standardized residuals. The squared standardized residuals still reject at conventional levels, so the fitted GJR-GARCH models are not perfect. This should be stated openly. Even so, they are clearly better than constant-variance models and capture the main stylised facts that matter for this question: volatility clustering, persistence, asymmetry, and heavy tails.</w:t>
-      </w:r>
-    </w:p>
-    <w:p>
-      <w:pPr>
-        <w:jc w:val="center"/>
-      </w:pPr>
-      <w:r>
-        <w:drawing>
-          <wp:inline xmlns:a="http://schemas.openxmlformats.org/drawingml/2006/main" xmlns:pic="http://schemas.openxmlformats.org/drawingml/2006/picture">
-            <wp:extent cx="5852160" cy="1950720"/>
-            <wp:docPr id="7" name="Picture 7"/>
-            <wp:cNvGraphicFramePr>
-              <a:graphicFrameLocks noChangeAspect="1"/>
-            </wp:cNvGraphicFramePr>
-            <a:graphic>
-              <a:graphicData uri="http://schemas.openxmlformats.org/drawingml/2006/picture">
-                <pic:pic>
-                  <pic:nvPicPr>
-                    <pic:cNvPr id="0" name="fig6_vol_CNY.png"/>
-                    <pic:cNvPicPr/>
-                  </pic:nvPicPr>
-                  <pic:blipFill>
-                    <a:blip r:embed="rId15"/>
-                    <a:stretch>
-                      <a:fillRect/>
-                    </a:stretch>
-                  </pic:blipFill>
-                  <pic:spPr>
-                    <a:xfrm>
-                      <a:off x="0" y="0"/>
-                      <a:ext cx="5852160" cy="1950720"/>
-                    </a:xfrm>
-                    <a:prstGeom prst="rect"/>
-                  </pic:spPr>
-                </pic:pic>
-              </a:graphicData>
-            </a:graphic>
-          </wp:inline>
-        </w:drawing>
+        <w:t>The mean equations are adequate — there is no important remaining autocorrelation in the standardised residuals. The squared standardised residuals still reject at conventional levels for all four currencies, which means the GJR-GARCH models have not completely captured every aspect of the variance dynamics. This should be stated openly rather than glossed over. Even so, the GJR-GARCH specifications are clearly a substantial improvement over constant-variance models and capture the main features of interest: volatility clustering, high persistence, asymmetric response to shocks, and heavy tails.</w:t>
       </w:r>
     </w:p>
     <w:p>
@@ -4233,7 +4490,7 @@
               <a:graphicData uri="http://schemas.openxmlformats.org/drawingml/2006/picture">
                 <pic:pic>
                   <pic:nvPicPr>
-                    <pic:cNvPr id="0" name="fig6_vol_USD.png"/>
+                    <pic:cNvPr id="0" name="fig6_vol_CNY.png"/>
                     <pic:cNvPicPr/>
                   </pic:nvPicPr>
                   <pic:blipFill>
@@ -4272,7 +4529,7 @@
               <a:graphicData uri="http://schemas.openxmlformats.org/drawingml/2006/picture">
                 <pic:pic>
                   <pic:nvPicPr>
-                    <pic:cNvPr id="0" name="fig6_vol_TWI.png"/>
+                    <pic:cNvPr id="0" name="fig6_vol_USD.png"/>
                     <pic:cNvPicPr/>
                   </pic:nvPicPr>
                   <pic:blipFill>
@@ -4311,7 +4568,7 @@
               <a:graphicData uri="http://schemas.openxmlformats.org/drawingml/2006/picture">
                 <pic:pic>
                   <pic:nvPicPr>
-                    <pic:cNvPr id="0" name="fig6_vol_SDR.png"/>
+                    <pic:cNvPr id="0" name="fig6_vol_TWI.png"/>
                     <pic:cNvPicPr/>
                   </pic:nvPicPr>
                   <pic:blipFill>
@@ -4339,12 +4596,51 @@
         <w:jc w:val="center"/>
       </w:pPr>
       <w:r>
-        <w:t>Figures 7-10: fig6_vol_CNY.png, fig6_vol_USD.png, fig6_vol_TWI.png, fig6_vol_SDR.png</w:t>
+        <w:drawing>
+          <wp:inline xmlns:a="http://schemas.openxmlformats.org/drawingml/2006/main" xmlns:pic="http://schemas.openxmlformats.org/drawingml/2006/picture">
+            <wp:extent cx="5852160" cy="1950720"/>
+            <wp:docPr id="11" name="Picture 11"/>
+            <wp:cNvGraphicFramePr>
+              <a:graphicFrameLocks noChangeAspect="1"/>
+            </wp:cNvGraphicFramePr>
+            <a:graphic>
+              <a:graphicData uri="http://schemas.openxmlformats.org/drawingml/2006/picture">
+                <pic:pic>
+                  <pic:nvPicPr>
+                    <pic:cNvPr id="0" name="fig6_vol_SDR.png"/>
+                    <pic:cNvPicPr/>
+                  </pic:nvPicPr>
+                  <pic:blipFill>
+                    <a:blip r:embed="rId19"/>
+                    <a:stretch>
+                      <a:fillRect/>
+                    </a:stretch>
+                  </pic:blipFill>
+                  <pic:spPr>
+                    <a:xfrm>
+                      <a:off x="0" y="0"/>
+                      <a:ext cx="5852160" cy="1950720"/>
+                    </a:xfrm>
+                    <a:prstGeom prst="rect"/>
+                  </pic:spPr>
+                </pic:pic>
+              </a:graphicData>
+            </a:graphic>
+          </wp:inline>
+        </w:drawing>
+      </w:r>
+    </w:p>
+    <w:p>
+      <w:pPr>
+        <w:jc w:val="center"/>
+      </w:pPr>
+      <w:r>
+        <w:t>Figures 8–11: fig6_vol_CNY.png, fig6_vol_USD.png, fig6_vol_TWI.png, fig6_vol_SDR.png</w:t>
       </w:r>
     </w:p>
     <w:p>
       <w:r>
-        <w:t>All four volatility series spike dramatically during the COVID-19 shock. TWI is visibly the most stable, which matches its lower unconditional variance.</w:t>
+        <w:t>All four conditional volatility series spike dramatically during the COVID-19 episode. The TWI is visibly the smoothest and most stable of the four, consistent with its lower unconditional variance from Question 5.</w:t>
       </w:r>
     </w:p>
     <w:p>
@@ -4362,27 +4658,17 @@
     </w:p>
     <w:p>
       <w:r>
-        <w:t>For a GJR-GARCH(1,1) model, the unconditional variance exists when:</w:t>
+        <w:t>For a GJR-GARCH(1,1) model, the unconditional variance exists when α + β + γ/2 &lt; 1, and is then given by:</w:t>
       </w:r>
     </w:p>
     <w:p>
       <w:r>
-        <w:t>alpha1 + beta1 + gamma1 / 2 &lt; 1</w:t>
+        <w:t>σ²_j = ω / (1 − α − β − γ/2)</w:t>
       </w:r>
     </w:p>
     <w:p>
       <w:r>
-        <w:t>and is then given by:</w:t>
-      </w:r>
-    </w:p>
-    <w:p>
-      <w:r>
-        <w:t>sigma_j^2 = omega / (1 - alpha1 - beta1 - gamma1 / 2)</w:t>
-      </w:r>
-    </w:p>
-    <w:p>
-      <w:r>
-        <w:t>Applying this formula gives:</w:t>
+        <w:t>Applying this to each fitted model:</w:t>
       </w:r>
     </w:p>
     <w:tbl>
@@ -4415,7 +4701,7 @@
           </w:tcPr>
           <w:p>
             <w:r>
-              <w:t>alpha + beta + gamma/2</w:t>
+              <w:t>α + β + γ/2</w:t>
             </w:r>
           </w:p>
         </w:tc>
@@ -4425,7 +4711,7 @@
           </w:tcPr>
           <w:p>
             <w:r>
-              <w:t>Model Variance</w:t>
+              <w:t>Model Variance (σ̂²)</w:t>
             </w:r>
           </w:p>
         </w:tc>
@@ -4662,7 +4948,7 @@
     <w:p/>
     <w:p>
       <w:r>
-        <w:t>All four models imply finite unconditional variances because the persistence measure is below one in every case. The model-based variances are uniformly lower than the sample variances. That is exactly what we should expect when the sample contains a major transitory volatility episode such as COVID-19: the sample variance is inflated by that event, while the GARCH model tries to recover a long-run variance level after separating out temporary volatility bursts.</w:t>
+        <w:t>All four persistence measures are below 1, so finite unconditional variances exist for every currency. The model-implied variances are uniformly lower than the corresponding sample variances — the ratio ranges from about 0.79 to 0.87. This is precisely what one would expect when a large transitory volatility episode like COVID-19 is present in the sample. The sample variance is mechanically inflated by the 2020 spike, whereas the GJR-GARCH model tries to capture a long-run variance level that is appropriate after separating out temporary bursts. In that sense the model-based estimates are arguably more representative of the structural volatility of each exchange rate under normal market conditions than the raw sample variances are.</w:t>
       </w:r>
     </w:p>
     <w:p>
@@ -4680,7 +4966,7 @@
     </w:p>
     <w:p>
       <w:r>
-        <w:t>The question asks for the probability that the daily return is less than 0.01% on 13/01/2026 and 14/01/2026. Because the final models use the standardized Student-t distribution from rugarch, these probabilities were computed using the model-implied Student-t CDF directly rather than a plain textbook t distribution formula.</w:t>
+        <w:t>The question asks for the probability that the daily return falls below 0.01% on 13/01/2026 and 14/01/2026. These probabilities are computed from the one-step-ahead and two-step-ahead forecasts of the GJR-GARCH models, using the model-implied Student-t CDF (pdist("std", ...) from rugarch) rather than a plain normal distribution, so that the heavy-tail behaviour captured in the shape parameter is properly accounted for.</w:t>
       </w:r>
     </w:p>
     <w:tbl>
@@ -4715,7 +5001,7 @@
           </w:tcPr>
           <w:p>
             <w:r>
-              <w:t>mu_{T+1}</w:t>
+              <w:t>μ_{T+1}</w:t>
             </w:r>
           </w:p>
         </w:tc>
@@ -4725,7 +5011,7 @@
           </w:tcPr>
           <w:p>
             <w:r>
-              <w:t>sigma_{T+1}</w:t>
+              <w:t>σ_{T+1}</w:t>
             </w:r>
           </w:p>
         </w:tc>
@@ -4735,7 +5021,7 @@
           </w:tcPr>
           <w:p>
             <w:r>
-              <w:t>P(13/01/2026)</w:t>
+              <w:t>P(e &lt; 0.01), 13 Jan</w:t>
             </w:r>
           </w:p>
         </w:tc>
@@ -4745,7 +5031,7 @@
           </w:tcPr>
           <w:p>
             <w:r>
-              <w:t>mu_{T+2}</w:t>
+              <w:t>μ_{T+2}</w:t>
             </w:r>
           </w:p>
         </w:tc>
@@ -4755,7 +5041,7 @@
           </w:tcPr>
           <w:p>
             <w:r>
-              <w:t>sigma_{T+2}</w:t>
+              <w:t>σ_{T+2}</w:t>
             </w:r>
           </w:p>
         </w:tc>
@@ -4765,7 +5051,7 @@
           </w:tcPr>
           <w:p>
             <w:r>
-              <w:t>P(14/01/2026)</w:t>
+              <w:t>P(e &lt; 0.01), 14 Jan</w:t>
             </w:r>
           </w:p>
         </w:tc>
@@ -4787,7 +5073,7 @@
           </w:tcPr>
           <w:p>
             <w:r>
-              <w:t>-0.0143</w:t>
+              <w:t>−0.0143</w:t>
             </w:r>
           </w:p>
         </w:tc>
@@ -4817,7 +5103,7 @@
           </w:tcPr>
           <w:p>
             <w:r>
-              <w:t>-0.0143</w:t>
+              <w:t>−0.0143</w:t>
             </w:r>
           </w:p>
         </w:tc>
@@ -4859,7 +5145,7 @@
           </w:tcPr>
           <w:p>
             <w:r>
-              <w:t>-0.0140</w:t>
+              <w:t>−0.0140</w:t>
             </w:r>
           </w:p>
         </w:tc>
@@ -4889,7 +5175,7 @@
           </w:tcPr>
           <w:p>
             <w:r>
-              <w:t>-0.0140</w:t>
+              <w:t>−0.0140</w:t>
             </w:r>
           </w:p>
         </w:tc>
@@ -4931,7 +5217,7 @@
           </w:tcPr>
           <w:p>
             <w:r>
-              <w:t>-0.0070</w:t>
+              <w:t>−0.0070</w:t>
             </w:r>
           </w:p>
         </w:tc>
@@ -4961,7 +5247,7 @@
           </w:tcPr>
           <w:p>
             <w:r>
-              <w:t>-0.0067</w:t>
+              <w:t>−0.0067</w:t>
             </w:r>
           </w:p>
         </w:tc>
@@ -5003,7 +5289,7 @@
           </w:tcPr>
           <w:p>
             <w:r>
-              <w:t>-0.0230</w:t>
+              <w:t>−0.0230</w:t>
             </w:r>
           </w:p>
         </w:tc>
@@ -5033,7 +5319,7 @@
           </w:tcPr>
           <w:p>
             <w:r>
-              <w:t>-0.0084</w:t>
+              <w:t>−0.0084</w:t>
             </w:r>
           </w:p>
         </w:tc>
@@ -5062,12 +5348,12 @@
     <w:p/>
     <w:p>
       <w:r>
-        <w:t>A lower probability is better for a downside-risk-averse foreign-currency investor, because it means a smaller chance of earning less than the threshold return.</w:t>
+        <w:t>A lower probability is better for a downside-risk-averse foreign-currency investor because it means a smaller chance of earning less than the threshold return of 0.01%.</w:t>
       </w:r>
     </w:p>
     <w:p>
       <w:r>
-        <w:t>On 13 January 2026, the ranking is:</w:t>
+        <w:t>On 13 January 2026, the ranking from least to most downside risk is:</w:t>
       </w:r>
     </w:p>
     <w:p>
@@ -5092,7 +5378,7 @@
     </w:p>
     <w:p>
       <w:r>
-        <w:t>On 14 January 2026, the ranking is:</w:t>
+        <w:t>On 14 January 2026, the ranking shifts:</w:t>
       </w:r>
     </w:p>
     <w:p>
@@ -5117,7 +5403,12 @@
     </w:p>
     <w:p>
       <w:r>
-        <w:t>If the decision is based on both days together, TWI is the most attractive choice because it is consistently near the bottom of the risk ranking and never performs badly. In risk-management terms, this is why conditional-variance models are useful: they provide a forward-looking probability measure based on the current volatility state, not just on long-run averages.</w:t>
+        <w:t>The SDR's large jump in rank between the two days reflects a notably lower mean return (μ_{T+1} = −0.0230) on 13 January, which pushes more of the distribution below the threshold, before reverting to a value close to the other currencies on 14 January. This kind of day-to-day shift in relative ranking is exactly why a static mean-variance framework is insufficient for short-horizon risk management.</w:t>
+      </w:r>
+    </w:p>
+    <w:p>
+      <w:r>
+        <w:t>From a portfolio perspective, TWI looks the most consistently attractive over both days — it sits near the bottom of the risk ranking on both dates and never suffers the sharp one-day deterioration seen in SDR. This outcome is directly tied to TWI's lower conditional volatility (σ around 0.38 versus 0.44–0.45 for the others), which is in turn driven by the diversification benefits of a trade-weighted basket. The key contribution of the GARCH framework here is that these probabilities are forward-looking and conditioned on the current volatility state, rather than relying on the historical sample averages from Question 5.</w:t>
       </w:r>
     </w:p>
     <w:sectPr>

--- a/ECON3350_Research_Report.docx
+++ b/ECON3350_Research_Report.docx
@@ -8,7 +8,31 @@
         <w:jc w:val="center"/>
       </w:pPr>
       <w:r>
-        <w:t>ECON3350 Research Report 1</w:t>
+        <w:t>ECON3350 Research Report</w:t>
+      </w:r>
+    </w:p>
+    <w:p>
+      <w:pPr>
+        <w:jc w:val="center"/>
+      </w:pPr>
+      <w:r>
+        <w:rPr>
+          <w:sz w:val="28"/>
+        </w:rPr>
+        <w:t>Applied Econometrics for Macroeconomics and Finance</w:t>
+      </w:r>
+    </w:p>
+    <w:p>
+      <w:pPr>
+        <w:jc w:val="center"/>
+      </w:pPr>
+      <w:r>
+        <w:t>17 April 2026</w:t>
+      </w:r>
+    </w:p>
+    <w:p>
+      <w:r>
+        <w:br w:type="page"/>
       </w:r>
     </w:p>
     <w:p>
@@ -128,22 +152,22 @@
     </w:p>
     <w:p>
       <w:r>
-        <w:t>The quarterly time-series cover macroeconomic indicators for the USA over 1959Q1–2023Q4 (260 observations). The dataset contains the log price level (p_t), log real GDP per capita (y_t), log real consumption (c_t), and the nominal 3-month T-bill rate (r_t).</w:t>
+        <w:t>The quarterly data cover macroeconomic indicators for the USA over 1959Q1–2023Q4 (260 observations), comprising the log price level p_t, log real GDP per capita y_t, log real consumption c_t, and the nominal 3-month T-bill rate r_t.</w:t>
       </w:r>
     </w:p>
     <w:p>
       <w:r>
-        <w:t>Looking at the log-level plots, all three series — p_t, y_t, and c_t — show a pronounced upward trend throughout the sample. The means of these series are clearly not constant over time, which is the defining feature of a non-stationary process. The price index grows particularly fast through the 1970s and early 1980s during the high-inflation episode, while real GDP and real consumption rise more steadily and track each other closely, with visible dips around major recessions.</w:t>
+        <w:t>The log-level plots of p_t, y_t, and c_t all show persistent upward movement over the sample. The processes generating these series have a trend in their mean and so are not covariance stationary in levels. y_t and c_t move closely together throughout, while p_t rises more steeply, particularly through the 1970s and early 1980s. In the language of the course, these plots are consistent with trending macroeconomic processes.</w:t>
       </w:r>
     </w:p>
     <w:p>
       <w:r>
-        <w:t>Once the logged series are first-differenced, the trend is removed and all three growth-rate series — Δp_t, Δy_t, Δc_t — fluctuate around a roughly constant mean. This pattern is consistent with a difference-stationary process, or I(1) behaviour, where shocks accumulate in levels but not in differences. The implication is that the trend in p_t, y_t, and c_t is most likely stochastic rather than purely deterministic.</w:t>
+        <w:t>The log-difference plots of Δp_t, Δy_t, and Δc_t look much more stable than the level series. All three fluctuate around fairly constant averages and do not show the same persistent upward movement, suggesting that differencing removes most of the trend. There are still periods of larger variation — Δy_t and Δc_t show sharp drops around the 2008 Global Financial Crisis and again in 2020 — but the series do not drift. This is consistent with the idea that the level processes may be difference stationary, so that their first differences are much more stable than the levels.</w:t>
       </w:r>
     </w:p>
     <w:p>
       <w:r>
-        <w:t>The nominal interest rate r_t behaves differently from the differenced series. It rises sharply from the 1960s into the Volcker tightening period around 1980, then drifts gradually lower over several decades, falls near zero following the Global Financial Crisis, and climbs again from 2022 as monetary policy tightened. This prolonged cycling between very different rate regimes — with shocks appearing to accumulate rather than dissipate — is consistent with a stochastic process and suggests strong low-frequency autocorrelation.</w:t>
+        <w:t>The nominal interest rate r_t is plotted in levels alongside the differenced series in the second figure. It behaves differently: it does not show the same steady upward trend but instead displays long swings over time. Specifically, it rises into the late 1970s and early 1980s, declines over later decades, stays near zero for much of the 2010s, and then rises again after 2021. The dominant feature of r_t is not steady growth but prolonged movements and substantial autocorrelation across different rate regimes.</w:t>
       </w:r>
     </w:p>
     <w:p>
@@ -379,7 +403,7 @@
     <w:p/>
     <w:p>
       <w:r>
-        <w:t>All three trend slope estimates are statistically significant and economically meaningful. The high R² values confirm that a linear time trend accounts for most of the long-run variation in each log-level series.</w:t>
+        <w:t>All three trend slope estimates are statistically significant with very small standard errors, and the high R² values confirm that a linear time trend accounts for most of the long-run variation in each log-level series.</w:t>
       </w:r>
     </w:p>
     <w:p>
@@ -495,27 +519,22 @@
         <w:pStyle w:val="Heading3"/>
       </w:pPr>
       <w:r>
-        <w:t>1(b)(iii) Why Estimate Both?</w:t>
+        <w:t>1(b)(iii) Rationale and Comparison</w:t>
       </w:r>
     </w:p>
     <w:p>
       <w:r>
-        <w:t>The purpose of both exercises is to characterise the underlying growth behaviour of each series and to determine whether that growth is better described by a deterministic trend or by the average of accumulated changes over time.</w:t>
+        <w:t>A rationale for these estimations is that they help characterise the trend behaviour of the processes. A persistent increase in the data suggests a trend in the underlying stochastic process, and modelling this in practice involves including time t as a regressor. Regressing p_t, y_t, and c_t on an intercept and time trend provides an estimate of the linear trend in the process mean, captured by δ̂. By contrast, estimating the mean of Δp_t, Δy_t, and Δc_t provides an estimate of the average quarter-to-quarter change in each series, captured by μ̂. If the log-level processes are trending and are reasonably close to difference-stationary behaviour, then the mean of the first differences should be similar to the slope of the linear trend in levels. So δ̂ and μ̂ are both trying to capture average growth, but through slightly different routes — δ̂ through a fitted linear trend in the level series, and μ̂ through the average change in the differenced series.</w:t>
       </w:r>
     </w:p>
     <w:p>
       <w:r>
-        <w:t>In a random-walk-with-drift model, the drift parameter is exactly the average period-to-period change. Regressing the log level on a time trend estimates that same average growth through the slope coefficient δ̂, while the sample mean of first differences μ̂ estimates it directly. Both are therefore trying to capture the same quantity — the typical quarterly growth rate.</w:t>
+        <w:t>In this sample the estimates are quite close. For y_t, the estimated trend is 0.004757 while the mean of Δy_t is 0.004919; for c_t, 0.005305 versus 0.005379. The gap is slightly larger for p_t (0.010125 versus 0.009310), which is consistent with the plot showing somewhat less smooth trend behaviour — the high-inflation 1970s and subsequent disinflation distort a single linear trend more than they distort the average of quarterly changes.</w:t>
       </w:r>
     </w:p>
     <w:p>
       <w:r>
-        <w:t>The two estimates are indeed very similar: for y_t, δ̂ = 0.004757 versus μ̂ = 0.004919; for c_t, δ̂ = 0.005305 versus μ̂ = 0.005379. The similarity suggests both approaches are capturing a consistent long-run growth pattern. The price series shows the largest gap (δ̂ = 0.010125 versus μ̂ = 0.009310) because inflation was not stable across the full sample — the high-inflation 1970s and the subsequent disinflation distort a single linear trend more than they distort the average of quarterly changes.</w:t>
-      </w:r>
-    </w:p>
-    <w:p>
-      <w:r>
-        <w:t>It is worth noting that close agreement between δ̂ and μ̂ is expected regardless of whether the series is trend-stationary or difference-stationary: in both cases, the average growth rate in levels and the mean of differences are estimating the same underlying quantity. This comparison is therefore informative about the typical growth rate, but it cannot distinguish between I(0) with a deterministic trend and I(1) with a stochastic trend. Formal unit root testing is required for that distinction. What the close agreement does confirm is that both approaches are internally consistent, and the series are not behaving in some erratic way that would cause the two estimators to diverge.</w:t>
+        <w:t>This comparison alone does not establish whether the processes contain unit roots; that requires formal unit root testing.</w:t>
       </w:r>
     </w:p>
     <w:p>
@@ -541,17 +560,12 @@
     </w:p>
     <w:p>
       <w:r>
-        <w:t>For inflation, the relevant object is Δp_t, not the price level. The ADF test on Δp_t gives its strongest evidence against a unit root at lag 3 in the drift specification (ADF = −3.2457, p = 0.0199), and the KPSS statistic under the drift specification is 0.1128, which does not reject stationarity at conventional levels. Treating inflation as a stationary ARMA process is therefore well-supported.</w:t>
+        <w:t>A broad set of ARIMA(p,d,q) models was estimated for Δp_t and r_t over the estimation sample 1959Q1–2023Q4, with p, q ranging from 0 to 10. For inflation, ADF and KPSS tests support treating Δp_t as stationary (d = 0). For interest rates, unit root tests do not reject a unit root in r_t, and the visual evidence of prolonged level shifts is consistent with d = 1. Models were ranked by AIC and BIC and assessed for adequacy using the Ljung-Box test on residuals at 12 lags.</w:t>
       </w:r>
     </w:p>
     <w:p>
       <w:r>
-        <w:t>For the nominal interest rate r_t, the ADF test does not reject a unit root in the usual drift specification (ADF = −2.3787, p = 0.1789). Combined with the visual evidence in Figure 2 — prolonged swings with no tendency to revert to a fixed mean — differencing appears warranted.</w:t>
-      </w:r>
-    </w:p>
-    <w:p>
-      <w:r>
-        <w:t>A search over ARIMA models with p, q = 0,...,10 was run for both series, covering d ∈ {0, 1} for interest rates. For inflation, only models that ranked well on both AIC and BIC *and* passed the Ljung-Box residual check at 12 lags were retained. The three best adequate models for inflation were:</w:t>
+        <w:t>For inflation, the three best adequate models — those ranked highly on both AIC and BIC and passing the Ljung-Box adequacy screen — are:</w:t>
       </w:r>
     </w:p>
     <w:tbl>
@@ -738,199 +752,7 @@
     <w:p/>
     <w:p>
       <w:r>
-        <w:t>All three need higher-order MA terms than simpler specifications, which is consistent with inflation having a richer short-run autocorrelation structure than an ARMA(1,1) or ARMA(2,2) would capture. The three models agree closely in their AIC rankings, and all pass the adequacy screen.</w:t>
-      </w:r>
-    </w:p>
-    <w:p>
-      <w:r>
-        <w:t>For interest rates, the top candidates from the search — ranked by AIC from the union of the AIC-preferred and BIC-preferred sets — were:</w:t>
-      </w:r>
-    </w:p>
-    <w:tbl>
-      <w:tblPr>
-        <w:tblStyle w:val="TableGrid"/>
-        <w:tblW w:type="auto" w:w="0"/>
-        <w:tblLook w:firstColumn="1" w:firstRow="1" w:lastColumn="0" w:lastRow="0" w:noHBand="0" w:noVBand="1" w:val="04A0"/>
-      </w:tblPr>
-      <w:tblGrid>
-        <w:gridCol w:w="2160"/>
-        <w:gridCol w:w="2160"/>
-        <w:gridCol w:w="2160"/>
-        <w:gridCol w:w="2160"/>
-      </w:tblGrid>
-      <w:tr>
-        <w:tc>
-          <w:tcPr>
-            <w:tcW w:type="dxa" w:w="2160"/>
-          </w:tcPr>
-          <w:p>
-            <w:r>
-              <w:t>Interest rate model</w:t>
-            </w:r>
-          </w:p>
-        </w:tc>
-        <w:tc>
-          <w:tcPr>
-            <w:tcW w:type="dxa" w:w="2160"/>
-          </w:tcPr>
-          <w:p>
-            <w:r>
-              <w:t>AIC</w:t>
-            </w:r>
-          </w:p>
-        </w:tc>
-        <w:tc>
-          <w:tcPr>
-            <w:tcW w:type="dxa" w:w="2160"/>
-          </w:tcPr>
-          <w:p>
-            <w:r>
-              <w:t>BIC</w:t>
-            </w:r>
-          </w:p>
-        </w:tc>
-        <w:tc>
-          <w:tcPr>
-            <w:tcW w:type="dxa" w:w="2160"/>
-          </w:tcPr>
-          <w:p>
-            <w:r>
-              <w:t>Ljung-Box p-value</w:t>
-            </w:r>
-          </w:p>
-        </w:tc>
-      </w:tr>
-      <w:tr>
-        <w:tc>
-          <w:tcPr>
-            <w:tcW w:type="dxa" w:w="2160"/>
-          </w:tcPr>
-          <w:p>
-            <w:r>
-              <w:t>ARIMA(2,1,2)</w:t>
-            </w:r>
-          </w:p>
-        </w:tc>
-        <w:tc>
-          <w:tcPr>
-            <w:tcW w:type="dxa" w:w="2160"/>
-          </w:tcPr>
-          <w:p>
-            <w:r>
-              <w:t>486.46</w:t>
-            </w:r>
-          </w:p>
-        </w:tc>
-        <w:tc>
-          <w:tcPr>
-            <w:tcW w:type="dxa" w:w="2160"/>
-          </w:tcPr>
-          <w:p>
-            <w:r>
-              <w:t>504.24</w:t>
-            </w:r>
-          </w:p>
-        </w:tc>
-        <w:tc>
-          <w:tcPr>
-            <w:tcW w:type="dxa" w:w="2160"/>
-          </w:tcPr>
-          <w:p>
-            <w:r>
-              <w:t>0.0031</w:t>
-            </w:r>
-          </w:p>
-        </w:tc>
-      </w:tr>
-      <w:tr>
-        <w:tc>
-          <w:tcPr>
-            <w:tcW w:type="dxa" w:w="2160"/>
-          </w:tcPr>
-          <w:p>
-            <w:r>
-              <w:t>ARIMA(3,1,2)</w:t>
-            </w:r>
-          </w:p>
-        </w:tc>
-        <w:tc>
-          <w:tcPr>
-            <w:tcW w:type="dxa" w:w="2160"/>
-          </w:tcPr>
-          <w:p>
-            <w:r>
-              <w:t>487.97</w:t>
-            </w:r>
-          </w:p>
-        </w:tc>
-        <w:tc>
-          <w:tcPr>
-            <w:tcW w:type="dxa" w:w="2160"/>
-          </w:tcPr>
-          <w:p>
-            <w:r>
-              <w:t>509.31</w:t>
-            </w:r>
-          </w:p>
-        </w:tc>
-        <w:tc>
-          <w:tcPr>
-            <w:tcW w:type="dxa" w:w="2160"/>
-          </w:tcPr>
-          <w:p>
-            <w:r>
-              <w:t>0.0044</w:t>
-            </w:r>
-          </w:p>
-        </w:tc>
-      </w:tr>
-      <w:tr>
-        <w:tc>
-          <w:tcPr>
-            <w:tcW w:type="dxa" w:w="2160"/>
-          </w:tcPr>
-          <w:p>
-            <w:r>
-              <w:t>ARIMA(2,1,2) with drift</w:t>
-            </w:r>
-          </w:p>
-        </w:tc>
-        <w:tc>
-          <w:tcPr>
-            <w:tcW w:type="dxa" w:w="2160"/>
-          </w:tcPr>
-          <w:p>
-            <w:r>
-              <w:t>488.42</w:t>
-            </w:r>
-          </w:p>
-        </w:tc>
-        <w:tc>
-          <w:tcPr>
-            <w:tcW w:type="dxa" w:w="2160"/>
-          </w:tcPr>
-          <w:p>
-            <w:r>
-              <w:t>509.76</w:t>
-            </w:r>
-          </w:p>
-        </w:tc>
-        <w:tc>
-          <w:tcPr>
-            <w:tcW w:type="dxa" w:w="2160"/>
-          </w:tcPr>
-          <w:p>
-            <w:r>
-              <w:t>0.0028</w:t>
-            </w:r>
-          </w:p>
-        </w:tc>
-      </w:tr>
-    </w:tbl>
-    <w:p/>
-    <w:p>
-      <w:r>
-        <w:t>All three interest rate models require a first difference (d = 1), consistent with the unit-root evidence and the non-stationary visual impression from the time-series plot. However, none of these models fully clears the Ljung-Box adequacy screen at 12 lags, which is a known difficulty for interest rate series — the very high persistence in r_t tends to leave detectable autocorrelation in residuals even when the model order is relatively generous. Forecasting Δp_t below is therefore based entirely on the three adequate inflation models.</w:t>
+        <w:t>All three require higher-order MA terms, consistent with inflation having richer short-run autocorrelation structure than simpler low-order specifications capture. For interest rates, all top-ranked candidates required first differencing (d = 1), consistent with the unit-root evidence, but none cleared the Ljung-Box adequacy screen at conventional significance levels. This is a well-known difficulty for highly persistent interest rate series. Forecasting in Question 2(b) therefore uses the three adequate inflation models only.</w:t>
       </w:r>
     </w:p>
     <w:p>
@@ -1746,7 +1568,7 @@
     <w:p/>
     <w:p>
       <w:r>
-        <w:t>All three models forecast quarterly inflation converging toward a long-run mean just under 0.009. That is exactly the behaviour a stationary ARMA model produces: as the forecast horizon lengthens, the effect of any initial shock fades and the forecast gradually reverts to the unconditional mean. The three models agree very closely in the near-term but show minor divergence at longer horizons, reflecting their different MA lag structures.</w:t>
+        <w:t>All three models forecast quarterly inflation converging toward a long-run mean just under 0.009 — exactly the behaviour a stationary ARMA model produces, as the forecast reverts to the unconditional mean once the effect of initial conditions fades. The three models agree very closely in the near term, with minor divergence at longer horizons reflecting their different MA lag structures.</w:t>
       </w:r>
     </w:p>
     <w:p>
@@ -1759,32 +1581,22 @@
     </w:p>
     <w:p>
       <w:r>
-        <w:t>These forecasts are valuable because monetary and fiscal policy decisions are forward-looking. If inflation is expected to remain above target, a central bank has grounds for maintaining or raising the policy rate. Conversely, if the models signal a sustained easing of inflation, policymakers may judge that current settings are already restrictive enough without further tightening. Fiscal authorities also rely on inflation projections for indexing spending programs and for assessing the real burden of nominal debt.</w:t>
+        <w:t>Forecasts of Δp_t are useful for policy because decisions depend not only on current conditions but also on the expected future path of inflation. A central bank setting the policy rate needs to know whether inflation is likely to remain above target or ease, since the appropriate stance depends on where prices are heading, not where they are. Fiscal authorities similarly rely on inflation projections to index spending programmes and to assess the real burden of debt.</w:t>
       </w:r>
     </w:p>
     <w:p>
       <w:r>
-        <w:t>There are several distinct sources of forecast uncertainty, both conceptual and quantitative.</w:t>
+        <w:t>The most fundamental source of uncertainty is the unknown future — future shocks that have not yet occurred. This is why the predictive intervals widen steadily over the horizon. For ARIMA(2,0,10), the 95% interval spans roughly 0.005 in total width at 2024Q1 and widens to over 0.023 by 2025Q4. Even though the point forecasts remain near 0.009 throughout, the range of plausible outcomes becomes much larger as the forecast extends. This widening is a direct implication of the MA(∞) representation: each additional step adds an unobserved innovation, and the cumulative uncertainty grows with horizon.</w:t>
       </w:r>
     </w:p>
     <w:p>
       <w:r>
-        <w:t>Innovation uncertainty is the most fundamental: future shocks cannot be predicted. This is directly visible in the widening prediction intervals. For ARIMA(2,0,10), the 68% interval sits roughly 0.0013 on each side of the central forecast at the 2024Q1 horizon and widens to around 0.006 by 2025Q4; the corresponding 95% interval opens from a total width of roughly 0.005 in 2024Q1 to over 0.023 by the end of the evaluation window. This steady expansion is exactly what ARIMA dynamics imply: forecast errors accumulate over time because each additional step adds a new unobserved innovation, and the propagation of uncertainty through the MA(∞) representation grows monotonically with the horizon.</w:t>
+        <w:t>There is also model uncertainty, evident in the spread across the three inflation specifications, and estimation uncertainty arising because all coefficients are estimated from a finite sample and would differ across samples. The predictive intervals reported here reflect only innovation uncertainty; they do not account for the additional dispersion introduced by parameter estimation error or model misspecification, so the true forecast risk is wider than the reported bands suggest. Using three models rather than one partly addresses model uncertainty, since the spread of their point forecasts indicates how sensitive the central outlook is to specification choices.</w:t>
       </w:r>
     </w:p>
     <w:p>
       <w:r>
-        <w:t>Parameter uncertainty arises because all estimated coefficients carry sampling error. Standard ARIMA interval routines incorporate only innovation uncertainty, so the reported bands understate the true forecast risk. The more parameters a model has, the larger this additional source of error tends to be, which is part of why parsimony is valued.</w:t>
-      </w:r>
-    </w:p>
-    <w:p>
-      <w:r>
-        <w:t>Model uncertainty is evident in the spread across the three models. While all three agree that inflation will hover just below 0.009 in the near term, their point forecasts do diverge slightly at longer horizons due to differences in the MA decay structure.</w:t>
-      </w:r>
-    </w:p>
-    <w:p>
-      <w:r>
-        <w:t>Structural uncertainty is perhaps the most economically important but hardest to quantify. ARIMA models assume that the data-generating process in the future resembles the past. That assumption breaks down around regime changes — a large supply shock, a shift in the central bank's reaction function, or a financial disruption can all push realised inflation well outside any model-based interval, as the post-2021 episode made clear.</w:t>
+        <w:t>Finally, these forecasts rely on the assumption that the historical pattern of inflation dynamics remains valid out of sample. If the economy enters a new regime — a large supply shock, a change in central bank behaviour, or an unexpected financial disruption — realised inflation can fall well outside any model-based interval. The post-2021 inflation episode illustrated exactly this: backward-looking ARMA models, estimated on a sample where inflation was low and stable, were poorly positioned to anticipate an inflationary surge driven by supply constraints and fiscal stimulus.</w:t>
       </w:r>
     </w:p>
     <w:p>
@@ -1849,7 +1661,7 @@
     </w:p>
     <w:p>
       <w:r>
-        <w:t>The actual quarterly inflation rates for 2024Q1–2025Q3 are computed from the provided price-level data using Δp_t = log(P_t) − log(P_{t−1}), with P_{2023Q4} taken as the last in-sample observation.</w:t>
+        <w:t>The actual quarterly inflation rates for 2024Q1–2025Q3 are computed from the provided price-level data as Δp_t = log(P_t) − log(P_{t−1}), with P_{2023Q4} as the last in-sample observation.</w:t>
       </w:r>
     </w:p>
     <w:tbl>
@@ -2472,12 +2284,12 @@
     <w:p/>
     <w:p>
       <w:r>
-        <w:t>Looking at the performance metrics, ARIMA(4,0,9) comes out slightly ahead on all three measures, though the differences across the three models are small. The bigger picture is that all three models produce very similar forecasts and share the same directional failure: every model over-predicts inflation throughout the evaluation window. All three anchored their forecasts near the historical unconditional mean of around 0.0089, while actual inflation fell steadily into the 0.006–0.008 range from mid-2024 onwards.</w:t>
+        <w:t>ARIMA(4,0,9) ranks first on all three measures, though the differences across models are small. The more important observation is that all three models produce the same directional failure: every model over-predicts inflation throughout the hold-out window. All three anchored their forecasts near the in-sample unconditional mean of approximately 0.0089, while actual inflation fell steadily, reaching the 0.006–0.008 range from mid-2024 onwards. The realised values still lie within the 95% predictive intervals in the early quarters, but the systematic bias — consistently above the actual path — reflects a structural shift rather than random forecast error.</w:t>
       </w:r>
     </w:p>
     <w:p>
       <w:r>
-        <w:t>This systematic over-prediction is not a model-fitting failure — the ARIMA models were adequate fits to the in-sample data. Rather, it reflects the post-2021 disinflation playing out faster and more completely than any backward-looking ARMA model was positioned to anticipate. A key takeaway is that when the macroeconomic regime shifts — here, a rapid unwinding of pandemic-era price pressures — all models that rely only on historical patterns will tend to miss the turning point together. The small performance gap between the three models reinforces that, in periods of regime change, model choice within the ARIMA class matters less than the fundamental limitation of backward-looking forecasting.</w:t>
+        <w:t>This is not a model-fitting failure. The ARIMA models were adequate fits to the in-sample data. The problem is that the post-2021 disinflation played out faster and more completely than any backward-looking ARMA model could anticipate, since such models extrapolate historical average dynamics rather than responding to changing macroeconomic conditions. When the regime shifts — here, a rapid unwinding of pandemic-era price pressures — models within the same ARIMA class tend to miss the turning point together, which is why model choice among the three matters less than the shared limitation of purely backward-looking forecasting.</w:t>
       </w:r>
     </w:p>
     <w:p>
@@ -2545,22 +2357,17 @@
         <w:jc w:val="center"/>
       </w:pPr>
       <w:r>
-        <w:t>Figure 5: fig4a_real_rate.png *(three-series comparison: inflation, real rate, nominal rate)*</w:t>
+        <w:t>Figure 5: fig4a_real_rate.png</w:t>
       </w:r>
     </w:p>
     <w:p>
       <w:r>
-        <w:t>The real-rate proxy is constructed as rr_t = r_t − 100·Δp_t, where the scaling factor of 100 converts the log-difference Δp_t (a decimal) into percentage points so that it is on the same scale as r_t (which is already in percent), producing rr_t in percentage points. Its sample minimum is approximately −3.8, its maximum around 15.0, and its mean is roughly 3.6.</w:t>
+        <w:t>The real-rate proxy is constructed as rr_t = r_t − 100·Δp_t, converting the log-difference Δp_t to percentage points to match the scale of r_t. Its sample mean is approximately 3.6%, with a minimum of −3.8% and a maximum of around 15.0%.</w:t>
       </w:r>
     </w:p>
     <w:p>
       <w:r>
-        <w:t>Plotting all three series together — scaled inflation 100·Δp_t, the real rate rr_t, and the nominal rate r_t — makes the relative stability of each immediately clear. Inflation is the most stable of the three, spending most of its history between 1 and 3 percent, with only the 1970s episode creating a wider band. The nominal rate is by far the most volatile in the long-run sense, climbing to around 15% in the early 1980s and then declining for four decades. Crucially, the real rate sits between the two: the spike in nominal rates during the Volcker disinflation was partly offset by contemporaneous high inflation, leaving the real rate in a lower — though still elevated — range. The most important takeaway from the comparison is that the dominant low-frequency swings in the nominal rate are partially but not fully neutralised by inflation, which is why real and nominal rates still move broadly together across long horizons.</w:t>
-      </w:r>
-    </w:p>
-    <w:p>
-      <w:r>
-        <w:t>The stationarity of rr_t is an empirical question, not something that follows directly from the Q2 models. Formally, if r_t is I(1) and 100·Δp_t is I(0), then their difference should also be I(1). However, the Fisher hypothesis offers a resolution: if the nominal rate and expected inflation share a common stochastic trend, then rr_t = r_t − 100·Δp_t acts as the cointegrating residual between them and is therefore I(0). The ARIMA search for rr_t confirms this empirically — a model with d = 0 produces adequate residuals (LB p = 0.307 at lag 20 for ARIMA(8,0,1)), while a model with d = 1 is not required. The real rate is therefore treated as stationary, fluctuating around a long-run positive mean even if the speed of mean-reversion is very slow.</w:t>
+        <w:t>The plot suggests that rr_t is somewhat more stable than the nominal interest rate r_t, but less stable than inflation Δp_t. The nominal rate shows the largest long swings, particularly in the late 1970s and early 1980s, while rr_t is less extreme because inflation is partially offsetting the nominal movements. However, rr_t still displays substantial variation including prolonged swings and some negative values, so it is not obviously stable in any strong sense. Relative to the other two series, inflation fluctuates within the narrowest range for most of the sample — spending most of its history between 1 and 3 percent. The overall picture is that rr_t is less volatile than r_t, but not clearly more stable than Δp_t.</w:t>
       </w:r>
     </w:p>
     <w:p>
@@ -2620,12 +2427,12 @@
     </w:p>
     <w:p>
       <w:r>
-        <w:t>The consumption ratio cy_t = C_t/Y_t rises from around 0.590 to 0.693 over the sample, with a sample mean of 0.6419. The dominant feature is a persistent upward drift with only minor cyclical fluctuations around the trend.</w:t>
+        <w:t>The dominant feature of cy_t = C_t/Y_t is its persistent upward movement over the sample. The series rises from around 0.590 in the early part of the sample to approximately 0.693 by 2023Q4, with only moderate short-run fluctuations around this longer-run trend and a sample mean of 0.6419. The process mean does not appear constant over time — the series does not fluctuate around a clearly fixed level.</w:t>
       </w:r>
     </w:p>
     <w:p>
       <w:r>
-        <w:t>From an economic perspective, this means consumption has grown faster than output over the same period, so a larger share of GDP is now allocated to household spending. This could reflect several structural changes: a long-run decline in the household saving rate as access to credit expanded and financial markets deepened; the shift of the US economy toward services and away from investment-intensive manufacturing; and persistent trade deficits that allow domestic consumption to exceed domestic production. Rather than suggesting a purely deterministic trend, the pattern is more consistent with a persistent, slowly-evolving structural shift or a near-unit-root stochastic process.</w:t>
+        <w:t>From an economic perspective, a rising cy_t means consumption has grown faster than output, so a larger share of GDP is allocated to household spending. Since cy_t = C_t/Y_t, a rise in the ratio means C_t is increasing relative to Y_t. From the national accounts identity Y = C + I + G + (X − M), a higher consumption share implies that the share of output accounted for by investment, government spending, and net exports has on average fallen relative to consumption. Several structural factors support this: a long-run decline in the household saving rate as access to credit expanded and financial markets deepened; a shift of the US economy toward services and away from investment-intensive manufacturing; and persistent trade deficits that allow domestic consumption to exceed domestic production. The dominant feature of the plot is not short-run volatility but a slow-moving structural shift in the composition of demand.</w:t>
       </w:r>
     </w:p>
     <w:p>
@@ -2638,7 +2445,7 @@
     </w:p>
     <w:p>
       <w:r>
-        <w:t>A search over d ∈ {0, 1} and p, q = 0,...,10 was carried out using both AIC/BIC ranking and Ljung-Box adequacy checking at 20 lags. Low-order models left substantial residual autocorrelation even at 20 lags, reflecting the high persistence of the real rate. Among all models that passed the adequacy screen, ARIMA(8,0,1) achieved the lowest AIC with clean residuals:</w:t>
+        <w:t>Formally, if r_t is I(1) and 100·Δp_t is I(0), their difference rr_t should also be I(1). However, the Fisher hypothesis provides a resolution: if the nominal rate and expected inflation share a common stochastic trend, then rr_t acts as the cointegrating residual between them and is I(0). This motivates including d = 0 models in the search alongside d = 1 models. A search over d ∈ {0,1} and p, q = 0,...,10 with Ljung-Box adequacy checking at 20 lags confirms that the real rate is adequately described without differencing.</w:t>
       </w:r>
     </w:p>
     <w:tbl>
@@ -2741,17 +2548,12 @@
     <w:p/>
     <w:p>
       <w:r>
-        <w:t>Key estimated coefficients:</w:t>
+        <w:t>Key estimated coefficients: ar1 = 1.1823, ar2 = −0.2814, ar3 = −0.0492, ar4 = −0.0331, ar5 = 0.0214, ar6 = −0.0108, ar7 = −0.0673, ar8 = −0.1193, ma1 = −0.8462, intercept = 3.614.</w:t>
       </w:r>
     </w:p>
     <w:p>
       <w:r>
-        <w:t>ar1 = 1.1823, ar2 = −0.2814, ar3 = −0.0492, ar4 = −0.0331, ar5 = 0.0214, ar6 = −0.0108, ar7 = −0.0673, ar8 = −0.1193, ma1 = −0.8462, intercept = 3.614.</w:t>
-      </w:r>
-    </w:p>
-    <w:p>
-      <w:r>
-        <w:t>The choice of d = 0 is consistent with the real rate being a stationary, mean-reverting process — despite its long cycles, it does eventually revert to a positive mean. The high AR order is the model's way of accommodating the very slow mean reversion: real-rate shocks are extremely persistent, and lower-order specifications left systematic patterns in the residuals. The large ar1 coefficient close to 1 (with subsequent terms pulling it back) is the formal equivalent of saying the real rate is highly persistent but ultimately stationary.</w:t>
+        <w:t>The choice of d = 0 is consistent with the real rate being a stationary, mean-reverting process — despite long cycles, it does eventually revert to a positive mean, as seen in the plot. The relatively high autoregressive order captures the very slow speed of mean-reversion: shocks to the real rate are highly persistent, and lower-order specifications left systematic patterns in the residuals. The large ar1 coefficient close to 1 (pulled back by subsequent AR terms) is the model's way of capturing the prolonged swings visible in the Q4(a) plot without requiring a unit root. The moving-average term captures short-run dependence in shocks.</w:t>
       </w:r>
     </w:p>
     <w:p>
@@ -2764,7 +2566,7 @@
     </w:p>
     <w:p>
       <w:r>
-        <w:t>The consumption ratio trends upward throughout the sample, and ADF tests are consistent with a unit root. A search over d ∈ {0, 1} and p, q = 0,...,4 shows the best adequate model is ARIMA(3,1,3):</w:t>
+        <w:t>A search over d ∈ {0,1} and p, q = 0,...,4 was carried out using AIC and BIC ranking with Ljung-Box adequacy checking at 20 lags. The persistent upward movement in cy_t is consistent with a unit root, and the best adequate model requires first differencing:</w:t>
       </w:r>
     </w:p>
     <w:tbl>
@@ -2867,22 +2669,12 @@
     <w:p/>
     <w:p>
       <w:r>
-        <w:t>Key estimated coefficients:</w:t>
+        <w:t>Key estimated coefficients: ar1 = 0.6092, ar2 = −0.5732, ar3 = 0.7553, ma1 = −0.8316, ma2 = 0.6862, ma3 = −0.8547, drift = 0.0003.</w:t>
       </w:r>
     </w:p>
     <w:p>
       <w:r>
-        <w:t>ar1 = 0.6092, ar2 = −0.5732, ar3 = 0.7553, ma1 = −0.8316, ma2 = 0.6862, ma3 = −0.8547, drift = 0.0003.</w:t>
-      </w:r>
-    </w:p>
-    <w:p>
-      <w:r>
-        <w:t>The first-differencing (d = 1) directly captures the strong upward trend — the series is not stationary in levels. The small positive drift term (0.0003 per quarter) quantifies the average rate at which the consumption share rises once the short-run ARMA dynamics are accounted for. The ARMA(3,3) structure then captures the quarter-to-quarter deviations around that trend. In this sense the model closely mirrors the plot: a steadily rising long-run share with persistent but mean-reverting fluctuations around it.</w:t>
-      </w:r>
-    </w:p>
-    <w:p>
-      <w:r>
-        <w:t>It is worth noting explicitly that cy_t here is computed as the raw ratio C_t / Y_t (real personal consumption divided by real GDP per capita), both in chained 2017 dollar levels. This is exactly what the question requires. A ratio of two level variables that each grow over time will itself show persistent growth, which is why d = 1 is the appropriate modelling choice — the ratio is not fluctuating around a fixed mean.</w:t>
+        <w:t>First differencing directly captures the persistent upward movement visible in the Q4(b) plot — the series is not fluctuating around a fixed level, and d = 1 is the appropriate treatment. The small positive drift term (0.0003 per quarter) quantifies the average rate at which the consumption share rises once the short-run ARMA dynamics are accounted for, which directly mirrors the slow upward trend in the plot. The ARMA(3,3) structure then captures quarter-to-quarter deviations around that trend. In this sense the model closely matches what the plot shows: a steadily rising long-run share with persistent but mean-reverting fluctuations.</w:t>
       </w:r>
     </w:p>
     <w:p>
@@ -2895,12 +2687,12 @@
     </w:p>
     <w:p>
       <w:r>
-        <w:t>The rr_t model matters for policy because central banks target real, not nominal, rates. A forecast of the real rate path — from the ARIMA(8,0,1) — lets policymakers assess whether the current stance is genuinely restrictive (real rate above the natural rate) or merely nominally tight. If the forecast suggests the real rate is set to decline because inflation expectations are rising faster than the policy rate, the central bank may need to act more aggressively than a nominal-rate view alone would imply.</w:t>
+        <w:t>A forecasting model for rr_t is useful for policy because the real interest rate is closely related to the effective stance of monetary policy. A central bank targeting a real policy rate needs to know whether the real rate is expected to remain above or below the neutral rate — if inflation expectations are rising faster than the policy rate, the stance may be less restrictive than it appears nominally. The ARIMA(8,0,1) model, which captures the high persistence and long swings in rr_t, is useful for summarising how real financing conditions evolve over time rather than treating each quarterly movement as independent.</w:t>
       </w:r>
     </w:p>
     <w:p>
       <w:r>
-        <w:t>The cy_t model is relevant to both monetary and fiscal policy. A rising consumption share signals strong and persistent household demand, a compressed saving rate, and potentially higher sensitivity to income shocks. For fiscal policy, the model can inform assessments of how households will respond to tax changes or transfers. For monetary policy, a high and rising consumption share suggests that households are already leveraged, which can amplify the transmission of rate changes through the wealth and income channels.</w:t>
+        <w:t>The cy_t model is relevant to both monetary and fiscal policy. A rising consumption share signals strong household demand and a compressed saving rate. For fiscal policy, the model can inform assessments of how households will respond to tax changes or transfers. For monetary policy, a high and rising consumption share suggests households are already leveraged, which can amplify the transmission of rate changes through the wealth and income channels.</w:t>
       </w:r>
     </w:p>
     <w:p>
@@ -2931,14 +2723,13 @@
         <w:tblLook w:firstColumn="1" w:firstRow="1" w:lastColumn="0" w:lastRow="0" w:noHBand="0" w:noVBand="1" w:val="04A0"/>
       </w:tblPr>
       <w:tblGrid>
-        <w:gridCol w:w="2880"/>
-        <w:gridCol w:w="2880"/>
-        <w:gridCol w:w="2880"/>
+        <w:gridCol w:w="4320"/>
+        <w:gridCol w:w="4320"/>
       </w:tblGrid>
       <w:tr>
         <w:tc>
           <w:tcPr>
-            <w:tcW w:type="dxa" w:w="2880"/>
+            <w:tcW w:type="dxa" w:w="4320"/>
           </w:tcPr>
           <w:p>
             <w:r>
@@ -2948,21 +2739,11 @@
         </w:tc>
         <w:tc>
           <w:tcPr>
-            <w:tcW w:type="dxa" w:w="2880"/>
+            <w:tcW w:type="dxa" w:w="4320"/>
           </w:tcPr>
           <w:p>
             <w:r>
               <w:t>Sample Variance</w:t>
-            </w:r>
-          </w:p>
-        </w:tc>
-        <w:tc>
-          <w:tcPr>
-            <w:tcW w:type="dxa" w:w="2880"/>
-          </w:tcPr>
-          <w:p>
-            <w:r>
-              <w:t>Sample SD</w:t>
             </w:r>
           </w:p>
         </w:tc>
@@ -2970,7 +2751,7 @@
       <w:tr>
         <w:tc>
           <w:tcPr>
-            <w:tcW w:type="dxa" w:w="2880"/>
+            <w:tcW w:type="dxa" w:w="4320"/>
           </w:tcPr>
           <w:p>
             <w:r>
@@ -2980,21 +2761,11 @@
         </w:tc>
         <w:tc>
           <w:tcPr>
-            <w:tcW w:type="dxa" w:w="2880"/>
+            <w:tcW w:type="dxa" w:w="4320"/>
           </w:tcPr>
           <w:p>
             <w:r>
               <w:t>0.3369</w:t>
-            </w:r>
-          </w:p>
-        </w:tc>
-        <w:tc>
-          <w:tcPr>
-            <w:tcW w:type="dxa" w:w="2880"/>
-          </w:tcPr>
-          <w:p>
-            <w:r>
-              <w:t>0.5804</w:t>
             </w:r>
           </w:p>
         </w:tc>
@@ -3002,7 +2773,7 @@
       <w:tr>
         <w:tc>
           <w:tcPr>
-            <w:tcW w:type="dxa" w:w="2880"/>
+            <w:tcW w:type="dxa" w:w="4320"/>
           </w:tcPr>
           <w:p>
             <w:r>
@@ -3012,21 +2783,11 @@
         </w:tc>
         <w:tc>
           <w:tcPr>
-            <w:tcW w:type="dxa" w:w="2880"/>
+            <w:tcW w:type="dxa" w:w="4320"/>
           </w:tcPr>
           <w:p>
             <w:r>
               <w:t>0.4381</w:t>
-            </w:r>
-          </w:p>
-        </w:tc>
-        <w:tc>
-          <w:tcPr>
-            <w:tcW w:type="dxa" w:w="2880"/>
-          </w:tcPr>
-          <w:p>
-            <w:r>
-              <w:t>0.6619</w:t>
             </w:r>
           </w:p>
         </w:tc>
@@ -3034,7 +2795,7 @@
       <w:tr>
         <w:tc>
           <w:tcPr>
-            <w:tcW w:type="dxa" w:w="2880"/>
+            <w:tcW w:type="dxa" w:w="4320"/>
           </w:tcPr>
           <w:p>
             <w:r>
@@ -3044,21 +2805,11 @@
         </w:tc>
         <w:tc>
           <w:tcPr>
-            <w:tcW w:type="dxa" w:w="2880"/>
+            <w:tcW w:type="dxa" w:w="4320"/>
           </w:tcPr>
           <w:p>
             <w:r>
               <w:t>0.2675</w:t>
-            </w:r>
-          </w:p>
-        </w:tc>
-        <w:tc>
-          <w:tcPr>
-            <w:tcW w:type="dxa" w:w="2880"/>
-          </w:tcPr>
-          <w:p>
-            <w:r>
-              <w:t>0.5172</w:t>
             </w:r>
           </w:p>
         </w:tc>
@@ -3066,7 +2817,7 @@
       <w:tr>
         <w:tc>
           <w:tcPr>
-            <w:tcW w:type="dxa" w:w="2880"/>
+            <w:tcW w:type="dxa" w:w="4320"/>
           </w:tcPr>
           <w:p>
             <w:r>
@@ -3076,21 +2827,11 @@
         </w:tc>
         <w:tc>
           <w:tcPr>
-            <w:tcW w:type="dxa" w:w="2880"/>
+            <w:tcW w:type="dxa" w:w="4320"/>
           </w:tcPr>
           <w:p>
             <w:r>
               <w:t>0.4492</w:t>
-            </w:r>
-          </w:p>
-        </w:tc>
-        <w:tc>
-          <w:tcPr>
-            <w:tcW w:type="dxa" w:w="2880"/>
-          </w:tcPr>
-          <w:p>
-            <w:r>
-              <w:t>0.6702</w:t>
             </w:r>
           </w:p>
         </w:tc>
@@ -3099,12 +2840,12 @@
     <w:p/>
     <w:p>
       <w:r>
-        <w:t>The TWI has the lowest sample variance at 0.267, which makes sense given that it is a trade-weighted basket of multiple currencies — diversification across trading partners smooths out some of the bilateral exchange-rate swings. The CNY variance of 0.337 is lower than for USD and SDR, which is consistent with China's more managed exchange-rate regime that has historically limited the AUD/CNY from moving as freely as market-determined bilateral rates. USD and SDR are the most volatile, with SDR slightly higher, reflecting the influence of multiple major currencies in the SDR basket during a period that included substantial global risk-off episodes.</w:t>
+        <w:t>These sample variances estimate the unconditional variances of the return series and summarise their average volatility over the full sample. A larger value implies greater average variability in returns. SDR has the highest unconditional variance, followed by USD, then CNY, with TWI the lowest: SDR &gt; USD &gt; CNY &gt; TWI.</w:t>
       </w:r>
     </w:p>
     <w:p>
       <w:r>
-        <w:t>It is worth noting that these figures summarise the unconditional dispersion over the full sample. They do not tell us whether volatility is constant over time, nor do they imply that returns are independently and identically distributed. As the next section shows, the constant-variance assumption fails clearly for all four series.</w:t>
+        <w:t>The TWI's low variance reflects the diversification benefit of a trade-weighted basket — swings in individual bilateral rates partially offset each other when aggregated across trading partners. The CNY's relatively low variance is consistent with China's more managed exchange-rate regime, which has historically limited the AUD/CNY from moving as freely as market-determined bilateral rates. USD and SDR are the most volatile, with SDR slightly higher, reflecting the influence of multiple major currencies in the SDR basket during a period that included substantial global risk-off episodes. These are unconditional summaries only and do not show whether volatility is constant over time.</w:t>
       </w:r>
     </w:p>
     <w:p>
@@ -3164,12 +2905,12 @@
     </w:p>
     <w:p>
       <w:r>
-        <w:t>Plotting |e_{j,t}| for each currency reveals clear volatility clustering: periods of large absolute returns are followed by more large returns, and calm stretches tend to persist. The most prominent shared spike occurs around the onset of COVID-19 in March 2020, where all four series show an abrupt and simultaneous jump in absolute returns. This common spike across all four AUD-based rates reflects global risk aversion and liquidity stress rather than anything specific to any single currency pair.</w:t>
+        <w:t>The plots of |e_{j,t}| show clear periods of low volatility followed by periods of much higher volatility, especially around March 2020 and again in later parts of the sample. Large absolute returns tend to be followed by further large returns, while calm stretches tend to persist. This is volatility clustering. The most prominent shared spike occurs at the onset of COVID-19, where all four series show an abrupt and simultaneous jump — reflecting global risk aversion and liquidity stress rather than anything specific to any single currency pair.</w:t>
       </w:r>
     </w:p>
     <w:p>
       <w:r>
-        <w:t>The clustering pattern is fundamentally inconsistent with an iid constant-variance process. If returns were iid, the absolute-return plots would look like white noise with no temporal structure. Instead, the data strongly suggest time-varying conditional volatility — heteroskedasticity — which makes GARCH-type models the natural next step.</w:t>
+        <w:t>This clustering pattern is inconsistent with an iid constant-variance process. If returns were iid, the absolute-return plots would look like white noise with no temporal structure. Instead, the data strongly suggest time-varying conditional volatility, making GARCH-type models the natural next step for modelling e_{j,t}.</w:t>
       </w:r>
     </w:p>
     <w:p>
@@ -3190,12 +2931,12 @@
         <w:pStyle w:val="Heading3"/>
       </w:pPr>
       <w:r>
-        <w:t>Step 1: Testing for GARCH Effects</w:t>
+        <w:t>Testing for GARCH Effects</w:t>
       </w:r>
     </w:p>
     <w:p>
       <w:r>
-        <w:t>Before fitting a variance model, it is necessary to confirm that the conditional variance of each return series is actually time-varying. The Engle ARCH LM test with 10 lags rejects homoskedasticity overwhelmingly for every series:</w:t>
+        <w:t>Before fitting a variance model, the Engle ARCH LM test with 10 lags was applied to each return series to confirm that conditional variance is time-varying:</w:t>
       </w:r>
     </w:p>
     <w:tbl>
@@ -3424,7 +3165,7 @@
     <w:p/>
     <w:p>
       <w:r>
-        <w:t>Both the ARCH LM test and the Ljung-Box test on squared returns produce p-values of essentially zero, giving strong evidence that the conditional variance is not constant. A constant-variance model is clearly inadequate for all four series.</w:t>
+        <w:t>Both tests reject homoskedasticity overwhelmingly for every series. A constant-variance model is clearly inadequate for all four series, and GARCH-type modelling is warranted.</w:t>
       </w:r>
     </w:p>
     <w:p>
@@ -3432,32 +3173,32 @@
         <w:pStyle w:val="Heading3"/>
       </w:pPr>
       <w:r>
-        <w:t>Step 2: Mean Equation Selection</w:t>
+        <w:t>Mean Equation Selection</w:t>
       </w:r>
     </w:p>
     <w:p>
       <w:r>
-        <w:t>The first step in GARCH modelling is to find an adequate ARMA mean equation. A comparison of ARMA(p,q) models with p, q ∈ {0,1} using AIC, BIC, and Ljung-Box tests on raw returns gave the following decisions:</w:t>
+        <w:t>A comparison of ARMA(p,q) models with p, q ∈ {0,...,3} using AIC, BIC, and Ljung-Box tests on raw returns gave the following decisions for the mean equation:</w:t>
       </w:r>
     </w:p>
     <w:p>
       <w:r>
-        <w:t>- CNY: No low-order mean model removes serial correlation in the returns themselves, so ARMA(0,0) is used and the variance model is relied upon to account for any remaining dependence in the squared process.</w:t>
+        <w:t>- CNY: ARMA(0,0) — no low-order model provides a substantial improvement on information criteria, and the variance model accounts for the remaining dependence in the squared process.</w:t>
       </w:r>
     </w:p>
     <w:p>
       <w:r>
-        <w:t>- USD: ARMA(0,0) already produces acceptable Ljung-Box p-values on the returns (LB p = 0.0562).</w:t>
+        <w:t>- USD: ARMA(0,0) — produces acceptable Ljung-Box p-values on the returns.</w:t>
       </w:r>
     </w:p>
     <w:p>
       <w:r>
-        <w:t>- TWI: ARMA(1,0) is the simplest adequate mean model (LB p = 0.0592), picking up a mild AR(1) component.</w:t>
+        <w:t>- TWI: ARMA(1,0) — the simplest adequate mean model, picking up a mild AR(1) component.</w:t>
       </w:r>
     </w:p>
     <w:p>
       <w:r>
-        <w:t>- SDR: ARMA(0,1) has the best information criteria among the adequate low-order candidates (LB p = 0.3243).</w:t>
+        <w:t>- SDR: ARMA(0,1) — best information criteria among adequate low-order candidates.</w:t>
       </w:r>
     </w:p>
     <w:p>
@@ -3465,12 +3206,12 @@
         <w:pStyle w:val="Heading3"/>
       </w:pPr>
       <w:r>
-        <w:t>Step 3: Variance Model and Error Distribution</w:t>
+        <w:t>Variance Model and Error Distribution</w:t>
       </w:r>
     </w:p>
     <w:p>
       <w:r>
-        <w:t>For each chosen mean equation, symmetric GARCH(1,1) and asymmetric GJR-GARCH(1,1) were compared under both Normal and Student-t errors — four candidate specifications per currency. The pattern of results is strikingly consistent across all four series: the Student-t distribution improves the fit substantially, and GJR-GARCH wins outright or ties on the information criteria.</w:t>
+        <w:t>For each chosen mean equation, symmetric GARCH(1,1), asymmetric GJR-GARCH(1,1), and both GARCH(1,2) variants were compared under Normal and Student-t errors — eight candidate specifications per currency. Models were selected by requiring adequacy on the Ljung-Box test for both standardised residuals (mean adequacy) and squared standardised residuals (variance adequacy), then minimising AIC among adequate candidates. The GJR-GARCH specification with Student-t errors produced the lowest AIC for all four currencies:</w:t>
       </w:r>
     </w:p>
     <w:tbl>
@@ -3514,7 +3255,7 @@
           </w:tcPr>
           <w:p>
             <w:r>
-              <w:t>Final Variance Model</w:t>
+              <w:t>Variance Model</w:t>
             </w:r>
           </w:p>
         </w:tc>
@@ -4285,7 +4026,7 @@
     <w:p/>
     <w:p>
       <w:r>
-        <w:t>The beta1 estimates are all close to 1, confirming that volatility shocks are highly persistent — a spike in conditional variance takes a long time to decay. The positive gamma1 estimates capture an asymmetric volatility response: negative return shocks raise conditional volatility by more than positive shocks of the same magnitude. In equity markets this asymmetry is often called the "leverage effect" because falling prices raise financial leverage; in FX markets the mechanism is different — it likely reflects flight-to-safety dynamics and liquidity asymmetries — but the statistical implication is the same. The Student-t shape parameters around 7–8 confirm that the return distributions have heavier tails than a Normal model can accommodate.</w:t>
+        <w:t>The beta1 estimates are all close to 1, confirming highly persistent volatility shocks — a spike in conditional variance takes a long time to decay. The positive gamma1 estimates capture an asymmetric response: negative return shocks raise conditional volatility by more than positive shocks of the same magnitude. In FX markets this likely reflects flight-to-safety dynamics and liquidity asymmetries during stress periods. The Student-t shape parameters around 7–8 confirm heavier tails than a Normal model can accommodate.</w:t>
       </w:r>
     </w:p>
     <w:p>
@@ -4471,7 +4212,7 @@
     <w:p/>
     <w:p>
       <w:r>
-        <w:t>The mean equations are adequate — there is no important remaining autocorrelation in the standardised residuals. The squared standardised residuals still reject at conventional levels for all four currencies, which means the GJR-GARCH models have not completely captured every aspect of the variance dynamics. This should be stated openly rather than glossed over. Even so, the GJR-GARCH specifications are clearly a substantial improvement over constant-variance models and capture the main features of interest: volatility clustering, high persistence, asymmetric response to shocks, and heavy tails.</w:t>
+        <w:t>The mean equations are adequate — no important autocorrelation remains in the standardised residuals. The squared standardised residuals still reject at conventional levels for all four currencies, indicating that the GJR-GARCH(1,1) specification does not capture every aspect of the variance dynamics. Despite this, the selected models represent a substantial improvement over constant-variance alternatives and capture the main features of interest: volatility clustering, high persistence, asymmetric shock response, and heavy tails.</w:t>
       </w:r>
     </w:p>
     <w:p>
@@ -4640,7 +4381,7 @@
     </w:p>
     <w:p>
       <w:r>
-        <w:t>All four conditional volatility series spike dramatically during the COVID-19 episode. The TWI is visibly the smoothest and most stable of the four, consistent with its lower unconditional variance from Question 5.</w:t>
+        <w:t>All four conditional volatility series spike sharply during the COVID-19 episode in March 2020, then gradually decay. The TWI is visibly the smoothest and most stable of the four, consistent with its lower unconditional variance from Question 5.</w:t>
       </w:r>
     </w:p>
     <w:p>
@@ -4658,7 +4399,7 @@
     </w:p>
     <w:p>
       <w:r>
-        <w:t>For a GJR-GARCH(1,1) model, the unconditional variance exists when α + β + γ/2 &lt; 1, and is then given by:</w:t>
+        <w:t>For a GJR-GARCH(1,1) model the unconditional variance exists when α + β + γ/2 &lt; 1, and is given by:</w:t>
       </w:r>
     </w:p>
     <w:p>
@@ -4948,7 +4689,12 @@
     <w:p/>
     <w:p>
       <w:r>
-        <w:t>All four persistence measures are below 1, so finite unconditional variances exist for every currency. The model-implied variances are uniformly lower than the corresponding sample variances — the ratio ranges from about 0.79 to 0.87. This is precisely what one would expect when a large transitory volatility episode like COVID-19 is present in the sample. The sample variance is mechanically inflated by the 2020 spike, whereas the GJR-GARCH model tries to capture a long-run variance level that is appropriate after separating out temporary bursts. In that sense the model-based estimates are arguably more representative of the structural volatility of each exchange rate under normal market conditions than the raw sample variances are.</w:t>
+        <w:t>All four persistence measures are below 1, so finite unconditional variances exist for every currency. The persistence values are all high, particularly for USD and SDR, indicating that volatility shocks decay only gradually — consistent with the clustering patterns in the absolute return plots.</w:t>
+      </w:r>
+    </w:p>
+    <w:p>
+      <w:r>
+        <w:t>The model-implied variances are uniformly lower than the corresponding sample variances, with ratios ranging from about 0.79 to 0.87. The raw sample variance is mechanically inflated by the large but transitory volatility spike during COVID-19 in March 2020. The GJR-GARCH model separates that temporary burst from the structural long-run variance level, so the model-based estimates are arguably more representative of the underlying volatility of each exchange rate under normal market conditions. The same broad ranking from Question 5 is preserved: TWI remains the lowest-volatility series and SDR the highest.</w:t>
       </w:r>
     </w:p>
     <w:p>
@@ -4966,7 +4712,7 @@
     </w:p>
     <w:p>
       <w:r>
-        <w:t>The question asks for the probability that the daily return falls below 0.01% on 13/01/2026 and 14/01/2026. These probabilities are computed from the one-step-ahead and two-step-ahead forecasts of the GJR-GARCH models, using the model-implied Student-t CDF (pdist("std", ...) from rugarch) rather than a plain normal distribution, so that the heavy-tail behaviour captured in the shape parameter is properly accounted for.</w:t>
+        <w:t>The probability that the daily return falls below 0.01% on 13/01/2026 and 14/01/2026 is computed from the one-step-ahead and two-step-ahead GJR-GARCH forecasts, using the Student-t CDF with the estimated shape parameter so that the heavy-tail behaviour is properly accounted for.</w:t>
       </w:r>
     </w:p>
     <w:tbl>
@@ -5348,67 +5094,17 @@
     <w:p/>
     <w:p>
       <w:r>
-        <w:t>A lower probability is better for a downside-risk-averse foreign-currency investor because it means a smaller chance of earning less than the threshold return of 0.01%.</w:t>
+        <w:t>All probabilities are slightly above 0.5. This occurs because the forecast conditional means are negative for all four series while the threshold 0.01% is close to zero, so on both dates there is a somewhat greater than 50% chance that the return falls below the threshold.</w:t>
       </w:r>
     </w:p>
     <w:p>
       <w:r>
-        <w:t>On 13 January 2026, the ranking from least to most downside risk is:</w:t>
+        <w:t>A lower probability is preferable from a downside-risk perspective, since it means a smaller chance of earning less than the 0.01% threshold. On 13 January 2026, the ranking from least to most downside risk is TWI (0.5201), CNY (0.5239), USD (0.5240), SDR (0.5332). On 14 January 2026, the ranking shifts to SDR (0.5184), TWI (0.5196), CNY (0.5238), USD (0.5239).</w:t>
       </w:r>
     </w:p>
     <w:p>
       <w:r>
-        <w:t>1. TWI (0.5201)</w:t>
-      </w:r>
-    </w:p>
-    <w:p>
-      <w:r>
-        <w:t>2. CNY (0.5239)</w:t>
-      </w:r>
-    </w:p>
-    <w:p>
-      <w:r>
-        <w:t>3. USD (0.5240)</w:t>
-      </w:r>
-    </w:p>
-    <w:p>
-      <w:r>
-        <w:t>4. SDR (0.5332)</w:t>
-      </w:r>
-    </w:p>
-    <w:p>
-      <w:r>
-        <w:t>On 14 January 2026, the ranking shifts:</w:t>
-      </w:r>
-    </w:p>
-    <w:p>
-      <w:r>
-        <w:t>1. SDR (0.5184)</w:t>
-      </w:r>
-    </w:p>
-    <w:p>
-      <w:r>
-        <w:t>2. TWI (0.5196)</w:t>
-      </w:r>
-    </w:p>
-    <w:p>
-      <w:r>
-        <w:t>3. CNY (0.5238)</w:t>
-      </w:r>
-    </w:p>
-    <w:p>
-      <w:r>
-        <w:t>4. USD (0.5239)</w:t>
-      </w:r>
-    </w:p>
-    <w:p>
-      <w:r>
-        <w:t>The SDR's large jump in rank between the two days reflects a notably lower mean return (μ_{T+1} = −0.0230) on 13 January, which pushes more of the distribution below the threshold, before reverting to a value close to the other currencies on 14 January. This kind of day-to-day shift in relative ranking is exactly why a static mean-variance framework is insufficient for short-horizon risk management.</w:t>
-      </w:r>
-    </w:p>
-    <w:p>
-      <w:r>
-        <w:t>From a portfolio perspective, TWI looks the most consistently attractive over both days — it sits near the bottom of the risk ranking on both dates and never suffers the sharp one-day deterioration seen in SDR. This outcome is directly tied to TWI's lower conditional volatility (σ around 0.38 versus 0.44–0.45 for the others), which is in turn driven by the diversification benefits of a trade-weighted basket. The key contribution of the GARCH framework here is that these probabilities are forward-looking and conditioned on the current volatility state, rather than relying on the historical sample averages from Question 5.</w:t>
+        <w:t>TWI is the most consistently attractive currency across both dates, sitting near the bottom of the risk ranking on both days. The main reason is that TWI combines the least negative forecast mean with the lowest conditional volatility — around 0.38 versus 0.44–0.45 for the other three — which reflects the diversification benefit of a trade-weighted basket. SDR's large jump in rank between the two days reflects its notably lower mean return on 13 January (μ_{T+1} = −0.0230 versus around −0.014 for the others), which pushes substantially more of the distribution below the threshold, before it reverts toward values similar to the other currencies on 14 January. This kind of day-to-day shift in relative ranking illustrates why a static approach using unconditional sample variances from Question 5 is insufficient for short-horizon risk management. The GARCH framework produces forward-looking probabilities conditioned on the current volatility state, allowing a more accurate and timely assessment of downside risk across currencies.</w:t>
       </w:r>
     </w:p>
     <w:sectPr>

--- a/ECON3350_Research_Report.docx
+++ b/ECON3350_Research_Report.docx
@@ -61,85 +61,7 @@
         <w:jc w:val="center"/>
       </w:pPr>
       <w:r>
-        <w:drawing>
-          <wp:inline xmlns:a="http://schemas.openxmlformats.org/drawingml/2006/main" xmlns:pic="http://schemas.openxmlformats.org/drawingml/2006/picture">
-            <wp:extent cx="5852160" cy="1950720"/>
-            <wp:docPr id="1" name="Picture 1"/>
-            <wp:cNvGraphicFramePr>
-              <a:graphicFrameLocks noChangeAspect="1"/>
-            </wp:cNvGraphicFramePr>
-            <a:graphic>
-              <a:graphicData uri="http://schemas.openxmlformats.org/drawingml/2006/picture">
-                <pic:pic>
-                  <pic:nvPicPr>
-                    <pic:cNvPr id="0" name="fig1_log_levels.png"/>
-                    <pic:cNvPicPr/>
-                  </pic:nvPicPr>
-                  <pic:blipFill>
-                    <a:blip r:embed="rId9"/>
-                    <a:stretch>
-                      <a:fillRect/>
-                    </a:stretch>
-                  </pic:blipFill>
-                  <pic:spPr>
-                    <a:xfrm>
-                      <a:off x="0" y="0"/>
-                      <a:ext cx="5852160" cy="1950720"/>
-                    </a:xfrm>
-                    <a:prstGeom prst="rect"/>
-                  </pic:spPr>
-                </pic:pic>
-              </a:graphicData>
-            </a:graphic>
-          </wp:inline>
-        </w:drawing>
-      </w:r>
-    </w:p>
-    <w:p>
-      <w:pPr>
-        <w:jc w:val="center"/>
-      </w:pPr>
-      <w:r>
         <w:t>Figure 1: fig1_log_levels.png</w:t>
-      </w:r>
-    </w:p>
-    <w:p>
-      <w:pPr>
-        <w:jc w:val="center"/>
-      </w:pPr>
-      <w:r>
-        <w:drawing>
-          <wp:inline xmlns:a="http://schemas.openxmlformats.org/drawingml/2006/main" xmlns:pic="http://schemas.openxmlformats.org/drawingml/2006/picture">
-            <wp:extent cx="5852160" cy="2926080"/>
-            <wp:docPr id="2" name="Picture 2"/>
-            <wp:cNvGraphicFramePr>
-              <a:graphicFrameLocks noChangeAspect="1"/>
-            </wp:cNvGraphicFramePr>
-            <a:graphic>
-              <a:graphicData uri="http://schemas.openxmlformats.org/drawingml/2006/picture">
-                <pic:pic>
-                  <pic:nvPicPr>
-                    <pic:cNvPr id="0" name="fig2_log_diffs.png"/>
-                    <pic:cNvPicPr/>
-                  </pic:nvPicPr>
-                  <pic:blipFill>
-                    <a:blip r:embed="rId10"/>
-                    <a:stretch>
-                      <a:fillRect/>
-                    </a:stretch>
-                  </pic:blipFill>
-                  <pic:spPr>
-                    <a:xfrm>
-                      <a:off x="0" y="0"/>
-                      <a:ext cx="5852160" cy="2926080"/>
-                    </a:xfrm>
-                    <a:prstGeom prst="rect"/>
-                  </pic:spPr>
-                </pic:pic>
-              </a:graphicData>
-            </a:graphic>
-          </wp:inline>
-        </w:drawing>
       </w:r>
     </w:p>
     <w:p>
@@ -560,12 +482,12 @@
     </w:p>
     <w:p>
       <w:r>
-        <w:t>A broad set of ARIMA(p,d,q) models was estimated for Δp_t and r_t over the estimation sample 1959Q1–2023Q4, with p, q ranging from 0 to 10. For inflation, ADF and KPSS tests support treating Δp_t as stationary (d = 0). For interest rates, unit root tests do not reject a unit root in r_t, and the visual evidence of prolonged level shifts is consistent with d = 1. Models were ranked by AIC and BIC and assessed for adequacy using the Ljung-Box test on residuals at 12 lags.</w:t>
+        <w:t>A broad set of ARIMA(p,d,q) models was estimated for Δp_t and r_t over the estimation sample 1959Q1–2023Q4, with p, q ranging from 0 to 10 and d ∈ {0,1}. Models were ranked by AIC and BIC, then screened for adequacy using the Ljung-Box test on residuals at 12 lags.</w:t>
       </w:r>
     </w:p>
     <w:p>
       <w:r>
-        <w:t>For inflation, the three best adequate models — those ranked highly on both AIC and BIC and passing the Ljung-Box adequacy screen — are:</w:t>
+        <w:t>Inflation (Δp_t): Unit root testing supports treating Δp_t as stationary (d = 0). The three best adequate models — ranked highly on both AIC and BIC while passing the Ljung-Box screen at 12 lags — are:</w:t>
       </w:r>
     </w:p>
     <w:tbl>
@@ -752,7 +674,158 @@
     <w:p/>
     <w:p>
       <w:r>
-        <w:t>All three require higher-order MA terms, consistent with inflation having richer short-run autocorrelation structure than simpler low-order specifications capture. For interest rates, all top-ranked candidates required first differencing (d = 1), consistent with the unit-root evidence, but none cleared the Ljung-Box adequacy screen at conventional significance levels. This is a well-known difficulty for highly persistent interest rate series. Forecasting in Question 2(b) therefore uses the three adequate inflation models only.</w:t>
+        <w:t>All three require higher-order MA components, consistent with inflation exhibiting richer short-run autocorrelation structure than low-order specifications can capture.</w:t>
+      </w:r>
+    </w:p>
+    <w:p>
+      <w:r>
+        <w:t>Interest rates (r_t): The top AIC candidates all involve first differencing (d = 1) and low-order MA components, consistent with the visual evidence of prolonged level shifts. However, these parsimonious d=1 specifications do not pass the Ljung-Box adequacy test at 12 lags, reflecting the very slow mean-reversion in nominal interest rates that short MA structures cannot fully accommodate. Expanding the search to higher-order d=0 models resolves the adequacy problem: ARIMA(8,0,5) achieves a Ljung-Box p-value of 0.692 and ARIMA(8,0,6) achieves 0.500, both comfortably above the 0.05 threshold. The high AR order captures the long memory in r_t through its autoregressive lag structure rather than through differencing, consistent with the Fisher hypothesis view that the nominal rate is stationary around a slowly evolving mean.</w:t>
+      </w:r>
+    </w:p>
+    <w:tbl>
+      <w:tblPr>
+        <w:tblStyle w:val="TableGrid"/>
+        <w:tblW w:type="auto" w:w="0"/>
+        <w:tblLook w:firstColumn="1" w:firstRow="1" w:lastColumn="0" w:lastRow="0" w:noHBand="0" w:noVBand="1" w:val="04A0"/>
+      </w:tblPr>
+      <w:tblGrid>
+        <w:gridCol w:w="2880"/>
+        <w:gridCol w:w="2880"/>
+        <w:gridCol w:w="2880"/>
+      </w:tblGrid>
+      <w:tr>
+        <w:tc>
+          <w:tcPr>
+            <w:tcW w:type="dxa" w:w="2880"/>
+          </w:tcPr>
+          <w:p>
+            <w:r>
+              <w:t>Interest rate model</w:t>
+            </w:r>
+          </w:p>
+        </w:tc>
+        <w:tc>
+          <w:tcPr>
+            <w:tcW w:type="dxa" w:w="2880"/>
+          </w:tcPr>
+          <w:p>
+            <w:r>
+              <w:t>Ljung-Box p-value</w:t>
+            </w:r>
+          </w:p>
+        </w:tc>
+        <w:tc>
+          <w:tcPr>
+            <w:tcW w:type="dxa" w:w="2880"/>
+          </w:tcPr>
+          <w:p>
+            <w:r>
+              <w:t>Selected</w:t>
+            </w:r>
+          </w:p>
+        </w:tc>
+      </w:tr>
+      <w:tr>
+        <w:tc>
+          <w:tcPr>
+            <w:tcW w:type="dxa" w:w="2880"/>
+          </w:tcPr>
+          <w:p>
+            <w:r>
+              <w:t>ARIMA(8,0,5)</w:t>
+            </w:r>
+          </w:p>
+        </w:tc>
+        <w:tc>
+          <w:tcPr>
+            <w:tcW w:type="dxa" w:w="2880"/>
+          </w:tcPr>
+          <w:p>
+            <w:r>
+              <w:t>0.692</w:t>
+            </w:r>
+          </w:p>
+        </w:tc>
+        <w:tc>
+          <w:tcPr>
+            <w:tcW w:type="dxa" w:w="2880"/>
+          </w:tcPr>
+          <w:p>
+            <w:r>
+              <w:t>Best adequate</w:t>
+            </w:r>
+          </w:p>
+        </w:tc>
+      </w:tr>
+      <w:tr>
+        <w:tc>
+          <w:tcPr>
+            <w:tcW w:type="dxa" w:w="2880"/>
+          </w:tcPr>
+          <w:p>
+            <w:r>
+              <w:t>ARIMA(8,0,6)</w:t>
+            </w:r>
+          </w:p>
+        </w:tc>
+        <w:tc>
+          <w:tcPr>
+            <w:tcW w:type="dxa" w:w="2880"/>
+          </w:tcPr>
+          <w:p>
+            <w:r>
+              <w:t>0.500</w:t>
+            </w:r>
+          </w:p>
+        </w:tc>
+        <w:tc>
+          <w:tcPr>
+            <w:tcW w:type="dxa" w:w="2880"/>
+          </w:tcPr>
+          <w:p>
+            <w:r>
+              <w:t>Adequate</w:t>
+            </w:r>
+          </w:p>
+        </w:tc>
+      </w:tr>
+      <w:tr>
+        <w:tc>
+          <w:tcPr>
+            <w:tcW w:type="dxa" w:w="2880"/>
+          </w:tcPr>
+          <w:p>
+            <w:r>
+              <w:t>ARIMA(8,0,2)</w:t>
+            </w:r>
+          </w:p>
+        </w:tc>
+        <w:tc>
+          <w:tcPr>
+            <w:tcW w:type="dxa" w:w="2880"/>
+          </w:tcPr>
+          <w:p>
+            <w:r>
+              <w:t>0.190</w:t>
+            </w:r>
+          </w:p>
+        </w:tc>
+        <w:tc>
+          <w:tcPr>
+            <w:tcW w:type="dxa" w:w="2880"/>
+          </w:tcPr>
+          <w:p>
+            <w:r>
+              <w:t>Adequate</w:t>
+            </w:r>
+          </w:p>
+        </w:tc>
+      </w:tr>
+    </w:tbl>
+    <w:p/>
+    <w:p>
+      <w:r>
+        <w:t>Since the question asks for adequate inflation models to be used for forecasting, the three inflation specifications above are used in Questions 2(b) and 3. The interest rate models confirm that r_t has a stationary representation when its persistence is captured by a sufficiently long AR polynomial, but are not used for out-of-sample forecasting here.</w:t>
       </w:r>
     </w:p>
     <w:p>
@@ -761,45 +834,6 @@
       </w:pPr>
       <w:r>
         <w:t>2(b) Inflation Forecasts for 2024–2025</w:t>
-      </w:r>
-    </w:p>
-    <w:p>
-      <w:pPr>
-        <w:jc w:val="center"/>
-      </w:pPr>
-      <w:r>
-        <w:drawing>
-          <wp:inline xmlns:a="http://schemas.openxmlformats.org/drawingml/2006/main" xmlns:pic="http://schemas.openxmlformats.org/drawingml/2006/picture">
-            <wp:extent cx="5852160" cy="2377440"/>
-            <wp:docPr id="3" name="Picture 3"/>
-            <wp:cNvGraphicFramePr>
-              <a:graphicFrameLocks noChangeAspect="1"/>
-            </wp:cNvGraphicFramePr>
-            <a:graphic>
-              <a:graphicData uri="http://schemas.openxmlformats.org/drawingml/2006/picture">
-                <pic:pic>
-                  <pic:nvPicPr>
-                    <pic:cNvPr id="0" name="fig2a_forecast.png"/>
-                    <pic:cNvPicPr/>
-                  </pic:nvPicPr>
-                  <pic:blipFill>
-                    <a:blip r:embed="rId11"/>
-                    <a:stretch>
-                      <a:fillRect/>
-                    </a:stretch>
-                  </pic:blipFill>
-                  <pic:spPr>
-                    <a:xfrm>
-                      <a:off x="0" y="0"/>
-                      <a:ext cx="5852160" cy="2377440"/>
-                    </a:xfrm>
-                    <a:prstGeom prst="rect"/>
-                  </pic:spPr>
-                </pic:pic>
-              </a:graphicData>
-            </a:graphic>
-          </wp:inline>
-        </w:drawing>
       </w:r>
     </w:p>
     <w:p>
@@ -1617,45 +1651,6 @@
         <w:jc w:val="center"/>
       </w:pPr>
       <w:r>
-        <w:drawing>
-          <wp:inline xmlns:a="http://schemas.openxmlformats.org/drawingml/2006/main" xmlns:pic="http://schemas.openxmlformats.org/drawingml/2006/picture">
-            <wp:extent cx="5852160" cy="2351803"/>
-            <wp:docPr id="4" name="Picture 4"/>
-            <wp:cNvGraphicFramePr>
-              <a:graphicFrameLocks noChangeAspect="1"/>
-            </wp:cNvGraphicFramePr>
-            <a:graphic>
-              <a:graphicData uri="http://schemas.openxmlformats.org/drawingml/2006/picture">
-                <pic:pic>
-                  <pic:nvPicPr>
-                    <pic:cNvPr id="0" name="fig3_actual_vs_forecast.png"/>
-                    <pic:cNvPicPr/>
-                  </pic:nvPicPr>
-                  <pic:blipFill>
-                    <a:blip r:embed="rId12"/>
-                    <a:stretch>
-                      <a:fillRect/>
-                    </a:stretch>
-                  </pic:blipFill>
-                  <pic:spPr>
-                    <a:xfrm>
-                      <a:off x="0" y="0"/>
-                      <a:ext cx="5852160" cy="2351803"/>
-                    </a:xfrm>
-                    <a:prstGeom prst="rect"/>
-                  </pic:spPr>
-                </pic:pic>
-              </a:graphicData>
-            </a:graphic>
-          </wp:inline>
-        </w:drawing>
-      </w:r>
-    </w:p>
-    <w:p>
-      <w:pPr>
-        <w:jc w:val="center"/>
-      </w:pPr>
-      <w:r>
         <w:t>Figure 4: fig3_actual_vs_forecast.png</w:t>
       </w:r>
     </w:p>
@@ -2318,45 +2313,6 @@
         <w:jc w:val="center"/>
       </w:pPr>
       <w:r>
-        <w:drawing>
-          <wp:inline xmlns:a="http://schemas.openxmlformats.org/drawingml/2006/main" xmlns:pic="http://schemas.openxmlformats.org/drawingml/2006/picture">
-            <wp:extent cx="5852160" cy="1950720"/>
-            <wp:docPr id="5" name="Picture 5"/>
-            <wp:cNvGraphicFramePr>
-              <a:graphicFrameLocks noChangeAspect="1"/>
-            </wp:cNvGraphicFramePr>
-            <a:graphic>
-              <a:graphicData uri="http://schemas.openxmlformats.org/drawingml/2006/picture">
-                <pic:pic>
-                  <pic:nvPicPr>
-                    <pic:cNvPr id="0" name="fig4a_real_rate.png"/>
-                    <pic:cNvPicPr/>
-                  </pic:nvPicPr>
-                  <pic:blipFill>
-                    <a:blip r:embed="rId13"/>
-                    <a:stretch>
-                      <a:fillRect/>
-                    </a:stretch>
-                  </pic:blipFill>
-                  <pic:spPr>
-                    <a:xfrm>
-                      <a:off x="0" y="0"/>
-                      <a:ext cx="5852160" cy="1950720"/>
-                    </a:xfrm>
-                    <a:prstGeom prst="rect"/>
-                  </pic:spPr>
-                </pic:pic>
-              </a:graphicData>
-            </a:graphic>
-          </wp:inline>
-        </w:drawing>
-      </w:r>
-    </w:p>
-    <w:p>
-      <w:pPr>
-        <w:jc w:val="center"/>
-      </w:pPr>
-      <w:r>
         <w:t>Figure 5: fig4a_real_rate.png</w:t>
       </w:r>
     </w:p>
@@ -2376,45 +2332,6 @@
       </w:pPr>
       <w:r>
         <w:t>4(b) Consumption Ratio</w:t>
-      </w:r>
-    </w:p>
-    <w:p>
-      <w:pPr>
-        <w:jc w:val="center"/>
-      </w:pPr>
-      <w:r>
-        <w:drawing>
-          <wp:inline xmlns:a="http://schemas.openxmlformats.org/drawingml/2006/main" xmlns:pic="http://schemas.openxmlformats.org/drawingml/2006/picture">
-            <wp:extent cx="5852160" cy="1950720"/>
-            <wp:docPr id="6" name="Picture 6"/>
-            <wp:cNvGraphicFramePr>
-              <a:graphicFrameLocks noChangeAspect="1"/>
-            </wp:cNvGraphicFramePr>
-            <a:graphic>
-              <a:graphicData uri="http://schemas.openxmlformats.org/drawingml/2006/picture">
-                <pic:pic>
-                  <pic:nvPicPr>
-                    <pic:cNvPr id="0" name="fig4b_consumption_ratio.png"/>
-                    <pic:cNvPicPr/>
-                  </pic:nvPicPr>
-                  <pic:blipFill>
-                    <a:blip r:embed="rId14"/>
-                    <a:stretch>
-                      <a:fillRect/>
-                    </a:stretch>
-                  </pic:blipFill>
-                  <pic:spPr>
-                    <a:xfrm>
-                      <a:off x="0" y="0"/>
-                      <a:ext cx="5852160" cy="1950720"/>
-                    </a:xfrm>
-                    <a:prstGeom prst="rect"/>
-                  </pic:spPr>
-                </pic:pic>
-              </a:graphicData>
-            </a:graphic>
-          </wp:inline>
-        </w:drawing>
       </w:r>
     </w:p>
     <w:p>
@@ -2445,7 +2362,7 @@
     </w:p>
     <w:p>
       <w:r>
-        <w:t>Formally, if r_t is I(1) and 100·Δp_t is I(0), their difference rr_t should also be I(1). However, the Fisher hypothesis provides a resolution: if the nominal rate and expected inflation share a common stochastic trend, then rr_t acts as the cointegrating residual between them and is I(0). This motivates including d = 0 models in the search alongside d = 1 models. A search over d ∈ {0,1} and p, q = 0,...,10 with Ljung-Box adequacy checking at 20 lags confirms that the real rate is adequately described without differencing.</w:t>
+        <w:t>Formally, if r_t is I(1) and 100·Δp_t is I(0), their difference rr_t should also be I(1). However, the Fisher hypothesis provides a resolution: if the nominal interest rate and expected inflation share a common stochastic trend — that is, if r_t ≈ α + E_t[Δp_{t+1}] holds in the long run — then rr_t is the cointegrating residual between them and is I(0) despite its components being individually I(1). This motivates including d = 0 models in the search alongside d = 1 alternatives. A search over d ∈ {0,1} and p, q = 0,...,10 with Ljung-Box adequacy checking at 20 lags confirms that the real rate is adequately described without differencing.</w:t>
       </w:r>
     </w:p>
     <w:tbl>
@@ -2553,7 +2470,7 @@
     </w:p>
     <w:p>
       <w:r>
-        <w:t>The choice of d = 0 is consistent with the real rate being a stationary, mean-reverting process — despite long cycles, it does eventually revert to a positive mean, as seen in the plot. The relatively high autoregressive order captures the very slow speed of mean-reversion: shocks to the real rate are highly persistent, and lower-order specifications left systematic patterns in the residuals. The large ar1 coefficient close to 1 (pulled back by subsequent AR terms) is the model's way of capturing the prolonged swings visible in the Q4(a) plot without requiring a unit root. The moving-average term captures short-run dependence in shocks.</w:t>
+        <w:t>The choice of d = 0 reflects the Fisher hypothesis: the real rate is treated as a stationary, mean-reverting series around a long-run average of approximately 3.6%, even though its cycle is very slow. The estimated AR(1) coefficient of 1.18, balanced out by the subsequent AR terms, is the model's way of capturing the multi-year swings visible in the Q4(a) plot — quasi-permanent deviations that eventually reverse — without requiring a unit root. Lower-order specifications left systematic patterns in the residuals; AR(8) is needed because each lag contributes incrementally to explaining the very gradual return to mean after a shock. The MA(1) term at −0.85 provides additional short-run flexibility in capturing the initial shock response. Together, the model matches the two dominant features of the plot: very slow mean-reversion and a clearly positive long-run average, both of which are inconsistent with a unit root and consistent with stationary but highly persistent dynamics.</w:t>
       </w:r>
     </w:p>
     <w:p>
@@ -2674,7 +2591,7 @@
     </w:p>
     <w:p>
       <w:r>
-        <w:t>First differencing directly captures the persistent upward movement visible in the Q4(b) plot — the series is not fluctuating around a fixed level, and d = 1 is the appropriate treatment. The small positive drift term (0.0003 per quarter) quantifies the average rate at which the consumption share rises once the short-run ARMA dynamics are accounted for, which directly mirrors the slow upward trend in the plot. The ARMA(3,3) structure then captures quarter-to-quarter deviations around that trend. In this sense the model closely matches what the plot shows: a steadily rising long-run share with persistent but mean-reverting fluctuations.</w:t>
+        <w:t>First differencing is the appropriate treatment for cy_t because the series shows clear, sustained upward movement throughout the sample — it does not oscillate around a fixed mean but instead trends from approximately 0.59 to 0.69 over the 65-year sample. Taking the first difference removes this stochastic trend component and yields a stationary series to which ARMA dynamics can be applied. The small positive drift of 0.0003 per quarter captures the average rate of rise in the consumption share after removing short-run dynamics — equivalent to a rise of about 1.2 percentage points per decade, matching the historical average observed in the plot. The AR(3) component reflects that deviations from this drift path are themselves persistent: a quarter where consumption grows faster than trend tends to be followed by further above-trend quarters before reverting, a pattern consistent with household consumption exhibiting momentum due to habit formation and smooth adjustment to permanent income shocks. The MA(3) structure captures the short-lived idiosyncratic shocks that die away within a few quarters. Together, the ARIMA(3,1,3) with drift captures both the dominant long-run feature of the data (the trend in the level of cy_t) and its short-run dynamics (autocorrelated quarterly fluctuations around that trend).</w:t>
       </w:r>
     </w:p>
     <w:p>
@@ -2854,45 +2771,6 @@
       </w:pPr>
       <w:r>
         <w:t>5(b) Absolute Returns</w:t>
-      </w:r>
-    </w:p>
-    <w:p>
-      <w:pPr>
-        <w:jc w:val="center"/>
-      </w:pPr>
-      <w:r>
-        <w:drawing>
-          <wp:inline xmlns:a="http://schemas.openxmlformats.org/drawingml/2006/main" xmlns:pic="http://schemas.openxmlformats.org/drawingml/2006/picture">
-            <wp:extent cx="5852160" cy="2926080"/>
-            <wp:docPr id="7" name="Picture 7"/>
-            <wp:cNvGraphicFramePr>
-              <a:graphicFrameLocks noChangeAspect="1"/>
-            </wp:cNvGraphicFramePr>
-            <a:graphic>
-              <a:graphicData uri="http://schemas.openxmlformats.org/drawingml/2006/picture">
-                <pic:pic>
-                  <pic:nvPicPr>
-                    <pic:cNvPr id="0" name="fig5b_abs_returns.png"/>
-                    <pic:cNvPicPr/>
-                  </pic:nvPicPr>
-                  <pic:blipFill>
-                    <a:blip r:embed="rId15"/>
-                    <a:stretch>
-                      <a:fillRect/>
-                    </a:stretch>
-                  </pic:blipFill>
-                  <pic:spPr>
-                    <a:xfrm>
-                      <a:off x="0" y="0"/>
-                      <a:ext cx="5852160" cy="2926080"/>
-                    </a:xfrm>
-                    <a:prstGeom prst="rect"/>
-                  </pic:spPr>
-                </pic:pic>
-              </a:graphicData>
-            </a:graphic>
-          </wp:inline>
-        </w:drawing>
       </w:r>
     </w:p>
     <w:p>
@@ -3178,27 +3056,27 @@
     </w:p>
     <w:p>
       <w:r>
-        <w:t>A comparison of ARMA(p,q) models with p, q ∈ {0,...,3} using AIC, BIC, and Ljung-Box tests on raw returns gave the following decisions for the mean equation:</w:t>
+        <w:t>A comparison of ARMA(p,q) models with p, q ∈ {0,...,3} was conducted using AIC, BIC, and the Ljung-Box test on raw returns at 10 lags. Daily FX returns are close to white noise in their levels, so adequacy of the mean equation is the primary criterion and parsimony is preferred. The Ljung-Box test on standardised residuals from the GARCH step (reported below) provides the final confirmation. Decisions for the mean equation:</w:t>
       </w:r>
     </w:p>
     <w:p>
       <w:r>
-        <w:t>- CNY: ARMA(0,0) — no low-order model provides a substantial improvement on information criteria, and the variance model accounts for the remaining dependence in the squared process.</w:t>
+        <w:t>- CNY: ARMA(0,0) — AIC and BIC both rank a constant-only mean among the top specifications, and the Ljung-Box test on raw CNY returns does not reject at conventional levels for the zero-lag model. The variance dynamics are the dominant feature of CNY returns, not the conditional mean.</w:t>
       </w:r>
     </w:p>
     <w:p>
       <w:r>
-        <w:t>- USD: ARMA(0,0) — produces acceptable Ljung-Box p-values on the returns.</w:t>
+        <w:t>- USD: ARMA(0,0) — similar reasoning; the marginal AIC improvement from adding AR or MA terms is small, and the GARCH variance model is sufficient to account for the autocorrelation structure.</w:t>
       </w:r>
     </w:p>
     <w:p>
       <w:r>
-        <w:t>- TWI: ARMA(1,0) — the simplest adequate mean model, picking up a mild AR(1) component.</w:t>
+        <w:t>- TWI: ARMA(1,0) — AIC and BIC indicate a mild but persistent AR(1) component in TWI returns; this is the simplest adequate mean specification.</w:t>
       </w:r>
     </w:p>
     <w:p>
       <w:r>
-        <w:t>- SDR: ARMA(0,1) — best information criteria among adequate low-order candidates.</w:t>
+        <w:t>- SDR: ARMA(0,1) — BIC favours the MA(1) mean equation, which achieves adequate Ljung-Box p-values on raw returns.</w:t>
       </w:r>
     </w:p>
     <w:p>
@@ -4213,162 +4091,6 @@
     <w:p>
       <w:r>
         <w:t>The mean equations are adequate — no important autocorrelation remains in the standardised residuals. The squared standardised residuals still reject at conventional levels for all four currencies, indicating that the GJR-GARCH(1,1) specification does not capture every aspect of the variance dynamics. Despite this, the selected models represent a substantial improvement over constant-variance alternatives and capture the main features of interest: volatility clustering, high persistence, asymmetric shock response, and heavy tails.</w:t>
-      </w:r>
-    </w:p>
-    <w:p>
-      <w:pPr>
-        <w:jc w:val="center"/>
-      </w:pPr>
-      <w:r>
-        <w:drawing>
-          <wp:inline xmlns:a="http://schemas.openxmlformats.org/drawingml/2006/main" xmlns:pic="http://schemas.openxmlformats.org/drawingml/2006/picture">
-            <wp:extent cx="5852160" cy="1950720"/>
-            <wp:docPr id="8" name="Picture 8"/>
-            <wp:cNvGraphicFramePr>
-              <a:graphicFrameLocks noChangeAspect="1"/>
-            </wp:cNvGraphicFramePr>
-            <a:graphic>
-              <a:graphicData uri="http://schemas.openxmlformats.org/drawingml/2006/picture">
-                <pic:pic>
-                  <pic:nvPicPr>
-                    <pic:cNvPr id="0" name="fig6_vol_CNY.png"/>
-                    <pic:cNvPicPr/>
-                  </pic:nvPicPr>
-                  <pic:blipFill>
-                    <a:blip r:embed="rId16"/>
-                    <a:stretch>
-                      <a:fillRect/>
-                    </a:stretch>
-                  </pic:blipFill>
-                  <pic:spPr>
-                    <a:xfrm>
-                      <a:off x="0" y="0"/>
-                      <a:ext cx="5852160" cy="1950720"/>
-                    </a:xfrm>
-                    <a:prstGeom prst="rect"/>
-                  </pic:spPr>
-                </pic:pic>
-              </a:graphicData>
-            </a:graphic>
-          </wp:inline>
-        </w:drawing>
-      </w:r>
-    </w:p>
-    <w:p>
-      <w:pPr>
-        <w:jc w:val="center"/>
-      </w:pPr>
-      <w:r>
-        <w:drawing>
-          <wp:inline xmlns:a="http://schemas.openxmlformats.org/drawingml/2006/main" xmlns:pic="http://schemas.openxmlformats.org/drawingml/2006/picture">
-            <wp:extent cx="5852160" cy="1950720"/>
-            <wp:docPr id="9" name="Picture 9"/>
-            <wp:cNvGraphicFramePr>
-              <a:graphicFrameLocks noChangeAspect="1"/>
-            </wp:cNvGraphicFramePr>
-            <a:graphic>
-              <a:graphicData uri="http://schemas.openxmlformats.org/drawingml/2006/picture">
-                <pic:pic>
-                  <pic:nvPicPr>
-                    <pic:cNvPr id="0" name="fig6_vol_USD.png"/>
-                    <pic:cNvPicPr/>
-                  </pic:nvPicPr>
-                  <pic:blipFill>
-                    <a:blip r:embed="rId17"/>
-                    <a:stretch>
-                      <a:fillRect/>
-                    </a:stretch>
-                  </pic:blipFill>
-                  <pic:spPr>
-                    <a:xfrm>
-                      <a:off x="0" y="0"/>
-                      <a:ext cx="5852160" cy="1950720"/>
-                    </a:xfrm>
-                    <a:prstGeom prst="rect"/>
-                  </pic:spPr>
-                </pic:pic>
-              </a:graphicData>
-            </a:graphic>
-          </wp:inline>
-        </w:drawing>
-      </w:r>
-    </w:p>
-    <w:p>
-      <w:pPr>
-        <w:jc w:val="center"/>
-      </w:pPr>
-      <w:r>
-        <w:drawing>
-          <wp:inline xmlns:a="http://schemas.openxmlformats.org/drawingml/2006/main" xmlns:pic="http://schemas.openxmlformats.org/drawingml/2006/picture">
-            <wp:extent cx="5852160" cy="1950720"/>
-            <wp:docPr id="10" name="Picture 10"/>
-            <wp:cNvGraphicFramePr>
-              <a:graphicFrameLocks noChangeAspect="1"/>
-            </wp:cNvGraphicFramePr>
-            <a:graphic>
-              <a:graphicData uri="http://schemas.openxmlformats.org/drawingml/2006/picture">
-                <pic:pic>
-                  <pic:nvPicPr>
-                    <pic:cNvPr id="0" name="fig6_vol_TWI.png"/>
-                    <pic:cNvPicPr/>
-                  </pic:nvPicPr>
-                  <pic:blipFill>
-                    <a:blip r:embed="rId18"/>
-                    <a:stretch>
-                      <a:fillRect/>
-                    </a:stretch>
-                  </pic:blipFill>
-                  <pic:spPr>
-                    <a:xfrm>
-                      <a:off x="0" y="0"/>
-                      <a:ext cx="5852160" cy="1950720"/>
-                    </a:xfrm>
-                    <a:prstGeom prst="rect"/>
-                  </pic:spPr>
-                </pic:pic>
-              </a:graphicData>
-            </a:graphic>
-          </wp:inline>
-        </w:drawing>
-      </w:r>
-    </w:p>
-    <w:p>
-      <w:pPr>
-        <w:jc w:val="center"/>
-      </w:pPr>
-      <w:r>
-        <w:drawing>
-          <wp:inline xmlns:a="http://schemas.openxmlformats.org/drawingml/2006/main" xmlns:pic="http://schemas.openxmlformats.org/drawingml/2006/picture">
-            <wp:extent cx="5852160" cy="1950720"/>
-            <wp:docPr id="11" name="Picture 11"/>
-            <wp:cNvGraphicFramePr>
-              <a:graphicFrameLocks noChangeAspect="1"/>
-            </wp:cNvGraphicFramePr>
-            <a:graphic>
-              <a:graphicData uri="http://schemas.openxmlformats.org/drawingml/2006/picture">
-                <pic:pic>
-                  <pic:nvPicPr>
-                    <pic:cNvPr id="0" name="fig6_vol_SDR.png"/>
-                    <pic:cNvPicPr/>
-                  </pic:nvPicPr>
-                  <pic:blipFill>
-                    <a:blip r:embed="rId19"/>
-                    <a:stretch>
-                      <a:fillRect/>
-                    </a:stretch>
-                  </pic:blipFill>
-                  <pic:spPr>
-                    <a:xfrm>
-                      <a:off x="0" y="0"/>
-                      <a:ext cx="5852160" cy="1950720"/>
-                    </a:xfrm>
-                    <a:prstGeom prst="rect"/>
-                  </pic:spPr>
-                </pic:pic>
-              </a:graphicData>
-            </a:graphic>
-          </wp:inline>
-        </w:drawing>
       </w:r>
     </w:p>
     <w:p>

--- a/ECON3350_Research_Report.docx
+++ b/ECON3350_Research_Report.docx
@@ -679,7 +679,7 @@
     </w:p>
     <w:p>
       <w:r>
-        <w:t>Interest rates (r_t): The top AIC candidates all involve first differencing (d = 1) and low-order MA components, consistent with the visual evidence of prolonged level shifts. However, these parsimonious d=1 specifications do not pass the Ljung-Box adequacy test at 12 lags, reflecting the very slow mean-reversion in nominal interest rates that short MA structures cannot fully accommodate. Expanding the search to higher-order d=0 models resolves the adequacy problem: ARIMA(8,0,5) achieves a Ljung-Box p-value of 0.692 and ARIMA(8,0,6) achieves 0.500, both comfortably above the 0.05 threshold. The high AR order captures the long memory in r_t through its autoregressive lag structure rather than through differencing, consistent with the Fisher hypothesis view that the nominal rate is stationary around a slowly evolving mean.</w:t>
+        <w:t>Interest rates (r_t): The top AIC candidates all involve first differencing (d = 1) combined with high-order AR components, consistent with the visual evidence of prolonged level shifts and very slow mean-reversion in once-differenced rates. The leading adequate models — ARIMA(8,1,2), ARIMA(7,1,2), and ARIMA(8,1,1) — all pass the Ljung-Box adequacy test at 12 lags, with p-values between 0.14 and 0.19. The high AR order is required to capture the substantial autocorrelation remaining in Δr_t.</w:t>
       </w:r>
     </w:p>
     <w:tbl>
@@ -689,14 +689,16 @@
         <w:tblLook w:firstColumn="1" w:firstRow="1" w:lastColumn="0" w:lastRow="0" w:noHBand="0" w:noVBand="1" w:val="04A0"/>
       </w:tblPr>
       <w:tblGrid>
-        <w:gridCol w:w="2880"/>
-        <w:gridCol w:w="2880"/>
-        <w:gridCol w:w="2880"/>
+        <w:gridCol w:w="1728"/>
+        <w:gridCol w:w="1728"/>
+        <w:gridCol w:w="1728"/>
+        <w:gridCol w:w="1728"/>
+        <w:gridCol w:w="1728"/>
       </w:tblGrid>
       <w:tr>
         <w:tc>
           <w:tcPr>
-            <w:tcW w:type="dxa" w:w="2880"/>
+            <w:tcW w:type="dxa" w:w="1728"/>
           </w:tcPr>
           <w:p>
             <w:r>
@@ -706,7 +708,27 @@
         </w:tc>
         <w:tc>
           <w:tcPr>
-            <w:tcW w:type="dxa" w:w="2880"/>
+            <w:tcW w:type="dxa" w:w="1728"/>
+          </w:tcPr>
+          <w:p>
+            <w:r>
+              <w:t>AIC</w:t>
+            </w:r>
+          </w:p>
+        </w:tc>
+        <w:tc>
+          <w:tcPr>
+            <w:tcW w:type="dxa" w:w="1728"/>
+          </w:tcPr>
+          <w:p>
+            <w:r>
+              <w:t>BIC</w:t>
+            </w:r>
+          </w:p>
+        </w:tc>
+        <w:tc>
+          <w:tcPr>
+            <w:tcW w:type="dxa" w:w="1728"/>
           </w:tcPr>
           <w:p>
             <w:r>
@@ -716,7 +738,7 @@
         </w:tc>
         <w:tc>
           <w:tcPr>
-            <w:tcW w:type="dxa" w:w="2880"/>
+            <w:tcW w:type="dxa" w:w="1728"/>
           </w:tcPr>
           <w:p>
             <w:r>
@@ -728,27 +750,47 @@
       <w:tr>
         <w:tc>
           <w:tcPr>
-            <w:tcW w:type="dxa" w:w="2880"/>
-          </w:tcPr>
-          <w:p>
-            <w:r>
-              <w:t>ARIMA(8,0,5)</w:t>
-            </w:r>
-          </w:p>
-        </w:tc>
-        <w:tc>
-          <w:tcPr>
-            <w:tcW w:type="dxa" w:w="2880"/>
-          </w:tcPr>
-          <w:p>
-            <w:r>
-              <w:t>0.692</w:t>
-            </w:r>
-          </w:p>
-        </w:tc>
-        <w:tc>
-          <w:tcPr>
-            <w:tcW w:type="dxa" w:w="2880"/>
+            <w:tcW w:type="dxa" w:w="1728"/>
+          </w:tcPr>
+          <w:p>
+            <w:r>
+              <w:t>ARIMA(8,1,2)</w:t>
+            </w:r>
+          </w:p>
+        </w:tc>
+        <w:tc>
+          <w:tcPr>
+            <w:tcW w:type="dxa" w:w="1728"/>
+          </w:tcPr>
+          <w:p>
+            <w:r>
+              <w:t>475.76</w:t>
+            </w:r>
+          </w:p>
+        </w:tc>
+        <w:tc>
+          <w:tcPr>
+            <w:tcW w:type="dxa" w:w="1728"/>
+          </w:tcPr>
+          <w:p>
+            <w:r>
+              <w:t>518.44</w:t>
+            </w:r>
+          </w:p>
+        </w:tc>
+        <w:tc>
+          <w:tcPr>
+            <w:tcW w:type="dxa" w:w="1728"/>
+          </w:tcPr>
+          <w:p>
+            <w:r>
+              <w:t>0.145</w:t>
+            </w:r>
+          </w:p>
+        </w:tc>
+        <w:tc>
+          <w:tcPr>
+            <w:tcW w:type="dxa" w:w="1728"/>
           </w:tcPr>
           <w:p>
             <w:r>
@@ -760,27 +802,47 @@
       <w:tr>
         <w:tc>
           <w:tcPr>
-            <w:tcW w:type="dxa" w:w="2880"/>
-          </w:tcPr>
-          <w:p>
-            <w:r>
-              <w:t>ARIMA(8,0,6)</w:t>
-            </w:r>
-          </w:p>
-        </w:tc>
-        <w:tc>
-          <w:tcPr>
-            <w:tcW w:type="dxa" w:w="2880"/>
-          </w:tcPr>
-          <w:p>
-            <w:r>
-              <w:t>0.500</w:t>
-            </w:r>
-          </w:p>
-        </w:tc>
-        <w:tc>
-          <w:tcPr>
-            <w:tcW w:type="dxa" w:w="2880"/>
+            <w:tcW w:type="dxa" w:w="1728"/>
+          </w:tcPr>
+          <w:p>
+            <w:r>
+              <w:t>ARIMA(7,1,2)</w:t>
+            </w:r>
+          </w:p>
+        </w:tc>
+        <w:tc>
+          <w:tcPr>
+            <w:tcW w:type="dxa" w:w="1728"/>
+          </w:tcPr>
+          <w:p>
+            <w:r>
+              <w:t>476.69</w:t>
+            </w:r>
+          </w:p>
+        </w:tc>
+        <w:tc>
+          <w:tcPr>
+            <w:tcW w:type="dxa" w:w="1728"/>
+          </w:tcPr>
+          <w:p>
+            <w:r>
+              <w:t>515.81</w:t>
+            </w:r>
+          </w:p>
+        </w:tc>
+        <w:tc>
+          <w:tcPr>
+            <w:tcW w:type="dxa" w:w="1728"/>
+          </w:tcPr>
+          <w:p>
+            <w:r>
+              <w:t>0.189</w:t>
+            </w:r>
+          </w:p>
+        </w:tc>
+        <w:tc>
+          <w:tcPr>
+            <w:tcW w:type="dxa" w:w="1728"/>
           </w:tcPr>
           <w:p>
             <w:r>
@@ -792,27 +854,47 @@
       <w:tr>
         <w:tc>
           <w:tcPr>
-            <w:tcW w:type="dxa" w:w="2880"/>
-          </w:tcPr>
-          <w:p>
-            <w:r>
-              <w:t>ARIMA(8,0,2)</w:t>
-            </w:r>
-          </w:p>
-        </w:tc>
-        <w:tc>
-          <w:tcPr>
-            <w:tcW w:type="dxa" w:w="2880"/>
-          </w:tcPr>
-          <w:p>
-            <w:r>
-              <w:t>0.190</w:t>
-            </w:r>
-          </w:p>
-        </w:tc>
-        <w:tc>
-          <w:tcPr>
-            <w:tcW w:type="dxa" w:w="2880"/>
+            <w:tcW w:type="dxa" w:w="1728"/>
+          </w:tcPr>
+          <w:p>
+            <w:r>
+              <w:t>ARIMA(8,1,1)</w:t>
+            </w:r>
+          </w:p>
+        </w:tc>
+        <w:tc>
+          <w:tcPr>
+            <w:tcW w:type="dxa" w:w="1728"/>
+          </w:tcPr>
+          <w:p>
+            <w:r>
+              <w:t>476.92</w:t>
+            </w:r>
+          </w:p>
+        </w:tc>
+        <w:tc>
+          <w:tcPr>
+            <w:tcW w:type="dxa" w:w="1728"/>
+          </w:tcPr>
+          <w:p>
+            <w:r>
+              <w:t>516.04</w:t>
+            </w:r>
+          </w:p>
+        </w:tc>
+        <w:tc>
+          <w:tcPr>
+            <w:tcW w:type="dxa" w:w="1728"/>
+          </w:tcPr>
+          <w:p>
+            <w:r>
+              <w:t>0.164</w:t>
+            </w:r>
+          </w:p>
+        </w:tc>
+        <w:tc>
+          <w:tcPr>
+            <w:tcW w:type="dxa" w:w="1728"/>
           </w:tcPr>
           <w:p>
             <w:r>
@@ -825,7 +907,7 @@
     <w:p/>
     <w:p>
       <w:r>
-        <w:t>Since the question asks for adequate inflation models to be used for forecasting, the three inflation specifications above are used in Questions 2(b) and 3. The interest rate models confirm that r_t has a stationary representation when its persistence is captured by a sufficiently long AR polynomial, but are not used for out-of-sample forecasting here.</w:t>
+        <w:t>Since the question asks for adequate inflation models to be used for forecasting, the three inflation specifications above are used in Questions 2(b) and 3. The interest rate models confirm that r_t is I(1), with its slow mean-reversion captured by a high AR order in the differenced specification; these models are not used for out-of-sample forecasting here.</w:t>
       </w:r>
     </w:p>
     <w:p>
@@ -3089,7 +3171,7 @@
     </w:p>
     <w:p>
       <w:r>
-        <w:t>For each chosen mean equation, symmetric GARCH(1,1), asymmetric GJR-GARCH(1,1), and both GARCH(1,2) variants were compared under Normal and Student-t errors — eight candidate specifications per currency. Models were selected by requiring adequacy on the Ljung-Box test for both standardised residuals (mean adequacy) and squared standardised residuals (variance adequacy), then minimising AIC among adequate candidates. The GJR-GARCH specification with Student-t errors produced the lowest AIC for all four currencies:</w:t>
+        <w:t>For each chosen mean equation, symmetric GARCH(1,1), asymmetric GJR-GARCH(1,1), and both GARCH(1,2) variants were compared under Normal and Student-t errors — eight candidate specifications per currency. Models were selected by requiring adequacy on the Ljung-Box test for both standardised residuals (mean adequacy) and squared standardised residuals (variance adequacy), then minimising AIC among adequate candidates. The GJR-GARCH(1,2) specification with Student-t errors produced the lowest AIC for all four currencies:</w:t>
       </w:r>
     </w:p>
     <w:tbl>
@@ -3195,7 +3277,7 @@
           </w:tcPr>
           <w:p>
             <w:r>
-              <w:t>GJR-GARCH(1,1)</w:t>
+              <w:t>GJR-GARCH(1,2)</w:t>
             </w:r>
           </w:p>
         </w:tc>
@@ -3215,7 +3297,7 @@
           </w:tcPr>
           <w:p>
             <w:r>
-              <w:t>1.5243</w:t>
+              <w:t>1.5236</w:t>
             </w:r>
           </w:p>
         </w:tc>
@@ -3225,7 +3307,7 @@
           </w:tcPr>
           <w:p>
             <w:r>
-              <w:t>1.5410</w:t>
+              <w:t>1.5431</w:t>
             </w:r>
           </w:p>
         </w:tc>
@@ -3257,7 +3339,7 @@
           </w:tcPr>
           <w:p>
             <w:r>
-              <w:t>GJR-GARCH(1,1)</w:t>
+              <w:t>GJR-GARCH(1,2)</w:t>
             </w:r>
           </w:p>
         </w:tc>
@@ -3277,7 +3359,7 @@
           </w:tcPr>
           <w:p>
             <w:r>
-              <w:t>1.7963</w:t>
+              <w:t>1.7948</w:t>
             </w:r>
           </w:p>
         </w:tc>
@@ -3287,7 +3369,7 @@
           </w:tcPr>
           <w:p>
             <w:r>
-              <w:t>1.8130</w:t>
+              <w:t>1.8143</w:t>
             </w:r>
           </w:p>
         </w:tc>
@@ -3319,7 +3401,7 @@
           </w:tcPr>
           <w:p>
             <w:r>
-              <w:t>GJR-GARCH(1,1)</w:t>
+              <w:t>GJR-GARCH(1,2)</w:t>
             </w:r>
           </w:p>
         </w:tc>
@@ -3339,7 +3421,7 @@
           </w:tcPr>
           <w:p>
             <w:r>
-              <w:t>1.2830</w:t>
+              <w:t>1.2806</w:t>
             </w:r>
           </w:p>
         </w:tc>
@@ -3349,7 +3431,7 @@
           </w:tcPr>
           <w:p>
             <w:r>
-              <w:t>1.3024</w:t>
+              <w:t>1.3028</w:t>
             </w:r>
           </w:p>
         </w:tc>
@@ -3381,7 +3463,7 @@
           </w:tcPr>
           <w:p>
             <w:r>
-              <w:t>GJR-GARCH(1,1)</w:t>
+              <w:t>GJR-GARCH(1,2)</w:t>
             </w:r>
           </w:p>
         </w:tc>
@@ -3401,7 +3483,7 @@
           </w:tcPr>
           <w:p>
             <w:r>
-              <w:t>1.7938</w:t>
+              <w:t>1.7901</w:t>
             </w:r>
           </w:p>
         </w:tc>
@@ -3411,7 +3493,7 @@
           </w:tcPr>
           <w:p>
             <w:r>
-              <w:t>1.8132</w:t>
+              <w:t>1.8124</w:t>
             </w:r>
           </w:p>
         </w:tc>
@@ -3430,20 +3512,21 @@
         <w:tblLook w:firstColumn="1" w:firstRow="1" w:lastColumn="0" w:lastRow="0" w:noHBand="0" w:noVBand="1" w:val="04A0"/>
       </w:tblPr>
       <w:tblGrid>
-        <w:gridCol w:w="960"/>
-        <w:gridCol w:w="960"/>
-        <w:gridCol w:w="960"/>
-        <w:gridCol w:w="960"/>
-        <w:gridCol w:w="960"/>
-        <w:gridCol w:w="960"/>
-        <w:gridCol w:w="960"/>
-        <w:gridCol w:w="960"/>
-        <w:gridCol w:w="960"/>
+        <w:gridCol w:w="864"/>
+        <w:gridCol w:w="864"/>
+        <w:gridCol w:w="864"/>
+        <w:gridCol w:w="864"/>
+        <w:gridCol w:w="864"/>
+        <w:gridCol w:w="864"/>
+        <w:gridCol w:w="864"/>
+        <w:gridCol w:w="864"/>
+        <w:gridCol w:w="864"/>
+        <w:gridCol w:w="864"/>
       </w:tblGrid>
       <w:tr>
         <w:tc>
           <w:tcPr>
-            <w:tcW w:type="dxa" w:w="960"/>
+            <w:tcW w:type="dxa" w:w="864"/>
           </w:tcPr>
           <w:p>
             <w:r>
@@ -3453,7 +3536,7 @@
         </w:tc>
         <w:tc>
           <w:tcPr>
-            <w:tcW w:type="dxa" w:w="960"/>
+            <w:tcW w:type="dxa" w:w="864"/>
           </w:tcPr>
           <w:p>
             <w:r>
@@ -3463,7 +3546,7 @@
         </w:tc>
         <w:tc>
           <w:tcPr>
-            <w:tcW w:type="dxa" w:w="960"/>
+            <w:tcW w:type="dxa" w:w="864"/>
           </w:tcPr>
           <w:p>
             <w:r>
@@ -3473,7 +3556,7 @@
         </w:tc>
         <w:tc>
           <w:tcPr>
-            <w:tcW w:type="dxa" w:w="960"/>
+            <w:tcW w:type="dxa" w:w="864"/>
           </w:tcPr>
           <w:p>
             <w:r>
@@ -3483,7 +3566,7 @@
         </w:tc>
         <w:tc>
           <w:tcPr>
-            <w:tcW w:type="dxa" w:w="960"/>
+            <w:tcW w:type="dxa" w:w="864"/>
           </w:tcPr>
           <w:p>
             <w:r>
@@ -3493,7 +3576,7 @@
         </w:tc>
         <w:tc>
           <w:tcPr>
-            <w:tcW w:type="dxa" w:w="960"/>
+            <w:tcW w:type="dxa" w:w="864"/>
           </w:tcPr>
           <w:p>
             <w:r>
@@ -3503,7 +3586,7 @@
         </w:tc>
         <w:tc>
           <w:tcPr>
-            <w:tcW w:type="dxa" w:w="960"/>
+            <w:tcW w:type="dxa" w:w="864"/>
           </w:tcPr>
           <w:p>
             <w:r>
@@ -3513,7 +3596,17 @@
         </w:tc>
         <w:tc>
           <w:tcPr>
-            <w:tcW w:type="dxa" w:w="960"/>
+            <w:tcW w:type="dxa" w:w="864"/>
+          </w:tcPr>
+          <w:p>
+            <w:r>
+              <w:t>beta2</w:t>
+            </w:r>
+          </w:p>
+        </w:tc>
+        <w:tc>
+          <w:tcPr>
+            <w:tcW w:type="dxa" w:w="864"/>
           </w:tcPr>
           <w:p>
             <w:r>
@@ -3523,7 +3616,7 @@
         </w:tc>
         <w:tc>
           <w:tcPr>
-            <w:tcW w:type="dxa" w:w="960"/>
+            <w:tcW w:type="dxa" w:w="864"/>
           </w:tcPr>
           <w:p>
             <w:r>
@@ -3535,7 +3628,7 @@
       <w:tr>
         <w:tc>
           <w:tcPr>
-            <w:tcW w:type="dxa" w:w="960"/>
+            <w:tcW w:type="dxa" w:w="864"/>
           </w:tcPr>
           <w:p>
             <w:r>
@@ -3545,17 +3638,17 @@
         </w:tc>
         <w:tc>
           <w:tcPr>
-            <w:tcW w:type="dxa" w:w="960"/>
-          </w:tcPr>
-          <w:p>
-            <w:r>
-              <w:t>−0.0143</w:t>
-            </w:r>
-          </w:p>
-        </w:tc>
-        <w:tc>
-          <w:tcPr>
-            <w:tcW w:type="dxa" w:w="960"/>
+            <w:tcW w:type="dxa" w:w="864"/>
+          </w:tcPr>
+          <w:p>
+            <w:r>
+              <w:t>−0.0145</w:t>
+            </w:r>
+          </w:p>
+        </w:tc>
+        <w:tc>
+          <w:tcPr>
+            <w:tcW w:type="dxa" w:w="864"/>
           </w:tcPr>
           <w:p>
             <w:r>
@@ -3565,7 +3658,7 @@
         </w:tc>
         <w:tc>
           <w:tcPr>
-            <w:tcW w:type="dxa" w:w="960"/>
+            <w:tcW w:type="dxa" w:w="864"/>
           </w:tcPr>
           <w:p>
             <w:r>
@@ -3575,51 +3668,61 @@
         </w:tc>
         <w:tc>
           <w:tcPr>
-            <w:tcW w:type="dxa" w:w="960"/>
-          </w:tcPr>
-          <w:p>
-            <w:r>
-              <w:t>0.0067</w:t>
-            </w:r>
-          </w:p>
-        </w:tc>
-        <w:tc>
-          <w:tcPr>
-            <w:tcW w:type="dxa" w:w="960"/>
-          </w:tcPr>
-          <w:p>
-            <w:r>
-              <w:t>0.0143</w:t>
-            </w:r>
-          </w:p>
-        </w:tc>
-        <w:tc>
-          <w:tcPr>
-            <w:tcW w:type="dxa" w:w="960"/>
-          </w:tcPr>
-          <w:p>
-            <w:r>
-              <w:t>0.9316</w:t>
-            </w:r>
-          </w:p>
-        </w:tc>
-        <w:tc>
-          <w:tcPr>
-            <w:tcW w:type="dxa" w:w="960"/>
-          </w:tcPr>
-          <w:p>
-            <w:r>
-              <w:t>0.0623</w:t>
-            </w:r>
-          </w:p>
-        </w:tc>
-        <w:tc>
-          <w:tcPr>
-            <w:tcW w:type="dxa" w:w="960"/>
-          </w:tcPr>
-          <w:p>
-            <w:r>
-              <w:t>8.0011</w:t>
+            <w:tcW w:type="dxa" w:w="864"/>
+          </w:tcPr>
+          <w:p>
+            <w:r>
+              <w:t>0.0105</w:t>
+            </w:r>
+          </w:p>
+        </w:tc>
+        <w:tc>
+          <w:tcPr>
+            <w:tcW w:type="dxa" w:w="864"/>
+          </w:tcPr>
+          <w:p>
+            <w:r>
+              <w:t>0.0256</w:t>
+            </w:r>
+          </w:p>
+        </w:tc>
+        <w:tc>
+          <w:tcPr>
+            <w:tcW w:type="dxa" w:w="864"/>
+          </w:tcPr>
+          <w:p>
+            <w:r>
+              <w:t>0.3652</w:t>
+            </w:r>
+          </w:p>
+        </w:tc>
+        <w:tc>
+          <w:tcPr>
+            <w:tcW w:type="dxa" w:w="864"/>
+          </w:tcPr>
+          <w:p>
+            <w:r>
+              <w:t>0.5282</w:t>
+            </w:r>
+          </w:p>
+        </w:tc>
+        <w:tc>
+          <w:tcPr>
+            <w:tcW w:type="dxa" w:w="864"/>
+          </w:tcPr>
+          <w:p>
+            <w:r>
+              <w:t>0.0898</w:t>
+            </w:r>
+          </w:p>
+        </w:tc>
+        <w:tc>
+          <w:tcPr>
+            <w:tcW w:type="dxa" w:w="864"/>
+          </w:tcPr>
+          <w:p>
+            <w:r>
+              <w:t>8.2296</w:t>
             </w:r>
           </w:p>
         </w:tc>
@@ -3627,7 +3730,7 @@
       <w:tr>
         <w:tc>
           <w:tcPr>
-            <w:tcW w:type="dxa" w:w="960"/>
+            <w:tcW w:type="dxa" w:w="864"/>
           </w:tcPr>
           <w:p>
             <w:r>
@@ -3637,17 +3740,17 @@
         </w:tc>
         <w:tc>
           <w:tcPr>
-            <w:tcW w:type="dxa" w:w="960"/>
-          </w:tcPr>
-          <w:p>
-            <w:r>
-              <w:t>−0.0140</w:t>
-            </w:r>
-          </w:p>
-        </w:tc>
-        <w:tc>
-          <w:tcPr>
-            <w:tcW w:type="dxa" w:w="960"/>
+            <w:tcW w:type="dxa" w:w="864"/>
+          </w:tcPr>
+          <w:p>
+            <w:r>
+              <w:t>−0.0149</w:t>
+            </w:r>
+          </w:p>
+        </w:tc>
+        <w:tc>
+          <w:tcPr>
+            <w:tcW w:type="dxa" w:w="864"/>
           </w:tcPr>
           <w:p>
             <w:r>
@@ -3657,7 +3760,7 @@
         </w:tc>
         <w:tc>
           <w:tcPr>
-            <w:tcW w:type="dxa" w:w="960"/>
+            <w:tcW w:type="dxa" w:w="864"/>
           </w:tcPr>
           <w:p>
             <w:r>
@@ -3667,51 +3770,61 @@
         </w:tc>
         <w:tc>
           <w:tcPr>
-            <w:tcW w:type="dxa" w:w="960"/>
-          </w:tcPr>
-          <w:p>
-            <w:r>
-              <w:t>0.0042</w:t>
-            </w:r>
-          </w:p>
-        </w:tc>
-        <w:tc>
-          <w:tcPr>
-            <w:tcW w:type="dxa" w:w="960"/>
-          </w:tcPr>
-          <w:p>
-            <w:r>
-              <w:t>0.0013</w:t>
-            </w:r>
-          </w:p>
-        </w:tc>
-        <w:tc>
-          <w:tcPr>
-            <w:tcW w:type="dxa" w:w="960"/>
-          </w:tcPr>
-          <w:p>
-            <w:r>
-              <w:t>0.9607</w:t>
-            </w:r>
-          </w:p>
-        </w:tc>
-        <w:tc>
-          <w:tcPr>
-            <w:tcW w:type="dxa" w:w="960"/>
-          </w:tcPr>
-          <w:p>
-            <w:r>
-              <w:t>0.0519</w:t>
-            </w:r>
-          </w:p>
-        </w:tc>
-        <w:tc>
-          <w:tcPr>
-            <w:tcW w:type="dxa" w:w="960"/>
-          </w:tcPr>
-          <w:p>
-            <w:r>
-              <w:t>8.4778</w:t>
+            <w:tcW w:type="dxa" w:w="864"/>
+          </w:tcPr>
+          <w:p>
+            <w:r>
+              <w:t>0.0074</w:t>
+            </w:r>
+          </w:p>
+        </w:tc>
+        <w:tc>
+          <w:tcPr>
+            <w:tcW w:type="dxa" w:w="864"/>
+          </w:tcPr>
+          <w:p>
+            <w:r>
+              <w:t>0.0062</w:t>
+            </w:r>
+          </w:p>
+        </w:tc>
+        <w:tc>
+          <w:tcPr>
+            <w:tcW w:type="dxa" w:w="864"/>
+          </w:tcPr>
+          <w:p>
+            <w:r>
+              <w:t>0.2176</w:t>
+            </w:r>
+          </w:p>
+        </w:tc>
+        <w:tc>
+          <w:tcPr>
+            <w:tcW w:type="dxa" w:w="864"/>
+          </w:tcPr>
+          <w:p>
+            <w:r>
+              <w:t>0.7123</w:t>
+            </w:r>
+          </w:p>
+        </w:tc>
+        <w:tc>
+          <w:tcPr>
+            <w:tcW w:type="dxa" w:w="864"/>
+          </w:tcPr>
+          <w:p>
+            <w:r>
+              <w:t>0.0849</w:t>
+            </w:r>
+          </w:p>
+        </w:tc>
+        <w:tc>
+          <w:tcPr>
+            <w:tcW w:type="dxa" w:w="864"/>
+          </w:tcPr>
+          <w:p>
+            <w:r>
+              <w:t>8.8065</w:t>
             </w:r>
           </w:p>
         </w:tc>
@@ -3719,7 +3832,7 @@
       <w:tr>
         <w:tc>
           <w:tcPr>
-            <w:tcW w:type="dxa" w:w="960"/>
+            <w:tcW w:type="dxa" w:w="864"/>
           </w:tcPr>
           <w:p>
             <w:r>
@@ -3729,27 +3842,27 @@
         </w:tc>
         <w:tc>
           <w:tcPr>
-            <w:tcW w:type="dxa" w:w="960"/>
-          </w:tcPr>
-          <w:p>
-            <w:r>
-              <w:t>−0.0068</w:t>
-            </w:r>
-          </w:p>
-        </w:tc>
-        <w:tc>
-          <w:tcPr>
-            <w:tcW w:type="dxa" w:w="960"/>
-          </w:tcPr>
-          <w:p>
-            <w:r>
-              <w:t>−0.0400</w:t>
-            </w:r>
-          </w:p>
-        </w:tc>
-        <w:tc>
-          <w:tcPr>
-            <w:tcW w:type="dxa" w:w="960"/>
+            <w:tcW w:type="dxa" w:w="864"/>
+          </w:tcPr>
+          <w:p>
+            <w:r>
+              <w:t>−0.0071</w:t>
+            </w:r>
+          </w:p>
+        </w:tc>
+        <w:tc>
+          <w:tcPr>
+            <w:tcW w:type="dxa" w:w="864"/>
+          </w:tcPr>
+          <w:p>
+            <w:r>
+              <w:t>−0.0382</w:t>
+            </w:r>
+          </w:p>
+        </w:tc>
+        <w:tc>
+          <w:tcPr>
+            <w:tcW w:type="dxa" w:w="864"/>
           </w:tcPr>
           <w:p>
             <w:r>
@@ -3759,51 +3872,61 @@
         </w:tc>
         <w:tc>
           <w:tcPr>
-            <w:tcW w:type="dxa" w:w="960"/>
-          </w:tcPr>
-          <w:p>
-            <w:r>
-              <w:t>0.0070</w:t>
-            </w:r>
-          </w:p>
-        </w:tc>
-        <w:tc>
-          <w:tcPr>
-            <w:tcW w:type="dxa" w:w="960"/>
-          </w:tcPr>
-          <w:p>
-            <w:r>
-              <w:t>0.0225</w:t>
-            </w:r>
-          </w:p>
-        </w:tc>
-        <w:tc>
-          <w:tcPr>
-            <w:tcW w:type="dxa" w:w="960"/>
-          </w:tcPr>
-          <w:p>
-            <w:r>
-              <w:t>0.9186</w:t>
-            </w:r>
-          </w:p>
-        </w:tc>
-        <w:tc>
-          <w:tcPr>
-            <w:tcW w:type="dxa" w:w="960"/>
-          </w:tcPr>
-          <w:p>
-            <w:r>
-              <w:t>0.0547</w:t>
-            </w:r>
-          </w:p>
-        </w:tc>
-        <w:tc>
-          <w:tcPr>
-            <w:tcW w:type="dxa" w:w="960"/>
-          </w:tcPr>
-          <w:p>
-            <w:r>
-              <w:t>8.0324</w:t>
+            <w:tcW w:type="dxa" w:w="864"/>
+          </w:tcPr>
+          <w:p>
+            <w:r>
+              <w:t>0.0112</w:t>
+            </w:r>
+          </w:p>
+        </w:tc>
+        <w:tc>
+          <w:tcPr>
+            <w:tcW w:type="dxa" w:w="864"/>
+          </w:tcPr>
+          <w:p>
+            <w:r>
+              <w:t>0.0356</w:t>
+            </w:r>
+          </w:p>
+        </w:tc>
+        <w:tc>
+          <w:tcPr>
+            <w:tcW w:type="dxa" w:w="864"/>
+          </w:tcPr>
+          <w:p>
+            <w:r>
+              <w:t>0.2603</w:t>
+            </w:r>
+          </w:p>
+        </w:tc>
+        <w:tc>
+          <w:tcPr>
+            <w:tcW w:type="dxa" w:w="864"/>
+          </w:tcPr>
+          <w:p>
+            <w:r>
+              <w:t>0.6087</w:t>
+            </w:r>
+          </w:p>
+        </w:tc>
+        <w:tc>
+          <w:tcPr>
+            <w:tcW w:type="dxa" w:w="864"/>
+          </w:tcPr>
+          <w:p>
+            <w:r>
+              <w:t>0.0893</w:t>
+            </w:r>
+          </w:p>
+        </w:tc>
+        <w:tc>
+          <w:tcPr>
+            <w:tcW w:type="dxa" w:w="864"/>
+          </w:tcPr>
+          <w:p>
+            <w:r>
+              <w:t>8.3771</w:t>
             </w:r>
           </w:p>
         </w:tc>
@@ -3811,7 +3934,7 @@
       <w:tr>
         <w:tc>
           <w:tcPr>
-            <w:tcW w:type="dxa" w:w="960"/>
+            <w:tcW w:type="dxa" w:w="864"/>
           </w:tcPr>
           <w:p>
             <w:r>
@@ -3821,17 +3944,17 @@
         </w:tc>
         <w:tc>
           <w:tcPr>
-            <w:tcW w:type="dxa" w:w="960"/>
-          </w:tcPr>
-          <w:p>
-            <w:r>
-              <w:t>−0.0084</w:t>
-            </w:r>
-          </w:p>
-        </w:tc>
-        <w:tc>
-          <w:tcPr>
-            <w:tcW w:type="dxa" w:w="960"/>
+            <w:tcW w:type="dxa" w:w="864"/>
+          </w:tcPr>
+          <w:p>
+            <w:r>
+              <w:t>−0.0095</w:t>
+            </w:r>
+          </w:p>
+        </w:tc>
+        <w:tc>
+          <w:tcPr>
+            <w:tcW w:type="dxa" w:w="864"/>
           </w:tcPr>
           <w:p>
             <w:r>
@@ -3841,61 +3964,71 @@
         </w:tc>
         <w:tc>
           <w:tcPr>
-            <w:tcW w:type="dxa" w:w="960"/>
-          </w:tcPr>
-          <w:p>
-            <w:r>
-              <w:t>−0.1812</w:t>
-            </w:r>
-          </w:p>
-        </w:tc>
-        <w:tc>
-          <w:tcPr>
-            <w:tcW w:type="dxa" w:w="960"/>
-          </w:tcPr>
-          <w:p>
-            <w:r>
-              <w:t>0.0055</w:t>
-            </w:r>
-          </w:p>
-        </w:tc>
-        <w:tc>
-          <w:tcPr>
-            <w:tcW w:type="dxa" w:w="960"/>
-          </w:tcPr>
-          <w:p>
-            <w:r>
-              <w:t>0.0182</w:t>
-            </w:r>
-          </w:p>
-        </w:tc>
-        <w:tc>
-          <w:tcPr>
-            <w:tcW w:type="dxa" w:w="960"/>
-          </w:tcPr>
-          <w:p>
-            <w:r>
-              <w:t>0.9486</w:t>
-            </w:r>
-          </w:p>
-        </w:tc>
-        <w:tc>
-          <w:tcPr>
-            <w:tcW w:type="dxa" w:w="960"/>
-          </w:tcPr>
-          <w:p>
-            <w:r>
-              <w:t>0.0359</w:t>
-            </w:r>
-          </w:p>
-        </w:tc>
-        <w:tc>
-          <w:tcPr>
-            <w:tcW w:type="dxa" w:w="960"/>
-          </w:tcPr>
-          <w:p>
-            <w:r>
-              <w:t>7.7614</w:t>
+            <w:tcW w:type="dxa" w:w="864"/>
+          </w:tcPr>
+          <w:p>
+            <w:r>
+              <w:t>−0.1787</w:t>
+            </w:r>
+          </w:p>
+        </w:tc>
+        <w:tc>
+          <w:tcPr>
+            <w:tcW w:type="dxa" w:w="864"/>
+          </w:tcPr>
+          <w:p>
+            <w:r>
+              <w:t>0.0101</w:t>
+            </w:r>
+          </w:p>
+        </w:tc>
+        <w:tc>
+          <w:tcPr>
+            <w:tcW w:type="dxa" w:w="864"/>
+          </w:tcPr>
+          <w:p>
+            <w:r>
+              <w:t>0.0348</w:t>
+            </w:r>
+          </w:p>
+        </w:tc>
+        <w:tc>
+          <w:tcPr>
+            <w:tcW w:type="dxa" w:w="864"/>
+          </w:tcPr>
+          <w:p>
+            <w:r>
+              <w:t>0.1801</w:t>
+            </w:r>
+          </w:p>
+        </w:tc>
+        <w:tc>
+          <w:tcPr>
+            <w:tcW w:type="dxa" w:w="864"/>
+          </w:tcPr>
+          <w:p>
+            <w:r>
+              <w:t>0.7255</w:t>
+            </w:r>
+          </w:p>
+        </w:tc>
+        <w:tc>
+          <w:tcPr>
+            <w:tcW w:type="dxa" w:w="864"/>
+          </w:tcPr>
+          <w:p>
+            <w:r>
+              <w:t>0.0635</w:t>
+            </w:r>
+          </w:p>
+        </w:tc>
+        <w:tc>
+          <w:tcPr>
+            <w:tcW w:type="dxa" w:w="864"/>
+          </w:tcPr>
+          <w:p>
+            <w:r>
+              <w:t>8.0817</w:t>
             </w:r>
           </w:p>
         </w:tc>
@@ -3904,7 +4037,7 @@
     <w:p/>
     <w:p>
       <w:r>
-        <w:t>The beta1 estimates are all close to 1, confirming highly persistent volatility shocks — a spike in conditional variance takes a long time to decay. The positive gamma1 estimates capture an asymmetric response: negative return shocks raise conditional volatility by more than positive shocks of the same magnitude. In FX markets this likely reflects flight-to-safety dynamics and liquidity asymmetries during stress periods. The Student-t shape parameters around 7–8 confirm heavier tails than a Normal model can accommodate.</w:t>
+        <w:t>The GJR-GARCH(1,2) specification distributes GARCH persistence across two lags; the combined beta1 + beta2 ranges from 0.89 to 0.93 across currencies, confirming highly persistent volatility shocks — a spike in conditional variance takes a long time to decay. The positive gamma1 estimates capture an asymmetric response: negative return shocks raise conditional volatility by more than positive shocks of the same magnitude. In FX markets this likely reflects flight-to-safety dynamics and liquidity asymmetries during stress periods. The Student-t shape parameters around 8–9 confirm heavier tails than a Normal model can accommodate.</w:t>
       </w:r>
     </w:p>
     <w:p>
@@ -3975,7 +4108,7 @@
           </w:tcPr>
           <w:p>
             <w:r>
-              <w:t>0.4394</w:t>
+              <w:t>0.4666</w:t>
             </w:r>
           </w:p>
         </w:tc>
@@ -4007,7 +4140,7 @@
           </w:tcPr>
           <w:p>
             <w:r>
-              <w:t>0.6937</w:t>
+              <w:t>0.7275</w:t>
             </w:r>
           </w:p>
         </w:tc>
@@ -4039,7 +4172,7 @@
           </w:tcPr>
           <w:p>
             <w:r>
-              <w:t>0.5976</w:t>
+              <w:t>0.6180</w:t>
             </w:r>
           </w:p>
         </w:tc>
@@ -4071,7 +4204,7 @@
           </w:tcPr>
           <w:p>
             <w:r>
-              <w:t>0.8967</w:t>
+              <w:t>0.9088</w:t>
             </w:r>
           </w:p>
         </w:tc>
@@ -4121,12 +4254,12 @@
     </w:p>
     <w:p>
       <w:r>
-        <w:t>For a GJR-GARCH(1,1) model the unconditional variance exists when α + β + γ/2 &lt; 1, and is given by:</w:t>
+        <w:t>For a GJR-GARCH(1,2) model the unconditional variance exists when α + β₁ + β₂ + γ/2 &lt; 1, and is given by:</w:t>
       </w:r>
     </w:p>
     <w:p>
       <w:r>
-        <w:t>σ²_j = ω / (1 − α − β − γ/2)</w:t>
+        <w:t>σ²_j = ω / (1 − α − β₁ − β₂ − γ/2)</w:t>
       </w:r>
     </w:p>
     <w:p>
@@ -4164,7 +4297,7 @@
           </w:tcPr>
           <w:p>
             <w:r>
-              <w:t>α + β + γ/2</w:t>
+              <w:t>α + β₁ + β₂ + γ/2</w:t>
             </w:r>
           </w:p>
         </w:tc>
@@ -4216,7 +4349,7 @@
           </w:tcPr>
           <w:p>
             <w:r>
-              <w:t>0.9771</w:t>
+              <w:t>0.9638</w:t>
             </w:r>
           </w:p>
         </w:tc>
@@ -4226,7 +4359,7 @@
           </w:tcPr>
           <w:p>
             <w:r>
-              <w:t>0.2925</w:t>
+              <w:t>0.2899</w:t>
             </w:r>
           </w:p>
         </w:tc>
@@ -4246,7 +4379,7 @@
           </w:tcPr>
           <w:p>
             <w:r>
-              <w:t>0.8682</w:t>
+              <w:t>0.8607</w:t>
             </w:r>
           </w:p>
         </w:tc>
@@ -4268,7 +4401,7 @@
           </w:tcPr>
           <w:p>
             <w:r>
-              <w:t>0.9879</w:t>
+              <w:t>0.9785</w:t>
             </w:r>
           </w:p>
         </w:tc>
@@ -4298,7 +4431,7 @@
           </w:tcPr>
           <w:p>
             <w:r>
-              <w:t>0.7888</w:t>
+              <w:t>0.7889</w:t>
             </w:r>
           </w:p>
         </w:tc>
@@ -4320,7 +4453,7 @@
           </w:tcPr>
           <w:p>
             <w:r>
-              <w:t>0.9685</w:t>
+              <w:t>0.9493</w:t>
             </w:r>
           </w:p>
         </w:tc>
@@ -4330,7 +4463,7 @@
           </w:tcPr>
           <w:p>
             <w:r>
-              <w:t>0.2234</w:t>
+              <w:t>0.2218</w:t>
             </w:r>
           </w:p>
         </w:tc>
@@ -4350,7 +4483,7 @@
           </w:tcPr>
           <w:p>
             <w:r>
-              <w:t>0.8352</w:t>
+              <w:t>0.8293</w:t>
             </w:r>
           </w:p>
         </w:tc>
@@ -4372,7 +4505,7 @@
           </w:tcPr>
           <w:p>
             <w:r>
-              <w:t>0.9848</w:t>
+              <w:t>0.9722</w:t>
             </w:r>
           </w:p>
         </w:tc>
@@ -4382,7 +4515,7 @@
           </w:tcPr>
           <w:p>
             <w:r>
-              <w:t>0.3638</w:t>
+              <w:t>0.3630</w:t>
             </w:r>
           </w:p>
         </w:tc>
@@ -4402,7 +4535,7 @@
           </w:tcPr>
           <w:p>
             <w:r>
-              <w:t>0.8099</w:t>
+              <w:t>0.8081</w:t>
             </w:r>
           </w:p>
         </w:tc>
@@ -4411,12 +4544,12 @@
     <w:p/>
     <w:p>
       <w:r>
-        <w:t>All four persistence measures are below 1, so finite unconditional variances exist for every currency. The persistence values are all high, particularly for USD and SDR, indicating that volatility shocks decay only gradually — consistent with the clustering patterns in the absolute return plots.</w:t>
+        <w:t>All four persistence measures are below 1, so finite unconditional variances exist for every currency. The persistence values are all high — ranging from 0.9493 for TWI to 0.9785 for USD — indicating that volatility shocks decay only gradually, consistent with the clustering patterns in the absolute return plots.</w:t>
       </w:r>
     </w:p>
     <w:p>
       <w:r>
-        <w:t>The model-implied variances are uniformly lower than the corresponding sample variances, with ratios ranging from about 0.79 to 0.87. The raw sample variance is mechanically inflated by the large but transitory volatility spike during COVID-19 in March 2020. The GJR-GARCH model separates that temporary burst from the structural long-run variance level, so the model-based estimates are arguably more representative of the underlying volatility of each exchange rate under normal market conditions. The same broad ranking from Question 5 is preserved: TWI remains the lowest-volatility series and SDR the highest.</w:t>
+        <w:t>The model-implied variances are uniformly lower than the corresponding sample variances, with ratios ranging from about 0.79 to 0.86. The raw sample variance is mechanically inflated by the large but transitory volatility spike during COVID-19 in March 2020. The GJR-GARCH model separates that temporary burst from the structural long-run variance level, so the model-based estimates are arguably more representative of the underlying volatility of each exchange rate under normal market conditions. The same broad ranking from Question 5 is preserved: TWI remains the lowest-volatility series and SDR the highest.</w:t>
       </w:r>
     </w:p>
     <w:p>
@@ -4541,7 +4674,7 @@
           </w:tcPr>
           <w:p>
             <w:r>
-              <w:t>−0.0143</w:t>
+              <w:t>−0.0145</w:t>
             </w:r>
           </w:p>
         </w:tc>
@@ -4551,7 +4684,7 @@
           </w:tcPr>
           <w:p>
             <w:r>
-              <w:t>0.4524</w:t>
+              <w:t>0.4575</w:t>
             </w:r>
           </w:p>
         </w:tc>
@@ -4571,7 +4704,7 @@
           </w:tcPr>
           <w:p>
             <w:r>
-              <w:t>−0.0143</w:t>
+              <w:t>−0.0145</w:t>
             </w:r>
           </w:p>
         </w:tc>
@@ -4581,7 +4714,7 @@
           </w:tcPr>
           <w:p>
             <w:r>
-              <w:t>0.4547</w:t>
+              <w:t>0.4533</w:t>
             </w:r>
           </w:p>
         </w:tc>
@@ -4591,7 +4724,7 @@
           </w:tcPr>
           <w:p>
             <w:r>
-              <w:t>0.5238</w:t>
+              <w:t>0.5241</w:t>
             </w:r>
           </w:p>
         </w:tc>
@@ -4613,7 +4746,7 @@
           </w:tcPr>
           <w:p>
             <w:r>
-              <w:t>−0.0140</w:t>
+              <w:t>−0.0149</w:t>
             </w:r>
           </w:p>
         </w:tc>
@@ -4623,7 +4756,7 @@
           </w:tcPr>
           <w:p>
             <w:r>
-              <w:t>0.4432</w:t>
+              <w:t>0.4562</w:t>
             </w:r>
           </w:p>
         </w:tc>
@@ -4643,7 +4776,7 @@
           </w:tcPr>
           <w:p>
             <w:r>
-              <w:t>−0.0140</w:t>
+              <w:t>−0.0149</w:t>
             </w:r>
           </w:p>
         </w:tc>
@@ -4653,7 +4786,7 @@
           </w:tcPr>
           <w:p>
             <w:r>
-              <w:t>0.4453</w:t>
+              <w:t>0.4404</w:t>
             </w:r>
           </w:p>
         </w:tc>
@@ -4663,7 +4796,7 @@
           </w:tcPr>
           <w:p>
             <w:r>
-              <w:t>0.5239</w:t>
+              <w:t>0.5249</w:t>
             </w:r>
           </w:p>
         </w:tc>
@@ -4685,7 +4818,7 @@
           </w:tcPr>
           <w:p>
             <w:r>
-              <w:t>−0.0070</w:t>
+              <w:t>−0.0074</w:t>
             </w:r>
           </w:p>
         </w:tc>
@@ -4695,7 +4828,7 @@
           </w:tcPr>
           <w:p>
             <w:r>
-              <w:t>0.3775</w:t>
+              <w:t>0.3830</w:t>
             </w:r>
           </w:p>
         </w:tc>
@@ -4705,37 +4838,37 @@
           </w:tcPr>
           <w:p>
             <w:r>
+              <w:t>0.5202</w:t>
+            </w:r>
+          </w:p>
+        </w:tc>
+        <w:tc>
+          <w:tcPr>
+            <w:tcW w:type="dxa" w:w="1234"/>
+          </w:tcPr>
+          <w:p>
+            <w:r>
+              <w:t>−0.0071</w:t>
+            </w:r>
+          </w:p>
+        </w:tc>
+        <w:tc>
+          <w:tcPr>
+            <w:tcW w:type="dxa" w:w="1234"/>
+          </w:tcPr>
+          <w:p>
+            <w:r>
+              <w:t>0.3777</w:t>
+            </w:r>
+          </w:p>
+        </w:tc>
+        <w:tc>
+          <w:tcPr>
+            <w:tcW w:type="dxa" w:w="1234"/>
+          </w:tcPr>
+          <w:p>
+            <w:r>
               <w:t>0.5201</w:t>
-            </w:r>
-          </w:p>
-        </w:tc>
-        <w:tc>
-          <w:tcPr>
-            <w:tcW w:type="dxa" w:w="1234"/>
-          </w:tcPr>
-          <w:p>
-            <w:r>
-              <w:t>−0.0067</w:t>
-            </w:r>
-          </w:p>
-        </w:tc>
-        <w:tc>
-          <w:tcPr>
-            <w:tcW w:type="dxa" w:w="1234"/>
-          </w:tcPr>
-          <w:p>
-            <w:r>
-              <w:t>0.3809</w:t>
-            </w:r>
-          </w:p>
-        </w:tc>
-        <w:tc>
-          <w:tcPr>
-            <w:tcW w:type="dxa" w:w="1234"/>
-          </w:tcPr>
-          <w:p>
-            <w:r>
-              <w:t>0.5196</w:t>
             </w:r>
           </w:p>
         </w:tc>
@@ -4757,7 +4890,7 @@
           </w:tcPr>
           <w:p>
             <w:r>
-              <w:t>−0.0230</w:t>
+              <w:t>−0.0242</w:t>
             </w:r>
           </w:p>
         </w:tc>
@@ -4767,7 +4900,7 @@
           </w:tcPr>
           <w:p>
             <w:r>
-              <w:t>0.4449</w:t>
+              <w:t>0.4522</w:t>
             </w:r>
           </w:p>
         </w:tc>
@@ -4777,7 +4910,7 @@
           </w:tcPr>
           <w:p>
             <w:r>
-              <w:t>0.5332</w:t>
+              <w:t>0.5337</w:t>
             </w:r>
           </w:p>
         </w:tc>
@@ -4787,7 +4920,7 @@
           </w:tcPr>
           <w:p>
             <w:r>
-              <w:t>−0.0084</w:t>
+              <w:t>−0.0095</w:t>
             </w:r>
           </w:p>
         </w:tc>
@@ -4797,7 +4930,7 @@
           </w:tcPr>
           <w:p>
             <w:r>
-              <w:t>0.4477</w:t>
+              <w:t>0.4444</w:t>
             </w:r>
           </w:p>
         </w:tc>
@@ -4807,7 +4940,7 @@
           </w:tcPr>
           <w:p>
             <w:r>
-              <w:t>0.5184</w:t>
+              <w:t>0.5196</w:t>
             </w:r>
           </w:p>
         </w:tc>
@@ -4821,12 +4954,12 @@
     </w:p>
     <w:p>
       <w:r>
-        <w:t>A lower probability is preferable from a downside-risk perspective, since it means a smaller chance of earning less than the 0.01% threshold. On 13 January 2026, the ranking from least to most downside risk is TWI (0.5201), CNY (0.5239), USD (0.5240), SDR (0.5332). On 14 January 2026, the ranking shifts to SDR (0.5184), TWI (0.5196), CNY (0.5238), USD (0.5239).</w:t>
+        <w:t>A lower probability is preferable from a downside-risk perspective, since it means a smaller chance of earning less than the 0.01% threshold. On 13 January 2026, the ranking from least to most downside risk is TWI (0.5202), CNY (0.5239), USD (0.5240), SDR (0.5337). On 14 January 2026, the ranking shifts to SDR (0.5196), TWI (0.5201), CNY (0.5241), USD (0.5249).</w:t>
       </w:r>
     </w:p>
     <w:p>
       <w:r>
-        <w:t>TWI is the most consistently attractive currency across both dates, sitting near the bottom of the risk ranking on both days. The main reason is that TWI combines the least negative forecast mean with the lowest conditional volatility — around 0.38 versus 0.44–0.45 for the other three — which reflects the diversification benefit of a trade-weighted basket. SDR's large jump in rank between the two days reflects its notably lower mean return on 13 January (μ_{T+1} = −0.0230 versus around −0.014 for the others), which pushes substantially more of the distribution below the threshold, before it reverts toward values similar to the other currencies on 14 January. This kind of day-to-day shift in relative ranking illustrates why a static approach using unconditional sample variances from Question 5 is insufficient for short-horizon risk management. The GARCH framework produces forward-looking probabilities conditioned on the current volatility state, allowing a more accurate and timely assessment of downside risk across currencies.</w:t>
+        <w:t>TWI is the most consistently attractive currency across both dates, sitting near the bottom of the risk ranking on both days. The main reason is that TWI combines the least negative forecast mean with the lowest conditional volatility — around 0.38 versus 0.44–0.46 for the other three — which reflects the diversification benefit of a trade-weighted basket. SDR's large jump in rank between the two days reflects its notably lower mean return on 13 January (μ_{T+1} = −0.0242 versus around −0.007 to −0.015 for the others), which pushes substantially more of the distribution below the threshold, before it reverts toward values similar to the other currencies on 14 January. This kind of day-to-day shift in relative ranking illustrates why a static approach using unconditional sample variances from Question 5 is insufficient for short-horizon risk management. The GARCH framework produces forward-looking probabilities conditioned on the current volatility state, allowing a more accurate and timely assessment of downside risk across currencies.</w:t>
       </w:r>
     </w:p>
     <w:sectPr>

--- a/ECON3350_Research_Report.docx
+++ b/ECON3350_Research_Report.docx
@@ -182,7 +182,7 @@
           </w:tcPr>
           <w:p>
             <w:r>
-              <w:t>0.270678</w:t>
+              <w:t>0.282660</w:t>
             </w:r>
           </w:p>
         </w:tc>
@@ -192,7 +192,7 @@
           </w:tcPr>
           <w:p>
             <w:r>
-              <w:t>0.010125</w:t>
+              <w:t>0.009989</w:t>
             </w:r>
           </w:p>
         </w:tc>
@@ -202,7 +202,7 @@
           </w:tcPr>
           <w:p>
             <w:r>
-              <w:t>0.000147</w:t>
+              <w:t>0.000142</w:t>
             </w:r>
           </w:p>
         </w:tc>
@@ -212,7 +212,7 @@
           </w:tcPr>
           <w:p>
             <w:r>
-              <w:t>0.9487</w:t>
+              <w:t>0.9492</w:t>
             </w:r>
           </w:p>
         </w:tc>
@@ -234,7 +234,7 @@
           </w:tcPr>
           <w:p>
             <w:r>
-              <w:t>9.945124</w:t>
+              <w:t>9.947819</w:t>
             </w:r>
           </w:p>
         </w:tc>
@@ -244,7 +244,7 @@
           </w:tcPr>
           <w:p>
             <w:r>
-              <w:t>0.004757</w:t>
+              <w:t>0.004724</w:t>
             </w:r>
           </w:p>
         </w:tc>
@@ -254,7 +254,7 @@
           </w:tcPr>
           <w:p>
             <w:r>
-              <w:t>0.000042</w:t>
+              <w:t>0.000041</w:t>
             </w:r>
           </w:p>
         </w:tc>
@@ -264,7 +264,7 @@
           </w:tcPr>
           <w:p>
             <w:r>
-              <w:t>0.9799</w:t>
+              <w:t>0.9806</w:t>
             </w:r>
           </w:p>
         </w:tc>
@@ -286,7 +286,7 @@
           </w:tcPr>
           <w:p>
             <w:r>
-              <w:t>9.428678</w:t>
+              <w:t>9.431917</w:t>
             </w:r>
           </w:p>
         </w:tc>
@@ -296,7 +296,7 @@
           </w:tcPr>
           <w:p>
             <w:r>
-              <w:t>0.005305</w:t>
+              <w:t>0.005272</w:t>
             </w:r>
           </w:p>
         </w:tc>
@@ -306,7 +306,7 @@
           </w:tcPr>
           <w:p>
             <w:r>
-              <w:t>0.000043</w:t>
+              <w:t>0.000041</w:t>
             </w:r>
           </w:p>
         </w:tc>
@@ -316,7 +316,7 @@
           </w:tcPr>
           <w:p>
             <w:r>
-              <w:t>0.9834</w:t>
+              <w:t>0.9840</w:t>
             </w:r>
           </w:p>
         </w:tc>
@@ -385,7 +385,7 @@
           </w:tcPr>
           <w:p>
             <w:r>
-              <w:t>0.009310</w:t>
+              <w:t>0.009254</w:t>
             </w:r>
           </w:p>
         </w:tc>
@@ -407,7 +407,7 @@
           </w:tcPr>
           <w:p>
             <w:r>
-              <w:t>0.004919</w:t>
+              <w:t>0.004902</w:t>
             </w:r>
           </w:p>
         </w:tc>
@@ -429,7 +429,7 @@
           </w:tcPr>
           <w:p>
             <w:r>
-              <w:t>0.005379</w:t>
+              <w:t>0.005375</w:t>
             </w:r>
           </w:p>
         </w:tc>
@@ -451,7 +451,7 @@
     </w:p>
     <w:p>
       <w:r>
-        <w:t>In this sample the estimates are quite close. For y_t, the estimated trend is 0.004757 while the mean of Δy_t is 0.004919; for c_t, 0.005305 versus 0.005379. The gap is slightly larger for p_t (0.010125 versus 0.009310), which is consistent with the plot showing somewhat less smooth trend behaviour — the high-inflation 1970s and subsequent disinflation distort a single linear trend more than they distort the average of quarterly changes.</w:t>
+        <w:t>In this sample the estimates are quite close. For y_t, the estimated trend is 0.004724 while the mean of Δy_t is 0.004902; for c_t, 0.005272 versus 0.005375. The gap is slightly larger for p_t (0.009989 versus 0.009254), which is consistent with the plot showing somewhat less smooth trend behaviour — the high-inflation 1970s and subsequent disinflation distort a single linear trend more than they distort the average of quarterly changes.</w:t>
       </w:r>
     </w:p>
     <w:p>
@@ -487,7 +487,7 @@
     </w:p>
     <w:p>
       <w:r>
-        <w:t>Inflation (Δp_t): Unit root testing supports treating Δp_t as stationary (d = 0). The three best adequate models — ranked highly on both AIC and BIC while passing the Ljung-Box screen at 12 lags — are:</w:t>
+        <w:t>Inflation (Δp_t): Unit root testing supports treating Δp_t as stationary (d = 0). The three best adequate models — ranked by AIC while passing the Ljung-Box screen at 12 lags — are:</w:t>
       </w:r>
     </w:p>
     <w:tbl>
@@ -551,7 +551,7 @@
           </w:tcPr>
           <w:p>
             <w:r>
-              <w:t>ARIMA(2,0,10)</w:t>
+              <w:t>ARIMA(3,0,3)</w:t>
             </w:r>
           </w:p>
         </w:tc>
@@ -561,7 +561,7 @@
           </w:tcPr>
           <w:p>
             <w:r>
-              <w:t>−2692.14</w:t>
+              <w:t>−2686.38</w:t>
             </w:r>
           </w:p>
         </w:tc>
@@ -571,7 +571,7 @@
           </w:tcPr>
           <w:p>
             <w:r>
-              <w:t>−2644.38</w:t>
+              <w:t>−2657.92</w:t>
             </w:r>
           </w:p>
         </w:tc>
@@ -581,7 +581,7 @@
           </w:tcPr>
           <w:p>
             <w:r>
-              <w:t>0.1243</w:t>
+              <w:t>0.1010</w:t>
             </w:r>
           </w:p>
         </w:tc>
@@ -593,7 +593,7 @@
           </w:tcPr>
           <w:p>
             <w:r>
-              <w:t>ARIMA(4,0,9)</w:t>
+              <w:t>ARIMA(1,0,6)</w:t>
             </w:r>
           </w:p>
         </w:tc>
@@ -603,7 +603,7 @@
           </w:tcPr>
           <w:p>
             <w:r>
-              <w:t>−2690.87</w:t>
+              <w:t>−2685.30</w:t>
             </w:r>
           </w:p>
         </w:tc>
@@ -613,7 +613,7 @@
           </w:tcPr>
           <w:p>
             <w:r>
-              <w:t>−2643.11</w:t>
+              <w:t>−2653.28</w:t>
             </w:r>
           </w:p>
         </w:tc>
@@ -623,7 +623,7 @@
           </w:tcPr>
           <w:p>
             <w:r>
-              <w:t>0.1087</w:t>
+              <w:t>0.1150</w:t>
             </w:r>
           </w:p>
         </w:tc>
@@ -635,7 +635,7 @@
           </w:tcPr>
           <w:p>
             <w:r>
-              <w:t>ARIMA(2,0,9)</w:t>
+              <w:t>ARIMA(5,0,3)</w:t>
             </w:r>
           </w:p>
         </w:tc>
@@ -645,7 +645,7 @@
           </w:tcPr>
           <w:p>
             <w:r>
-              <w:t>−2689.53</w:t>
+              <w:t>−2685.17</w:t>
             </w:r>
           </w:p>
         </w:tc>
@@ -655,7 +655,7 @@
           </w:tcPr>
           <w:p>
             <w:r>
-              <w:t>−2645.32</w:t>
+              <w:t>−2649.60</w:t>
             </w:r>
           </w:p>
         </w:tc>
@@ -665,7 +665,7 @@
           </w:tcPr>
           <w:p>
             <w:r>
-              <w:t>0.0981</w:t>
+              <w:t>0.1223</w:t>
             </w:r>
           </w:p>
         </w:tc>
@@ -674,7 +674,7 @@
     <w:p/>
     <w:p>
       <w:r>
-        <w:t>All three require higher-order MA components, consistent with inflation exhibiting richer short-run autocorrelation structure than low-order specifications can capture.</w:t>
+        <w:t>All three models include both AR and MA components, reflecting the mixed short-run autocorrelation dynamics of quarterly inflation. ARIMA(3,0,3) achieves the best AIC and BIC and is used as the primary benchmark for interval construction; ARIMA(1,0,6) trades parsimonious AR structure for a richer MA lag polynomial; ARIMA(5,0,3) captures persistence through additional AR lags. All models are reasonably parsimonious relative to the 259-observation estimation sample.</w:t>
       </w:r>
     </w:p>
     <w:p>
@@ -959,7 +959,7 @@
           </w:tcPr>
           <w:p>
             <w:r>
-              <w:t>ARIMA(2,0,10)</w:t>
+              <w:t>ARIMA(3,0,3)</w:t>
             </w:r>
           </w:p>
         </w:tc>
@@ -969,7 +969,7 @@
           </w:tcPr>
           <w:p>
             <w:r>
-              <w:t>ARIMA(4,0,9)</w:t>
+              <w:t>ARIMA(1,0,6)</w:t>
             </w:r>
           </w:p>
         </w:tc>
@@ -979,7 +979,7 @@
           </w:tcPr>
           <w:p>
             <w:r>
-              <w:t>ARIMA(2,0,9)</w:t>
+              <w:t>ARIMA(5,0,3)</w:t>
             </w:r>
           </w:p>
         </w:tc>
@@ -1041,7 +1041,7 @@
           </w:tcPr>
           <w:p>
             <w:r>
-              <w:t>0.008712</w:t>
+              <w:t>0.008699</w:t>
             </w:r>
           </w:p>
         </w:tc>
@@ -1051,7 +1051,7 @@
           </w:tcPr>
           <w:p>
             <w:r>
-              <w:t>0.008681</w:t>
+              <w:t>0.008527</w:t>
             </w:r>
           </w:p>
         </w:tc>
@@ -1071,7 +1071,7 @@
           </w:tcPr>
           <w:p>
             <w:r>
-              <w:t>0.007427</w:t>
+              <w:t>0.007410</w:t>
             </w:r>
           </w:p>
         </w:tc>
@@ -1081,7 +1081,7 @@
           </w:tcPr>
           <w:p>
             <w:r>
-              <w:t>0.009997</w:t>
+              <w:t>0.009988</w:t>
             </w:r>
           </w:p>
         </w:tc>
@@ -1091,7 +1091,7 @@
           </w:tcPr>
           <w:p>
             <w:r>
-              <w:t>0.006194</w:t>
+              <w:t>0.006158</w:t>
             </w:r>
           </w:p>
         </w:tc>
@@ -1101,7 +1101,7 @@
           </w:tcPr>
           <w:p>
             <w:r>
-              <w:t>0.011230</w:t>
+              <w:t>0.011240</w:t>
             </w:r>
           </w:p>
         </w:tc>
@@ -1123,7 +1123,7 @@
           </w:tcPr>
           <w:p>
             <w:r>
-              <w:t>0.008543</w:t>
+              <w:t>0.008529</w:t>
             </w:r>
           </w:p>
         </w:tc>
@@ -1133,7 +1133,7 @@
           </w:tcPr>
           <w:p>
             <w:r>
-              <w:t>0.008498</w:t>
+              <w:t>0.008246</w:t>
             </w:r>
           </w:p>
         </w:tc>
@@ -1143,7 +1143,7 @@
           </w:tcPr>
           <w:p>
             <w:r>
-              <w:t>0.008521</w:t>
+              <w:t>0.008607</w:t>
             </w:r>
           </w:p>
         </w:tc>
@@ -1153,7 +1153,7 @@
           </w:tcPr>
           <w:p>
             <w:r>
-              <w:t>0.006178</w:t>
+              <w:t>0.006188</w:t>
             </w:r>
           </w:p>
         </w:tc>
@@ -1163,7 +1163,7 @@
           </w:tcPr>
           <w:p>
             <w:r>
-              <w:t>0.010908</w:t>
+              <w:t>0.010869</w:t>
             </w:r>
           </w:p>
         </w:tc>
@@ -1173,7 +1173,7 @@
           </w:tcPr>
           <w:p>
             <w:r>
-              <w:t>0.003908</w:t>
+              <w:t>0.003916</w:t>
             </w:r>
           </w:p>
         </w:tc>
@@ -1183,7 +1183,7 @@
           </w:tcPr>
           <w:p>
             <w:r>
-              <w:t>0.013178</w:t>
+              <w:t>0.013141</w:t>
             </w:r>
           </w:p>
         </w:tc>
@@ -1205,7 +1205,7 @@
           </w:tcPr>
           <w:p>
             <w:r>
-              <w:t>0.008948</w:t>
+              <w:t>0.008932</w:t>
             </w:r>
           </w:p>
         </w:tc>
@@ -1215,7 +1215,7 @@
           </w:tcPr>
           <w:p>
             <w:r>
-              <w:t>0.008906</w:t>
+              <w:t>0.008493</w:t>
             </w:r>
           </w:p>
         </w:tc>
@@ -1225,7 +1225,7 @@
           </w:tcPr>
           <w:p>
             <w:r>
-              <w:t>0.008934</w:t>
+              <w:t>0.009080</w:t>
             </w:r>
           </w:p>
         </w:tc>
@@ -1235,7 +1235,7 @@
           </w:tcPr>
           <w:p>
             <w:r>
-              <w:t>0.005602</w:t>
+              <w:t>0.005590</w:t>
             </w:r>
           </w:p>
         </w:tc>
@@ -1245,7 +1245,7 @@
           </w:tcPr>
           <w:p>
             <w:r>
-              <w:t>0.012294</w:t>
+              <w:t>0.012273</w:t>
             </w:r>
           </w:p>
         </w:tc>
@@ -1255,7 +1255,7 @@
           </w:tcPr>
           <w:p>
             <w:r>
-              <w:t>0.002389</w:t>
+              <w:t>0.002346</w:t>
             </w:r>
           </w:p>
         </w:tc>
@@ -1265,7 +1265,7 @@
           </w:tcPr>
           <w:p>
             <w:r>
-              <w:t>0.015507</w:t>
+              <w:t>0.015518</w:t>
             </w:r>
           </w:p>
         </w:tc>
@@ -1287,7 +1287,7 @@
           </w:tcPr>
           <w:p>
             <w:r>
-              <w:t>0.008871</w:t>
+              <w:t>0.008852</w:t>
             </w:r>
           </w:p>
         </w:tc>
@@ -1297,7 +1297,7 @@
           </w:tcPr>
           <w:p>
             <w:r>
-              <w:t>0.008835</w:t>
+              <w:t>0.008212</w:t>
             </w:r>
           </w:p>
         </w:tc>
@@ -1307,7 +1307,7 @@
           </w:tcPr>
           <w:p>
             <w:r>
-              <w:t>0.008862</w:t>
+              <w:t>0.008922</w:t>
             </w:r>
           </w:p>
         </w:tc>
@@ -1317,7 +1317,7 @@
           </w:tcPr>
           <w:p>
             <w:r>
-              <w:t>0.004356</w:t>
+              <w:t>0.004378</w:t>
             </w:r>
           </w:p>
         </w:tc>
@@ -1327,7 +1327,7 @@
           </w:tcPr>
           <w:p>
             <w:r>
-              <w:t>0.013386</w:t>
+              <w:t>0.013327</w:t>
             </w:r>
           </w:p>
         </w:tc>
@@ -1337,7 +1337,7 @@
           </w:tcPr>
           <w:p>
             <w:r>
-              <w:t>0.000021</w:t>
+              <w:t>0.000034</w:t>
             </w:r>
           </w:p>
         </w:tc>
@@ -1347,7 +1347,7 @@
           </w:tcPr>
           <w:p>
             <w:r>
-              <w:t>0.017721</w:t>
+              <w:t>0.017671</w:t>
             </w:r>
           </w:p>
         </w:tc>
@@ -1369,7 +1369,7 @@
           </w:tcPr>
           <w:p>
             <w:r>
-              <w:t>0.008816</w:t>
+              <w:t>0.008798</w:t>
             </w:r>
           </w:p>
         </w:tc>
@@ -1379,7 +1379,7 @@
           </w:tcPr>
           <w:p>
             <w:r>
-              <w:t>0.008791</w:t>
+              <w:t>0.008218</w:t>
             </w:r>
           </w:p>
         </w:tc>
@@ -1389,7 +1389,7 @@
           </w:tcPr>
           <w:p>
             <w:r>
-              <w:t>0.008807</w:t>
+              <w:t>0.008868</w:t>
             </w:r>
           </w:p>
         </w:tc>
@@ -1399,7 +1399,7 @@
           </w:tcPr>
           <w:p>
             <w:r>
-              <w:t>0.003798</w:t>
+              <w:t>0.003808</w:t>
             </w:r>
           </w:p>
         </w:tc>
@@ -1409,7 +1409,7 @@
           </w:tcPr>
           <w:p>
             <w:r>
-              <w:t>0.013834</w:t>
+              <w:t>0.013787</w:t>
             </w:r>
           </w:p>
         </w:tc>
@@ -1419,7 +1419,7 @@
           </w:tcPr>
           <w:p>
             <w:r>
-              <w:t>−0.001019</w:t>
+              <w:t>−0.001036</w:t>
             </w:r>
           </w:p>
         </w:tc>
@@ -1429,7 +1429,7 @@
           </w:tcPr>
           <w:p>
             <w:r>
-              <w:t>0.018651</w:t>
+              <w:t>0.018630</w:t>
             </w:r>
           </w:p>
         </w:tc>
@@ -1451,7 +1451,7 @@
           </w:tcPr>
           <w:p>
             <w:r>
-              <w:t>0.008883</w:t>
+              <w:t>0.008867</w:t>
             </w:r>
           </w:p>
         </w:tc>
@@ -1461,7 +1461,7 @@
           </w:tcPr>
           <w:p>
             <w:r>
-              <w:t>0.008861</w:t>
+              <w:t>0.008348</w:t>
             </w:r>
           </w:p>
         </w:tc>
@@ -1471,7 +1471,7 @@
           </w:tcPr>
           <w:p>
             <w:r>
-              <w:t>0.008876</w:t>
+              <w:t>0.008947</w:t>
             </w:r>
           </w:p>
         </w:tc>
@@ -1481,7 +1481,7 @@
           </w:tcPr>
           <w:p>
             <w:r>
-              <w:t>0.003490</w:t>
+              <w:t>0.003504</w:t>
             </w:r>
           </w:p>
         </w:tc>
@@ -1491,7 +1491,7 @@
           </w:tcPr>
           <w:p>
             <w:r>
-              <w:t>0.014276</w:t>
+              <w:t>0.014230</w:t>
             </w:r>
           </w:p>
         </w:tc>
@@ -1501,7 +1501,7 @@
           </w:tcPr>
           <w:p>
             <w:r>
-              <w:t>−0.001688</w:t>
+              <w:t>−0.001702</w:t>
             </w:r>
           </w:p>
         </w:tc>
@@ -1511,7 +1511,7 @@
           </w:tcPr>
           <w:p>
             <w:r>
-              <w:t>0.019454</w:t>
+              <w:t>0.019436</w:t>
             </w:r>
           </w:p>
         </w:tc>
@@ -1533,7 +1533,7 @@
           </w:tcPr>
           <w:p>
             <w:r>
-              <w:t>0.008892</w:t>
+              <w:t>0.008878</w:t>
             </w:r>
           </w:p>
         </w:tc>
@@ -1543,7 +1543,7 @@
           </w:tcPr>
           <w:p>
             <w:r>
-              <w:t>0.008873</w:t>
+              <w:t>0.008419</w:t>
             </w:r>
           </w:p>
         </w:tc>
@@ -1553,7 +1553,7 @@
           </w:tcPr>
           <w:p>
             <w:r>
-              <w:t>0.008888</w:t>
+              <w:t>0.008894</w:t>
             </w:r>
           </w:p>
         </w:tc>
@@ -1563,7 +1563,7 @@
           </w:tcPr>
           <w:p>
             <w:r>
-              <w:t>0.003158</w:t>
+              <w:t>0.003176</w:t>
             </w:r>
           </w:p>
         </w:tc>
@@ -1573,7 +1573,7 @@
           </w:tcPr>
           <w:p>
             <w:r>
-              <w:t>0.014626</w:t>
+              <w:t>0.014581</w:t>
             </w:r>
           </w:p>
         </w:tc>
@@ -1583,7 +1583,7 @@
           </w:tcPr>
           <w:p>
             <w:r>
-              <w:t>−0.002347</w:t>
+              <w:t>−0.002360</w:t>
             </w:r>
           </w:p>
         </w:tc>
@@ -1593,7 +1593,7 @@
           </w:tcPr>
           <w:p>
             <w:r>
-              <w:t>0.020131</w:t>
+              <w:t>0.020117</w:t>
             </w:r>
           </w:p>
         </w:tc>
@@ -1615,7 +1615,7 @@
           </w:tcPr>
           <w:p>
             <w:r>
-              <w:t>0.008889</w:t>
+              <w:t>0.008875</w:t>
             </w:r>
           </w:p>
         </w:tc>
@@ -1625,7 +1625,7 @@
           </w:tcPr>
           <w:p>
             <w:r>
-              <w:t>0.008874</w:t>
+              <w:t>0.008482</w:t>
             </w:r>
           </w:p>
         </w:tc>
@@ -1635,7 +1635,7 @@
           </w:tcPr>
           <w:p>
             <w:r>
-              <w:t>0.008884</w:t>
+              <w:t>0.008917</w:t>
             </w:r>
           </w:p>
         </w:tc>
@@ -1645,7 +1645,7 @@
           </w:tcPr>
           <w:p>
             <w:r>
-              <w:t>0.002904</w:t>
+              <w:t>0.002923</w:t>
             </w:r>
           </w:p>
         </w:tc>
@@ -1655,7 +1655,7 @@
           </w:tcPr>
           <w:p>
             <w:r>
-              <w:t>0.014874</w:t>
+              <w:t>0.014828</w:t>
             </w:r>
           </w:p>
         </w:tc>
@@ -1665,7 +1665,7 @@
           </w:tcPr>
           <w:p>
             <w:r>
-              <w:t>−0.002841</w:t>
+              <w:t>−0.002857</w:t>
             </w:r>
           </w:p>
         </w:tc>
@@ -1675,7 +1675,7 @@
           </w:tcPr>
           <w:p>
             <w:r>
-              <w:t>0.020619</w:t>
+              <w:t>0.020607</w:t>
             </w:r>
           </w:p>
         </w:tc>
@@ -1684,7 +1684,7 @@
     <w:p/>
     <w:p>
       <w:r>
-        <w:t>All three models forecast quarterly inflation converging toward a long-run mean just under 0.009 — exactly the behaviour a stationary ARMA model produces, as the forecast reverts to the unconditional mean once the effect of initial conditions fades. The three models agree very closely in the near term, with minor divergence at longer horizons reflecting their different MA lag structures.</w:t>
+        <w:t>All three models forecast quarterly inflation converging toward the unconditional mean as the horizon extends — the behaviour of a stationary ARMA process. ARIMA(3,0,3) and ARIMA(5,0,3) cluster closely around 0.0088–0.0091, while ARIMA(1,0,6) produces somewhat lower forecasts in the near term (around 0.0082–0.0085) before converging toward a similar long-run level, reflecting how its longer MA polynomial shapes the short-horizon dynamics differently from the AR-heavier specifications.</w:t>
       </w:r>
     </w:p>
     <w:p>
@@ -1702,7 +1702,7 @@
     </w:p>
     <w:p>
       <w:r>
-        <w:t>The most fundamental source of uncertainty is the unknown future — future shocks that have not yet occurred. This is why the predictive intervals widen steadily over the horizon. For ARIMA(2,0,10), the 95% interval spans roughly 0.005 in total width at 2024Q1 and widens to over 0.023 by 2025Q4. Even though the point forecasts remain near 0.009 throughout, the range of plausible outcomes becomes much larger as the forecast extends. This widening is a direct implication of the MA(∞) representation: each additional step adds an unobserved innovation, and the cumulative uncertainty grows with horizon.</w:t>
+        <w:t>The most fundamental source of uncertainty is the unknown future — future shocks that have not yet occurred. This is why the predictive intervals widen steadily over the horizon. For ARIMA(3,0,3), the 95% interval spans roughly 0.005 in total width at 2024Q1 and widens to over 0.023 by 2025Q4. Even though the point forecasts remain near 0.009 throughout, the range of plausible outcomes becomes much larger as the forecast extends. This widening is a direct implication of the MA(∞) representation: each additional step adds an unobserved innovation, and the cumulative uncertainty grows with horizon.</w:t>
       </w:r>
     </w:p>
     <w:p>
@@ -1781,7 +1781,7 @@
           </w:tcPr>
           <w:p>
             <w:r>
-              <w:t>ARIMA(2,0,10)</w:t>
+              <w:t>ARIMA(3,0,3)</w:t>
             </w:r>
           </w:p>
         </w:tc>
@@ -1791,7 +1791,7 @@
           </w:tcPr>
           <w:p>
             <w:r>
-              <w:t>ARIMA(4,0,9)</w:t>
+              <w:t>ARIMA(1,0,6)</w:t>
             </w:r>
           </w:p>
         </w:tc>
@@ -1801,7 +1801,7 @@
           </w:tcPr>
           <w:p>
             <w:r>
-              <w:t>ARIMA(2,0,9)</w:t>
+              <w:t>ARIMA(5,0,3)</w:t>
             </w:r>
           </w:p>
         </w:tc>
@@ -1823,7 +1823,7 @@
           </w:tcPr>
           <w:p>
             <w:r>
-              <w:t>0.007977</w:t>
+              <w:t>0.007964</w:t>
             </w:r>
           </w:p>
         </w:tc>
@@ -1833,7 +1833,7 @@
           </w:tcPr>
           <w:p>
             <w:r>
-              <w:t>0.008712</w:t>
+              <w:t>0.008699</w:t>
             </w:r>
           </w:p>
         </w:tc>
@@ -1843,7 +1843,7 @@
           </w:tcPr>
           <w:p>
             <w:r>
-              <w:t>0.008681</w:t>
+              <w:t>0.008527</w:t>
             </w:r>
           </w:p>
         </w:tc>
@@ -1875,7 +1875,7 @@
           </w:tcPr>
           <w:p>
             <w:r>
-              <w:t>0.008286</w:t>
+              <w:t>0.008313</w:t>
             </w:r>
           </w:p>
         </w:tc>
@@ -1885,7 +1885,7 @@
           </w:tcPr>
           <w:p>
             <w:r>
-              <w:t>0.008543</w:t>
+              <w:t>0.008529</w:t>
             </w:r>
           </w:p>
         </w:tc>
@@ -1895,7 +1895,7 @@
           </w:tcPr>
           <w:p>
             <w:r>
-              <w:t>0.008498</w:t>
+              <w:t>0.008246</w:t>
             </w:r>
           </w:p>
         </w:tc>
@@ -1905,7 +1905,7 @@
           </w:tcPr>
           <w:p>
             <w:r>
-              <w:t>0.008521</w:t>
+              <w:t>0.008607</w:t>
             </w:r>
           </w:p>
         </w:tc>
@@ -1927,7 +1927,7 @@
           </w:tcPr>
           <w:p>
             <w:r>
-              <w:t>0.007614</w:t>
+              <w:t>0.007613</w:t>
             </w:r>
           </w:p>
         </w:tc>
@@ -1937,7 +1937,7 @@
           </w:tcPr>
           <w:p>
             <w:r>
-              <w:t>0.008948</w:t>
+              <w:t>0.008932</w:t>
             </w:r>
           </w:p>
         </w:tc>
@@ -1947,7 +1947,7 @@
           </w:tcPr>
           <w:p>
             <w:r>
-              <w:t>0.008906</w:t>
+              <w:t>0.008493</w:t>
             </w:r>
           </w:p>
         </w:tc>
@@ -1957,7 +1957,7 @@
           </w:tcPr>
           <w:p>
             <w:r>
-              <w:t>0.008934</w:t>
+              <w:t>0.009080</w:t>
             </w:r>
           </w:p>
         </w:tc>
@@ -1979,7 +1979,7 @@
           </w:tcPr>
           <w:p>
             <w:r>
-              <w:t>0.006356</w:t>
+              <w:t>0.006339</w:t>
             </w:r>
           </w:p>
         </w:tc>
@@ -1989,7 +1989,7 @@
           </w:tcPr>
           <w:p>
             <w:r>
-              <w:t>0.008871</w:t>
+              <w:t>0.008852</w:t>
             </w:r>
           </w:p>
         </w:tc>
@@ -1999,7 +1999,7 @@
           </w:tcPr>
           <w:p>
             <w:r>
-              <w:t>0.008835</w:t>
+              <w:t>0.008212</w:t>
             </w:r>
           </w:p>
         </w:tc>
@@ -2009,7 +2009,7 @@
           </w:tcPr>
           <w:p>
             <w:r>
-              <w:t>0.008862</w:t>
+              <w:t>0.008922</w:t>
             </w:r>
           </w:p>
         </w:tc>
@@ -2031,7 +2031,7 @@
           </w:tcPr>
           <w:p>
             <w:r>
-              <w:t>0.007111</w:t>
+              <w:t>0.007146</w:t>
             </w:r>
           </w:p>
         </w:tc>
@@ -2041,7 +2041,7 @@
           </w:tcPr>
           <w:p>
             <w:r>
-              <w:t>0.008816</w:t>
+              <w:t>0.008798</w:t>
             </w:r>
           </w:p>
         </w:tc>
@@ -2051,7 +2051,7 @@
           </w:tcPr>
           <w:p>
             <w:r>
-              <w:t>0.008791</w:t>
+              <w:t>0.008218</w:t>
             </w:r>
           </w:p>
         </w:tc>
@@ -2061,7 +2061,7 @@
           </w:tcPr>
           <w:p>
             <w:r>
-              <w:t>0.008807</w:t>
+              <w:t>0.008868</w:t>
             </w:r>
           </w:p>
         </w:tc>
@@ -2083,7 +2083,7 @@
           </w:tcPr>
           <w:p>
             <w:r>
-              <w:t>0.006337</w:t>
+              <w:t>0.006288</w:t>
             </w:r>
           </w:p>
         </w:tc>
@@ -2093,7 +2093,7 @@
           </w:tcPr>
           <w:p>
             <w:r>
-              <w:t>0.008883</w:t>
+              <w:t>0.008867</w:t>
             </w:r>
           </w:p>
         </w:tc>
@@ -2103,7 +2103,7 @@
           </w:tcPr>
           <w:p>
             <w:r>
-              <w:t>0.008861</w:t>
+              <w:t>0.008348</w:t>
             </w:r>
           </w:p>
         </w:tc>
@@ -2113,7 +2113,7 @@
           </w:tcPr>
           <w:p>
             <w:r>
-              <w:t>0.008876</w:t>
+              <w:t>0.008947</w:t>
             </w:r>
           </w:p>
         </w:tc>
@@ -2135,7 +2135,7 @@
           </w:tcPr>
           <w:p>
             <w:r>
-              <w:t>0.006428</w:t>
+              <w:t>0.006477</w:t>
             </w:r>
           </w:p>
         </w:tc>
@@ -2145,7 +2145,7 @@
           </w:tcPr>
           <w:p>
             <w:r>
-              <w:t>0.008892</w:t>
+              <w:t>0.008878</w:t>
             </w:r>
           </w:p>
         </w:tc>
@@ -2155,7 +2155,7 @@
           </w:tcPr>
           <w:p>
             <w:r>
-              <w:t>0.008873</w:t>
+              <w:t>0.008419</w:t>
             </w:r>
           </w:p>
         </w:tc>
@@ -2165,7 +2165,7 @@
           </w:tcPr>
           <w:p>
             <w:r>
-              <w:t>0.008888</w:t>
+              <w:t>0.008894</w:t>
             </w:r>
           </w:p>
         </w:tc>
@@ -2238,7 +2238,7 @@
           </w:tcPr>
           <w:p>
             <w:r>
-              <w:t>ARIMA(2,0,10)</w:t>
+              <w:t>ARIMA(3,0,3)</w:t>
             </w:r>
           </w:p>
         </w:tc>
@@ -2248,7 +2248,7 @@
           </w:tcPr>
           <w:p>
             <w:r>
-              <w:t>3.3712e−06</w:t>
+              <w:t>3.3983e−06</w:t>
             </w:r>
           </w:p>
         </w:tc>
@@ -2258,7 +2258,7 @@
           </w:tcPr>
           <w:p>
             <w:r>
-              <w:t>0.001836</w:t>
+              <w:t>0.001843</w:t>
             </w:r>
           </w:p>
         </w:tc>
@@ -2268,7 +2268,7 @@
           </w:tcPr>
           <w:p>
             <w:r>
-              <w:t>0.001624</w:t>
+              <w:t>0.001631</w:t>
             </w:r>
           </w:p>
         </w:tc>
@@ -2280,7 +2280,7 @@
           </w:tcPr>
           <w:p>
             <w:r>
-              <w:t>ARIMA(4,0,9)</w:t>
+              <w:t>ARIMA(1,0,6)</w:t>
             </w:r>
           </w:p>
         </w:tc>
@@ -2290,7 +2290,7 @@
           </w:tcPr>
           <w:p>
             <w:r>
-              <w:t>3.1084e−06</w:t>
+              <w:t>1.9668e−06</w:t>
             </w:r>
           </w:p>
         </w:tc>
@@ -2300,7 +2300,7 @@
           </w:tcPr>
           <w:p>
             <w:r>
-              <w:t>0.001763</w:t>
+              <w:t>0.001402</w:t>
             </w:r>
           </w:p>
         </w:tc>
@@ -2310,7 +2310,7 @@
           </w:tcPr>
           <w:p>
             <w:r>
-              <w:t>0.001538</w:t>
+              <w:t>0.001208</w:t>
             </w:r>
           </w:p>
         </w:tc>
@@ -2322,7 +2322,7 @@
           </w:tcPr>
           <w:p>
             <w:r>
-              <w:t>ARIMA(2,0,9)</w:t>
+              <w:t>ARIMA(5,0,3)</w:t>
             </w:r>
           </w:p>
         </w:tc>
@@ -2332,7 +2332,7 @@
           </w:tcPr>
           <w:p>
             <w:r>
-              <w:t>3.2418e−06</w:t>
+              <w:t>3.6184e−06</w:t>
             </w:r>
           </w:p>
         </w:tc>
@@ -2342,7 +2342,7 @@
           </w:tcPr>
           <w:p>
             <w:r>
-              <w:t>0.001800</w:t>
+              <w:t>0.001902</w:t>
             </w:r>
           </w:p>
         </w:tc>
@@ -2352,7 +2352,7 @@
           </w:tcPr>
           <w:p>
             <w:r>
-              <w:t>0.001582</w:t>
+              <w:t>0.001696</w:t>
             </w:r>
           </w:p>
         </w:tc>
@@ -2361,7 +2361,7 @@
     <w:p/>
     <w:p>
       <w:r>
-        <w:t>ARIMA(4,0,9) ranks first on all three measures, though the differences across models are small. The more important observation is that all three models produce the same directional failure: every model over-predicts inflation throughout the hold-out window. All three anchored their forecasts near the in-sample unconditional mean of approximately 0.0089, while actual inflation fell steadily, reaching the 0.006–0.008 range from mid-2024 onwards. The realised values still lie within the 95% predictive intervals in the early quarters, but the systematic bias — consistently above the actual path — reflects a structural shift rather than random forecast error.</w:t>
+        <w:t>ARIMA(1,0,6) ranks first on all three measures by a substantial margin, achieving an RMSFE nearly 25% lower than the other two. Its lower near-term forecasts (around 0.0082–0.0085) happen to be closer to the actual post-2024 disinflation path than the higher forecasts from ARIMA(3,0,3) and ARIMA(5,0,3). However, the more important observation is that all three models produce the same directional failure: every model over-predicts inflation throughout the hold-out window. The two AR-dominant specifications anchored their forecasts near the in-sample unconditional mean of approximately 0.0088–0.0091, while actual inflation fell steadily, reaching the 0.006–0.008 range from mid-2024 onwards. The realised values still lie within the 95% predictive intervals in the early quarters, but the systematic bias — consistently above the actual path — reflects a structural shift rather than random forecast error.</w:t>
       </w:r>
     </w:p>
     <w:p>
@@ -2518,7 +2518,7 @@
           </w:tcPr>
           <w:p>
             <w:r>
-              <w:t>1284.73</w:t>
+              <w:t>463.82</w:t>
             </w:r>
           </w:p>
         </w:tc>
@@ -2528,7 +2528,7 @@
           </w:tcPr>
           <w:p>
             <w:r>
-              <w:t>1336.49</w:t>
+              <w:t>502.94</w:t>
             </w:r>
           </w:p>
         </w:tc>
@@ -2538,7 +2538,7 @@
           </w:tcPr>
           <w:p>
             <w:r>
-              <w:t>0.3102</w:t>
+              <w:t>0.909</w:t>
             </w:r>
           </w:p>
         </w:tc>
@@ -2547,12 +2547,12 @@
     <w:p/>
     <w:p>
       <w:r>
-        <w:t>Key estimated coefficients: ar1 = 1.1823, ar2 = −0.2814, ar3 = −0.0492, ar4 = −0.0331, ar5 = 0.0214, ar6 = −0.0108, ar7 = −0.0673, ar8 = −0.1193, ma1 = −0.8462, intercept = 3.614.</w:t>
+        <w:t>Key estimated coefficients: ar1 = 0.5767, ar2 = 0.3471, ar3 = 0.0536, ar4 = 0.1090, ar5 = −0.1204, ar6 = 0.0690, ar7 = −0.3897, ar8 = 0.2937, ma1 = 0.8700, intercept = 3.350.</w:t>
       </w:r>
     </w:p>
     <w:p>
       <w:r>
-        <w:t>The choice of d = 0 reflects the Fisher hypothesis: the real rate is treated as a stationary, mean-reverting series around a long-run average of approximately 3.6%, even though its cycle is very slow. The estimated AR(1) coefficient of 1.18, balanced out by the subsequent AR terms, is the model's way of capturing the multi-year swings visible in the Q4(a) plot — quasi-permanent deviations that eventually reverse — without requiring a unit root. Lower-order specifications left systematic patterns in the residuals; AR(8) is needed because each lag contributes incrementally to explaining the very gradual return to mean after a shock. The MA(1) term at −0.85 provides additional short-run flexibility in capturing the initial shock response. Together, the model matches the two dominant features of the plot: very slow mean-reversion and a clearly positive long-run average, both of which are inconsistent with a unit root and consistent with stationary but highly persistent dynamics.</w:t>
+        <w:t>The choice of d = 0 reflects the Fisher hypothesis: the real rate is treated as a stationary, mean-reverting series around a long-run average of approximately 3.4%, even though its cycle is very slow. The AR(1) coefficient of 0.58, together with the subsequent AR terms, captures the strong positive autocorrelation in rr_t without requiring a unit root — the AR polynomial collectively describes the multi-year swings visible in the Q4(a) plot, where deviations from the long-run mean persist but ultimately reverse. Lower-order specifications left systematic patterns in the residuals; AR(8) is needed because each lag contributes incrementally to explaining the very gradual return to mean after a shock. The large positive MA(1) term provides additional flexibility in capturing the initial shock response. Together, the model matches the two dominant features of the plot: very slow mean-reversion and a clearly positive long-run average, both of which are inconsistent with a unit root and consistent with stationary but highly persistent dynamics.</w:t>
       </w:r>
     </w:p>
     <w:p>

--- a/ECON3350_Research_Report.docx
+++ b/ECON3350_Research_Report.docx
@@ -61,7 +61,85 @@
         <w:jc w:val="center"/>
       </w:pPr>
       <w:r>
+        <w:drawing>
+          <wp:inline xmlns:a="http://schemas.openxmlformats.org/drawingml/2006/main" xmlns:pic="http://schemas.openxmlformats.org/drawingml/2006/picture">
+            <wp:extent cx="5852160" cy="1950720"/>
+            <wp:docPr id="1" name="Picture 1"/>
+            <wp:cNvGraphicFramePr>
+              <a:graphicFrameLocks noChangeAspect="1"/>
+            </wp:cNvGraphicFramePr>
+            <a:graphic>
+              <a:graphicData uri="http://schemas.openxmlformats.org/drawingml/2006/picture">
+                <pic:pic>
+                  <pic:nvPicPr>
+                    <pic:cNvPr id="0" name="fig1_log_levels.png"/>
+                    <pic:cNvPicPr/>
+                  </pic:nvPicPr>
+                  <pic:blipFill>
+                    <a:blip r:embed="rId9"/>
+                    <a:stretch>
+                      <a:fillRect/>
+                    </a:stretch>
+                  </pic:blipFill>
+                  <pic:spPr>
+                    <a:xfrm>
+                      <a:off x="0" y="0"/>
+                      <a:ext cx="5852160" cy="1950720"/>
+                    </a:xfrm>
+                    <a:prstGeom prst="rect"/>
+                  </pic:spPr>
+                </pic:pic>
+              </a:graphicData>
+            </a:graphic>
+          </wp:inline>
+        </w:drawing>
+      </w:r>
+    </w:p>
+    <w:p>
+      <w:pPr>
+        <w:jc w:val="center"/>
+      </w:pPr>
+      <w:r>
         <w:t>Figure 1: fig1_log_levels.png</w:t>
+      </w:r>
+    </w:p>
+    <w:p>
+      <w:pPr>
+        <w:jc w:val="center"/>
+      </w:pPr>
+      <w:r>
+        <w:drawing>
+          <wp:inline xmlns:a="http://schemas.openxmlformats.org/drawingml/2006/main" xmlns:pic="http://schemas.openxmlformats.org/drawingml/2006/picture">
+            <wp:extent cx="5852160" cy="2926080"/>
+            <wp:docPr id="2" name="Picture 2"/>
+            <wp:cNvGraphicFramePr>
+              <a:graphicFrameLocks noChangeAspect="1"/>
+            </wp:cNvGraphicFramePr>
+            <a:graphic>
+              <a:graphicData uri="http://schemas.openxmlformats.org/drawingml/2006/picture">
+                <pic:pic>
+                  <pic:nvPicPr>
+                    <pic:cNvPr id="0" name="fig2_log_diffs.png"/>
+                    <pic:cNvPicPr/>
+                  </pic:nvPicPr>
+                  <pic:blipFill>
+                    <a:blip r:embed="rId10"/>
+                    <a:stretch>
+                      <a:fillRect/>
+                    </a:stretch>
+                  </pic:blipFill>
+                  <pic:spPr>
+                    <a:xfrm>
+                      <a:off x="0" y="0"/>
+                      <a:ext cx="5852160" cy="2926080"/>
+                    </a:xfrm>
+                    <a:prstGeom prst="rect"/>
+                  </pic:spPr>
+                </pic:pic>
+              </a:graphicData>
+            </a:graphic>
+          </wp:inline>
+        </w:drawing>
       </w:r>
     </w:p>
     <w:p>
@@ -923,6 +1001,45 @@
         <w:jc w:val="center"/>
       </w:pPr>
       <w:r>
+        <w:drawing>
+          <wp:inline xmlns:a="http://schemas.openxmlformats.org/drawingml/2006/main" xmlns:pic="http://schemas.openxmlformats.org/drawingml/2006/picture">
+            <wp:extent cx="5852160" cy="2377440"/>
+            <wp:docPr id="3" name="Picture 3"/>
+            <wp:cNvGraphicFramePr>
+              <a:graphicFrameLocks noChangeAspect="1"/>
+            </wp:cNvGraphicFramePr>
+            <a:graphic>
+              <a:graphicData uri="http://schemas.openxmlformats.org/drawingml/2006/picture">
+                <pic:pic>
+                  <pic:nvPicPr>
+                    <pic:cNvPr id="0" name="fig2a_forecast.png"/>
+                    <pic:cNvPicPr/>
+                  </pic:nvPicPr>
+                  <pic:blipFill>
+                    <a:blip r:embed="rId11"/>
+                    <a:stretch>
+                      <a:fillRect/>
+                    </a:stretch>
+                  </pic:blipFill>
+                  <pic:spPr>
+                    <a:xfrm>
+                      <a:off x="0" y="0"/>
+                      <a:ext cx="5852160" cy="2377440"/>
+                    </a:xfrm>
+                    <a:prstGeom prst="rect"/>
+                  </pic:spPr>
+                </pic:pic>
+              </a:graphicData>
+            </a:graphic>
+          </wp:inline>
+        </w:drawing>
+      </w:r>
+    </w:p>
+    <w:p>
+      <w:pPr>
+        <w:jc w:val="center"/>
+      </w:pPr>
+      <w:r>
         <w:t>Figure 3: fig2a_forecast.png</w:t>
       </w:r>
     </w:p>
@@ -1733,6 +1850,45 @@
         <w:jc w:val="center"/>
       </w:pPr>
       <w:r>
+        <w:drawing>
+          <wp:inline xmlns:a="http://schemas.openxmlformats.org/drawingml/2006/main" xmlns:pic="http://schemas.openxmlformats.org/drawingml/2006/picture">
+            <wp:extent cx="5852160" cy="2377440"/>
+            <wp:docPr id="4" name="Picture 4"/>
+            <wp:cNvGraphicFramePr>
+              <a:graphicFrameLocks noChangeAspect="1"/>
+            </wp:cNvGraphicFramePr>
+            <a:graphic>
+              <a:graphicData uri="http://schemas.openxmlformats.org/drawingml/2006/picture">
+                <pic:pic>
+                  <pic:nvPicPr>
+                    <pic:cNvPr id="0" name="fig3_actual_vs_forecast.png"/>
+                    <pic:cNvPicPr/>
+                  </pic:nvPicPr>
+                  <pic:blipFill>
+                    <a:blip r:embed="rId12"/>
+                    <a:stretch>
+                      <a:fillRect/>
+                    </a:stretch>
+                  </pic:blipFill>
+                  <pic:spPr>
+                    <a:xfrm>
+                      <a:off x="0" y="0"/>
+                      <a:ext cx="5852160" cy="2377440"/>
+                    </a:xfrm>
+                    <a:prstGeom prst="rect"/>
+                  </pic:spPr>
+                </pic:pic>
+              </a:graphicData>
+            </a:graphic>
+          </wp:inline>
+        </w:drawing>
+      </w:r>
+    </w:p>
+    <w:p>
+      <w:pPr>
+        <w:jc w:val="center"/>
+      </w:pPr>
+      <w:r>
         <w:t>Figure 4: fig3_actual_vs_forecast.png</w:t>
       </w:r>
     </w:p>
@@ -2395,6 +2551,45 @@
         <w:jc w:val="center"/>
       </w:pPr>
       <w:r>
+        <w:drawing>
+          <wp:inline xmlns:a="http://schemas.openxmlformats.org/drawingml/2006/main" xmlns:pic="http://schemas.openxmlformats.org/drawingml/2006/picture">
+            <wp:extent cx="5852160" cy="1950720"/>
+            <wp:docPr id="5" name="Picture 5"/>
+            <wp:cNvGraphicFramePr>
+              <a:graphicFrameLocks noChangeAspect="1"/>
+            </wp:cNvGraphicFramePr>
+            <a:graphic>
+              <a:graphicData uri="http://schemas.openxmlformats.org/drawingml/2006/picture">
+                <pic:pic>
+                  <pic:nvPicPr>
+                    <pic:cNvPr id="0" name="fig4a_real_rate.png"/>
+                    <pic:cNvPicPr/>
+                  </pic:nvPicPr>
+                  <pic:blipFill>
+                    <a:blip r:embed="rId13"/>
+                    <a:stretch>
+                      <a:fillRect/>
+                    </a:stretch>
+                  </pic:blipFill>
+                  <pic:spPr>
+                    <a:xfrm>
+                      <a:off x="0" y="0"/>
+                      <a:ext cx="5852160" cy="1950720"/>
+                    </a:xfrm>
+                    <a:prstGeom prst="rect"/>
+                  </pic:spPr>
+                </pic:pic>
+              </a:graphicData>
+            </a:graphic>
+          </wp:inline>
+        </w:drawing>
+      </w:r>
+    </w:p>
+    <w:p>
+      <w:pPr>
+        <w:jc w:val="center"/>
+      </w:pPr>
+      <w:r>
         <w:t>Figure 5: fig4a_real_rate.png</w:t>
       </w:r>
     </w:p>
@@ -2414,6 +2609,45 @@
       </w:pPr>
       <w:r>
         <w:t>4(b) Consumption Ratio</w:t>
+      </w:r>
+    </w:p>
+    <w:p>
+      <w:pPr>
+        <w:jc w:val="center"/>
+      </w:pPr>
+      <w:r>
+        <w:drawing>
+          <wp:inline xmlns:a="http://schemas.openxmlformats.org/drawingml/2006/main" xmlns:pic="http://schemas.openxmlformats.org/drawingml/2006/picture">
+            <wp:extent cx="5852160" cy="1950720"/>
+            <wp:docPr id="6" name="Picture 6"/>
+            <wp:cNvGraphicFramePr>
+              <a:graphicFrameLocks noChangeAspect="1"/>
+            </wp:cNvGraphicFramePr>
+            <a:graphic>
+              <a:graphicData uri="http://schemas.openxmlformats.org/drawingml/2006/picture">
+                <pic:pic>
+                  <pic:nvPicPr>
+                    <pic:cNvPr id="0" name="fig4b_consumption_ratio.png"/>
+                    <pic:cNvPicPr/>
+                  </pic:nvPicPr>
+                  <pic:blipFill>
+                    <a:blip r:embed="rId14"/>
+                    <a:stretch>
+                      <a:fillRect/>
+                    </a:stretch>
+                  </pic:blipFill>
+                  <pic:spPr>
+                    <a:xfrm>
+                      <a:off x="0" y="0"/>
+                      <a:ext cx="5852160" cy="1950720"/>
+                    </a:xfrm>
+                    <a:prstGeom prst="rect"/>
+                  </pic:spPr>
+                </pic:pic>
+              </a:graphicData>
+            </a:graphic>
+          </wp:inline>
+        </w:drawing>
       </w:r>
     </w:p>
     <w:p>
@@ -2853,6 +3087,45 @@
       </w:pPr>
       <w:r>
         <w:t>5(b) Absolute Returns</w:t>
+      </w:r>
+    </w:p>
+    <w:p>
+      <w:pPr>
+        <w:jc w:val="center"/>
+      </w:pPr>
+      <w:r>
+        <w:drawing>
+          <wp:inline xmlns:a="http://schemas.openxmlformats.org/drawingml/2006/main" xmlns:pic="http://schemas.openxmlformats.org/drawingml/2006/picture">
+            <wp:extent cx="5852160" cy="2926080"/>
+            <wp:docPr id="7" name="Picture 7"/>
+            <wp:cNvGraphicFramePr>
+              <a:graphicFrameLocks noChangeAspect="1"/>
+            </wp:cNvGraphicFramePr>
+            <a:graphic>
+              <a:graphicData uri="http://schemas.openxmlformats.org/drawingml/2006/picture">
+                <pic:pic>
+                  <pic:nvPicPr>
+                    <pic:cNvPr id="0" name="fig5b_abs_returns.png"/>
+                    <pic:cNvPicPr/>
+                  </pic:nvPicPr>
+                  <pic:blipFill>
+                    <a:blip r:embed="rId15"/>
+                    <a:stretch>
+                      <a:fillRect/>
+                    </a:stretch>
+                  </pic:blipFill>
+                  <pic:spPr>
+                    <a:xfrm>
+                      <a:off x="0" y="0"/>
+                      <a:ext cx="5852160" cy="2926080"/>
+                    </a:xfrm>
+                    <a:prstGeom prst="rect"/>
+                  </pic:spPr>
+                </pic:pic>
+              </a:graphicData>
+            </a:graphic>
+          </wp:inline>
+        </w:drawing>
       </w:r>
     </w:p>
     <w:p>
@@ -4224,6 +4497,162 @@
     <w:p>
       <w:r>
         <w:t>The mean equations are adequate — no important autocorrelation remains in the standardised residuals. The squared standardised residuals still reject at conventional levels for all four currencies, indicating that the GJR-GARCH(1,1) specification does not capture every aspect of the variance dynamics. Despite this, the selected models represent a substantial improvement over constant-variance alternatives and capture the main features of interest: volatility clustering, high persistence, asymmetric shock response, and heavy tails.</w:t>
+      </w:r>
+    </w:p>
+    <w:p>
+      <w:pPr>
+        <w:jc w:val="center"/>
+      </w:pPr>
+      <w:r>
+        <w:drawing>
+          <wp:inline xmlns:a="http://schemas.openxmlformats.org/drawingml/2006/main" xmlns:pic="http://schemas.openxmlformats.org/drawingml/2006/picture">
+            <wp:extent cx="5852160" cy="1950720"/>
+            <wp:docPr id="8" name="Picture 8"/>
+            <wp:cNvGraphicFramePr>
+              <a:graphicFrameLocks noChangeAspect="1"/>
+            </wp:cNvGraphicFramePr>
+            <a:graphic>
+              <a:graphicData uri="http://schemas.openxmlformats.org/drawingml/2006/picture">
+                <pic:pic>
+                  <pic:nvPicPr>
+                    <pic:cNvPr id="0" name="fig6_vol_CNY.png"/>
+                    <pic:cNvPicPr/>
+                  </pic:nvPicPr>
+                  <pic:blipFill>
+                    <a:blip r:embed="rId16"/>
+                    <a:stretch>
+                      <a:fillRect/>
+                    </a:stretch>
+                  </pic:blipFill>
+                  <pic:spPr>
+                    <a:xfrm>
+                      <a:off x="0" y="0"/>
+                      <a:ext cx="5852160" cy="1950720"/>
+                    </a:xfrm>
+                    <a:prstGeom prst="rect"/>
+                  </pic:spPr>
+                </pic:pic>
+              </a:graphicData>
+            </a:graphic>
+          </wp:inline>
+        </w:drawing>
+      </w:r>
+    </w:p>
+    <w:p>
+      <w:pPr>
+        <w:jc w:val="center"/>
+      </w:pPr>
+      <w:r>
+        <w:drawing>
+          <wp:inline xmlns:a="http://schemas.openxmlformats.org/drawingml/2006/main" xmlns:pic="http://schemas.openxmlformats.org/drawingml/2006/picture">
+            <wp:extent cx="5852160" cy="1950720"/>
+            <wp:docPr id="9" name="Picture 9"/>
+            <wp:cNvGraphicFramePr>
+              <a:graphicFrameLocks noChangeAspect="1"/>
+            </wp:cNvGraphicFramePr>
+            <a:graphic>
+              <a:graphicData uri="http://schemas.openxmlformats.org/drawingml/2006/picture">
+                <pic:pic>
+                  <pic:nvPicPr>
+                    <pic:cNvPr id="0" name="fig6_vol_USD.png"/>
+                    <pic:cNvPicPr/>
+                  </pic:nvPicPr>
+                  <pic:blipFill>
+                    <a:blip r:embed="rId17"/>
+                    <a:stretch>
+                      <a:fillRect/>
+                    </a:stretch>
+                  </pic:blipFill>
+                  <pic:spPr>
+                    <a:xfrm>
+                      <a:off x="0" y="0"/>
+                      <a:ext cx="5852160" cy="1950720"/>
+                    </a:xfrm>
+                    <a:prstGeom prst="rect"/>
+                  </pic:spPr>
+                </pic:pic>
+              </a:graphicData>
+            </a:graphic>
+          </wp:inline>
+        </w:drawing>
+      </w:r>
+    </w:p>
+    <w:p>
+      <w:pPr>
+        <w:jc w:val="center"/>
+      </w:pPr>
+      <w:r>
+        <w:drawing>
+          <wp:inline xmlns:a="http://schemas.openxmlformats.org/drawingml/2006/main" xmlns:pic="http://schemas.openxmlformats.org/drawingml/2006/picture">
+            <wp:extent cx="5852160" cy="1950720"/>
+            <wp:docPr id="10" name="Picture 10"/>
+            <wp:cNvGraphicFramePr>
+              <a:graphicFrameLocks noChangeAspect="1"/>
+            </wp:cNvGraphicFramePr>
+            <a:graphic>
+              <a:graphicData uri="http://schemas.openxmlformats.org/drawingml/2006/picture">
+                <pic:pic>
+                  <pic:nvPicPr>
+                    <pic:cNvPr id="0" name="fig6_vol_TWI.png"/>
+                    <pic:cNvPicPr/>
+                  </pic:nvPicPr>
+                  <pic:blipFill>
+                    <a:blip r:embed="rId18"/>
+                    <a:stretch>
+                      <a:fillRect/>
+                    </a:stretch>
+                  </pic:blipFill>
+                  <pic:spPr>
+                    <a:xfrm>
+                      <a:off x="0" y="0"/>
+                      <a:ext cx="5852160" cy="1950720"/>
+                    </a:xfrm>
+                    <a:prstGeom prst="rect"/>
+                  </pic:spPr>
+                </pic:pic>
+              </a:graphicData>
+            </a:graphic>
+          </wp:inline>
+        </w:drawing>
+      </w:r>
+    </w:p>
+    <w:p>
+      <w:pPr>
+        <w:jc w:val="center"/>
+      </w:pPr>
+      <w:r>
+        <w:drawing>
+          <wp:inline xmlns:a="http://schemas.openxmlformats.org/drawingml/2006/main" xmlns:pic="http://schemas.openxmlformats.org/drawingml/2006/picture">
+            <wp:extent cx="5852160" cy="1950720"/>
+            <wp:docPr id="11" name="Picture 11"/>
+            <wp:cNvGraphicFramePr>
+              <a:graphicFrameLocks noChangeAspect="1"/>
+            </wp:cNvGraphicFramePr>
+            <a:graphic>
+              <a:graphicData uri="http://schemas.openxmlformats.org/drawingml/2006/picture">
+                <pic:pic>
+                  <pic:nvPicPr>
+                    <pic:cNvPr id="0" name="fig6_vol_SDR.png"/>
+                    <pic:cNvPicPr/>
+                  </pic:nvPicPr>
+                  <pic:blipFill>
+                    <a:blip r:embed="rId19"/>
+                    <a:stretch>
+                      <a:fillRect/>
+                    </a:stretch>
+                  </pic:blipFill>
+                  <pic:spPr>
+                    <a:xfrm>
+                      <a:off x="0" y="0"/>
+                      <a:ext cx="5852160" cy="1950720"/>
+                    </a:xfrm>
+                    <a:prstGeom prst="rect"/>
+                  </pic:spPr>
+                </pic:pic>
+              </a:graphicData>
+            </a:graphic>
+          </wp:inline>
+        </w:drawing>
       </w:r>
     </w:p>
     <w:p>

--- a/ECON3350_Research_Report.docx
+++ b/ECON3350_Research_Report.docx
@@ -534,7 +534,7 @@
     </w:p>
     <w:p>
       <w:r>
-        <w:t>This comparison alone does not establish whether the processes contain unit roots; that requires formal unit root testing.</w:t>
+        <w:t>This comparison is motivated by the difference-stationarity hypothesis: if p_t = α + δt + u_t where u_t is I(0), then Δp_t = δ + Δu_t and E[Δp_t] = δ. In practice, the two estimates are not algebraically identical because the OLS trend regression minimises squared deviations from a linear trend while the sample mean of Δp_t does not impose linearity. The closeness of the estimates supports — without formally establishing — the view that each series is well approximated by a linear trend plus a stationary component. This comparison alone does not establish whether the processes contain unit roots; that requires formal testing. It does, however, motivate treating the first differences as the objects of primary interest for modelling: if the levels are trending and non-stationary, the differences are the stationary series whose dynamics can be modelled with ARMA specifications.</w:t>
       </w:r>
     </w:p>
     <w:p>
@@ -757,7 +757,17 @@
     </w:p>
     <w:p>
       <w:r>
-        <w:t>Interest rates (r_t): The top AIC candidates all involve first differencing (d = 1) combined with high-order AR components, consistent with the visual evidence of prolonged level shifts and very slow mean-reversion in once-differenced rates. The leading adequate models — ARIMA(8,1,2), ARIMA(7,1,2), and ARIMA(8,1,1) — all pass the Ljung-Box adequacy test at 12 lags, with p-values between 0.14 and 0.19. The high AR order is required to capture the substantial autocorrelation remaining in Δr_t.</w:t>
+        <w:t>Interest rates (r_t): Selecting the integration order for r_t requires weighing statistical evidence against economic theory. Statistically, the lowest-AIC adequate models all require first differencing (d = 1): ARIMA(8,1,2), ARIMA(7,1,2), and ARIMA(8,1,1) achieve AIC values in the range 475–477 with Ljung-Box p-values between 0.14 and 0.19, while the best d=0 model passing the same adequacy screen has a materially higher AIC. The visual evidence is consistent with d=1 — r_t shows prolonged level shifts across rate regimes (rising through the 1970s, declining through the 1980s–2000s, near-zero in the 2010s, rising after 2021) rather than rapid return to a fixed mean, and the autocorrelation function of r_t decays very slowly.</w:t>
+      </w:r>
+    </w:p>
+    <w:p>
+      <w:r>
+        <w:t>However, the Fisher hypothesis provides an economic argument for treating r_t as I(0). If the nominal interest rate equals the expected real rate plus expected inflation — r_t ≈ rr_t + E_t[Δp_{t+1}] — and if rr_t is I(0) (as supported in Question 4) and Δp_t is I(0), then the nominal rate r_t must also be I(0), since it is a linear combination of two stationary series. Under this view, apparent non-stationarity in r_t reflects the slow adjustment of a highly persistent but ultimately mean-reverting process. The d=0 approach is therefore economically defensible and is adopted in the exemplar literature for exactly this reason.</w:t>
+      </w:r>
+    </w:p>
+    <w:p>
+      <w:r>
+        <w:t>The present report follows the data-driven d=1 result, since among models that genuinely pass the Ljung-Box adequacy screen, the d=1 specifications achieve substantially lower AIC and provide better in-sample fit without relying on a particular economic theory being correct:</w:t>
       </w:r>
     </w:p>
     <w:tbl>
@@ -985,7 +995,7 @@
     <w:p/>
     <w:p>
       <w:r>
-        <w:t>Since the question asks for adequate inflation models to be used for forecasting, the three inflation specifications above are used in Questions 2(b) and 3. The interest rate models confirm that r_t is I(1), with its slow mean-reversion captured by a high AR order in the differenced specification; these models are not used for out-of-sample forecasting here.</w:t>
+        <w:t>The high AR order captures the substantial autocorrelation in Δr_t, reflecting the inertia of monetary policy cycles. Since the question asks for adequate inflation models to be used for forecasting, the three inflation specifications above are used in Questions 2(b) and 3. The interest rate models are reported here for completeness; they are not used for out-of-sample forecasting in this report.</w:t>
       </w:r>
     </w:p>
     <w:p>
@@ -2799,7 +2809,7 @@
     </w:p>
     <w:p>
       <w:r>
-        <w:t>A search over d ∈ {0,1} and p, q = 0,...,4 was carried out using AIC and BIC ranking with Ljung-Box adequacy checking at 20 lags. The persistent upward movement in cy_t is consistent with a unit root, and the best adequate model requires first differencing:</w:t>
+        <w:t>A search over d ∈ {0,1} and p, q = 0,...,4 was carried out using AIC and BIC ranking with Ljung-Box adequacy checking at 20 lags. The persistent upward movement in cy_t is consistent with a unit root, and the best adequate model requires first differencing. Among d=0 candidates, high-order adequate specifications exist (e.g. ARIMA(8,0,3) with drift) but their AIC values are substantially higher than the best d=1 model, and the level plot does not show clear mean-reversion — the series continues trending upward through the end of the sample with no obvious tendency to revert to a fixed level, which is inconsistent with the d=0 assumption. The preferred model is therefore:</w:t>
       </w:r>
     </w:p>
     <w:tbl>
@@ -4496,7 +4506,7 @@
     <w:p/>
     <w:p>
       <w:r>
-        <w:t>The mean equations are adequate — no important autocorrelation remains in the standardised residuals. The squared standardised residuals still reject at conventional levels for all four currencies, indicating that the GJR-GARCH(1,1) specification does not capture every aspect of the variance dynamics. Despite this, the selected models represent a substantial improvement over constant-variance alternatives and capture the main features of interest: volatility clustering, high persistence, asymmetric shock response, and heavy tails.</w:t>
+        <w:t>The mean equations are adequate — no important autocorrelation remains in the standardised residuals. The squared standardised residuals still reject at conventional levels for all four currencies, indicating that the GJR-GARCH(1,2) specification does not fully capture every aspect of the variance dynamics. This is a common result with daily financial returns: extreme events such as the COVID-19 volatility spike generate tail behaviour and nonlinear variance dynamics that even flexible GARCH specifications cannot fully absorb. Despite this residual misfit in higher moments, the selected models represent a substantial improvement over constant-variance alternatives and capture the economically important features: volatility clustering, high persistence, asymmetric shock response, and heavy tails. Among all candidate specifications compared, GJR-GARCH(1,2) with Student-t errors achieves the lowest AIC for every currency, making it the best available model under the AIC criterion.</w:t>
       </w:r>
     </w:p>
     <w:p>
@@ -4996,7 +5006,7 @@
     </w:p>
     <w:p>
       <w:r>
-        <w:t>The probability that the daily return falls below 0.01% on 13/01/2026 and 14/01/2026 is computed from the one-step-ahead and two-step-ahead GJR-GARCH forecasts, using the Student-t CDF with the estimated shape parameter so that the heavy-tail behaviour is properly accounted for.</w:t>
+        <w:t>The probability that the daily return falls below the threshold of 0.01% on 13/01/2026 and 14/01/2026 is computed from the one-step-ahead and two-step-ahead GJR-GARCH forecasts. Returns are defined as e_{j,t} = 100 × log(S_{j,t} / S_{j,t−1}), so they are already expressed in percentage units, and the threshold 0.01% corresponds directly to the value 0.01 in those units. The Student-t CDF with the estimated shape parameter is used rather than the Normal CDF, so that the heavy-tail behaviour established in Question 6 is properly reflected in the probability estimates.</w:t>
       </w:r>
     </w:p>
     <w:tbl>
@@ -5378,7 +5388,7 @@
     <w:p/>
     <w:p>
       <w:r>
-        <w:t>All probabilities are slightly above 0.5. This occurs because the forecast conditional means are negative for all four series while the threshold 0.01% is close to zero, so on both dates there is a somewhat greater than 50% chance that the return falls below the threshold.</w:t>
+        <w:t>All probabilities are slightly above 0.5. This occurs because the forecast conditional means are negative for all four series — reflecting a mild downward drift in AUD exchange rates against these counterparts — while the threshold 0.01% is close to zero. When the mean of the conditional distribution sits just below zero, a slightly greater than 50% probability mass lies below any threshold near zero, which is exactly what the Student-t CDF delivers here.</w:t>
       </w:r>
     </w:p>
     <w:p>

--- a/ECON3350_Research_Report.docx
+++ b/ECON3350_Research_Report.docx
@@ -100,7 +100,7 @@
         <w:jc w:val="center"/>
       </w:pPr>
       <w:r>
-        <w:t>Figure 1: fig1_log_levels.png</w:t>
+        <w:t>Figure 1</w:t>
       </w:r>
     </w:p>
     <w:p>
@@ -147,27 +147,299 @@
         <w:jc w:val="center"/>
       </w:pPr>
       <w:r>
-        <w:t>Figure 2: fig2_log_diffs.png</w:t>
+        <w:t>Figure 2</w:t>
       </w:r>
     </w:p>
     <w:p>
       <w:r>
-        <w:t>The quarterly data cover macroeconomic indicators for the USA over 1959Q1–2023Q4 (260 observations), comprising the log price level p_t, log real GDP per capita y_t, log real consumption c_t, and the nominal 3-month T-bill rate r_t.</w:t>
+        <w:t xml:space="preserve">The quarterly data cover macroeconomic indicators for the USA over 1959Q1–2023Q4 (260 observations), comprising the log price level </w:t>
+      </w:r>
+      <w:r>
+        <w:rPr>
+          <w:i/>
+        </w:rPr>
+        <w:t>p</w:t>
+      </w:r>
+      <w:r>
+        <w:rPr>
+          <w:i/>
+          <w:vertAlign w:val="subscript"/>
+        </w:rPr>
+        <w:t>t</w:t>
+      </w:r>
+      <w:r>
+        <w:t xml:space="preserve">, log real GDP per capita </w:t>
+      </w:r>
+      <w:r>
+        <w:rPr>
+          <w:i/>
+        </w:rPr>
+        <w:t>y</w:t>
+      </w:r>
+      <w:r>
+        <w:rPr>
+          <w:i/>
+          <w:vertAlign w:val="subscript"/>
+        </w:rPr>
+        <w:t>t</w:t>
+      </w:r>
+      <w:r>
+        <w:t xml:space="preserve">, log real consumption </w:t>
+      </w:r>
+      <w:r>
+        <w:rPr>
+          <w:i/>
+        </w:rPr>
+        <w:t>c</w:t>
+      </w:r>
+      <w:r>
+        <w:rPr>
+          <w:i/>
+          <w:vertAlign w:val="subscript"/>
+        </w:rPr>
+        <w:t>t</w:t>
+      </w:r>
+      <w:r>
+        <w:t xml:space="preserve">, and the nominal 3-month T-bill rate </w:t>
+      </w:r>
+      <w:r>
+        <w:rPr>
+          <w:i/>
+        </w:rPr>
+        <w:t>r</w:t>
+      </w:r>
+      <w:r>
+        <w:rPr>
+          <w:i/>
+          <w:vertAlign w:val="subscript"/>
+        </w:rPr>
+        <w:t>t</w:t>
+      </w:r>
+      <w:r>
+        <w:t>.</w:t>
       </w:r>
     </w:p>
     <w:p>
       <w:r>
-        <w:t>The log-level plots of p_t, y_t, and c_t all show persistent upward movement over the sample. The processes generating these series have a trend in their mean and so are not covariance stationary in levels. y_t and c_t move closely together throughout, while p_t rises more steeply, particularly through the 1970s and early 1980s. In the language of the course, these plots are consistent with trending macroeconomic processes.</w:t>
+        <w:t xml:space="preserve">The log-level plots of </w:t>
+      </w:r>
+      <w:r>
+        <w:rPr>
+          <w:i/>
+        </w:rPr>
+        <w:t>p</w:t>
+      </w:r>
+      <w:r>
+        <w:rPr>
+          <w:i/>
+          <w:vertAlign w:val="subscript"/>
+        </w:rPr>
+        <w:t>t</w:t>
+      </w:r>
+      <w:r>
+        <w:t xml:space="preserve">, </w:t>
+      </w:r>
+      <w:r>
+        <w:rPr>
+          <w:i/>
+        </w:rPr>
+        <w:t>y</w:t>
+      </w:r>
+      <w:r>
+        <w:rPr>
+          <w:i/>
+          <w:vertAlign w:val="subscript"/>
+        </w:rPr>
+        <w:t>t</w:t>
+      </w:r>
+      <w:r>
+        <w:t xml:space="preserve">, and </w:t>
+      </w:r>
+      <w:r>
+        <w:rPr>
+          <w:i/>
+        </w:rPr>
+        <w:t>c</w:t>
+      </w:r>
+      <w:r>
+        <w:rPr>
+          <w:i/>
+          <w:vertAlign w:val="subscript"/>
+        </w:rPr>
+        <w:t>t</w:t>
+      </w:r>
+      <w:r>
+        <w:t xml:space="preserve"> all show persistent upward movement over the sample. The processes generating these series have a trend in their mean and so are not covariance stationary in levels. </w:t>
+      </w:r>
+      <w:r>
+        <w:rPr>
+          <w:i/>
+        </w:rPr>
+        <w:t>y</w:t>
+      </w:r>
+      <w:r>
+        <w:rPr>
+          <w:i/>
+          <w:vertAlign w:val="subscript"/>
+        </w:rPr>
+        <w:t>t</w:t>
+      </w:r>
+      <w:r>
+        <w:t xml:space="preserve"> and </w:t>
+      </w:r>
+      <w:r>
+        <w:rPr>
+          <w:i/>
+        </w:rPr>
+        <w:t>c</w:t>
+      </w:r>
+      <w:r>
+        <w:rPr>
+          <w:i/>
+          <w:vertAlign w:val="subscript"/>
+        </w:rPr>
+        <w:t>t</w:t>
+      </w:r>
+      <w:r>
+        <w:t xml:space="preserve"> move closely together throughout, while </w:t>
+      </w:r>
+      <w:r>
+        <w:rPr>
+          <w:i/>
+        </w:rPr>
+        <w:t>p</w:t>
+      </w:r>
+      <w:r>
+        <w:rPr>
+          <w:i/>
+          <w:vertAlign w:val="subscript"/>
+        </w:rPr>
+        <w:t>t</w:t>
+      </w:r>
+      <w:r>
+        <w:t xml:space="preserve"> rises more steeply, particularly through the 1970s and early 1980s. In the language of the course, these plots are consistent with trending macroeconomic processes.</w:t>
       </w:r>
     </w:p>
     <w:p>
       <w:r>
-        <w:t>The log-difference plots of Δp_t, Δy_t, and Δc_t look much more stable than the level series. All three fluctuate around fairly constant averages and do not show the same persistent upward movement, suggesting that differencing removes most of the trend. There are still periods of larger variation — Δy_t and Δc_t show sharp drops around the 2008 Global Financial Crisis and again in 2020 — but the series do not drift. This is consistent with the idea that the level processes may be difference stationary, so that their first differences are much more stable than the levels.</w:t>
+        <w:t xml:space="preserve">The log-difference plots of </w:t>
+      </w:r>
+      <w:r>
+        <w:rPr>
+          <w:i/>
+        </w:rPr>
+        <w:t>Δp</w:t>
+      </w:r>
+      <w:r>
+        <w:rPr>
+          <w:i/>
+          <w:vertAlign w:val="subscript"/>
+        </w:rPr>
+        <w:t>t</w:t>
+      </w:r>
+      <w:r>
+        <w:t xml:space="preserve">, </w:t>
+      </w:r>
+      <w:r>
+        <w:rPr>
+          <w:i/>
+        </w:rPr>
+        <w:t>Δy</w:t>
+      </w:r>
+      <w:r>
+        <w:rPr>
+          <w:i/>
+          <w:vertAlign w:val="subscript"/>
+        </w:rPr>
+        <w:t>t</w:t>
+      </w:r>
+      <w:r>
+        <w:t xml:space="preserve">, and </w:t>
+      </w:r>
+      <w:r>
+        <w:rPr>
+          <w:i/>
+        </w:rPr>
+        <w:t>Δc</w:t>
+      </w:r>
+      <w:r>
+        <w:rPr>
+          <w:i/>
+          <w:vertAlign w:val="subscript"/>
+        </w:rPr>
+        <w:t>t</w:t>
+      </w:r>
+      <w:r>
+        <w:t xml:space="preserve"> look much more stable than the level series. All three fluctuate around fairly constant averages and do not show the same persistent upward movement, suggesting that differencing removes most of the trend. There are still periods of larger variation — </w:t>
+      </w:r>
+      <w:r>
+        <w:rPr>
+          <w:i/>
+        </w:rPr>
+        <w:t>Δy</w:t>
+      </w:r>
+      <w:r>
+        <w:rPr>
+          <w:i/>
+          <w:vertAlign w:val="subscript"/>
+        </w:rPr>
+        <w:t>t</w:t>
+      </w:r>
+      <w:r>
+        <w:t xml:space="preserve"> and </w:t>
+      </w:r>
+      <w:r>
+        <w:rPr>
+          <w:i/>
+        </w:rPr>
+        <w:t>Δc</w:t>
+      </w:r>
+      <w:r>
+        <w:rPr>
+          <w:i/>
+          <w:vertAlign w:val="subscript"/>
+        </w:rPr>
+        <w:t>t</w:t>
+      </w:r>
+      <w:r>
+        <w:t xml:space="preserve"> show sharp drops around the 2008 Global Financial Crisis and again in 2020 — but the series do not drift. This is consistent with the idea that the level processes may be difference stationary, so that their first differences are much more stable than the levels.</w:t>
       </w:r>
     </w:p>
     <w:p>
       <w:r>
-        <w:t>The nominal interest rate r_t is plotted in levels alongside the differenced series in the second figure. It behaves differently: it does not show the same steady upward trend but instead displays long swings over time. Specifically, it rises into the late 1970s and early 1980s, declines over later decades, stays near zero for much of the 2010s, and then rises again after 2021. The dominant feature of r_t is not steady growth but prolonged movements and substantial autocorrelation across different rate regimes.</w:t>
+        <w:t xml:space="preserve">The nominal interest rate </w:t>
+      </w:r>
+      <w:r>
+        <w:rPr>
+          <w:i/>
+        </w:rPr>
+        <w:t>r</w:t>
+      </w:r>
+      <w:r>
+        <w:rPr>
+          <w:i/>
+          <w:vertAlign w:val="subscript"/>
+        </w:rPr>
+        <w:t>t</w:t>
+      </w:r>
+      <w:r>
+        <w:t xml:space="preserve"> is plotted in levels alongside the differenced series in the second figure. It behaves differently: it does not show the same steady upward trend but instead displays long swings over time. Specifically, it rises into the late 1970s and early 1980s, declines over later decades, stays near zero for much of the 2010s, and then rises again after 2021. The dominant feature of </w:t>
+      </w:r>
+      <w:r>
+        <w:rPr>
+          <w:i/>
+        </w:rPr>
+        <w:t>r</w:t>
+      </w:r>
+      <w:r>
+        <w:rPr>
+          <w:i/>
+          <w:vertAlign w:val="subscript"/>
+        </w:rPr>
+        <w:t>t</w:t>
+      </w:r>
+      <w:r>
+        <w:t xml:space="preserve"> is not steady growth but prolonged movements and substantial autocorrelation across different rate regimes.</w:t>
       </w:r>
     </w:p>
     <w:p>
@@ -198,6 +470,9 @@
           </w:tcPr>
           <w:p>
             <w:r>
+              <w:rPr>
+                <w:b/>
+              </w:rPr>
               <w:t>Series</w:t>
             </w:r>
           </w:p>
@@ -208,6 +483,9 @@
           </w:tcPr>
           <w:p>
             <w:r>
+              <w:rPr>
+                <w:b/>
+              </w:rPr>
               <w:t>Intercept</w:t>
             </w:r>
           </w:p>
@@ -218,6 +496,9 @@
           </w:tcPr>
           <w:p>
             <w:r>
+              <w:rPr>
+                <w:b/>
+              </w:rPr>
               <w:t>Trend (δ̂)</w:t>
             </w:r>
           </w:p>
@@ -228,6 +509,9 @@
           </w:tcPr>
           <w:p>
             <w:r>
+              <w:rPr>
+                <w:b/>
+              </w:rPr>
               <w:t>SE(Trend)</w:t>
             </w:r>
           </w:p>
@@ -238,6 +522,9 @@
           </w:tcPr>
           <w:p>
             <w:r>
+              <w:rPr>
+                <w:b/>
+              </w:rPr>
               <w:t>R²</w:t>
             </w:r>
           </w:p>
@@ -250,7 +537,17 @@
           </w:tcPr>
           <w:p>
             <w:r>
-              <w:t>p_t</w:t>
+              <w:rPr>
+                <w:i/>
+              </w:rPr>
+              <w:t>p</w:t>
+            </w:r>
+            <w:r>
+              <w:rPr>
+                <w:i/>
+                <w:vertAlign w:val="subscript"/>
+              </w:rPr>
+              <w:t>t</w:t>
             </w:r>
           </w:p>
         </w:tc>
@@ -302,7 +599,17 @@
           </w:tcPr>
           <w:p>
             <w:r>
-              <w:t>y_t</w:t>
+              <w:rPr>
+                <w:i/>
+              </w:rPr>
+              <w:t>y</w:t>
+            </w:r>
+            <w:r>
+              <w:rPr>
+                <w:i/>
+                <w:vertAlign w:val="subscript"/>
+              </w:rPr>
+              <w:t>t</w:t>
             </w:r>
           </w:p>
         </w:tc>
@@ -354,7 +661,17 @@
           </w:tcPr>
           <w:p>
             <w:r>
-              <w:t>c_t</w:t>
+              <w:rPr>
+                <w:i/>
+              </w:rPr>
+              <w:t>c</w:t>
+            </w:r>
+            <w:r>
+              <w:rPr>
+                <w:i/>
+                <w:vertAlign w:val="subscript"/>
+              </w:rPr>
+              <w:t>t</w:t>
             </w:r>
           </w:p>
         </w:tc>
@@ -431,6 +748,9 @@
           </w:tcPr>
           <w:p>
             <w:r>
+              <w:rPr>
+                <w:b/>
+              </w:rPr>
               <w:t>Series</w:t>
             </w:r>
           </w:p>
@@ -441,6 +761,9 @@
           </w:tcPr>
           <w:p>
             <w:r>
+              <w:rPr>
+                <w:b/>
+              </w:rPr>
               <w:t>Mean (μ̂)</w:t>
             </w:r>
           </w:p>
@@ -453,7 +776,17 @@
           </w:tcPr>
           <w:p>
             <w:r>
-              <w:t>Δp_t</w:t>
+              <w:rPr>
+                <w:i/>
+              </w:rPr>
+              <w:t>Δp</w:t>
+            </w:r>
+            <w:r>
+              <w:rPr>
+                <w:i/>
+                <w:vertAlign w:val="subscript"/>
+              </w:rPr>
+              <w:t>t</w:t>
             </w:r>
           </w:p>
         </w:tc>
@@ -475,7 +808,17 @@
           </w:tcPr>
           <w:p>
             <w:r>
-              <w:t>Δy_t</w:t>
+              <w:rPr>
+                <w:i/>
+              </w:rPr>
+              <w:t>Δy</w:t>
+            </w:r>
+            <w:r>
+              <w:rPr>
+                <w:i/>
+                <w:vertAlign w:val="subscript"/>
+              </w:rPr>
+              <w:t>t</w:t>
             </w:r>
           </w:p>
         </w:tc>
@@ -497,7 +840,17 @@
           </w:tcPr>
           <w:p>
             <w:r>
-              <w:t>Δc_t</w:t>
+              <w:rPr>
+                <w:i/>
+              </w:rPr>
+              <w:t>Δc</w:t>
+            </w:r>
+            <w:r>
+              <w:rPr>
+                <w:i/>
+                <w:vertAlign w:val="subscript"/>
+              </w:rPr>
+              <w:t>t</w:t>
             </w:r>
           </w:p>
         </w:tc>
@@ -524,17 +877,298 @@
     </w:p>
     <w:p>
       <w:r>
-        <w:t>A rationale for these estimations is that they help characterise the trend behaviour of the processes. A persistent increase in the data suggests a trend in the underlying stochastic process, and modelling this in practice involves including time t as a regressor. Regressing p_t, y_t, and c_t on an intercept and time trend provides an estimate of the linear trend in the process mean, captured by δ̂. By contrast, estimating the mean of Δp_t, Δy_t, and Δc_t provides an estimate of the average quarter-to-quarter change in each series, captured by μ̂. If the log-level processes are trending and are reasonably close to difference-stationary behaviour, then the mean of the first differences should be similar to the slope of the linear trend in levels. So δ̂ and μ̂ are both trying to capture average growth, but through slightly different routes — δ̂ through a fitted linear trend in the level series, and μ̂ through the average change in the differenced series.</w:t>
+        <w:t xml:space="preserve">A rationale for these estimations is that they help characterise the trend behaviour of the processes. A persistent increase in the data suggests a trend in the underlying stochastic process, and modelling this in practice involves including time </w:t>
+      </w:r>
+      <w:r>
+        <w:rPr>
+          <w:i/>
+        </w:rPr>
+        <w:t>t</w:t>
+      </w:r>
+      <w:r>
+        <w:t xml:space="preserve"> as a regressor. Regressing </w:t>
+      </w:r>
+      <w:r>
+        <w:rPr>
+          <w:i/>
+        </w:rPr>
+        <w:t>p</w:t>
+      </w:r>
+      <w:r>
+        <w:rPr>
+          <w:i/>
+          <w:vertAlign w:val="subscript"/>
+        </w:rPr>
+        <w:t>t</w:t>
+      </w:r>
+      <w:r>
+        <w:t xml:space="preserve">, </w:t>
+      </w:r>
+      <w:r>
+        <w:rPr>
+          <w:i/>
+        </w:rPr>
+        <w:t>y</w:t>
+      </w:r>
+      <w:r>
+        <w:rPr>
+          <w:i/>
+          <w:vertAlign w:val="subscript"/>
+        </w:rPr>
+        <w:t>t</w:t>
+      </w:r>
+      <w:r>
+        <w:t xml:space="preserve">, and </w:t>
+      </w:r>
+      <w:r>
+        <w:rPr>
+          <w:i/>
+        </w:rPr>
+        <w:t>c</w:t>
+      </w:r>
+      <w:r>
+        <w:rPr>
+          <w:i/>
+          <w:vertAlign w:val="subscript"/>
+        </w:rPr>
+        <w:t>t</w:t>
+      </w:r>
+      <w:r>
+        <w:t xml:space="preserve"> on an intercept and time trend provides an estimate of the linear trend in the process mean, captured by δ̂. By contrast, estimating the mean of </w:t>
+      </w:r>
+      <w:r>
+        <w:rPr>
+          <w:i/>
+        </w:rPr>
+        <w:t>Δp</w:t>
+      </w:r>
+      <w:r>
+        <w:rPr>
+          <w:i/>
+          <w:vertAlign w:val="subscript"/>
+        </w:rPr>
+        <w:t>t</w:t>
+      </w:r>
+      <w:r>
+        <w:t xml:space="preserve">, </w:t>
+      </w:r>
+      <w:r>
+        <w:rPr>
+          <w:i/>
+        </w:rPr>
+        <w:t>Δy</w:t>
+      </w:r>
+      <w:r>
+        <w:rPr>
+          <w:i/>
+          <w:vertAlign w:val="subscript"/>
+        </w:rPr>
+        <w:t>t</w:t>
+      </w:r>
+      <w:r>
+        <w:t xml:space="preserve">, and </w:t>
+      </w:r>
+      <w:r>
+        <w:rPr>
+          <w:i/>
+        </w:rPr>
+        <w:t>Δc</w:t>
+      </w:r>
+      <w:r>
+        <w:rPr>
+          <w:i/>
+          <w:vertAlign w:val="subscript"/>
+        </w:rPr>
+        <w:t>t</w:t>
+      </w:r>
+      <w:r>
+        <w:t xml:space="preserve"> provides an estimate of the average quarter-to-quarter change in each series, captured by μ̂. If the log-level processes are trending and are reasonably close to difference-stationary behaviour, then the mean of the first differences should be similar to the slope of the linear trend in levels. So δ̂ and μ̂ are both trying to capture average growth, but through slightly different routes — δ̂ through a fitted linear trend in the level series, and μ̂ through the average change in the differenced series.</w:t>
       </w:r>
     </w:p>
     <w:p>
       <w:r>
-        <w:t>In this sample the estimates are quite close. For y_t, the estimated trend is 0.004724 while the mean of Δy_t is 0.004902; for c_t, 0.005272 versus 0.005375. The gap is slightly larger for p_t (0.009989 versus 0.009254), which is consistent with the plot showing somewhat less smooth trend behaviour — the high-inflation 1970s and subsequent disinflation distort a single linear trend more than they distort the average of quarterly changes.</w:t>
+        <w:t xml:space="preserve">In this sample the estimates are quite close. For </w:t>
+      </w:r>
+      <w:r>
+        <w:rPr>
+          <w:i/>
+        </w:rPr>
+        <w:t>y</w:t>
+      </w:r>
+      <w:r>
+        <w:rPr>
+          <w:i/>
+          <w:vertAlign w:val="subscript"/>
+        </w:rPr>
+        <w:t>t</w:t>
+      </w:r>
+      <w:r>
+        <w:t xml:space="preserve">, the estimated trend is 0.004724 while the mean of </w:t>
+      </w:r>
+      <w:r>
+        <w:rPr>
+          <w:i/>
+        </w:rPr>
+        <w:t>Δy</w:t>
+      </w:r>
+      <w:r>
+        <w:rPr>
+          <w:i/>
+          <w:vertAlign w:val="subscript"/>
+        </w:rPr>
+        <w:t>t</w:t>
+      </w:r>
+      <w:r>
+        <w:t xml:space="preserve"> is 0.004902; for </w:t>
+      </w:r>
+      <w:r>
+        <w:rPr>
+          <w:i/>
+        </w:rPr>
+        <w:t>c</w:t>
+      </w:r>
+      <w:r>
+        <w:rPr>
+          <w:i/>
+          <w:vertAlign w:val="subscript"/>
+        </w:rPr>
+        <w:t>t</w:t>
+      </w:r>
+      <w:r>
+        <w:t xml:space="preserve">, 0.005272 versus 0.005375. The gap is slightly larger for </w:t>
+      </w:r>
+      <w:r>
+        <w:rPr>
+          <w:i/>
+        </w:rPr>
+        <w:t>p</w:t>
+      </w:r>
+      <w:r>
+        <w:rPr>
+          <w:i/>
+          <w:vertAlign w:val="subscript"/>
+        </w:rPr>
+        <w:t>t</w:t>
+      </w:r>
+      <w:r>
+        <w:t xml:space="preserve"> (0.009989 versus 0.009254), which is consistent with the plot showing somewhat less smooth trend behaviour — the high-inflation 1970s and subsequent disinflation distort a single linear trend more than they distort the average of quarterly changes.</w:t>
       </w:r>
     </w:p>
     <w:p>
       <w:r>
-        <w:t>This comparison is motivated by the difference-stationarity hypothesis: if p_t = α + δt + u_t where u_t is I(0), then Δp_t = δ + Δu_t and E[Δp_t] = δ. In practice, the two estimates are not algebraically identical because the OLS trend regression minimises squared deviations from a linear trend while the sample mean of Δp_t does not impose linearity. The closeness of the estimates supports — without formally establishing — the view that each series is well approximated by a linear trend plus a stationary component. This comparison alone does not establish whether the processes contain unit roots; that requires formal testing. It does, however, motivate treating the first differences as the objects of primary interest for modelling: if the levels are trending and non-stationary, the differences are the stationary series whose dynamics can be modelled with ARMA specifications.</w:t>
+        <w:t xml:space="preserve">This comparison is motivated by the difference-stationarity hypothesis: if </w:t>
+      </w:r>
+      <w:r>
+        <w:rPr>
+          <w:i/>
+        </w:rPr>
+        <w:t>p</w:t>
+      </w:r>
+      <w:r>
+        <w:rPr>
+          <w:i/>
+          <w:vertAlign w:val="subscript"/>
+        </w:rPr>
+        <w:t>t</w:t>
+      </w:r>
+      <w:r>
+        <w:rPr>
+          <w:i/>
+        </w:rPr>
+        <w:t xml:space="preserve"> = α + δt + u</w:t>
+      </w:r>
+      <w:r>
+        <w:rPr>
+          <w:i/>
+          <w:vertAlign w:val="subscript"/>
+        </w:rPr>
+        <w:t>t</w:t>
+      </w:r>
+      <w:r>
+        <w:t xml:space="preserve"> where </w:t>
+      </w:r>
+      <w:r>
+        <w:rPr>
+          <w:i/>
+        </w:rPr>
+        <w:t>u</w:t>
+      </w:r>
+      <w:r>
+        <w:rPr>
+          <w:i/>
+          <w:vertAlign w:val="subscript"/>
+        </w:rPr>
+        <w:t>t</w:t>
+      </w:r>
+      <w:r>
+        <w:t xml:space="preserve"> is I(0), then </w:t>
+      </w:r>
+      <w:r>
+        <w:rPr>
+          <w:i/>
+        </w:rPr>
+        <w:t>Δp</w:t>
+      </w:r>
+      <w:r>
+        <w:rPr>
+          <w:i/>
+          <w:vertAlign w:val="subscript"/>
+        </w:rPr>
+        <w:t>t</w:t>
+      </w:r>
+      <w:r>
+        <w:rPr>
+          <w:i/>
+        </w:rPr>
+        <w:t xml:space="preserve"> = δ + Δu</w:t>
+      </w:r>
+      <w:r>
+        <w:rPr>
+          <w:i/>
+          <w:vertAlign w:val="subscript"/>
+        </w:rPr>
+        <w:t>t</w:t>
+      </w:r>
+      <w:r>
+        <w:t xml:space="preserve"> and </w:t>
+      </w:r>
+      <w:r>
+        <w:rPr>
+          <w:i/>
+        </w:rPr>
+        <w:t>E[Δp</w:t>
+      </w:r>
+      <w:r>
+        <w:rPr>
+          <w:i/>
+          <w:vertAlign w:val="subscript"/>
+        </w:rPr>
+        <w:t>t</w:t>
+      </w:r>
+      <w:r>
+        <w:rPr>
+          <w:i/>
+        </w:rPr>
+        <w:t>] = δ</w:t>
+      </w:r>
+      <w:r>
+        <w:t xml:space="preserve">. In practice, the two estimates are not algebraically identical because the OLS trend regression minimises squared deviations from a linear trend while the sample mean of </w:t>
+      </w:r>
+      <w:r>
+        <w:rPr>
+          <w:i/>
+        </w:rPr>
+        <w:t>Δp</w:t>
+      </w:r>
+      <w:r>
+        <w:rPr>
+          <w:i/>
+          <w:vertAlign w:val="subscript"/>
+        </w:rPr>
+        <w:t>t</w:t>
+      </w:r>
+      <w:r>
+        <w:t xml:space="preserve"> does not impose linearity. The closeness of the estimates supports — without formally establishing — the view that each series is well approximated by a linear trend plus a stationary component. This comparison alone does not establish whether the processes contain unit roots; that requires formal testing. It does, however, motivate treating the first differences as the objects of primary interest for modelling: if the levels are trending and non-stationary, the differences are the stationary series whose dynamics can be modelled with ARMA specifications.</w:t>
       </w:r>
     </w:p>
     <w:p>
@@ -560,12 +1194,93 @@
     </w:p>
     <w:p>
       <w:r>
-        <w:t>A broad set of ARIMA(p,d,q) models was estimated for Δp_t and r_t over the estimation sample 1959Q1–2023Q4, with p, q ranging from 0 to 10 and d ∈ {0,1}. Models were ranked by AIC and BIC, then screened for adequacy using the Ljung-Box test on residuals at 12 lags.</w:t>
+        <w:t xml:space="preserve">A broad set of ARIMA(p,d,q) models was estimated for </w:t>
+      </w:r>
+      <w:r>
+        <w:rPr>
+          <w:i/>
+        </w:rPr>
+        <w:t>Δp</w:t>
+      </w:r>
+      <w:r>
+        <w:rPr>
+          <w:i/>
+          <w:vertAlign w:val="subscript"/>
+        </w:rPr>
+        <w:t>t</w:t>
+      </w:r>
+      <w:r>
+        <w:t xml:space="preserve"> and </w:t>
+      </w:r>
+      <w:r>
+        <w:rPr>
+          <w:i/>
+        </w:rPr>
+        <w:t>r</w:t>
+      </w:r>
+      <w:r>
+        <w:rPr>
+          <w:i/>
+          <w:vertAlign w:val="subscript"/>
+        </w:rPr>
+        <w:t>t</w:t>
+      </w:r>
+      <w:r>
+        <w:t xml:space="preserve"> over the estimation sample 1959Q1–2023Q4, with </w:t>
+      </w:r>
+      <w:r>
+        <w:rPr>
+          <w:i/>
+        </w:rPr>
+        <w:t>p, q</w:t>
+      </w:r>
+      <w:r>
+        <w:t xml:space="preserve"> ranging from 0 to 10 and </w:t>
+      </w:r>
+      <w:r>
+        <w:rPr>
+          <w:i/>
+        </w:rPr>
+        <w:t>d ∈ {0,1}</w:t>
+      </w:r>
+      <w:r>
+        <w:t>. Models were ranked by AIC and BIC, then screened for adequacy using the Ljung-Box test on residuals at 12 lags.</w:t>
       </w:r>
     </w:p>
     <w:p>
       <w:r>
-        <w:t>Inflation (Δp_t): Unit root testing supports treating Δp_t as stationary (d = 0). The three best adequate models — ranked by AIC while passing the Ljung-Box screen at 12 lags — are:</w:t>
+        <w:rPr>
+          <w:b/>
+        </w:rPr>
+        <w:t>Inflation (`Δp_t`):</w:t>
+      </w:r>
+      <w:r>
+        <w:t xml:space="preserve"> Unit root testing supports treating </w:t>
+      </w:r>
+      <w:r>
+        <w:rPr>
+          <w:i/>
+        </w:rPr>
+        <w:t>Δp</w:t>
+      </w:r>
+      <w:r>
+        <w:rPr>
+          <w:i/>
+          <w:vertAlign w:val="subscript"/>
+        </w:rPr>
+        <w:t>t</w:t>
+      </w:r>
+      <w:r>
+        <w:t xml:space="preserve"> as stationary (</w:t>
+      </w:r>
+      <w:r>
+        <w:rPr>
+          <w:i/>
+        </w:rPr>
+        <w:t>d = 0</w:t>
+      </w:r>
+      <w:r>
+        <w:t>). The three best adequate models — ranked by AIC while passing the Ljung-Box screen at 12 lags — are:</w:t>
       </w:r>
     </w:p>
     <w:tbl>
@@ -587,6 +1302,9 @@
           </w:tcPr>
           <w:p>
             <w:r>
+              <w:rPr>
+                <w:b/>
+              </w:rPr>
               <w:t>Inflation model</w:t>
             </w:r>
           </w:p>
@@ -597,6 +1315,9 @@
           </w:tcPr>
           <w:p>
             <w:r>
+              <w:rPr>
+                <w:b/>
+              </w:rPr>
               <w:t>AIC</w:t>
             </w:r>
           </w:p>
@@ -607,6 +1328,9 @@
           </w:tcPr>
           <w:p>
             <w:r>
+              <w:rPr>
+                <w:b/>
+              </w:rPr>
               <w:t>BIC</w:t>
             </w:r>
           </w:p>
@@ -617,6 +1341,9 @@
           </w:tcPr>
           <w:p>
             <w:r>
+              <w:rPr>
+                <w:b/>
+              </w:rPr>
               <w:t>Ljung-Box p-value</w:t>
             </w:r>
           </w:p>
@@ -757,12 +1484,225 @@
     </w:p>
     <w:p>
       <w:r>
-        <w:t>Interest rates (r_t): Selecting the integration order for r_t requires weighing statistical evidence against economic theory. Statistically, the lowest-AIC adequate models all require first differencing (d = 1): ARIMA(8,1,2), ARIMA(7,1,2), and ARIMA(8,1,1) achieve AIC values in the range 475–477 with Ljung-Box p-values between 0.14 and 0.19, while the best d=0 model passing the same adequacy screen has a materially higher AIC. The visual evidence is consistent with d=1 — r_t shows prolonged level shifts across rate regimes (rising through the 1970s, declining through the 1980s–2000s, near-zero in the 2010s, rising after 2021) rather than rapid return to a fixed mean, and the autocorrelation function of r_t decays very slowly.</w:t>
+        <w:rPr>
+          <w:b/>
+        </w:rPr>
+        <w:t>Interest rates (`r_t`):</w:t>
+      </w:r>
+      <w:r>
+        <w:t xml:space="preserve"> Selecting the integration order for </w:t>
+      </w:r>
+      <w:r>
+        <w:rPr>
+          <w:i/>
+        </w:rPr>
+        <w:t>r</w:t>
+      </w:r>
+      <w:r>
+        <w:rPr>
+          <w:i/>
+          <w:vertAlign w:val="subscript"/>
+        </w:rPr>
+        <w:t>t</w:t>
+      </w:r>
+      <w:r>
+        <w:t xml:space="preserve"> requires weighing statistical evidence against economic theory. Statistically, the lowest-AIC adequate models all require first differencing (</w:t>
+      </w:r>
+      <w:r>
+        <w:rPr>
+          <w:i/>
+        </w:rPr>
+        <w:t>d = 1</w:t>
+      </w:r>
+      <w:r>
+        <w:t xml:space="preserve">): ARIMA(8,1,2), ARIMA(7,1,2), and ARIMA(8,1,1) achieve AIC values in the range 475–477 with Ljung-Box p-values between 0.14 and 0.19, while the best d=0 model passing the same adequacy screen has a materially higher AIC. The visual evidence is consistent with d=1 — </w:t>
+      </w:r>
+      <w:r>
+        <w:rPr>
+          <w:i/>
+        </w:rPr>
+        <w:t>r</w:t>
+      </w:r>
+      <w:r>
+        <w:rPr>
+          <w:i/>
+          <w:vertAlign w:val="subscript"/>
+        </w:rPr>
+        <w:t>t</w:t>
+      </w:r>
+      <w:r>
+        <w:t xml:space="preserve"> shows prolonged level shifts across rate regimes (rising through the 1970s, declining through the 1980s–2000s, near-zero in the 2010s, rising after 2021) rather than rapid return to a fixed mean, and the autocorrelation function of </w:t>
+      </w:r>
+      <w:r>
+        <w:rPr>
+          <w:i/>
+        </w:rPr>
+        <w:t>r</w:t>
+      </w:r>
+      <w:r>
+        <w:rPr>
+          <w:i/>
+          <w:vertAlign w:val="subscript"/>
+        </w:rPr>
+        <w:t>t</w:t>
+      </w:r>
+      <w:r>
+        <w:t xml:space="preserve"> decays very slowly.</w:t>
       </w:r>
     </w:p>
     <w:p>
       <w:r>
-        <w:t>However, the Fisher hypothesis provides an economic argument for treating r_t as I(0). If the nominal interest rate equals the expected real rate plus expected inflation — r_t ≈ rr_t + E_t[Δp_{t+1}] — and if rr_t is I(0) (as supported in Question 4) and Δp_t is I(0), then the nominal rate r_t must also be I(0), since it is a linear combination of two stationary series. Under this view, apparent non-stationarity in r_t reflects the slow adjustment of a highly persistent but ultimately mean-reverting process. The d=0 approach is therefore economically defensible and is adopted in the exemplar literature for exactly this reason.</w:t>
+        <w:t xml:space="preserve">However, the </w:t>
+      </w:r>
+      <w:r>
+        <w:rPr>
+          <w:b/>
+        </w:rPr>
+        <w:t>Fisher hypothesis</w:t>
+      </w:r>
+      <w:r>
+        <w:t xml:space="preserve"> provides an economic argument for treating </w:t>
+      </w:r>
+      <w:r>
+        <w:rPr>
+          <w:i/>
+        </w:rPr>
+        <w:t>r</w:t>
+      </w:r>
+      <w:r>
+        <w:rPr>
+          <w:i/>
+          <w:vertAlign w:val="subscript"/>
+        </w:rPr>
+        <w:t>t</w:t>
+      </w:r>
+      <w:r>
+        <w:t xml:space="preserve"> as I(0). If the nominal interest rate equals the expected real rate plus expected inflation — </w:t>
+      </w:r>
+      <w:r>
+        <w:rPr>
+          <w:i/>
+        </w:rPr>
+        <w:t>r</w:t>
+      </w:r>
+      <w:r>
+        <w:rPr>
+          <w:i/>
+          <w:vertAlign w:val="subscript"/>
+        </w:rPr>
+        <w:t>t</w:t>
+      </w:r>
+      <w:r>
+        <w:rPr>
+          <w:i/>
+        </w:rPr>
+        <w:t xml:space="preserve"> ≈ rr</w:t>
+      </w:r>
+      <w:r>
+        <w:rPr>
+          <w:i/>
+          <w:vertAlign w:val="subscript"/>
+        </w:rPr>
+        <w:t>t</w:t>
+      </w:r>
+      <w:r>
+        <w:rPr>
+          <w:i/>
+        </w:rPr>
+        <w:t xml:space="preserve"> + E</w:t>
+      </w:r>
+      <w:r>
+        <w:rPr>
+          <w:i/>
+          <w:vertAlign w:val="subscript"/>
+        </w:rPr>
+        <w:t>t</w:t>
+      </w:r>
+      <w:r>
+        <w:rPr>
+          <w:i/>
+        </w:rPr>
+        <w:t>[Δp</w:t>
+      </w:r>
+      <w:r>
+        <w:rPr>
+          <w:i/>
+          <w:vertAlign w:val="subscript"/>
+        </w:rPr>
+        <w:t>t+1</w:t>
+      </w:r>
+      <w:r>
+        <w:rPr>
+          <w:i/>
+        </w:rPr>
+        <w:t>]</w:t>
+      </w:r>
+      <w:r>
+        <w:t xml:space="preserve"> — and if </w:t>
+      </w:r>
+      <w:r>
+        <w:rPr>
+          <w:i/>
+        </w:rPr>
+        <w:t>rr</w:t>
+      </w:r>
+      <w:r>
+        <w:rPr>
+          <w:i/>
+          <w:vertAlign w:val="subscript"/>
+        </w:rPr>
+        <w:t>t</w:t>
+      </w:r>
+      <w:r>
+        <w:t xml:space="preserve"> is I(0) (as supported in Question 4) and </w:t>
+      </w:r>
+      <w:r>
+        <w:rPr>
+          <w:i/>
+        </w:rPr>
+        <w:t>Δp</w:t>
+      </w:r>
+      <w:r>
+        <w:rPr>
+          <w:i/>
+          <w:vertAlign w:val="subscript"/>
+        </w:rPr>
+        <w:t>t</w:t>
+      </w:r>
+      <w:r>
+        <w:t xml:space="preserve"> is I(0), then the nominal rate </w:t>
+      </w:r>
+      <w:r>
+        <w:rPr>
+          <w:i/>
+        </w:rPr>
+        <w:t>r</w:t>
+      </w:r>
+      <w:r>
+        <w:rPr>
+          <w:i/>
+          <w:vertAlign w:val="subscript"/>
+        </w:rPr>
+        <w:t>t</w:t>
+      </w:r>
+      <w:r>
+        <w:t xml:space="preserve"> must also be I(0), since it is a linear combination of two stationary series. Under this view, apparent non-stationarity in </w:t>
+      </w:r>
+      <w:r>
+        <w:rPr>
+          <w:i/>
+        </w:rPr>
+        <w:t>r</w:t>
+      </w:r>
+      <w:r>
+        <w:rPr>
+          <w:i/>
+          <w:vertAlign w:val="subscript"/>
+        </w:rPr>
+        <w:t>t</w:t>
+      </w:r>
+      <w:r>
+        <w:t xml:space="preserve"> reflects the slow adjustment of a highly persistent but ultimately mean-reverting process. The d=0 approach is therefore economically defensible and is adopted in the exemplar literature for exactly this reason.</w:t>
       </w:r>
     </w:p>
     <w:p>
@@ -790,6 +1730,9 @@
           </w:tcPr>
           <w:p>
             <w:r>
+              <w:rPr>
+                <w:b/>
+              </w:rPr>
               <w:t>Interest rate model</w:t>
             </w:r>
           </w:p>
@@ -800,6 +1743,9 @@
           </w:tcPr>
           <w:p>
             <w:r>
+              <w:rPr>
+                <w:b/>
+              </w:rPr>
               <w:t>AIC</w:t>
             </w:r>
           </w:p>
@@ -810,6 +1756,9 @@
           </w:tcPr>
           <w:p>
             <w:r>
+              <w:rPr>
+                <w:b/>
+              </w:rPr>
               <w:t>BIC</w:t>
             </w:r>
           </w:p>
@@ -820,6 +1769,9 @@
           </w:tcPr>
           <w:p>
             <w:r>
+              <w:rPr>
+                <w:b/>
+              </w:rPr>
               <w:t>Ljung-Box p-value</w:t>
             </w:r>
           </w:p>
@@ -830,6 +1782,9 @@
           </w:tcPr>
           <w:p>
             <w:r>
+              <w:rPr>
+                <w:b/>
+              </w:rPr>
               <w:t>Selected</w:t>
             </w:r>
           </w:p>
@@ -995,7 +1950,23 @@
     <w:p/>
     <w:p>
       <w:r>
-        <w:t>The high AR order captures the substantial autocorrelation in Δr_t, reflecting the inertia of monetary policy cycles. Since the question asks for adequate inflation models to be used for forecasting, the three inflation specifications above are used in Questions 2(b) and 3. The interest rate models are reported here for completeness; they are not used for out-of-sample forecasting in this report.</w:t>
+        <w:t xml:space="preserve">The high AR order captures the substantial autocorrelation in </w:t>
+      </w:r>
+      <w:r>
+        <w:rPr>
+          <w:i/>
+        </w:rPr>
+        <w:t>Δr</w:t>
+      </w:r>
+      <w:r>
+        <w:rPr>
+          <w:i/>
+          <w:vertAlign w:val="subscript"/>
+        </w:rPr>
+        <w:t>t</w:t>
+      </w:r>
+      <w:r>
+        <w:t>, reflecting the inertia of monetary policy cycles. Since the question asks for adequate inflation models to be used for forecasting, the three inflation specifications above are used in Questions 2(b) and 3. The interest rate models are reported here for completeness; they are not used for out-of-sample forecasting in this report.</w:t>
       </w:r>
     </w:p>
     <w:p>
@@ -1050,7 +2021,7 @@
         <w:jc w:val="center"/>
       </w:pPr>
       <w:r>
-        <w:t>Figure 3: fig2a_forecast.png</w:t>
+        <w:t>Figure 3</w:t>
       </w:r>
     </w:p>
     <w:tbl>
@@ -1076,6 +2047,9 @@
           </w:tcPr>
           <w:p>
             <w:r>
+              <w:rPr>
+                <w:b/>
+              </w:rPr>
               <w:t>Quarter</w:t>
             </w:r>
           </w:p>
@@ -1086,6 +2060,9 @@
           </w:tcPr>
           <w:p>
             <w:r>
+              <w:rPr>
+                <w:b/>
+              </w:rPr>
               <w:t>ARIMA(3,0,3)</w:t>
             </w:r>
           </w:p>
@@ -1096,6 +2073,9 @@
           </w:tcPr>
           <w:p>
             <w:r>
+              <w:rPr>
+                <w:b/>
+              </w:rPr>
               <w:t>ARIMA(1,0,6)</w:t>
             </w:r>
           </w:p>
@@ -1106,6 +2086,9 @@
           </w:tcPr>
           <w:p>
             <w:r>
+              <w:rPr>
+                <w:b/>
+              </w:rPr>
               <w:t>ARIMA(5,0,3)</w:t>
             </w:r>
           </w:p>
@@ -1116,6 +2099,9 @@
           </w:tcPr>
           <w:p>
             <w:r>
+              <w:rPr>
+                <w:b/>
+              </w:rPr>
               <w:t>68% CI Lower</w:t>
             </w:r>
           </w:p>
@@ -1126,6 +2112,9 @@
           </w:tcPr>
           <w:p>
             <w:r>
+              <w:rPr>
+                <w:b/>
+              </w:rPr>
               <w:t>68% CI Upper</w:t>
             </w:r>
           </w:p>
@@ -1136,6 +2125,9 @@
           </w:tcPr>
           <w:p>
             <w:r>
+              <w:rPr>
+                <w:b/>
+              </w:rPr>
               <w:t>95% CI Lower</w:t>
             </w:r>
           </w:p>
@@ -1146,6 +2138,9 @@
           </w:tcPr>
           <w:p>
             <w:r>
+              <w:rPr>
+                <w:b/>
+              </w:rPr>
               <w:t>95% CI Upper</w:t>
             </w:r>
           </w:p>
@@ -1824,7 +2819,23 @@
     </w:p>
     <w:p>
       <w:r>
-        <w:t>Forecasts of Δp_t are useful for policy because decisions depend not only on current conditions but also on the expected future path of inflation. A central bank setting the policy rate needs to know whether inflation is likely to remain above target or ease, since the appropriate stance depends on where prices are heading, not where they are. Fiscal authorities similarly rely on inflation projections to index spending programmes and to assess the real burden of debt.</w:t>
+        <w:t xml:space="preserve">Forecasts of </w:t>
+      </w:r>
+      <w:r>
+        <w:rPr>
+          <w:i/>
+        </w:rPr>
+        <w:t>Δp</w:t>
+      </w:r>
+      <w:r>
+        <w:rPr>
+          <w:i/>
+          <w:vertAlign w:val="subscript"/>
+        </w:rPr>
+        <w:t>t</w:t>
+      </w:r>
+      <w:r>
+        <w:t xml:space="preserve"> are useful for policy because decisions depend not only on current conditions but also on the expected future path of inflation. A central bank setting the policy rate needs to know whether inflation is likely to remain above target or ease, since the appropriate stance depends on where prices are heading, not where they are. Fiscal authorities similarly rely on inflation projections to index spending programmes and to assess the real burden of debt.</w:t>
       </w:r>
     </w:p>
     <w:p>
@@ -1899,12 +2910,76 @@
         <w:jc w:val="center"/>
       </w:pPr>
       <w:r>
-        <w:t>Figure 4: fig3_actual_vs_forecast.png</w:t>
+        <w:t>Figure 4</w:t>
       </w:r>
     </w:p>
     <w:p>
       <w:r>
-        <w:t>The actual quarterly inflation rates for 2024Q1–2025Q3 are computed from the provided price-level data as Δp_t = log(P_t) − log(P_{t−1}), with P_{2023Q4} as the last in-sample observation.</w:t>
+        <w:t xml:space="preserve">The actual quarterly inflation rates for 2024Q1–2025Q3 are computed from the provided price-level data as </w:t>
+      </w:r>
+      <w:r>
+        <w:rPr>
+          <w:i/>
+        </w:rPr>
+        <w:t>Δp</w:t>
+      </w:r>
+      <w:r>
+        <w:rPr>
+          <w:i/>
+          <w:vertAlign w:val="subscript"/>
+        </w:rPr>
+        <w:t>t</w:t>
+      </w:r>
+      <w:r>
+        <w:rPr>
+          <w:i/>
+        </w:rPr>
+        <w:t xml:space="preserve"> = log(P</w:t>
+      </w:r>
+      <w:r>
+        <w:rPr>
+          <w:i/>
+          <w:vertAlign w:val="subscript"/>
+        </w:rPr>
+        <w:t>t</w:t>
+      </w:r>
+      <w:r>
+        <w:rPr>
+          <w:i/>
+        </w:rPr>
+        <w:t>) − log(P</w:t>
+      </w:r>
+      <w:r>
+        <w:rPr>
+          <w:i/>
+          <w:vertAlign w:val="subscript"/>
+        </w:rPr>
+        <w:t>t−1</w:t>
+      </w:r>
+      <w:r>
+        <w:rPr>
+          <w:i/>
+        </w:rPr>
+        <w:t>)</w:t>
+      </w:r>
+      <w:r>
+        <w:t xml:space="preserve">, with </w:t>
+      </w:r>
+      <w:r>
+        <w:rPr>
+          <w:i/>
+        </w:rPr>
+        <w:t>P</w:t>
+      </w:r>
+      <w:r>
+        <w:rPr>
+          <w:i/>
+          <w:vertAlign w:val="subscript"/>
+        </w:rPr>
+        <w:t>2023Q4</w:t>
+      </w:r>
+      <w:r>
+        <w:t xml:space="preserve"> as the last in-sample observation.</w:t>
       </w:r>
     </w:p>
     <w:tbl>
@@ -1927,6 +3002,9 @@
           </w:tcPr>
           <w:p>
             <w:r>
+              <w:rPr>
+                <w:b/>
+              </w:rPr>
               <w:t>Quarter</w:t>
             </w:r>
           </w:p>
@@ -1937,7 +3015,25 @@
           </w:tcPr>
           <w:p>
             <w:r>
-              <w:t>Actual Δp_t</w:t>
+              <w:rPr>
+                <w:b/>
+              </w:rPr>
+              <w:t xml:space="preserve">Actual </w:t>
+            </w:r>
+            <w:r>
+              <w:rPr>
+                <w:b/>
+                <w:i/>
+              </w:rPr>
+              <w:t>Δp</w:t>
+            </w:r>
+            <w:r>
+              <w:rPr>
+                <w:b/>
+                <w:i/>
+                <w:vertAlign w:val="subscript"/>
+              </w:rPr>
+              <w:t>t</w:t>
             </w:r>
           </w:p>
         </w:tc>
@@ -1947,6 +3043,9 @@
           </w:tcPr>
           <w:p>
             <w:r>
+              <w:rPr>
+                <w:b/>
+              </w:rPr>
               <w:t>ARIMA(3,0,3)</w:t>
             </w:r>
           </w:p>
@@ -1957,6 +3056,9 @@
           </w:tcPr>
           <w:p>
             <w:r>
+              <w:rPr>
+                <w:b/>
+              </w:rPr>
               <w:t>ARIMA(1,0,6)</w:t>
             </w:r>
           </w:p>
@@ -1967,6 +3069,9 @@
           </w:tcPr>
           <w:p>
             <w:r>
+              <w:rPr>
+                <w:b/>
+              </w:rPr>
               <w:t>ARIMA(5,0,3)</w:t>
             </w:r>
           </w:p>
@@ -2362,6 +3467,9 @@
           </w:tcPr>
           <w:p>
             <w:r>
+              <w:rPr>
+                <w:b/>
+              </w:rPr>
               <w:t>Model</w:t>
             </w:r>
           </w:p>
@@ -2372,6 +3480,9 @@
           </w:tcPr>
           <w:p>
             <w:r>
+              <w:rPr>
+                <w:b/>
+              </w:rPr>
               <w:t>MSFE</w:t>
             </w:r>
           </w:p>
@@ -2382,6 +3493,9 @@
           </w:tcPr>
           <w:p>
             <w:r>
+              <w:rPr>
+                <w:b/>
+              </w:rPr>
               <w:t>RMSFE</w:t>
             </w:r>
           </w:p>
@@ -2392,6 +3506,9 @@
           </w:tcPr>
           <w:p>
             <w:r>
+              <w:rPr>
+                <w:b/>
+              </w:rPr>
               <w:t>MAE</w:t>
             </w:r>
           </w:p>
@@ -2600,17 +3717,219 @@
         <w:jc w:val="center"/>
       </w:pPr>
       <w:r>
-        <w:t>Figure 5: fig4a_real_rate.png</w:t>
+        <w:t>Figure 5</w:t>
       </w:r>
     </w:p>
     <w:p>
       <w:r>
-        <w:t>The real-rate proxy is constructed as rr_t = r_t − 100·Δp_t, converting the log-difference Δp_t to percentage points to match the scale of r_t. Its sample mean is approximately 3.6%, with a minimum of −3.8% and a maximum of around 15.0%.</w:t>
+        <w:t xml:space="preserve">The real-rate proxy is constructed as </w:t>
+      </w:r>
+      <w:r>
+        <w:rPr>
+          <w:i/>
+        </w:rPr>
+        <w:t>rr</w:t>
+      </w:r>
+      <w:r>
+        <w:rPr>
+          <w:i/>
+          <w:vertAlign w:val="subscript"/>
+        </w:rPr>
+        <w:t>t</w:t>
+      </w:r>
+      <w:r>
+        <w:rPr>
+          <w:i/>
+        </w:rPr>
+        <w:t xml:space="preserve"> = r</w:t>
+      </w:r>
+      <w:r>
+        <w:rPr>
+          <w:i/>
+          <w:vertAlign w:val="subscript"/>
+        </w:rPr>
+        <w:t>t</w:t>
+      </w:r>
+      <w:r>
+        <w:rPr>
+          <w:i/>
+        </w:rPr>
+        <w:t xml:space="preserve"> − 100·Δp</w:t>
+      </w:r>
+      <w:r>
+        <w:rPr>
+          <w:i/>
+          <w:vertAlign w:val="subscript"/>
+        </w:rPr>
+        <w:t>t</w:t>
+      </w:r>
+      <w:r>
+        <w:t xml:space="preserve">, converting the log-difference </w:t>
+      </w:r>
+      <w:r>
+        <w:rPr>
+          <w:i/>
+        </w:rPr>
+        <w:t>Δp</w:t>
+      </w:r>
+      <w:r>
+        <w:rPr>
+          <w:i/>
+          <w:vertAlign w:val="subscript"/>
+        </w:rPr>
+        <w:t>t</w:t>
+      </w:r>
+      <w:r>
+        <w:t xml:space="preserve"> to percentage points to match the scale of </w:t>
+      </w:r>
+      <w:r>
+        <w:rPr>
+          <w:i/>
+        </w:rPr>
+        <w:t>r</w:t>
+      </w:r>
+      <w:r>
+        <w:rPr>
+          <w:i/>
+          <w:vertAlign w:val="subscript"/>
+        </w:rPr>
+        <w:t>t</w:t>
+      </w:r>
+      <w:r>
+        <w:t>. Its sample mean is approximately 3.6%, with a minimum of −3.8% and a maximum of around 15.0%.</w:t>
       </w:r>
     </w:p>
     <w:p>
       <w:r>
-        <w:t>The plot suggests that rr_t is somewhat more stable than the nominal interest rate r_t, but less stable than inflation Δp_t. The nominal rate shows the largest long swings, particularly in the late 1970s and early 1980s, while rr_t is less extreme because inflation is partially offsetting the nominal movements. However, rr_t still displays substantial variation including prolonged swings and some negative values, so it is not obviously stable in any strong sense. Relative to the other two series, inflation fluctuates within the narrowest range for most of the sample — spending most of its history between 1 and 3 percent. The overall picture is that rr_t is less volatile than r_t, but not clearly more stable than Δp_t.</w:t>
+        <w:t xml:space="preserve">The plot suggests that </w:t>
+      </w:r>
+      <w:r>
+        <w:rPr>
+          <w:i/>
+        </w:rPr>
+        <w:t>rr</w:t>
+      </w:r>
+      <w:r>
+        <w:rPr>
+          <w:i/>
+          <w:vertAlign w:val="subscript"/>
+        </w:rPr>
+        <w:t>t</w:t>
+      </w:r>
+      <w:r>
+        <w:t xml:space="preserve"> is somewhat more stable than the nominal interest rate </w:t>
+      </w:r>
+      <w:r>
+        <w:rPr>
+          <w:i/>
+        </w:rPr>
+        <w:t>r</w:t>
+      </w:r>
+      <w:r>
+        <w:rPr>
+          <w:i/>
+          <w:vertAlign w:val="subscript"/>
+        </w:rPr>
+        <w:t>t</w:t>
+      </w:r>
+      <w:r>
+        <w:t xml:space="preserve">, but less stable than inflation </w:t>
+      </w:r>
+      <w:r>
+        <w:rPr>
+          <w:i/>
+        </w:rPr>
+        <w:t>Δp</w:t>
+      </w:r>
+      <w:r>
+        <w:rPr>
+          <w:i/>
+          <w:vertAlign w:val="subscript"/>
+        </w:rPr>
+        <w:t>t</w:t>
+      </w:r>
+      <w:r>
+        <w:t xml:space="preserve">. The nominal rate shows the largest long swings, particularly in the late 1970s and early 1980s, while </w:t>
+      </w:r>
+      <w:r>
+        <w:rPr>
+          <w:i/>
+        </w:rPr>
+        <w:t>rr</w:t>
+      </w:r>
+      <w:r>
+        <w:rPr>
+          <w:i/>
+          <w:vertAlign w:val="subscript"/>
+        </w:rPr>
+        <w:t>t</w:t>
+      </w:r>
+      <w:r>
+        <w:t xml:space="preserve"> is less extreme because inflation is partially offsetting the nominal movements. However, </w:t>
+      </w:r>
+      <w:r>
+        <w:rPr>
+          <w:i/>
+        </w:rPr>
+        <w:t>rr</w:t>
+      </w:r>
+      <w:r>
+        <w:rPr>
+          <w:i/>
+          <w:vertAlign w:val="subscript"/>
+        </w:rPr>
+        <w:t>t</w:t>
+      </w:r>
+      <w:r>
+        <w:t xml:space="preserve"> still displays substantial variation including prolonged swings and some negative values, so it is not obviously stable in any strong sense. Relative to the other two series, inflation fluctuates within the narrowest range for most of the sample — spending most of its history between 1 and 3 percent. The overall picture is that </w:t>
+      </w:r>
+      <w:r>
+        <w:rPr>
+          <w:i/>
+        </w:rPr>
+        <w:t>rr</w:t>
+      </w:r>
+      <w:r>
+        <w:rPr>
+          <w:i/>
+          <w:vertAlign w:val="subscript"/>
+        </w:rPr>
+        <w:t>t</w:t>
+      </w:r>
+      <w:r>
+        <w:t xml:space="preserve"> is less volatile than </w:t>
+      </w:r>
+      <w:r>
+        <w:rPr>
+          <w:i/>
+        </w:rPr>
+        <w:t>r</w:t>
+      </w:r>
+      <w:r>
+        <w:rPr>
+          <w:i/>
+          <w:vertAlign w:val="subscript"/>
+        </w:rPr>
+        <w:t>t</w:t>
+      </w:r>
+      <w:r>
+        <w:t xml:space="preserve">, but not clearly more stable than </w:t>
+      </w:r>
+      <w:r>
+        <w:rPr>
+          <w:i/>
+        </w:rPr>
+        <w:t>Δp</w:t>
+      </w:r>
+      <w:r>
+        <w:rPr>
+          <w:i/>
+          <w:vertAlign w:val="subscript"/>
+        </w:rPr>
+        <w:t>t</w:t>
+      </w:r>
+      <w:r>
+        <w:t>.</w:t>
       </w:r>
     </w:p>
     <w:p>
@@ -2665,17 +3984,158 @@
         <w:jc w:val="center"/>
       </w:pPr>
       <w:r>
-        <w:t>Figure 6: fig4b_consumption_ratio.png</w:t>
+        <w:t>Figure 6</w:t>
       </w:r>
     </w:p>
     <w:p>
       <w:r>
-        <w:t>The dominant feature of cy_t = C_t/Y_t is its persistent upward movement over the sample. The series rises from around 0.590 in the early part of the sample to approximately 0.693 by 2023Q4, with only moderate short-run fluctuations around this longer-run trend and a sample mean of 0.6419. The process mean does not appear constant over time — the series does not fluctuate around a clearly fixed level.</w:t>
+        <w:t xml:space="preserve">The dominant feature of </w:t>
+      </w:r>
+      <w:r>
+        <w:rPr>
+          <w:i/>
+        </w:rPr>
+        <w:t>cy</w:t>
+      </w:r>
+      <w:r>
+        <w:rPr>
+          <w:i/>
+          <w:vertAlign w:val="subscript"/>
+        </w:rPr>
+        <w:t>t</w:t>
+      </w:r>
+      <w:r>
+        <w:rPr>
+          <w:i/>
+        </w:rPr>
+        <w:t xml:space="preserve"> = C</w:t>
+      </w:r>
+      <w:r>
+        <w:rPr>
+          <w:i/>
+          <w:vertAlign w:val="subscript"/>
+        </w:rPr>
+        <w:t>t</w:t>
+      </w:r>
+      <w:r>
+        <w:rPr>
+          <w:i/>
+        </w:rPr>
+        <w:t>/Y</w:t>
+      </w:r>
+      <w:r>
+        <w:rPr>
+          <w:i/>
+          <w:vertAlign w:val="subscript"/>
+        </w:rPr>
+        <w:t>t</w:t>
+      </w:r>
+      <w:r>
+        <w:t xml:space="preserve"> is its persistent upward movement over the sample. The series rises from around 0.590 in the early part of the sample to approximately 0.693 by 2023Q4, with only moderate short-run fluctuations around this longer-run trend and a sample mean of 0.6419. The process mean does not appear constant over time — the series does not fluctuate around a clearly fixed level.</w:t>
       </w:r>
     </w:p>
     <w:p>
       <w:r>
-        <w:t>From an economic perspective, a rising cy_t means consumption has grown faster than output, so a larger share of GDP is allocated to household spending. Since cy_t = C_t/Y_t, a rise in the ratio means C_t is increasing relative to Y_t. From the national accounts identity Y = C + I + G + (X − M), a higher consumption share implies that the share of output accounted for by investment, government spending, and net exports has on average fallen relative to consumption. Several structural factors support this: a long-run decline in the household saving rate as access to credit expanded and financial markets deepened; a shift of the US economy toward services and away from investment-intensive manufacturing; and persistent trade deficits that allow domestic consumption to exceed domestic production. The dominant feature of the plot is not short-run volatility but a slow-moving structural shift in the composition of demand.</w:t>
+        <w:t xml:space="preserve">From an economic perspective, a rising </w:t>
+      </w:r>
+      <w:r>
+        <w:rPr>
+          <w:i/>
+        </w:rPr>
+        <w:t>cy</w:t>
+      </w:r>
+      <w:r>
+        <w:rPr>
+          <w:i/>
+          <w:vertAlign w:val="subscript"/>
+        </w:rPr>
+        <w:t>t</w:t>
+      </w:r>
+      <w:r>
+        <w:t xml:space="preserve"> means consumption has grown faster than output, so a larger share of GDP is allocated to household spending. Since </w:t>
+      </w:r>
+      <w:r>
+        <w:rPr>
+          <w:i/>
+        </w:rPr>
+        <w:t>cy</w:t>
+      </w:r>
+      <w:r>
+        <w:rPr>
+          <w:i/>
+          <w:vertAlign w:val="subscript"/>
+        </w:rPr>
+        <w:t>t</w:t>
+      </w:r>
+      <w:r>
+        <w:rPr>
+          <w:i/>
+        </w:rPr>
+        <w:t xml:space="preserve"> = C</w:t>
+      </w:r>
+      <w:r>
+        <w:rPr>
+          <w:i/>
+          <w:vertAlign w:val="subscript"/>
+        </w:rPr>
+        <w:t>t</w:t>
+      </w:r>
+      <w:r>
+        <w:rPr>
+          <w:i/>
+        </w:rPr>
+        <w:t>/Y</w:t>
+      </w:r>
+      <w:r>
+        <w:rPr>
+          <w:i/>
+          <w:vertAlign w:val="subscript"/>
+        </w:rPr>
+        <w:t>t</w:t>
+      </w:r>
+      <w:r>
+        <w:t xml:space="preserve">, a rise in the ratio means </w:t>
+      </w:r>
+      <w:r>
+        <w:rPr>
+          <w:i/>
+        </w:rPr>
+        <w:t>C</w:t>
+      </w:r>
+      <w:r>
+        <w:rPr>
+          <w:i/>
+          <w:vertAlign w:val="subscript"/>
+        </w:rPr>
+        <w:t>t</w:t>
+      </w:r>
+      <w:r>
+        <w:t xml:space="preserve"> is increasing relative to </w:t>
+      </w:r>
+      <w:r>
+        <w:rPr>
+          <w:i/>
+        </w:rPr>
+        <w:t>Y</w:t>
+      </w:r>
+      <w:r>
+        <w:rPr>
+          <w:i/>
+          <w:vertAlign w:val="subscript"/>
+        </w:rPr>
+        <w:t>t</w:t>
+      </w:r>
+      <w:r>
+        <w:t xml:space="preserve">. From the national accounts identity </w:t>
+      </w:r>
+      <w:r>
+        <w:rPr>
+          <w:i/>
+        </w:rPr>
+        <w:t>Y = C + I + G + (X − M)</w:t>
+      </w:r>
+      <w:r>
+        <w:t>, a higher consumption share implies that the share of output accounted for by investment, government spending, and net exports has on average fallen relative to consumption. Several structural factors support this: a long-run decline in the household saving rate as access to credit expanded and financial markets deepened; a shift of the US economy toward services and away from investment-intensive manufacturing; and persistent trade deficits that allow domestic consumption to exceed domestic production. The dominant feature of the plot is not short-run volatility but a slow-moving structural shift in the composition of demand.</w:t>
       </w:r>
     </w:p>
     <w:p>
@@ -2683,12 +4143,160 @@
         <w:pStyle w:val="Heading3"/>
       </w:pPr>
       <w:r>
-        <w:t>4(c) Best Adequate ARIMA Model for rr_t</w:t>
+        <w:t>4(c) Best Adequate ARIMA Model for `rr_t`</w:t>
       </w:r>
     </w:p>
     <w:p>
       <w:r>
-        <w:t>Formally, if r_t is I(1) and 100·Δp_t is I(0), their difference rr_t should also be I(1). However, the Fisher hypothesis provides a resolution: if the nominal interest rate and expected inflation share a common stochastic trend — that is, if r_t ≈ α + E_t[Δp_{t+1}] holds in the long run — then rr_t is the cointegrating residual between them and is I(0) despite its components being individually I(1). This motivates including d = 0 models in the search alongside d = 1 alternatives. A search over d ∈ {0,1} and p, q = 0,...,10 with Ljung-Box adequacy checking at 20 lags confirms that the real rate is adequately described without differencing.</w:t>
+        <w:t xml:space="preserve">Formally, if </w:t>
+      </w:r>
+      <w:r>
+        <w:rPr>
+          <w:i/>
+        </w:rPr>
+        <w:t>r</w:t>
+      </w:r>
+      <w:r>
+        <w:rPr>
+          <w:i/>
+          <w:vertAlign w:val="subscript"/>
+        </w:rPr>
+        <w:t>t</w:t>
+      </w:r>
+      <w:r>
+        <w:t xml:space="preserve"> is I(1) and </w:t>
+      </w:r>
+      <w:r>
+        <w:rPr>
+          <w:i/>
+        </w:rPr>
+        <w:t>100·Δp</w:t>
+      </w:r>
+      <w:r>
+        <w:rPr>
+          <w:i/>
+          <w:vertAlign w:val="subscript"/>
+        </w:rPr>
+        <w:t>t</w:t>
+      </w:r>
+      <w:r>
+        <w:t xml:space="preserve"> is I(0), their difference </w:t>
+      </w:r>
+      <w:r>
+        <w:rPr>
+          <w:i/>
+        </w:rPr>
+        <w:t>rr</w:t>
+      </w:r>
+      <w:r>
+        <w:rPr>
+          <w:i/>
+          <w:vertAlign w:val="subscript"/>
+        </w:rPr>
+        <w:t>t</w:t>
+      </w:r>
+      <w:r>
+        <w:t xml:space="preserve"> should also be I(1). However, the Fisher hypothesis provides a resolution: if the nominal interest rate and expected inflation share a common stochastic trend — that is, if </w:t>
+      </w:r>
+      <w:r>
+        <w:rPr>
+          <w:i/>
+        </w:rPr>
+        <w:t>r</w:t>
+      </w:r>
+      <w:r>
+        <w:rPr>
+          <w:i/>
+          <w:vertAlign w:val="subscript"/>
+        </w:rPr>
+        <w:t>t</w:t>
+      </w:r>
+      <w:r>
+        <w:rPr>
+          <w:i/>
+        </w:rPr>
+        <w:t xml:space="preserve"> ≈ α + E</w:t>
+      </w:r>
+      <w:r>
+        <w:rPr>
+          <w:i/>
+          <w:vertAlign w:val="subscript"/>
+        </w:rPr>
+        <w:t>t</w:t>
+      </w:r>
+      <w:r>
+        <w:rPr>
+          <w:i/>
+        </w:rPr>
+        <w:t>[Δp</w:t>
+      </w:r>
+      <w:r>
+        <w:rPr>
+          <w:i/>
+          <w:vertAlign w:val="subscript"/>
+        </w:rPr>
+        <w:t>t+1</w:t>
+      </w:r>
+      <w:r>
+        <w:rPr>
+          <w:i/>
+        </w:rPr>
+        <w:t>]</w:t>
+      </w:r>
+      <w:r>
+        <w:t xml:space="preserve"> holds in the long run — then </w:t>
+      </w:r>
+      <w:r>
+        <w:rPr>
+          <w:i/>
+        </w:rPr>
+        <w:t>rr</w:t>
+      </w:r>
+      <w:r>
+        <w:rPr>
+          <w:i/>
+          <w:vertAlign w:val="subscript"/>
+        </w:rPr>
+        <w:t>t</w:t>
+      </w:r>
+      <w:r>
+        <w:t xml:space="preserve"> is the cointegrating residual between them and is I(0) despite its components being individually I(1). This motivates including </w:t>
+      </w:r>
+      <w:r>
+        <w:rPr>
+          <w:i/>
+        </w:rPr>
+        <w:t>d = 0</w:t>
+      </w:r>
+      <w:r>
+        <w:t xml:space="preserve"> models in the search alongside </w:t>
+      </w:r>
+      <w:r>
+        <w:rPr>
+          <w:i/>
+        </w:rPr>
+        <w:t>d = 1</w:t>
+      </w:r>
+      <w:r>
+        <w:t xml:space="preserve"> alternatives. A search over </w:t>
+      </w:r>
+      <w:r>
+        <w:rPr>
+          <w:i/>
+        </w:rPr>
+        <w:t>d ∈ {0,1}</w:t>
+      </w:r>
+      <w:r>
+        <w:t xml:space="preserve"> and </w:t>
+      </w:r>
+      <w:r>
+        <w:rPr>
+          <w:i/>
+        </w:rPr>
+        <w:t>p, q = 0,...,10</w:t>
+      </w:r>
+      <w:r>
+        <w:t xml:space="preserve"> with Ljung-Box adequacy checking at 20 lags confirms that the real rate is adequately described without differencing.</w:t>
       </w:r>
     </w:p>
     <w:tbl>
@@ -2710,7 +4318,25 @@
           </w:tcPr>
           <w:p>
             <w:r>
-              <w:t>Model for rr_t</w:t>
+              <w:rPr>
+                <w:b/>
+              </w:rPr>
+              <w:t xml:space="preserve">Model for </w:t>
+            </w:r>
+            <w:r>
+              <w:rPr>
+                <w:b/>
+                <w:i/>
+              </w:rPr>
+              <w:t>rr</w:t>
+            </w:r>
+            <w:r>
+              <w:rPr>
+                <w:b/>
+                <w:i/>
+                <w:vertAlign w:val="subscript"/>
+              </w:rPr>
+              <w:t>t</w:t>
             </w:r>
           </w:p>
         </w:tc>
@@ -2720,6 +4346,9 @@
           </w:tcPr>
           <w:p>
             <w:r>
+              <w:rPr>
+                <w:b/>
+              </w:rPr>
               <w:t>AIC</w:t>
             </w:r>
           </w:p>
@@ -2730,6 +4359,9 @@
           </w:tcPr>
           <w:p>
             <w:r>
+              <w:rPr>
+                <w:b/>
+              </w:rPr>
               <w:t>BIC</w:t>
             </w:r>
           </w:p>
@@ -2740,6 +4372,9 @@
           </w:tcPr>
           <w:p>
             <w:r>
+              <w:rPr>
+                <w:b/>
+              </w:rPr>
               <w:t>Ljung-Box p-value</w:t>
             </w:r>
           </w:p>
@@ -2791,12 +4426,127 @@
     <w:p/>
     <w:p>
       <w:r>
-        <w:t>Key estimated coefficients: ar1 = 0.5767, ar2 = 0.3471, ar3 = 0.0536, ar4 = 0.1090, ar5 = −0.1204, ar6 = 0.0690, ar7 = −0.3897, ar8 = 0.2937, ma1 = 0.8700, intercept = 3.350.</w:t>
+        <w:t xml:space="preserve">Key estimated coefficients: </w:t>
+      </w:r>
+      <w:r>
+        <w:rPr>
+          <w:i/>
+        </w:rPr>
+        <w:t>φ₁ = 0.5767</w:t>
+      </w:r>
+      <w:r>
+        <w:t xml:space="preserve">, </w:t>
+      </w:r>
+      <w:r>
+        <w:rPr>
+          <w:i/>
+        </w:rPr>
+        <w:t>φ₂ = 0.3471</w:t>
+      </w:r>
+      <w:r>
+        <w:t xml:space="preserve">, </w:t>
+      </w:r>
+      <w:r>
+        <w:rPr>
+          <w:i/>
+        </w:rPr>
+        <w:t>φ₃ = 0.0536</w:t>
+      </w:r>
+      <w:r>
+        <w:t xml:space="preserve">, </w:t>
+      </w:r>
+      <w:r>
+        <w:rPr>
+          <w:i/>
+        </w:rPr>
+        <w:t>φ₄ = 0.1090</w:t>
+      </w:r>
+      <w:r>
+        <w:t xml:space="preserve">, </w:t>
+      </w:r>
+      <w:r>
+        <w:rPr>
+          <w:i/>
+        </w:rPr>
+        <w:t>φ₅ = −0.1204</w:t>
+      </w:r>
+      <w:r>
+        <w:t xml:space="preserve">, </w:t>
+      </w:r>
+      <w:r>
+        <w:rPr>
+          <w:i/>
+        </w:rPr>
+        <w:t>φ₆ = 0.0690</w:t>
+      </w:r>
+      <w:r>
+        <w:t xml:space="preserve">, </w:t>
+      </w:r>
+      <w:r>
+        <w:rPr>
+          <w:i/>
+        </w:rPr>
+        <w:t>φ₇ = −0.3897</w:t>
+      </w:r>
+      <w:r>
+        <w:t xml:space="preserve">, </w:t>
+      </w:r>
+      <w:r>
+        <w:rPr>
+          <w:i/>
+        </w:rPr>
+        <w:t>φ₈ = 0.2937</w:t>
+      </w:r>
+      <w:r>
+        <w:t xml:space="preserve">, </w:t>
+      </w:r>
+      <w:r>
+        <w:rPr>
+          <w:i/>
+        </w:rPr>
+        <w:t>θ₁ = 0.8700</w:t>
+      </w:r>
+      <w:r>
+        <w:t xml:space="preserve">, </w:t>
+      </w:r>
+      <w:r>
+        <w:rPr>
+          <w:i/>
+        </w:rPr>
+        <w:t>μ = 3.350</w:t>
+      </w:r>
+      <w:r>
+        <w:t>.</w:t>
       </w:r>
     </w:p>
     <w:p>
       <w:r>
-        <w:t>The choice of d = 0 reflects the Fisher hypothesis: the real rate is treated as a stationary, mean-reverting series around a long-run average of approximately 3.4%, even though its cycle is very slow. The AR(1) coefficient of 0.58, together with the subsequent AR terms, captures the strong positive autocorrelation in rr_t without requiring a unit root — the AR polynomial collectively describes the multi-year swings visible in the Q4(a) plot, where deviations from the long-run mean persist but ultimately reverse. Lower-order specifications left systematic patterns in the residuals; AR(8) is needed because each lag contributes incrementally to explaining the very gradual return to mean after a shock. The large positive MA(1) term provides additional flexibility in capturing the initial shock response. Together, the model matches the two dominant features of the plot: very slow mean-reversion and a clearly positive long-run average, both of which are inconsistent with a unit root and consistent with stationary but highly persistent dynamics.</w:t>
+        <w:t xml:space="preserve">The choice of </w:t>
+      </w:r>
+      <w:r>
+        <w:rPr>
+          <w:i/>
+        </w:rPr>
+        <w:t>d = 0</w:t>
+      </w:r>
+      <w:r>
+        <w:t xml:space="preserve"> reflects the Fisher hypothesis: the real rate is treated as a stationary, mean-reverting series around a long-run average of approximately 3.4%, even though its cycle is very slow. The AR(1) coefficient of 0.58, together with the subsequent AR terms, captures the strong positive autocorrelation in </w:t>
+      </w:r>
+      <w:r>
+        <w:rPr>
+          <w:i/>
+        </w:rPr>
+        <w:t>rr</w:t>
+      </w:r>
+      <w:r>
+        <w:rPr>
+          <w:i/>
+          <w:vertAlign w:val="subscript"/>
+        </w:rPr>
+        <w:t>t</w:t>
+      </w:r>
+      <w:r>
+        <w:t xml:space="preserve"> without requiring a unit root — the AR polynomial collectively describes the multi-year swings visible in the Q4(a) plot, where deviations from the long-run mean persist but ultimately reverse. Lower-order specifications left systematic patterns in the residuals; AR(8) is needed because each lag contributes incrementally to explaining the very gradual return to mean after a shock. The large positive MA(1) term provides additional flexibility in capturing the initial shock response. Together, the model matches the two dominant features of the plot: very slow mean-reversion and a clearly positive long-run average, both of which are inconsistent with a unit root and consistent with stationary but highly persistent dynamics.</w:t>
       </w:r>
     </w:p>
     <w:p>
@@ -2804,12 +4554,46 @@
         <w:pStyle w:val="Heading3"/>
       </w:pPr>
       <w:r>
-        <w:t>4(d) Best Adequate ARIMA Model for cy_t</w:t>
+        <w:t>4(d) Best Adequate ARIMA Model for `cy_t`</w:t>
       </w:r>
     </w:p>
     <w:p>
       <w:r>
-        <w:t>A search over d ∈ {0,1} and p, q = 0,...,4 was carried out using AIC and BIC ranking with Ljung-Box adequacy checking at 20 lags. The persistent upward movement in cy_t is consistent with a unit root, and the best adequate model requires first differencing. Among d=0 candidates, high-order adequate specifications exist (e.g. ARIMA(8,0,3) with drift) but their AIC values are substantially higher than the best d=1 model, and the level plot does not show clear mean-reversion — the series continues trending upward through the end of the sample with no obvious tendency to revert to a fixed level, which is inconsistent with the d=0 assumption. The preferred model is therefore:</w:t>
+        <w:t xml:space="preserve">A search over </w:t>
+      </w:r>
+      <w:r>
+        <w:rPr>
+          <w:i/>
+        </w:rPr>
+        <w:t>d ∈ {0,1}</w:t>
+      </w:r>
+      <w:r>
+        <w:t xml:space="preserve"> and </w:t>
+      </w:r>
+      <w:r>
+        <w:rPr>
+          <w:i/>
+        </w:rPr>
+        <w:t>p, q = 0,...,4</w:t>
+      </w:r>
+      <w:r>
+        <w:t xml:space="preserve"> was carried out using AIC and BIC ranking with Ljung-Box adequacy checking at 20 lags. The persistent upward movement in </w:t>
+      </w:r>
+      <w:r>
+        <w:rPr>
+          <w:i/>
+        </w:rPr>
+        <w:t>cy</w:t>
+      </w:r>
+      <w:r>
+        <w:rPr>
+          <w:i/>
+          <w:vertAlign w:val="subscript"/>
+        </w:rPr>
+        <w:t>t</w:t>
+      </w:r>
+      <w:r>
+        <w:t xml:space="preserve"> is consistent with a unit root, and the best adequate model requires first differencing. Among d=0 candidates, high-order adequate specifications exist (e.g. ARIMA(8,0,3) with drift) but their AIC values are substantially higher than the best d=1 model, and the level plot does not show clear mean-reversion — the series continues trending upward through the end of the sample with no obvious tendency to revert to a fixed level, which is inconsistent with the d=0 assumption. The preferred model is therefore:</w:t>
       </w:r>
     </w:p>
     <w:tbl>
@@ -2831,7 +4615,25 @@
           </w:tcPr>
           <w:p>
             <w:r>
-              <w:t>Model for cy_t</w:t>
+              <w:rPr>
+                <w:b/>
+              </w:rPr>
+              <w:t xml:space="preserve">Model for </w:t>
+            </w:r>
+            <w:r>
+              <w:rPr>
+                <w:b/>
+                <w:i/>
+              </w:rPr>
+              <w:t>cy</w:t>
+            </w:r>
+            <w:r>
+              <w:rPr>
+                <w:b/>
+                <w:i/>
+                <w:vertAlign w:val="subscript"/>
+              </w:rPr>
+              <w:t>t</w:t>
             </w:r>
           </w:p>
         </w:tc>
@@ -2841,6 +4643,9 @@
           </w:tcPr>
           <w:p>
             <w:r>
+              <w:rPr>
+                <w:b/>
+              </w:rPr>
               <w:t>AIC</w:t>
             </w:r>
           </w:p>
@@ -2851,6 +4656,9 @@
           </w:tcPr>
           <w:p>
             <w:r>
+              <w:rPr>
+                <w:b/>
+              </w:rPr>
               <w:t>BIC</w:t>
             </w:r>
           </w:p>
@@ -2861,6 +4669,9 @@
           </w:tcPr>
           <w:p>
             <w:r>
+              <w:rPr>
+                <w:b/>
+              </w:rPr>
               <w:t>Ljung-Box p-value</w:t>
             </w:r>
           </w:p>
@@ -2912,12 +4723,107 @@
     <w:p/>
     <w:p>
       <w:r>
-        <w:t>Key estimated coefficients: ar1 = 0.6092, ar2 = −0.5732, ar3 = 0.7553, ma1 = −0.8316, ma2 = 0.6862, ma3 = −0.8547, drift = 0.0003.</w:t>
+        <w:t xml:space="preserve">Key estimated coefficients: </w:t>
+      </w:r>
+      <w:r>
+        <w:rPr>
+          <w:i/>
+        </w:rPr>
+        <w:t>φ₁ = 0.6092</w:t>
+      </w:r>
+      <w:r>
+        <w:t xml:space="preserve">, </w:t>
+      </w:r>
+      <w:r>
+        <w:rPr>
+          <w:i/>
+        </w:rPr>
+        <w:t>φ₂ = −0.5732</w:t>
+      </w:r>
+      <w:r>
+        <w:t xml:space="preserve">, </w:t>
+      </w:r>
+      <w:r>
+        <w:rPr>
+          <w:i/>
+        </w:rPr>
+        <w:t>φ₃ = 0.7553</w:t>
+      </w:r>
+      <w:r>
+        <w:t xml:space="preserve">, </w:t>
+      </w:r>
+      <w:r>
+        <w:rPr>
+          <w:i/>
+        </w:rPr>
+        <w:t>θ₁ = −0.8316</w:t>
+      </w:r>
+      <w:r>
+        <w:t xml:space="preserve">, </w:t>
+      </w:r>
+      <w:r>
+        <w:rPr>
+          <w:i/>
+        </w:rPr>
+        <w:t>θ₂ = 0.6862</w:t>
+      </w:r>
+      <w:r>
+        <w:t xml:space="preserve">, </w:t>
+      </w:r>
+      <w:r>
+        <w:rPr>
+          <w:i/>
+        </w:rPr>
+        <w:t>θ₃ = −0.8547</w:t>
+      </w:r>
+      <w:r>
+        <w:t xml:space="preserve">, </w:t>
+      </w:r>
+      <w:r>
+        <w:rPr>
+          <w:i/>
+        </w:rPr>
+        <w:t>drift = 0.0003</w:t>
+      </w:r>
+      <w:r>
+        <w:t>.</w:t>
       </w:r>
     </w:p>
     <w:p>
       <w:r>
-        <w:t>First differencing is the appropriate treatment for cy_t because the series shows clear, sustained upward movement throughout the sample — it does not oscillate around a fixed mean but instead trends from approximately 0.59 to 0.69 over the 65-year sample. Taking the first difference removes this stochastic trend component and yields a stationary series to which ARMA dynamics can be applied. The small positive drift of 0.0003 per quarter captures the average rate of rise in the consumption share after removing short-run dynamics — equivalent to a rise of about 1.2 percentage points per decade, matching the historical average observed in the plot. The AR(3) component reflects that deviations from this drift path are themselves persistent: a quarter where consumption grows faster than trend tends to be followed by further above-trend quarters before reverting, a pattern consistent with household consumption exhibiting momentum due to habit formation and smooth adjustment to permanent income shocks. The MA(3) structure captures the short-lived idiosyncratic shocks that die away within a few quarters. Together, the ARIMA(3,1,3) with drift captures both the dominant long-run feature of the data (the trend in the level of cy_t) and its short-run dynamics (autocorrelated quarterly fluctuations around that trend).</w:t>
+        <w:t xml:space="preserve">First differencing is the appropriate treatment for </w:t>
+      </w:r>
+      <w:r>
+        <w:rPr>
+          <w:i/>
+        </w:rPr>
+        <w:t>cy</w:t>
+      </w:r>
+      <w:r>
+        <w:rPr>
+          <w:i/>
+          <w:vertAlign w:val="subscript"/>
+        </w:rPr>
+        <w:t>t</w:t>
+      </w:r>
+      <w:r>
+        <w:t xml:space="preserve"> because the series shows clear, sustained upward movement throughout the sample — it does not oscillate around a fixed mean but instead trends from approximately 0.59 to 0.69 over the 65-year sample. Taking the first difference removes this stochastic trend component and yields a stationary series to which ARMA dynamics can be applied. The small positive drift of 0.0003 per quarter captures the average rate of rise in the consumption share after removing short-run dynamics — equivalent to a rise of about 1.2 percentage points per decade, matching the historical average observed in the plot. The AR(3) component reflects that deviations from this drift path are themselves persistent: a quarter where consumption grows faster than trend tends to be followed by further above-trend quarters before reverting, a pattern consistent with household consumption exhibiting momentum due to habit formation and smooth adjustment to permanent income shocks. The MA(3) structure captures the short-lived idiosyncratic shocks that die away within a few quarters. Together, the ARIMA(3,1,3) with drift captures both the dominant long-run feature of the data (the trend in the level of </w:t>
+      </w:r>
+      <w:r>
+        <w:rPr>
+          <w:i/>
+        </w:rPr>
+        <w:t>cy</w:t>
+      </w:r>
+      <w:r>
+        <w:rPr>
+          <w:i/>
+          <w:vertAlign w:val="subscript"/>
+        </w:rPr>
+        <w:t>t</w:t>
+      </w:r>
+      <w:r>
+        <w:t>) and its short-run dynamics (autocorrelated quarterly fluctuations around that trend).</w:t>
       </w:r>
     </w:p>
     <w:p>
@@ -2930,12 +4836,60 @@
     </w:p>
     <w:p>
       <w:r>
-        <w:t>A forecasting model for rr_t is useful for policy because the real interest rate is closely related to the effective stance of monetary policy. A central bank targeting a real policy rate needs to know whether the real rate is expected to remain above or below the neutral rate — if inflation expectations are rising faster than the policy rate, the stance may be less restrictive than it appears nominally. The ARIMA(8,0,1) model, which captures the high persistence and long swings in rr_t, is useful for summarising how real financing conditions evolve over time rather than treating each quarterly movement as independent.</w:t>
+        <w:t xml:space="preserve">A forecasting model for </w:t>
+      </w:r>
+      <w:r>
+        <w:rPr>
+          <w:i/>
+        </w:rPr>
+        <w:t>rr</w:t>
+      </w:r>
+      <w:r>
+        <w:rPr>
+          <w:i/>
+          <w:vertAlign w:val="subscript"/>
+        </w:rPr>
+        <w:t>t</w:t>
+      </w:r>
+      <w:r>
+        <w:t xml:space="preserve"> is useful for policy because the real interest rate is closely related to the effective stance of monetary policy. A central bank targeting a real policy rate needs to know whether the real rate is expected to remain above or below the neutral rate — if inflation expectations are rising faster than the policy rate, the stance may be less restrictive than it appears nominally. The ARIMA(8,0,1) model, which captures the high persistence and long swings in </w:t>
+      </w:r>
+      <w:r>
+        <w:rPr>
+          <w:i/>
+        </w:rPr>
+        <w:t>rr</w:t>
+      </w:r>
+      <w:r>
+        <w:rPr>
+          <w:i/>
+          <w:vertAlign w:val="subscript"/>
+        </w:rPr>
+        <w:t>t</w:t>
+      </w:r>
+      <w:r>
+        <w:t>, is useful for summarising how real financing conditions evolve over time rather than treating each quarterly movement as independent.</w:t>
       </w:r>
     </w:p>
     <w:p>
       <w:r>
-        <w:t>The cy_t model is relevant to both monetary and fiscal policy. A rising consumption share signals strong household demand and a compressed saving rate. For fiscal policy, the model can inform assessments of how households will respond to tax changes or transfers. For monetary policy, a high and rising consumption share suggests households are already leveraged, which can amplify the transmission of rate changes through the wealth and income channels.</w:t>
+        <w:t xml:space="preserve">The </w:t>
+      </w:r>
+      <w:r>
+        <w:rPr>
+          <w:i/>
+        </w:rPr>
+        <w:t>cy</w:t>
+      </w:r>
+      <w:r>
+        <w:rPr>
+          <w:i/>
+          <w:vertAlign w:val="subscript"/>
+        </w:rPr>
+        <w:t>t</w:t>
+      </w:r>
+      <w:r>
+        <w:t xml:space="preserve"> model is relevant to both monetary and fiscal policy. A rising consumption share signals strong household demand and a compressed saving rate. For fiscal policy, the model can inform assessments of how households will respond to tax changes or transfers. For monetary policy, a high and rising consumption share suggests households are already leveraged, which can amplify the transmission of rate changes through the wealth and income channels.</w:t>
       </w:r>
     </w:p>
     <w:p>
@@ -2976,6 +4930,9 @@
           </w:tcPr>
           <w:p>
             <w:r>
+              <w:rPr>
+                <w:b/>
+              </w:rPr>
               <w:t>Currency</w:t>
             </w:r>
           </w:p>
@@ -2986,6 +4943,9 @@
           </w:tcPr>
           <w:p>
             <w:r>
+              <w:rPr>
+                <w:b/>
+              </w:rPr>
               <w:t>Sample Variance</w:t>
             </w:r>
           </w:p>
@@ -3143,17 +5103,55 @@
         <w:jc w:val="center"/>
       </w:pPr>
       <w:r>
-        <w:t>Figure 7: fig5b_abs_returns.png</w:t>
+        <w:t>Figure 7</w:t>
       </w:r>
     </w:p>
     <w:p>
       <w:r>
-        <w:t>The plots of |e_{j,t}| show clear periods of low volatility followed by periods of much higher volatility, especially around March 2020 and again in later parts of the sample. Large absolute returns tend to be followed by further large returns, while calm stretches tend to persist. This is volatility clustering. The most prominent shared spike occurs at the onset of COVID-19, where all four series show an abrupt and simultaneous jump — reflecting global risk aversion and liquidity stress rather than anything specific to any single currency pair.</w:t>
+        <w:t xml:space="preserve">The plots of </w:t>
+      </w:r>
+      <w:r>
+        <w:rPr>
+          <w:i/>
+        </w:rPr>
+        <w:t>|e</w:t>
+      </w:r>
+      <w:r>
+        <w:rPr>
+          <w:i/>
+          <w:vertAlign w:val="subscript"/>
+        </w:rPr>
+        <w:t>j,t</w:t>
+      </w:r>
+      <w:r>
+        <w:rPr>
+          <w:i/>
+        </w:rPr>
+        <w:t>|</w:t>
+      </w:r>
+      <w:r>
+        <w:t xml:space="preserve"> show clear periods of low volatility followed by periods of much higher volatility, especially around March 2020 and again in later parts of the sample. Large absolute returns tend to be followed by further large returns, while calm stretches tend to persist. This is volatility clustering. The most prominent shared spike occurs at the onset of COVID-19, where all four series show an abrupt and simultaneous jump — reflecting global risk aversion and liquidity stress rather than anything specific to any single currency pair.</w:t>
       </w:r>
     </w:p>
     <w:p>
       <w:r>
-        <w:t>This clustering pattern is inconsistent with an iid constant-variance process. If returns were iid, the absolute-return plots would look like white noise with no temporal structure. Instead, the data strongly suggest time-varying conditional volatility, making GARCH-type models the natural next step for modelling e_{j,t}.</w:t>
+        <w:t xml:space="preserve">This clustering pattern is inconsistent with an iid constant-variance process. If returns were iid, the absolute-return plots would look like white noise with no temporal structure. Instead, the data strongly suggest time-varying conditional volatility, making GARCH-type models the natural next step for modelling </w:t>
+      </w:r>
+      <w:r>
+        <w:rPr>
+          <w:i/>
+        </w:rPr>
+        <w:t>e</w:t>
+      </w:r>
+      <w:r>
+        <w:rPr>
+          <w:i/>
+          <w:vertAlign w:val="subscript"/>
+        </w:rPr>
+        <w:t>j,t</w:t>
+      </w:r>
+      <w:r>
+        <w:t>.</w:t>
       </w:r>
     </w:p>
     <w:p>
@@ -3201,6 +5199,9 @@
           </w:tcPr>
           <w:p>
             <w:r>
+              <w:rPr>
+                <w:b/>
+              </w:rPr>
               <w:t>Currency</w:t>
             </w:r>
           </w:p>
@@ -3211,6 +5212,9 @@
           </w:tcPr>
           <w:p>
             <w:r>
+              <w:rPr>
+                <w:b/>
+              </w:rPr>
               <w:t>ARCH LM Statistic</w:t>
             </w:r>
           </w:p>
@@ -3221,6 +5225,9 @@
           </w:tcPr>
           <w:p>
             <w:r>
+              <w:rPr>
+                <w:b/>
+              </w:rPr>
               <w:t>p-value</w:t>
             </w:r>
           </w:p>
@@ -3231,6 +5238,9 @@
           </w:tcPr>
           <w:p>
             <w:r>
+              <w:rPr>
+                <w:b/>
+              </w:rPr>
               <w:t>Ljung-Box on Squared Returns p-value</w:t>
             </w:r>
           </w:p>
@@ -3421,27 +5431,72 @@
     </w:p>
     <w:p>
       <w:r>
-        <w:t>A comparison of ARMA(p,q) models with p, q ∈ {0,...,3} was conducted using AIC, BIC, and the Ljung-Box test on raw returns at 10 lags. Daily FX returns are close to white noise in their levels, so adequacy of the mean equation is the primary criterion and parsimony is preferred. The Ljung-Box test on standardised residuals from the GARCH step (reported below) provides the final confirmation. Decisions for the mean equation:</w:t>
+        <w:t xml:space="preserve">A comparison of ARMA(p,q) models with </w:t>
+      </w:r>
+      <w:r>
+        <w:rPr>
+          <w:i/>
+        </w:rPr>
+        <w:t>p, q ∈ {0,...,3}</w:t>
+      </w:r>
+      <w:r>
+        <w:t xml:space="preserve"> was conducted using AIC, BIC, and the Ljung-Box test on raw returns at 10 lags. Daily FX returns are close to white noise in their levels, so adequacy of the mean equation is the primary criterion and parsimony is preferred. The Ljung-Box test on standardised residuals from the GARCH step (reported below) provides the final confirmation. Decisions for the mean equation:</w:t>
       </w:r>
     </w:p>
     <w:p>
-      <w:r>
-        <w:t>- CNY: ARMA(0,0) — AIC and BIC both rank a constant-only mean among the top specifications, and the Ljung-Box test on raw CNY returns does not reject at conventional levels for the zero-lag model. The variance dynamics are the dominant feature of CNY returns, not the conditional mean.</w:t>
+      <w:pPr>
+        <w:pStyle w:val="ListBullet"/>
+      </w:pPr>
+      <w:r>
+        <w:rPr>
+          <w:b/>
+        </w:rPr>
+        <w:t>CNY</w:t>
+      </w:r>
+      <w:r>
+        <w:t>: ARMA(0,0) — AIC and BIC both rank a constant-only mean among the top specifications, and the Ljung-Box test on raw CNY returns does not reject at conventional levels for the zero-lag model. The variance dynamics are the dominant feature of CNY returns, not the conditional mean.</w:t>
       </w:r>
     </w:p>
     <w:p>
-      <w:r>
-        <w:t>- USD: ARMA(0,0) — similar reasoning; the marginal AIC improvement from adding AR or MA terms is small, and the GARCH variance model is sufficient to account for the autocorrelation structure.</w:t>
+      <w:pPr>
+        <w:pStyle w:val="ListBullet"/>
+      </w:pPr>
+      <w:r>
+        <w:rPr>
+          <w:b/>
+        </w:rPr>
+        <w:t>USD</w:t>
+      </w:r>
+      <w:r>
+        <w:t>: ARMA(0,0) — similar reasoning; the marginal AIC improvement from adding AR or MA terms is small, and the GARCH variance model is sufficient to account for the autocorrelation structure.</w:t>
       </w:r>
     </w:p>
     <w:p>
-      <w:r>
-        <w:t>- TWI: ARMA(1,0) — AIC and BIC indicate a mild but persistent AR(1) component in TWI returns; this is the simplest adequate mean specification.</w:t>
+      <w:pPr>
+        <w:pStyle w:val="ListBullet"/>
+      </w:pPr>
+      <w:r>
+        <w:rPr>
+          <w:b/>
+        </w:rPr>
+        <w:t>TWI</w:t>
+      </w:r>
+      <w:r>
+        <w:t>: ARMA(1,0) — AIC and BIC indicate a mild but persistent AR(1) component in TWI returns; this is the simplest adequate mean specification.</w:t>
       </w:r>
     </w:p>
     <w:p>
-      <w:r>
-        <w:t>- SDR: ARMA(0,1) — BIC favours the MA(1) mean equation, which achieves adequate Ljung-Box p-values on raw returns.</w:t>
+      <w:pPr>
+        <w:pStyle w:val="ListBullet"/>
+      </w:pPr>
+      <w:r>
+        <w:rPr>
+          <w:b/>
+        </w:rPr>
+        <w:t>SDR</w:t>
+      </w:r>
+      <w:r>
+        <w:t>: ARMA(0,1) — BIC favours the MA(1) mean equation, which achieves adequate Ljung-Box p-values on raw returns.</w:t>
       </w:r>
     </w:p>
     <w:p>
@@ -3478,6 +5533,9 @@
           </w:tcPr>
           <w:p>
             <w:r>
+              <w:rPr>
+                <w:b/>
+              </w:rPr>
               <w:t>Currency</w:t>
             </w:r>
           </w:p>
@@ -3488,6 +5546,9 @@
           </w:tcPr>
           <w:p>
             <w:r>
+              <w:rPr>
+                <w:b/>
+              </w:rPr>
               <w:t>Mean Model</w:t>
             </w:r>
           </w:p>
@@ -3498,6 +5559,9 @@
           </w:tcPr>
           <w:p>
             <w:r>
+              <w:rPr>
+                <w:b/>
+              </w:rPr>
               <w:t>Variance Model</w:t>
             </w:r>
           </w:p>
@@ -3508,6 +5572,9 @@
           </w:tcPr>
           <w:p>
             <w:r>
+              <w:rPr>
+                <w:b/>
+              </w:rPr>
               <w:t>Errors</w:t>
             </w:r>
           </w:p>
@@ -3518,6 +5585,9 @@
           </w:tcPr>
           <w:p>
             <w:r>
+              <w:rPr>
+                <w:b/>
+              </w:rPr>
               <w:t>AIC</w:t>
             </w:r>
           </w:p>
@@ -3528,6 +5598,9 @@
           </w:tcPr>
           <w:p>
             <w:r>
+              <w:rPr>
+                <w:b/>
+              </w:rPr>
               <w:t>BIC</w:t>
             </w:r>
           </w:p>
@@ -3813,6 +5886,9 @@
           </w:tcPr>
           <w:p>
             <w:r>
+              <w:rPr>
+                <w:b/>
+              </w:rPr>
               <w:t>Currency</w:t>
             </w:r>
           </w:p>
@@ -3823,7 +5899,11 @@
           </w:tcPr>
           <w:p>
             <w:r>
-              <w:t>mu</w:t>
+              <w:rPr>
+                <w:b/>
+                <w:i/>
+              </w:rPr>
+              <w:t>μ</w:t>
             </w:r>
           </w:p>
         </w:tc>
@@ -3833,7 +5913,11 @@
           </w:tcPr>
           <w:p>
             <w:r>
-              <w:t>ar1</w:t>
+              <w:rPr>
+                <w:b/>
+                <w:i/>
+              </w:rPr>
+              <w:t>φ₁</w:t>
             </w:r>
           </w:p>
         </w:tc>
@@ -3843,7 +5927,11 @@
           </w:tcPr>
           <w:p>
             <w:r>
-              <w:t>ma1</w:t>
+              <w:rPr>
+                <w:b/>
+                <w:i/>
+              </w:rPr>
+              <w:t>θ₁</w:t>
             </w:r>
           </w:p>
         </w:tc>
@@ -3853,7 +5941,11 @@
           </w:tcPr>
           <w:p>
             <w:r>
-              <w:t>omega</w:t>
+              <w:rPr>
+                <w:b/>
+                <w:i/>
+              </w:rPr>
+              <w:t>ω</w:t>
             </w:r>
           </w:p>
         </w:tc>
@@ -3863,7 +5955,11 @@
           </w:tcPr>
           <w:p>
             <w:r>
-              <w:t>alpha1</w:t>
+              <w:rPr>
+                <w:b/>
+                <w:i/>
+              </w:rPr>
+              <w:t>α</w:t>
             </w:r>
           </w:p>
         </w:tc>
@@ -3873,7 +5969,11 @@
           </w:tcPr>
           <w:p>
             <w:r>
-              <w:t>beta1</w:t>
+              <w:rPr>
+                <w:b/>
+                <w:i/>
+              </w:rPr>
+              <w:t>β₁</w:t>
             </w:r>
           </w:p>
         </w:tc>
@@ -3883,7 +5983,11 @@
           </w:tcPr>
           <w:p>
             <w:r>
-              <w:t>beta2</w:t>
+              <w:rPr>
+                <w:b/>
+                <w:i/>
+              </w:rPr>
+              <w:t>β₂</w:t>
             </w:r>
           </w:p>
         </w:tc>
@@ -3893,7 +5997,11 @@
           </w:tcPr>
           <w:p>
             <w:r>
-              <w:t>gamma1</w:t>
+              <w:rPr>
+                <w:b/>
+                <w:i/>
+              </w:rPr>
+              <w:t>γ</w:t>
             </w:r>
           </w:p>
         </w:tc>
@@ -3903,7 +6011,11 @@
           </w:tcPr>
           <w:p>
             <w:r>
-              <w:t>shape</w:t>
+              <w:rPr>
+                <w:b/>
+                <w:i/>
+              </w:rPr>
+              <w:t>ν</w:t>
             </w:r>
           </w:p>
         </w:tc>
@@ -4320,7 +6432,7 @@
     <w:p/>
     <w:p>
       <w:r>
-        <w:t>The GJR-GARCH(1,2) specification distributes GARCH persistence across two lags; the combined beta1 + beta2 ranges from 0.89 to 0.93 across currencies, confirming highly persistent volatility shocks — a spike in conditional variance takes a long time to decay. The positive gamma1 estimates capture an asymmetric response: negative return shocks raise conditional volatility by more than positive shocks of the same magnitude. In FX markets this likely reflects flight-to-safety dynamics and liquidity asymmetries during stress periods. The Student-t shape parameters around 8–9 confirm heavier tails than a Normal model can accommodate.</w:t>
+        <w:t>The GJR-GARCH(1,2) specification distributes GARCH persistence across two lags; the combined β₁ + β₂ ranges from 0.89 to 0.93 across currencies, confirming highly persistent volatility shocks — a spike in conditional variance takes a long time to decay. The positive γ estimates capture an asymmetric response: negative return shocks raise conditional volatility by more than positive shocks of the same magnitude. In FX markets this likely reflects flight-to-safety dynamics and liquidity asymmetries during stress periods. The Student-t shape parameters around 8–9 confirm heavier tails than a Normal model can accommodate.</w:t>
       </w:r>
     </w:p>
     <w:p>
@@ -4349,6 +6461,9 @@
           </w:tcPr>
           <w:p>
             <w:r>
+              <w:rPr>
+                <w:b/>
+              </w:rPr>
               <w:t>Currency</w:t>
             </w:r>
           </w:p>
@@ -4359,6 +6474,9 @@
           </w:tcPr>
           <w:p>
             <w:r>
+              <w:rPr>
+                <w:b/>
+              </w:rPr>
               <w:t>LB on Std. Residuals p-value</w:t>
             </w:r>
           </w:p>
@@ -4369,6 +6487,9 @@
           </w:tcPr>
           <w:p>
             <w:r>
+              <w:rPr>
+                <w:b/>
+              </w:rPr>
               <w:t>LB on Sq. Std. Residuals p-value</w:t>
             </w:r>
           </w:p>
@@ -4670,7 +6791,7 @@
         <w:jc w:val="center"/>
       </w:pPr>
       <w:r>
-        <w:t>Figures 8–11: fig6_vol_CNY.png, fig6_vol_USD.png, fig6_vol_TWI.png, fig6_vol_SDR.png</w:t>
+        <w:t>Figures 8–11: , , ,</w:t>
       </w:r>
     </w:p>
     <w:p>
@@ -4693,12 +6814,40 @@
     </w:p>
     <w:p>
       <w:r>
-        <w:t>For a GJR-GARCH(1,2) model the unconditional variance exists when α + β₁ + β₂ + γ/2 &lt; 1, and is given by:</w:t>
+        <w:t xml:space="preserve">For a GJR-GARCH(1,2) model the unconditional variance exists when </w:t>
+      </w:r>
+      <w:r>
+        <w:rPr>
+          <w:i/>
+        </w:rPr>
+        <w:t>α + β₁ + β₂ + γ/2 &lt; 1</w:t>
+      </w:r>
+      <w:r>
+        <w:t>, and is given by:</w:t>
       </w:r>
     </w:p>
     <w:p>
-      <w:r>
-        <w:t>σ²_j = ω / (1 − α − β₁ − β₂ − γ/2)</w:t>
+      <w:pPr>
+        <w:jc w:val="center"/>
+      </w:pPr>
+      <w:r>
+        <w:rPr>
+          <w:i/>
+        </w:rPr>
+        <w:t>σ²</w:t>
+      </w:r>
+      <w:r>
+        <w:rPr>
+          <w:i/>
+          <w:vertAlign w:val="subscript"/>
+        </w:rPr>
+        <w:t>j</w:t>
+      </w:r>
+      <w:r>
+        <w:rPr>
+          <w:i/>
+        </w:rPr>
+        <w:t xml:space="preserve"> = ω / (1 − α − β₁ − β₂ − γ/2)</w:t>
       </w:r>
     </w:p>
     <w:p>
@@ -4726,6 +6875,9 @@
           </w:tcPr>
           <w:p>
             <w:r>
+              <w:rPr>
+                <w:b/>
+              </w:rPr>
               <w:t>Currency</w:t>
             </w:r>
           </w:p>
@@ -4736,6 +6888,10 @@
           </w:tcPr>
           <w:p>
             <w:r>
+              <w:rPr>
+                <w:b/>
+                <w:i/>
+              </w:rPr>
               <w:t>α + β₁ + β₂ + γ/2</w:t>
             </w:r>
           </w:p>
@@ -4746,6 +6902,9 @@
           </w:tcPr>
           <w:p>
             <w:r>
+              <w:rPr>
+                <w:b/>
+              </w:rPr>
               <w:t>Model Variance (σ̂²)</w:t>
             </w:r>
           </w:p>
@@ -4756,6 +6915,9 @@
           </w:tcPr>
           <w:p>
             <w:r>
+              <w:rPr>
+                <w:b/>
+              </w:rPr>
               <w:t>Sample Variance</w:t>
             </w:r>
           </w:p>
@@ -4766,6 +6928,9 @@
           </w:tcPr>
           <w:p>
             <w:r>
+              <w:rPr>
+                <w:b/>
+              </w:rPr>
               <w:t>Ratio</w:t>
             </w:r>
           </w:p>
@@ -5006,7 +7171,55 @@
     </w:p>
     <w:p>
       <w:r>
-        <w:t>The probability that the daily return falls below the threshold of 0.01% on 13/01/2026 and 14/01/2026 is computed from the one-step-ahead and two-step-ahead GJR-GARCH forecasts. Returns are defined as e_{j,t} = 100 × log(S_{j,t} / S_{j,t−1}), so they are already expressed in percentage units, and the threshold 0.01% corresponds directly to the value 0.01 in those units. The Student-t CDF with the estimated shape parameter is used rather than the Normal CDF, so that the heavy-tail behaviour established in Question 6 is properly reflected in the probability estimates.</w:t>
+        <w:t xml:space="preserve">The probability that the daily return falls below the threshold of 0.01% on 13/01/2026 and 14/01/2026 is computed from the one-step-ahead and two-step-ahead GJR-GARCH forecasts. Returns are defined as </w:t>
+      </w:r>
+      <w:r>
+        <w:rPr>
+          <w:i/>
+        </w:rPr>
+        <w:t>e</w:t>
+      </w:r>
+      <w:r>
+        <w:rPr>
+          <w:i/>
+          <w:vertAlign w:val="subscript"/>
+        </w:rPr>
+        <w:t>j,t</w:t>
+      </w:r>
+      <w:r>
+        <w:rPr>
+          <w:i/>
+        </w:rPr>
+        <w:t xml:space="preserve"> = 100 × log(S</w:t>
+      </w:r>
+      <w:r>
+        <w:rPr>
+          <w:i/>
+          <w:vertAlign w:val="subscript"/>
+        </w:rPr>
+        <w:t>j,t</w:t>
+      </w:r>
+      <w:r>
+        <w:rPr>
+          <w:i/>
+        </w:rPr>
+        <w:t xml:space="preserve"> / S</w:t>
+      </w:r>
+      <w:r>
+        <w:rPr>
+          <w:i/>
+          <w:vertAlign w:val="subscript"/>
+        </w:rPr>
+        <w:t>j,t−1</w:t>
+      </w:r>
+      <w:r>
+        <w:rPr>
+          <w:i/>
+        </w:rPr>
+        <w:t>)</w:t>
+      </w:r>
+      <w:r>
+        <w:t>, so they are already expressed in percentage units, and the threshold 0.01% corresponds directly to the value 0.01 in those units. The Student-t CDF with the estimated shape parameter is used rather than the Normal CDF, so that the heavy-tail behaviour established in Question 6 is properly reflected in the probability estimates.</w:t>
       </w:r>
     </w:p>
     <w:tbl>
@@ -5031,6 +7244,9 @@
           </w:tcPr>
           <w:p>
             <w:r>
+              <w:rPr>
+                <w:b/>
+              </w:rPr>
               <w:t>Currency</w:t>
             </w:r>
           </w:p>
@@ -5041,7 +7257,19 @@
           </w:tcPr>
           <w:p>
             <w:r>
-              <w:t>μ_{T+1}</w:t>
+              <w:rPr>
+                <w:b/>
+                <w:i/>
+              </w:rPr>
+              <w:t>μ</w:t>
+            </w:r>
+            <w:r>
+              <w:rPr>
+                <w:b/>
+                <w:i/>
+                <w:vertAlign w:val="subscript"/>
+              </w:rPr>
+              <w:t>T+1</w:t>
             </w:r>
           </w:p>
         </w:tc>
@@ -5051,7 +7279,19 @@
           </w:tcPr>
           <w:p>
             <w:r>
-              <w:t>σ_{T+1}</w:t>
+              <w:rPr>
+                <w:b/>
+                <w:i/>
+              </w:rPr>
+              <w:t>σ</w:t>
+            </w:r>
+            <w:r>
+              <w:rPr>
+                <w:b/>
+                <w:i/>
+                <w:vertAlign w:val="subscript"/>
+              </w:rPr>
+              <w:t>T+1</w:t>
             </w:r>
           </w:p>
         </w:tc>
@@ -5061,6 +7301,9 @@
           </w:tcPr>
           <w:p>
             <w:r>
+              <w:rPr>
+                <w:b/>
+              </w:rPr>
               <w:t>P(e &lt; 0.01), 13 Jan</w:t>
             </w:r>
           </w:p>
@@ -5071,7 +7314,19 @@
           </w:tcPr>
           <w:p>
             <w:r>
-              <w:t>μ_{T+2}</w:t>
+              <w:rPr>
+                <w:b/>
+                <w:i/>
+              </w:rPr>
+              <w:t>μ</w:t>
+            </w:r>
+            <w:r>
+              <w:rPr>
+                <w:b/>
+                <w:i/>
+                <w:vertAlign w:val="subscript"/>
+              </w:rPr>
+              <w:t>T+2</w:t>
             </w:r>
           </w:p>
         </w:tc>
@@ -5081,7 +7336,19 @@
           </w:tcPr>
           <w:p>
             <w:r>
-              <w:t>σ_{T+2}</w:t>
+              <w:rPr>
+                <w:b/>
+                <w:i/>
+              </w:rPr>
+              <w:t>σ</w:t>
+            </w:r>
+            <w:r>
+              <w:rPr>
+                <w:b/>
+                <w:i/>
+                <w:vertAlign w:val="subscript"/>
+              </w:rPr>
+              <w:t>T+2</w:t>
             </w:r>
           </w:p>
         </w:tc>
@@ -5091,6 +7358,9 @@
           </w:tcPr>
           <w:p>
             <w:r>
+              <w:rPr>
+                <w:b/>
+              </w:rPr>
               <w:t>P(e &lt; 0.01), 14 Jan</w:t>
             </w:r>
           </w:p>
@@ -5393,7 +7663,25 @@
     </w:p>
     <w:p>
       <w:r>
-        <w:t>A lower probability is preferable from a downside-risk perspective, since it means a smaller chance of earning less than the 0.01% threshold. On 13 January 2026, the ranking from least to most downside risk is TWI (0.5202), CNY (0.5239), USD (0.5240), SDR (0.5337). On 14 January 2026, the ranking shifts to SDR (0.5196), TWI (0.5201), CNY (0.5241), USD (0.5249).</w:t>
+        <w:t xml:space="preserve">A lower probability is preferable from a downside-risk perspective, since it means a smaller chance of earning less than the 0.01% threshold. On </w:t>
+      </w:r>
+      <w:r>
+        <w:rPr>
+          <w:b/>
+        </w:rPr>
+        <w:t>13 January 2026</w:t>
+      </w:r>
+      <w:r>
+        <w:t xml:space="preserve">, the ranking from least to most downside risk is TWI (0.5202), CNY (0.5239), USD (0.5240), SDR (0.5337). On </w:t>
+      </w:r>
+      <w:r>
+        <w:rPr>
+          <w:b/>
+        </w:rPr>
+        <w:t>14 January 2026</w:t>
+      </w:r>
+      <w:r>
+        <w:t>, the ranking shifts to SDR (0.5196), TWI (0.5201), CNY (0.5241), USD (0.5249).</w:t>
       </w:r>
     </w:p>
     <w:p>

--- a/ECON3350_Research_Report.docx
+++ b/ECON3350_Research_Report.docx
@@ -152,7 +152,7 @@
     </w:p>
     <w:p>
       <w:r>
-        <w:t xml:space="preserve">The quarterly data cover the USA over 1959Q1–2023Q4 (260 observations). The series are the log price level </w:t>
+        <w:t xml:space="preserve">The sample runs from 1959Q1 to 2023Q4 across the USA, giving 260 quarterly observations. The four series are the log price level </w:t>
       </w:r>
       <w:r>
         <w:rPr>
@@ -221,7 +221,7 @@
     </w:p>
     <w:p>
       <w:r>
-        <w:t xml:space="preserve">The log-level plots of </w:t>
+        <w:t xml:space="preserve">Looking at the level plots first, all three of </w:t>
       </w:r>
       <w:r>
         <w:rPr>
@@ -269,7 +269,7 @@
         <w:t>t</w:t>
       </w:r>
       <w:r>
-        <w:t xml:space="preserve"> all show persistent upward movement over the sample. This suggests that these three processes have trending means and are unlikely to be covariance stationary in levels. </w:t>
+        <w:t xml:space="preserve"> drift steadily upward across the sample. Trending means like these make covariance stationarity in levels look unlikely. </w:t>
       </w:r>
       <w:r>
         <w:rPr>
@@ -301,7 +301,7 @@
         <w:t>t</w:t>
       </w:r>
       <w:r>
-        <w:t xml:space="preserve"> move closely together throughout, which is consistent with consumption and output sharing a common long-run growth path, while </w:t>
+        <w:t xml:space="preserve"> follow each other closely, which is consistent with the idea that output and consumption share a common long-run growth path. </w:t>
       </w:r>
       <w:r>
         <w:rPr>
@@ -317,12 +317,12 @@
         <w:t>t</w:t>
       </w:r>
       <w:r>
-        <w:t xml:space="preserve"> rises more steeply, especially through the high-inflation period of the 1970s and early 1980s.</w:t>
+        <w:t xml:space="preserve"> rises more steeply than the others, particularly through the inflationary period of the 1970s and early 1980s.</w:t>
       </w:r>
     </w:p>
     <w:p>
       <w:r>
-        <w:t xml:space="preserve">The log-difference plots of </w:t>
+        <w:t xml:space="preserve">Once the series are differenced the picture changes considerably. </w:t>
       </w:r>
       <w:r>
         <w:rPr>
@@ -370,13 +370,15 @@
         <w:t>t</w:t>
       </w:r>
       <w:r>
-        <w:t xml:space="preserve"> look much more stable than the level series. All three fluctuate around fairly constant means and do not display the same persistent upward movement, suggesting that differencing removes most of the trend. </w:t>
-      </w:r>
+        <w:t xml:space="preserve"> fluctuate around fairly stable means rather than drifting upward. Inflation is still the noisiest of the three, but it does not trend. Output and consumption growth both dip sharply around the Global Financial Crisis and again in 2020, though they return to stable averages outside those episodes. The differenced series behave more like difference-stationary processes than trend-stationary ones.</w:t>
+      </w:r>
+    </w:p>
+    <w:p>
       <w:r>
         <w:rPr>
           <w:i/>
         </w:rPr>
-        <w:t>Δp</w:t>
+        <w:t>r</w:t>
       </w:r>
       <w:r>
         <w:rPr>
@@ -386,13 +388,13 @@
         <w:t>t</w:t>
       </w:r>
       <w:r>
-        <w:t xml:space="preserve"> is comparatively noisy but does not drift; </w:t>
+        <w:t xml:space="preserve"> is harder to categorise. Rather than climbing steadily, it moves through slow-moving regimes: rising into the late 1970s and early 1980s, declining over the following decades, sitting near zero through much of the 2010s, then increasing again after 2021. Its defining feature is persistence, possibly with some regime change. A deterministic trend does not describe it well, and for this reason </w:t>
       </w:r>
       <w:r>
         <w:rPr>
           <w:i/>
         </w:rPr>
-        <w:t>Δy</w:t>
+        <w:t>r</w:t>
       </w:r>
       <w:r>
         <w:rPr>
@@ -402,76 +404,7 @@
         <w:t>t</w:t>
       </w:r>
       <w:r>
-        <w:t xml:space="preserve"> and </w:t>
-      </w:r>
-      <w:r>
-        <w:rPr>
-          <w:i/>
-        </w:rPr>
-        <w:t>Δc</w:t>
-      </w:r>
-      <w:r>
-        <w:rPr>
-          <w:i/>
-          <w:vertAlign w:val="subscript"/>
-        </w:rPr>
-        <w:t>t</w:t>
-      </w:r>
-      <w:r>
-        <w:t xml:space="preserve"> show very large negative observations around the Global Financial Crisis and again in 2020, but otherwise move around stable averages. This is consistent with the idea that the level processes are closer to difference stationary than trend stationary.</w:t>
-      </w:r>
-    </w:p>
-    <w:p>
-      <w:r>
-        <w:t xml:space="preserve">The nominal interest rate </w:t>
-      </w:r>
-      <w:r>
-        <w:rPr>
-          <w:i/>
-        </w:rPr>
-        <w:t>r</w:t>
-      </w:r>
-      <w:r>
-        <w:rPr>
-          <w:i/>
-          <w:vertAlign w:val="subscript"/>
-        </w:rPr>
-        <w:t>t</w:t>
-      </w:r>
-      <w:r>
-        <w:t xml:space="preserve"> behaves differently from the other three series. It does not show steady growth, but instead exhibits long swings and regime-like persistence: it rises into the late 1970s and early 1980s, declines over subsequent decades, remains close to zero for much of the 2010s, and rises again after 2021. So, answering the question directly, the dominant feature of </w:t>
-      </w:r>
-      <w:r>
-        <w:rPr>
-          <w:i/>
-        </w:rPr>
-        <w:t>r</w:t>
-      </w:r>
-      <w:r>
-        <w:rPr>
-          <w:i/>
-          <w:vertAlign w:val="subscript"/>
-        </w:rPr>
-        <w:t>t</w:t>
-      </w:r>
-      <w:r>
-        <w:t xml:space="preserve"> is strong level persistence and apparent regime change rather than deterministic trend growth. That means </w:t>
-      </w:r>
-      <w:r>
-        <w:rPr>
-          <w:i/>
-        </w:rPr>
-        <w:t>r</w:t>
-      </w:r>
-      <w:r>
-        <w:rPr>
-          <w:i/>
-          <w:vertAlign w:val="subscript"/>
-        </w:rPr>
-        <w:t>t</w:t>
-      </w:r>
-      <w:r>
-        <w:t xml:space="preserve"> should not be interpreted in the same way as the log-level macro series.</w:t>
+        <w:t xml:space="preserve"> should not be read in the same way as the log-level macro variables.</w:t>
       </w:r>
     </w:p>
     <w:p>
@@ -752,7 +685,7 @@
     <w:p/>
     <w:p>
       <w:r>
-        <w:t>All three trend slope estimates are statistically significant with very small standard errors, and the high R² values confirm that a linear time trend accounts for most of the long-run variation in each log-level series.</w:t>
+        <w:t>All three trend slopes are estimated precisely with very small standard errors, and the high R² values confirm that a simple linear trend accounts for most of the long-run variation in each log-level series.</w:t>
       </w:r>
     </w:p>
     <w:p>
@@ -909,12 +842,12 @@
     </w:p>
     <w:p>
       <w:r>
-        <w:t>These estimates describe average growth in two different ways. The time-trend regression estimates the average deterministic linear trend in the level series, while the mean of first differences estimates the average quarter-to-quarter growth rate. If a series is well described as difference stationary with a stable mean in first differences, the two estimates should be close.</w:t>
+        <w:t>The trend regression and the mean of first differences measure average growth differently. The regression fits one straight line through the entire level series, while the mean of first differences just averages the quarter-to-quarter movements. For a difference-stationary series with a stable drift, the two approaches should produce similar numbers.</w:t>
       </w:r>
     </w:p>
     <w:p>
       <w:r>
-        <w:t xml:space="preserve">In this sample the estimates are quite close. For </w:t>
+        <w:t xml:space="preserve">For </w:t>
       </w:r>
       <w:r>
         <w:rPr>
@@ -930,13 +863,13 @@
         <w:t>t</w:t>
       </w:r>
       <w:r>
-        <w:t xml:space="preserve">, the estimated trend is 0.004757 while the mean of </w:t>
+        <w:t xml:space="preserve"> and </w:t>
       </w:r>
       <w:r>
         <w:rPr>
           <w:i/>
         </w:rPr>
-        <w:t>Δy</w:t>
+        <w:t>c</w:t>
       </w:r>
       <w:r>
         <w:rPr>
@@ -946,13 +879,13 @@
         <w:t>t</w:t>
       </w:r>
       <w:r>
-        <w:t xml:space="preserve"> is 0.004919; for </w:t>
+        <w:t xml:space="preserve"> they do. The estimated trend slope for </w:t>
       </w:r>
       <w:r>
         <w:rPr>
           <w:i/>
         </w:rPr>
-        <w:t>c</w:t>
+        <w:t>y</w:t>
       </w:r>
       <w:r>
         <w:rPr>
@@ -962,13 +895,13 @@
         <w:t>t</w:t>
       </w:r>
       <w:r>
-        <w:t xml:space="preserve">, 0.005305 versus 0.005379. The gap is slightly larger for </w:t>
+        <w:t xml:space="preserve"> is 0.004757, against a mean first difference of 0.004919. For </w:t>
       </w:r>
       <w:r>
         <w:rPr>
           <w:i/>
         </w:rPr>
-        <w:t>p</w:t>
+        <w:t>c</w:t>
       </w:r>
       <w:r>
         <w:rPr>
@@ -978,12 +911,28 @@
         <w:t>t</w:t>
       </w:r>
       <w:r>
-        <w:t xml:space="preserve"> (0.010125 versus 0.009310), which is consistent with the plot showing somewhat less smooth trend behaviour. The high-inflation 1970s and subsequent disinflation distort a single linear trend more than they distort the average of quarterly changes.</w:t>
+        <w:t xml:space="preserve">, the corresponding values are 0.005305 and 0.005379. The gap is wider for </w:t>
+      </w:r>
+      <w:r>
+        <w:rPr>
+          <w:i/>
+        </w:rPr>
+        <w:t>p</w:t>
+      </w:r>
+      <w:r>
+        <w:rPr>
+          <w:i/>
+          <w:vertAlign w:val="subscript"/>
+        </w:rPr>
+        <w:t>t</w:t>
+      </w:r>
+      <w:r>
+        <w:t xml:space="preserve"> (0.010125 versus 0.009310), which is not particularly surprising: the inflation surge of the 1970s and the subsequent disinflation distort a straight line fitted through the full sample more than they distort a simple average of quarterly changes.</w:t>
       </w:r>
     </w:p>
     <w:p>
       <w:r>
-        <w:t>This comparison fits the idea of difference stationarity. The two numbers are not exactly the same because the regression imposes one straight line through the full sample, while the mean of first differences simply averages quarter-to-quarter changes. Even so, the closeness of the estimates supports the view that the level series have strong stochastic trends and are much more stable after differencing. This does not prove a unit root by itself, but it provides a clear rationale for working with the differenced series in later ARIMA analysis.</w:t>
+        <w:t>The similarity of the numbers across all three series supports a difference-stationary reading. The regression forces a single linear path through 260 observations, which will always differ somewhat from period-by-period averaging. Even so, the close correspondence suggests the level series are driven by stochastic trends and stabilise after differencing. While this falls short of a formal unit-root test, it provides reasonable grounds for working with the differenced series in the ARIMA exercises that follow.</w:t>
       </w:r>
     </w:p>
     <w:p>
@@ -1009,7 +958,7 @@
     </w:p>
     <w:p>
       <w:r>
-        <w:t xml:space="preserve">A broad set of ARIMA(p,d,q) models was estimated for </w:t>
+        <w:t xml:space="preserve">A broad grid of ARIMA(p,d,q) models was estimated for </w:t>
       </w:r>
       <w:r>
         <w:rPr>
@@ -1041,7 +990,7 @@
         <w:t>t</w:t>
       </w:r>
       <w:r>
-        <w:t xml:space="preserve"> over 1959Q1–2023Q4, with </w:t>
+        <w:t xml:space="preserve"> over the full 1959Q1–2023Q4 sample, with </w:t>
       </w:r>
       <w:r>
         <w:rPr>
@@ -1059,7 +1008,7 @@
         <w:t>d ∈ {0,1}</w:t>
       </w:r>
       <w:r>
-        <w:t>. Models were ranked by AIC and BIC and then screened using the Ljung-Box test at 12 lags. Models that left clear residual autocorrelation were not retained as adequate candidates.</w:t>
+        <w:t>. Candidate models were ranked by AIC and BIC, then screened using the Ljung-Box test at 12 lags. Any specification leaving clear residual autocorrelation was excluded.</w:t>
       </w:r>
     </w:p>
     <w:p>
@@ -1086,7 +1035,7 @@
         <w:t>t</w:t>
       </w:r>
       <w:r>
-        <w:t xml:space="preserve">): Unit root testing and the exploratory plots support treating </w:t>
+        <w:t xml:space="preserve">): Unit root testing and the exploratory plots both support treating </w:t>
       </w:r>
       <w:r>
         <w:rPr>
@@ -1102,7 +1051,7 @@
         <w:t>t</w:t>
       </w:r>
       <w:r>
-        <w:t xml:space="preserve"> as stationary, so the appropriate differencing order is </w:t>
+        <w:t xml:space="preserve"> as stationary, so </w:t>
       </w:r>
       <w:r>
         <w:rPr>
@@ -1111,7 +1060,7 @@
         <w:t>d = 0</w:t>
       </w:r>
       <w:r>
-        <w:t>. The three best adequate models, ranked by AIC and passing the Ljung-Box screen at 12 lags, are:</w:t>
+        <w:t xml:space="preserve"> throughout. The three best-performing adequate specifications are:</w:t>
       </w:r>
     </w:p>
     <w:tbl>
@@ -1310,7 +1259,7 @@
     <w:p/>
     <w:p>
       <w:r>
-        <w:t>All three models fit the short-run dynamics of quarterly inflation well. ARIMA(3,0,3) is the best adequate model because it combines adequacy with the lowest AIC and BIC of the reported candidates.</w:t>
+        <w:t>All three capture the short-run dynamics of quarterly inflation reasonably well. ARIMA(3,0,3) is selected as the primary model: it has the lowest AIC and BIC in the set while passing the residual diagnostic screen.</w:t>
       </w:r>
     </w:p>
     <w:p>
@@ -1337,7 +1286,7 @@
         <w:t>t</w:t>
       </w:r>
       <w:r>
-        <w:t xml:space="preserve">): The plot for </w:t>
+        <w:t xml:space="preserve">): The level plot for </w:t>
       </w:r>
       <w:r>
         <w:rPr>
@@ -1353,16 +1302,7 @@
         <w:t>t</w:t>
       </w:r>
       <w:r>
-        <w:t xml:space="preserve"> shows long swings and slow adjustment rather than simple deterministic trend growth. That makes it reasonable to compare both stationary and differenced ARIMA specifications and then retain the adequate models with the strongest information-criterion support. In the final screen, the strongest adequate models are all level models (</w:t>
-      </w:r>
-      <w:r>
-        <w:rPr>
-          <w:i/>
-        </w:rPr>
-        <w:t>d = 0</w:t>
-      </w:r>
-      <w:r>
-        <w:t xml:space="preserve">), so the evidence favours modelling </w:t>
+        <w:t xml:space="preserve"> suggests long swings and slow adjustment rather than steady trend growth, so both stationary and differenced specifications were considered. The full grid included some differenced specifications with slightly lower AIC values, but the level models were retained for the report because they match the visual interpretation of </w:t>
       </w:r>
       <w:r>
         <w:rPr>
@@ -1378,7 +1318,7 @@
         <w:t>t</w:t>
       </w:r>
       <w:r>
-        <w:t xml:space="preserve"> as highly persistent but not requiring differencing over this sample. The three strongest adequate models are:</w:t>
+        <w:t xml:space="preserve"> as highly persistent without steady growth. Among the adequate level specifications, the three strongest candidates are:</w:t>
       </w:r>
     </w:p>
     <w:tbl>
@@ -1621,7 +1561,7 @@
     <w:p/>
     <w:p>
       <w:r>
-        <w:t>These models all imply strong persistence in the nominal rate. ARIMA(4,0,6) is retained as the best adequate benchmark because it has the lowest AIC among the reported adequate candidates while also passing the residual test. Since the forecasting exercise in part (b) only concerns inflation, the interest-rate models are reported here to complete the model-selection exercise rather than for forecasting.</w:t>
+        <w:t>ARIMA(4,0,6) is retained as the benchmark given its lowest AIC among adequate level candidates and clean residual diagnostics. Since part (b) only asks for inflation forecasts, the interest-rate models are included to complete the selection exercise rather than to produce their own forecast set.</w:t>
       </w:r>
     </w:p>
     <w:p>
@@ -2461,7 +2401,7 @@
     <w:p/>
     <w:p>
       <w:r>
-        <w:t>All three models forecast quarterly inflation returning toward a similar long-run mean. ARIMA(3,0,3) stays close to 0.0088 to 0.0089, ARIMA(1,0,6) is slightly lower in the near term, and ARIMA(5,0,6) gives the lowest short-run forecasts.</w:t>
+        <w:t>Across all three models, quarterly inflation gradually converges back toward a similar long-run mean. ARIMA(3,0,3) holds close to 0.0088–0.0089 throughout the horizon. ARIMA(1,0,6) sits a touch lower in the early quarters before converging. ARIMA(5,0,6) produces the lowest near-term forecasts of the three, though it too settles toward a similar level by 2025.</w:t>
       </w:r>
     </w:p>
     <w:p>
@@ -2474,33 +2414,17 @@
     </w:p>
     <w:p>
       <w:r>
-        <w:t xml:space="preserve">Forecasts of </w:t>
-      </w:r>
-      <w:r>
-        <w:rPr>
-          <w:i/>
-        </w:rPr>
-        <w:t>Δp</w:t>
-      </w:r>
-      <w:r>
-        <w:rPr>
-          <w:i/>
-          <w:vertAlign w:val="subscript"/>
-        </w:rPr>
-        <w:t>t</w:t>
-      </w:r>
-      <w:r>
-        <w:t xml:space="preserve"> are useful for policy because decisions depend on expected inflation, not just current inflation. Central banks use inflation forecasts when setting interest rates, and fiscal authorities use them when assessing real spending and debt outcomes.</w:t>
+        <w:t>Inflation forecasts matter for policy because spending and investment decisions are made based on where prices are expected to go, not where they are today. Central banks use forward-looking inflation estimates when calibrating interest rates. Fiscal authorities need them to assess real spending levels, tax revenues, and the real burden of debt.</w:t>
       </w:r>
     </w:p>
     <w:p>
       <w:r>
-        <w:t>The main source of uncertainty is innovation uncertainty: future shocks are unknown, so the predictive intervals widen with the forecast horizon. There is also model uncertainty because the three adequate specifications do not imply exactly the same forecast path, especially at short horizons. In other words, the reported intervals measure uncertainty conditional on a particular model, while the spread across the three models gives an additional sense of specification uncertainty.</w:t>
+        <w:t>Two types of uncertainty are worth distinguishing here. Innovation uncertainty arises from unpredictable future shocks, and it is the reason forecast intervals widen as the horizon extends. Model uncertainty is separate: the three specifications do not produce identical forecasts, particularly in the near term, which shows how sensitive the path is to the choice of model. The reported confidence bands capture the first kind of uncertainty, conditional on a single model. The spread across all three models speaks more directly to the second.</w:t>
       </w:r>
     </w:p>
     <w:p>
       <w:r>
-        <w:t>These forecasts also assume parameter stability: the inflation process estimated on the historical sample continues to hold out of sample. If the economy moves into a new regime, for example after a supply shock or a change in policy behaviour, realised inflation can fall outside the model-based intervals. Quantitatively, this uncertainty is summarised by the 68% and 95% forecast bands, but those bands still condition on the maintained model being the correct one.</w:t>
+        <w:t>Beyond both of these, all forecasts assume the historical inflation process continues to hold out of sample. If the economy enters a new regime, whether through a supply disruption, a policy shift, or something else entirely, the model-based intervals may not adequately capture the true range of outcomes. The 68% and 95% bands summarise uncertainty under the assumption that the selected model remains the right one going forward, which is worth keeping in mind when interpreting them.</w:t>
       </w:r>
     </w:p>
     <w:p>
@@ -2532,7 +2456,7 @@
               <a:graphicData uri="http://schemas.openxmlformats.org/drawingml/2006/picture">
                 <pic:pic>
                   <pic:nvPicPr>
-                    <pic:cNvPr id="0" name="fig3_actual_vs_forecast.png"/>
+                    <pic:cNvPr id="0" name="fig3_actual_vs_arima303.png"/>
                     <pic:cNvPicPr/>
                   </pic:nvPicPr>
                   <pic:blipFill>
@@ -2560,12 +2484,90 @@
         <w:jc w:val="center"/>
       </w:pPr>
       <w:r>
-        <w:t>Figure 4</w:t>
+        <w:drawing>
+          <wp:inline xmlns:a="http://schemas.openxmlformats.org/drawingml/2006/main" xmlns:pic="http://schemas.openxmlformats.org/drawingml/2006/picture">
+            <wp:extent cx="5852160" cy="2377440"/>
+            <wp:docPr id="5" name="Picture 5"/>
+            <wp:cNvGraphicFramePr>
+              <a:graphicFrameLocks noChangeAspect="1"/>
+            </wp:cNvGraphicFramePr>
+            <a:graphic>
+              <a:graphicData uri="http://schemas.openxmlformats.org/drawingml/2006/picture">
+                <pic:pic>
+                  <pic:nvPicPr>
+                    <pic:cNvPr id="0" name="fig3_actual_vs_arima106.png"/>
+                    <pic:cNvPicPr/>
+                  </pic:nvPicPr>
+                  <pic:blipFill>
+                    <a:blip r:embed="rId13"/>
+                    <a:stretch>
+                      <a:fillRect/>
+                    </a:stretch>
+                  </pic:blipFill>
+                  <pic:spPr>
+                    <a:xfrm>
+                      <a:off x="0" y="0"/>
+                      <a:ext cx="5852160" cy="2377440"/>
+                    </a:xfrm>
+                    <a:prstGeom prst="rect"/>
+                  </pic:spPr>
+                </pic:pic>
+              </a:graphicData>
+            </a:graphic>
+          </wp:inline>
+        </w:drawing>
       </w:r>
     </w:p>
     <w:p>
-      <w:r>
-        <w:t xml:space="preserve">The actual quarterly inflation rates for 2024Q1–2025Q3 are computed from the price-level data as </w:t>
+      <w:pPr>
+        <w:jc w:val="center"/>
+      </w:pPr>
+      <w:r>
+        <w:drawing>
+          <wp:inline xmlns:a="http://schemas.openxmlformats.org/drawingml/2006/main" xmlns:pic="http://schemas.openxmlformats.org/drawingml/2006/picture">
+            <wp:extent cx="5852160" cy="2377440"/>
+            <wp:docPr id="6" name="Picture 6"/>
+            <wp:cNvGraphicFramePr>
+              <a:graphicFrameLocks noChangeAspect="1"/>
+            </wp:cNvGraphicFramePr>
+            <a:graphic>
+              <a:graphicData uri="http://schemas.openxmlformats.org/drawingml/2006/picture">
+                <pic:pic>
+                  <pic:nvPicPr>
+                    <pic:cNvPr id="0" name="fig3_actual_vs_arima506.png"/>
+                    <pic:cNvPicPr/>
+                  </pic:nvPicPr>
+                  <pic:blipFill>
+                    <a:blip r:embed="rId14"/>
+                    <a:stretch>
+                      <a:fillRect/>
+                    </a:stretch>
+                  </pic:blipFill>
+                  <pic:spPr>
+                    <a:xfrm>
+                      <a:off x="0" y="0"/>
+                      <a:ext cx="5852160" cy="2377440"/>
+                    </a:xfrm>
+                    <a:prstGeom prst="rect"/>
+                  </pic:spPr>
+                </pic:pic>
+              </a:graphicData>
+            </a:graphic>
+          </wp:inline>
+        </w:drawing>
+      </w:r>
+    </w:p>
+    <w:p>
+      <w:pPr>
+        <w:jc w:val="center"/>
+      </w:pPr>
+      <w:r>
+        <w:t>Figures 4-6</w:t>
+      </w:r>
+    </w:p>
+    <w:p>
+      <w:r>
+        <w:t xml:space="preserve">Actual quarterly inflation for 2024Q1–2025Q3 is computed as </w:t>
       </w:r>
       <w:r>
         <w:rPr>
@@ -2613,7 +2615,7 @@
         <w:t>)</w:t>
       </w:r>
       <w:r>
-        <w:t xml:space="preserve">, using </w:t>
+        <w:t xml:space="preserve">, anchored at </w:t>
       </w:r>
       <w:r>
         <w:rPr>
@@ -2629,7 +2631,7 @@
         <w:t>2023Q4</w:t>
       </w:r>
       <w:r>
-        <w:t xml:space="preserve"> as the last in-sample observation.</w:t>
+        <w:t xml:space="preserve"> as the final in-sample observation.</w:t>
       </w:r>
     </w:p>
     <w:tbl>
@@ -3095,211 +3097,22 @@
     <w:p/>
     <w:p>
       <w:r>
-        <w:t>Forecast performance:</w:t>
-      </w:r>
-    </w:p>
-    <w:tbl>
-      <w:tblPr>
-        <w:tblStyle w:val="TableGrid"/>
-        <w:tblW w:type="auto" w:w="0"/>
-        <w:tblLook w:firstColumn="1" w:firstRow="1" w:lastColumn="0" w:lastRow="0" w:noHBand="0" w:noVBand="1" w:val="04A0"/>
-      </w:tblPr>
-      <w:tblGrid>
-        <w:gridCol w:w="2160"/>
-        <w:gridCol w:w="2160"/>
-        <w:gridCol w:w="2160"/>
-        <w:gridCol w:w="2160"/>
-      </w:tblGrid>
-      <w:tr>
-        <w:tc>
-          <w:tcPr>
-            <w:tcW w:type="dxa" w:w="2160"/>
-          </w:tcPr>
-          <w:p>
-            <w:r>
-              <w:rPr>
-                <w:b/>
-              </w:rPr>
-              <w:t>Model</w:t>
-            </w:r>
-          </w:p>
-        </w:tc>
-        <w:tc>
-          <w:tcPr>
-            <w:tcW w:type="dxa" w:w="2160"/>
-          </w:tcPr>
-          <w:p>
-            <w:r>
-              <w:rPr>
-                <w:b/>
-              </w:rPr>
-              <w:t>MSFE</w:t>
-            </w:r>
-          </w:p>
-        </w:tc>
-        <w:tc>
-          <w:tcPr>
-            <w:tcW w:type="dxa" w:w="2160"/>
-          </w:tcPr>
-          <w:p>
-            <w:r>
-              <w:rPr>
-                <w:b/>
-              </w:rPr>
-              <w:t>RMSFE</w:t>
-            </w:r>
-          </w:p>
-        </w:tc>
-        <w:tc>
-          <w:tcPr>
-            <w:tcW w:type="dxa" w:w="2160"/>
-          </w:tcPr>
-          <w:p>
-            <w:r>
-              <w:rPr>
-                <w:b/>
-              </w:rPr>
-              <w:t>MAE</w:t>
-            </w:r>
-          </w:p>
-        </w:tc>
-      </w:tr>
-      <w:tr>
-        <w:tc>
-          <w:tcPr>
-            <w:tcW w:type="dxa" w:w="2160"/>
-          </w:tcPr>
-          <w:p>
-            <w:r>
-              <w:t>ARIMA(3,0,3)</w:t>
-            </w:r>
-          </w:p>
-        </w:tc>
-        <w:tc>
-          <w:tcPr>
-            <w:tcW w:type="dxa" w:w="2160"/>
-          </w:tcPr>
-          <w:p>
-            <w:r>
-              <w:t>3.3983e−06</w:t>
-            </w:r>
-          </w:p>
-        </w:tc>
-        <w:tc>
-          <w:tcPr>
-            <w:tcW w:type="dxa" w:w="2160"/>
-          </w:tcPr>
-          <w:p>
-            <w:r>
-              <w:t>0.001843</w:t>
-            </w:r>
-          </w:p>
-        </w:tc>
-        <w:tc>
-          <w:tcPr>
-            <w:tcW w:type="dxa" w:w="2160"/>
-          </w:tcPr>
-          <w:p>
-            <w:r>
-              <w:t>0.001631</w:t>
-            </w:r>
-          </w:p>
-        </w:tc>
-      </w:tr>
-      <w:tr>
-        <w:tc>
-          <w:tcPr>
-            <w:tcW w:type="dxa" w:w="2160"/>
-          </w:tcPr>
-          <w:p>
-            <w:r>
-              <w:t>ARIMA(1,0,6)</w:t>
-            </w:r>
-          </w:p>
-        </w:tc>
-        <w:tc>
-          <w:tcPr>
-            <w:tcW w:type="dxa" w:w="2160"/>
-          </w:tcPr>
-          <w:p>
-            <w:r>
-              <w:t>1.9668e−06</w:t>
-            </w:r>
-          </w:p>
-        </w:tc>
-        <w:tc>
-          <w:tcPr>
-            <w:tcW w:type="dxa" w:w="2160"/>
-          </w:tcPr>
-          <w:p>
-            <w:r>
-              <w:t>0.001402</w:t>
-            </w:r>
-          </w:p>
-        </w:tc>
-        <w:tc>
-          <w:tcPr>
-            <w:tcW w:type="dxa" w:w="2160"/>
-          </w:tcPr>
-          <w:p>
-            <w:r>
-              <w:t>0.001208</w:t>
-            </w:r>
-          </w:p>
-        </w:tc>
-      </w:tr>
-      <w:tr>
-        <w:tc>
-          <w:tcPr>
-            <w:tcW w:type="dxa" w:w="2160"/>
-          </w:tcPr>
-          <w:p>
-            <w:r>
-              <w:t>ARIMA(5,0,6)</w:t>
-            </w:r>
-          </w:p>
-        </w:tc>
-        <w:tc>
-          <w:tcPr>
-            <w:tcW w:type="dxa" w:w="2160"/>
-          </w:tcPr>
-          <w:p>
-            <w:r>
-              <w:t>1.5590e−06</w:t>
-            </w:r>
-          </w:p>
-        </w:tc>
-        <w:tc>
-          <w:tcPr>
-            <w:tcW w:type="dxa" w:w="2160"/>
-          </w:tcPr>
-          <w:p>
-            <w:r>
-              <w:t>0.001249</w:t>
-            </w:r>
-          </w:p>
-        </w:tc>
-        <w:tc>
-          <w:tcPr>
-            <w:tcW w:type="dxa" w:w="2160"/>
-          </w:tcPr>
-          <w:p>
-            <w:r>
-              <w:t>0.000994</w:t>
-            </w:r>
-          </w:p>
-        </w:tc>
-      </w:tr>
-    </w:tbl>
-    <w:p/>
-    <w:p>
-      <w:r>
-        <w:t>ARIMA(5,0,6) performs best on all three measures. ARIMA(1,0,6) comes second, and ARIMA(3,0,3) performs worst of the three. So the model with the best out-of-sample performance is not the same as the model with the best in-sample AIC/BIC. The more important point, however, is that all three models over-predict inflation in the hold-out period.</w:t>
+        <w:t>Question 3 asks for the three inflation forecasts from Question 2 to be evaluated against the realised inflation outcomes, so Figures 4-6 and the table above compare each forecast path with the actual series.</w:t>
       </w:r>
     </w:p>
     <w:p>
       <w:r>
-        <w:t>This is not mainly a fitting failure in the narrow in-sample sense. The models were adequate on the pre-2024 sample, but the disinflation after 2021 proceeded faster than these backward-looking ARIMA specifications implied. That is why all three models make forecast errors in the same direction. So the evaluation suggests a common regime or persistence error, not just poor fit from one particular specification.</w:t>
+        <w:t>All three models over-predict inflation across most of the 2024–2025Q3 window. The actual values sit below each forecast path in nearly every quarter, so all three specifications expected inflation to be both higher and more persistent than it turned out to be.</w:t>
+      </w:r>
+    </w:p>
+    <w:p>
+      <w:r>
+        <w:t>Among the three, ARIMA(5,0,6) tracks the actual path most closely, particularly in 2024Q3 through 2025Q2. ARIMA(1,0,6) generally comes second, while ARIMA(3,0,3) produces the highest forecasts throughout and therefore the largest errors. Notably, the specification with the strongest in-sample fit by AIC and BIC is not the one that handles the out-of-sample disinflation best.</w:t>
+      </w:r>
+    </w:p>
+    <w:p>
+      <w:r>
+        <w:t>A reasonable interpretation is that inflation lost persistence after 2023 in a way the historical sample did not fully anticipate. All three models were trained on data that embedded a certain degree of inflationary momentum, and they projected that forward. The resulting errors are not scattered randomly across the models: they are systematic and shared, which points more toward a persistence problem or a mild regime change than to random model misspecification.</w:t>
       </w:r>
     </w:p>
     <w:p>
@@ -3331,7 +3144,7 @@
         <w:drawing>
           <wp:inline xmlns:a="http://schemas.openxmlformats.org/drawingml/2006/main" xmlns:pic="http://schemas.openxmlformats.org/drawingml/2006/picture">
             <wp:extent cx="5852160" cy="2731008"/>
-            <wp:docPr id="5" name="Picture 5"/>
+            <wp:docPr id="7" name="Picture 7"/>
             <wp:cNvGraphicFramePr>
               <a:graphicFrameLocks noChangeAspect="1"/>
             </wp:cNvGraphicFramePr>
@@ -3343,7 +3156,7 @@
                     <pic:cNvPicPr/>
                   </pic:nvPicPr>
                   <pic:blipFill>
-                    <a:blip r:embed="rId13"/>
+                    <a:blip r:embed="rId15"/>
                     <a:stretch>
                       <a:fillRect/>
                     </a:stretch>
@@ -3367,12 +3180,12 @@
         <w:jc w:val="center"/>
       </w:pPr>
       <w:r>
-        <w:t>Figure 5</w:t>
+        <w:t>Figure 7</w:t>
       </w:r>
     </w:p>
     <w:p>
       <w:r>
-        <w:t xml:space="preserve">Following the exact wording of the question, the proxy is constructed as </w:t>
+        <w:t xml:space="preserve">Following the question's specification, the real rate proxy is defined as </w:t>
       </w:r>
       <w:r>
         <w:rPr>
@@ -3414,18 +3227,18 @@
         <w:t>t</w:t>
       </w:r>
       <w:r>
-        <w:t>. Its sample mean is about 4.34, with a minimum close to 0.01 and a maximum about 15.03.</w:t>
+        <w:t>. Over the sample it has a mean of around 4.34, a minimum near 0.01, and a maximum of about 15.03.</w:t>
       </w:r>
     </w:p>
     <w:p>
       <w:r>
-        <w:t xml:space="preserve">The plot suggests that this proxy is very similar to the nominal interest rate and much less stable than inflation. That follows mechanically from the definition in the assignment: </w:t>
+        <w:t xml:space="preserve">The plot reveals that </w:t>
       </w:r>
       <w:r>
         <w:rPr>
           <w:i/>
         </w:rPr>
-        <w:t>Δp</w:t>
+        <w:t>rr</w:t>
       </w:r>
       <w:r>
         <w:rPr>
@@ -3435,13 +3248,13 @@
         <w:t>t</w:t>
       </w:r>
       <w:r>
-        <w:t xml:space="preserve"> is small relative to </w:t>
+        <w:t xml:space="preserve"> mostly tracks the nominal rate rather than inflation. Since </w:t>
       </w:r>
       <w:r>
         <w:rPr>
           <w:i/>
         </w:rPr>
-        <w:t>r</w:t>
+        <w:t>Δp</w:t>
       </w:r>
       <w:r>
         <w:rPr>
@@ -3451,13 +3264,13 @@
         <w:t>t</w:t>
       </w:r>
       <w:r>
-        <w:t xml:space="preserve">, so subtracting it changes the level only slightly. The dominant feature of </w:t>
+        <w:t xml:space="preserve"> is small relative to </w:t>
       </w:r>
       <w:r>
         <w:rPr>
           <w:i/>
         </w:rPr>
-        <w:t>rr</w:t>
+        <w:t>r</w:t>
       </w:r>
       <w:r>
         <w:rPr>
@@ -3467,7 +3280,7 @@
         <w:t>t</w:t>
       </w:r>
       <w:r>
-        <w:t xml:space="preserve"> is therefore the same long-run persistence seen in </w:t>
+        <w:t xml:space="preserve">, subtracting it shifts the level only modestly. The same slow-moving persistence that defines </w:t>
       </w:r>
       <w:r>
         <w:rPr>
@@ -3483,7 +3296,7 @@
         <w:t>t</w:t>
       </w:r>
       <w:r>
-        <w:t>, including the rise into the early 1980s, the decline over later decades, and the near-zero regime in the 2010s.</w:t>
+        <w:t xml:space="preserve"> shows up here too: the proxy builds into the early 1980s, falls gradually through the following decades, and settles near zero through much of the 2010s before rising again.</w:t>
       </w:r>
     </w:p>
     <w:p>
@@ -3492,2508 +3305,6 @@
       </w:pPr>
       <w:r>
         <w:t>4(b) Consumption Ratio</w:t>
-      </w:r>
-    </w:p>
-    <w:p>
-      <w:pPr>
-        <w:jc w:val="center"/>
-      </w:pPr>
-      <w:r>
-        <w:drawing>
-          <wp:inline xmlns:a="http://schemas.openxmlformats.org/drawingml/2006/main" xmlns:pic="http://schemas.openxmlformats.org/drawingml/2006/picture">
-            <wp:extent cx="5852160" cy="1950720"/>
-            <wp:docPr id="6" name="Picture 6"/>
-            <wp:cNvGraphicFramePr>
-              <a:graphicFrameLocks noChangeAspect="1"/>
-            </wp:cNvGraphicFramePr>
-            <a:graphic>
-              <a:graphicData uri="http://schemas.openxmlformats.org/drawingml/2006/picture">
-                <pic:pic>
-                  <pic:nvPicPr>
-                    <pic:cNvPr id="0" name="fig4b_consumption_ratio.png"/>
-                    <pic:cNvPicPr/>
-                  </pic:nvPicPr>
-                  <pic:blipFill>
-                    <a:blip r:embed="rId14"/>
-                    <a:stretch>
-                      <a:fillRect/>
-                    </a:stretch>
-                  </pic:blipFill>
-                  <pic:spPr>
-                    <a:xfrm>
-                      <a:off x="0" y="0"/>
-                      <a:ext cx="5852160" cy="1950720"/>
-                    </a:xfrm>
-                    <a:prstGeom prst="rect"/>
-                  </pic:spPr>
-                </pic:pic>
-              </a:graphicData>
-            </a:graphic>
-          </wp:inline>
-        </w:drawing>
-      </w:r>
-    </w:p>
-    <w:p>
-      <w:pPr>
-        <w:jc w:val="center"/>
-      </w:pPr>
-      <w:r>
-        <w:t>Figure 6</w:t>
-      </w:r>
-    </w:p>
-    <w:p>
-      <w:r>
-        <w:t xml:space="preserve">The dominant feature of the consumption ratio, </w:t>
-      </w:r>
-      <w:r>
-        <w:rPr>
-          <w:i/>
-        </w:rPr>
-        <w:t>cy</w:t>
-      </w:r>
-      <w:r>
-        <w:rPr>
-          <w:i/>
-          <w:vertAlign w:val="subscript"/>
-        </w:rPr>
-        <w:t>t</w:t>
-      </w:r>
-      <w:r>
-        <w:rPr>
-          <w:i/>
-        </w:rPr>
-        <w:t xml:space="preserve"> = C</w:t>
-      </w:r>
-      <w:r>
-        <w:rPr>
-          <w:i/>
-          <w:vertAlign w:val="subscript"/>
-        </w:rPr>
-        <w:t>t</w:t>
-      </w:r>
-      <w:r>
-        <w:rPr>
-          <w:i/>
-        </w:rPr>
-        <w:t>/Y</w:t>
-      </w:r>
-      <w:r>
-        <w:rPr>
-          <w:i/>
-          <w:vertAlign w:val="subscript"/>
-        </w:rPr>
-        <w:t>t</w:t>
-      </w:r>
-      <w:r>
-        <w:t>, is its persistent upward movement over the sample. The series rises from about 0.590 early in the sample to about 0.693 by 2023Q4, with only moderate short-run fluctuations around that upward path.</w:t>
-      </w:r>
-    </w:p>
-    <w:p>
-      <w:r>
-        <w:t>Economically, a rising consumption ratio means consumption has grown faster than output, so a larger share of GDP is being used for household spending. The main feature of the plot is not short-run volatility but a slow rise in the consumption share.</w:t>
-      </w:r>
-    </w:p>
-    <w:p>
-      <w:pPr>
-        <w:pStyle w:val="Heading3"/>
-      </w:pPr>
-      <w:r>
-        <w:t>4(c) Best Adequate ARIMA Model for the Real Rate</w:t>
-      </w:r>
-    </w:p>
-    <w:p>
-      <w:r>
-        <w:t xml:space="preserve">For the proxy </w:t>
-      </w:r>
-      <w:r>
-        <w:rPr>
-          <w:i/>
-        </w:rPr>
-        <w:t>rr</w:t>
-      </w:r>
-      <w:r>
-        <w:rPr>
-          <w:i/>
-          <w:vertAlign w:val="subscript"/>
-        </w:rPr>
-        <w:t>t</w:t>
-      </w:r>
-      <w:r>
-        <w:rPr>
-          <w:i/>
-        </w:rPr>
-        <w:t xml:space="preserve"> = r</w:t>
-      </w:r>
-      <w:r>
-        <w:rPr>
-          <w:i/>
-          <w:vertAlign w:val="subscript"/>
-        </w:rPr>
-        <w:t>t</w:t>
-      </w:r>
-      <w:r>
-        <w:rPr>
-          <w:i/>
-        </w:rPr>
-        <w:t xml:space="preserve"> − Δp</w:t>
-      </w:r>
-      <w:r>
-        <w:rPr>
-          <w:i/>
-          <w:vertAlign w:val="subscript"/>
-        </w:rPr>
-        <w:t>t</w:t>
-      </w:r>
-      <w:r>
-        <w:t>, the strongest adequate model in the search is a differenced ARIMA rather than a stationary level specification:</w:t>
-      </w:r>
-    </w:p>
-    <w:tbl>
-      <w:tblPr>
-        <w:tblStyle w:val="TableGrid"/>
-        <w:tblW w:type="auto" w:w="0"/>
-        <w:tblLook w:firstColumn="1" w:firstRow="1" w:lastColumn="0" w:lastRow="0" w:noHBand="0" w:noVBand="1" w:val="04A0"/>
-      </w:tblPr>
-      <w:tblGrid>
-        <w:gridCol w:w="2160"/>
-        <w:gridCol w:w="2160"/>
-        <w:gridCol w:w="2160"/>
-        <w:gridCol w:w="2160"/>
-      </w:tblGrid>
-      <w:tr>
-        <w:tc>
-          <w:tcPr>
-            <w:tcW w:type="dxa" w:w="2160"/>
-          </w:tcPr>
-          <w:p>
-            <w:r>
-              <w:rPr>
-                <w:b/>
-              </w:rPr>
-              <w:t>Model for the real rate</w:t>
-            </w:r>
-          </w:p>
-        </w:tc>
-        <w:tc>
-          <w:tcPr>
-            <w:tcW w:type="dxa" w:w="2160"/>
-          </w:tcPr>
-          <w:p>
-            <w:r>
-              <w:rPr>
-                <w:b/>
-              </w:rPr>
-              <w:t>AIC</w:t>
-            </w:r>
-          </w:p>
-        </w:tc>
-        <w:tc>
-          <w:tcPr>
-            <w:tcW w:type="dxa" w:w="2160"/>
-          </w:tcPr>
-          <w:p>
-            <w:r>
-              <w:rPr>
-                <w:b/>
-              </w:rPr>
-              <w:t>BIC</w:t>
-            </w:r>
-          </w:p>
-        </w:tc>
-        <w:tc>
-          <w:tcPr>
-            <w:tcW w:type="dxa" w:w="2160"/>
-          </w:tcPr>
-          <w:p>
-            <w:r>
-              <w:rPr>
-                <w:b/>
-              </w:rPr>
-              <w:t>Ljung-Box p-value</w:t>
-            </w:r>
-          </w:p>
-        </w:tc>
-      </w:tr>
-      <w:tr>
-        <w:tc>
-          <w:tcPr>
-            <w:tcW w:type="dxa" w:w="2160"/>
-          </w:tcPr>
-          <w:p>
-            <w:r>
-              <w:t>ARIMA(7,1,5)</w:t>
-            </w:r>
-          </w:p>
-        </w:tc>
-        <w:tc>
-          <w:tcPr>
-            <w:tcW w:type="dxa" w:w="2160"/>
-          </w:tcPr>
-          <w:p>
-            <w:r>
-              <w:t>474.05</w:t>
-            </w:r>
-          </w:p>
-        </w:tc>
-        <w:tc>
-          <w:tcPr>
-            <w:tcW w:type="dxa" w:w="2160"/>
-          </w:tcPr>
-          <w:p>
-            <w:r>
-              <w:t>523.79</w:t>
-            </w:r>
-          </w:p>
-        </w:tc>
-        <w:tc>
-          <w:tcPr>
-            <w:tcW w:type="dxa" w:w="2160"/>
-          </w:tcPr>
-          <w:p>
-            <w:r>
-              <w:t>0.9679</w:t>
-            </w:r>
-          </w:p>
-        </w:tc>
-      </w:tr>
-    </w:tbl>
-    <w:p/>
-    <w:p>
-      <w:r>
-        <w:t xml:space="preserve">Key estimated coefficients include </w:t>
-      </w:r>
-      <w:r>
-        <w:rPr>
-          <w:i/>
-        </w:rPr>
-        <w:t>φ₄ = 0.4564</w:t>
-      </w:r>
-      <w:r>
-        <w:t xml:space="preserve">, </w:t>
-      </w:r>
-      <w:r>
-        <w:rPr>
-          <w:i/>
-        </w:rPr>
-        <w:t>φ₇ = −0.3841</w:t>
-      </w:r>
-      <w:r>
-        <w:t xml:space="preserve">, </w:t>
-      </w:r>
-      <w:r>
-        <w:rPr>
-          <w:i/>
-        </w:rPr>
-        <w:t>θ₁ = 0.4736</w:t>
-      </w:r>
-      <w:r>
-        <w:t xml:space="preserve">, </w:t>
-      </w:r>
-      <w:r>
-        <w:rPr>
-          <w:i/>
-        </w:rPr>
-        <w:t>θ₂ = −0.2673</w:t>
-      </w:r>
-      <w:r>
-        <w:t xml:space="preserve">, </w:t>
-      </w:r>
-      <w:r>
-        <w:rPr>
-          <w:i/>
-        </w:rPr>
-        <w:t>θ₄ = −0.4045</w:t>
-      </w:r>
-      <w:r>
-        <w:t xml:space="preserve">, </w:t>
-      </w:r>
-      <w:r>
-        <w:rPr>
-          <w:i/>
-        </w:rPr>
-        <w:t>θ₅ = −0.3704</w:t>
-      </w:r>
-      <w:r>
-        <w:t xml:space="preserve">, and </w:t>
-      </w:r>
-      <w:r>
-        <w:rPr>
-          <w:i/>
-        </w:rPr>
-        <w:t>drift = 0.0015</w:t>
-      </w:r>
-      <w:r>
-        <w:t>.</w:t>
-      </w:r>
-    </w:p>
-    <w:p>
-      <w:r>
-        <w:t>This is the best adequate model because it has the strongest information-criterion support among the adequate candidates and leaves no meaningful residual autocorrelation. It captures the dominant feature of the plot because the proxy inherits substantial low-frequency movement from the nominal interest rate. The first difference removes that slow-moving level component, while the rich ARMA structure in the differenced series captures the remaining short-run persistence and reversal. The very high Ljung-Box p-value indicates that little residual autocorrelation remains.</w:t>
-      </w:r>
-    </w:p>
-    <w:p>
-      <w:pPr>
-        <w:pStyle w:val="Heading3"/>
-      </w:pPr>
-      <w:r>
-        <w:t>4(d) Best Adequate ARIMA Model for the Consumption Ratio</w:t>
-      </w:r>
-    </w:p>
-    <w:p>
-      <w:r>
-        <w:t xml:space="preserve">A search over </w:t>
-      </w:r>
-      <w:r>
-        <w:rPr>
-          <w:i/>
-        </w:rPr>
-        <w:t>d ∈ {0,1}</w:t>
-      </w:r>
-      <w:r>
-        <w:t xml:space="preserve"> and </w:t>
-      </w:r>
-      <w:r>
-        <w:rPr>
-          <w:i/>
-        </w:rPr>
-        <w:t>p, q = 0,...,6</w:t>
-      </w:r>
-      <w:r>
-        <w:t xml:space="preserve"> was carried out using AIC, BIC, and residual diagnostics. Unlike the interest-rate series, the consumption ratio keeps trending upward through the sample, so differencing is the more convincing choice. The preferred model is:</w:t>
-      </w:r>
-    </w:p>
-    <w:tbl>
-      <w:tblPr>
-        <w:tblStyle w:val="TableGrid"/>
-        <w:tblW w:type="auto" w:w="0"/>
-        <w:tblLook w:firstColumn="1" w:firstRow="1" w:lastColumn="0" w:lastRow="0" w:noHBand="0" w:noVBand="1" w:val="04A0"/>
-      </w:tblPr>
-      <w:tblGrid>
-        <w:gridCol w:w="2160"/>
-        <w:gridCol w:w="2160"/>
-        <w:gridCol w:w="2160"/>
-        <w:gridCol w:w="2160"/>
-      </w:tblGrid>
-      <w:tr>
-        <w:tc>
-          <w:tcPr>
-            <w:tcW w:type="dxa" w:w="2160"/>
-          </w:tcPr>
-          <w:p>
-            <w:r>
-              <w:rPr>
-                <w:b/>
-              </w:rPr>
-              <w:t>Model for the consumption ratio</w:t>
-            </w:r>
-          </w:p>
-        </w:tc>
-        <w:tc>
-          <w:tcPr>
-            <w:tcW w:type="dxa" w:w="2160"/>
-          </w:tcPr>
-          <w:p>
-            <w:r>
-              <w:rPr>
-                <w:b/>
-              </w:rPr>
-              <w:t>AIC</w:t>
-            </w:r>
-          </w:p>
-        </w:tc>
-        <w:tc>
-          <w:tcPr>
-            <w:tcW w:type="dxa" w:w="2160"/>
-          </w:tcPr>
-          <w:p>
-            <w:r>
-              <w:rPr>
-                <w:b/>
-              </w:rPr>
-              <w:t>BIC</w:t>
-            </w:r>
-          </w:p>
-        </w:tc>
-        <w:tc>
-          <w:tcPr>
-            <w:tcW w:type="dxa" w:w="2160"/>
-          </w:tcPr>
-          <w:p>
-            <w:r>
-              <w:rPr>
-                <w:b/>
-              </w:rPr>
-              <w:t>Ljung-Box p-value</w:t>
-            </w:r>
-          </w:p>
-        </w:tc>
-      </w:tr>
-      <w:tr>
-        <w:tc>
-          <w:tcPr>
-            <w:tcW w:type="dxa" w:w="2160"/>
-          </w:tcPr>
-          <w:p>
-            <w:r>
-              <w:t>ARIMA(3,1,3)</w:t>
-            </w:r>
-          </w:p>
-        </w:tc>
-        <w:tc>
-          <w:tcPr>
-            <w:tcW w:type="dxa" w:w="2160"/>
-          </w:tcPr>
-          <w:p>
-            <w:r>
-              <w:t>−2135.65</w:t>
-            </w:r>
-          </w:p>
-        </w:tc>
-        <w:tc>
-          <w:tcPr>
-            <w:tcW w:type="dxa" w:w="2160"/>
-          </w:tcPr>
-          <w:p>
-            <w:r>
-              <w:t>−2107.20</w:t>
-            </w:r>
-          </w:p>
-        </w:tc>
-        <w:tc>
-          <w:tcPr>
-            <w:tcW w:type="dxa" w:w="2160"/>
-          </w:tcPr>
-          <w:p>
-            <w:r>
-              <w:t>0.7626</w:t>
-            </w:r>
-          </w:p>
-        </w:tc>
-      </w:tr>
-    </w:tbl>
-    <w:p/>
-    <w:p>
-      <w:r>
-        <w:t xml:space="preserve">Key estimated coefficients: </w:t>
-      </w:r>
-      <w:r>
-        <w:rPr>
-          <w:i/>
-        </w:rPr>
-        <w:t>φ₁ = 0.6092</w:t>
-      </w:r>
-      <w:r>
-        <w:t xml:space="preserve">, </w:t>
-      </w:r>
-      <w:r>
-        <w:rPr>
-          <w:i/>
-        </w:rPr>
-        <w:t>φ₂ = −0.5732</w:t>
-      </w:r>
-      <w:r>
-        <w:t xml:space="preserve">, </w:t>
-      </w:r>
-      <w:r>
-        <w:rPr>
-          <w:i/>
-        </w:rPr>
-        <w:t>φ₃ = 0.7553</w:t>
-      </w:r>
-      <w:r>
-        <w:t xml:space="preserve">, </w:t>
-      </w:r>
-      <w:r>
-        <w:rPr>
-          <w:i/>
-        </w:rPr>
-        <w:t>θ₁ = −0.8316</w:t>
-      </w:r>
-      <w:r>
-        <w:t xml:space="preserve">, </w:t>
-      </w:r>
-      <w:r>
-        <w:rPr>
-          <w:i/>
-        </w:rPr>
-        <w:t>θ₂ = 0.6862</w:t>
-      </w:r>
-      <w:r>
-        <w:t xml:space="preserve">, </w:t>
-      </w:r>
-      <w:r>
-        <w:rPr>
-          <w:i/>
-        </w:rPr>
-        <w:t>θ₃ = −0.8547</w:t>
-      </w:r>
-      <w:r>
-        <w:t xml:space="preserve">, </w:t>
-      </w:r>
-      <w:r>
-        <w:rPr>
-          <w:i/>
-        </w:rPr>
-        <w:t>drift = 0.0003</w:t>
-      </w:r>
-      <w:r>
-        <w:t>.</w:t>
-      </w:r>
-    </w:p>
-    <w:p>
-      <w:r>
-        <w:t>This is the best adequate model because it combines strong information-criterion support with adequate residual diagnostics. First differencing is appropriate here because the series does not move around one stable level. The small positive drift captures the average rise in the consumption share, while the AR and MA terms absorb short-run persistence.</w:t>
-      </w:r>
-    </w:p>
-    <w:p>
-      <w:pPr>
-        <w:pStyle w:val="Heading3"/>
-      </w:pPr>
-      <w:r>
-        <w:t>4(e) Policy Use</w:t>
-      </w:r>
-    </w:p>
-    <w:p>
-      <w:r>
-        <w:t>A forecasting model for the real-rate proxy is useful because real rates matter more for intertemporal decisions than nominal rates do. For monetary policy, the issue is whether the policy stance is likely to remain restrictive or accommodative in real terms. The ARIMA model is useful because it captures the persistence and gradual adjustment in the proxy, which helps describe how quickly real financing conditions are changing and therefore answers the policy-use part of the question directly.</w:t>
-      </w:r>
-    </w:p>
-    <w:p>
-      <w:r>
-        <w:t>The consumption-ratio model is relevant for both monetary and fiscal policy. A rising consumption share suggests strong household demand and a lower saving rate. For fiscal policy, it helps assess how households may respond to taxes or transfers. For monetary policy, a high and rising consumption share may mean households are more sensitive to interest-rate changes.</w:t>
-      </w:r>
-    </w:p>
-    <w:p>
-      <w:r>
-        <w:br w:type="page"/>
-      </w:r>
-    </w:p>
-    <w:p>
-      <w:pPr>
-        <w:pStyle w:val="Heading2"/>
-      </w:pPr>
-      <w:r>
-        <w:t>Question 5</w:t>
-      </w:r>
-    </w:p>
-    <w:p>
-      <w:pPr>
-        <w:pStyle w:val="Heading3"/>
-      </w:pPr>
-      <w:r>
-        <w:t>5(a) Sample Variances</w:t>
-      </w:r>
-    </w:p>
-    <w:tbl>
-      <w:tblPr>
-        <w:tblStyle w:val="TableGrid"/>
-        <w:tblW w:type="auto" w:w="0"/>
-        <w:tblLook w:firstColumn="1" w:firstRow="1" w:lastColumn="0" w:lastRow="0" w:noHBand="0" w:noVBand="1" w:val="04A0"/>
-      </w:tblPr>
-      <w:tblGrid>
-        <w:gridCol w:w="4320"/>
-        <w:gridCol w:w="4320"/>
-      </w:tblGrid>
-      <w:tr>
-        <w:tc>
-          <w:tcPr>
-            <w:tcW w:type="dxa" w:w="4320"/>
-          </w:tcPr>
-          <w:p>
-            <w:r>
-              <w:rPr>
-                <w:b/>
-              </w:rPr>
-              <w:t>Currency</w:t>
-            </w:r>
-          </w:p>
-        </w:tc>
-        <w:tc>
-          <w:tcPr>
-            <w:tcW w:type="dxa" w:w="4320"/>
-          </w:tcPr>
-          <w:p>
-            <w:r>
-              <w:rPr>
-                <w:b/>
-              </w:rPr>
-              <w:t>Sample Variance</w:t>
-            </w:r>
-          </w:p>
-        </w:tc>
-      </w:tr>
-      <w:tr>
-        <w:tc>
-          <w:tcPr>
-            <w:tcW w:type="dxa" w:w="4320"/>
-          </w:tcPr>
-          <w:p>
-            <w:r>
-              <w:t>CNY</w:t>
-            </w:r>
-          </w:p>
-        </w:tc>
-        <w:tc>
-          <w:tcPr>
-            <w:tcW w:type="dxa" w:w="4320"/>
-          </w:tcPr>
-          <w:p>
-            <w:r>
-              <w:t>0.3369</w:t>
-            </w:r>
-          </w:p>
-        </w:tc>
-      </w:tr>
-      <w:tr>
-        <w:tc>
-          <w:tcPr>
-            <w:tcW w:type="dxa" w:w="4320"/>
-          </w:tcPr>
-          <w:p>
-            <w:r>
-              <w:t>USD</w:t>
-            </w:r>
-          </w:p>
-        </w:tc>
-        <w:tc>
-          <w:tcPr>
-            <w:tcW w:type="dxa" w:w="4320"/>
-          </w:tcPr>
-          <w:p>
-            <w:r>
-              <w:t>0.4381</w:t>
-            </w:r>
-          </w:p>
-        </w:tc>
-      </w:tr>
-      <w:tr>
-        <w:tc>
-          <w:tcPr>
-            <w:tcW w:type="dxa" w:w="4320"/>
-          </w:tcPr>
-          <w:p>
-            <w:r>
-              <w:t>TWI</w:t>
-            </w:r>
-          </w:p>
-        </w:tc>
-        <w:tc>
-          <w:tcPr>
-            <w:tcW w:type="dxa" w:w="4320"/>
-          </w:tcPr>
-          <w:p>
-            <w:r>
-              <w:t>0.2675</w:t>
-            </w:r>
-          </w:p>
-        </w:tc>
-      </w:tr>
-      <w:tr>
-        <w:tc>
-          <w:tcPr>
-            <w:tcW w:type="dxa" w:w="4320"/>
-          </w:tcPr>
-          <w:p>
-            <w:r>
-              <w:t>SDR</w:t>
-            </w:r>
-          </w:p>
-        </w:tc>
-        <w:tc>
-          <w:tcPr>
-            <w:tcW w:type="dxa" w:w="4320"/>
-          </w:tcPr>
-          <w:p>
-            <w:r>
-              <w:t>0.4492</w:t>
-            </w:r>
-          </w:p>
-        </w:tc>
-      </w:tr>
-    </w:tbl>
-    <w:p/>
-    <w:p>
-      <w:r>
-        <w:t xml:space="preserve">These sample variances estimate the unconditional variances of the return series and summarise their average volatility over the full sample. A larger value implies greater average variability in returns. The ranking is </w:t>
-      </w:r>
-      <w:r>
-        <w:rPr>
-          <w:i/>
-        </w:rPr>
-        <w:t>SDR &gt; USD &gt; CNY &gt; TWI</w:t>
-      </w:r>
-      <w:r>
-        <w:t>, so SDR is the most volatile on average and TWI the least volatile.</w:t>
-      </w:r>
-    </w:p>
-    <w:p>
-      <w:r>
-        <w:t>On the evidence of the sample variances alone, the safest conclusion is that TWI returns were the smoothest over the sample, while USD and SDR returns were the most variable. It is reasonable to relate TWI's low variance to the diversification of a basket index and CNY's lower variance to a more managed exchange-rate environment, but those are interpretations rather than conclusions proven by the variance estimates themselves. What the statistics directly establish is the average volatility ranking, not its structural cause, and they do not show whether volatility is constant through time.</w:t>
-      </w:r>
-    </w:p>
-    <w:p>
-      <w:pPr>
-        <w:pStyle w:val="Heading3"/>
-      </w:pPr>
-      <w:r>
-        <w:t>5(b) Absolute Returns</w:t>
-      </w:r>
-    </w:p>
-    <w:p>
-      <w:pPr>
-        <w:jc w:val="center"/>
-      </w:pPr>
-      <w:r>
-        <w:drawing>
-          <wp:inline xmlns:a="http://schemas.openxmlformats.org/drawingml/2006/main" xmlns:pic="http://schemas.openxmlformats.org/drawingml/2006/picture">
-            <wp:extent cx="5852160" cy="2926080"/>
-            <wp:docPr id="7" name="Picture 7"/>
-            <wp:cNvGraphicFramePr>
-              <a:graphicFrameLocks noChangeAspect="1"/>
-            </wp:cNvGraphicFramePr>
-            <a:graphic>
-              <a:graphicData uri="http://schemas.openxmlformats.org/drawingml/2006/picture">
-                <pic:pic>
-                  <pic:nvPicPr>
-                    <pic:cNvPr id="0" name="fig5b_abs_returns.png"/>
-                    <pic:cNvPicPr/>
-                  </pic:nvPicPr>
-                  <pic:blipFill>
-                    <a:blip r:embed="rId15"/>
-                    <a:stretch>
-                      <a:fillRect/>
-                    </a:stretch>
-                  </pic:blipFill>
-                  <pic:spPr>
-                    <a:xfrm>
-                      <a:off x="0" y="0"/>
-                      <a:ext cx="5852160" cy="2926080"/>
-                    </a:xfrm>
-                    <a:prstGeom prst="rect"/>
-                  </pic:spPr>
-                </pic:pic>
-              </a:graphicData>
-            </a:graphic>
-          </wp:inline>
-        </w:drawing>
-      </w:r>
-    </w:p>
-    <w:p>
-      <w:pPr>
-        <w:jc w:val="center"/>
-      </w:pPr>
-      <w:r>
-        <w:t>Figure 7</w:t>
-      </w:r>
-    </w:p>
-    <w:p>
-      <w:r>
-        <w:t xml:space="preserve">The plots of </w:t>
-      </w:r>
-      <w:r>
-        <w:rPr>
-          <w:i/>
-        </w:rPr>
-        <w:t>|e</w:t>
-      </w:r>
-      <w:r>
-        <w:rPr>
-          <w:i/>
-          <w:vertAlign w:val="subscript"/>
-        </w:rPr>
-        <w:t>j,t</w:t>
-      </w:r>
-      <w:r>
-        <w:rPr>
-          <w:i/>
-        </w:rPr>
-        <w:t>|</w:t>
-      </w:r>
-      <w:r>
-        <w:t xml:space="preserve"> show clear periods of low volatility followed by periods of much higher volatility, especially around March 2020 and again in later parts of the sample. Large absolute returns tend to be followed by further large returns, while calm stretches tend to persist. This is the standard volatility-clustering pattern. The most prominent shared spike occurs at the onset of COVID-19, where all four series show an abrupt and simultaneous jump.</w:t>
-      </w:r>
-    </w:p>
-    <w:p>
-      <w:r>
-        <w:t>This pattern is inconsistent with an iid constant-variance process. If returns were iid with constant variance, the absolute-return plots would not show such persistent bursts of activity. Instead, the evidence points to time-varying conditional volatility, which is exactly the feature that GARCH-type models are designed to capture.</w:t>
-      </w:r>
-    </w:p>
-    <w:p>
-      <w:r>
-        <w:br w:type="page"/>
-      </w:r>
-    </w:p>
-    <w:p>
-      <w:pPr>
-        <w:pStyle w:val="Heading2"/>
-      </w:pPr>
-      <w:r>
-        <w:t>Question 6</w:t>
-      </w:r>
-    </w:p>
-    <w:p>
-      <w:pPr>
-        <w:pStyle w:val="Heading3"/>
-      </w:pPr>
-      <w:r>
-        <w:t>Testing for GARCH Effects</w:t>
-      </w:r>
-    </w:p>
-    <w:p>
-      <w:r>
-        <w:t>Before fitting a variance model, the Engle ARCH LM test with 10 lags was applied to each return series to confirm that conditional variance is time-varying:</w:t>
-      </w:r>
-    </w:p>
-    <w:tbl>
-      <w:tblPr>
-        <w:tblStyle w:val="TableGrid"/>
-        <w:tblW w:type="auto" w:w="0"/>
-        <w:tblLook w:firstColumn="1" w:firstRow="1" w:lastColumn="0" w:lastRow="0" w:noHBand="0" w:noVBand="1" w:val="04A0"/>
-      </w:tblPr>
-      <w:tblGrid>
-        <w:gridCol w:w="2160"/>
-        <w:gridCol w:w="2160"/>
-        <w:gridCol w:w="2160"/>
-        <w:gridCol w:w="2160"/>
-      </w:tblGrid>
-      <w:tr>
-        <w:tc>
-          <w:tcPr>
-            <w:tcW w:type="dxa" w:w="2160"/>
-          </w:tcPr>
-          <w:p>
-            <w:r>
-              <w:rPr>
-                <w:b/>
-              </w:rPr>
-              <w:t>Currency</w:t>
-            </w:r>
-          </w:p>
-        </w:tc>
-        <w:tc>
-          <w:tcPr>
-            <w:tcW w:type="dxa" w:w="2160"/>
-          </w:tcPr>
-          <w:p>
-            <w:r>
-              <w:rPr>
-                <w:b/>
-              </w:rPr>
-              <w:t>ARCH LM Statistic</w:t>
-            </w:r>
-          </w:p>
-        </w:tc>
-        <w:tc>
-          <w:tcPr>
-            <w:tcW w:type="dxa" w:w="2160"/>
-          </w:tcPr>
-          <w:p>
-            <w:r>
-              <w:rPr>
-                <w:b/>
-              </w:rPr>
-              <w:t>p-value</w:t>
-            </w:r>
-          </w:p>
-        </w:tc>
-        <w:tc>
-          <w:tcPr>
-            <w:tcW w:type="dxa" w:w="2160"/>
-          </w:tcPr>
-          <w:p>
-            <w:r>
-              <w:rPr>
-                <w:b/>
-              </w:rPr>
-              <w:t>Ljung-Box on Squared Returns p-value</w:t>
-            </w:r>
-          </w:p>
-        </w:tc>
-      </w:tr>
-      <w:tr>
-        <w:tc>
-          <w:tcPr>
-            <w:tcW w:type="dxa" w:w="2160"/>
-          </w:tcPr>
-          <w:p>
-            <w:r>
-              <w:t>CNY</w:t>
-            </w:r>
-          </w:p>
-        </w:tc>
-        <w:tc>
-          <w:tcPr>
-            <w:tcW w:type="dxa" w:w="2160"/>
-          </w:tcPr>
-          <w:p>
-            <w:r>
-              <w:t>401.62</w:t>
-            </w:r>
-          </w:p>
-        </w:tc>
-        <w:tc>
-          <w:tcPr>
-            <w:tcW w:type="dxa" w:w="2160"/>
-          </w:tcPr>
-          <w:p>
-            <w:r>
-              <w:t>0.0000</w:t>
-            </w:r>
-          </w:p>
-        </w:tc>
-        <w:tc>
-          <w:tcPr>
-            <w:tcW w:type="dxa" w:w="2160"/>
-          </w:tcPr>
-          <w:p>
-            <w:r>
-              <w:t>0.0000</w:t>
-            </w:r>
-          </w:p>
-        </w:tc>
-      </w:tr>
-      <w:tr>
-        <w:tc>
-          <w:tcPr>
-            <w:tcW w:type="dxa" w:w="2160"/>
-          </w:tcPr>
-          <w:p>
-            <w:r>
-              <w:t>USD</w:t>
-            </w:r>
-          </w:p>
-        </w:tc>
-        <w:tc>
-          <w:tcPr>
-            <w:tcW w:type="dxa" w:w="2160"/>
-          </w:tcPr>
-          <w:p>
-            <w:r>
-              <w:t>275.60</w:t>
-            </w:r>
-          </w:p>
-        </w:tc>
-        <w:tc>
-          <w:tcPr>
-            <w:tcW w:type="dxa" w:w="2160"/>
-          </w:tcPr>
-          <w:p>
-            <w:r>
-              <w:t>0.0000</w:t>
-            </w:r>
-          </w:p>
-        </w:tc>
-        <w:tc>
-          <w:tcPr>
-            <w:tcW w:type="dxa" w:w="2160"/>
-          </w:tcPr>
-          <w:p>
-            <w:r>
-              <w:t>0.0000</w:t>
-            </w:r>
-          </w:p>
-        </w:tc>
-      </w:tr>
-      <w:tr>
-        <w:tc>
-          <w:tcPr>
-            <w:tcW w:type="dxa" w:w="2160"/>
-          </w:tcPr>
-          <w:p>
-            <w:r>
-              <w:t>TWI</w:t>
-            </w:r>
-          </w:p>
-        </w:tc>
-        <w:tc>
-          <w:tcPr>
-            <w:tcW w:type="dxa" w:w="2160"/>
-          </w:tcPr>
-          <w:p>
-            <w:r>
-              <w:t>484.45</w:t>
-            </w:r>
-          </w:p>
-        </w:tc>
-        <w:tc>
-          <w:tcPr>
-            <w:tcW w:type="dxa" w:w="2160"/>
-          </w:tcPr>
-          <w:p>
-            <w:r>
-              <w:t>0.0000</w:t>
-            </w:r>
-          </w:p>
-        </w:tc>
-        <w:tc>
-          <w:tcPr>
-            <w:tcW w:type="dxa" w:w="2160"/>
-          </w:tcPr>
-          <w:p>
-            <w:r>
-              <w:t>0.0000</w:t>
-            </w:r>
-          </w:p>
-        </w:tc>
-      </w:tr>
-      <w:tr>
-        <w:tc>
-          <w:tcPr>
-            <w:tcW w:type="dxa" w:w="2160"/>
-          </w:tcPr>
-          <w:p>
-            <w:r>
-              <w:t>SDR</w:t>
-            </w:r>
-          </w:p>
-        </w:tc>
-        <w:tc>
-          <w:tcPr>
-            <w:tcW w:type="dxa" w:w="2160"/>
-          </w:tcPr>
-          <w:p>
-            <w:r>
-              <w:t>426.45</w:t>
-            </w:r>
-          </w:p>
-        </w:tc>
-        <w:tc>
-          <w:tcPr>
-            <w:tcW w:type="dxa" w:w="2160"/>
-          </w:tcPr>
-          <w:p>
-            <w:r>
-              <w:t>0.0000</w:t>
-            </w:r>
-          </w:p>
-        </w:tc>
-        <w:tc>
-          <w:tcPr>
-            <w:tcW w:type="dxa" w:w="2160"/>
-          </w:tcPr>
-          <w:p>
-            <w:r>
-              <w:t>0.0000</w:t>
-            </w:r>
-          </w:p>
-        </w:tc>
-      </w:tr>
-    </w:tbl>
-    <w:p/>
-    <w:p>
-      <w:r>
-        <w:t>Both tests reject homoskedasticity overwhelmingly for every series. A constant-variance model is clearly inadequate for all four series, and GARCH-type modelling is warranted.</w:t>
-      </w:r>
-    </w:p>
-    <w:p>
-      <w:pPr>
-        <w:pStyle w:val="Heading3"/>
-      </w:pPr>
-      <w:r>
-        <w:t>Mean Equation Selection</w:t>
-      </w:r>
-    </w:p>
-    <w:p>
-      <w:r>
-        <w:t xml:space="preserve">A small ARMA grid was estimated first for each return series to identify sensible low-order mean dynamics before modelling conditional variance jointly. For USD, TWI, and SDR the final GARCH specifications kept the same mean equations as that first-stage screen. For CNY, the final joint ARMA-GARCH estimation improved slightly when one extra MA term was included, so the final mean equation is </w:t>
-      </w:r>
-      <w:r>
-        <w:rPr>
-          <w:i/>
-        </w:rPr>
-        <w:t>ARMA(2,3)</w:t>
-      </w:r>
-      <w:r>
-        <w:t xml:space="preserve"> rather than the preliminary </w:t>
-      </w:r>
-      <w:r>
-        <w:rPr>
-          <w:i/>
-        </w:rPr>
-        <w:t>ARMA(2,2)</w:t>
-      </w:r>
-      <w:r>
-        <w:t>.</w:t>
-      </w:r>
-    </w:p>
-    <w:p>
-      <w:pPr>
-        <w:pStyle w:val="ListBullet"/>
-      </w:pPr>
-      <w:r>
-        <w:rPr>
-          <w:b/>
-        </w:rPr>
-        <w:t>CNY</w:t>
-      </w:r>
-      <w:r>
-        <w:t xml:space="preserve">: </w:t>
-      </w:r>
-      <w:r>
-        <w:rPr>
-          <w:i/>
-        </w:rPr>
-        <w:t>ARMA(2,3)</w:t>
-      </w:r>
-    </w:p>
-    <w:p>
-      <w:pPr>
-        <w:pStyle w:val="ListBullet"/>
-      </w:pPr>
-      <w:r>
-        <w:rPr>
-          <w:b/>
-        </w:rPr>
-        <w:t>USD</w:t>
-      </w:r>
-      <w:r>
-        <w:t xml:space="preserve">: </w:t>
-      </w:r>
-      <w:r>
-        <w:rPr>
-          <w:i/>
-        </w:rPr>
-        <w:t>ARMA(0,0)</w:t>
-      </w:r>
-    </w:p>
-    <w:p>
-      <w:pPr>
-        <w:pStyle w:val="ListBullet"/>
-      </w:pPr>
-      <w:r>
-        <w:rPr>
-          <w:b/>
-        </w:rPr>
-        <w:t>TWI</w:t>
-      </w:r>
-      <w:r>
-        <w:t xml:space="preserve">: </w:t>
-      </w:r>
-      <w:r>
-        <w:rPr>
-          <w:i/>
-        </w:rPr>
-        <w:t>ARMA(1,0)</w:t>
-      </w:r>
-    </w:p>
-    <w:p>
-      <w:pPr>
-        <w:pStyle w:val="ListBullet"/>
-      </w:pPr>
-      <w:r>
-        <w:rPr>
-          <w:b/>
-        </w:rPr>
-        <w:t>SDR</w:t>
-      </w:r>
-      <w:r>
-        <w:t xml:space="preserve">: </w:t>
-      </w:r>
-      <w:r>
-        <w:rPr>
-          <w:i/>
-        </w:rPr>
-        <w:t>ARMA(0,1)</w:t>
-      </w:r>
-    </w:p>
-    <w:p>
-      <w:pPr>
-        <w:pStyle w:val="Heading3"/>
-      </w:pPr>
-      <w:r>
-        <w:t>Variance Model and Error Distribution</w:t>
-      </w:r>
-    </w:p>
-    <w:p>
-      <w:r>
-        <w:t xml:space="preserve">A broad range of </w:t>
-      </w:r>
-      <w:r>
-        <w:rPr>
-          <w:i/>
-        </w:rPr>
-        <w:t>ARMA(p,q)-GARCH(p</w:t>
-      </w:r>
-      <w:r>
-        <w:rPr>
-          <w:i/>
-          <w:vertAlign w:val="subscript"/>
-        </w:rPr>
-        <w:t>s</w:t>
-      </w:r>
-      <w:r>
-        <w:rPr>
-          <w:i/>
-        </w:rPr>
-        <w:t>igma,q</w:t>
-      </w:r>
-      <w:r>
-        <w:rPr>
-          <w:i/>
-          <w:vertAlign w:val="subscript"/>
-        </w:rPr>
-        <w:t>s</w:t>
-      </w:r>
-      <w:r>
-        <w:rPr>
-          <w:i/>
-        </w:rPr>
-        <w:t>igma)</w:t>
-      </w:r>
-      <w:r>
-        <w:t xml:space="preserve"> models was then estimated for each currency, with </w:t>
-      </w:r>
-      <w:r>
-        <w:rPr>
-          <w:i/>
-        </w:rPr>
-        <w:t>p</w:t>
-      </w:r>
-      <w:r>
-        <w:rPr>
-          <w:i/>
-          <w:vertAlign w:val="subscript"/>
-        </w:rPr>
-        <w:t>s</w:t>
-      </w:r>
-      <w:r>
-        <w:rPr>
-          <w:i/>
-        </w:rPr>
-        <w:t>igma, q</w:t>
-      </w:r>
-      <w:r>
-        <w:rPr>
-          <w:i/>
-          <w:vertAlign w:val="subscript"/>
-        </w:rPr>
-        <w:t>s</w:t>
-      </w:r>
-      <w:r>
-        <w:rPr>
-          <w:i/>
-        </w:rPr>
-        <w:t>igma</w:t>
-      </w:r>
-      <w:r>
-        <w:t xml:space="preserve"> allowed to range up to 4 and Normal, Student-t, and skewed-Student-t errors considered. To match the literal wording of the question as closely as possible, the final reported specifications are all symmetric </w:t>
-      </w:r>
-      <w:r>
-        <w:rPr>
-          <w:i/>
-        </w:rPr>
-        <w:t>GARCH</w:t>
-      </w:r>
-      <w:r>
-        <w:t xml:space="preserve"> models rather than asymmetric extensions. Model choice was based on three requirements taken together:</w:t>
-      </w:r>
-    </w:p>
-    <w:p>
-      <w:pPr>
-        <w:pStyle w:val="ListBullet"/>
-      </w:pPr>
-      <w:r>
-        <w:t>low information criteria, especially BIC;</w:t>
-      </w:r>
-    </w:p>
-    <w:p>
-      <w:pPr>
-        <w:pStyle w:val="ListBullet"/>
-      </w:pPr>
-      <w:r>
-        <w:t>no remaining serial correlation in the standardised residuals;</w:t>
-      </w:r>
-    </w:p>
-    <w:p>
-      <w:pPr>
-        <w:pStyle w:val="ListBullet"/>
-      </w:pPr>
-      <w:r>
-        <w:t>no important remaining ARCH effects in the squared standardised residuals, with a preference for models whose persistence is below one so Question 7 is well defined.</w:t>
-      </w:r>
-    </w:p>
-    <w:p>
-      <w:r>
-        <w:t>The final models selected for Question 6 are:</w:t>
-      </w:r>
-    </w:p>
-    <w:tbl>
-      <w:tblPr>
-        <w:tblStyle w:val="TableGrid"/>
-        <w:tblW w:type="auto" w:w="0"/>
-        <w:tblLook w:firstColumn="1" w:firstRow="1" w:lastColumn="0" w:lastRow="0" w:noHBand="0" w:noVBand="1" w:val="04A0"/>
-      </w:tblPr>
-      <w:tblGrid>
-        <w:gridCol w:w="1440"/>
-        <w:gridCol w:w="1440"/>
-        <w:gridCol w:w="1440"/>
-        <w:gridCol w:w="1440"/>
-        <w:gridCol w:w="1440"/>
-        <w:gridCol w:w="1440"/>
-      </w:tblGrid>
-      <w:tr>
-        <w:tc>
-          <w:tcPr>
-            <w:tcW w:type="dxa" w:w="1440"/>
-          </w:tcPr>
-          <w:p>
-            <w:r>
-              <w:rPr>
-                <w:b/>
-              </w:rPr>
-              <w:t>Currency</w:t>
-            </w:r>
-          </w:p>
-        </w:tc>
-        <w:tc>
-          <w:tcPr>
-            <w:tcW w:type="dxa" w:w="1440"/>
-          </w:tcPr>
-          <w:p>
-            <w:r>
-              <w:rPr>
-                <w:b/>
-              </w:rPr>
-              <w:t>Mean Model</w:t>
-            </w:r>
-          </w:p>
-        </w:tc>
-        <w:tc>
-          <w:tcPr>
-            <w:tcW w:type="dxa" w:w="1440"/>
-          </w:tcPr>
-          <w:p>
-            <w:r>
-              <w:rPr>
-                <w:b/>
-              </w:rPr>
-              <w:t>Variance Model</w:t>
-            </w:r>
-          </w:p>
-        </w:tc>
-        <w:tc>
-          <w:tcPr>
-            <w:tcW w:type="dxa" w:w="1440"/>
-          </w:tcPr>
-          <w:p>
-            <w:r>
-              <w:rPr>
-                <w:b/>
-              </w:rPr>
-              <w:t>Errors</w:t>
-            </w:r>
-          </w:p>
-        </w:tc>
-        <w:tc>
-          <w:tcPr>
-            <w:tcW w:type="dxa" w:w="1440"/>
-          </w:tcPr>
-          <w:p>
-            <w:r>
-              <w:rPr>
-                <w:b/>
-              </w:rPr>
-              <w:t>AIC</w:t>
-            </w:r>
-          </w:p>
-        </w:tc>
-        <w:tc>
-          <w:tcPr>
-            <w:tcW w:type="dxa" w:w="1440"/>
-          </w:tcPr>
-          <w:p>
-            <w:r>
-              <w:rPr>
-                <w:b/>
-              </w:rPr>
-              <w:t>BIC</w:t>
-            </w:r>
-          </w:p>
-        </w:tc>
-      </w:tr>
-      <w:tr>
-        <w:tc>
-          <w:tcPr>
-            <w:tcW w:type="dxa" w:w="1440"/>
-          </w:tcPr>
-          <w:p>
-            <w:r>
-              <w:t>CNY</w:t>
-            </w:r>
-          </w:p>
-        </w:tc>
-        <w:tc>
-          <w:tcPr>
-            <w:tcW w:type="dxa" w:w="1440"/>
-          </w:tcPr>
-          <w:p>
-            <w:r>
-              <w:t>ARMA(2,3)</w:t>
-            </w:r>
-          </w:p>
-        </w:tc>
-        <w:tc>
-          <w:tcPr>
-            <w:tcW w:type="dxa" w:w="1440"/>
-          </w:tcPr>
-          <w:p>
-            <w:r>
-              <w:t>GARCH(1,3)</w:t>
-            </w:r>
-          </w:p>
-        </w:tc>
-        <w:tc>
-          <w:tcPr>
-            <w:tcW w:type="dxa" w:w="1440"/>
-          </w:tcPr>
-          <w:p>
-            <w:r>
-              <w:t>Normal</w:t>
-            </w:r>
-          </w:p>
-        </w:tc>
-        <w:tc>
-          <w:tcPr>
-            <w:tcW w:type="dxa" w:w="1440"/>
-          </w:tcPr>
-          <w:p>
-            <w:r>
-              <w:t>1.5490</w:t>
-            </w:r>
-          </w:p>
-        </w:tc>
-        <w:tc>
-          <w:tcPr>
-            <w:tcW w:type="dxa" w:w="1440"/>
-          </w:tcPr>
-          <w:p>
-            <w:r>
-              <w:t>1.5796</w:t>
-            </w:r>
-          </w:p>
-        </w:tc>
-      </w:tr>
-      <w:tr>
-        <w:tc>
-          <w:tcPr>
-            <w:tcW w:type="dxa" w:w="1440"/>
-          </w:tcPr>
-          <w:p>
-            <w:r>
-              <w:t>USD</w:t>
-            </w:r>
-          </w:p>
-        </w:tc>
-        <w:tc>
-          <w:tcPr>
-            <w:tcW w:type="dxa" w:w="1440"/>
-          </w:tcPr>
-          <w:p>
-            <w:r>
-              <w:t>ARMA(0,0)</w:t>
-            </w:r>
-          </w:p>
-        </w:tc>
-        <w:tc>
-          <w:tcPr>
-            <w:tcW w:type="dxa" w:w="1440"/>
-          </w:tcPr>
-          <w:p>
-            <w:r>
-              <w:t>GARCH(3,3)</w:t>
-            </w:r>
-          </w:p>
-        </w:tc>
-        <w:tc>
-          <w:tcPr>
-            <w:tcW w:type="dxa" w:w="1440"/>
-          </w:tcPr>
-          <w:p>
-            <w:r>
-              <w:t>Normal</w:t>
-            </w:r>
-          </w:p>
-        </w:tc>
-        <w:tc>
-          <w:tcPr>
-            <w:tcW w:type="dxa" w:w="1440"/>
-          </w:tcPr>
-          <w:p>
-            <w:r>
-              <w:t>1.8398</w:t>
-            </w:r>
-          </w:p>
-        </w:tc>
-        <w:tc>
-          <w:tcPr>
-            <w:tcW w:type="dxa" w:w="1440"/>
-          </w:tcPr>
-          <w:p>
-            <w:r>
-              <w:t>1.8620</w:t>
-            </w:r>
-          </w:p>
-        </w:tc>
-      </w:tr>
-      <w:tr>
-        <w:tc>
-          <w:tcPr>
-            <w:tcW w:type="dxa" w:w="1440"/>
-          </w:tcPr>
-          <w:p>
-            <w:r>
-              <w:t>TWI</w:t>
-            </w:r>
-          </w:p>
-        </w:tc>
-        <w:tc>
-          <w:tcPr>
-            <w:tcW w:type="dxa" w:w="1440"/>
-          </w:tcPr>
-          <w:p>
-            <w:r>
-              <w:t>ARMA(1,0)</w:t>
-            </w:r>
-          </w:p>
-        </w:tc>
-        <w:tc>
-          <w:tcPr>
-            <w:tcW w:type="dxa" w:w="1440"/>
-          </w:tcPr>
-          <w:p>
-            <w:r>
-              <w:t>GARCH(1,3)</w:t>
-            </w:r>
-          </w:p>
-        </w:tc>
-        <w:tc>
-          <w:tcPr>
-            <w:tcW w:type="dxa" w:w="1440"/>
-          </w:tcPr>
-          <w:p>
-            <w:r>
-              <w:t>Normal</w:t>
-            </w:r>
-          </w:p>
-        </w:tc>
-        <w:tc>
-          <w:tcPr>
-            <w:tcW w:type="dxa" w:w="1440"/>
-          </w:tcPr>
-          <w:p>
-            <w:r>
-              <w:t>1.3099</w:t>
-            </w:r>
-          </w:p>
-        </w:tc>
-        <w:tc>
-          <w:tcPr>
-            <w:tcW w:type="dxa" w:w="1440"/>
-          </w:tcPr>
-          <w:p>
-            <w:r>
-              <w:t>1.3294</w:t>
-            </w:r>
-          </w:p>
-        </w:tc>
-      </w:tr>
-      <w:tr>
-        <w:tc>
-          <w:tcPr>
-            <w:tcW w:type="dxa" w:w="1440"/>
-          </w:tcPr>
-          <w:p>
-            <w:r>
-              <w:t>SDR</w:t>
-            </w:r>
-          </w:p>
-        </w:tc>
-        <w:tc>
-          <w:tcPr>
-            <w:tcW w:type="dxa" w:w="1440"/>
-          </w:tcPr>
-          <w:p>
-            <w:r>
-              <w:t>ARMA(0,1)</w:t>
-            </w:r>
-          </w:p>
-        </w:tc>
-        <w:tc>
-          <w:tcPr>
-            <w:tcW w:type="dxa" w:w="1440"/>
-          </w:tcPr>
-          <w:p>
-            <w:r>
-              <w:t>GARCH(4,4)</w:t>
-            </w:r>
-          </w:p>
-        </w:tc>
-        <w:tc>
-          <w:tcPr>
-            <w:tcW w:type="dxa" w:w="1440"/>
-          </w:tcPr>
-          <w:p>
-            <w:r>
-              <w:t>Normal</w:t>
-            </w:r>
-          </w:p>
-        </w:tc>
-        <w:tc>
-          <w:tcPr>
-            <w:tcW w:type="dxa" w:w="1440"/>
-          </w:tcPr>
-          <w:p>
-            <w:r>
-              <w:t>1.8309</w:t>
-            </w:r>
-          </w:p>
-        </w:tc>
-        <w:tc>
-          <w:tcPr>
-            <w:tcW w:type="dxa" w:w="1440"/>
-          </w:tcPr>
-          <w:p>
-            <w:r>
-              <w:t>1.8615</w:t>
-            </w:r>
-          </w:p>
-        </w:tc>
-      </w:tr>
-    </w:tbl>
-    <w:p/>
-    <w:p>
-      <w:r>
-        <w:t>Key estimated coefficients:</w:t>
-      </w:r>
-    </w:p>
-    <w:tbl>
-      <w:tblPr>
-        <w:tblStyle w:val="TableGrid"/>
-        <w:tblW w:type="auto" w:w="0"/>
-        <w:tblLook w:firstColumn="1" w:firstRow="1" w:lastColumn="0" w:lastRow="0" w:noHBand="0" w:noVBand="1" w:val="04A0"/>
-      </w:tblPr>
-      <w:tblGrid>
-        <w:gridCol w:w="1234"/>
-        <w:gridCol w:w="1234"/>
-        <w:gridCol w:w="1234"/>
-        <w:gridCol w:w="1234"/>
-        <w:gridCol w:w="1234"/>
-        <w:gridCol w:w="1234"/>
-        <w:gridCol w:w="1234"/>
-      </w:tblGrid>
-      <w:tr>
-        <w:tc>
-          <w:tcPr>
-            <w:tcW w:type="dxa" w:w="1234"/>
-          </w:tcPr>
-          <w:p>
-            <w:r>
-              <w:rPr>
-                <w:b/>
-              </w:rPr>
-              <w:t>Currency</w:t>
-            </w:r>
-          </w:p>
-        </w:tc>
-        <w:tc>
-          <w:tcPr>
-            <w:tcW w:type="dxa" w:w="1234"/>
-          </w:tcPr>
-          <w:p>
-            <w:r>
-              <w:rPr>
-                <w:b/>
-                <w:i/>
-              </w:rPr>
-              <w:t>μ</w:t>
-            </w:r>
-          </w:p>
-        </w:tc>
-        <w:tc>
-          <w:tcPr>
-            <w:tcW w:type="dxa" w:w="1234"/>
-          </w:tcPr>
-          <w:p>
-            <w:r>
-              <w:rPr>
-                <w:b/>
-              </w:rPr>
-              <w:t>AR terms</w:t>
-            </w:r>
-          </w:p>
-        </w:tc>
-        <w:tc>
-          <w:tcPr>
-            <w:tcW w:type="dxa" w:w="1234"/>
-          </w:tcPr>
-          <w:p>
-            <w:r>
-              <w:rPr>
-                <w:b/>
-              </w:rPr>
-              <w:t>MA terms</w:t>
-            </w:r>
-          </w:p>
-        </w:tc>
-        <w:tc>
-          <w:tcPr>
-            <w:tcW w:type="dxa" w:w="1234"/>
-          </w:tcPr>
-          <w:p>
-            <w:r>
-              <w:rPr>
-                <w:b/>
-                <w:i/>
-              </w:rPr>
-              <w:t>ω</w:t>
-            </w:r>
-          </w:p>
-        </w:tc>
-        <w:tc>
-          <w:tcPr>
-            <w:tcW w:type="dxa" w:w="1234"/>
-          </w:tcPr>
-          <w:p>
-            <w:r>
-              <w:rPr>
-                <w:b/>
-              </w:rPr>
-              <w:t>ARCH terms</w:t>
-            </w:r>
-          </w:p>
-        </w:tc>
-        <w:tc>
-          <w:tcPr>
-            <w:tcW w:type="dxa" w:w="1234"/>
-          </w:tcPr>
-          <w:p>
-            <w:r>
-              <w:rPr>
-                <w:b/>
-              </w:rPr>
-              <w:t>GARCH terms</w:t>
-            </w:r>
-          </w:p>
-        </w:tc>
-      </w:tr>
-      <w:tr>
-        <w:tc>
-          <w:tcPr>
-            <w:tcW w:type="dxa" w:w="1234"/>
-          </w:tcPr>
-          <w:p>
-            <w:r>
-              <w:t>CNY</w:t>
-            </w:r>
-          </w:p>
-        </w:tc>
-        <w:tc>
-          <w:tcPr>
-            <w:tcW w:type="dxa" w:w="1234"/>
-          </w:tcPr>
-          <w:p>
-            <w:r>
-              <w:t>−0.0041</w:t>
-            </w:r>
-          </w:p>
-        </w:tc>
-        <w:tc>
-          <w:tcPr>
-            <w:tcW w:type="dxa" w:w="1234"/>
-          </w:tcPr>
-          <w:p>
-            <w:r>
-              <w:rPr>
-                <w:i/>
-              </w:rPr>
-              <w:t>φ₁ = 1.8724</w:t>
-            </w:r>
-            <w:r>
-              <w:t xml:space="preserve">, </w:t>
-            </w:r>
-            <w:r>
-              <w:rPr>
-                <w:i/>
-              </w:rPr>
-              <w:t>φ₂ = −0.8741</w:t>
-            </w:r>
-          </w:p>
-        </w:tc>
-        <w:tc>
-          <w:tcPr>
-            <w:tcW w:type="dxa" w:w="1234"/>
-          </w:tcPr>
-          <w:p>
-            <w:r>
-              <w:rPr>
-                <w:i/>
-              </w:rPr>
-              <w:t>θ₁ = −1.9067</w:t>
-            </w:r>
-            <w:r>
-              <w:t xml:space="preserve">, </w:t>
-            </w:r>
-            <w:r>
-              <w:rPr>
-                <w:i/>
-              </w:rPr>
-              <w:t>θ₂ = 0.8956</w:t>
-            </w:r>
-            <w:r>
-              <w:t xml:space="preserve">, </w:t>
-            </w:r>
-            <w:r>
-              <w:rPr>
-                <w:i/>
-              </w:rPr>
-              <w:t>θ₃ = 0.0109</w:t>
-            </w:r>
-          </w:p>
-        </w:tc>
-        <w:tc>
-          <w:tcPr>
-            <w:tcW w:type="dxa" w:w="1234"/>
-          </w:tcPr>
-          <w:p>
-            <w:r>
-              <w:t>0.0278</w:t>
-            </w:r>
-          </w:p>
-        </w:tc>
-        <w:tc>
-          <w:tcPr>
-            <w:tcW w:type="dxa" w:w="1234"/>
-          </w:tcPr>
-          <w:p>
-            <w:r>
-              <w:rPr>
-                <w:i/>
-              </w:rPr>
-              <w:t>α₁ = 0.2034</w:t>
-            </w:r>
-          </w:p>
-        </w:tc>
-        <w:tc>
-          <w:tcPr>
-            <w:tcW w:type="dxa" w:w="1234"/>
-          </w:tcPr>
-          <w:p>
-            <w:r>
-              <w:rPr>
-                <w:i/>
-              </w:rPr>
-              <w:t>β₁ = 0.1132</w:t>
-            </w:r>
-            <w:r>
-              <w:t xml:space="preserve">, </w:t>
-            </w:r>
-            <w:r>
-              <w:rPr>
-                <w:i/>
-              </w:rPr>
-              <w:t>β₂ = 0.2223</w:t>
-            </w:r>
-            <w:r>
-              <w:t xml:space="preserve">, </w:t>
-            </w:r>
-            <w:r>
-              <w:rPr>
-                <w:i/>
-              </w:rPr>
-              <w:t>β₃ = 0.3736</w:t>
-            </w:r>
-          </w:p>
-        </w:tc>
-      </w:tr>
-      <w:tr>
-        <w:tc>
-          <w:tcPr>
-            <w:tcW w:type="dxa" w:w="1234"/>
-          </w:tcPr>
-          <w:p>
-            <w:r>
-              <w:t>USD</w:t>
-            </w:r>
-          </w:p>
-        </w:tc>
-        <w:tc>
-          <w:tcPr>
-            <w:tcW w:type="dxa" w:w="1234"/>
-          </w:tcPr>
-          <w:p>
-            <w:r>
-              <w:t>−0.0104</w:t>
-            </w:r>
-          </w:p>
-        </w:tc>
-        <w:tc>
-          <w:tcPr>
-            <w:tcW w:type="dxa" w:w="1234"/>
-          </w:tcPr>
-          <w:p>
-            <w:r>
-              <w:t>none</w:t>
-            </w:r>
-          </w:p>
-        </w:tc>
-        <w:tc>
-          <w:tcPr>
-            <w:tcW w:type="dxa" w:w="1234"/>
-          </w:tcPr>
-          <w:p>
-            <w:r>
-              <w:t>none</w:t>
-            </w:r>
-          </w:p>
-        </w:tc>
-        <w:tc>
-          <w:tcPr>
-            <w:tcW w:type="dxa" w:w="1234"/>
-          </w:tcPr>
-          <w:p>
-            <w:r>
-              <w:t>0.0206</w:t>
-            </w:r>
-          </w:p>
-        </w:tc>
-        <w:tc>
-          <w:tcPr>
-            <w:tcW w:type="dxa" w:w="1234"/>
-          </w:tcPr>
-          <w:p>
-            <w:r>
-              <w:rPr>
-                <w:i/>
-              </w:rPr>
-              <w:t>α₁ = 0.1359</w:t>
-            </w:r>
-            <w:r>
-              <w:t xml:space="preserve">, </w:t>
-            </w:r>
-            <w:r>
-              <w:rPr>
-                <w:i/>
-              </w:rPr>
-              <w:t>α₂ = 0.0090</w:t>
-            </w:r>
-            <w:r>
-              <w:t xml:space="preserve">, </w:t>
-            </w:r>
-            <w:r>
-              <w:rPr>
-                <w:i/>
-              </w:rPr>
-              <w:t>α₃ = 0.0139</w:t>
-            </w:r>
-          </w:p>
-        </w:tc>
-        <w:tc>
-          <w:tcPr>
-            <w:tcW w:type="dxa" w:w="1234"/>
-          </w:tcPr>
-          <w:p>
-            <w:r>
-              <w:rPr>
-                <w:i/>
-              </w:rPr>
-              <w:t>β₁ = 0.0000</w:t>
-            </w:r>
-            <w:r>
-              <w:t xml:space="preserve">, </w:t>
-            </w:r>
-            <w:r>
-              <w:rPr>
-                <w:i/>
-              </w:rPr>
-              <w:t>β₂ = 0.3324</w:t>
-            </w:r>
-            <w:r>
-              <w:t xml:space="preserve">, </w:t>
-            </w:r>
-            <w:r>
-              <w:rPr>
-                <w:i/>
-              </w:rPr>
-              <w:t>β₃ = 0.4616</w:t>
-            </w:r>
-          </w:p>
-        </w:tc>
-      </w:tr>
-      <w:tr>
-        <w:tc>
-          <w:tcPr>
-            <w:tcW w:type="dxa" w:w="1234"/>
-          </w:tcPr>
-          <w:p>
-            <w:r>
-              <w:t>TWI</w:t>
-            </w:r>
-          </w:p>
-        </w:tc>
-        <w:tc>
-          <w:tcPr>
-            <w:tcW w:type="dxa" w:w="1234"/>
-          </w:tcPr>
-          <w:p>
-            <w:r>
-              <w:t>−0.0029</w:t>
-            </w:r>
-          </w:p>
-        </w:tc>
-        <w:tc>
-          <w:tcPr>
-            <w:tcW w:type="dxa" w:w="1234"/>
-          </w:tcPr>
-          <w:p>
-            <w:r>
-              <w:rPr>
-                <w:i/>
-              </w:rPr>
-              <w:t>φ₁ = −0.0442</w:t>
-            </w:r>
-          </w:p>
-        </w:tc>
-        <w:tc>
-          <w:tcPr>
-            <w:tcW w:type="dxa" w:w="1234"/>
-          </w:tcPr>
-          <w:p>
-            <w:r>
-              <w:t>none</w:t>
-            </w:r>
-          </w:p>
-        </w:tc>
-        <w:tc>
-          <w:tcPr>
-            <w:tcW w:type="dxa" w:w="1234"/>
-          </w:tcPr>
-          <w:p>
-            <w:r>
-              <w:t>0.0246</w:t>
-            </w:r>
-          </w:p>
-        </w:tc>
-        <w:tc>
-          <w:tcPr>
-            <w:tcW w:type="dxa" w:w="1234"/>
-          </w:tcPr>
-          <w:p>
-            <w:r>
-              <w:rPr>
-                <w:i/>
-              </w:rPr>
-              <w:t>α₁ = 0.1972</w:t>
-            </w:r>
-          </w:p>
-        </w:tc>
-        <w:tc>
-          <w:tcPr>
-            <w:tcW w:type="dxa" w:w="1234"/>
-          </w:tcPr>
-          <w:p>
-            <w:r>
-              <w:rPr>
-                <w:i/>
-              </w:rPr>
-              <w:t>β₁ = 0.0897</w:t>
-            </w:r>
-            <w:r>
-              <w:t xml:space="preserve">, </w:t>
-            </w:r>
-            <w:r>
-              <w:rPr>
-                <w:i/>
-              </w:rPr>
-              <w:t>β₂ = 0.1895</w:t>
-            </w:r>
-            <w:r>
-              <w:t xml:space="preserve">, </w:t>
-            </w:r>
-            <w:r>
-              <w:rPr>
-                <w:i/>
-              </w:rPr>
-              <w:t>β₃ = 0.4241</w:t>
-            </w:r>
-          </w:p>
-        </w:tc>
-      </w:tr>
-      <w:tr>
-        <w:tc>
-          <w:tcPr>
-            <w:tcW w:type="dxa" w:w="1234"/>
-          </w:tcPr>
-          <w:p>
-            <w:r>
-              <w:t>SDR</w:t>
-            </w:r>
-          </w:p>
-        </w:tc>
-        <w:tc>
-          <w:tcPr>
-            <w:tcW w:type="dxa" w:w="1234"/>
-          </w:tcPr>
-          <w:p>
-            <w:r>
-              <w:t>−0.0050</w:t>
-            </w:r>
-          </w:p>
-        </w:tc>
-        <w:tc>
-          <w:tcPr>
-            <w:tcW w:type="dxa" w:w="1234"/>
-          </w:tcPr>
-          <w:p>
-            <w:r>
-              <w:t>none</w:t>
-            </w:r>
-          </w:p>
-        </w:tc>
-        <w:tc>
-          <w:tcPr>
-            <w:tcW w:type="dxa" w:w="1234"/>
-          </w:tcPr>
-          <w:p>
-            <w:r>
-              <w:rPr>
-                <w:i/>
-              </w:rPr>
-              <w:t>θ₁ = −0.1911</w:t>
-            </w:r>
-          </w:p>
-        </w:tc>
-        <w:tc>
-          <w:tcPr>
-            <w:tcW w:type="dxa" w:w="1234"/>
-          </w:tcPr>
-          <w:p>
-            <w:r>
-              <w:t>0.0342</w:t>
-            </w:r>
-          </w:p>
-        </w:tc>
-        <w:tc>
-          <w:tcPr>
-            <w:tcW w:type="dxa" w:w="1234"/>
-          </w:tcPr>
-          <w:p>
-            <w:r>
-              <w:rPr>
-                <w:i/>
-              </w:rPr>
-              <w:t>α₁ = 0.1305</w:t>
-            </w:r>
-            <w:r>
-              <w:t xml:space="preserve">, </w:t>
-            </w:r>
-            <w:r>
-              <w:rPr>
-                <w:i/>
-              </w:rPr>
-              <w:t>α₂ = 0.0000</w:t>
-            </w:r>
-            <w:r>
-              <w:t xml:space="preserve">, </w:t>
-            </w:r>
-            <w:r>
-              <w:rPr>
-                <w:i/>
-              </w:rPr>
-              <w:t>α₃ = 0.0619</w:t>
-            </w:r>
-            <w:r>
-              <w:t xml:space="preserve">, </w:t>
-            </w:r>
-            <w:r>
-              <w:rPr>
-                <w:i/>
-              </w:rPr>
-              <w:t>α₄ = 0.0769</w:t>
-            </w:r>
-          </w:p>
-        </w:tc>
-        <w:tc>
-          <w:tcPr>
-            <w:tcW w:type="dxa" w:w="1234"/>
-          </w:tcPr>
-          <w:p>
-            <w:r>
-              <w:rPr>
-                <w:i/>
-              </w:rPr>
-              <w:t>β₁ = 0.0000</w:t>
-            </w:r>
-            <w:r>
-              <w:t xml:space="preserve">, </w:t>
-            </w:r>
-            <w:r>
-              <w:rPr>
-                <w:i/>
-              </w:rPr>
-              <w:t>β₂ = 0.0000</w:t>
-            </w:r>
-            <w:r>
-              <w:t xml:space="preserve">, </w:t>
-            </w:r>
-            <w:r>
-              <w:rPr>
-                <w:i/>
-              </w:rPr>
-              <w:t>β₃ = 0.1994</w:t>
-            </w:r>
-            <w:r>
-              <w:t xml:space="preserve">, </w:t>
-            </w:r>
-            <w:r>
-              <w:rPr>
-                <w:i/>
-              </w:rPr>
-              <w:t>β₄ = 0.4556</w:t>
-            </w:r>
-          </w:p>
-        </w:tc>
-      </w:tr>
-    </w:tbl>
-    <w:p/>
-    <w:p>
-      <w:r>
-        <w:t>These fitted models all imply persistent conditional volatility because the ARCH and GARCH coefficients sum to values close to one, but the persistence remains below one in every selected specification. That is important because it means the models are both dynamically rich and still admissible for long-run variance calculations in Question 7.</w:t>
-      </w:r>
-    </w:p>
-    <w:p>
-      <w:pPr>
-        <w:pStyle w:val="Heading3"/>
-      </w:pPr>
-      <w:r>
-        <w:t>Diagnostics and Volatility Plots</w:t>
-      </w:r>
-    </w:p>
-    <w:p>
-      <w:r>
-        <w:t>The residual checks for the selected models are summarised below:</w:t>
-      </w:r>
-    </w:p>
-    <w:tbl>
-      <w:tblPr>
-        <w:tblStyle w:val="TableGrid"/>
-        <w:tblW w:type="auto" w:w="0"/>
-        <w:tblLook w:firstColumn="1" w:firstRow="1" w:lastColumn="0" w:lastRow="0" w:noHBand="0" w:noVBand="1" w:val="04A0"/>
-      </w:tblPr>
-      <w:tblGrid>
-        <w:gridCol w:w="2880"/>
-        <w:gridCol w:w="2880"/>
-        <w:gridCol w:w="2880"/>
-      </w:tblGrid>
-      <w:tr>
-        <w:tc>
-          <w:tcPr>
-            <w:tcW w:type="dxa" w:w="2880"/>
-          </w:tcPr>
-          <w:p>
-            <w:r>
-              <w:rPr>
-                <w:b/>
-              </w:rPr>
-              <w:t>Currency</w:t>
-            </w:r>
-          </w:p>
-        </w:tc>
-        <w:tc>
-          <w:tcPr>
-            <w:tcW w:type="dxa" w:w="2880"/>
-          </w:tcPr>
-          <w:p>
-            <w:r>
-              <w:rPr>
-                <w:b/>
-              </w:rPr>
-              <w:t>LB on Std. Residuals</w:t>
-            </w:r>
-          </w:p>
-        </w:tc>
-        <w:tc>
-          <w:tcPr>
-            <w:tcW w:type="dxa" w:w="2880"/>
-          </w:tcPr>
-          <w:p>
-            <w:r>
-              <w:rPr>
-                <w:b/>
-              </w:rPr>
-              <w:t>LB on Sq. Std. Residuals</w:t>
-            </w:r>
-          </w:p>
-        </w:tc>
-      </w:tr>
-      <w:tr>
-        <w:tc>
-          <w:tcPr>
-            <w:tcW w:type="dxa" w:w="2880"/>
-          </w:tcPr>
-          <w:p>
-            <w:r>
-              <w:t>CNY</w:t>
-            </w:r>
-          </w:p>
-        </w:tc>
-        <w:tc>
-          <w:tcPr>
-            <w:tcW w:type="dxa" w:w="2880"/>
-          </w:tcPr>
-          <w:p>
-            <w:r>
-              <w:t>0.0749</w:t>
-            </w:r>
-          </w:p>
-        </w:tc>
-        <w:tc>
-          <w:tcPr>
-            <w:tcW w:type="dxa" w:w="2880"/>
-          </w:tcPr>
-          <w:p>
-            <w:r>
-              <w:t>0.1857</w:t>
-            </w:r>
-          </w:p>
-        </w:tc>
-      </w:tr>
-      <w:tr>
-        <w:tc>
-          <w:tcPr>
-            <w:tcW w:type="dxa" w:w="2880"/>
-          </w:tcPr>
-          <w:p>
-            <w:r>
-              <w:t>USD</w:t>
-            </w:r>
-          </w:p>
-        </w:tc>
-        <w:tc>
-          <w:tcPr>
-            <w:tcW w:type="dxa" w:w="2880"/>
-          </w:tcPr>
-          <w:p>
-            <w:r>
-              <w:t>0.7008</w:t>
-            </w:r>
-          </w:p>
-        </w:tc>
-        <w:tc>
-          <w:tcPr>
-            <w:tcW w:type="dxa" w:w="2880"/>
-          </w:tcPr>
-          <w:p>
-            <w:r>
-              <w:t>0.0509</w:t>
-            </w:r>
-          </w:p>
-        </w:tc>
-      </w:tr>
-      <w:tr>
-        <w:tc>
-          <w:tcPr>
-            <w:tcW w:type="dxa" w:w="2880"/>
-          </w:tcPr>
-          <w:p>
-            <w:r>
-              <w:t>TWI</w:t>
-            </w:r>
-          </w:p>
-        </w:tc>
-        <w:tc>
-          <w:tcPr>
-            <w:tcW w:type="dxa" w:w="2880"/>
-          </w:tcPr>
-          <w:p>
-            <w:r>
-              <w:t>0.5560</w:t>
-            </w:r>
-          </w:p>
-        </w:tc>
-        <w:tc>
-          <w:tcPr>
-            <w:tcW w:type="dxa" w:w="2880"/>
-          </w:tcPr>
-          <w:p>
-            <w:r>
-              <w:t>0.2421</w:t>
-            </w:r>
-          </w:p>
-        </w:tc>
-      </w:tr>
-      <w:tr>
-        <w:tc>
-          <w:tcPr>
-            <w:tcW w:type="dxa" w:w="2880"/>
-          </w:tcPr>
-          <w:p>
-            <w:r>
-              <w:t>SDR</w:t>
-            </w:r>
-          </w:p>
-        </w:tc>
-        <w:tc>
-          <w:tcPr>
-            <w:tcW w:type="dxa" w:w="2880"/>
-          </w:tcPr>
-          <w:p>
-            <w:r>
-              <w:t>0.9189</w:t>
-            </w:r>
-          </w:p>
-        </w:tc>
-        <w:tc>
-          <w:tcPr>
-            <w:tcW w:type="dxa" w:w="2880"/>
-          </w:tcPr>
-          <w:p>
-            <w:r>
-              <w:t>0.1508</w:t>
-            </w:r>
-          </w:p>
-        </w:tc>
-      </w:tr>
-    </w:tbl>
-    <w:p/>
-    <w:p>
-      <w:r>
-        <w:t xml:space="preserve">All four models pass the Ljung-Box check on the standardised residuals, so the mean equations appear adequate. The squared-residual tests are also acceptable at the conventional 5% level for all four currencies. TWI and SDR are very comfortably adequate, and the revised CNY model is now clearly more convincing than before. USD remains the most borderline of the four under a symmetric Normal GARCH restriction: I explored heavier-tailed symmetric alternatives, but although they reduced AIC and BIC, they left much stronger residual ARCH effects. I also checked asymmetric specifications such as </w:t>
-      </w:r>
-      <w:r>
-        <w:rPr>
-          <w:i/>
-        </w:rPr>
-        <w:t>gjrGARCH</w:t>
-      </w:r>
-      <w:r>
-        <w:t xml:space="preserve">, which improved the USD diagnostics further, but I have not reported them because the question is worded specifically in terms of </w:t>
-      </w:r>
-      <w:r>
-        <w:rPr>
-          <w:i/>
-        </w:rPr>
-        <w:t>ARMA-GARCH</w:t>
-      </w:r>
-      <w:r>
-        <w:t xml:space="preserve">. So, answering the question directly, the reported set above is my final set of best adequate </w:t>
-      </w:r>
-      <w:r>
-        <w:rPr>
-          <w:i/>
-        </w:rPr>
-        <w:t>ARMA-GARCH</w:t>
-      </w:r>
-      <w:r>
-        <w:t xml:space="preserve"> models, with </w:t>
-      </w:r>
-      <w:r>
-        <w:rPr>
-          <w:i/>
-        </w:rPr>
-        <w:t>ARMA(0,0)-GARCH(3,3)</w:t>
-      </w:r>
-      <w:r>
-        <w:t xml:space="preserve"> retained as the best defensible USD choice under that literal restriction.</w:t>
       </w:r>
     </w:p>
     <w:p>
@@ -6012,7 +3323,7 @@
               <a:graphicData uri="http://schemas.openxmlformats.org/drawingml/2006/picture">
                 <pic:pic>
                   <pic:nvPicPr>
-                    <pic:cNvPr id="0" name="fig6_vol_CNY.png"/>
+                    <pic:cNvPr id="0" name="fig4b_consumption_ratio.png"/>
                     <pic:cNvPicPr/>
                   </pic:nvPicPr>
                   <pic:blipFill>
@@ -6040,9 +3351,781 @@
         <w:jc w:val="center"/>
       </w:pPr>
       <w:r>
+        <w:t>Figure 8</w:t>
+      </w:r>
+    </w:p>
+    <w:p>
+      <w:r>
+        <w:t xml:space="preserve">The consumption ratio </w:t>
+      </w:r>
+      <w:r>
+        <w:rPr>
+          <w:i/>
+        </w:rPr>
+        <w:t>cy</w:t>
+      </w:r>
+      <w:r>
+        <w:rPr>
+          <w:i/>
+          <w:vertAlign w:val="subscript"/>
+        </w:rPr>
+        <w:t>t</w:t>
+      </w:r>
+      <w:r>
+        <w:rPr>
+          <w:i/>
+        </w:rPr>
+        <w:t xml:space="preserve"> = C</w:t>
+      </w:r>
+      <w:r>
+        <w:rPr>
+          <w:i/>
+          <w:vertAlign w:val="subscript"/>
+        </w:rPr>
+        <w:t>t</w:t>
+      </w:r>
+      <w:r>
+        <w:rPr>
+          <w:i/>
+        </w:rPr>
+        <w:t>/Y</w:t>
+      </w:r>
+      <w:r>
+        <w:rPr>
+          <w:i/>
+          <w:vertAlign w:val="subscript"/>
+        </w:rPr>
+        <w:t>t</w:t>
+      </w:r>
+      <w:r>
+        <w:t xml:space="preserve"> drifts upward across the sample, rising from around 0.590 in the early years to roughly 0.693 by 2023Q4. Short-run fluctuations are relatively contained. The main story is not volatility but the sustained long-run increase in consumption's share of GDP, which reflects household spending growing faster than output over the period.</w:t>
+      </w:r>
+    </w:p>
+    <w:p>
+      <w:pPr>
+        <w:pStyle w:val="Heading3"/>
+      </w:pPr>
+      <w:r>
+        <w:t>4(c) Best Adequate ARIMA Model for the Real Rate</w:t>
+      </w:r>
+    </w:p>
+    <w:p>
+      <w:r>
+        <w:t xml:space="preserve">A model search over the proxy </w:t>
+      </w:r>
+      <w:r>
+        <w:rPr>
+          <w:i/>
+        </w:rPr>
+        <w:t>rr</w:t>
+      </w:r>
+      <w:r>
+        <w:rPr>
+          <w:i/>
+          <w:vertAlign w:val="subscript"/>
+        </w:rPr>
+        <w:t>t</w:t>
+      </w:r>
+      <w:r>
+        <w:rPr>
+          <w:i/>
+        </w:rPr>
+        <w:t xml:space="preserve"> = r</w:t>
+      </w:r>
+      <w:r>
+        <w:rPr>
+          <w:i/>
+          <w:vertAlign w:val="subscript"/>
+        </w:rPr>
+        <w:t>t</w:t>
+      </w:r>
+      <w:r>
+        <w:rPr>
+          <w:i/>
+        </w:rPr>
+        <w:t xml:space="preserve"> − Δp</w:t>
+      </w:r>
+      <w:r>
+        <w:rPr>
+          <w:i/>
+          <w:vertAlign w:val="subscript"/>
+        </w:rPr>
+        <w:t>t</w:t>
+      </w:r>
+      <w:r>
+        <w:t xml:space="preserve"> yields a differenced specification as the preferred choice rather than a stationary level model:</w:t>
+      </w:r>
+    </w:p>
+    <w:tbl>
+      <w:tblPr>
+        <w:tblStyle w:val="TableGrid"/>
+        <w:tblW w:type="auto" w:w="0"/>
+        <w:tblLook w:firstColumn="1" w:firstRow="1" w:lastColumn="0" w:lastRow="0" w:noHBand="0" w:noVBand="1" w:val="04A0"/>
+      </w:tblPr>
+      <w:tblGrid>
+        <w:gridCol w:w="2160"/>
+        <w:gridCol w:w="2160"/>
+        <w:gridCol w:w="2160"/>
+        <w:gridCol w:w="2160"/>
+      </w:tblGrid>
+      <w:tr>
+        <w:tc>
+          <w:tcPr>
+            <w:tcW w:type="dxa" w:w="2160"/>
+          </w:tcPr>
+          <w:p>
+            <w:r>
+              <w:rPr>
+                <w:b/>
+              </w:rPr>
+              <w:t>Model for the real rate</w:t>
+            </w:r>
+          </w:p>
+        </w:tc>
+        <w:tc>
+          <w:tcPr>
+            <w:tcW w:type="dxa" w:w="2160"/>
+          </w:tcPr>
+          <w:p>
+            <w:r>
+              <w:rPr>
+                <w:b/>
+              </w:rPr>
+              <w:t>AIC</w:t>
+            </w:r>
+          </w:p>
+        </w:tc>
+        <w:tc>
+          <w:tcPr>
+            <w:tcW w:type="dxa" w:w="2160"/>
+          </w:tcPr>
+          <w:p>
+            <w:r>
+              <w:rPr>
+                <w:b/>
+              </w:rPr>
+              <w:t>BIC</w:t>
+            </w:r>
+          </w:p>
+        </w:tc>
+        <w:tc>
+          <w:tcPr>
+            <w:tcW w:type="dxa" w:w="2160"/>
+          </w:tcPr>
+          <w:p>
+            <w:r>
+              <w:rPr>
+                <w:b/>
+              </w:rPr>
+              <w:t>Ljung-Box p-value</w:t>
+            </w:r>
+          </w:p>
+        </w:tc>
+      </w:tr>
+      <w:tr>
+        <w:tc>
+          <w:tcPr>
+            <w:tcW w:type="dxa" w:w="2160"/>
+          </w:tcPr>
+          <w:p>
+            <w:r>
+              <w:t>ARIMA(7,1,5)</w:t>
+            </w:r>
+          </w:p>
+        </w:tc>
+        <w:tc>
+          <w:tcPr>
+            <w:tcW w:type="dxa" w:w="2160"/>
+          </w:tcPr>
+          <w:p>
+            <w:r>
+              <w:t>474.05</w:t>
+            </w:r>
+          </w:p>
+        </w:tc>
+        <w:tc>
+          <w:tcPr>
+            <w:tcW w:type="dxa" w:w="2160"/>
+          </w:tcPr>
+          <w:p>
+            <w:r>
+              <w:t>523.79</w:t>
+            </w:r>
+          </w:p>
+        </w:tc>
+        <w:tc>
+          <w:tcPr>
+            <w:tcW w:type="dxa" w:w="2160"/>
+          </w:tcPr>
+          <w:p>
+            <w:r>
+              <w:t>0.9679</w:t>
+            </w:r>
+          </w:p>
+        </w:tc>
+      </w:tr>
+    </w:tbl>
+    <w:p/>
+    <w:p>
+      <w:r>
+        <w:t xml:space="preserve">Key estimated coefficients include </w:t>
+      </w:r>
+      <w:r>
+        <w:rPr>
+          <w:i/>
+        </w:rPr>
+        <w:t>φ₄ = 0.4564</w:t>
+      </w:r>
+      <w:r>
+        <w:t xml:space="preserve">, </w:t>
+      </w:r>
+      <w:r>
+        <w:rPr>
+          <w:i/>
+        </w:rPr>
+        <w:t>φ₇ = −0.3841</w:t>
+      </w:r>
+      <w:r>
+        <w:t xml:space="preserve">, </w:t>
+      </w:r>
+      <w:r>
+        <w:rPr>
+          <w:i/>
+        </w:rPr>
+        <w:t>θ₁ = 0.4736</w:t>
+      </w:r>
+      <w:r>
+        <w:t xml:space="preserve">, </w:t>
+      </w:r>
+      <w:r>
+        <w:rPr>
+          <w:i/>
+        </w:rPr>
+        <w:t>θ₂ = −0.2673</w:t>
+      </w:r>
+      <w:r>
+        <w:t xml:space="preserve">, </w:t>
+      </w:r>
+      <w:r>
+        <w:rPr>
+          <w:i/>
+        </w:rPr>
+        <w:t>θ₄ = −0.4045</w:t>
+      </w:r>
+      <w:r>
+        <w:t xml:space="preserve">, </w:t>
+      </w:r>
+      <w:r>
+        <w:rPr>
+          <w:i/>
+        </w:rPr>
+        <w:t>θ₅ = −0.3704</w:t>
+      </w:r>
+      <w:r>
+        <w:t xml:space="preserve">, and </w:t>
+      </w:r>
+      <w:r>
+        <w:rPr>
+          <w:i/>
+        </w:rPr>
+        <w:t>drift = 0.0015</w:t>
+      </w:r>
+      <w:r>
+        <w:t>.</w:t>
+      </w:r>
+    </w:p>
+    <w:p>
+      <w:r>
+        <w:t xml:space="preserve">This specification has the strongest information-criterion support among the adequate candidates and leaves no meaningful residual autocorrelation. The choice of </w:t>
+      </w:r>
+      <w:r>
+        <w:rPr>
+          <w:i/>
+        </w:rPr>
+        <w:t>d = 1</w:t>
+      </w:r>
+      <w:r>
+        <w:t xml:space="preserve"> also makes sense when looking at the plot: the proxy inherits a heavy low-frequency component from the nominal rate, and first differencing removes that slow-moving drift before the ARMA terms address the remaining short-run persistence and reversal. The very high Ljung-Box p-value reinforces that little autocorrelation is left in the residuals.</w:t>
+      </w:r>
+    </w:p>
+    <w:p>
+      <w:pPr>
+        <w:pStyle w:val="Heading3"/>
+      </w:pPr>
+      <w:r>
+        <w:t>4(d) Best Adequate ARIMA Model for the Consumption Ratio</w:t>
+      </w:r>
+    </w:p>
+    <w:p>
+      <w:r>
+        <w:t xml:space="preserve">The model search covers </w:t>
+      </w:r>
+      <w:r>
+        <w:rPr>
+          <w:i/>
+        </w:rPr>
+        <w:t>d ∈ {0,1}</w:t>
+      </w:r>
+      <w:r>
+        <w:t xml:space="preserve"> and </w:t>
+      </w:r>
+      <w:r>
+        <w:rPr>
+          <w:i/>
+        </w:rPr>
+        <w:t>p, q = 0,...,6</w:t>
+      </w:r>
+      <w:r>
+        <w:t xml:space="preserve">, evaluated on AIC, BIC, and residual diagnostics. Unlike the interest-rate proxy, the consumption ratio shows no sign of stabilising around a fixed level, which makes </w:t>
+      </w:r>
+      <w:r>
+        <w:rPr>
+          <w:i/>
+        </w:rPr>
+        <w:t>d = 1</w:t>
+      </w:r>
+      <w:r>
+        <w:t xml:space="preserve"> the more defensible choice. The selected model is:</w:t>
+      </w:r>
+    </w:p>
+    <w:tbl>
+      <w:tblPr>
+        <w:tblStyle w:val="TableGrid"/>
+        <w:tblW w:type="auto" w:w="0"/>
+        <w:tblLook w:firstColumn="1" w:firstRow="1" w:lastColumn="0" w:lastRow="0" w:noHBand="0" w:noVBand="1" w:val="04A0"/>
+      </w:tblPr>
+      <w:tblGrid>
+        <w:gridCol w:w="2160"/>
+        <w:gridCol w:w="2160"/>
+        <w:gridCol w:w="2160"/>
+        <w:gridCol w:w="2160"/>
+      </w:tblGrid>
+      <w:tr>
+        <w:tc>
+          <w:tcPr>
+            <w:tcW w:type="dxa" w:w="2160"/>
+          </w:tcPr>
+          <w:p>
+            <w:r>
+              <w:rPr>
+                <w:b/>
+              </w:rPr>
+              <w:t>Model for the consumption ratio</w:t>
+            </w:r>
+          </w:p>
+        </w:tc>
+        <w:tc>
+          <w:tcPr>
+            <w:tcW w:type="dxa" w:w="2160"/>
+          </w:tcPr>
+          <w:p>
+            <w:r>
+              <w:rPr>
+                <w:b/>
+              </w:rPr>
+              <w:t>AIC</w:t>
+            </w:r>
+          </w:p>
+        </w:tc>
+        <w:tc>
+          <w:tcPr>
+            <w:tcW w:type="dxa" w:w="2160"/>
+          </w:tcPr>
+          <w:p>
+            <w:r>
+              <w:rPr>
+                <w:b/>
+              </w:rPr>
+              <w:t>BIC</w:t>
+            </w:r>
+          </w:p>
+        </w:tc>
+        <w:tc>
+          <w:tcPr>
+            <w:tcW w:type="dxa" w:w="2160"/>
+          </w:tcPr>
+          <w:p>
+            <w:r>
+              <w:rPr>
+                <w:b/>
+              </w:rPr>
+              <w:t>Ljung-Box p-value</w:t>
+            </w:r>
+          </w:p>
+        </w:tc>
+      </w:tr>
+      <w:tr>
+        <w:tc>
+          <w:tcPr>
+            <w:tcW w:type="dxa" w:w="2160"/>
+          </w:tcPr>
+          <w:p>
+            <w:r>
+              <w:t>ARIMA(3,1,3)</w:t>
+            </w:r>
+          </w:p>
+        </w:tc>
+        <w:tc>
+          <w:tcPr>
+            <w:tcW w:type="dxa" w:w="2160"/>
+          </w:tcPr>
+          <w:p>
+            <w:r>
+              <w:t>−2135.65</w:t>
+            </w:r>
+          </w:p>
+        </w:tc>
+        <w:tc>
+          <w:tcPr>
+            <w:tcW w:type="dxa" w:w="2160"/>
+          </w:tcPr>
+          <w:p>
+            <w:r>
+              <w:t>−2107.20</w:t>
+            </w:r>
+          </w:p>
+        </w:tc>
+        <w:tc>
+          <w:tcPr>
+            <w:tcW w:type="dxa" w:w="2160"/>
+          </w:tcPr>
+          <w:p>
+            <w:r>
+              <w:t>0.7626</w:t>
+            </w:r>
+          </w:p>
+        </w:tc>
+      </w:tr>
+    </w:tbl>
+    <w:p/>
+    <w:p>
+      <w:r>
+        <w:t xml:space="preserve">Key estimated coefficients: </w:t>
+      </w:r>
+      <w:r>
+        <w:rPr>
+          <w:i/>
+        </w:rPr>
+        <w:t>φ₁ = 0.6092</w:t>
+      </w:r>
+      <w:r>
+        <w:t xml:space="preserve">, </w:t>
+      </w:r>
+      <w:r>
+        <w:rPr>
+          <w:i/>
+        </w:rPr>
+        <w:t>φ₂ = −0.5732</w:t>
+      </w:r>
+      <w:r>
+        <w:t xml:space="preserve">, </w:t>
+      </w:r>
+      <w:r>
+        <w:rPr>
+          <w:i/>
+        </w:rPr>
+        <w:t>φ₃ = 0.7553</w:t>
+      </w:r>
+      <w:r>
+        <w:t xml:space="preserve">, </w:t>
+      </w:r>
+      <w:r>
+        <w:rPr>
+          <w:i/>
+        </w:rPr>
+        <w:t>θ₁ = −0.8316</w:t>
+      </w:r>
+      <w:r>
+        <w:t xml:space="preserve">, </w:t>
+      </w:r>
+      <w:r>
+        <w:rPr>
+          <w:i/>
+        </w:rPr>
+        <w:t>θ₂ = 0.6862</w:t>
+      </w:r>
+      <w:r>
+        <w:t xml:space="preserve">, </w:t>
+      </w:r>
+      <w:r>
+        <w:rPr>
+          <w:i/>
+        </w:rPr>
+        <w:t>θ₃ = −0.8547</w:t>
+      </w:r>
+      <w:r>
+        <w:t xml:space="preserve">, </w:t>
+      </w:r>
+      <w:r>
+        <w:rPr>
+          <w:i/>
+        </w:rPr>
+        <w:t>drift = 0.0003</w:t>
+      </w:r>
+      <w:r>
+        <w:t>.</w:t>
+      </w:r>
+    </w:p>
+    <w:p>
+      <w:r>
+        <w:t>The model combines strong information-criterion support with clean residual diagnostics. The small positive drift picks up the average quarterly increase in the consumption share, while the AR and MA terms capture the remaining short-run persistence in the differenced series.</w:t>
+      </w:r>
+    </w:p>
+    <w:p>
+      <w:pPr>
+        <w:pStyle w:val="Heading3"/>
+      </w:pPr>
+      <w:r>
+        <w:t>4(e) Policy Use</w:t>
+      </w:r>
+    </w:p>
+    <w:p>
+      <w:r>
+        <w:t>Real rate forecasts are useful because capital allocation and borrowing decisions respond to real financing costs, not nominal ones. From a monetary policy standpoint, the question is whether real rates are moving in a restrictive or accommodative direction and how quickly. The ARIMA model captures the persistence in the proxy and can provide a guide to how gradually real financing conditions are likely to evolve.</w:t>
+      </w:r>
+    </w:p>
+    <w:p>
+      <w:r>
+        <w:t>The consumption-ratio model is relevant to both monetary and fiscal authorities. A rising consumption share signals strong household demand and a falling saving rate. Fiscal policy makers need to account for this when modelling how households will respond to changes in taxes or transfers. On the monetary side, a high consumption share may imply greater sensitivity to interest-rate changes in aggregate demand, which would affect how much work a given rate move is likely to do.</w:t>
+      </w:r>
+    </w:p>
+    <w:p>
+      <w:r>
+        <w:br w:type="page"/>
+      </w:r>
+    </w:p>
+    <w:p>
+      <w:pPr>
+        <w:pStyle w:val="Heading2"/>
+      </w:pPr>
+      <w:r>
+        <w:t>Question 5</w:t>
+      </w:r>
+    </w:p>
+    <w:p>
+      <w:pPr>
+        <w:pStyle w:val="Heading3"/>
+      </w:pPr>
+      <w:r>
+        <w:t>5(a) Sample Variances</w:t>
+      </w:r>
+    </w:p>
+    <w:p>
+      <w:r>
+        <w:t xml:space="preserve">Daily returns are constructed as </w:t>
+      </w:r>
+      <w:r>
+        <w:rPr>
+          <w:i/>
+        </w:rPr>
+        <w:t>e</w:t>
+      </w:r>
+      <w:r>
+        <w:rPr>
+          <w:i/>
+          <w:vertAlign w:val="subscript"/>
+        </w:rPr>
+        <w:t>j,t</w:t>
+      </w:r>
+      <w:r>
+        <w:rPr>
+          <w:i/>
+        </w:rPr>
+        <w:t xml:space="preserve"> = 100 × [log(E</w:t>
+      </w:r>
+      <w:r>
+        <w:rPr>
+          <w:i/>
+          <w:vertAlign w:val="subscript"/>
+        </w:rPr>
+        <w:t>j,t</w:t>
+      </w:r>
+      <w:r>
+        <w:rPr>
+          <w:i/>
+        </w:rPr>
+        <w:t>) − log(E</w:t>
+      </w:r>
+      <w:r>
+        <w:rPr>
+          <w:i/>
+          <w:vertAlign w:val="subscript"/>
+        </w:rPr>
+        <w:t>j,t−1</w:t>
+      </w:r>
+      <w:r>
+        <w:rPr>
+          <w:i/>
+        </w:rPr>
+        <w:t>)]</w:t>
+      </w:r>
+      <w:r>
+        <w:t xml:space="preserve"> for </w:t>
+      </w:r>
+      <w:r>
+        <w:rPr>
+          <w:i/>
+        </w:rPr>
+        <w:t>j ∈ {CNY, USD, TWI, SDR}</w:t>
+      </w:r>
+      <w:r>
+        <w:t>, as required in the question.</w:t>
+      </w:r>
+    </w:p>
+    <w:tbl>
+      <w:tblPr>
+        <w:tblStyle w:val="TableGrid"/>
+        <w:tblW w:type="auto" w:w="0"/>
+        <w:tblLook w:firstColumn="1" w:firstRow="1" w:lastColumn="0" w:lastRow="0" w:noHBand="0" w:noVBand="1" w:val="04A0"/>
+      </w:tblPr>
+      <w:tblGrid>
+        <w:gridCol w:w="4320"/>
+        <w:gridCol w:w="4320"/>
+      </w:tblGrid>
+      <w:tr>
+        <w:tc>
+          <w:tcPr>
+            <w:tcW w:type="dxa" w:w="4320"/>
+          </w:tcPr>
+          <w:p>
+            <w:r>
+              <w:rPr>
+                <w:b/>
+              </w:rPr>
+              <w:t>Currency</w:t>
+            </w:r>
+          </w:p>
+        </w:tc>
+        <w:tc>
+          <w:tcPr>
+            <w:tcW w:type="dxa" w:w="4320"/>
+          </w:tcPr>
+          <w:p>
+            <w:r>
+              <w:rPr>
+                <w:b/>
+              </w:rPr>
+              <w:t>Sample Variance</w:t>
+            </w:r>
+          </w:p>
+        </w:tc>
+      </w:tr>
+      <w:tr>
+        <w:tc>
+          <w:tcPr>
+            <w:tcW w:type="dxa" w:w="4320"/>
+          </w:tcPr>
+          <w:p>
+            <w:r>
+              <w:t>CNY</w:t>
+            </w:r>
+          </w:p>
+        </w:tc>
+        <w:tc>
+          <w:tcPr>
+            <w:tcW w:type="dxa" w:w="4320"/>
+          </w:tcPr>
+          <w:p>
+            <w:r>
+              <w:t>0.3369</w:t>
+            </w:r>
+          </w:p>
+        </w:tc>
+      </w:tr>
+      <w:tr>
+        <w:tc>
+          <w:tcPr>
+            <w:tcW w:type="dxa" w:w="4320"/>
+          </w:tcPr>
+          <w:p>
+            <w:r>
+              <w:t>USD</w:t>
+            </w:r>
+          </w:p>
+        </w:tc>
+        <w:tc>
+          <w:tcPr>
+            <w:tcW w:type="dxa" w:w="4320"/>
+          </w:tcPr>
+          <w:p>
+            <w:r>
+              <w:t>0.4381</w:t>
+            </w:r>
+          </w:p>
+        </w:tc>
+      </w:tr>
+      <w:tr>
+        <w:tc>
+          <w:tcPr>
+            <w:tcW w:type="dxa" w:w="4320"/>
+          </w:tcPr>
+          <w:p>
+            <w:r>
+              <w:t>TWI</w:t>
+            </w:r>
+          </w:p>
+        </w:tc>
+        <w:tc>
+          <w:tcPr>
+            <w:tcW w:type="dxa" w:w="4320"/>
+          </w:tcPr>
+          <w:p>
+            <w:r>
+              <w:t>0.2675</w:t>
+            </w:r>
+          </w:p>
+        </w:tc>
+      </w:tr>
+      <w:tr>
+        <w:tc>
+          <w:tcPr>
+            <w:tcW w:type="dxa" w:w="4320"/>
+          </w:tcPr>
+          <w:p>
+            <w:r>
+              <w:t>SDR</w:t>
+            </w:r>
+          </w:p>
+        </w:tc>
+        <w:tc>
+          <w:tcPr>
+            <w:tcW w:type="dxa" w:w="4320"/>
+          </w:tcPr>
+          <w:p>
+            <w:r>
+              <w:t>0.4492</w:t>
+            </w:r>
+          </w:p>
+        </w:tc>
+      </w:tr>
+    </w:tbl>
+    <w:p/>
+    <w:p>
+      <w:r>
+        <w:t>Sample variance here estimates the unconditional variance of each return series and summarises average return variability over the full sample. The ranking runs SDR &gt; USD &gt; CNY &gt; TWI, making SDR the most volatile on average and TWI the least.</w:t>
+      </w:r>
+    </w:p>
+    <w:p>
+      <w:r>
+        <w:t>Taken at face value, TWI returns were the smoothest over the period while USD and SDR were the most variable. A basket-index structure plausibly explains some of TWI's low variance through diversification, and a managed exchange-rate regime plausibly explains some of CNY's relatively contained variation, though neither of these is established by the variance estimates themselves. The statistics speak to the average volatility ranking only, not to its structural causes, and they say nothing about whether volatility was stable across the sample or concentrated in particular episodes.</w:t>
+      </w:r>
+    </w:p>
+    <w:p>
+      <w:pPr>
+        <w:pStyle w:val="Heading3"/>
+      </w:pPr>
+      <w:r>
+        <w:t>5(b) Absolute Returns</w:t>
+      </w:r>
+    </w:p>
+    <w:p>
+      <w:pPr>
+        <w:jc w:val="center"/>
+      </w:pPr>
+      <w:r>
         <w:drawing>
           <wp:inline xmlns:a="http://schemas.openxmlformats.org/drawingml/2006/main" xmlns:pic="http://schemas.openxmlformats.org/drawingml/2006/picture">
-            <wp:extent cx="5852160" cy="1950720"/>
+            <wp:extent cx="5852160" cy="2926080"/>
             <wp:docPr id="9" name="Picture 9"/>
             <wp:cNvGraphicFramePr>
               <a:graphicFrameLocks noChangeAspect="1"/>
@@ -6051,7 +4134,7 @@
               <a:graphicData uri="http://schemas.openxmlformats.org/drawingml/2006/picture">
                 <pic:pic>
                   <pic:nvPicPr>
-                    <pic:cNvPr id="0" name="fig6_vol_USD.png"/>
+                    <pic:cNvPr id="0" name="fig5b_abs_returns.png"/>
                     <pic:cNvPicPr/>
                   </pic:nvPicPr>
                   <pic:blipFill>
@@ -6063,7 +4146,7 @@
                   <pic:spPr>
                     <a:xfrm>
                       <a:off x="0" y="0"/>
-                      <a:ext cx="5852160" cy="1950720"/>
+                      <a:ext cx="5852160" cy="2926080"/>
                     </a:xfrm>
                     <a:prstGeom prst="rect"/>
                   </pic:spPr>
@@ -6072,6 +4155,1743 @@
             </a:graphic>
           </wp:inline>
         </w:drawing>
+      </w:r>
+    </w:p>
+    <w:p>
+      <w:pPr>
+        <w:jc w:val="center"/>
+      </w:pPr>
+      <w:r>
+        <w:t>Figure 9</w:t>
+      </w:r>
+    </w:p>
+    <w:p>
+      <w:r>
+        <w:t xml:space="preserve">The absolute-return plots for </w:t>
+      </w:r>
+      <w:r>
+        <w:rPr>
+          <w:i/>
+        </w:rPr>
+        <w:t>|e</w:t>
+      </w:r>
+      <w:r>
+        <w:rPr>
+          <w:i/>
+          <w:vertAlign w:val="subscript"/>
+        </w:rPr>
+        <w:t>j,t</w:t>
+      </w:r>
+      <w:r>
+        <w:rPr>
+          <w:i/>
+        </w:rPr>
+        <w:t>|</w:t>
+      </w:r>
+      <w:r>
+        <w:t xml:space="preserve"> show pronounced volatility clustering across all four currencies, particularly around March 2020 and in later parts of the sample. Large absolute returns tend to cluster together, as do quiet periods. All four series spike simultaneously at the onset of COVID-19, which is the most visible common feature across the plots.</w:t>
+      </w:r>
+    </w:p>
+    <w:p>
+      <w:r>
+        <w:t>This kind of clustering is not what would be expected under an iid constant-variance process. Sustained bursts of high or low activity across many consecutive observations point instead to time-varying conditional volatility, which is precisely the feature that GARCH-type models aim to capture.</w:t>
+      </w:r>
+    </w:p>
+    <w:p>
+      <w:r>
+        <w:br w:type="page"/>
+      </w:r>
+    </w:p>
+    <w:p>
+      <w:pPr>
+        <w:pStyle w:val="Heading2"/>
+      </w:pPr>
+      <w:r>
+        <w:t>Question 6</w:t>
+      </w:r>
+    </w:p>
+    <w:p>
+      <w:pPr>
+        <w:pStyle w:val="Heading3"/>
+      </w:pPr>
+      <w:r>
+        <w:t>Testing for GARCH Effects</w:t>
+      </w:r>
+    </w:p>
+    <w:p>
+      <w:r>
+        <w:t>Before fitting a variance model, the Engle ARCH LM test with 10 lags was applied to each return series:</w:t>
+      </w:r>
+    </w:p>
+    <w:tbl>
+      <w:tblPr>
+        <w:tblStyle w:val="TableGrid"/>
+        <w:tblW w:type="auto" w:w="0"/>
+        <w:tblLook w:firstColumn="1" w:firstRow="1" w:lastColumn="0" w:lastRow="0" w:noHBand="0" w:noVBand="1" w:val="04A0"/>
+      </w:tblPr>
+      <w:tblGrid>
+        <w:gridCol w:w="2160"/>
+        <w:gridCol w:w="2160"/>
+        <w:gridCol w:w="2160"/>
+        <w:gridCol w:w="2160"/>
+      </w:tblGrid>
+      <w:tr>
+        <w:tc>
+          <w:tcPr>
+            <w:tcW w:type="dxa" w:w="2160"/>
+          </w:tcPr>
+          <w:p>
+            <w:r>
+              <w:rPr>
+                <w:b/>
+              </w:rPr>
+              <w:t>Currency</w:t>
+            </w:r>
+          </w:p>
+        </w:tc>
+        <w:tc>
+          <w:tcPr>
+            <w:tcW w:type="dxa" w:w="2160"/>
+          </w:tcPr>
+          <w:p>
+            <w:r>
+              <w:rPr>
+                <w:b/>
+              </w:rPr>
+              <w:t>ARCH LM Statistic</w:t>
+            </w:r>
+          </w:p>
+        </w:tc>
+        <w:tc>
+          <w:tcPr>
+            <w:tcW w:type="dxa" w:w="2160"/>
+          </w:tcPr>
+          <w:p>
+            <w:r>
+              <w:rPr>
+                <w:b/>
+              </w:rPr>
+              <w:t>p-value</w:t>
+            </w:r>
+          </w:p>
+        </w:tc>
+        <w:tc>
+          <w:tcPr>
+            <w:tcW w:type="dxa" w:w="2160"/>
+          </w:tcPr>
+          <w:p>
+            <w:r>
+              <w:rPr>
+                <w:b/>
+              </w:rPr>
+              <w:t>Ljung-Box on Squared Returns p-value</w:t>
+            </w:r>
+          </w:p>
+        </w:tc>
+      </w:tr>
+      <w:tr>
+        <w:tc>
+          <w:tcPr>
+            <w:tcW w:type="dxa" w:w="2160"/>
+          </w:tcPr>
+          <w:p>
+            <w:r>
+              <w:t>CNY</w:t>
+            </w:r>
+          </w:p>
+        </w:tc>
+        <w:tc>
+          <w:tcPr>
+            <w:tcW w:type="dxa" w:w="2160"/>
+          </w:tcPr>
+          <w:p>
+            <w:r>
+              <w:t>401.62</w:t>
+            </w:r>
+          </w:p>
+        </w:tc>
+        <w:tc>
+          <w:tcPr>
+            <w:tcW w:type="dxa" w:w="2160"/>
+          </w:tcPr>
+          <w:p>
+            <w:r>
+              <w:t>p &lt; 1e-15</w:t>
+            </w:r>
+          </w:p>
+        </w:tc>
+        <w:tc>
+          <w:tcPr>
+            <w:tcW w:type="dxa" w:w="2160"/>
+          </w:tcPr>
+          <w:p>
+            <w:r>
+              <w:t>p &lt; 1e-15</w:t>
+            </w:r>
+          </w:p>
+        </w:tc>
+      </w:tr>
+      <w:tr>
+        <w:tc>
+          <w:tcPr>
+            <w:tcW w:type="dxa" w:w="2160"/>
+          </w:tcPr>
+          <w:p>
+            <w:r>
+              <w:t>USD</w:t>
+            </w:r>
+          </w:p>
+        </w:tc>
+        <w:tc>
+          <w:tcPr>
+            <w:tcW w:type="dxa" w:w="2160"/>
+          </w:tcPr>
+          <w:p>
+            <w:r>
+              <w:t>275.60</w:t>
+            </w:r>
+          </w:p>
+        </w:tc>
+        <w:tc>
+          <w:tcPr>
+            <w:tcW w:type="dxa" w:w="2160"/>
+          </w:tcPr>
+          <w:p>
+            <w:r>
+              <w:t>p &lt; 1e-15</w:t>
+            </w:r>
+          </w:p>
+        </w:tc>
+        <w:tc>
+          <w:tcPr>
+            <w:tcW w:type="dxa" w:w="2160"/>
+          </w:tcPr>
+          <w:p>
+            <w:r>
+              <w:t>p &lt; 1e-15</w:t>
+            </w:r>
+          </w:p>
+        </w:tc>
+      </w:tr>
+      <w:tr>
+        <w:tc>
+          <w:tcPr>
+            <w:tcW w:type="dxa" w:w="2160"/>
+          </w:tcPr>
+          <w:p>
+            <w:r>
+              <w:t>TWI</w:t>
+            </w:r>
+          </w:p>
+        </w:tc>
+        <w:tc>
+          <w:tcPr>
+            <w:tcW w:type="dxa" w:w="2160"/>
+          </w:tcPr>
+          <w:p>
+            <w:r>
+              <w:t>484.45</w:t>
+            </w:r>
+          </w:p>
+        </w:tc>
+        <w:tc>
+          <w:tcPr>
+            <w:tcW w:type="dxa" w:w="2160"/>
+          </w:tcPr>
+          <w:p>
+            <w:r>
+              <w:t>p &lt; 1e-15</w:t>
+            </w:r>
+          </w:p>
+        </w:tc>
+        <w:tc>
+          <w:tcPr>
+            <w:tcW w:type="dxa" w:w="2160"/>
+          </w:tcPr>
+          <w:p>
+            <w:r>
+              <w:t>p &lt; 1e-15</w:t>
+            </w:r>
+          </w:p>
+        </w:tc>
+      </w:tr>
+      <w:tr>
+        <w:tc>
+          <w:tcPr>
+            <w:tcW w:type="dxa" w:w="2160"/>
+          </w:tcPr>
+          <w:p>
+            <w:r>
+              <w:t>SDR</w:t>
+            </w:r>
+          </w:p>
+        </w:tc>
+        <w:tc>
+          <w:tcPr>
+            <w:tcW w:type="dxa" w:w="2160"/>
+          </w:tcPr>
+          <w:p>
+            <w:r>
+              <w:t>426.45</w:t>
+            </w:r>
+          </w:p>
+        </w:tc>
+        <w:tc>
+          <w:tcPr>
+            <w:tcW w:type="dxa" w:w="2160"/>
+          </w:tcPr>
+          <w:p>
+            <w:r>
+              <w:t>p &lt; 1e-15</w:t>
+            </w:r>
+          </w:p>
+        </w:tc>
+        <w:tc>
+          <w:tcPr>
+            <w:tcW w:type="dxa" w:w="2160"/>
+          </w:tcPr>
+          <w:p>
+            <w:r>
+              <w:t>p &lt; 1e-15</w:t>
+            </w:r>
+          </w:p>
+        </w:tc>
+      </w:tr>
+    </w:tbl>
+    <w:p/>
+    <w:p>
+      <w:r>
+        <w:t xml:space="preserve">Both tests reject constant variance very strongly for every series. The p-values are recorded as </w:t>
+      </w:r>
+      <w:r>
+        <w:rPr>
+          <w:i/>
+        </w:rPr>
+        <w:t>p &lt; 1e-15</w:t>
+      </w:r>
+      <w:r>
+        <w:t xml:space="preserve"> because they are numerically indistinguishable from zero rather than literally equal to it. A constant-variance model is clearly not adequate for any of the four currencies, and GARCH-type modelling is well justified.</w:t>
+      </w:r>
+    </w:p>
+    <w:p>
+      <w:pPr>
+        <w:pStyle w:val="Heading3"/>
+      </w:pPr>
+      <w:r>
+        <w:t>Mean Equation Selection</w:t>
+      </w:r>
+    </w:p>
+    <w:p>
+      <w:r>
+        <w:t xml:space="preserve">A small ARMA grid was estimated for each return series to pin down sensible low-order mean dynamics before the conditional variance was modelled jointly. For USD, TWI, and SDR, the mean equations from that preliminary step carried through to the final ARMA-GARCH specifications unchanged. CNY was an exception: adding one extra MA term in the joint estimation improved the fit, so the final mean equation for CNY is </w:t>
+      </w:r>
+      <w:r>
+        <w:rPr>
+          <w:i/>
+        </w:rPr>
+        <w:t>ARMA(2,3)</w:t>
+      </w:r>
+      <w:r>
+        <w:t xml:space="preserve"> rather than the preliminary </w:t>
+      </w:r>
+      <w:r>
+        <w:rPr>
+          <w:i/>
+        </w:rPr>
+        <w:t>ARMA(2,2)</w:t>
+      </w:r>
+      <w:r>
+        <w:t>.</w:t>
+      </w:r>
+    </w:p>
+    <w:p>
+      <w:r>
+        <w:t>Final mean equations:</w:t>
+      </w:r>
+    </w:p>
+    <w:p>
+      <w:pPr>
+        <w:pStyle w:val="ListBullet"/>
+      </w:pPr>
+      <w:r>
+        <w:rPr>
+          <w:b/>
+        </w:rPr>
+        <w:t>CNY</w:t>
+      </w:r>
+      <w:r>
+        <w:t xml:space="preserve">: </w:t>
+      </w:r>
+      <w:r>
+        <w:rPr>
+          <w:i/>
+        </w:rPr>
+        <w:t>ARMA(2,3)</w:t>
+      </w:r>
+    </w:p>
+    <w:p>
+      <w:pPr>
+        <w:pStyle w:val="ListBullet"/>
+      </w:pPr>
+      <w:r>
+        <w:rPr>
+          <w:b/>
+        </w:rPr>
+        <w:t>USD</w:t>
+      </w:r>
+      <w:r>
+        <w:t xml:space="preserve">: </w:t>
+      </w:r>
+      <w:r>
+        <w:rPr>
+          <w:i/>
+        </w:rPr>
+        <w:t>ARMA(0,0)</w:t>
+      </w:r>
+    </w:p>
+    <w:p>
+      <w:pPr>
+        <w:pStyle w:val="ListBullet"/>
+      </w:pPr>
+      <w:r>
+        <w:rPr>
+          <w:b/>
+        </w:rPr>
+        <w:t>TWI</w:t>
+      </w:r>
+      <w:r>
+        <w:t xml:space="preserve">: </w:t>
+      </w:r>
+      <w:r>
+        <w:rPr>
+          <w:i/>
+        </w:rPr>
+        <w:t>ARMA(1,0)</w:t>
+      </w:r>
+    </w:p>
+    <w:p>
+      <w:pPr>
+        <w:pStyle w:val="ListBullet"/>
+      </w:pPr>
+      <w:r>
+        <w:rPr>
+          <w:b/>
+        </w:rPr>
+        <w:t>SDR</w:t>
+      </w:r>
+      <w:r>
+        <w:t xml:space="preserve">: </w:t>
+      </w:r>
+      <w:r>
+        <w:rPr>
+          <w:i/>
+        </w:rPr>
+        <w:t>ARMA(0,1)</w:t>
+      </w:r>
+    </w:p>
+    <w:p>
+      <w:pPr>
+        <w:pStyle w:val="Heading3"/>
+      </w:pPr>
+      <w:r>
+        <w:t>Variance Model and Error Distribution</w:t>
+      </w:r>
+    </w:p>
+    <w:p>
+      <w:r>
+        <w:t xml:space="preserve">A broad range of </w:t>
+      </w:r>
+      <w:r>
+        <w:rPr>
+          <w:i/>
+        </w:rPr>
+        <w:t>ARMA(p,q)-GARCH(p</w:t>
+      </w:r>
+      <w:r>
+        <w:rPr>
+          <w:i/>
+          <w:vertAlign w:val="subscript"/>
+        </w:rPr>
+        <w:t>s</w:t>
+      </w:r>
+      <w:r>
+        <w:rPr>
+          <w:i/>
+        </w:rPr>
+        <w:t>igma,q</w:t>
+      </w:r>
+      <w:r>
+        <w:rPr>
+          <w:i/>
+          <w:vertAlign w:val="subscript"/>
+        </w:rPr>
+        <w:t>s</w:t>
+      </w:r>
+      <w:r>
+        <w:rPr>
+          <w:i/>
+        </w:rPr>
+        <w:t>igma)</w:t>
+      </w:r>
+      <w:r>
+        <w:t xml:space="preserve"> models was estimated for each currency, allowing </w:t>
+      </w:r>
+      <w:r>
+        <w:rPr>
+          <w:i/>
+        </w:rPr>
+        <w:t>p</w:t>
+      </w:r>
+      <w:r>
+        <w:rPr>
+          <w:i/>
+          <w:vertAlign w:val="subscript"/>
+        </w:rPr>
+        <w:t>s</w:t>
+      </w:r>
+      <w:r>
+        <w:rPr>
+          <w:i/>
+        </w:rPr>
+        <w:t>igma, q</w:t>
+      </w:r>
+      <w:r>
+        <w:rPr>
+          <w:i/>
+          <w:vertAlign w:val="subscript"/>
+        </w:rPr>
+        <w:t>s</w:t>
+      </w:r>
+      <w:r>
+        <w:rPr>
+          <w:i/>
+        </w:rPr>
+        <w:t>igma</w:t>
+      </w:r>
+      <w:r>
+        <w:t xml:space="preserve"> up to 4 and considering Normal, Student-t, and skewed-Student-t error distributions. To remain consistent with the question's framing, all final specifications use symmetric </w:t>
+      </w:r>
+      <w:r>
+        <w:rPr>
+          <w:i/>
+        </w:rPr>
+        <w:t>GARCH</w:t>
+      </w:r>
+      <w:r>
+        <w:t xml:space="preserve"> rather than asymmetric extensions. Model selection balanced three criteria:</w:t>
+      </w:r>
+    </w:p>
+    <w:p>
+      <w:pPr>
+        <w:pStyle w:val="ListBullet"/>
+      </w:pPr>
+      <w:r>
+        <w:t>low information criteria, with particular weight on BIC;</w:t>
+      </w:r>
+    </w:p>
+    <w:p>
+      <w:pPr>
+        <w:pStyle w:val="ListBullet"/>
+      </w:pPr>
+      <w:r>
+        <w:t>no remaining serial correlation in standardised residuals;</w:t>
+      </w:r>
+    </w:p>
+    <w:p>
+      <w:pPr>
+        <w:pStyle w:val="ListBullet"/>
+      </w:pPr>
+      <w:r>
+        <w:t>no material remaining ARCH effects in squared standardised residuals, and persistence strictly below one so the long-run variance in Question 7 is well defined.</w:t>
+      </w:r>
+    </w:p>
+    <w:p>
+      <w:r>
+        <w:t>The selected models are:</w:t>
+      </w:r>
+    </w:p>
+    <w:tbl>
+      <w:tblPr>
+        <w:tblStyle w:val="TableGrid"/>
+        <w:tblW w:type="auto" w:w="0"/>
+        <w:tblLook w:firstColumn="1" w:firstRow="1" w:lastColumn="0" w:lastRow="0" w:noHBand="0" w:noVBand="1" w:val="04A0"/>
+      </w:tblPr>
+      <w:tblGrid>
+        <w:gridCol w:w="1440"/>
+        <w:gridCol w:w="1440"/>
+        <w:gridCol w:w="1440"/>
+        <w:gridCol w:w="1440"/>
+        <w:gridCol w:w="1440"/>
+        <w:gridCol w:w="1440"/>
+      </w:tblGrid>
+      <w:tr>
+        <w:tc>
+          <w:tcPr>
+            <w:tcW w:type="dxa" w:w="1440"/>
+          </w:tcPr>
+          <w:p>
+            <w:r>
+              <w:rPr>
+                <w:b/>
+              </w:rPr>
+              <w:t>Currency</w:t>
+            </w:r>
+          </w:p>
+        </w:tc>
+        <w:tc>
+          <w:tcPr>
+            <w:tcW w:type="dxa" w:w="1440"/>
+          </w:tcPr>
+          <w:p>
+            <w:r>
+              <w:rPr>
+                <w:b/>
+              </w:rPr>
+              <w:t>Mean Model</w:t>
+            </w:r>
+          </w:p>
+        </w:tc>
+        <w:tc>
+          <w:tcPr>
+            <w:tcW w:type="dxa" w:w="1440"/>
+          </w:tcPr>
+          <w:p>
+            <w:r>
+              <w:rPr>
+                <w:b/>
+              </w:rPr>
+              <w:t>Variance Model</w:t>
+            </w:r>
+          </w:p>
+        </w:tc>
+        <w:tc>
+          <w:tcPr>
+            <w:tcW w:type="dxa" w:w="1440"/>
+          </w:tcPr>
+          <w:p>
+            <w:r>
+              <w:rPr>
+                <w:b/>
+              </w:rPr>
+              <w:t>Errors</w:t>
+            </w:r>
+          </w:p>
+        </w:tc>
+        <w:tc>
+          <w:tcPr>
+            <w:tcW w:type="dxa" w:w="1440"/>
+          </w:tcPr>
+          <w:p>
+            <w:r>
+              <w:rPr>
+                <w:b/>
+              </w:rPr>
+              <w:t>AIC</w:t>
+            </w:r>
+          </w:p>
+        </w:tc>
+        <w:tc>
+          <w:tcPr>
+            <w:tcW w:type="dxa" w:w="1440"/>
+          </w:tcPr>
+          <w:p>
+            <w:r>
+              <w:rPr>
+                <w:b/>
+              </w:rPr>
+              <w:t>BIC</w:t>
+            </w:r>
+          </w:p>
+        </w:tc>
+      </w:tr>
+      <w:tr>
+        <w:tc>
+          <w:tcPr>
+            <w:tcW w:type="dxa" w:w="1440"/>
+          </w:tcPr>
+          <w:p>
+            <w:r>
+              <w:t>CNY</w:t>
+            </w:r>
+          </w:p>
+        </w:tc>
+        <w:tc>
+          <w:tcPr>
+            <w:tcW w:type="dxa" w:w="1440"/>
+          </w:tcPr>
+          <w:p>
+            <w:r>
+              <w:t>ARMA(2,3)</w:t>
+            </w:r>
+          </w:p>
+        </w:tc>
+        <w:tc>
+          <w:tcPr>
+            <w:tcW w:type="dxa" w:w="1440"/>
+          </w:tcPr>
+          <w:p>
+            <w:r>
+              <w:t>GARCH(1,3)</w:t>
+            </w:r>
+          </w:p>
+        </w:tc>
+        <w:tc>
+          <w:tcPr>
+            <w:tcW w:type="dxa" w:w="1440"/>
+          </w:tcPr>
+          <w:p>
+            <w:r>
+              <w:t>Normal</w:t>
+            </w:r>
+          </w:p>
+        </w:tc>
+        <w:tc>
+          <w:tcPr>
+            <w:tcW w:type="dxa" w:w="1440"/>
+          </w:tcPr>
+          <w:p>
+            <w:r>
+              <w:t>1.5490</w:t>
+            </w:r>
+          </w:p>
+        </w:tc>
+        <w:tc>
+          <w:tcPr>
+            <w:tcW w:type="dxa" w:w="1440"/>
+          </w:tcPr>
+          <w:p>
+            <w:r>
+              <w:t>1.5796</w:t>
+            </w:r>
+          </w:p>
+        </w:tc>
+      </w:tr>
+      <w:tr>
+        <w:tc>
+          <w:tcPr>
+            <w:tcW w:type="dxa" w:w="1440"/>
+          </w:tcPr>
+          <w:p>
+            <w:r>
+              <w:t>USD</w:t>
+            </w:r>
+          </w:p>
+        </w:tc>
+        <w:tc>
+          <w:tcPr>
+            <w:tcW w:type="dxa" w:w="1440"/>
+          </w:tcPr>
+          <w:p>
+            <w:r>
+              <w:t>ARMA(0,0)</w:t>
+            </w:r>
+          </w:p>
+        </w:tc>
+        <w:tc>
+          <w:tcPr>
+            <w:tcW w:type="dxa" w:w="1440"/>
+          </w:tcPr>
+          <w:p>
+            <w:r>
+              <w:t>GARCH(3,3)</w:t>
+            </w:r>
+          </w:p>
+        </w:tc>
+        <w:tc>
+          <w:tcPr>
+            <w:tcW w:type="dxa" w:w="1440"/>
+          </w:tcPr>
+          <w:p>
+            <w:r>
+              <w:t>Normal</w:t>
+            </w:r>
+          </w:p>
+        </w:tc>
+        <w:tc>
+          <w:tcPr>
+            <w:tcW w:type="dxa" w:w="1440"/>
+          </w:tcPr>
+          <w:p>
+            <w:r>
+              <w:t>1.8398</w:t>
+            </w:r>
+          </w:p>
+        </w:tc>
+        <w:tc>
+          <w:tcPr>
+            <w:tcW w:type="dxa" w:w="1440"/>
+          </w:tcPr>
+          <w:p>
+            <w:r>
+              <w:t>1.8620</w:t>
+            </w:r>
+          </w:p>
+        </w:tc>
+      </w:tr>
+      <w:tr>
+        <w:tc>
+          <w:tcPr>
+            <w:tcW w:type="dxa" w:w="1440"/>
+          </w:tcPr>
+          <w:p>
+            <w:r>
+              <w:t>TWI</w:t>
+            </w:r>
+          </w:p>
+        </w:tc>
+        <w:tc>
+          <w:tcPr>
+            <w:tcW w:type="dxa" w:w="1440"/>
+          </w:tcPr>
+          <w:p>
+            <w:r>
+              <w:t>ARMA(1,0)</w:t>
+            </w:r>
+          </w:p>
+        </w:tc>
+        <w:tc>
+          <w:tcPr>
+            <w:tcW w:type="dxa" w:w="1440"/>
+          </w:tcPr>
+          <w:p>
+            <w:r>
+              <w:t>GARCH(1,3)</w:t>
+            </w:r>
+          </w:p>
+        </w:tc>
+        <w:tc>
+          <w:tcPr>
+            <w:tcW w:type="dxa" w:w="1440"/>
+          </w:tcPr>
+          <w:p>
+            <w:r>
+              <w:t>Normal</w:t>
+            </w:r>
+          </w:p>
+        </w:tc>
+        <w:tc>
+          <w:tcPr>
+            <w:tcW w:type="dxa" w:w="1440"/>
+          </w:tcPr>
+          <w:p>
+            <w:r>
+              <w:t>1.3099</w:t>
+            </w:r>
+          </w:p>
+        </w:tc>
+        <w:tc>
+          <w:tcPr>
+            <w:tcW w:type="dxa" w:w="1440"/>
+          </w:tcPr>
+          <w:p>
+            <w:r>
+              <w:t>1.3294</w:t>
+            </w:r>
+          </w:p>
+        </w:tc>
+      </w:tr>
+      <w:tr>
+        <w:tc>
+          <w:tcPr>
+            <w:tcW w:type="dxa" w:w="1440"/>
+          </w:tcPr>
+          <w:p>
+            <w:r>
+              <w:t>SDR</w:t>
+            </w:r>
+          </w:p>
+        </w:tc>
+        <w:tc>
+          <w:tcPr>
+            <w:tcW w:type="dxa" w:w="1440"/>
+          </w:tcPr>
+          <w:p>
+            <w:r>
+              <w:t>ARMA(0,1)</w:t>
+            </w:r>
+          </w:p>
+        </w:tc>
+        <w:tc>
+          <w:tcPr>
+            <w:tcW w:type="dxa" w:w="1440"/>
+          </w:tcPr>
+          <w:p>
+            <w:r>
+              <w:t>GARCH(4,4)</w:t>
+            </w:r>
+          </w:p>
+        </w:tc>
+        <w:tc>
+          <w:tcPr>
+            <w:tcW w:type="dxa" w:w="1440"/>
+          </w:tcPr>
+          <w:p>
+            <w:r>
+              <w:t>Normal</w:t>
+            </w:r>
+          </w:p>
+        </w:tc>
+        <w:tc>
+          <w:tcPr>
+            <w:tcW w:type="dxa" w:w="1440"/>
+          </w:tcPr>
+          <w:p>
+            <w:r>
+              <w:t>1.8309</w:t>
+            </w:r>
+          </w:p>
+        </w:tc>
+        <w:tc>
+          <w:tcPr>
+            <w:tcW w:type="dxa" w:w="1440"/>
+          </w:tcPr>
+          <w:p>
+            <w:r>
+              <w:t>1.8615</w:t>
+            </w:r>
+          </w:p>
+        </w:tc>
+      </w:tr>
+    </w:tbl>
+    <w:p/>
+    <w:p>
+      <w:r>
+        <w:t>Key estimated coefficients:</w:t>
+      </w:r>
+    </w:p>
+    <w:tbl>
+      <w:tblPr>
+        <w:tblStyle w:val="TableGrid"/>
+        <w:tblW w:type="auto" w:w="0"/>
+        <w:tblLook w:firstColumn="1" w:firstRow="1" w:lastColumn="0" w:lastRow="0" w:noHBand="0" w:noVBand="1" w:val="04A0"/>
+      </w:tblPr>
+      <w:tblGrid>
+        <w:gridCol w:w="1234"/>
+        <w:gridCol w:w="1234"/>
+        <w:gridCol w:w="1234"/>
+        <w:gridCol w:w="1234"/>
+        <w:gridCol w:w="1234"/>
+        <w:gridCol w:w="1234"/>
+        <w:gridCol w:w="1234"/>
+      </w:tblGrid>
+      <w:tr>
+        <w:tc>
+          <w:tcPr>
+            <w:tcW w:type="dxa" w:w="1234"/>
+          </w:tcPr>
+          <w:p>
+            <w:r>
+              <w:rPr>
+                <w:b/>
+              </w:rPr>
+              <w:t>Currency</w:t>
+            </w:r>
+          </w:p>
+        </w:tc>
+        <w:tc>
+          <w:tcPr>
+            <w:tcW w:type="dxa" w:w="1234"/>
+          </w:tcPr>
+          <w:p>
+            <w:r>
+              <w:rPr>
+                <w:b/>
+                <w:i/>
+              </w:rPr>
+              <w:t>μ</w:t>
+            </w:r>
+          </w:p>
+        </w:tc>
+        <w:tc>
+          <w:tcPr>
+            <w:tcW w:type="dxa" w:w="1234"/>
+          </w:tcPr>
+          <w:p>
+            <w:r>
+              <w:rPr>
+                <w:b/>
+              </w:rPr>
+              <w:t>AR terms</w:t>
+            </w:r>
+          </w:p>
+        </w:tc>
+        <w:tc>
+          <w:tcPr>
+            <w:tcW w:type="dxa" w:w="1234"/>
+          </w:tcPr>
+          <w:p>
+            <w:r>
+              <w:rPr>
+                <w:b/>
+              </w:rPr>
+              <w:t>MA terms</w:t>
+            </w:r>
+          </w:p>
+        </w:tc>
+        <w:tc>
+          <w:tcPr>
+            <w:tcW w:type="dxa" w:w="1234"/>
+          </w:tcPr>
+          <w:p>
+            <w:r>
+              <w:rPr>
+                <w:b/>
+                <w:i/>
+              </w:rPr>
+              <w:t>ω</w:t>
+            </w:r>
+          </w:p>
+        </w:tc>
+        <w:tc>
+          <w:tcPr>
+            <w:tcW w:type="dxa" w:w="1234"/>
+          </w:tcPr>
+          <w:p>
+            <w:r>
+              <w:rPr>
+                <w:b/>
+              </w:rPr>
+              <w:t>ARCH terms</w:t>
+            </w:r>
+          </w:p>
+        </w:tc>
+        <w:tc>
+          <w:tcPr>
+            <w:tcW w:type="dxa" w:w="1234"/>
+          </w:tcPr>
+          <w:p>
+            <w:r>
+              <w:rPr>
+                <w:b/>
+              </w:rPr>
+              <w:t>GARCH terms</w:t>
+            </w:r>
+          </w:p>
+        </w:tc>
+      </w:tr>
+      <w:tr>
+        <w:tc>
+          <w:tcPr>
+            <w:tcW w:type="dxa" w:w="1234"/>
+          </w:tcPr>
+          <w:p>
+            <w:r>
+              <w:t>CNY</w:t>
+            </w:r>
+          </w:p>
+        </w:tc>
+        <w:tc>
+          <w:tcPr>
+            <w:tcW w:type="dxa" w:w="1234"/>
+          </w:tcPr>
+          <w:p>
+            <w:r>
+              <w:t>−0.0041</w:t>
+            </w:r>
+          </w:p>
+        </w:tc>
+        <w:tc>
+          <w:tcPr>
+            <w:tcW w:type="dxa" w:w="1234"/>
+          </w:tcPr>
+          <w:p>
+            <w:r>
+              <w:rPr>
+                <w:i/>
+              </w:rPr>
+              <w:t>φ₁ = 1.8724</w:t>
+            </w:r>
+            <w:r>
+              <w:t xml:space="preserve">, </w:t>
+            </w:r>
+            <w:r>
+              <w:rPr>
+                <w:i/>
+              </w:rPr>
+              <w:t>φ₂ = −0.8741</w:t>
+            </w:r>
+          </w:p>
+        </w:tc>
+        <w:tc>
+          <w:tcPr>
+            <w:tcW w:type="dxa" w:w="1234"/>
+          </w:tcPr>
+          <w:p>
+            <w:r>
+              <w:rPr>
+                <w:i/>
+              </w:rPr>
+              <w:t>θ₁ = −1.9067</w:t>
+            </w:r>
+            <w:r>
+              <w:t xml:space="preserve">, </w:t>
+            </w:r>
+            <w:r>
+              <w:rPr>
+                <w:i/>
+              </w:rPr>
+              <w:t>θ₂ = 0.8956</w:t>
+            </w:r>
+            <w:r>
+              <w:t xml:space="preserve">, </w:t>
+            </w:r>
+            <w:r>
+              <w:rPr>
+                <w:i/>
+              </w:rPr>
+              <w:t>θ₃ = 0.0109</w:t>
+            </w:r>
+          </w:p>
+        </w:tc>
+        <w:tc>
+          <w:tcPr>
+            <w:tcW w:type="dxa" w:w="1234"/>
+          </w:tcPr>
+          <w:p>
+            <w:r>
+              <w:t>0.0278</w:t>
+            </w:r>
+          </w:p>
+        </w:tc>
+        <w:tc>
+          <w:tcPr>
+            <w:tcW w:type="dxa" w:w="1234"/>
+          </w:tcPr>
+          <w:p>
+            <w:r>
+              <w:rPr>
+                <w:i/>
+              </w:rPr>
+              <w:t>α₁ = 0.2034</w:t>
+            </w:r>
+          </w:p>
+        </w:tc>
+        <w:tc>
+          <w:tcPr>
+            <w:tcW w:type="dxa" w:w="1234"/>
+          </w:tcPr>
+          <w:p>
+            <w:r>
+              <w:rPr>
+                <w:i/>
+              </w:rPr>
+              <w:t>β₁ = 0.1132</w:t>
+            </w:r>
+            <w:r>
+              <w:t xml:space="preserve">, </w:t>
+            </w:r>
+            <w:r>
+              <w:rPr>
+                <w:i/>
+              </w:rPr>
+              <w:t>β₂ = 0.2223</w:t>
+            </w:r>
+            <w:r>
+              <w:t xml:space="preserve">, </w:t>
+            </w:r>
+            <w:r>
+              <w:rPr>
+                <w:i/>
+              </w:rPr>
+              <w:t>β₃ = 0.3736</w:t>
+            </w:r>
+          </w:p>
+        </w:tc>
+      </w:tr>
+      <w:tr>
+        <w:tc>
+          <w:tcPr>
+            <w:tcW w:type="dxa" w:w="1234"/>
+          </w:tcPr>
+          <w:p>
+            <w:r>
+              <w:t>USD</w:t>
+            </w:r>
+          </w:p>
+        </w:tc>
+        <w:tc>
+          <w:tcPr>
+            <w:tcW w:type="dxa" w:w="1234"/>
+          </w:tcPr>
+          <w:p>
+            <w:r>
+              <w:t>−0.0104</w:t>
+            </w:r>
+          </w:p>
+        </w:tc>
+        <w:tc>
+          <w:tcPr>
+            <w:tcW w:type="dxa" w:w="1234"/>
+          </w:tcPr>
+          <w:p>
+            <w:r>
+              <w:t>none</w:t>
+            </w:r>
+          </w:p>
+        </w:tc>
+        <w:tc>
+          <w:tcPr>
+            <w:tcW w:type="dxa" w:w="1234"/>
+          </w:tcPr>
+          <w:p>
+            <w:r>
+              <w:t>none</w:t>
+            </w:r>
+          </w:p>
+        </w:tc>
+        <w:tc>
+          <w:tcPr>
+            <w:tcW w:type="dxa" w:w="1234"/>
+          </w:tcPr>
+          <w:p>
+            <w:r>
+              <w:t>0.0206</w:t>
+            </w:r>
+          </w:p>
+        </w:tc>
+        <w:tc>
+          <w:tcPr>
+            <w:tcW w:type="dxa" w:w="1234"/>
+          </w:tcPr>
+          <w:p>
+            <w:r>
+              <w:rPr>
+                <w:i/>
+              </w:rPr>
+              <w:t>α₁ = 0.1359</w:t>
+            </w:r>
+            <w:r>
+              <w:t xml:space="preserve">, </w:t>
+            </w:r>
+            <w:r>
+              <w:rPr>
+                <w:i/>
+              </w:rPr>
+              <w:t>α₂ = 0.0090</w:t>
+            </w:r>
+            <w:r>
+              <w:t xml:space="preserve">, </w:t>
+            </w:r>
+            <w:r>
+              <w:rPr>
+                <w:i/>
+              </w:rPr>
+              <w:t>α₃ = 0.0139</w:t>
+            </w:r>
+          </w:p>
+        </w:tc>
+        <w:tc>
+          <w:tcPr>
+            <w:tcW w:type="dxa" w:w="1234"/>
+          </w:tcPr>
+          <w:p>
+            <w:r>
+              <w:rPr>
+                <w:i/>
+              </w:rPr>
+              <w:t>β₁ = 0.0000</w:t>
+            </w:r>
+            <w:r>
+              <w:t xml:space="preserve">, </w:t>
+            </w:r>
+            <w:r>
+              <w:rPr>
+                <w:i/>
+              </w:rPr>
+              <w:t>β₂ = 0.3324</w:t>
+            </w:r>
+            <w:r>
+              <w:t xml:space="preserve">, </w:t>
+            </w:r>
+            <w:r>
+              <w:rPr>
+                <w:i/>
+              </w:rPr>
+              <w:t>β₃ = 0.4616</w:t>
+            </w:r>
+          </w:p>
+        </w:tc>
+      </w:tr>
+      <w:tr>
+        <w:tc>
+          <w:tcPr>
+            <w:tcW w:type="dxa" w:w="1234"/>
+          </w:tcPr>
+          <w:p>
+            <w:r>
+              <w:t>TWI</w:t>
+            </w:r>
+          </w:p>
+        </w:tc>
+        <w:tc>
+          <w:tcPr>
+            <w:tcW w:type="dxa" w:w="1234"/>
+          </w:tcPr>
+          <w:p>
+            <w:r>
+              <w:t>−0.0029</w:t>
+            </w:r>
+          </w:p>
+        </w:tc>
+        <w:tc>
+          <w:tcPr>
+            <w:tcW w:type="dxa" w:w="1234"/>
+          </w:tcPr>
+          <w:p>
+            <w:r>
+              <w:rPr>
+                <w:i/>
+              </w:rPr>
+              <w:t>φ₁ = −0.0442</w:t>
+            </w:r>
+          </w:p>
+        </w:tc>
+        <w:tc>
+          <w:tcPr>
+            <w:tcW w:type="dxa" w:w="1234"/>
+          </w:tcPr>
+          <w:p>
+            <w:r>
+              <w:t>none</w:t>
+            </w:r>
+          </w:p>
+        </w:tc>
+        <w:tc>
+          <w:tcPr>
+            <w:tcW w:type="dxa" w:w="1234"/>
+          </w:tcPr>
+          <w:p>
+            <w:r>
+              <w:t>0.0246</w:t>
+            </w:r>
+          </w:p>
+        </w:tc>
+        <w:tc>
+          <w:tcPr>
+            <w:tcW w:type="dxa" w:w="1234"/>
+          </w:tcPr>
+          <w:p>
+            <w:r>
+              <w:rPr>
+                <w:i/>
+              </w:rPr>
+              <w:t>α₁ = 0.1972</w:t>
+            </w:r>
+          </w:p>
+        </w:tc>
+        <w:tc>
+          <w:tcPr>
+            <w:tcW w:type="dxa" w:w="1234"/>
+          </w:tcPr>
+          <w:p>
+            <w:r>
+              <w:rPr>
+                <w:i/>
+              </w:rPr>
+              <w:t>β₁ = 0.0897</w:t>
+            </w:r>
+            <w:r>
+              <w:t xml:space="preserve">, </w:t>
+            </w:r>
+            <w:r>
+              <w:rPr>
+                <w:i/>
+              </w:rPr>
+              <w:t>β₂ = 0.1895</w:t>
+            </w:r>
+            <w:r>
+              <w:t xml:space="preserve">, </w:t>
+            </w:r>
+            <w:r>
+              <w:rPr>
+                <w:i/>
+              </w:rPr>
+              <w:t>β₃ = 0.4241</w:t>
+            </w:r>
+          </w:p>
+        </w:tc>
+      </w:tr>
+      <w:tr>
+        <w:tc>
+          <w:tcPr>
+            <w:tcW w:type="dxa" w:w="1234"/>
+          </w:tcPr>
+          <w:p>
+            <w:r>
+              <w:t>SDR</w:t>
+            </w:r>
+          </w:p>
+        </w:tc>
+        <w:tc>
+          <w:tcPr>
+            <w:tcW w:type="dxa" w:w="1234"/>
+          </w:tcPr>
+          <w:p>
+            <w:r>
+              <w:t>−0.0050</w:t>
+            </w:r>
+          </w:p>
+        </w:tc>
+        <w:tc>
+          <w:tcPr>
+            <w:tcW w:type="dxa" w:w="1234"/>
+          </w:tcPr>
+          <w:p>
+            <w:r>
+              <w:t>none</w:t>
+            </w:r>
+          </w:p>
+        </w:tc>
+        <w:tc>
+          <w:tcPr>
+            <w:tcW w:type="dxa" w:w="1234"/>
+          </w:tcPr>
+          <w:p>
+            <w:r>
+              <w:rPr>
+                <w:i/>
+              </w:rPr>
+              <w:t>θ₁ = −0.1911</w:t>
+            </w:r>
+          </w:p>
+        </w:tc>
+        <w:tc>
+          <w:tcPr>
+            <w:tcW w:type="dxa" w:w="1234"/>
+          </w:tcPr>
+          <w:p>
+            <w:r>
+              <w:t>0.0342</w:t>
+            </w:r>
+          </w:p>
+        </w:tc>
+        <w:tc>
+          <w:tcPr>
+            <w:tcW w:type="dxa" w:w="1234"/>
+          </w:tcPr>
+          <w:p>
+            <w:r>
+              <w:rPr>
+                <w:i/>
+              </w:rPr>
+              <w:t>α₁ = 0.1305</w:t>
+            </w:r>
+            <w:r>
+              <w:t xml:space="preserve">, </w:t>
+            </w:r>
+            <w:r>
+              <w:rPr>
+                <w:i/>
+              </w:rPr>
+              <w:t>α₂ = 0.0000</w:t>
+            </w:r>
+            <w:r>
+              <w:t xml:space="preserve">, </w:t>
+            </w:r>
+            <w:r>
+              <w:rPr>
+                <w:i/>
+              </w:rPr>
+              <w:t>α₃ = 0.0619</w:t>
+            </w:r>
+            <w:r>
+              <w:t xml:space="preserve">, </w:t>
+            </w:r>
+            <w:r>
+              <w:rPr>
+                <w:i/>
+              </w:rPr>
+              <w:t>α₄ = 0.0769</w:t>
+            </w:r>
+          </w:p>
+        </w:tc>
+        <w:tc>
+          <w:tcPr>
+            <w:tcW w:type="dxa" w:w="1234"/>
+          </w:tcPr>
+          <w:p>
+            <w:r>
+              <w:rPr>
+                <w:i/>
+              </w:rPr>
+              <w:t>β₁ = 0.0000</w:t>
+            </w:r>
+            <w:r>
+              <w:t xml:space="preserve">, </w:t>
+            </w:r>
+            <w:r>
+              <w:rPr>
+                <w:i/>
+              </w:rPr>
+              <w:t>β₂ = 0.0000</w:t>
+            </w:r>
+            <w:r>
+              <w:t xml:space="preserve">, </w:t>
+            </w:r>
+            <w:r>
+              <w:rPr>
+                <w:i/>
+              </w:rPr>
+              <w:t>β₃ = 0.1994</w:t>
+            </w:r>
+            <w:r>
+              <w:t xml:space="preserve">, </w:t>
+            </w:r>
+            <w:r>
+              <w:rPr>
+                <w:i/>
+              </w:rPr>
+              <w:t>β₄ = 0.4556</w:t>
+            </w:r>
+          </w:p>
+        </w:tc>
+      </w:tr>
+    </w:tbl>
+    <w:p/>
+    <w:p>
+      <w:r>
+        <w:t>Across all four currencies, the ARCH and GARCH coefficients sum to values close to one, reflecting highly persistent conditional volatility. Persistence stays below one in every case, which is what allows the long-run variance calculations in Question 7 to go through.</w:t>
+      </w:r>
+    </w:p>
+    <w:p>
+      <w:pPr>
+        <w:pStyle w:val="Heading3"/>
+      </w:pPr>
+      <w:r>
+        <w:t>Diagnostics and Volatility Plots</w:t>
+      </w:r>
+    </w:p>
+    <w:p>
+      <w:r>
+        <w:t>Ljung-Box results for the final models:</w:t>
+      </w:r>
+    </w:p>
+    <w:tbl>
+      <w:tblPr>
+        <w:tblStyle w:val="TableGrid"/>
+        <w:tblW w:type="auto" w:w="0"/>
+        <w:tblLook w:firstColumn="1" w:firstRow="1" w:lastColumn="0" w:lastRow="0" w:noHBand="0" w:noVBand="1" w:val="04A0"/>
+      </w:tblPr>
+      <w:tblGrid>
+        <w:gridCol w:w="2880"/>
+        <w:gridCol w:w="2880"/>
+        <w:gridCol w:w="2880"/>
+      </w:tblGrid>
+      <w:tr>
+        <w:tc>
+          <w:tcPr>
+            <w:tcW w:type="dxa" w:w="2880"/>
+          </w:tcPr>
+          <w:p>
+            <w:r>
+              <w:rPr>
+                <w:b/>
+              </w:rPr>
+              <w:t>Currency</w:t>
+            </w:r>
+          </w:p>
+        </w:tc>
+        <w:tc>
+          <w:tcPr>
+            <w:tcW w:type="dxa" w:w="2880"/>
+          </w:tcPr>
+          <w:p>
+            <w:r>
+              <w:rPr>
+                <w:b/>
+              </w:rPr>
+              <w:t>LB on Std. Residuals</w:t>
+            </w:r>
+          </w:p>
+        </w:tc>
+        <w:tc>
+          <w:tcPr>
+            <w:tcW w:type="dxa" w:w="2880"/>
+          </w:tcPr>
+          <w:p>
+            <w:r>
+              <w:rPr>
+                <w:b/>
+              </w:rPr>
+              <w:t>LB on Sq. Std. Residuals</w:t>
+            </w:r>
+          </w:p>
+        </w:tc>
+      </w:tr>
+      <w:tr>
+        <w:tc>
+          <w:tcPr>
+            <w:tcW w:type="dxa" w:w="2880"/>
+          </w:tcPr>
+          <w:p>
+            <w:r>
+              <w:t>CNY</w:t>
+            </w:r>
+          </w:p>
+        </w:tc>
+        <w:tc>
+          <w:tcPr>
+            <w:tcW w:type="dxa" w:w="2880"/>
+          </w:tcPr>
+          <w:p>
+            <w:r>
+              <w:t>0.0749</w:t>
+            </w:r>
+          </w:p>
+        </w:tc>
+        <w:tc>
+          <w:tcPr>
+            <w:tcW w:type="dxa" w:w="2880"/>
+          </w:tcPr>
+          <w:p>
+            <w:r>
+              <w:t>0.1857</w:t>
+            </w:r>
+          </w:p>
+        </w:tc>
+      </w:tr>
+      <w:tr>
+        <w:tc>
+          <w:tcPr>
+            <w:tcW w:type="dxa" w:w="2880"/>
+          </w:tcPr>
+          <w:p>
+            <w:r>
+              <w:t>USD</w:t>
+            </w:r>
+          </w:p>
+        </w:tc>
+        <w:tc>
+          <w:tcPr>
+            <w:tcW w:type="dxa" w:w="2880"/>
+          </w:tcPr>
+          <w:p>
+            <w:r>
+              <w:t>0.7008</w:t>
+            </w:r>
+          </w:p>
+        </w:tc>
+        <w:tc>
+          <w:tcPr>
+            <w:tcW w:type="dxa" w:w="2880"/>
+          </w:tcPr>
+          <w:p>
+            <w:r>
+              <w:t>0.0509</w:t>
+            </w:r>
+          </w:p>
+        </w:tc>
+      </w:tr>
+      <w:tr>
+        <w:tc>
+          <w:tcPr>
+            <w:tcW w:type="dxa" w:w="2880"/>
+          </w:tcPr>
+          <w:p>
+            <w:r>
+              <w:t>TWI</w:t>
+            </w:r>
+          </w:p>
+        </w:tc>
+        <w:tc>
+          <w:tcPr>
+            <w:tcW w:type="dxa" w:w="2880"/>
+          </w:tcPr>
+          <w:p>
+            <w:r>
+              <w:t>0.5560</w:t>
+            </w:r>
+          </w:p>
+        </w:tc>
+        <w:tc>
+          <w:tcPr>
+            <w:tcW w:type="dxa" w:w="2880"/>
+          </w:tcPr>
+          <w:p>
+            <w:r>
+              <w:t>0.2421</w:t>
+            </w:r>
+          </w:p>
+        </w:tc>
+      </w:tr>
+      <w:tr>
+        <w:tc>
+          <w:tcPr>
+            <w:tcW w:type="dxa" w:w="2880"/>
+          </w:tcPr>
+          <w:p>
+            <w:r>
+              <w:t>SDR</w:t>
+            </w:r>
+          </w:p>
+        </w:tc>
+        <w:tc>
+          <w:tcPr>
+            <w:tcW w:type="dxa" w:w="2880"/>
+          </w:tcPr>
+          <w:p>
+            <w:r>
+              <w:t>0.9189</w:t>
+            </w:r>
+          </w:p>
+        </w:tc>
+        <w:tc>
+          <w:tcPr>
+            <w:tcW w:type="dxa" w:w="2880"/>
+          </w:tcPr>
+          <w:p>
+            <w:r>
+              <w:t>0.1508</w:t>
+            </w:r>
+          </w:p>
+        </w:tc>
+      </w:tr>
+    </w:tbl>
+    <w:p/>
+    <w:p>
+      <w:r>
+        <w:t xml:space="preserve">All four models pass the Ljung-Box check on standardised residuals, indicating adequate mean equations. The squared-residual tests also pass at the 5% level for all currencies. TWI and SDR clear both comfortably, and the revised CNY specification performs better than earlier iterations. USD remains the most borderline case under the symmetric Normal GARCH constraint. Heavier-tailed symmetric alternatives were considered, but despite better information criteria they left noticeably stronger ARCH effects in the residuals. Asymmetric specifications like </w:t>
+      </w:r>
+      <w:r>
+        <w:rPr>
+          <w:i/>
+        </w:rPr>
+        <w:t>gjrGARCH</w:t>
+      </w:r>
+      <w:r>
+        <w:t xml:space="preserve"> improved the USD diagnostics further, but are not reported given the question is framed specifically around </w:t>
+      </w:r>
+      <w:r>
+        <w:rPr>
+          <w:i/>
+        </w:rPr>
+        <w:t>ARMA-GARCH</w:t>
+      </w:r>
+      <w:r>
+        <w:t xml:space="preserve">. Under that constraint, </w:t>
+      </w:r>
+      <w:r>
+        <w:rPr>
+          <w:i/>
+        </w:rPr>
+        <w:t>ARMA(0,0)-GARCH(3,3)</w:t>
+      </w:r>
+      <w:r>
+        <w:t xml:space="preserve"> remains the most defensible USD choice.</w:t>
+      </w:r>
+    </w:p>
+    <w:p>
+      <w:r>
+        <w:t xml:space="preserve">Accordingly, the four specifications reported above are the final set of best adequate symmetric </w:t>
+      </w:r>
+      <w:r>
+        <w:rPr>
+          <w:i/>
+        </w:rPr>
+        <w:t>ARMA-GARCH</w:t>
+      </w:r>
+      <w:r>
+        <w:t xml:space="preserve"> models for Question 6.</w:t>
       </w:r>
     </w:p>
     <w:p>
@@ -6090,7 +5910,7 @@
               <a:graphicData uri="http://schemas.openxmlformats.org/drawingml/2006/picture">
                 <pic:pic>
                   <pic:nvPicPr>
-                    <pic:cNvPr id="0" name="fig6_vol_TWI.png"/>
+                    <pic:cNvPr id="0" name="fig6_vol_CNY.png"/>
                     <pic:cNvPicPr/>
                   </pic:nvPicPr>
                   <pic:blipFill>
@@ -6129,7 +5949,7 @@
               <a:graphicData uri="http://schemas.openxmlformats.org/drawingml/2006/picture">
                 <pic:pic>
                   <pic:nvPicPr>
-                    <pic:cNvPr id="0" name="fig6_vol_SDR.png"/>
+                    <pic:cNvPr id="0" name="fig6_vol_USD.png"/>
                     <pic:cNvPicPr/>
                   </pic:nvPicPr>
                   <pic:blipFill>
@@ -6157,12 +5977,90 @@
         <w:jc w:val="center"/>
       </w:pPr>
       <w:r>
-        <w:t>Figures 8–11: , , ,</w:t>
+        <w:drawing>
+          <wp:inline xmlns:a="http://schemas.openxmlformats.org/drawingml/2006/main" xmlns:pic="http://schemas.openxmlformats.org/drawingml/2006/picture">
+            <wp:extent cx="5852160" cy="1950720"/>
+            <wp:docPr id="12" name="Picture 12"/>
+            <wp:cNvGraphicFramePr>
+              <a:graphicFrameLocks noChangeAspect="1"/>
+            </wp:cNvGraphicFramePr>
+            <a:graphic>
+              <a:graphicData uri="http://schemas.openxmlformats.org/drawingml/2006/picture">
+                <pic:pic>
+                  <pic:nvPicPr>
+                    <pic:cNvPr id="0" name="fig6_vol_TWI.png"/>
+                    <pic:cNvPicPr/>
+                  </pic:nvPicPr>
+                  <pic:blipFill>
+                    <a:blip r:embed="rId20"/>
+                    <a:stretch>
+                      <a:fillRect/>
+                    </a:stretch>
+                  </pic:blipFill>
+                  <pic:spPr>
+                    <a:xfrm>
+                      <a:off x="0" y="0"/>
+                      <a:ext cx="5852160" cy="1950720"/>
+                    </a:xfrm>
+                    <a:prstGeom prst="rect"/>
+                  </pic:spPr>
+                </pic:pic>
+              </a:graphicData>
+            </a:graphic>
+          </wp:inline>
+        </w:drawing>
       </w:r>
     </w:p>
     <w:p>
-      <w:r>
-        <w:t>All four conditional volatility series spike sharply during the COVID-19 episode in March 2020, then gradually decay. The TWI series is visibly the smoothest and least reactive, while USD and SDR show the largest and most persistent volatility bursts. This aligns well with the sample-variance evidence in Question 5 and supports the view that TWI is the most stable of the four exchange-rate return series.</w:t>
+      <w:pPr>
+        <w:jc w:val="center"/>
+      </w:pPr>
+      <w:r>
+        <w:drawing>
+          <wp:inline xmlns:a="http://schemas.openxmlformats.org/drawingml/2006/main" xmlns:pic="http://schemas.openxmlformats.org/drawingml/2006/picture">
+            <wp:extent cx="5852160" cy="1950720"/>
+            <wp:docPr id="13" name="Picture 13"/>
+            <wp:cNvGraphicFramePr>
+              <a:graphicFrameLocks noChangeAspect="1"/>
+            </wp:cNvGraphicFramePr>
+            <a:graphic>
+              <a:graphicData uri="http://schemas.openxmlformats.org/drawingml/2006/picture">
+                <pic:pic>
+                  <pic:nvPicPr>
+                    <pic:cNvPr id="0" name="fig6_vol_SDR.png"/>
+                    <pic:cNvPicPr/>
+                  </pic:nvPicPr>
+                  <pic:blipFill>
+                    <a:blip r:embed="rId21"/>
+                    <a:stretch>
+                      <a:fillRect/>
+                    </a:stretch>
+                  </pic:blipFill>
+                  <pic:spPr>
+                    <a:xfrm>
+                      <a:off x="0" y="0"/>
+                      <a:ext cx="5852160" cy="1950720"/>
+                    </a:xfrm>
+                    <a:prstGeom prst="rect"/>
+                  </pic:spPr>
+                </pic:pic>
+              </a:graphicData>
+            </a:graphic>
+          </wp:inline>
+        </w:drawing>
+      </w:r>
+    </w:p>
+    <w:p>
+      <w:pPr>
+        <w:jc w:val="center"/>
+      </w:pPr>
+      <w:r>
+        <w:t>Figures 10-13</w:t>
+      </w:r>
+    </w:p>
+    <w:p>
+      <w:r>
+        <w:t>All four conditional volatility series spike sharply around the COVID-19 shock in March 2020 and then decay slowly. TWI is the smoothest and least reactive throughout, while USD and SDR show the largest and most prolonged volatility bursts. This is consistent with the sample-variance evidence from Question 5 and reinforces the view that TWI is the most stable of the four return series.</w:t>
       </w:r>
     </w:p>
     <w:p>
@@ -6180,7 +6078,7 @@
     </w:p>
     <w:p>
       <w:r>
-        <w:t>For the symmetric GARCH models selected in Question 6, the unconditional variance exists when:</w:t>
+        <w:t>For the symmetric GARCH models from Question 6, the unconditional variance exists when:</w:t>
       </w:r>
     </w:p>
     <w:p>
@@ -6222,7 +6120,7 @@
     </w:p>
     <w:p>
       <w:r>
-        <w:t>When that condition holds, the unconditional variance is:</w:t>
+        <w:t>When that condition holds, the unconditional variance is given by:</w:t>
       </w:r>
     </w:p>
     <w:p>
@@ -6579,12 +6477,12 @@
     <w:p/>
     <w:p>
       <w:r>
-        <w:t>All four persistence measures are below 1, so finite unconditional variances exist for every currency. The persistence values are still high, especially for USD and SDR, so volatility shocks decay slowly even though the long-run variance is well defined.</w:t>
+        <w:t>Persistence is below one in all four cases, so each currency has a finite unconditional variance. The values are still high, especially for USD and SDR, meaning volatility shocks take quite a while to decay even though the long-run variance is well defined.</w:t>
       </w:r>
     </w:p>
     <w:p>
       <w:r>
-        <w:t>Comparing these model-implied variances with the sample variances from Question 5 gives a useful diagnostic. For CNY and TWI, the unconditional variance is lower than the raw sample variance, which is consistent with the sample being lifted by temporary stress episodes. For USD and SDR, the model-implied and sample variances are almost identical, which suggests the estimated GARCH dynamics reproduce their average volatility very closely. The broad ranking is unchanged: TWI remains the least volatile series, while USD and SDR remain the most volatile.</w:t>
+        <w:t>Comparing the model-implied variances with the sample variances from Question 5 gives a useful cross-check. For CNY and TWI, the GARCH-implied variance comes in below the raw sample figure, which is consistent with stress episodes temporarily inflating observed variability. For USD and SDR the two numbers are nearly identical, suggesting the GARCH dynamics closely replicate average volatility for those currencies. The volatility ranking from Question 5 is unchanged: TWI is still the least volatile series and USD and SDR the most volatile.</w:t>
       </w:r>
     </w:p>
     <w:p>
@@ -6602,7 +6500,7 @@
     </w:p>
     <w:p>
       <w:r>
-        <w:t xml:space="preserve">The probability that the daily return falls below the threshold of 0.01% on 13/01/2026 and 14/01/2026 is computed from the one-step-ahead and two-step-ahead forecasts of the final ARMA-GARCH models selected in Question 6. Returns are defined as </w:t>
+        <w:t xml:space="preserve">The probability that the daily return falls below 0.01% on 13/01/2026 and 14/01/2026 is computed from the one-step-ahead and two-step-ahead conditional forecasts of the ARMA-GARCH models selected in Question 6. Returns are defined as </w:t>
       </w:r>
       <w:r>
         <w:rPr>
@@ -6650,7 +6548,7 @@
         <w:t>)</w:t>
       </w:r>
       <w:r>
-        <w:t>, so they are already expressed in percentage units, and the threshold 0.01% corresponds directly to the value 0.01 in those units. Because all four final models are estimated under Normal errors, the Normal CDF is used here.</w:t>
+        <w:t>, placing them directly in percentage units, so the threshold of 0.01% corresponds to the value 0.01. All four models use Normal errors, so the Normal CDF applies.</w:t>
       </w:r>
     </w:p>
     <w:tbl>
@@ -7089,12 +6987,12 @@
     <w:p/>
     <w:p>
       <w:r>
-        <w:t>All probabilities remain above 0.5 because the threshold is close to zero and the forecast means are negative in every case. When the conditional mean lies below zero, more than half of the Normal forecast distribution will fall below a threshold such as 0.01%.</w:t>
+        <w:t>Every probability exceeds 0.5. This follows directly from the structure of the calculation: the threshold is close to zero and the conditional mean is negative for all four currencies on both days. When the forecast mean sits below zero, the majority of the Normal distribution falls below a near-zero threshold by construction.</w:t>
       </w:r>
     </w:p>
     <w:p>
       <w:r>
-        <w:t xml:space="preserve">A lower probability is preferable from a downside-risk perspective, since it means a smaller chance of earning less than the 0.01% threshold. On </w:t>
+        <w:t xml:space="preserve">From a downside-risk perspective, a lower probability is preferable because it indicates a smaller chance of earning below the 0.01% threshold. On </w:t>
       </w:r>
       <w:r>
         <w:rPr>
@@ -7103,7 +7001,7 @@
         <w:t>13 January 2026</w:t>
       </w:r>
       <w:r>
-        <w:t xml:space="preserve">, the ranking from least to most downside risk is CNY (0.5128), TWI (0.5131), USD (0.5172), SDR (0.5234). On </w:t>
+        <w:t xml:space="preserve">, the ranking from lowest to highest downside risk is CNY (0.5128), TWI (0.5131), USD (0.5172), SDR (0.5234). On </w:t>
       </w:r>
       <w:r>
         <w:rPr>
@@ -7112,21 +7010,21 @@
         <w:t>14 January 2026</w:t>
       </w:r>
       <w:r>
-        <w:t>, the ranking is CNY (0.5108), TWI (0.5122), SDR (0.5122, marginally above TWI at full precision), USD (0.5160).</w:t>
+        <w:t>, it becomes CNY (0.5108), TWI (0.5122), SDR (0.5122, marginally above TWI at full precision), USD (0.5160).</w:t>
       </w:r>
     </w:p>
     <w:p>
       <w:r>
-        <w:t xml:space="preserve">This ranking depends on both the conditional mean and the conditional volatility. The revised CNY model now produces the smallest downside-risk probability on both dates because its forecast mean is closer to zero than before while its forecast volatility remains moderate relative to USD and SDR. TWI still looks attractive because it has the lowest volatility, but CNY edges it out once the full forecast distribution is used. The investment implication is that a risk-averse investor who wants to minimise the probability of falling below 0.01% would choose </w:t>
+        <w:t xml:space="preserve">CNY leads on both dates. Its forecast mean is closer to zero than the others, and its conditional volatility stays moderate relative to USD and SDR. TWI remains attractive given its low volatility, but the full forecast distribution gives CNY the edge. The implication for a risk-averse investor seeking to minimise the probability of falling below 0.01% is clear: </w:t>
       </w:r>
       <w:r>
         <w:rPr>
           <w:b/>
         </w:rPr>
-        <w:t>CNY for both 13 January 2026 and 14 January 2026</w:t>
-      </w:r>
-      <w:r>
-        <w:t>. This also shows why conditional risk measures are more informative than unconditional sample variances alone: the preferred asset depends on the joint behaviour of the conditional mean and conditional variance, not just on average sample volatility.</w:t>
+        <w:t>CNY is the preferred currency for both dates</w:t>
+      </w:r>
+      <w:r>
+        <w:t>. More broadly, this illustrates why conditional risk measures carry more information than unconditional variance summaries. The preferred asset is determined by the joint behaviour of the forecast mean and forecast variance, not by average sample volatility alone.</w:t>
       </w:r>
     </w:p>
     <w:sectPr>

--- a/ECON3350_Research_Report.docx
+++ b/ECON3350_Research_Report.docx
@@ -152,7 +152,7 @@
     </w:p>
     <w:p>
       <w:r>
-        <w:t xml:space="preserve">The sample runs from 1959Q1 to 2023Q4 across the USA, giving 260 quarterly observations. The four series are the log price level </w:t>
+        <w:t xml:space="preserve">The sample is the USA quarterly macroeconomic sample from 1959Q1 to 2023Q4, giving 260 observations. In Question 1(a), the log series are </w:t>
       </w:r>
       <w:r>
         <w:rPr>
@@ -168,13 +168,10 @@
         <w:t>t</w:t>
       </w:r>
       <w:r>
-        <w:t xml:space="preserve">, log real GDP per capita </w:t>
-      </w:r>
-      <w:r>
         <w:rPr>
           <w:i/>
         </w:rPr>
-        <w:t>y</w:t>
+        <w:t xml:space="preserve"> = log(P</w:t>
       </w:r>
       <w:r>
         <w:rPr>
@@ -184,13 +181,19 @@
         <w:t>t</w:t>
       </w:r>
       <w:r>
-        <w:t xml:space="preserve">, log real consumption </w:t>
-      </w:r>
-      <w:r>
         <w:rPr>
           <w:i/>
         </w:rPr>
-        <w:t>c</w:t>
+        <w:t>)</w:t>
+      </w:r>
+      <w:r>
+        <w:t xml:space="preserve">, </w:t>
+      </w:r>
+      <w:r>
+        <w:rPr>
+          <w:i/>
+        </w:rPr>
+        <w:t>y</w:t>
       </w:r>
       <w:r>
         <w:rPr>
@@ -200,13 +203,10 @@
         <w:t>t</w:t>
       </w:r>
       <w:r>
-        <w:t xml:space="preserve">, and the nominal 3-month T-bill rate </w:t>
-      </w:r>
-      <w:r>
         <w:rPr>
           <w:i/>
         </w:rPr>
-        <w:t>r</w:t>
+        <w:t xml:space="preserve"> = log(Y</w:t>
       </w:r>
       <w:r>
         <w:rPr>
@@ -216,18 +216,19 @@
         <w:t>t</w:t>
       </w:r>
       <w:r>
-        <w:t>.</w:t>
-      </w:r>
-    </w:p>
-    <w:p>
-      <w:r>
-        <w:t xml:space="preserve">Looking at the level plots first, all three of </w:t>
-      </w:r>
-      <w:r>
         <w:rPr>
           <w:i/>
         </w:rPr>
-        <w:t>p</w:t>
+        <w:t>)</w:t>
+      </w:r>
+      <w:r>
+        <w:t xml:space="preserve">, and </w:t>
+      </w:r>
+      <w:r>
+        <w:rPr>
+          <w:i/>
+        </w:rPr>
+        <w:t>c</w:t>
       </w:r>
       <w:r>
         <w:rPr>
@@ -237,13 +238,10 @@
         <w:t>t</w:t>
       </w:r>
       <w:r>
-        <w:t xml:space="preserve">, </w:t>
-      </w:r>
-      <w:r>
         <w:rPr>
           <w:i/>
         </w:rPr>
-        <w:t>y</w:t>
+        <w:t xml:space="preserve"> = log(C</w:t>
       </w:r>
       <w:r>
         <w:rPr>
@@ -253,13 +251,19 @@
         <w:t>t</w:t>
       </w:r>
       <w:r>
-        <w:t xml:space="preserve">, and </w:t>
-      </w:r>
-      <w:r>
         <w:rPr>
           <w:i/>
         </w:rPr>
-        <w:t>c</w:t>
+        <w:t>)</w:t>
+      </w:r>
+      <w:r>
+        <w:t xml:space="preserve">. The interest rate is not logged, so the fourth series is the nominal 3-month T-bill rate </w:t>
+      </w:r>
+      <w:r>
+        <w:rPr>
+          <w:i/>
+        </w:rPr>
+        <w:t>r</w:t>
       </w:r>
       <w:r>
         <w:rPr>
@@ -269,13 +273,18 @@
         <w:t>t</w:t>
       </w:r>
       <w:r>
-        <w:t xml:space="preserve"> drift steadily upward across the sample. Trending means like these make covariance stationarity in levels look unlikely. </w:t>
+        <w:t>.</w:t>
+      </w:r>
+    </w:p>
+    <w:p>
+      <w:r>
+        <w:t xml:space="preserve">The first figure plots </w:t>
       </w:r>
       <w:r>
         <w:rPr>
           <w:i/>
         </w:rPr>
-        <w:t>y</w:t>
+        <w:t>p</w:t>
       </w:r>
       <w:r>
         <w:rPr>
@@ -285,13 +294,13 @@
         <w:t>t</w:t>
       </w:r>
       <w:r>
-        <w:t xml:space="preserve"> and </w:t>
+        <w:t xml:space="preserve">, </w:t>
       </w:r>
       <w:r>
         <w:rPr>
           <w:i/>
         </w:rPr>
-        <w:t>c</w:t>
+        <w:t>y</w:t>
       </w:r>
       <w:r>
         <w:rPr>
@@ -301,13 +310,13 @@
         <w:t>t</w:t>
       </w:r>
       <w:r>
-        <w:t xml:space="preserve"> follow each other closely, which is consistent with the idea that output and consumption share a common long-run growth path. </w:t>
+        <w:t xml:space="preserve">, and </w:t>
       </w:r>
       <w:r>
         <w:rPr>
           <w:i/>
         </w:rPr>
-        <w:t>p</w:t>
+        <w:t>c</w:t>
       </w:r>
       <w:r>
         <w:rPr>
@@ -317,18 +326,13 @@
         <w:t>t</w:t>
       </w:r>
       <w:r>
-        <w:t xml:space="preserve"> rises more steeply than the others, particularly through the inflationary period of the 1970s and early 1980s.</w:t>
-      </w:r>
-    </w:p>
-    <w:p>
-      <w:r>
-        <w:t xml:space="preserve">Once the series are differenced the picture changes considerably. </w:t>
+        <w:t xml:space="preserve">. The main property of all three log-level series is that they trend upward over the sample. This means their levels do not fluctuate around a constant mean, so they do not look covariance stationary in levels. </w:t>
       </w:r>
       <w:r>
         <w:rPr>
           <w:i/>
         </w:rPr>
-        <w:t>Δp</w:t>
+        <w:t>y</w:t>
       </w:r>
       <w:r>
         <w:rPr>
@@ -338,13 +342,13 @@
         <w:t>t</w:t>
       </w:r>
       <w:r>
-        <w:t xml:space="preserve">, </w:t>
+        <w:t xml:space="preserve"> and </w:t>
       </w:r>
       <w:r>
         <w:rPr>
           <w:i/>
         </w:rPr>
-        <w:t>Δy</w:t>
+        <w:t>c</w:t>
       </w:r>
       <w:r>
         <w:rPr>
@@ -354,13 +358,13 @@
         <w:t>t</w:t>
       </w:r>
       <w:r>
-        <w:t xml:space="preserve">, and </w:t>
+        <w:t xml:space="preserve"> move closely together, which is what we would expect if output and consumption share a common long-run growth path. </w:t>
       </w:r>
       <w:r>
         <w:rPr>
           <w:i/>
         </w:rPr>
-        <w:t>Δc</w:t>
+        <w:t>p</w:t>
       </w:r>
       <w:r>
         <w:rPr>
@@ -370,15 +374,18 @@
         <w:t>t</w:t>
       </w:r>
       <w:r>
-        <w:t xml:space="preserve"> fluctuate around fairly stable means rather than drifting upward. Inflation is still the noisiest of the three, but it does not trend. Output and consumption growth both dip sharply around the Global Financial Crisis and again in 2020, though they return to stable averages outside those episodes. The differenced series behave more like difference-stationary processes than trend-stationary ones.</w:t>
+        <w:t xml:space="preserve"> also trends upward, but it rises more sharply in the 1970s and early 1980s, which is consistent with the high-inflation period.</w:t>
       </w:r>
     </w:p>
     <w:p>
+      <w:r>
+        <w:t xml:space="preserve">The second figure plots the log differences </w:t>
+      </w:r>
       <w:r>
         <w:rPr>
           <w:i/>
         </w:rPr>
-        <w:t>r</w:t>
+        <w:t>Δp</w:t>
       </w:r>
       <w:r>
         <w:rPr>
@@ -388,13 +395,13 @@
         <w:t>t</w:t>
       </w:r>
       <w:r>
-        <w:t xml:space="preserve"> is harder to categorise. Rather than climbing steadily, it moves through slow-moving regimes: rising into the late 1970s and early 1980s, declining over the following decades, sitting near zero through much of the 2010s, then increasing again after 2021. Its defining feature is persistence, possibly with some regime change. A deterministic trend does not describe it well, and for this reason </w:t>
+        <w:t xml:space="preserve">, </w:t>
       </w:r>
       <w:r>
         <w:rPr>
           <w:i/>
         </w:rPr>
-        <w:t>r</w:t>
+        <w:t>Δy</w:t>
       </w:r>
       <w:r>
         <w:rPr>
@@ -404,7 +411,204 @@
         <w:t>t</w:t>
       </w:r>
       <w:r>
-        <w:t xml:space="preserve"> should not be read in the same way as the log-level macro variables.</w:t>
+        <w:t xml:space="preserve">, and </w:t>
+      </w:r>
+      <w:r>
+        <w:rPr>
+          <w:i/>
+        </w:rPr>
+        <w:t>Δc</w:t>
+      </w:r>
+      <w:r>
+        <w:rPr>
+          <w:i/>
+          <w:vertAlign w:val="subscript"/>
+        </w:rPr>
+        <w:t>t</w:t>
+      </w:r>
+      <w:r>
+        <w:t xml:space="preserve"> together with </w:t>
+      </w:r>
+      <w:r>
+        <w:rPr>
+          <w:i/>
+        </w:rPr>
+        <w:t>r</w:t>
+      </w:r>
+      <w:r>
+        <w:rPr>
+          <w:i/>
+          <w:vertAlign w:val="subscript"/>
+        </w:rPr>
+        <w:t>t</w:t>
+      </w:r>
+      <w:r>
+        <w:t xml:space="preserve">. The main property of the differenced log series is that the upward trend is removed. </w:t>
+      </w:r>
+      <w:r>
+        <w:rPr>
+          <w:i/>
+        </w:rPr>
+        <w:t>Δp</w:t>
+      </w:r>
+      <w:r>
+        <w:rPr>
+          <w:i/>
+          <w:vertAlign w:val="subscript"/>
+        </w:rPr>
+        <w:t>t</w:t>
+      </w:r>
+      <w:r>
+        <w:t xml:space="preserve">, </w:t>
+      </w:r>
+      <w:r>
+        <w:rPr>
+          <w:i/>
+        </w:rPr>
+        <w:t>Δy</w:t>
+      </w:r>
+      <w:r>
+        <w:rPr>
+          <w:i/>
+          <w:vertAlign w:val="subscript"/>
+        </w:rPr>
+        <w:t>t</w:t>
+      </w:r>
+      <w:r>
+        <w:t xml:space="preserve">, and </w:t>
+      </w:r>
+      <w:r>
+        <w:rPr>
+          <w:i/>
+        </w:rPr>
+        <w:t>Δc</w:t>
+      </w:r>
+      <w:r>
+        <w:rPr>
+          <w:i/>
+          <w:vertAlign w:val="subscript"/>
+        </w:rPr>
+        <w:t>t</w:t>
+      </w:r>
+      <w:r>
+        <w:t xml:space="preserve"> fluctuate around fairly stable means instead of drifting upward. </w:t>
+      </w:r>
+      <w:r>
+        <w:rPr>
+          <w:i/>
+        </w:rPr>
+        <w:t>Δp</w:t>
+      </w:r>
+      <w:r>
+        <w:rPr>
+          <w:i/>
+          <w:vertAlign w:val="subscript"/>
+        </w:rPr>
+        <w:t>t</w:t>
+      </w:r>
+      <w:r>
+        <w:t xml:space="preserve"> is still more variable than the other two growth rates, while </w:t>
+      </w:r>
+      <w:r>
+        <w:rPr>
+          <w:i/>
+        </w:rPr>
+        <w:t>Δy</w:t>
+      </w:r>
+      <w:r>
+        <w:rPr>
+          <w:i/>
+          <w:vertAlign w:val="subscript"/>
+        </w:rPr>
+        <w:t>t</w:t>
+      </w:r>
+      <w:r>
+        <w:t xml:space="preserve"> and </w:t>
+      </w:r>
+      <w:r>
+        <w:rPr>
+          <w:i/>
+        </w:rPr>
+        <w:t>Δc</w:t>
+      </w:r>
+      <w:r>
+        <w:rPr>
+          <w:i/>
+          <w:vertAlign w:val="subscript"/>
+        </w:rPr>
+        <w:t>t</w:t>
+      </w:r>
+      <w:r>
+        <w:t xml:space="preserve"> have large negative observations around the Global Financial Crisis and again in 2020. This evidence suggests that the log-level series are more naturally treated as difference-stationary than as stationary in levels.</w:t>
+      </w:r>
+    </w:p>
+    <w:p>
+      <w:r>
+        <w:t xml:space="preserve">The interest rate </w:t>
+      </w:r>
+      <w:r>
+        <w:rPr>
+          <w:i/>
+        </w:rPr>
+        <w:t>r</w:t>
+      </w:r>
+      <w:r>
+        <w:rPr>
+          <w:i/>
+          <w:vertAlign w:val="subscript"/>
+        </w:rPr>
+        <w:t>t</w:t>
+      </w:r>
+      <w:r>
+        <w:t xml:space="preserve"> has a different main property. It does not have the same steady upward trend as </w:t>
+      </w:r>
+      <w:r>
+        <w:rPr>
+          <w:i/>
+        </w:rPr>
+        <w:t>p</w:t>
+      </w:r>
+      <w:r>
+        <w:rPr>
+          <w:i/>
+          <w:vertAlign w:val="subscript"/>
+        </w:rPr>
+        <w:t>t</w:t>
+      </w:r>
+      <w:r>
+        <w:t xml:space="preserve">, </w:t>
+      </w:r>
+      <w:r>
+        <w:rPr>
+          <w:i/>
+        </w:rPr>
+        <w:t>y</w:t>
+      </w:r>
+      <w:r>
+        <w:rPr>
+          <w:i/>
+          <w:vertAlign w:val="subscript"/>
+        </w:rPr>
+        <w:t>t</w:t>
+      </w:r>
+      <w:r>
+        <w:t xml:space="preserve">, or </w:t>
+      </w:r>
+      <w:r>
+        <w:rPr>
+          <w:i/>
+        </w:rPr>
+        <w:t>c</w:t>
+      </w:r>
+      <w:r>
+        <w:rPr>
+          <w:i/>
+          <w:vertAlign w:val="subscript"/>
+        </w:rPr>
+        <w:t>t</w:t>
+      </w:r>
+      <w:r>
+        <w:t>. Instead, it is highly persistent and moves through long regimes: it rises into the late 1970s and early 1980s, declines over later decades, sits near zero through much of the 2010s, and rises again after 2021. Therefore, the evidence in the plot suggests persistence and possible regime change rather than deterministic trend growth.</w:t>
       </w:r>
     </w:p>
     <w:p>
@@ -685,7 +889,55 @@
     <w:p/>
     <w:p>
       <w:r>
-        <w:t>All three trend slopes are estimated precisely with very small standard errors, and the high R² values confirm that a simple linear trend accounts for most of the long-run variation in each log-level series.</w:t>
+        <w:t xml:space="preserve">These regressions estimate how much of the average movement in each log-level series can be captured by an intercept and a linear time trend. The estimated trend coefficients are positive for all three series: 0.010125 for </w:t>
+      </w:r>
+      <w:r>
+        <w:rPr>
+          <w:i/>
+        </w:rPr>
+        <w:t>p</w:t>
+      </w:r>
+      <w:r>
+        <w:rPr>
+          <w:i/>
+          <w:vertAlign w:val="subscript"/>
+        </w:rPr>
+        <w:t>t</w:t>
+      </w:r>
+      <w:r>
+        <w:t xml:space="preserve">, 0.004757 for </w:t>
+      </w:r>
+      <w:r>
+        <w:rPr>
+          <w:i/>
+        </w:rPr>
+        <w:t>y</w:t>
+      </w:r>
+      <w:r>
+        <w:rPr>
+          <w:i/>
+          <w:vertAlign w:val="subscript"/>
+        </w:rPr>
+        <w:t>t</w:t>
+      </w:r>
+      <w:r>
+        <w:t xml:space="preserve">, and 0.005305 for </w:t>
+      </w:r>
+      <w:r>
+        <w:rPr>
+          <w:i/>
+        </w:rPr>
+        <w:t>c</w:t>
+      </w:r>
+      <w:r>
+        <w:rPr>
+          <w:i/>
+          <w:vertAlign w:val="subscript"/>
+        </w:rPr>
+        <w:t>t</w:t>
+      </w:r>
+      <w:r>
+        <w:t>. The standard errors are small and the R² values are high, so the linear time trend captures a large part of the long-run movement in each log-level series.</w:t>
       </w:r>
     </w:p>
     <w:p>
@@ -842,12 +1094,48 @@
     </w:p>
     <w:p>
       <w:r>
-        <w:t>The trend regression and the mean of first differences measure average growth differently. The regression fits one straight line through the entire level series, while the mean of first differences just averages the quarter-to-quarter movements. For a difference-stationary series with a stable drift, the two approaches should produce similar numbers.</w:t>
+        <w:t xml:space="preserve">The simple rationale for undertaking the above estimations is that both exercises measure the average growth or drift in the process, but they do it in different ways. The trend coefficient </w:t>
+      </w:r>
+      <w:r>
+        <w:rPr>
+          <w:i/>
+        </w:rPr>
+        <w:t>δ̂</w:t>
+      </w:r>
+      <w:r>
+        <w:t xml:space="preserve"> from the regression of the log level on time measures the average slope of the log-level series over the full sample. The mean </w:t>
+      </w:r>
+      <w:r>
+        <w:rPr>
+          <w:i/>
+        </w:rPr>
+        <w:t>μ̂</w:t>
+      </w:r>
+      <w:r>
+        <w:t xml:space="preserve"> of the first difference measures the average quarter-to-quarter change in the log series. If a log-level process is well described as having a stochastic trend with a stable drift, these two estimates should be similar.</w:t>
       </w:r>
     </w:p>
     <w:p>
       <w:r>
-        <w:t xml:space="preserve">For </w:t>
+        <w:t xml:space="preserve">Based on this rationale, </w:t>
+      </w:r>
+      <w:r>
+        <w:rPr>
+          <w:i/>
+        </w:rPr>
+        <w:t>δ̂</w:t>
+      </w:r>
+      <w:r>
+        <w:t xml:space="preserve"> and </w:t>
+      </w:r>
+      <w:r>
+        <w:rPr>
+          <w:i/>
+        </w:rPr>
+        <w:t>μ̂</w:t>
+      </w:r>
+      <w:r>
+        <w:t xml:space="preserve"> are close for </w:t>
       </w:r>
       <w:r>
         <w:rPr>
@@ -879,7 +1167,7 @@
         <w:t>t</w:t>
       </w:r>
       <w:r>
-        <w:t xml:space="preserve"> they do. The estimated trend slope for </w:t>
+        <w:t xml:space="preserve">. For </w:t>
       </w:r>
       <w:r>
         <w:rPr>
@@ -895,13 +1183,13 @@
         <w:t>t</w:t>
       </w:r>
       <w:r>
-        <w:t xml:space="preserve"> is 0.004757, against a mean first difference of 0.004919. For </w:t>
+        <w:t xml:space="preserve">, the time trend coefficient is 0.004757 and the mean of </w:t>
       </w:r>
       <w:r>
         <w:rPr>
           <w:i/>
         </w:rPr>
-        <w:t>c</w:t>
+        <w:t>Δy</w:t>
       </w:r>
       <w:r>
         <w:rPr>
@@ -911,13 +1199,13 @@
         <w:t>t</w:t>
       </w:r>
       <w:r>
-        <w:t xml:space="preserve">, the corresponding values are 0.005305 and 0.005379. The gap is wider for </w:t>
+        <w:t xml:space="preserve"> is 0.004919. For </w:t>
       </w:r>
       <w:r>
         <w:rPr>
           <w:i/>
         </w:rPr>
-        <w:t>p</w:t>
+        <w:t>c</w:t>
       </w:r>
       <w:r>
         <w:rPr>
@@ -927,12 +1215,60 @@
         <w:t>t</w:t>
       </w:r>
       <w:r>
-        <w:t xml:space="preserve"> (0.010125 versus 0.009310), which is not particularly surprising: the inflation surge of the 1970s and the subsequent disinflation distort a straight line fitted through the full sample more than they distort a simple average of quarterly changes.</w:t>
+        <w:t xml:space="preserve">, the time trend coefficient is 0.005305 and the mean of </w:t>
+      </w:r>
+      <w:r>
+        <w:rPr>
+          <w:i/>
+        </w:rPr>
+        <w:t>Δc</w:t>
+      </w:r>
+      <w:r>
+        <w:rPr>
+          <w:i/>
+          <w:vertAlign w:val="subscript"/>
+        </w:rPr>
+        <w:t>t</w:t>
+      </w:r>
+      <w:r>
+        <w:t xml:space="preserve"> is 0.005379. These are very similar, so the regression trend and the average first difference are capturing almost the same average growth rate.</w:t>
       </w:r>
     </w:p>
     <w:p>
       <w:r>
-        <w:t>The similarity of the numbers across all three series supports a difference-stationary reading. The regression forces a single linear path through 260 observations, which will always differ somewhat from period-by-period averaging. Even so, the close correspondence suggests the level series are driven by stochastic trends and stabilise after differencing. While this falls short of a formal unit-root test, it provides reasonable grounds for working with the differenced series in the ARIMA exercises that follow.</w:t>
+        <w:t xml:space="preserve">For </w:t>
+      </w:r>
+      <w:r>
+        <w:rPr>
+          <w:i/>
+        </w:rPr>
+        <w:t>p</w:t>
+      </w:r>
+      <w:r>
+        <w:rPr>
+          <w:i/>
+          <w:vertAlign w:val="subscript"/>
+        </w:rPr>
+        <w:t>t</w:t>
+      </w:r>
+      <w:r>
+        <w:t xml:space="preserve">, the time trend coefficient is 0.010125 and the mean of </w:t>
+      </w:r>
+      <w:r>
+        <w:rPr>
+          <w:i/>
+        </w:rPr>
+        <w:t>Δp</w:t>
+      </w:r>
+      <w:r>
+        <w:rPr>
+          <w:i/>
+          <w:vertAlign w:val="subscript"/>
+        </w:rPr>
+        <w:t>t</w:t>
+      </w:r>
+      <w:r>
+        <w:t xml:space="preserve"> is 0.009310. The difference is larger, but the estimates are still of the same order. The reason the gap is larger is that inflation does not follow one smooth linear path over the full sample: the high-inflation period of the 1970s and early 1980s and the later disinflation affect the fitted straight-line trend. Overall, the comparison supports the view that the log-level variables contain stochastic trends and become much more stable after differencing.</w:t>
       </w:r>
     </w:p>
     <w:p>
@@ -958,7 +1294,7 @@
     </w:p>
     <w:p>
       <w:r>
-        <w:t xml:space="preserve">A broad grid of ARIMA(p,d,q) models was estimated for </w:t>
+        <w:t xml:space="preserve">Question 2 asks for the three best ARIMA(p,d,q) models for inflation, </w:t>
       </w:r>
       <w:r>
         <w:rPr>
@@ -974,7 +1310,7 @@
         <w:t>t</w:t>
       </w:r>
       <w:r>
-        <w:t xml:space="preserve"> and </w:t>
+        <w:t xml:space="preserve">, and interest rates, </w:t>
       </w:r>
       <w:r>
         <w:rPr>
@@ -990,36 +1326,12 @@
         <w:t>t</w:t>
       </w:r>
       <w:r>
-        <w:t xml:space="preserve"> over the full 1959Q1–2023Q4 sample, with </w:t>
-      </w:r>
-      <w:r>
-        <w:rPr>
-          <w:i/>
-        </w:rPr>
-        <w:t>p, q</w:t>
-      </w:r>
-      <w:r>
-        <w:t xml:space="preserve"> ranging from 0 to 10 and </w:t>
-      </w:r>
-      <w:r>
-        <w:rPr>
-          <w:i/>
-        </w:rPr>
-        <w:t>d ∈ {0,1}</w:t>
-      </w:r>
-      <w:r>
-        <w:t>. Candidate models were ranked by AIC and BIC, then screened using the Ljung-Box test at 12 lags. Any specification leaving clear residual autocorrelation was excluded.</w:t>
+        <w:t>, using data only up to 2023Q4. I therefore treated 2024 and 2025 as the holdout period and estimated ARIMA models only on the 1959Q1-2023Q4 sample. Candidate models were ranked using AIC and BIC and then checked using the Ljung-Box test at 12 lags. A model was treated as adequate only if it did not leave clear residual autocorrelation.</w:t>
       </w:r>
     </w:p>
     <w:p>
       <w:r>
-        <w:rPr>
-          <w:b/>
-        </w:rPr>
-        <w:t>Inflation</w:t>
-      </w:r>
-      <w:r>
-        <w:t xml:space="preserve"> (</w:t>
+        <w:t xml:space="preserve">For inflation, </w:t>
       </w:r>
       <w:r>
         <w:rPr>
@@ -1035,23 +1347,7 @@
         <w:t>t</w:t>
       </w:r>
       <w:r>
-        <w:t xml:space="preserve">): Unit root testing and the exploratory plots both support treating </w:t>
-      </w:r>
-      <w:r>
-        <w:rPr>
-          <w:i/>
-        </w:rPr>
-        <w:t>Δp</w:t>
-      </w:r>
-      <w:r>
-        <w:rPr>
-          <w:i/>
-          <w:vertAlign w:val="subscript"/>
-        </w:rPr>
-        <w:t>t</w:t>
-      </w:r>
-      <w:r>
-        <w:t xml:space="preserve"> as stationary, so </w:t>
+        <w:t xml:space="preserve"> already behaves like a stationary series in the plots, so the inflation models were estimated with </w:t>
       </w:r>
       <w:r>
         <w:rPr>
@@ -1060,7 +1356,7 @@
         <w:t>d = 0</w:t>
       </w:r>
       <w:r>
-        <w:t xml:space="preserve"> throughout. The three best-performing adequate specifications are:</w:t>
+        <w:t>. The three best adequate inflation models are:</w:t>
       </w:r>
     </w:p>
     <w:tbl>
@@ -1259,18 +1555,12 @@
     <w:p/>
     <w:p>
       <w:r>
-        <w:t>All three capture the short-run dynamics of quarterly inflation reasonably well. ARIMA(3,0,3) is selected as the primary model: it has the lowest AIC and BIC in the set while passing the residual diagnostic screen.</w:t>
+        <w:t>These results support the choice of ARIMA(3,0,3), ARIMA(1,0,6), and ARIMA(5,0,6) as the three inflation models. ARIMA(3,0,3) is the preferred inflation model because it has the lowest AIC and BIC among these adequate models and its Ljung-Box p-value is above 0.05.</w:t>
       </w:r>
     </w:p>
     <w:p>
       <w:r>
-        <w:rPr>
-          <w:b/>
-        </w:rPr>
-        <w:t>Interest rates</w:t>
-      </w:r>
-      <w:r>
-        <w:t xml:space="preserve"> (</w:t>
+        <w:t xml:space="preserve">For interest rates, </w:t>
       </w:r>
       <w:r>
         <w:rPr>
@@ -1286,7 +1576,7 @@
         <w:t>t</w:t>
       </w:r>
       <w:r>
-        <w:t xml:space="preserve">): The level plot for </w:t>
+        <w:t xml:space="preserve"> is highly persistent but does not show steady trend growth in the same way as the log-level macro variables. The full grid included both level and differenced specifications. Some differenced specifications had slightly lower AIC values, but the reported interest-rate models are the best adequate level specifications because they match the visual interpretation of </w:t>
       </w:r>
       <w:r>
         <w:rPr>
@@ -1302,23 +1592,7 @@
         <w:t>t</w:t>
       </w:r>
       <w:r>
-        <w:t xml:space="preserve"> suggests long swings and slow adjustment rather than steady trend growth, so both stationary and differenced specifications were considered. The full grid included some differenced specifications with slightly lower AIC values, but the level models were retained for the report because they match the visual interpretation of </w:t>
-      </w:r>
-      <w:r>
-        <w:rPr>
-          <w:i/>
-        </w:rPr>
-        <w:t>r</w:t>
-      </w:r>
-      <w:r>
-        <w:rPr>
-          <w:i/>
-          <w:vertAlign w:val="subscript"/>
-        </w:rPr>
-        <w:t>t</w:t>
-      </w:r>
-      <w:r>
-        <w:t xml:space="preserve"> as highly persistent without steady growth. Among the adequate level specifications, the three strongest candidates are:</w:t>
+        <w:t xml:space="preserve"> as persistent without deterministic growth. The three reported interest-rate models are:</w:t>
       </w:r>
     </w:p>
     <w:tbl>
@@ -1561,7 +1835,7 @@
     <w:p/>
     <w:p>
       <w:r>
-        <w:t>ARIMA(4,0,6) is retained as the benchmark given its lowest AIC among adequate level candidates and clean residual diagnostics. Since part (b) only asks for inflation forecasts, the interest-rate models are included to complete the selection exercise rather than to produce their own forecast set.</w:t>
+        <w:t>These results support ARIMA(4,0,6) as the interest-rate benchmark among the adequate level models. It has the lowest AIC in this reported set and passes the residual autocorrelation check. The interest-rate models are not used for the forecast exercise because Question 2(b) asks only for inflation forecasts.</w:t>
       </w:r>
     </w:p>
     <w:p>
@@ -2401,7 +2675,23 @@
     <w:p/>
     <w:p>
       <w:r>
-        <w:t>Across all three models, quarterly inflation gradually converges back toward a similar long-run mean. ARIMA(3,0,3) holds close to 0.0088–0.0089 throughout the horizon. ARIMA(1,0,6) sits a touch lower in the early quarters before converging. ARIMA(5,0,6) produces the lowest near-term forecasts of the three, though it too settles toward a similar level by 2025.</w:t>
+        <w:t xml:space="preserve">The table and Figure 3 answer Question 2(b) by using each of the three inflation models to forecast </w:t>
+      </w:r>
+      <w:r>
+        <w:rPr>
+          <w:i/>
+        </w:rPr>
+        <w:t>Δp</w:t>
+      </w:r>
+      <w:r>
+        <w:rPr>
+          <w:i/>
+          <w:vertAlign w:val="subscript"/>
+        </w:rPr>
+        <w:t>t</w:t>
+      </w:r>
+      <w:r>
+        <w:t xml:space="preserve"> for 2024 and 2025. The ARIMA(3,0,3) forecasts stay close to 0.0088-0.0089 across the eight-quarter horizon. ARIMA(1,0,6) gives slightly lower forecasts in the early quarters, and ARIMA(5,0,6) gives the lowest near-term forecasts. By 2025, all three models forecast inflation close to the same long-run level.</w:t>
       </w:r>
     </w:p>
     <w:p>
@@ -2414,17 +2704,17 @@
     </w:p>
     <w:p>
       <w:r>
-        <w:t>Inflation forecasts matter for policy because spending and investment decisions are made based on where prices are expected to go, not where they are today. Central banks use forward-looking inflation estimates when calibrating interest rates. Fiscal authorities need them to assess real spending levels, tax revenues, and the real burden of debt.</w:t>
+        <w:t>These inflation forecasts may be useful for policy because policy decisions are forward looking. A central bank sets interest rates based on where inflation is expected to go, not only on current inflation. Fiscal authorities also need expected inflation when thinking about real spending, tax revenue, and the real value of debt.</w:t>
       </w:r>
     </w:p>
     <w:p>
       <w:r>
-        <w:t>Two types of uncertainty are worth distinguishing here. Innovation uncertainty arises from unpredictable future shocks, and it is the reason forecast intervals widen as the horizon extends. Model uncertainty is separate: the three specifications do not produce identical forecasts, particularly in the near term, which shows how sensitive the path is to the choice of model. The reported confidence bands capture the first kind of uncertainty, conditional on a single model. The spread across all three models speaks more directly to the second.</w:t>
+        <w:t>The first source of uncertainty is shock uncertainty. Future shocks to inflation cannot be known in advance, which is why the forecast intervals widen as the forecast horizon gets longer. This is measured quantitatively by the 68% and 95% forecast intervals in the table. For example, the 95% interval for ARIMA(3,0,3) widens from 0.006158 to 0.011240 in 2024Q1 to -0.002857 to 0.020607 by 2025Q4.</w:t>
       </w:r>
     </w:p>
     <w:p>
       <w:r>
-        <w:t>Beyond both of these, all forecasts assume the historical inflation process continues to hold out of sample. If the economy enters a new regime, whether through a supply disruption, a policy shift, or something else entirely, the model-based intervals may not adequately capture the true range of outcomes. The 68% and 95% bands summarise uncertainty under the assumption that the selected model remains the right one going forward, which is worth keeping in mind when interpreting them.</w:t>
+        <w:t>The second source of uncertainty is model uncertainty. The three ARIMA models do not give exactly the same forecasts, especially in the early part of the horizon, so the policy conclusion depends partly on which adequate model is used. A third source is parameter or regime uncertainty: the forecasts assume the inflation process estimated up to 2023Q4 continues to apply in 2024 and 2025. If there is a policy change, supply shock, or regime shift, the model-based forecast intervals may understate the true uncertainty.</w:t>
       </w:r>
     </w:p>
     <w:p>
@@ -2567,13 +2857,13 @@
     </w:p>
     <w:p>
       <w:r>
-        <w:t xml:space="preserve">Actual quarterly inflation for 2024Q1–2025Q3 is computed as </w:t>
+        <w:t xml:space="preserve">Question 3 provides new values of </w:t>
       </w:r>
       <w:r>
         <w:rPr>
           <w:i/>
         </w:rPr>
-        <w:t>Δp</w:t>
+        <w:t>P</w:t>
       </w:r>
       <w:r>
         <w:rPr>
@@ -2583,10 +2873,13 @@
         <w:t>t</w:t>
       </w:r>
       <w:r>
+        <w:t xml:space="preserve"> for 2024Q1 to 2025Q3 and asks us to evaluate the relative forecast performance of the three inflation models. I first convert the new price-level data into actual quarterly inflation using </w:t>
+      </w:r>
+      <w:r>
         <w:rPr>
           <w:i/>
         </w:rPr>
-        <w:t xml:space="preserve"> = log(P</w:t>
+        <w:t>Δp</w:t>
       </w:r>
       <w:r>
         <w:rPr>
@@ -2599,6 +2892,19 @@
         <w:rPr>
           <w:i/>
         </w:rPr>
+        <w:t xml:space="preserve"> = log(P</w:t>
+      </w:r>
+      <w:r>
+        <w:rPr>
+          <w:i/>
+          <w:vertAlign w:val="subscript"/>
+        </w:rPr>
+        <w:t>t</w:t>
+      </w:r>
+      <w:r>
+        <w:rPr>
+          <w:i/>
+        </w:rPr>
         <w:t>) − log(P</w:t>
       </w:r>
       <w:r>
@@ -2615,7 +2921,7 @@
         <w:t>)</w:t>
       </w:r>
       <w:r>
-        <w:t xml:space="preserve">, anchored at </w:t>
+        <w:t xml:space="preserve">, with </w:t>
       </w:r>
       <w:r>
         <w:rPr>
@@ -2631,7 +2937,7 @@
         <w:t>2023Q4</w:t>
       </w:r>
       <w:r>
-        <w:t xml:space="preserve"> as the final in-sample observation.</w:t>
+        <w:t xml:space="preserve"> as the final in-sample price level.</w:t>
       </w:r>
     </w:p>
     <w:tbl>
@@ -3097,22 +3403,216 @@
     <w:p/>
     <w:p>
       <w:r>
-        <w:t>Question 3 asks for the three inflation forecasts from Question 2 to be evaluated against the realised inflation outcomes, so Figures 4-6 and the table above compare each forecast path with the actual series.</w:t>
+        <w:t>Figures 4-6 and the table compare each forecast path with the realised inflation outcomes. This directly evaluates the three models against the holdout data.</w:t>
+      </w:r>
+    </w:p>
+    <w:tbl>
+      <w:tblPr>
+        <w:tblStyle w:val="TableGrid"/>
+        <w:tblW w:type="auto" w:w="0"/>
+        <w:tblLook w:firstColumn="1" w:firstRow="1" w:lastColumn="0" w:lastRow="0" w:noHBand="0" w:noVBand="1" w:val="04A0"/>
+      </w:tblPr>
+      <w:tblGrid>
+        <w:gridCol w:w="2160"/>
+        <w:gridCol w:w="2160"/>
+        <w:gridCol w:w="2160"/>
+        <w:gridCol w:w="2160"/>
+      </w:tblGrid>
+      <w:tr>
+        <w:tc>
+          <w:tcPr>
+            <w:tcW w:type="dxa" w:w="2160"/>
+          </w:tcPr>
+          <w:p>
+            <w:r>
+              <w:rPr>
+                <w:b/>
+              </w:rPr>
+              <w:t>Model</w:t>
+            </w:r>
+          </w:p>
+        </w:tc>
+        <w:tc>
+          <w:tcPr>
+            <w:tcW w:type="dxa" w:w="2160"/>
+          </w:tcPr>
+          <w:p>
+            <w:r>
+              <w:rPr>
+                <w:b/>
+              </w:rPr>
+              <w:t>MSFE</w:t>
+            </w:r>
+          </w:p>
+        </w:tc>
+        <w:tc>
+          <w:tcPr>
+            <w:tcW w:type="dxa" w:w="2160"/>
+          </w:tcPr>
+          <w:p>
+            <w:r>
+              <w:rPr>
+                <w:b/>
+              </w:rPr>
+              <w:t>RMSFE</w:t>
+            </w:r>
+          </w:p>
+        </w:tc>
+        <w:tc>
+          <w:tcPr>
+            <w:tcW w:type="dxa" w:w="2160"/>
+          </w:tcPr>
+          <w:p>
+            <w:r>
+              <w:rPr>
+                <w:b/>
+              </w:rPr>
+              <w:t>MAE</w:t>
+            </w:r>
+          </w:p>
+        </w:tc>
+      </w:tr>
+      <w:tr>
+        <w:tc>
+          <w:tcPr>
+            <w:tcW w:type="dxa" w:w="2160"/>
+          </w:tcPr>
+          <w:p>
+            <w:r>
+              <w:t>ARIMA(3,0,3)</w:t>
+            </w:r>
+          </w:p>
+        </w:tc>
+        <w:tc>
+          <w:tcPr>
+            <w:tcW w:type="dxa" w:w="2160"/>
+          </w:tcPr>
+          <w:p>
+            <w:r>
+              <w:t>3.3983e-06</w:t>
+            </w:r>
+          </w:p>
+        </w:tc>
+        <w:tc>
+          <w:tcPr>
+            <w:tcW w:type="dxa" w:w="2160"/>
+          </w:tcPr>
+          <w:p>
+            <w:r>
+              <w:t>0.001843</w:t>
+            </w:r>
+          </w:p>
+        </w:tc>
+        <w:tc>
+          <w:tcPr>
+            <w:tcW w:type="dxa" w:w="2160"/>
+          </w:tcPr>
+          <w:p>
+            <w:r>
+              <w:t>0.001631</w:t>
+            </w:r>
+          </w:p>
+        </w:tc>
+      </w:tr>
+      <w:tr>
+        <w:tc>
+          <w:tcPr>
+            <w:tcW w:type="dxa" w:w="2160"/>
+          </w:tcPr>
+          <w:p>
+            <w:r>
+              <w:t>ARIMA(1,0,6)</w:t>
+            </w:r>
+          </w:p>
+        </w:tc>
+        <w:tc>
+          <w:tcPr>
+            <w:tcW w:type="dxa" w:w="2160"/>
+          </w:tcPr>
+          <w:p>
+            <w:r>
+              <w:t>1.9668e-06</w:t>
+            </w:r>
+          </w:p>
+        </w:tc>
+        <w:tc>
+          <w:tcPr>
+            <w:tcW w:type="dxa" w:w="2160"/>
+          </w:tcPr>
+          <w:p>
+            <w:r>
+              <w:t>0.001402</w:t>
+            </w:r>
+          </w:p>
+        </w:tc>
+        <w:tc>
+          <w:tcPr>
+            <w:tcW w:type="dxa" w:w="2160"/>
+          </w:tcPr>
+          <w:p>
+            <w:r>
+              <w:t>0.001208</w:t>
+            </w:r>
+          </w:p>
+        </w:tc>
+      </w:tr>
+      <w:tr>
+        <w:tc>
+          <w:tcPr>
+            <w:tcW w:type="dxa" w:w="2160"/>
+          </w:tcPr>
+          <w:p>
+            <w:r>
+              <w:t>ARIMA(5,0,6)</w:t>
+            </w:r>
+          </w:p>
+        </w:tc>
+        <w:tc>
+          <w:tcPr>
+            <w:tcW w:type="dxa" w:w="2160"/>
+          </w:tcPr>
+          <w:p>
+            <w:r>
+              <w:t>1.5590e-06</w:t>
+            </w:r>
+          </w:p>
+        </w:tc>
+        <w:tc>
+          <w:tcPr>
+            <w:tcW w:type="dxa" w:w="2160"/>
+          </w:tcPr>
+          <w:p>
+            <w:r>
+              <w:t>0.001249</w:t>
+            </w:r>
+          </w:p>
+        </w:tc>
+        <w:tc>
+          <w:tcPr>
+            <w:tcW w:type="dxa" w:w="2160"/>
+          </w:tcPr>
+          <w:p>
+            <w:r>
+              <w:t>0.000994</w:t>
+            </w:r>
+          </w:p>
+        </w:tc>
+      </w:tr>
+    </w:tbl>
+    <w:p/>
+    <w:p>
+      <w:r>
+        <w:t>All three models over-predict inflation across most of the 2024-2025Q3 period. This means the actual inflation values are usually below the forecast values. The common direction of the errors matters: it shows that all three models expected inflation to be more persistent than it actually was.</w:t>
       </w:r>
     </w:p>
     <w:p>
       <w:r>
-        <w:t>All three models over-predict inflation across most of the 2024–2025Q3 window. The actual values sit below each forecast path in nearly every quarter, so all three specifications expected inflation to be both higher and more persistent than it turned out to be.</w:t>
+        <w:t>The relative forecast performance is best for ARIMA(5,0,6), second best for ARIMA(1,0,6), and worst for ARIMA(3,0,3). ARIMA(5,0,6) tracks the actual path most closely, especially from 2024Q3 to 2025Q2. ARIMA(3,0,3) produces the highest forecasts and therefore the largest forecast errors. The important point is that the model with the best in-sample AIC and BIC is not the model with the best holdout performance.</w:t>
       </w:r>
     </w:p>
     <w:p>
       <w:r>
-        <w:t>Among the three, ARIMA(5,0,6) tracks the actual path most closely, particularly in 2024Q3 through 2025Q2. ARIMA(1,0,6) generally comes second, while ARIMA(3,0,3) produces the highest forecasts throughout and therefore the largest errors. Notably, the specification with the strongest in-sample fit by AIC and BIC is not the one that handles the out-of-sample disinflation best.</w:t>
-      </w:r>
-    </w:p>
-    <w:p>
-      <w:r>
-        <w:t>A reasonable interpretation is that inflation lost persistence after 2023 in a way the historical sample did not fully anticipate. All three models were trained on data that embedded a certain degree of inflationary momentum, and they projected that forward. The resulting errors are not scattered randomly across the models: they are systematic and shared, which points more toward a persistence problem or a mild regime change than to random model misspecification.</w:t>
+        <w:t>The reason is that the historical sample gave the models evidence of inflation persistence, and the models projected that persistence into the holdout period. Actual inflation fell more quickly than the models expected. Therefore, the forecast performance suggests a common persistence or regime problem after 2023 rather than a problem with only one specific ARIMA specification.</w:t>
       </w:r>
     </w:p>
     <w:p>
@@ -3185,7 +3685,7 @@
     </w:p>
     <w:p>
       <w:r>
-        <w:t xml:space="preserve">Following the question's specification, the real rate proxy is defined as </w:t>
+        <w:t xml:space="preserve">Question 4 asks for a proxy for the real interest rate, so I construct </w:t>
       </w:r>
       <w:r>
         <w:rPr>
@@ -3227,12 +3727,7 @@
         <w:t>t</w:t>
       </w:r>
       <w:r>
-        <w:t>. Over the sample it has a mean of around 4.34, a minimum near 0.01, and a maximum of about 15.03.</w:t>
-      </w:r>
-    </w:p>
-    <w:p>
-      <w:r>
-        <w:t xml:space="preserve">The plot reveals that </w:t>
+        <w:t xml:space="preserve"> using the full sample. Figure 7 plots this real interest-rate proxy. Over the sample, </w:t>
       </w:r>
       <w:r>
         <w:rPr>
@@ -3248,13 +3743,18 @@
         <w:t>t</w:t>
       </w:r>
       <w:r>
-        <w:t xml:space="preserve"> mostly tracks the nominal rate rather than inflation. Since </w:t>
+        <w:t xml:space="preserve"> has a mean of about 4.34, a minimum near 0.01, and a maximum of about 15.03.</w:t>
+      </w:r>
+    </w:p>
+    <w:p>
+      <w:r>
+        <w:t xml:space="preserve">The evidence in the plot suggests that the real interest rate is not much more stable than the nominal interest rate. It mostly tracks the slow-moving behaviour of </w:t>
       </w:r>
       <w:r>
         <w:rPr>
           <w:i/>
         </w:rPr>
-        <w:t>Δp</w:t>
+        <w:t>r</w:t>
       </w:r>
       <w:r>
         <w:rPr>
@@ -3264,13 +3764,13 @@
         <w:t>t</w:t>
       </w:r>
       <w:r>
-        <w:t xml:space="preserve"> is small relative to </w:t>
+        <w:t xml:space="preserve">, because quarterly inflation </w:t>
       </w:r>
       <w:r>
         <w:rPr>
           <w:i/>
         </w:rPr>
-        <w:t>r</w:t>
+        <w:t>Δp</w:t>
       </w:r>
       <w:r>
         <w:rPr>
@@ -3280,13 +3780,13 @@
         <w:t>t</w:t>
       </w:r>
       <w:r>
-        <w:t xml:space="preserve">, subtracting it shifts the level only modestly. The same slow-moving persistence that defines </w:t>
+        <w:t xml:space="preserve"> is small relative to the level of the nominal interest rate. The real rate rises into the early 1980s, declines over later decades, sits near zero through much of the 2010s, and then rises again. Compared with inflation, </w:t>
       </w:r>
       <w:r>
         <w:rPr>
           <w:i/>
         </w:rPr>
-        <w:t>r</w:t>
+        <w:t>rr</w:t>
       </w:r>
       <w:r>
         <w:rPr>
@@ -3296,7 +3796,23 @@
         <w:t>t</w:t>
       </w:r>
       <w:r>
-        <w:t xml:space="preserve"> shows up here too: the proxy builds into the early 1980s, falls gradually through the following decades, and settles near zero through much of the 2010s before rising again.</w:t>
+        <w:t xml:space="preserve"> is clearly more persistent and less centred around a stable short-run mean. Compared with </w:t>
+      </w:r>
+      <w:r>
+        <w:rPr>
+          <w:i/>
+        </w:rPr>
+        <w:t>r</w:t>
+      </w:r>
+      <w:r>
+        <w:rPr>
+          <w:i/>
+          <w:vertAlign w:val="subscript"/>
+        </w:rPr>
+        <w:t>t</w:t>
+      </w:r>
+      <w:r>
+        <w:t>, it is only modestly shifted by subtracting inflation.</w:t>
       </w:r>
     </w:p>
     <w:p>
@@ -3356,7 +3872,7 @@
     </w:p>
     <w:p>
       <w:r>
-        <w:t xml:space="preserve">The consumption ratio </w:t>
+        <w:t xml:space="preserve">Question 4 also asks for the consumption ratio, so I construct </w:t>
       </w:r>
       <w:r>
         <w:rPr>
@@ -3398,7 +3914,12 @@
         <w:t>t</w:t>
       </w:r>
       <w:r>
-        <w:t xml:space="preserve"> drifts upward across the sample, rising from around 0.590 in the early years to roughly 0.693 by 2023Q4. Short-run fluctuations are relatively contained. The main story is not volatility but the sustained long-run increase in consumption's share of GDP, which reflects household spending growing faster than output over the period.</w:t>
+        <w:t xml:space="preserve"> and plot it in Figure 8. The dominant feature of the plot is a long-run upward drift. The ratio rises from about 0.590 early in the sample to about 0.693 by 2023Q4, while short-run fluctuations are relatively small.</w:t>
+      </w:r>
+    </w:p>
+    <w:p>
+      <w:r>
+        <w:t>The economic interpretation is that real personal consumption expenditure has grown faster than real GDP per capita over the sample. In other words, consumption has become a larger share of output. This can be interpreted as a rising household consumption share and, equivalently, a lower share of output going to saving, investment, government spending, or net exports, depending on the broader national accounts context.</w:t>
       </w:r>
     </w:p>
     <w:p>
@@ -3411,7 +3932,7 @@
     </w:p>
     <w:p>
       <w:r>
-        <w:t xml:space="preserve">A model search over the proxy </w:t>
+        <w:t xml:space="preserve">For </w:t>
       </w:r>
       <w:r>
         <w:rPr>
@@ -3427,33 +3948,7 @@
         <w:t>t</w:t>
       </w:r>
       <w:r>
-        <w:rPr>
-          <w:i/>
-        </w:rPr>
-        <w:t xml:space="preserve"> = r</w:t>
-      </w:r>
-      <w:r>
-        <w:rPr>
-          <w:i/>
-          <w:vertAlign w:val="subscript"/>
-        </w:rPr>
-        <w:t>t</w:t>
-      </w:r>
-      <w:r>
-        <w:rPr>
-          <w:i/>
-        </w:rPr>
-        <w:t xml:space="preserve"> − Δp</w:t>
-      </w:r>
-      <w:r>
-        <w:rPr>
-          <w:i/>
-          <w:vertAlign w:val="subscript"/>
-        </w:rPr>
-        <w:t>t</w:t>
-      </w:r>
-      <w:r>
-        <w:t xml:space="preserve"> yields a differenced specification as the preferred choice rather than a stationary level model:</w:t>
+        <w:t>, the best adequate ARIMA(p,d,q) model from the search is:</w:t>
       </w:r>
     </w:p>
     <w:tbl>
@@ -3636,7 +4131,7 @@
     </w:p>
     <w:p>
       <w:r>
-        <w:t xml:space="preserve">This specification has the strongest information-criterion support among the adequate candidates and leaves no meaningful residual autocorrelation. The choice of </w:t>
+        <w:t xml:space="preserve">This model is adequate because it has strong information-criterion support and a Ljung-Box p-value of 0.9679, so there is no evidence of meaningful residual autocorrelation. The model captures the dominant features of the plot by using </w:t>
       </w:r>
       <w:r>
         <w:rPr>
@@ -3645,7 +4140,23 @@
         <w:t>d = 1</w:t>
       </w:r>
       <w:r>
-        <w:t xml:space="preserve"> also makes sense when looking at the plot: the proxy inherits a heavy low-frequency component from the nominal rate, and first differencing removes that slow-moving drift before the ARMA terms address the remaining short-run persistence and reversal. The very high Ljung-Box p-value reinforces that little autocorrelation is left in the residuals.</w:t>
+        <w:t xml:space="preserve"> to remove the slow-moving low-frequency behaviour in the real rate. After differencing, the AR and MA terms model the remaining short-run persistence and reversals. This is appropriate because the plot of </w:t>
+      </w:r>
+      <w:r>
+        <w:rPr>
+          <w:i/>
+        </w:rPr>
+        <w:t>rr</w:t>
+      </w:r>
+      <w:r>
+        <w:rPr>
+          <w:i/>
+          <w:vertAlign w:val="subscript"/>
+        </w:rPr>
+        <w:t>t</w:t>
+      </w:r>
+      <w:r>
+        <w:t xml:space="preserve"> is dominated by persistence inherited from the nominal interest rate.</w:t>
       </w:r>
     </w:p>
     <w:p>
@@ -3658,34 +4169,23 @@
     </w:p>
     <w:p>
       <w:r>
-        <w:t xml:space="preserve">The model search covers </w:t>
+        <w:t xml:space="preserve">For </w:t>
       </w:r>
       <w:r>
         <w:rPr>
           <w:i/>
         </w:rPr>
-        <w:t>d ∈ {0,1}</w:t>
-      </w:r>
-      <w:r>
-        <w:t xml:space="preserve"> and </w:t>
+        <w:t>cy</w:t>
       </w:r>
       <w:r>
         <w:rPr>
           <w:i/>
+          <w:vertAlign w:val="subscript"/>
         </w:rPr>
-        <w:t>p, q = 0,...,6</w:t>
-      </w:r>
-      <w:r>
-        <w:t xml:space="preserve">, evaluated on AIC, BIC, and residual diagnostics. Unlike the interest-rate proxy, the consumption ratio shows no sign of stabilising around a fixed level, which makes </w:t>
-      </w:r>
-      <w:r>
-        <w:rPr>
-          <w:i/>
-        </w:rPr>
-        <w:t>d = 1</w:t>
-      </w:r>
-      <w:r>
-        <w:t xml:space="preserve"> the more defensible choice. The selected model is:</w:t>
+        <w:t>t</w:t>
+      </w:r>
+      <w:r>
+        <w:t>, the best adequate ARIMA(p,d,q) model from the search is:</w:t>
       </w:r>
     </w:p>
     <w:tbl>
@@ -3868,7 +4368,16 @@
     </w:p>
     <w:p>
       <w:r>
-        <w:t>The model combines strong information-criterion support with clean residual diagnostics. The small positive drift picks up the average quarterly increase in the consumption share, while the AR and MA terms capture the remaining short-run persistence in the differenced series.</w:t>
+        <w:t xml:space="preserve">This model is adequate because it has strong information-criterion support and a Ljung-Box p-value of 0.7626. It captures the dominant feature of the plot by using </w:t>
+      </w:r>
+      <w:r>
+        <w:rPr>
+          <w:i/>
+        </w:rPr>
+        <w:t>d = 1</w:t>
+      </w:r>
+      <w:r>
+        <w:t>, which is appropriate because the consumption ratio does not appear to stabilise around a fixed level. The positive drift term captures the average upward movement in the consumption share, while the AR and MA terms capture short-run movements around that upward path.</w:t>
       </w:r>
     </w:p>
     <w:p>
@@ -3881,12 +4390,44 @@
     </w:p>
     <w:p>
       <w:r>
-        <w:t>Real rate forecasts are useful because capital allocation and borrowing decisions respond to real financing costs, not nominal ones. From a monetary policy standpoint, the question is whether real rates are moving in a restrictive or accommodative direction and how quickly. The ARIMA model captures the persistence in the proxy and can provide a guide to how gradually real financing conditions are likely to evolve.</w:t>
+        <w:t xml:space="preserve">The real-rate model may be useful for policy because real borrowing costs matter for consumption, investment, and monetary transmission. A nominal interest rate is not enough by itself: policy makers need to know whether the real cost of borrowing is high or low after accounting for inflation. Since the ARIMA model captures the persistence in </w:t>
+      </w:r>
+      <w:r>
+        <w:rPr>
+          <w:i/>
+        </w:rPr>
+        <w:t>rr</w:t>
+      </w:r>
+      <w:r>
+        <w:rPr>
+          <w:i/>
+          <w:vertAlign w:val="subscript"/>
+        </w:rPr>
+        <w:t>t</w:t>
+      </w:r>
+      <w:r>
+        <w:t>, it can help describe whether real financing conditions are likely to remain restrictive or accommodative.</w:t>
       </w:r>
     </w:p>
     <w:p>
       <w:r>
-        <w:t>The consumption-ratio model is relevant to both monetary and fiscal authorities. A rising consumption share signals strong household demand and a falling saving rate. Fiscal policy makers need to account for this when modelling how households will respond to changes in taxes or transfers. On the monetary side, a high consumption share may imply greater sensitivity to interest-rate changes in aggregate demand, which would affect how much work a given rate move is likely to do.</w:t>
+        <w:t xml:space="preserve">The consumption-ratio model may be useful for policy because the consumption share is directly related to aggregate demand. A rising </w:t>
+      </w:r>
+      <w:r>
+        <w:rPr>
+          <w:i/>
+        </w:rPr>
+        <w:t>cy</w:t>
+      </w:r>
+      <w:r>
+        <w:rPr>
+          <w:i/>
+          <w:vertAlign w:val="subscript"/>
+        </w:rPr>
+        <w:t>t</w:t>
+      </w:r>
+      <w:r>
+        <w:t xml:space="preserve"> means consumption is becoming a larger part of output, so household behaviour becomes especially important for forecasting demand. Fiscal policy makers can use this information when thinking about tax and transfer policy, while monetary policy makers can use it when thinking about how interest-rate changes affect household spending.</w:t>
       </w:r>
     </w:p>
     <w:p>
@@ -3912,7 +4453,16 @@
     </w:p>
     <w:p>
       <w:r>
-        <w:t xml:space="preserve">Daily returns are constructed as </w:t>
+        <w:t xml:space="preserve">Question 5 asks us to construct </w:t>
+      </w:r>
+      <w:r>
+        <w:rPr>
+          <w:i/>
+        </w:rPr>
+        <w:t>100</w:t>
+      </w:r>
+      <w:r>
+        <w:t xml:space="preserve"> times the log-difference of each exchange rate. I therefore define daily returns as </w:t>
       </w:r>
       <w:r>
         <w:rPr>
@@ -3969,7 +4519,7 @@
         <w:t>j ∈ {CNY, USD, TWI, SDR}</w:t>
       </w:r>
       <w:r>
-        <w:t>, as required in the question.</w:t>
+        <w:t>. The sample variances of these return series are:</w:t>
       </w:r>
     </w:p>
     <w:tbl>
@@ -4102,12 +4652,28 @@
     <w:p/>
     <w:p>
       <w:r>
-        <w:t>Sample variance here estimates the unconditional variance of each return series and summarises average return variability over the full sample. The ranking runs SDR &gt; USD &gt; CNY &gt; TWI, making SDR the most volatile on average and TWI the least.</w:t>
+        <w:t xml:space="preserve">The sample variance </w:t>
+      </w:r>
+      <w:r>
+        <w:rPr>
+          <w:i/>
+        </w:rPr>
+        <w:t>σ̂²</w:t>
+      </w:r>
+      <w:r>
+        <w:rPr>
+          <w:i/>
+          <w:vertAlign w:val="subscript"/>
+        </w:rPr>
+        <w:t>j,sample</w:t>
+      </w:r>
+      <w:r>
+        <w:t xml:space="preserve"> estimates the unconditional variance of each return process over the sample. The ranking is SDR &gt; USD &gt; CNY &gt; TWI. This means SDR has the highest average return variability, USD is very close behind, CNY is lower, and TWI has the lowest average variability.</w:t>
       </w:r>
     </w:p>
     <w:p>
       <w:r>
-        <w:t>Taken at face value, TWI returns were the smoothest over the period while USD and SDR were the most variable. A basket-index structure plausibly explains some of TWI's low variance through diversification, and a managed exchange-rate regime plausibly explains some of CNY's relatively contained variation, though neither of these is established by the variance estimates themselves. The statistics speak to the average volatility ranking only, not to its structural causes, and they say nothing about whether volatility was stable across the sample or concentrated in particular episodes.</w:t>
+        <w:t>The brief interpretation is that TWI is the smoothest exchange-rate return series in the sample, while USD and SDR are the most variable. This is economically plausible because TWI and SDR are basket-type measures, although the sample variance alone does not prove the structural reason. The sample variance also does not tell us whether volatility is constant over time; it only summarises the average variability over the whole sample.</w:t>
       </w:r>
     </w:p>
     <w:p>
@@ -4167,7 +4733,7 @@
     </w:p>
     <w:p>
       <w:r>
-        <w:t xml:space="preserve">The absolute-return plots for </w:t>
+        <w:t xml:space="preserve">Question 5(b) asks what the plot of </w:t>
       </w:r>
       <w:r>
         <w:rPr>
@@ -4189,12 +4755,28 @@
         <w:t>|</w:t>
       </w:r>
       <w:r>
-        <w:t xml:space="preserve"> show pronounced volatility clustering across all four currencies, particularly around March 2020 and in later parts of the sample. Large absolute returns tend to cluster together, as do quiet periods. All four series spike simultaneously at the onset of COVID-19, which is the most visible common feature across the plots.</w:t>
+        <w:t xml:space="preserve"> suggests for modelling </w:t>
+      </w:r>
+      <w:r>
+        <w:rPr>
+          <w:i/>
+        </w:rPr>
+        <w:t>e</w:t>
+      </w:r>
+      <w:r>
+        <w:rPr>
+          <w:i/>
+          <w:vertAlign w:val="subscript"/>
+        </w:rPr>
+        <w:t>j,t</w:t>
+      </w:r>
+      <w:r>
+        <w:t>. Figure 9 shows clear volatility clustering in all four return series. Large absolute returns tend to be followed by other large absolute returns, and quiet periods tend to be followed by other quiet periods. The most obvious common spike occurs around March 2020.</w:t>
       </w:r>
     </w:p>
     <w:p>
       <w:r>
-        <w:t>This kind of clustering is not what would be expected under an iid constant-variance process. Sustained bursts of high or low activity across many consecutive observations point instead to time-varying conditional volatility, which is precisely the feature that GARCH-type models aim to capture.</w:t>
+        <w:t>This pattern suggests that a constant-variance model would be inadequate. If the returns were iid with constant variance, the absolute returns would not show long clusters of high and low volatility. The plot therefore provides visual evidence for time-varying conditional volatility, which is exactly the feature that GARCH models are designed to capture.</w:t>
       </w:r>
     </w:p>
     <w:p>
@@ -4220,7 +4802,7 @@
     </w:p>
     <w:p>
       <w:r>
-        <w:t>Before fitting a variance model, the Engle ARCH LM test with 10 lags was applied to each return series:</w:t>
+        <w:t>Question 6 asks for the best adequate ARMA(p,q)-GARCH(p_sigma,q_sigma) model for each return series, with diagnostics and discussion of testing for GARCH effects. Before fitting the GARCH models, I tested for GARCH effects by applying the Engle ARCH LM test with 10 lags and the Ljung-Box test on squared returns:</w:t>
       </w:r>
     </w:p>
     <w:tbl>
@@ -4461,7 +5043,7 @@
     <w:p/>
     <w:p>
       <w:r>
-        <w:t xml:space="preserve">Both tests reject constant variance very strongly for every series. The p-values are recorded as </w:t>
+        <w:t xml:space="preserve">Both tests give very strong evidence of GARCH effects for every return series. The p-values are reported as </w:t>
       </w:r>
       <w:r>
         <w:rPr>
@@ -4470,7 +5052,7 @@
         <w:t>p &lt; 1e-15</w:t>
       </w:r>
       <w:r>
-        <w:t xml:space="preserve"> because they are numerically indistinguishable from zero rather than literally equal to it. A constant-variance model is clearly not adequate for any of the four currencies, and GARCH-type modelling is well justified.</w:t>
+        <w:t xml:space="preserve"> because they are numerically indistinguishable from zero. This means the null of no ARCH effects or no autocorrelation in squared returns is rejected. Therefore, a constant-variance model is not adequate, and it is appropriate to use ARMA-GARCH models.</w:t>
       </w:r>
     </w:p>
     <w:p>
@@ -4483,22 +5065,13 @@
     </w:p>
     <w:p>
       <w:r>
-        <w:t xml:space="preserve">A small ARMA grid was estimated for each return series to pin down sensible low-order mean dynamics before the conditional variance was modelled jointly. For USD, TWI, and SDR, the mean equations from that preliminary step carried through to the final ARMA-GARCH specifications unchanged. CNY was an exception: adding one extra MA term in the joint estimation improved the fit, so the final mean equation for CNY is </w:t>
+        <w:t xml:space="preserve">The model selection first considered the mean equation, because the ARMA part should remove predictable movement in the conditional mean before the GARCH part models conditional volatility. A small ARMA grid was estimated for each return series. For USD, TWI, and SDR, the preliminary mean equations carried through to the final ARMA-GARCH specifications. CNY was the exception: allowing one extra MA term improved the joint model, so the final mean equation for CNY is </w:t>
       </w:r>
       <w:r>
         <w:rPr>
           <w:i/>
         </w:rPr>
         <w:t>ARMA(2,3)</w:t>
-      </w:r>
-      <w:r>
-        <w:t xml:space="preserve"> rather than the preliminary </w:t>
-      </w:r>
-      <w:r>
-        <w:rPr>
-          <w:i/>
-        </w:rPr>
-        <w:t>ARMA(2,2)</w:t>
       </w:r>
       <w:r>
         <w:t>.</w:t>
@@ -4599,7 +5172,7 @@
     </w:p>
     <w:p>
       <w:r>
-        <w:t xml:space="preserve">A broad range of </w:t>
+        <w:t xml:space="preserve">A range of </w:t>
       </w:r>
       <w:r>
         <w:rPr>
@@ -4634,7 +5207,7 @@
         <w:t>igma)</w:t>
       </w:r>
       <w:r>
-        <w:t xml:space="preserve"> models was estimated for each currency, allowing </w:t>
+        <w:t xml:space="preserve"> models was then estimated for each currency. The variance orders allowed </w:t>
       </w:r>
       <w:r>
         <w:rPr>
@@ -4653,7 +5226,16 @@
         <w:rPr>
           <w:i/>
         </w:rPr>
-        <w:t>igma, q</w:t>
+        <w:t>igma</w:t>
+      </w:r>
+      <w:r>
+        <w:t xml:space="preserve"> and </w:t>
+      </w:r>
+      <w:r>
+        <w:rPr>
+          <w:i/>
+        </w:rPr>
+        <w:t>q</w:t>
       </w:r>
       <w:r>
         <w:rPr>
@@ -4669,16 +5251,7 @@
         <w:t>igma</w:t>
       </w:r>
       <w:r>
-        <w:t xml:space="preserve"> up to 4 and considering Normal, Student-t, and skewed-Student-t error distributions. To remain consistent with the question's framing, all final specifications use symmetric </w:t>
-      </w:r>
-      <w:r>
-        <w:rPr>
-          <w:i/>
-        </w:rPr>
-        <w:t>GARCH</w:t>
-      </w:r>
-      <w:r>
-        <w:t xml:space="preserve"> rather than asymmetric extensions. Model selection balanced three criteria:</w:t>
+        <w:t xml:space="preserve"> up to 4, and Normal, Student-t, and skewed-Student-t errors were considered. To keep the final answer aligned with the question's ARMA-GARCH wording, the reported final specifications use symmetric GARCH models rather than asymmetric extensions. The selected model had to satisfy three criteria:</w:t>
       </w:r>
     </w:p>
     <w:p>
@@ -4686,7 +5259,7 @@
         <w:pStyle w:val="ListBullet"/>
       </w:pPr>
       <w:r>
-        <w:t>low information criteria, with particular weight on BIC;</w:t>
+        <w:t>low AIC and BIC, with particular weight on BIC;</w:t>
       </w:r>
     </w:p>
     <w:p>
@@ -4694,7 +5267,7 @@
         <w:pStyle w:val="ListBullet"/>
       </w:pPr>
       <w:r>
-        <w:t>no remaining serial correlation in standardised residuals;</w:t>
+        <w:t>no important remaining autocorrelation in standardised residuals;</w:t>
       </w:r>
     </w:p>
     <w:p>
@@ -4702,7 +5275,7 @@
         <w:pStyle w:val="ListBullet"/>
       </w:pPr>
       <w:r>
-        <w:t>no material remaining ARCH effects in squared standardised residuals, and persistence strictly below one so the long-run variance in Question 7 is well defined.</w:t>
+        <w:t>no important remaining autocorrelation in squared standardised residuals, with volatility persistence below one so the unconditional variance in Question 7 is well defined.</w:t>
       </w:r>
     </w:p>
     <w:p>
@@ -5650,7 +6223,7 @@
     <w:p/>
     <w:p>
       <w:r>
-        <w:t>Across all four currencies, the ARCH and GARCH coefficients sum to values close to one, reflecting highly persistent conditional volatility. Persistence stays below one in every case, which is what allows the long-run variance calculations in Question 7 to go through.</w:t>
+        <w:t>These are the estimated final models. The ARCH and GARCH coefficients are the key variance-equation terms. Across all four currencies, the ARCH and GARCH coefficients sum to values close to one, so volatility is highly persistent. However, persistence remains below one in every case, which is important because it means the unconditional variance can be computed in Question 7.</w:t>
       </w:r>
     </w:p>
     <w:p>
@@ -5850,48 +6423,12 @@
     <w:p/>
     <w:p>
       <w:r>
-        <w:t xml:space="preserve">All four models pass the Ljung-Box check on standardised residuals, indicating adequate mean equations. The squared-residual tests also pass at the 5% level for all currencies. TWI and SDR clear both comfortably, and the revised CNY specification performs better than earlier iterations. USD remains the most borderline case under the symmetric Normal GARCH constraint. Heavier-tailed symmetric alternatives were considered, but despite better information criteria they left noticeably stronger ARCH effects in the residuals. Asymmetric specifications like </w:t>
-      </w:r>
-      <w:r>
-        <w:rPr>
-          <w:i/>
-        </w:rPr>
-        <w:t>gjrGARCH</w:t>
-      </w:r>
-      <w:r>
-        <w:t xml:space="preserve"> improved the USD diagnostics further, but are not reported given the question is framed specifically around </w:t>
-      </w:r>
-      <w:r>
-        <w:rPr>
-          <w:i/>
-        </w:rPr>
-        <w:t>ARMA-GARCH</w:t>
-      </w:r>
-      <w:r>
-        <w:t xml:space="preserve">. Under that constraint, </w:t>
-      </w:r>
-      <w:r>
-        <w:rPr>
-          <w:i/>
-        </w:rPr>
-        <w:t>ARMA(0,0)-GARCH(3,3)</w:t>
-      </w:r>
-      <w:r>
-        <w:t xml:space="preserve"> remains the most defensible USD choice.</w:t>
+        <w:t>The diagnostics show that the final models are adequate for the purpose of this question. The Ljung-Box p-values on standardised residuals are above 0.05 for all four currencies, so the mean equations do not leave important serial correlation. The Ljung-Box p-values on squared standardised residuals are also above 0.05 using the reported course-style diagnostic, so the variance equations remove the main volatility clustering. USD is the most borderline case, with a squared-residual p-value of 0.0509, but it still passes this diagnostic at the 5% level under the symmetric Normal GARCH specification.</w:t>
       </w:r>
     </w:p>
     <w:p>
       <w:r>
-        <w:t xml:space="preserve">Accordingly, the four specifications reported above are the final set of best adequate symmetric </w:t>
-      </w:r>
-      <w:r>
-        <w:rPr>
-          <w:i/>
-        </w:rPr>
-        <w:t>ARMA-GARCH</w:t>
-      </w:r>
-      <w:r>
-        <w:t xml:space="preserve"> models for Question 6.</w:t>
+        <w:t>Accordingly, the four specifications reported above are the final best adequate symmetric ARMA-GARCH models for Question 6.</w:t>
       </w:r>
     </w:p>
     <w:p>
@@ -6060,7 +6597,7 @@
     </w:p>
     <w:p>
       <w:r>
-        <w:t>All four conditional volatility series spike sharply around the COVID-19 shock in March 2020 and then decay slowly. TWI is the smoothest and least reactive throughout, while USD and SDR show the largest and most prolonged volatility bursts. This is consistent with the sample-variance evidence from Question 5 and reinforces the view that TWI is the most stable of the four return series.</w:t>
+        <w:t>Figures 10-13 plot the estimated volatility for each process. The plots show that conditional volatility is not constant. All four volatility series spike around the COVID-19 shock in March 2020 and then decay gradually. TWI has the smoothest and least reactive estimated volatility, while USD and SDR show larger volatility bursts. This agrees with the sample-variance evidence from Question 5.</w:t>
       </w:r>
     </w:p>
     <w:p>
@@ -6078,7 +6615,23 @@
     </w:p>
     <w:p>
       <w:r>
-        <w:t>For the symmetric GARCH models from Question 6, the unconditional variance exists when:</w:t>
+        <w:t xml:space="preserve">Question 7 asks whether it is possible to compute the model-implied unconditional variance </w:t>
+      </w:r>
+      <w:r>
+        <w:rPr>
+          <w:i/>
+        </w:rPr>
+        <w:t>σ̂²</w:t>
+      </w:r>
+      <w:r>
+        <w:rPr>
+          <w:i/>
+          <w:vertAlign w:val="subscript"/>
+        </w:rPr>
+        <w:t>j,model</w:t>
+      </w:r>
+      <w:r>
+        <w:t xml:space="preserve"> from the ARMA-GARCH models in Question 6 and to compare it with the sample variance from Question 5. For the symmetric GARCH models used here, the unconditional variance exists when:</w:t>
       </w:r>
     </w:p>
     <w:p>
@@ -6120,7 +6673,7 @@
     </w:p>
     <w:p>
       <w:r>
-        <w:t>When that condition holds, the unconditional variance is given by:</w:t>
+        <w:t>If this condition holds, the model-implied unconditional variance is:</w:t>
       </w:r>
     </w:p>
     <w:p>
@@ -6182,7 +6735,7 @@
     </w:p>
     <w:p>
       <w:r>
-        <w:t>Applying this to each fitted model:</w:t>
+        <w:t>Applying this formula to each fitted model gives:</w:t>
       </w:r>
     </w:p>
     <w:tbl>
@@ -6477,12 +7030,12 @@
     <w:p/>
     <w:p>
       <w:r>
-        <w:t>Persistence is below one in all four cases, so each currency has a finite unconditional variance. The values are still high, especially for USD and SDR, meaning volatility shocks take quite a while to decay even though the long-run variance is well defined.</w:t>
+        <w:t>It is possible to compute the unconditional variance for all four currencies because persistence is below one in every case. This means none of the selected GARCH models implies an infinite unconditional variance. The persistence values are still high, especially for USD and SDR, so volatility shocks are expected to decay slowly even though the long-run variance is finite.</w:t>
       </w:r>
     </w:p>
     <w:p>
       <w:r>
-        <w:t>Comparing the model-implied variances with the sample variances from Question 5 gives a useful cross-check. For CNY and TWI, the GARCH-implied variance comes in below the raw sample figure, which is consistent with stress episodes temporarily inflating observed variability. For USD and SDR the two numbers are nearly identical, suggesting the GARCH dynamics closely replicate average volatility for those currencies. The volatility ranking from Question 5 is unchanged: TWI is still the least volatile series and USD and SDR the most volatile.</w:t>
+        <w:t>Compared with the sample variances from Question 5, the model-implied variances are very similar. For CNY, the model variance is 0.3179 compared with a sample variance of 0.3369. For USD, the two are almost identical: 0.4383 and 0.4381. For TWI, the model variance is 0.2476 compared with 0.2675. For SDR, the model variance is 0.4526 compared with 0.4492. The ranking is therefore almost unchanged: TWI remains the least volatile, while USD and SDR remain the most volatile.</w:t>
       </w:r>
     </w:p>
     <w:p>
@@ -6500,7 +7053,7 @@
     </w:p>
     <w:p>
       <w:r>
-        <w:t xml:space="preserve">The probability that the daily return falls below 0.01% on 13/01/2026 and 14/01/2026 is computed from the one-step-ahead and two-step-ahead conditional forecasts of the ARMA-GARCH models selected in Question 6. Returns are defined as </w:t>
+        <w:t xml:space="preserve">Question 8 asks for the probability of a return less than 0.01% for each currency on 13/01/2026 and 14/01/2026, and then asks how this information would be used in risk management. The probabilities are computed from the one-step-ahead and two-step-ahead forecasts of the ARMA-GARCH models selected in Question 6. Since the returns are defined as </w:t>
       </w:r>
       <w:r>
         <w:rPr>
@@ -6548,7 +7101,7 @@
         <w:t>)</w:t>
       </w:r>
       <w:r>
-        <w:t>, placing them directly in percentage units, so the threshold of 0.01% corresponds to the value 0.01. All four models use Normal errors, so the Normal CDF applies.</w:t>
+        <w:t>, they are already in percentage units. Therefore, the threshold 0.01% is entered as 0.01 in the probability calculation. All four selected models use Normal errors, so the Normal CDF is used.</w:t>
       </w:r>
     </w:p>
     <w:tbl>
@@ -6987,12 +7540,12 @@
     <w:p/>
     <w:p>
       <w:r>
-        <w:t>Every probability exceeds 0.5. This follows directly from the structure of the calculation: the threshold is close to zero and the conditional mean is negative for all four currencies on both days. When the forecast mean sits below zero, the majority of the Normal distribution falls below a near-zero threshold by construction.</w:t>
+        <w:t>All probabilities are greater than 0.5. This occurs because the threshold of 0.01 is close to zero and the forecast means are negative for all currencies on both days. When the forecast mean is below zero, more than half of the Normal forecast distribution lies below a near-zero positive threshold.</w:t>
       </w:r>
     </w:p>
     <w:p>
       <w:r>
-        <w:t xml:space="preserve">From a downside-risk perspective, a lower probability is preferable because it indicates a smaller chance of earning below the 0.01% threshold. On </w:t>
+        <w:t xml:space="preserve">For risk management, the relevant interpretation is that a lower probability is preferred because it means a lower chance of earning less than 0.01%. On </w:t>
       </w:r>
       <w:r>
         <w:rPr>
@@ -7001,7 +7554,7 @@
         <w:t>13 January 2026</w:t>
       </w:r>
       <w:r>
-        <w:t xml:space="preserve">, the ranking from lowest to highest downside risk is CNY (0.5128), TWI (0.5131), USD (0.5172), SDR (0.5234). On </w:t>
+        <w:t xml:space="preserve">, the ranking from lowest to highest downside risk is CNY (0.5128), TWI (0.5131), USD (0.5172), and SDR (0.5234). On </w:t>
       </w:r>
       <w:r>
         <w:rPr>
@@ -7010,21 +7563,21 @@
         <w:t>14 January 2026</w:t>
       </w:r>
       <w:r>
-        <w:t>, it becomes CNY (0.5108), TWI (0.5122), SDR (0.5122, marginally above TWI at full precision), USD (0.5160).</w:t>
+        <w:t>, the ranking is CNY (0.5108), TWI (0.5122), SDR (0.5122, marginally above TWI at full precision), and USD (0.5160).</w:t>
       </w:r>
     </w:p>
     <w:p>
       <w:r>
-        <w:t xml:space="preserve">CNY leads on both dates. Its forecast mean is closer to zero than the others, and its conditional volatility stays moderate relative to USD and SDR. TWI remains attractive given its low volatility, but the full forecast distribution gives CNY the edge. The implication for a risk-averse investor seeking to minimise the probability of falling below 0.01% is clear: </w:t>
+        <w:t xml:space="preserve">Based on this risk-management criterion, </w:t>
       </w:r>
       <w:r>
         <w:rPr>
           <w:b/>
         </w:rPr>
-        <w:t>CNY is the preferred currency for both dates</w:t>
-      </w:r>
-      <w:r>
-        <w:t>. More broadly, this illustrates why conditional risk measures carry more information than unconditional variance summaries. The preferred asset is determined by the joint behaviour of the forecast mean and forecast variance, not by average sample volatility alone.</w:t>
+        <w:t>CNY is the preferred currency on both dates</w:t>
+      </w:r>
+      <w:r>
+        <w:t>. It has the lowest probability of falling below the 0.01% threshold on 13/01/2026 and 14/01/2026. TWI is also attractive because it has low volatility, but the full forecast distribution gives CNY the lower downside probability. This shows why the investment decision should use both the conditional mean and the conditional volatility, not only the unconditional variance from Question 5.</w:t>
       </w:r>
     </w:p>
     <w:sectPr>
